--- a/index.docx
+++ b/index.docx
@@ -63,7 +63,7 @@
         <w:pStyle w:val="Date"/>
       </w:pPr>
       <w:r>
-        <w:t xml:space="preserve">2025-12-19</w:t>
+        <w:t xml:space="preserve">2026-02-19</w:t>
       </w:r>
     </w:p>
     <w:p>
@@ -82,7 +82,7 @@
         <w:t xml:space="preserve">The One Health approach promotes collaboration across disciplines to enhance the health of humans, animals, plants, and the environment. The Quadripartite organizations, which include the Food and Agriculture Organization of the United Nations (FAO), the United Nations Environment Programme (UNEP), the World Organisation for Animal Health (WOAH), and the World Health Organization (WHO), developed the One Health Joint Plan of Action (OH JPA) to support countries in achieving One Health. This plan consists of six action tracks, each consisting of a set of actions for implementing One Health. By requiring knowledge on zoonotic diseases (tracks 2 and 3), food and agriculture (track 4), antimicrobial resistance (track 5), and environmental health (track 6), most of these tracks directly concern biodiversity. However, there are currently no indicators for monitoring the OH JPA. Our research examines the extent to which all six tracks are covered by the Kunming-Montreal Global Biodiversity Framework (KM-GBF) of the Convention on Biological Diversity (CBD), which contains many indicators at the intersection of biodiversity and health. We assessed (1) the link between each indicator of the KM-GBF and human, animal, plant, and environmental health and (2) the usability of these indicators for monitoring One Health actions. We found that 75% of indicators are associated with health, and that a similar proportion can be used for monitoring One Health actions. Overall, our work aims to strengthen collaboration between the CBD Secretariat and the Quadripartite Organizations by highlighting the need for shared data, policy, and governance practices.</w:t>
       </w:r>
     </w:p>
-    <w:bookmarkStart w:id="20" w:name="introduction"/>
+    <w:bookmarkStart w:id="9" w:name="introduction"/>
     <w:p>
       <w:pPr>
         <w:pStyle w:val="Heading1"/>
@@ -379,8 +379,8 @@
         <w:t xml:space="preserve">Reduces the workload on countries</w:t>
       </w:r>
     </w:p>
-    <w:bookmarkEnd w:id="20"/>
-    <w:bookmarkStart w:id="23" w:name="evaluation-of-indicators"/>
+    <w:bookmarkEnd w:id="9"/>
+    <w:bookmarkStart w:id="12" w:name="evaluation-of-indicators"/>
     <w:p>
       <w:pPr>
         <w:pStyle w:val="Heading1"/>
@@ -449,7 +449,7 @@
         <w:t xml:space="preserve">Finding a consensus between the evaluators</w:t>
       </w:r>
     </w:p>
-    <w:bookmarkStart w:id="21" w:name="Xa564c09e8d7498e3a035af3484b9f0f5e6b6686"/>
+    <w:bookmarkStart w:id="10" w:name="Xa564c09e8d7498e3a035af3484b9f0f5e6b6686"/>
     <w:p>
       <w:pPr>
         <w:pStyle w:val="Heading2"/>
@@ -842,8 +842,8 @@
         <w:t xml:space="preserve">Environmental health include wildlife health</w:t>
       </w:r>
     </w:p>
-    <w:bookmarkEnd w:id="21"/>
-    <w:bookmarkStart w:id="22" w:name="X53a00511f5f2aab6d4f9b0c330174cbc7ed2097"/>
+    <w:bookmarkEnd w:id="10"/>
+    <w:bookmarkStart w:id="11" w:name="X53a00511f5f2aab6d4f9b0c330174cbc7ed2097"/>
     <w:p>
       <w:pPr>
         <w:pStyle w:val="Heading2"/>
@@ -924,9 +924,9 @@
         <w:t xml:space="preserve">Not usable indicators need to be greatly modified before being used to monitor the actions in the action track, or they monitor something outside the scope of the action track</w:t>
       </w:r>
     </w:p>
-    <w:bookmarkEnd w:id="22"/>
-    <w:bookmarkEnd w:id="23"/>
-    <w:bookmarkStart w:id="27" w:name="Xd59da50f184346f7876d068f9895741f18a0fbf"/>
+    <w:bookmarkEnd w:id="11"/>
+    <w:bookmarkEnd w:id="12"/>
+    <w:bookmarkStart w:id="16" w:name="Xd59da50f184346f7876d068f9895741f18a0fbf"/>
     <w:p>
       <w:pPr>
         <w:pStyle w:val="Heading1"/>
@@ -981,6 +981,1289 @@
       </w:pPr>
       <w:r>
         <w:t xml:space="preserve">Examples of indicator linked with human, animal, plant, and environmental health</w:t>
+      </w:r>
+    </w:p>
+    <w:p>
+      <w:pPr>
+        <w:pStyle w:val="CaptionedFigure"/>
+      </w:pPr>
+      <w:r>
+        <w:drawing>
+          <wp:inline>
+            <wp:extent cx="5334000" cy="4000500"/>
+            <wp:effectExtent b="0" l="0" r="0" t="0"/>
+            <wp:docPr descr="Figure caption." title="" id="14" name="Picture"/>
+            <a:graphic>
+              <a:graphicData uri="http://schemas.openxmlformats.org/drawingml/2006/picture">
+                <pic:pic>
+                  <pic:nvPicPr>
+                    <pic:cNvPr descr="figures/link_health.png" id="15" name="Picture"/>
+                    <pic:cNvPicPr>
+                      <a:picLocks noChangeArrowheads="1" noChangeAspect="1"/>
+                    </pic:cNvPicPr>
+                  </pic:nvPicPr>
+                  <pic:blipFill>
+                    <a:blip r:embed="rId13"/>
+                    <a:stretch>
+                      <a:fillRect/>
+                    </a:stretch>
+                  </pic:blipFill>
+                  <pic:spPr bwMode="auto">
+                    <a:xfrm>
+                      <a:off x="0" y="0"/>
+                      <a:ext cx="5334000" cy="4000500"/>
+                    </a:xfrm>
+                    <a:prstGeom prst="rect">
+                      <a:avLst/>
+                    </a:prstGeom>
+                    <a:noFill/>
+                    <a:ln w="9525">
+                      <a:noFill/>
+                      <a:headEnd/>
+                      <a:tailEnd/>
+                    </a:ln>
+                  </pic:spPr>
+                </pic:pic>
+              </a:graphicData>
+            </a:graphic>
+          </wp:inline>
+        </w:drawing>
+      </w:r>
+    </w:p>
+    <w:p>
+      <w:pPr>
+        <w:pStyle w:val="ImageCaption"/>
+      </w:pPr>
+      <w:r>
+        <w:t xml:space="preserve">Figure caption.</w:t>
+      </w:r>
+    </w:p>
+    <w:p>
+      <w:pPr>
+        <w:pStyle w:val="Compact"/>
+        <w:numPr>
+          <w:ilvl w:val="0"/>
+          <w:numId w:val="1027"/>
+        </w:numPr>
+      </w:pPr>
+      <w:r>
+        <w:t xml:space="preserve">Link between biodiversity and health</w:t>
+      </w:r>
+    </w:p>
+    <w:p>
+      <w:pPr>
+        <w:pStyle w:val="Compact"/>
+        <w:numPr>
+          <w:ilvl w:val="1"/>
+          <w:numId w:val="1028"/>
+        </w:numPr>
+      </w:pPr>
+      <w:r>
+        <w:t xml:space="preserve">The state of biodiversity impacts health</w:t>
+      </w:r>
+    </w:p>
+    <w:p>
+      <w:pPr>
+        <w:pStyle w:val="Compact"/>
+        <w:numPr>
+          <w:ilvl w:val="1"/>
+          <w:numId w:val="1028"/>
+        </w:numPr>
+      </w:pPr>
+      <w:r>
+        <w:t xml:space="preserve">Ecosystem services benefit health</w:t>
+      </w:r>
+    </w:p>
+    <w:p>
+      <w:pPr>
+        <w:pStyle w:val="Compact"/>
+        <w:numPr>
+          <w:ilvl w:val="1"/>
+          <w:numId w:val="1028"/>
+        </w:numPr>
+      </w:pPr>
+      <w:r>
+        <w:t xml:space="preserve">Biodiversity and health have similar pressures</w:t>
+      </w:r>
+    </w:p>
+    <w:p>
+      <w:pPr>
+        <w:pStyle w:val="Compact"/>
+        <w:numPr>
+          <w:ilvl w:val="1"/>
+          <w:numId w:val="1028"/>
+        </w:numPr>
+      </w:pPr>
+      <w:r>
+        <w:t xml:space="preserve">Biodiversity and health are protected with similar actions</w:t>
+      </w:r>
+    </w:p>
+    <w:bookmarkEnd w:id="16"/>
+    <w:bookmarkStart w:id="27" w:name="Xe0174d29bd397db265675cd2e1acc67451b4773"/>
+    <w:p>
+      <w:pPr>
+        <w:pStyle w:val="Heading1"/>
+      </w:pPr>
+      <w:r>
+        <w:t xml:space="preserve">Usability of indicators for monitoring the OH JPA</w:t>
+      </w:r>
+    </w:p>
+    <w:p>
+      <w:pPr>
+        <w:pStyle w:val="Compact"/>
+        <w:numPr>
+          <w:ilvl w:val="0"/>
+          <w:numId w:val="1029"/>
+        </w:numPr>
+      </w:pPr>
+      <w:r>
+        <w:t xml:space="preserve">Most indicators can be used to monitor the OH JPA</w:t>
+      </w:r>
+    </w:p>
+    <w:p>
+      <w:pPr>
+        <w:pStyle w:val="Compact"/>
+        <w:numPr>
+          <w:ilvl w:val="1"/>
+          <w:numId w:val="1030"/>
+        </w:numPr>
+      </w:pPr>
+      <w:r>
+        <w:t xml:space="preserve">How many indicators for each action track?</w:t>
+      </w:r>
+    </w:p>
+    <w:p>
+      <w:pPr>
+        <w:pStyle w:val="Compact"/>
+        <w:numPr>
+          <w:ilvl w:val="1"/>
+          <w:numId w:val="1030"/>
+        </w:numPr>
+      </w:pPr>
+      <w:r>
+        <w:t xml:space="preserve">Description of Table 1</w:t>
+      </w:r>
+    </w:p>
+    <w:p>
+      <w:pPr>
+        <w:pStyle w:val="Compact"/>
+        <w:numPr>
+          <w:ilvl w:val="1"/>
+          <w:numId w:val="1030"/>
+        </w:numPr>
+      </w:pPr>
+      <w:r>
+        <w:t xml:space="preserve">Description of Figure 2</w:t>
+      </w:r>
+    </w:p>
+    <w:p>
+      <w:pPr>
+        <w:pStyle w:val="Compact"/>
+        <w:numPr>
+          <w:ilvl w:val="1"/>
+          <w:numId w:val="1030"/>
+        </w:numPr>
+      </w:pPr>
+      <w:r>
+        <w:t xml:space="preserve">Importance of directly reusing indicators</w:t>
+      </w:r>
+    </w:p>
+    <w:p>
+      <w:pPr>
+        <w:pStyle w:val="Compact"/>
+        <w:numPr>
+          <w:ilvl w:val="1"/>
+          <w:numId w:val="1030"/>
+        </w:numPr>
+      </w:pPr>
+      <w:r>
+        <w:t xml:space="preserve">Indicators usable after adaptation are based on similar and robust methodologies, which minimizing training requirements</w:t>
+      </w:r>
+    </w:p>
+    <w:p>
+      <w:pPr>
+        <w:pStyle w:val="CaptionedFigure"/>
+      </w:pPr>
+      <w:r>
+        <w:drawing>
+          <wp:inline>
+            <wp:extent cx="5334000" cy="4000500"/>
+            <wp:effectExtent b="0" l="0" r="0" t="0"/>
+            <wp:docPr descr="Figure caption." title="" id="18" name="Picture"/>
+            <a:graphic>
+              <a:graphicData uri="http://schemas.openxmlformats.org/drawingml/2006/picture">
+                <pic:pic>
+                  <pic:nvPicPr>
+                    <pic:cNvPr descr="figures/usability_all.png" id="19" name="Picture"/>
+                    <pic:cNvPicPr>
+                      <a:picLocks noChangeArrowheads="1" noChangeAspect="1"/>
+                    </pic:cNvPicPr>
+                  </pic:nvPicPr>
+                  <pic:blipFill>
+                    <a:blip r:embed="rId17"/>
+                    <a:stretch>
+                      <a:fillRect/>
+                    </a:stretch>
+                  </pic:blipFill>
+                  <pic:spPr bwMode="auto">
+                    <a:xfrm>
+                      <a:off x="0" y="0"/>
+                      <a:ext cx="5334000" cy="4000500"/>
+                    </a:xfrm>
+                    <a:prstGeom prst="rect">
+                      <a:avLst/>
+                    </a:prstGeom>
+                    <a:noFill/>
+                    <a:ln w="9525">
+                      <a:noFill/>
+                      <a:headEnd/>
+                      <a:tailEnd/>
+                    </a:ln>
+                  </pic:spPr>
+                </pic:pic>
+              </a:graphicData>
+            </a:graphic>
+          </wp:inline>
+        </w:drawing>
+      </w:r>
+    </w:p>
+    <w:p>
+      <w:pPr>
+        <w:pStyle w:val="ImageCaption"/>
+      </w:pPr>
+      <w:r>
+        <w:t xml:space="preserve">Figure caption.</w:t>
+      </w:r>
+    </w:p>
+    <w:tbl>
+      <w:tblPr>
+        <w:tblStyle w:val="Table"/>
+        <w:tblW w:type="pct" w:w="5000"/>
+        <w:tblLayout w:type="fixed"/>
+        <w:tblLook w:firstRow="0" w:lastRow="0" w:firstColumn="0" w:lastColumn="0" w:noHBand="0" w:noVBand="0" w:val="0000"/>
+      </w:tblPr>
+      <w:tblGrid>
+        <w:gridCol w:w="7920"/>
+      </w:tblGrid>
+      <w:tr>
+        <w:tc>
+          <w:tcPr/>
+          <w:bookmarkStart w:id="20" w:name="tbl-letters"/>
+          <w:p>
+            <w:pPr>
+              <w:jc w:val="center"/>
+            </w:pPr>
+            <w:pPr>
+              <w:jc w:val="left"/>
+              <w:spacing w:before="200"/>
+              <w:pStyle w:val="ImageCaption"/>
+            </w:pPr>
+            <w:r>
+              <w:t xml:space="preserve">Table 1: Table caption</w:t>
+            </w:r>
+          </w:p>
+          <w:tbl>
+            <w:tblPr>
+              <w:tblStyle w:val="Table"/>
+              <w:tblW w:type="pct" w:w="5000"/>
+              <w:tblLayout w:type="fixed"/>
+              <w:tblLook w:firstRow="1" w:lastRow="0" w:firstColumn="0" w:lastColumn="0" w:noHBand="0" w:noVBand="0" w:val="0020"/>
+            </w:tblPr>
+            <w:tblGrid>
+              <w:gridCol w:w="6048"/>
+              <w:gridCol w:w="864"/>
+              <w:gridCol w:w="1007"/>
+            </w:tblGrid>
+            <w:tr>
+              <w:trPr>
+                <w:tblHeader w:val="on"/>
+              </w:trPr>
+              <w:tc>
+                <w:tcPr/>
+                <w:p>
+                  <w:pPr>
+                    <w:pStyle w:val="Compact"/>
+                    <w:jc w:val="left"/>
+                    <w:jc w:val="center"/>
+                  </w:pPr>
+                  <w:r>
+                    <w:t xml:space="preserve">Action</w:t>
+                  </w:r>
+                </w:p>
+              </w:tc>
+              <w:tc>
+                <w:tcPr/>
+                <w:p>
+                  <w:pPr>
+                    <w:pStyle w:val="Compact"/>
+                    <w:jc w:val="right"/>
+                    <w:jc w:val="center"/>
+                  </w:pPr>
+                  <w:r>
+                    <w:t xml:space="preserve">Directly usable</w:t>
+                  </w:r>
+                </w:p>
+              </w:tc>
+              <w:tc>
+                <w:tcPr/>
+                <w:p>
+                  <w:pPr>
+                    <w:pStyle w:val="Compact"/>
+                    <w:jc w:val="right"/>
+                    <w:jc w:val="center"/>
+                  </w:pPr>
+                  <w:r>
+                    <w:t xml:space="preserve">Usable after adaptation</w:t>
+                  </w:r>
+                </w:p>
+              </w:tc>
+            </w:tr>
+            <w:tr>
+              <w:tc>
+                <w:tcPr/>
+                <w:p>
+                  <w:pPr>
+                    <w:pStyle w:val="Compact"/>
+                    <w:jc w:val="left"/>
+                    <w:jc w:val="center"/>
+                  </w:pPr>
+                  <w:r>
+                    <w:t xml:space="preserve">1.1 Establish the foundations for One Health capacities</w:t>
+                  </w:r>
+                </w:p>
+              </w:tc>
+              <w:tc>
+                <w:tcPr/>
+                <w:p>
+                  <w:pPr>
+                    <w:pStyle w:val="Compact"/>
+                    <w:jc w:val="right"/>
+                    <w:jc w:val="center"/>
+                  </w:pPr>
+                  <w:r>
+                    <w:t xml:space="preserve">30</w:t>
+                  </w:r>
+                </w:p>
+              </w:tc>
+              <w:tc>
+                <w:tcPr/>
+                <w:p>
+                  <w:pPr>
+                    <w:pStyle w:val="Compact"/>
+                    <w:jc w:val="right"/>
+                    <w:jc w:val="center"/>
+                  </w:pPr>
+                  <w:r>
+                    <w:t xml:space="preserve">5</w:t>
+                  </w:r>
+                </w:p>
+              </w:tc>
+            </w:tr>
+            <w:tr>
+              <w:tc>
+                <w:tcPr/>
+                <w:p>
+                  <w:pPr>
+                    <w:pStyle w:val="Compact"/>
+                    <w:jc w:val="left"/>
+                    <w:jc w:val="center"/>
+                  </w:pPr>
+                  <w:r>
+                    <w:t xml:space="preserve">1.2 Generate mechanisms, tools, and capacities to establish a One Health competent workforce and the frameworks/processes to facilitate One Health work</w:t>
+                  </w:r>
+                </w:p>
+              </w:tc>
+              <w:tc>
+                <w:tcPr/>
+                <w:p>
+                  <w:pPr>
+                    <w:pStyle w:val="Compact"/>
+                    <w:jc w:val="right"/>
+                    <w:jc w:val="center"/>
+                  </w:pPr>
+                  <w:r>
+                    <w:t xml:space="preserve">8</w:t>
+                  </w:r>
+                </w:p>
+              </w:tc>
+              <w:tc>
+                <w:tcPr/>
+                <w:p>
+                  <w:pPr>
+                    <w:pStyle w:val="Compact"/>
+                    <w:jc w:val="right"/>
+                    <w:jc w:val="center"/>
+                  </w:pPr>
+                  <w:r>
+                    <w:t xml:space="preserve">50</w:t>
+                  </w:r>
+                </w:p>
+              </w:tc>
+            </w:tr>
+            <w:tr>
+              <w:tc>
+                <w:tcPr/>
+                <w:p>
+                  <w:pPr>
+                    <w:pStyle w:val="Compact"/>
+                    <w:jc w:val="left"/>
+                    <w:jc w:val="center"/>
+                  </w:pPr>
+                  <w:r>
+                    <w:t xml:space="preserve">1.3 Generate an enabling environment for the effective implementation of One Health</w:t>
+                  </w:r>
+                </w:p>
+              </w:tc>
+              <w:tc>
+                <w:tcPr/>
+                <w:p>
+                  <w:pPr>
+                    <w:pStyle w:val="Compact"/>
+                    <w:jc w:val="right"/>
+                    <w:jc w:val="center"/>
+                  </w:pPr>
+                  <w:r>
+                    <w:t xml:space="preserve">8</w:t>
+                  </w:r>
+                </w:p>
+              </w:tc>
+              <w:tc>
+                <w:tcPr/>
+                <w:p>
+                  <w:pPr>
+                    <w:pStyle w:val="Compact"/>
+                    <w:jc w:val="right"/>
+                    <w:jc w:val="center"/>
+                  </w:pPr>
+                  <w:r>
+                    <w:t xml:space="preserve">6</w:t>
+                  </w:r>
+                </w:p>
+              </w:tc>
+            </w:tr>
+            <w:tr>
+              <w:tc>
+                <w:tcPr/>
+                <w:p>
+                  <w:pPr>
+                    <w:pStyle w:val="Compact"/>
+                    <w:jc w:val="left"/>
+                    <w:jc w:val="center"/>
+                  </w:pPr>
+                  <w:r>
+                    <w:t xml:space="preserve">2.1 Understand the drivers of emergence, spillover, and spread of zoonotic pathogens</w:t>
+                  </w:r>
+                </w:p>
+              </w:tc>
+              <w:tc>
+                <w:tcPr/>
+                <w:p>
+                  <w:pPr>
+                    <w:pStyle w:val="Compact"/>
+                    <w:jc w:val="right"/>
+                    <w:jc w:val="center"/>
+                  </w:pPr>
+                  <w:r>
+                    <w:t xml:space="preserve">16</w:t>
+                  </w:r>
+                </w:p>
+              </w:tc>
+              <w:tc>
+                <w:tcPr/>
+                <w:p>
+                  <w:pPr>
+                    <w:pStyle w:val="Compact"/>
+                    <w:jc w:val="right"/>
+                    <w:jc w:val="center"/>
+                  </w:pPr>
+                  <w:r>
+                    <w:t xml:space="preserve">27</w:t>
+                  </w:r>
+                </w:p>
+              </w:tc>
+            </w:tr>
+            <w:tr>
+              <w:tc>
+                <w:tcPr/>
+                <w:p>
+                  <w:pPr>
+                    <w:pStyle w:val="Compact"/>
+                    <w:jc w:val="left"/>
+                    <w:jc w:val="center"/>
+                  </w:pPr>
+                  <w:r>
+                    <w:t xml:space="preserve">2.2 Identify and prioritize targeted, evidence-based upstream interventions to prevent the emergence, spillover, and spread of zoonotic pathogens</w:t>
+                  </w:r>
+                </w:p>
+              </w:tc>
+              <w:tc>
+                <w:tcPr/>
+                <w:p>
+                  <w:pPr>
+                    <w:pStyle w:val="Compact"/>
+                    <w:jc w:val="right"/>
+                    <w:jc w:val="center"/>
+                  </w:pPr>
+                  <w:r>
+                    <w:t xml:space="preserve">7</w:t>
+                  </w:r>
+                </w:p>
+              </w:tc>
+              <w:tc>
+                <w:tcPr/>
+                <w:p>
+                  <w:pPr>
+                    <w:pStyle w:val="Compact"/>
+                    <w:jc w:val="right"/>
+                    <w:jc w:val="center"/>
+                  </w:pPr>
+                  <w:r>
+                    <w:t xml:space="preserve">6</w:t>
+                  </w:r>
+                </w:p>
+              </w:tc>
+            </w:tr>
+            <w:tr>
+              <w:tc>
+                <w:tcPr/>
+                <w:p>
+                  <w:pPr>
+                    <w:pStyle w:val="Compact"/>
+                    <w:jc w:val="left"/>
+                    <w:jc w:val="center"/>
+                  </w:pPr>
+                  <w:r>
+                    <w:t xml:space="preserve">2.3 Strengthen national, regional, and global One Health surveillance, early warning, and response systems</w:t>
+                  </w:r>
+                </w:p>
+              </w:tc>
+              <w:tc>
+                <w:tcPr/>
+                <w:p>
+                  <w:pPr>
+                    <w:pStyle w:val="Compact"/>
+                    <w:jc w:val="right"/>
+                    <w:jc w:val="center"/>
+                  </w:pPr>
+                  <w:r>
+                    <w:t xml:space="preserve">17</w:t>
+                  </w:r>
+                </w:p>
+              </w:tc>
+              <w:tc>
+                <w:tcPr/>
+                <w:p>
+                  <w:pPr>
+                    <w:pStyle w:val="Compact"/>
+                    <w:jc w:val="right"/>
+                    <w:jc w:val="center"/>
+                  </w:pPr>
+                  <w:r>
+                    <w:t xml:space="preserve">30</w:t>
+                  </w:r>
+                </w:p>
+              </w:tc>
+            </w:tr>
+            <w:tr>
+              <w:tc>
+                <w:tcPr/>
+                <w:p>
+                  <w:pPr>
+                    <w:pStyle w:val="Compact"/>
+                    <w:jc w:val="left"/>
+                    <w:jc w:val="center"/>
+                  </w:pPr>
+                  <w:r>
+                    <w:t xml:space="preserve">3.1 Enable countries to develop and implement community-centric and risk-based solutions to endemic zoonotic, neglected tropical, and vector-borne disease control using a One Health approach involving all relevant stakeholders</w:t>
+                  </w:r>
+                </w:p>
+              </w:tc>
+              <w:tc>
+                <w:tcPr/>
+                <w:p>
+                  <w:pPr>
+                    <w:pStyle w:val="Compact"/>
+                    <w:jc w:val="right"/>
+                    <w:jc w:val="center"/>
+                  </w:pPr>
+                  <w:r>
+                    <w:t xml:space="preserve">3</w:t>
+                  </w:r>
+                </w:p>
+              </w:tc>
+              <w:tc>
+                <w:tcPr/>
+                <w:p>
+                  <w:pPr>
+                    <w:pStyle w:val="Compact"/>
+                    <w:jc w:val="right"/>
+                    <w:jc w:val="center"/>
+                  </w:pPr>
+                  <w:r>
+                    <w:t xml:space="preserve">14</w:t>
+                  </w:r>
+                </w:p>
+              </w:tc>
+            </w:tr>
+            <w:tr>
+              <w:tc>
+                <w:tcPr/>
+                <w:p>
+                  <w:pPr>
+                    <w:pStyle w:val="Compact"/>
+                    <w:jc w:val="left"/>
+                    <w:jc w:val="center"/>
+                  </w:pPr>
+                  <w:r>
+                    <w:t xml:space="preserve">3.2 Ensure the harmonized application of One Health principles at all levels by implementing practical measures to strengthen local, national, regional, and global policy frameworks for the control and prevention of endemic zoonotic, neglected tropical, and vector-borne diseases</w:t>
+                  </w:r>
+                </w:p>
+              </w:tc>
+              <w:tc>
+                <w:tcPr/>
+                <w:p>
+                  <w:pPr>
+                    <w:pStyle w:val="Compact"/>
+                    <w:jc w:val="right"/>
+                    <w:jc w:val="center"/>
+                  </w:pPr>
+                  <w:r>
+                    <w:t xml:space="preserve">18</w:t>
+                  </w:r>
+                </w:p>
+              </w:tc>
+              <w:tc>
+                <w:tcPr/>
+                <w:p>
+                  <w:pPr>
+                    <w:pStyle w:val="Compact"/>
+                    <w:jc w:val="right"/>
+                    <w:jc w:val="center"/>
+                  </w:pPr>
+                  <w:r>
+                    <w:t xml:space="preserve">10</w:t>
+                  </w:r>
+                </w:p>
+              </w:tc>
+            </w:tr>
+            <w:tr>
+              <w:tc>
+                <w:tcPr/>
+                <w:p>
+                  <w:pPr>
+                    <w:pStyle w:val="Compact"/>
+                    <w:jc w:val="left"/>
+                    <w:jc w:val="center"/>
+                  </w:pPr>
+                  <w:r>
+                    <w:t xml:space="preserve">3.3 Increase political commitment and investment in the control of endemic zoonotic, neglected tropical, and vector-borne diseases, by advocating for and demonstrating the value of a One Health approach</w:t>
+                  </w:r>
+                </w:p>
+              </w:tc>
+              <w:tc>
+                <w:tcPr/>
+                <w:p>
+                  <w:pPr>
+                    <w:pStyle w:val="Compact"/>
+                    <w:jc w:val="right"/>
+                    <w:jc w:val="center"/>
+                  </w:pPr>
+                  <w:r>
+                    <w:t xml:space="preserve">4</w:t>
+                  </w:r>
+                </w:p>
+              </w:tc>
+              <w:tc>
+                <w:tcPr/>
+                <w:p>
+                  <w:pPr>
+                    <w:pStyle w:val="Compact"/>
+                    <w:jc w:val="right"/>
+                    <w:jc w:val="center"/>
+                  </w:pPr>
+                  <w:r>
+                    <w:t xml:space="preserve">19</w:t>
+                  </w:r>
+                </w:p>
+              </w:tc>
+            </w:tr>
+            <w:tr>
+              <w:tc>
+                <w:tcPr/>
+                <w:p>
+                  <w:pPr>
+                    <w:pStyle w:val="Compact"/>
+                    <w:jc w:val="left"/>
+                    <w:jc w:val="center"/>
+                  </w:pPr>
+                  <w:r>
+                    <w:t xml:space="preserve">4.1 Strengthen the One Health approach in national food control systems and food safety coordination</w:t>
+                  </w:r>
+                </w:p>
+              </w:tc>
+              <w:tc>
+                <w:tcPr/>
+                <w:p>
+                  <w:pPr>
+                    <w:pStyle w:val="Compact"/>
+                    <w:jc w:val="right"/>
+                    <w:jc w:val="center"/>
+                  </w:pPr>
+                  <w:r>
+                    <w:t xml:space="preserve">18</w:t>
+                  </w:r>
+                </w:p>
+              </w:tc>
+              <w:tc>
+                <w:tcPr/>
+                <w:p>
+                  <w:pPr>
+                    <w:pStyle w:val="Compact"/>
+                    <w:jc w:val="right"/>
+                    <w:jc w:val="center"/>
+                  </w:pPr>
+                  <w:r>
+                    <w:t xml:space="preserve">30</w:t>
+                  </w:r>
+                </w:p>
+              </w:tc>
+            </w:tr>
+            <w:tr>
+              <w:tc>
+                <w:tcPr/>
+                <w:p>
+                  <w:pPr>
+                    <w:pStyle w:val="Compact"/>
+                    <w:jc w:val="left"/>
+                    <w:jc w:val="center"/>
+                  </w:pPr>
+                  <w:r>
+                    <w:t xml:space="preserve">4.2 Utilize and improve food systems data and analysis, scientific evidence, and risk assessment in developing policy and making integrated risk management decisions</w:t>
+                  </w:r>
+                </w:p>
+              </w:tc>
+              <w:tc>
+                <w:tcPr/>
+                <w:p>
+                  <w:pPr>
+                    <w:pStyle w:val="Compact"/>
+                    <w:jc w:val="right"/>
+                    <w:jc w:val="center"/>
+                  </w:pPr>
+                  <w:r>
+                    <w:t xml:space="preserve">15</w:t>
+                  </w:r>
+                </w:p>
+              </w:tc>
+              <w:tc>
+                <w:tcPr/>
+                <w:p>
+                  <w:pPr>
+                    <w:pStyle w:val="Compact"/>
+                    <w:jc w:val="right"/>
+                    <w:jc w:val="center"/>
+                  </w:pPr>
+                  <w:r>
+                    <w:t xml:space="preserve">21</w:t>
+                  </w:r>
+                </w:p>
+              </w:tc>
+            </w:tr>
+            <w:tr>
+              <w:tc>
+                <w:tcPr/>
+                <w:p>
+                  <w:pPr>
+                    <w:pStyle w:val="Compact"/>
+                    <w:jc w:val="left"/>
+                    <w:jc w:val="center"/>
+                  </w:pPr>
+                  <w:r>
+                    <w:t xml:space="preserve">4.3 Foster the adoption of the One Health approach in national foodborne disease surveillance systems and research for the detection and monitoring of foodborne disease and food contamination</w:t>
+                  </w:r>
+                </w:p>
+              </w:tc>
+              <w:tc>
+                <w:tcPr/>
+                <w:p>
+                  <w:pPr>
+                    <w:pStyle w:val="Compact"/>
+                    <w:jc w:val="right"/>
+                    <w:jc w:val="center"/>
+                  </w:pPr>
+                  <w:r>
+                    <w:t xml:space="preserve">9</w:t>
+                  </w:r>
+                </w:p>
+              </w:tc>
+              <w:tc>
+                <w:tcPr/>
+                <w:p>
+                  <w:pPr>
+                    <w:pStyle w:val="Compact"/>
+                    <w:jc w:val="right"/>
+                    <w:jc w:val="center"/>
+                  </w:pPr>
+                  <w:r>
+                    <w:t xml:space="preserve">19</w:t>
+                  </w:r>
+                </w:p>
+              </w:tc>
+            </w:tr>
+            <w:tr>
+              <w:tc>
+                <w:tcPr/>
+                <w:p>
+                  <w:pPr>
+                    <w:pStyle w:val="Compact"/>
+                    <w:jc w:val="left"/>
+                    <w:jc w:val="center"/>
+                  </w:pPr>
+                  <w:r>
+                    <w:t xml:space="preserve">5.1 Strengthen the capacity and knowledge of countries to prioritize and implement context-specific collaborative One Health work to control AMR in policy, legislation, and practice</w:t>
+                  </w:r>
+                </w:p>
+              </w:tc>
+              <w:tc>
+                <w:tcPr/>
+                <w:p>
+                  <w:pPr>
+                    <w:pStyle w:val="Compact"/>
+                    <w:jc w:val="right"/>
+                    <w:jc w:val="center"/>
+                  </w:pPr>
+                  <w:r>
+                    <w:t xml:space="preserve">7</w:t>
+                  </w:r>
+                </w:p>
+              </w:tc>
+              <w:tc>
+                <w:tcPr/>
+                <w:p>
+                  <w:pPr>
+                    <w:pStyle w:val="Compact"/>
+                    <w:jc w:val="right"/>
+                    <w:jc w:val="center"/>
+                  </w:pPr>
+                  <w:r>
+                    <w:t xml:space="preserve">17</w:t>
+                  </w:r>
+                </w:p>
+              </w:tc>
+            </w:tr>
+            <w:tr>
+              <w:tc>
+                <w:tcPr/>
+                <w:p>
+                  <w:pPr>
+                    <w:pStyle w:val="Compact"/>
+                    <w:jc w:val="left"/>
+                    <w:jc w:val="center"/>
+                  </w:pPr>
+                  <w:r>
+                    <w:t xml:space="preserve">5.2 Reinforce global and regional initiatives and programmes to influence and support One Health responses to AMR</w:t>
+                  </w:r>
+                </w:p>
+              </w:tc>
+              <w:tc>
+                <w:tcPr/>
+                <w:p>
+                  <w:pPr>
+                    <w:pStyle w:val="Compact"/>
+                    <w:jc w:val="right"/>
+                    <w:jc w:val="center"/>
+                  </w:pPr>
+                  <w:r>
+                    <w:t xml:space="preserve">2</w:t>
+                  </w:r>
+                </w:p>
+              </w:tc>
+              <w:tc>
+                <w:tcPr/>
+                <w:p>
+                  <w:pPr>
+                    <w:pStyle w:val="Compact"/>
+                    <w:jc w:val="right"/>
+                    <w:jc w:val="center"/>
+                  </w:pPr>
+                  <w:r>
+                    <w:t xml:space="preserve">13</w:t>
+                  </w:r>
+                </w:p>
+              </w:tc>
+            </w:tr>
+            <w:tr>
+              <w:tc>
+                <w:tcPr/>
+                <w:p>
+                  <w:pPr>
+                    <w:pStyle w:val="Compact"/>
+                    <w:jc w:val="left"/>
+                    <w:jc w:val="center"/>
+                  </w:pPr>
+                  <w:r>
+                    <w:t xml:space="preserve">5.3 Strengthen global AMR governance structures</w:t>
+                  </w:r>
+                </w:p>
+              </w:tc>
+              <w:tc>
+                <w:tcPr/>
+                <w:p>
+                  <w:pPr>
+                    <w:pStyle w:val="Compact"/>
+                    <w:jc w:val="right"/>
+                    <w:jc w:val="center"/>
+                  </w:pPr>
+                  <w:r>
+                    <w:t xml:space="preserve">0</w:t>
+                  </w:r>
+                </w:p>
+              </w:tc>
+              <w:tc>
+                <w:tcPr/>
+                <w:p>
+                  <w:pPr>
+                    <w:pStyle w:val="Compact"/>
+                    <w:jc w:val="right"/>
+                    <w:jc w:val="center"/>
+                  </w:pPr>
+                  <w:r>
+                    <w:t xml:space="preserve">1</w:t>
+                  </w:r>
+                </w:p>
+              </w:tc>
+            </w:tr>
+            <w:tr>
+              <w:tc>
+                <w:tcPr/>
+                <w:p>
+                  <w:pPr>
+                    <w:pStyle w:val="Compact"/>
+                    <w:jc w:val="left"/>
+                    <w:jc w:val="center"/>
+                  </w:pPr>
+                  <w:r>
+                    <w:t xml:space="preserve">6.1 Protect, restore, and prevent the degradation of ecosystems and the wider environment</w:t>
+                  </w:r>
+                </w:p>
+              </w:tc>
+              <w:tc>
+                <w:tcPr/>
+                <w:p>
+                  <w:pPr>
+                    <w:pStyle w:val="Compact"/>
+                    <w:jc w:val="right"/>
+                    <w:jc w:val="center"/>
+                  </w:pPr>
+                  <w:r>
+                    <w:t xml:space="preserve">92</w:t>
+                  </w:r>
+                </w:p>
+              </w:tc>
+              <w:tc>
+                <w:tcPr/>
+                <w:p>
+                  <w:pPr>
+                    <w:pStyle w:val="Compact"/>
+                    <w:jc w:val="right"/>
+                    <w:jc w:val="center"/>
+                  </w:pPr>
+                  <w:r>
+                    <w:t xml:space="preserve">16</w:t>
+                  </w:r>
+                </w:p>
+              </w:tc>
+            </w:tr>
+            <w:tr>
+              <w:tc>
+                <w:tcPr/>
+                <w:p>
+                  <w:pPr>
+                    <w:pStyle w:val="Compact"/>
+                    <w:jc w:val="left"/>
+                    <w:jc w:val="center"/>
+                  </w:pPr>
+                  <w:r>
+                    <w:t xml:space="preserve">6.2 Mainstream the health of the environment and ecosystems into the One Health approach</w:t>
+                  </w:r>
+                </w:p>
+              </w:tc>
+              <w:tc>
+                <w:tcPr/>
+                <w:p>
+                  <w:pPr>
+                    <w:pStyle w:val="Compact"/>
+                    <w:jc w:val="right"/>
+                    <w:jc w:val="center"/>
+                  </w:pPr>
+                  <w:r>
+                    <w:t xml:space="preserve">9</w:t>
+                  </w:r>
+                </w:p>
+              </w:tc>
+              <w:tc>
+                <w:tcPr/>
+                <w:p>
+                  <w:pPr>
+                    <w:pStyle w:val="Compact"/>
+                    <w:jc w:val="right"/>
+                    <w:jc w:val="center"/>
+                  </w:pPr>
+                  <w:r>
+                    <w:t xml:space="preserve">7</w:t>
+                  </w:r>
+                </w:p>
+              </w:tc>
+            </w:tr>
+            <w:tr>
+              <w:tc>
+                <w:tcPr/>
+                <w:p>
+                  <w:pPr>
+                    <w:pStyle w:val="Compact"/>
+                    <w:jc w:val="left"/>
+                    <w:jc w:val="center"/>
+                  </w:pPr>
+                  <w:r>
+                    <w:t xml:space="preserve">6.3 Integrate environmental knowledge, data, and evidence into One Health decision-making</w:t>
+                  </w:r>
+                </w:p>
+              </w:tc>
+              <w:tc>
+                <w:tcPr/>
+                <w:p>
+                  <w:pPr>
+                    <w:pStyle w:val="Compact"/>
+                    <w:jc w:val="right"/>
+                    <w:jc w:val="center"/>
+                  </w:pPr>
+                  <w:r>
+                    <w:t xml:space="preserve">20</w:t>
+                  </w:r>
+                </w:p>
+              </w:tc>
+              <w:tc>
+                <w:tcPr/>
+                <w:p>
+                  <w:pPr>
+                    <w:pStyle w:val="Compact"/>
+                    <w:jc w:val="right"/>
+                    <w:jc w:val="center"/>
+                  </w:pPr>
+                  <w:r>
+                    <w:t xml:space="preserve">6</w:t>
+                  </w:r>
+                </w:p>
+              </w:tc>
+            </w:tr>
+            <w:tr>
+              <w:tc>
+                <w:tcPr/>
+                <w:p>
+                  <w:pPr>
+                    <w:pStyle w:val="Compact"/>
+                    <w:jc w:val="left"/>
+                    <w:jc w:val="center"/>
+                  </w:pPr>
+                  <w:r>
+                    <w:t xml:space="preserve">6.4 Create an interoperable One Health academic and in-service training programme for environmental, medical, agricultural, and veterinary sector professionals</w:t>
+                  </w:r>
+                </w:p>
+              </w:tc>
+              <w:tc>
+                <w:tcPr/>
+                <w:p>
+                  <w:pPr>
+                    <w:pStyle w:val="Compact"/>
+                    <w:jc w:val="right"/>
+                    <w:jc w:val="center"/>
+                  </w:pPr>
+                  <w:r>
+                    <w:t xml:space="preserve">5</w:t>
+                  </w:r>
+                </w:p>
+              </w:tc>
+              <w:tc>
+                <w:tcPr/>
+                <w:p>
+                  <w:pPr>
+                    <w:pStyle w:val="Compact"/>
+                    <w:jc w:val="right"/>
+                    <w:jc w:val="center"/>
+                  </w:pPr>
+                  <w:r>
+                    <w:t xml:space="preserve">7</w:t>
+                  </w:r>
+                </w:p>
+              </w:tc>
+            </w:tr>
+          </w:tbl>
+          <w:bookmarkEnd w:id="20"/>
+          <w:p/>
+        </w:tc>
+      </w:tr>
+    </w:tbl>
+    <w:p>
+      <w:pPr>
+        <w:pStyle w:val="Compact"/>
+        <w:numPr>
+          <w:ilvl w:val="0"/>
+          <w:numId w:val="1031"/>
+        </w:numPr>
+      </w:pPr>
+      <w:r>
+        <w:t xml:space="preserve">Many usable indicators are headline and binary indicators</w:t>
+      </w:r>
+    </w:p>
+    <w:p>
+      <w:pPr>
+        <w:pStyle w:val="Compact"/>
+        <w:numPr>
+          <w:ilvl w:val="1"/>
+          <w:numId w:val="1032"/>
+        </w:numPr>
+      </w:pPr>
+      <w:r>
+        <w:t xml:space="preserve">How many?</w:t>
+      </w:r>
+    </w:p>
+    <w:p>
+      <w:pPr>
+        <w:pStyle w:val="Compact"/>
+        <w:numPr>
+          <w:ilvl w:val="1"/>
+          <w:numId w:val="1032"/>
+        </w:numPr>
+      </w:pPr>
+      <w:r>
+        <w:t xml:space="preserve">Presentation of important gaps</w:t>
+      </w:r>
+    </w:p>
+    <w:p>
+      <w:pPr>
+        <w:pStyle w:val="Compact"/>
+        <w:numPr>
+          <w:ilvl w:val="1"/>
+          <w:numId w:val="1032"/>
+        </w:numPr>
+      </w:pPr>
+      <w:r>
+        <w:t xml:space="preserve">Description of Figure 3</w:t>
+      </w:r>
+    </w:p>
+    <w:p>
+      <w:pPr>
+        <w:pStyle w:val="Compact"/>
+        <w:numPr>
+          <w:ilvl w:val="1"/>
+          <w:numId w:val="1032"/>
+        </w:numPr>
+      </w:pPr>
+      <w:r>
+        <w:t xml:space="preserve">Important because these are mandatory indicators that are more likely to be measured</w:t>
+      </w:r>
+    </w:p>
+    <w:p>
+      <w:pPr>
+        <w:pStyle w:val="CaptionedFigure"/>
+      </w:pPr>
+      <w:r>
+        <w:drawing>
+          <wp:inline>
+            <wp:extent cx="5334000" cy="4000500"/>
+            <wp:effectExtent b="0" l="0" r="0" t="0"/>
+            <wp:docPr descr="Figure caption." title="" id="22" name="Picture"/>
+            <a:graphic>
+              <a:graphicData uri="http://schemas.openxmlformats.org/drawingml/2006/picture">
+                <pic:pic>
+                  <pic:nvPicPr>
+                    <pic:cNvPr descr="figures/usability_categories.png" id="23" name="Picture"/>
+                    <pic:cNvPicPr>
+                      <a:picLocks noChangeArrowheads="1" noChangeAspect="1"/>
+                    </pic:cNvPicPr>
+                  </pic:nvPicPr>
+                  <pic:blipFill>
+                    <a:blip r:embed="rId21"/>
+                    <a:stretch>
+                      <a:fillRect/>
+                    </a:stretch>
+                  </pic:blipFill>
+                  <pic:spPr bwMode="auto">
+                    <a:xfrm>
+                      <a:off x="0" y="0"/>
+                      <a:ext cx="5334000" cy="4000500"/>
+                    </a:xfrm>
+                    <a:prstGeom prst="rect">
+                      <a:avLst/>
+                    </a:prstGeom>
+                    <a:noFill/>
+                    <a:ln w="9525">
+                      <a:noFill/>
+                      <a:headEnd/>
+                      <a:tailEnd/>
+                    </a:ln>
+                  </pic:spPr>
+                </pic:pic>
+              </a:graphicData>
+            </a:graphic>
+          </wp:inline>
+        </w:drawing>
+      </w:r>
+    </w:p>
+    <w:p>
+      <w:pPr>
+        <w:pStyle w:val="ImageCaption"/>
+      </w:pPr>
+      <w:r>
+        <w:t xml:space="preserve">Figure caption.</w:t>
+      </w:r>
+    </w:p>
+    <w:p>
+      <w:pPr>
+        <w:pStyle w:val="Compact"/>
+        <w:numPr>
+          <w:ilvl w:val="0"/>
+          <w:numId w:val="1033"/>
+        </w:numPr>
+      </w:pPr>
+      <w:r>
+        <w:t xml:space="preserve">Usable indicators are in all categories of the Action Plan</w:t>
+      </w:r>
+    </w:p>
+    <w:p>
+      <w:pPr>
+        <w:pStyle w:val="Compact"/>
+        <w:numPr>
+          <w:ilvl w:val="1"/>
+          <w:numId w:val="1034"/>
+        </w:numPr>
+      </w:pPr>
+      <w:r>
+        <w:t xml:space="preserve">The KM-GBF addresses many dimensions of health</w:t>
+      </w:r>
+    </w:p>
+    <w:p>
+      <w:pPr>
+        <w:pStyle w:val="Compact"/>
+        <w:numPr>
+          <w:ilvl w:val="1"/>
+          <w:numId w:val="1034"/>
+        </w:numPr>
+      </w:pPr>
+      <w:r>
+        <w:t xml:space="preserve">Presentation of important gaps</w:t>
+      </w:r>
+    </w:p>
+    <w:p>
+      <w:pPr>
+        <w:pStyle w:val="Compact"/>
+        <w:numPr>
+          <w:ilvl w:val="1"/>
+          <w:numId w:val="1034"/>
+        </w:numPr>
+      </w:pPr>
+      <w:r>
+        <w:t xml:space="preserve">Description of important categories and their connection with health</w:t>
       </w:r>
     </w:p>
     <w:p>
@@ -997,7 +2280,7 @@
               <a:graphicData uri="http://schemas.openxmlformats.org/drawingml/2006/picture">
                 <pic:pic>
                   <pic:nvPicPr>
-                    <pic:cNvPr descr="figures/link_health.png" id="26" name="Picture"/>
+                    <pic:cNvPr descr="figures/usability_GAP.png" id="26" name="Picture"/>
                     <pic:cNvPicPr>
                       <a:picLocks noChangeArrowheads="1" noChangeAspect="1"/>
                     </pic:cNvPicPr>
@@ -1038,1291 +2321,8 @@
         <w:t xml:space="preserve">Figure caption.</w:t>
       </w:r>
     </w:p>
-    <w:p>
-      <w:pPr>
-        <w:pStyle w:val="Compact"/>
-        <w:numPr>
-          <w:ilvl w:val="0"/>
-          <w:numId w:val="1027"/>
-        </w:numPr>
-      </w:pPr>
-      <w:r>
-        <w:t xml:space="preserve">Link between biodiversity and health</w:t>
-      </w:r>
-    </w:p>
-    <w:p>
-      <w:pPr>
-        <w:pStyle w:val="Compact"/>
-        <w:numPr>
-          <w:ilvl w:val="1"/>
-          <w:numId w:val="1028"/>
-        </w:numPr>
-      </w:pPr>
-      <w:r>
-        <w:t xml:space="preserve">The state of biodiversity impacts health</w:t>
-      </w:r>
-    </w:p>
-    <w:p>
-      <w:pPr>
-        <w:pStyle w:val="Compact"/>
-        <w:numPr>
-          <w:ilvl w:val="1"/>
-          <w:numId w:val="1028"/>
-        </w:numPr>
-      </w:pPr>
-      <w:r>
-        <w:t xml:space="preserve">Ecosystem services benefit health</w:t>
-      </w:r>
-    </w:p>
-    <w:p>
-      <w:pPr>
-        <w:pStyle w:val="Compact"/>
-        <w:numPr>
-          <w:ilvl w:val="1"/>
-          <w:numId w:val="1028"/>
-        </w:numPr>
-      </w:pPr>
-      <w:r>
-        <w:t xml:space="preserve">Biodiversity and health have similar pressures</w:t>
-      </w:r>
-    </w:p>
-    <w:p>
-      <w:pPr>
-        <w:pStyle w:val="Compact"/>
-        <w:numPr>
-          <w:ilvl w:val="1"/>
-          <w:numId w:val="1028"/>
-        </w:numPr>
-      </w:pPr>
-      <w:r>
-        <w:t xml:space="preserve">Biodiversity and health are protected with similar actions</w:t>
-      </w:r>
-    </w:p>
     <w:bookmarkEnd w:id="27"/>
-    <w:bookmarkStart w:id="38" w:name="Xe0174d29bd397db265675cd2e1acc67451b4773"/>
-    <w:p>
-      <w:pPr>
-        <w:pStyle w:val="Heading1"/>
-      </w:pPr>
-      <w:r>
-        <w:t xml:space="preserve">Usability of indicators for monitoring the OH JPA</w:t>
-      </w:r>
-    </w:p>
-    <w:p>
-      <w:pPr>
-        <w:pStyle w:val="Compact"/>
-        <w:numPr>
-          <w:ilvl w:val="0"/>
-          <w:numId w:val="1029"/>
-        </w:numPr>
-      </w:pPr>
-      <w:r>
-        <w:t xml:space="preserve">Most indicators can be used to monitor the OH JPA</w:t>
-      </w:r>
-    </w:p>
-    <w:p>
-      <w:pPr>
-        <w:pStyle w:val="Compact"/>
-        <w:numPr>
-          <w:ilvl w:val="1"/>
-          <w:numId w:val="1030"/>
-        </w:numPr>
-      </w:pPr>
-      <w:r>
-        <w:t xml:space="preserve">How many indicators for each action track?</w:t>
-      </w:r>
-    </w:p>
-    <w:p>
-      <w:pPr>
-        <w:pStyle w:val="Compact"/>
-        <w:numPr>
-          <w:ilvl w:val="1"/>
-          <w:numId w:val="1030"/>
-        </w:numPr>
-      </w:pPr>
-      <w:r>
-        <w:t xml:space="preserve">Description of Table 1</w:t>
-      </w:r>
-    </w:p>
-    <w:p>
-      <w:pPr>
-        <w:pStyle w:val="Compact"/>
-        <w:numPr>
-          <w:ilvl w:val="1"/>
-          <w:numId w:val="1030"/>
-        </w:numPr>
-      </w:pPr>
-      <w:r>
-        <w:t xml:space="preserve">Description of Figure 2</w:t>
-      </w:r>
-    </w:p>
-    <w:p>
-      <w:pPr>
-        <w:pStyle w:val="Compact"/>
-        <w:numPr>
-          <w:ilvl w:val="1"/>
-          <w:numId w:val="1030"/>
-        </w:numPr>
-      </w:pPr>
-      <w:r>
-        <w:t xml:space="preserve">Importance of directly reusing indicators</w:t>
-      </w:r>
-    </w:p>
-    <w:p>
-      <w:pPr>
-        <w:pStyle w:val="Compact"/>
-        <w:numPr>
-          <w:ilvl w:val="1"/>
-          <w:numId w:val="1030"/>
-        </w:numPr>
-      </w:pPr>
-      <w:r>
-        <w:t xml:space="preserve">Indicators usable after adaptation are based on similar and robust methodologies, which minimizing training requirements</w:t>
-      </w:r>
-    </w:p>
-    <w:p>
-      <w:pPr>
-        <w:pStyle w:val="CaptionedFigure"/>
-      </w:pPr>
-      <w:r>
-        <w:drawing>
-          <wp:inline>
-            <wp:extent cx="5334000" cy="4000500"/>
-            <wp:effectExtent b="0" l="0" r="0" t="0"/>
-            <wp:docPr descr="Figure caption." title="" id="29" name="Picture"/>
-            <a:graphic>
-              <a:graphicData uri="http://schemas.openxmlformats.org/drawingml/2006/picture">
-                <pic:pic>
-                  <pic:nvPicPr>
-                    <pic:cNvPr descr="figures/usability_all.png" id="30" name="Picture"/>
-                    <pic:cNvPicPr>
-                      <a:picLocks noChangeArrowheads="1" noChangeAspect="1"/>
-                    </pic:cNvPicPr>
-                  </pic:nvPicPr>
-                  <pic:blipFill>
-                    <a:blip r:embed="rId28"/>
-                    <a:stretch>
-                      <a:fillRect/>
-                    </a:stretch>
-                  </pic:blipFill>
-                  <pic:spPr bwMode="auto">
-                    <a:xfrm>
-                      <a:off x="0" y="0"/>
-                      <a:ext cx="5334000" cy="4000500"/>
-                    </a:xfrm>
-                    <a:prstGeom prst="rect">
-                      <a:avLst/>
-                    </a:prstGeom>
-                    <a:noFill/>
-                    <a:ln w="9525">
-                      <a:noFill/>
-                      <a:headEnd/>
-                      <a:tailEnd/>
-                    </a:ln>
-                  </pic:spPr>
-                </pic:pic>
-              </a:graphicData>
-            </a:graphic>
-          </wp:inline>
-        </w:drawing>
-      </w:r>
-    </w:p>
-    <w:p>
-      <w:pPr>
-        <w:pStyle w:val="ImageCaption"/>
-      </w:pPr>
-      <w:r>
-        <w:t xml:space="preserve">Figure caption.</w:t>
-      </w:r>
-    </w:p>
-    <w:tbl>
-      <w:tblPr>
-        <w:tblStyle w:val="Table"/>
-        <w:tblW w:type="pct" w:w="5000"/>
-        <w:tblLayout w:type="fixed"/>
-        <w:tblLook w:firstRow="0" w:lastRow="0" w:firstColumn="0" w:lastColumn="0" w:noHBand="0" w:noVBand="0" w:val="0000"/>
-      </w:tblPr>
-      <w:tblGrid>
-        <w:gridCol w:w="7920"/>
-      </w:tblGrid>
-      <w:tr>
-        <w:tc>
-          <w:tcPr/>
-          <w:bookmarkStart w:id="31" w:name="tbl-letters"/>
-          <w:p>
-            <w:pPr>
-              <w:jc w:val="center"/>
-            </w:pPr>
-            <w:pPr>
-              <w:jc w:val="left"/>
-              <w:spacing w:before="200"/>
-              <w:pStyle w:val="ImageCaption"/>
-            </w:pPr>
-            <w:r>
-              <w:t xml:space="preserve">Table 1: Table caption</w:t>
-            </w:r>
-          </w:p>
-          <w:tbl>
-            <w:tblPr>
-              <w:tblStyle w:val="Table"/>
-              <w:tblW w:type="pct" w:w="5000"/>
-              <w:tblLayout w:type="fixed"/>
-              <w:tblLook w:firstRow="1" w:lastRow="0" w:firstColumn="0" w:lastColumn="0" w:noHBand="0" w:noVBand="0" w:val="0020"/>
-            </w:tblPr>
-            <w:tblGrid>
-              <w:gridCol w:w="6048"/>
-              <w:gridCol w:w="864"/>
-              <w:gridCol w:w="1007"/>
-            </w:tblGrid>
-            <w:tr>
-              <w:trPr>
-                <w:tblHeader w:val="on"/>
-              </w:trPr>
-              <w:tc>
-                <w:tcPr/>
-                <w:p>
-                  <w:pPr>
-                    <w:pStyle w:val="Compact"/>
-                    <w:jc w:val="left"/>
-                    <w:jc w:val="center"/>
-                  </w:pPr>
-                  <w:r>
-                    <w:t xml:space="preserve">Action</w:t>
-                  </w:r>
-                </w:p>
-              </w:tc>
-              <w:tc>
-                <w:tcPr/>
-                <w:p>
-                  <w:pPr>
-                    <w:pStyle w:val="Compact"/>
-                    <w:jc w:val="right"/>
-                    <w:jc w:val="center"/>
-                  </w:pPr>
-                  <w:r>
-                    <w:t xml:space="preserve">Directly usable</w:t>
-                  </w:r>
-                </w:p>
-              </w:tc>
-              <w:tc>
-                <w:tcPr/>
-                <w:p>
-                  <w:pPr>
-                    <w:pStyle w:val="Compact"/>
-                    <w:jc w:val="right"/>
-                    <w:jc w:val="center"/>
-                  </w:pPr>
-                  <w:r>
-                    <w:t xml:space="preserve">Usable after adaptation</w:t>
-                  </w:r>
-                </w:p>
-              </w:tc>
-            </w:tr>
-            <w:tr>
-              <w:tc>
-                <w:tcPr/>
-                <w:p>
-                  <w:pPr>
-                    <w:pStyle w:val="Compact"/>
-                    <w:jc w:val="left"/>
-                    <w:jc w:val="center"/>
-                  </w:pPr>
-                  <w:r>
-                    <w:t xml:space="preserve">1.1 Establish the foundations for One Health capacities</w:t>
-                  </w:r>
-                </w:p>
-              </w:tc>
-              <w:tc>
-                <w:tcPr/>
-                <w:p>
-                  <w:pPr>
-                    <w:pStyle w:val="Compact"/>
-                    <w:jc w:val="right"/>
-                    <w:jc w:val="center"/>
-                  </w:pPr>
-                  <w:r>
-                    <w:t xml:space="preserve">30</w:t>
-                  </w:r>
-                </w:p>
-              </w:tc>
-              <w:tc>
-                <w:tcPr/>
-                <w:p>
-                  <w:pPr>
-                    <w:pStyle w:val="Compact"/>
-                    <w:jc w:val="right"/>
-                    <w:jc w:val="center"/>
-                  </w:pPr>
-                  <w:r>
-                    <w:t xml:space="preserve">5</w:t>
-                  </w:r>
-                </w:p>
-              </w:tc>
-            </w:tr>
-            <w:tr>
-              <w:tc>
-                <w:tcPr/>
-                <w:p>
-                  <w:pPr>
-                    <w:pStyle w:val="Compact"/>
-                    <w:jc w:val="left"/>
-                    <w:jc w:val="center"/>
-                  </w:pPr>
-                  <w:r>
-                    <w:t xml:space="preserve">1.2 Generate mechanisms, tools, and capacities to establish a One Health competent workforce and the frameworks/processes to facilitate One Health work</w:t>
-                  </w:r>
-                </w:p>
-              </w:tc>
-              <w:tc>
-                <w:tcPr/>
-                <w:p>
-                  <w:pPr>
-                    <w:pStyle w:val="Compact"/>
-                    <w:jc w:val="right"/>
-                    <w:jc w:val="center"/>
-                  </w:pPr>
-                  <w:r>
-                    <w:t xml:space="preserve">8</w:t>
-                  </w:r>
-                </w:p>
-              </w:tc>
-              <w:tc>
-                <w:tcPr/>
-                <w:p>
-                  <w:pPr>
-                    <w:pStyle w:val="Compact"/>
-                    <w:jc w:val="right"/>
-                    <w:jc w:val="center"/>
-                  </w:pPr>
-                  <w:r>
-                    <w:t xml:space="preserve">50</w:t>
-                  </w:r>
-                </w:p>
-              </w:tc>
-            </w:tr>
-            <w:tr>
-              <w:tc>
-                <w:tcPr/>
-                <w:p>
-                  <w:pPr>
-                    <w:pStyle w:val="Compact"/>
-                    <w:jc w:val="left"/>
-                    <w:jc w:val="center"/>
-                  </w:pPr>
-                  <w:r>
-                    <w:t xml:space="preserve">1.3 Generate an enabling environment for the effective implementation of One Health</w:t>
-                  </w:r>
-                </w:p>
-              </w:tc>
-              <w:tc>
-                <w:tcPr/>
-                <w:p>
-                  <w:pPr>
-                    <w:pStyle w:val="Compact"/>
-                    <w:jc w:val="right"/>
-                    <w:jc w:val="center"/>
-                  </w:pPr>
-                  <w:r>
-                    <w:t xml:space="preserve">8</w:t>
-                  </w:r>
-                </w:p>
-              </w:tc>
-              <w:tc>
-                <w:tcPr/>
-                <w:p>
-                  <w:pPr>
-                    <w:pStyle w:val="Compact"/>
-                    <w:jc w:val="right"/>
-                    <w:jc w:val="center"/>
-                  </w:pPr>
-                  <w:r>
-                    <w:t xml:space="preserve">6</w:t>
-                  </w:r>
-                </w:p>
-              </w:tc>
-            </w:tr>
-            <w:tr>
-              <w:tc>
-                <w:tcPr/>
-                <w:p>
-                  <w:pPr>
-                    <w:pStyle w:val="Compact"/>
-                    <w:jc w:val="left"/>
-                    <w:jc w:val="center"/>
-                  </w:pPr>
-                  <w:r>
-                    <w:t xml:space="preserve">2.1 Understand the drivers of emergence, spillover, and spread of zoonotic pathogens</w:t>
-                  </w:r>
-                </w:p>
-              </w:tc>
-              <w:tc>
-                <w:tcPr/>
-                <w:p>
-                  <w:pPr>
-                    <w:pStyle w:val="Compact"/>
-                    <w:jc w:val="right"/>
-                    <w:jc w:val="center"/>
-                  </w:pPr>
-                  <w:r>
-                    <w:t xml:space="preserve">16</w:t>
-                  </w:r>
-                </w:p>
-              </w:tc>
-              <w:tc>
-                <w:tcPr/>
-                <w:p>
-                  <w:pPr>
-                    <w:pStyle w:val="Compact"/>
-                    <w:jc w:val="right"/>
-                    <w:jc w:val="center"/>
-                  </w:pPr>
-                  <w:r>
-                    <w:t xml:space="preserve">27</w:t>
-                  </w:r>
-                </w:p>
-              </w:tc>
-            </w:tr>
-            <w:tr>
-              <w:tc>
-                <w:tcPr/>
-                <w:p>
-                  <w:pPr>
-                    <w:pStyle w:val="Compact"/>
-                    <w:jc w:val="left"/>
-                    <w:jc w:val="center"/>
-                  </w:pPr>
-                  <w:r>
-                    <w:t xml:space="preserve">2.2 Identify and prioritize targeted, evidence-based upstream interventions to prevent the emergence, spillover, and spread of zoonotic pathogens</w:t>
-                  </w:r>
-                </w:p>
-              </w:tc>
-              <w:tc>
-                <w:tcPr/>
-                <w:p>
-                  <w:pPr>
-                    <w:pStyle w:val="Compact"/>
-                    <w:jc w:val="right"/>
-                    <w:jc w:val="center"/>
-                  </w:pPr>
-                  <w:r>
-                    <w:t xml:space="preserve">7</w:t>
-                  </w:r>
-                </w:p>
-              </w:tc>
-              <w:tc>
-                <w:tcPr/>
-                <w:p>
-                  <w:pPr>
-                    <w:pStyle w:val="Compact"/>
-                    <w:jc w:val="right"/>
-                    <w:jc w:val="center"/>
-                  </w:pPr>
-                  <w:r>
-                    <w:t xml:space="preserve">6</w:t>
-                  </w:r>
-                </w:p>
-              </w:tc>
-            </w:tr>
-            <w:tr>
-              <w:tc>
-                <w:tcPr/>
-                <w:p>
-                  <w:pPr>
-                    <w:pStyle w:val="Compact"/>
-                    <w:jc w:val="left"/>
-                    <w:jc w:val="center"/>
-                  </w:pPr>
-                  <w:r>
-                    <w:t xml:space="preserve">2.3 Strengthen national, regional, and global One Health surveillance, early warning, and response systems</w:t>
-                  </w:r>
-                </w:p>
-              </w:tc>
-              <w:tc>
-                <w:tcPr/>
-                <w:p>
-                  <w:pPr>
-                    <w:pStyle w:val="Compact"/>
-                    <w:jc w:val="right"/>
-                    <w:jc w:val="center"/>
-                  </w:pPr>
-                  <w:r>
-                    <w:t xml:space="preserve">17</w:t>
-                  </w:r>
-                </w:p>
-              </w:tc>
-              <w:tc>
-                <w:tcPr/>
-                <w:p>
-                  <w:pPr>
-                    <w:pStyle w:val="Compact"/>
-                    <w:jc w:val="right"/>
-                    <w:jc w:val="center"/>
-                  </w:pPr>
-                  <w:r>
-                    <w:t xml:space="preserve">30</w:t>
-                  </w:r>
-                </w:p>
-              </w:tc>
-            </w:tr>
-            <w:tr>
-              <w:tc>
-                <w:tcPr/>
-                <w:p>
-                  <w:pPr>
-                    <w:pStyle w:val="Compact"/>
-                    <w:jc w:val="left"/>
-                    <w:jc w:val="center"/>
-                  </w:pPr>
-                  <w:r>
-                    <w:t xml:space="preserve">3.1 Enable countries to develop and implement community-centric and risk-based solutions to endemic zoonotic, neglected tropical, and vector-borne disease control using a One Health approach involving all relevant stakeholders</w:t>
-                  </w:r>
-                </w:p>
-              </w:tc>
-              <w:tc>
-                <w:tcPr/>
-                <w:p>
-                  <w:pPr>
-                    <w:pStyle w:val="Compact"/>
-                    <w:jc w:val="right"/>
-                    <w:jc w:val="center"/>
-                  </w:pPr>
-                  <w:r>
-                    <w:t xml:space="preserve">3</w:t>
-                  </w:r>
-                </w:p>
-              </w:tc>
-              <w:tc>
-                <w:tcPr/>
-                <w:p>
-                  <w:pPr>
-                    <w:pStyle w:val="Compact"/>
-                    <w:jc w:val="right"/>
-                    <w:jc w:val="center"/>
-                  </w:pPr>
-                  <w:r>
-                    <w:t xml:space="preserve">14</w:t>
-                  </w:r>
-                </w:p>
-              </w:tc>
-            </w:tr>
-            <w:tr>
-              <w:tc>
-                <w:tcPr/>
-                <w:p>
-                  <w:pPr>
-                    <w:pStyle w:val="Compact"/>
-                    <w:jc w:val="left"/>
-                    <w:jc w:val="center"/>
-                  </w:pPr>
-                  <w:r>
-                    <w:t xml:space="preserve">3.2 Ensure the harmonized application of One Health principles at all levels by implementing practical measures to strengthen local, national, regional, and global policy frameworks for the control and prevention of endemic zoonotic, neglected tropical, and vector-borne diseases</w:t>
-                  </w:r>
-                </w:p>
-              </w:tc>
-              <w:tc>
-                <w:tcPr/>
-                <w:p>
-                  <w:pPr>
-                    <w:pStyle w:val="Compact"/>
-                    <w:jc w:val="right"/>
-                    <w:jc w:val="center"/>
-                  </w:pPr>
-                  <w:r>
-                    <w:t xml:space="preserve">18</w:t>
-                  </w:r>
-                </w:p>
-              </w:tc>
-              <w:tc>
-                <w:tcPr/>
-                <w:p>
-                  <w:pPr>
-                    <w:pStyle w:val="Compact"/>
-                    <w:jc w:val="right"/>
-                    <w:jc w:val="center"/>
-                  </w:pPr>
-                  <w:r>
-                    <w:t xml:space="preserve">10</w:t>
-                  </w:r>
-                </w:p>
-              </w:tc>
-            </w:tr>
-            <w:tr>
-              <w:tc>
-                <w:tcPr/>
-                <w:p>
-                  <w:pPr>
-                    <w:pStyle w:val="Compact"/>
-                    <w:jc w:val="left"/>
-                    <w:jc w:val="center"/>
-                  </w:pPr>
-                  <w:r>
-                    <w:t xml:space="preserve">3.3 Increase political commitment and investment in the control of endemic zoonotic, neglected tropical, and vector-borne diseases, by advocating for and demonstrating the value of a One Health approach</w:t>
-                  </w:r>
-                </w:p>
-              </w:tc>
-              <w:tc>
-                <w:tcPr/>
-                <w:p>
-                  <w:pPr>
-                    <w:pStyle w:val="Compact"/>
-                    <w:jc w:val="right"/>
-                    <w:jc w:val="center"/>
-                  </w:pPr>
-                  <w:r>
-                    <w:t xml:space="preserve">4</w:t>
-                  </w:r>
-                </w:p>
-              </w:tc>
-              <w:tc>
-                <w:tcPr/>
-                <w:p>
-                  <w:pPr>
-                    <w:pStyle w:val="Compact"/>
-                    <w:jc w:val="right"/>
-                    <w:jc w:val="center"/>
-                  </w:pPr>
-                  <w:r>
-                    <w:t xml:space="preserve">19</w:t>
-                  </w:r>
-                </w:p>
-              </w:tc>
-            </w:tr>
-            <w:tr>
-              <w:tc>
-                <w:tcPr/>
-                <w:p>
-                  <w:pPr>
-                    <w:pStyle w:val="Compact"/>
-                    <w:jc w:val="left"/>
-                    <w:jc w:val="center"/>
-                  </w:pPr>
-                  <w:r>
-                    <w:t xml:space="preserve">4.1 Strengthen the One Health approach in national food control systems and food safety coordination</w:t>
-                  </w:r>
-                </w:p>
-              </w:tc>
-              <w:tc>
-                <w:tcPr/>
-                <w:p>
-                  <w:pPr>
-                    <w:pStyle w:val="Compact"/>
-                    <w:jc w:val="right"/>
-                    <w:jc w:val="center"/>
-                  </w:pPr>
-                  <w:r>
-                    <w:t xml:space="preserve">18</w:t>
-                  </w:r>
-                </w:p>
-              </w:tc>
-              <w:tc>
-                <w:tcPr/>
-                <w:p>
-                  <w:pPr>
-                    <w:pStyle w:val="Compact"/>
-                    <w:jc w:val="right"/>
-                    <w:jc w:val="center"/>
-                  </w:pPr>
-                  <w:r>
-                    <w:t xml:space="preserve">30</w:t>
-                  </w:r>
-                </w:p>
-              </w:tc>
-            </w:tr>
-            <w:tr>
-              <w:tc>
-                <w:tcPr/>
-                <w:p>
-                  <w:pPr>
-                    <w:pStyle w:val="Compact"/>
-                    <w:jc w:val="left"/>
-                    <w:jc w:val="center"/>
-                  </w:pPr>
-                  <w:r>
-                    <w:t xml:space="preserve">4.2 Utilize and improve food systems data and analysis, scientific evidence, and risk assessment in developing policy and making integrated risk management decisions</w:t>
-                  </w:r>
-                </w:p>
-              </w:tc>
-              <w:tc>
-                <w:tcPr/>
-                <w:p>
-                  <w:pPr>
-                    <w:pStyle w:val="Compact"/>
-                    <w:jc w:val="right"/>
-                    <w:jc w:val="center"/>
-                  </w:pPr>
-                  <w:r>
-                    <w:t xml:space="preserve">15</w:t>
-                  </w:r>
-                </w:p>
-              </w:tc>
-              <w:tc>
-                <w:tcPr/>
-                <w:p>
-                  <w:pPr>
-                    <w:pStyle w:val="Compact"/>
-                    <w:jc w:val="right"/>
-                    <w:jc w:val="center"/>
-                  </w:pPr>
-                  <w:r>
-                    <w:t xml:space="preserve">21</w:t>
-                  </w:r>
-                </w:p>
-              </w:tc>
-            </w:tr>
-            <w:tr>
-              <w:tc>
-                <w:tcPr/>
-                <w:p>
-                  <w:pPr>
-                    <w:pStyle w:val="Compact"/>
-                    <w:jc w:val="left"/>
-                    <w:jc w:val="center"/>
-                  </w:pPr>
-                  <w:r>
-                    <w:t xml:space="preserve">4.3 Foster the adoption of the One Health approach in national foodborne disease surveillance systems and research for the detection and monitoring of foodborne disease and food contamination</w:t>
-                  </w:r>
-                </w:p>
-              </w:tc>
-              <w:tc>
-                <w:tcPr/>
-                <w:p>
-                  <w:pPr>
-                    <w:pStyle w:val="Compact"/>
-                    <w:jc w:val="right"/>
-                    <w:jc w:val="center"/>
-                  </w:pPr>
-                  <w:r>
-                    <w:t xml:space="preserve">9</w:t>
-                  </w:r>
-                </w:p>
-              </w:tc>
-              <w:tc>
-                <w:tcPr/>
-                <w:p>
-                  <w:pPr>
-                    <w:pStyle w:val="Compact"/>
-                    <w:jc w:val="right"/>
-                    <w:jc w:val="center"/>
-                  </w:pPr>
-                  <w:r>
-                    <w:t xml:space="preserve">19</w:t>
-                  </w:r>
-                </w:p>
-              </w:tc>
-            </w:tr>
-            <w:tr>
-              <w:tc>
-                <w:tcPr/>
-                <w:p>
-                  <w:pPr>
-                    <w:pStyle w:val="Compact"/>
-                    <w:jc w:val="left"/>
-                    <w:jc w:val="center"/>
-                  </w:pPr>
-                  <w:r>
-                    <w:t xml:space="preserve">5.1 Strengthen the capacity and knowledge of countries to prioritize and implement context-specific collaborative One Health work to control AMR in policy, legislation, and practice</w:t>
-                  </w:r>
-                </w:p>
-              </w:tc>
-              <w:tc>
-                <w:tcPr/>
-                <w:p>
-                  <w:pPr>
-                    <w:pStyle w:val="Compact"/>
-                    <w:jc w:val="right"/>
-                    <w:jc w:val="center"/>
-                  </w:pPr>
-                  <w:r>
-                    <w:t xml:space="preserve">7</w:t>
-                  </w:r>
-                </w:p>
-              </w:tc>
-              <w:tc>
-                <w:tcPr/>
-                <w:p>
-                  <w:pPr>
-                    <w:pStyle w:val="Compact"/>
-                    <w:jc w:val="right"/>
-                    <w:jc w:val="center"/>
-                  </w:pPr>
-                  <w:r>
-                    <w:t xml:space="preserve">17</w:t>
-                  </w:r>
-                </w:p>
-              </w:tc>
-            </w:tr>
-            <w:tr>
-              <w:tc>
-                <w:tcPr/>
-                <w:p>
-                  <w:pPr>
-                    <w:pStyle w:val="Compact"/>
-                    <w:jc w:val="left"/>
-                    <w:jc w:val="center"/>
-                  </w:pPr>
-                  <w:r>
-                    <w:t xml:space="preserve">5.2 Reinforce global and regional initiatives and programmes to influence and support One Health responses to AMR</w:t>
-                  </w:r>
-                </w:p>
-              </w:tc>
-              <w:tc>
-                <w:tcPr/>
-                <w:p>
-                  <w:pPr>
-                    <w:pStyle w:val="Compact"/>
-                    <w:jc w:val="right"/>
-                    <w:jc w:val="center"/>
-                  </w:pPr>
-                  <w:r>
-                    <w:t xml:space="preserve">2</w:t>
-                  </w:r>
-                </w:p>
-              </w:tc>
-              <w:tc>
-                <w:tcPr/>
-                <w:p>
-                  <w:pPr>
-                    <w:pStyle w:val="Compact"/>
-                    <w:jc w:val="right"/>
-                    <w:jc w:val="center"/>
-                  </w:pPr>
-                  <w:r>
-                    <w:t xml:space="preserve">13</w:t>
-                  </w:r>
-                </w:p>
-              </w:tc>
-            </w:tr>
-            <w:tr>
-              <w:tc>
-                <w:tcPr/>
-                <w:p>
-                  <w:pPr>
-                    <w:pStyle w:val="Compact"/>
-                    <w:jc w:val="left"/>
-                    <w:jc w:val="center"/>
-                  </w:pPr>
-                  <w:r>
-                    <w:t xml:space="preserve">5.3 Strengthen global AMR governance structures</w:t>
-                  </w:r>
-                </w:p>
-              </w:tc>
-              <w:tc>
-                <w:tcPr/>
-                <w:p>
-                  <w:pPr>
-                    <w:pStyle w:val="Compact"/>
-                    <w:jc w:val="right"/>
-                    <w:jc w:val="center"/>
-                  </w:pPr>
-                  <w:r>
-                    <w:t xml:space="preserve">0</w:t>
-                  </w:r>
-                </w:p>
-              </w:tc>
-              <w:tc>
-                <w:tcPr/>
-                <w:p>
-                  <w:pPr>
-                    <w:pStyle w:val="Compact"/>
-                    <w:jc w:val="right"/>
-                    <w:jc w:val="center"/>
-                  </w:pPr>
-                  <w:r>
-                    <w:t xml:space="preserve">1</w:t>
-                  </w:r>
-                </w:p>
-              </w:tc>
-            </w:tr>
-            <w:tr>
-              <w:tc>
-                <w:tcPr/>
-                <w:p>
-                  <w:pPr>
-                    <w:pStyle w:val="Compact"/>
-                    <w:jc w:val="left"/>
-                    <w:jc w:val="center"/>
-                  </w:pPr>
-                  <w:r>
-                    <w:t xml:space="preserve">6.1 Protect, restore, and prevent the degradation of ecosystems and the wider environment</w:t>
-                  </w:r>
-                </w:p>
-              </w:tc>
-              <w:tc>
-                <w:tcPr/>
-                <w:p>
-                  <w:pPr>
-                    <w:pStyle w:val="Compact"/>
-                    <w:jc w:val="right"/>
-                    <w:jc w:val="center"/>
-                  </w:pPr>
-                  <w:r>
-                    <w:t xml:space="preserve">92</w:t>
-                  </w:r>
-                </w:p>
-              </w:tc>
-              <w:tc>
-                <w:tcPr/>
-                <w:p>
-                  <w:pPr>
-                    <w:pStyle w:val="Compact"/>
-                    <w:jc w:val="right"/>
-                    <w:jc w:val="center"/>
-                  </w:pPr>
-                  <w:r>
-                    <w:t xml:space="preserve">16</w:t>
-                  </w:r>
-                </w:p>
-              </w:tc>
-            </w:tr>
-            <w:tr>
-              <w:tc>
-                <w:tcPr/>
-                <w:p>
-                  <w:pPr>
-                    <w:pStyle w:val="Compact"/>
-                    <w:jc w:val="left"/>
-                    <w:jc w:val="center"/>
-                  </w:pPr>
-                  <w:r>
-                    <w:t xml:space="preserve">6.2 Mainstream the health of the environment and ecosystems into the One Health approach</w:t>
-                  </w:r>
-                </w:p>
-              </w:tc>
-              <w:tc>
-                <w:tcPr/>
-                <w:p>
-                  <w:pPr>
-                    <w:pStyle w:val="Compact"/>
-                    <w:jc w:val="right"/>
-                    <w:jc w:val="center"/>
-                  </w:pPr>
-                  <w:r>
-                    <w:t xml:space="preserve">9</w:t>
-                  </w:r>
-                </w:p>
-              </w:tc>
-              <w:tc>
-                <w:tcPr/>
-                <w:p>
-                  <w:pPr>
-                    <w:pStyle w:val="Compact"/>
-                    <w:jc w:val="right"/>
-                    <w:jc w:val="center"/>
-                  </w:pPr>
-                  <w:r>
-                    <w:t xml:space="preserve">7</w:t>
-                  </w:r>
-                </w:p>
-              </w:tc>
-            </w:tr>
-            <w:tr>
-              <w:tc>
-                <w:tcPr/>
-                <w:p>
-                  <w:pPr>
-                    <w:pStyle w:val="Compact"/>
-                    <w:jc w:val="left"/>
-                    <w:jc w:val="center"/>
-                  </w:pPr>
-                  <w:r>
-                    <w:t xml:space="preserve">6.3 Integrate environmental knowledge, data, and evidence into One Health decision-making</w:t>
-                  </w:r>
-                </w:p>
-              </w:tc>
-              <w:tc>
-                <w:tcPr/>
-                <w:p>
-                  <w:pPr>
-                    <w:pStyle w:val="Compact"/>
-                    <w:jc w:val="right"/>
-                    <w:jc w:val="center"/>
-                  </w:pPr>
-                  <w:r>
-                    <w:t xml:space="preserve">20</w:t>
-                  </w:r>
-                </w:p>
-              </w:tc>
-              <w:tc>
-                <w:tcPr/>
-                <w:p>
-                  <w:pPr>
-                    <w:pStyle w:val="Compact"/>
-                    <w:jc w:val="right"/>
-                    <w:jc w:val="center"/>
-                  </w:pPr>
-                  <w:r>
-                    <w:t xml:space="preserve">6</w:t>
-                  </w:r>
-                </w:p>
-              </w:tc>
-            </w:tr>
-            <w:tr>
-              <w:tc>
-                <w:tcPr/>
-                <w:p>
-                  <w:pPr>
-                    <w:pStyle w:val="Compact"/>
-                    <w:jc w:val="left"/>
-                    <w:jc w:val="center"/>
-                  </w:pPr>
-                  <w:r>
-                    <w:t xml:space="preserve">6.4 Create an interoperable One Health academic and in-service training programme for environmental, medical, agricultural, and veterinary sector professionals</w:t>
-                  </w:r>
-                </w:p>
-              </w:tc>
-              <w:tc>
-                <w:tcPr/>
-                <w:p>
-                  <w:pPr>
-                    <w:pStyle w:val="Compact"/>
-                    <w:jc w:val="right"/>
-                    <w:jc w:val="center"/>
-                  </w:pPr>
-                  <w:r>
-                    <w:t xml:space="preserve">5</w:t>
-                  </w:r>
-                </w:p>
-              </w:tc>
-              <w:tc>
-                <w:tcPr/>
-                <w:p>
-                  <w:pPr>
-                    <w:pStyle w:val="Compact"/>
-                    <w:jc w:val="right"/>
-                    <w:jc w:val="center"/>
-                  </w:pPr>
-                  <w:r>
-                    <w:t xml:space="preserve">7</w:t>
-                  </w:r>
-                </w:p>
-              </w:tc>
-            </w:tr>
-          </w:tbl>
-          <w:bookmarkEnd w:id="31"/>
-          <w:p/>
-        </w:tc>
-      </w:tr>
-    </w:tbl>
-    <w:p>
-      <w:pPr>
-        <w:pStyle w:val="Compact"/>
-        <w:numPr>
-          <w:ilvl w:val="0"/>
-          <w:numId w:val="1031"/>
-        </w:numPr>
-      </w:pPr>
-      <w:r>
-        <w:t xml:space="preserve">Many usable indicators are headline and binary indicators</w:t>
-      </w:r>
-    </w:p>
-    <w:p>
-      <w:pPr>
-        <w:pStyle w:val="Compact"/>
-        <w:numPr>
-          <w:ilvl w:val="1"/>
-          <w:numId w:val="1032"/>
-        </w:numPr>
-      </w:pPr>
-      <w:r>
-        <w:t xml:space="preserve">How many?</w:t>
-      </w:r>
-    </w:p>
-    <w:p>
-      <w:pPr>
-        <w:pStyle w:val="Compact"/>
-        <w:numPr>
-          <w:ilvl w:val="1"/>
-          <w:numId w:val="1032"/>
-        </w:numPr>
-      </w:pPr>
-      <w:r>
-        <w:t xml:space="preserve">Presentation of important gaps</w:t>
-      </w:r>
-    </w:p>
-    <w:p>
-      <w:pPr>
-        <w:pStyle w:val="Compact"/>
-        <w:numPr>
-          <w:ilvl w:val="1"/>
-          <w:numId w:val="1032"/>
-        </w:numPr>
-      </w:pPr>
-      <w:r>
-        <w:t xml:space="preserve">Description of Figure 3</w:t>
-      </w:r>
-    </w:p>
-    <w:p>
-      <w:pPr>
-        <w:pStyle w:val="Compact"/>
-        <w:numPr>
-          <w:ilvl w:val="1"/>
-          <w:numId w:val="1032"/>
-        </w:numPr>
-      </w:pPr>
-      <w:r>
-        <w:t xml:space="preserve">Important because these are mandatory indicators that are more likely to be measured</w:t>
-      </w:r>
-    </w:p>
-    <w:p>
-      <w:pPr>
-        <w:pStyle w:val="CaptionedFigure"/>
-      </w:pPr>
-      <w:r>
-        <w:drawing>
-          <wp:inline>
-            <wp:extent cx="5334000" cy="4000500"/>
-            <wp:effectExtent b="0" l="0" r="0" t="0"/>
-            <wp:docPr descr="Figure caption." title="" id="33" name="Picture"/>
-            <a:graphic>
-              <a:graphicData uri="http://schemas.openxmlformats.org/drawingml/2006/picture">
-                <pic:pic>
-                  <pic:nvPicPr>
-                    <pic:cNvPr descr="figures/usability_categories.png" id="34" name="Picture"/>
-                    <pic:cNvPicPr>
-                      <a:picLocks noChangeArrowheads="1" noChangeAspect="1"/>
-                    </pic:cNvPicPr>
-                  </pic:nvPicPr>
-                  <pic:blipFill>
-                    <a:blip r:embed="rId32"/>
-                    <a:stretch>
-                      <a:fillRect/>
-                    </a:stretch>
-                  </pic:blipFill>
-                  <pic:spPr bwMode="auto">
-                    <a:xfrm>
-                      <a:off x="0" y="0"/>
-                      <a:ext cx="5334000" cy="4000500"/>
-                    </a:xfrm>
-                    <a:prstGeom prst="rect">
-                      <a:avLst/>
-                    </a:prstGeom>
-                    <a:noFill/>
-                    <a:ln w="9525">
-                      <a:noFill/>
-                      <a:headEnd/>
-                      <a:tailEnd/>
-                    </a:ln>
-                  </pic:spPr>
-                </pic:pic>
-              </a:graphicData>
-            </a:graphic>
-          </wp:inline>
-        </w:drawing>
-      </w:r>
-    </w:p>
-    <w:p>
-      <w:pPr>
-        <w:pStyle w:val="ImageCaption"/>
-      </w:pPr>
-      <w:r>
-        <w:t xml:space="preserve">Figure caption.</w:t>
-      </w:r>
-    </w:p>
-    <w:p>
-      <w:pPr>
-        <w:pStyle w:val="Compact"/>
-        <w:numPr>
-          <w:ilvl w:val="0"/>
-          <w:numId w:val="1033"/>
-        </w:numPr>
-      </w:pPr>
-      <w:r>
-        <w:t xml:space="preserve">Usable indicators are in all categories of the Action Plan</w:t>
-      </w:r>
-    </w:p>
-    <w:p>
-      <w:pPr>
-        <w:pStyle w:val="Compact"/>
-        <w:numPr>
-          <w:ilvl w:val="1"/>
-          <w:numId w:val="1034"/>
-        </w:numPr>
-      </w:pPr>
-      <w:r>
-        <w:t xml:space="preserve">The KM-GBF addresses many dimensions of health</w:t>
-      </w:r>
-    </w:p>
-    <w:p>
-      <w:pPr>
-        <w:pStyle w:val="Compact"/>
-        <w:numPr>
-          <w:ilvl w:val="1"/>
-          <w:numId w:val="1034"/>
-        </w:numPr>
-      </w:pPr>
-      <w:r>
-        <w:t xml:space="preserve">Presentation of important gaps</w:t>
-      </w:r>
-    </w:p>
-    <w:p>
-      <w:pPr>
-        <w:pStyle w:val="Compact"/>
-        <w:numPr>
-          <w:ilvl w:val="1"/>
-          <w:numId w:val="1034"/>
-        </w:numPr>
-      </w:pPr>
-      <w:r>
-        <w:t xml:space="preserve">Description of important categories and their connection with health</w:t>
-      </w:r>
-    </w:p>
-    <w:p>
-      <w:pPr>
-        <w:pStyle w:val="CaptionedFigure"/>
-      </w:pPr>
-      <w:r>
-        <w:drawing>
-          <wp:inline>
-            <wp:extent cx="5334000" cy="4000500"/>
-            <wp:effectExtent b="0" l="0" r="0" t="0"/>
-            <wp:docPr descr="Figure caption." title="" id="36" name="Picture"/>
-            <a:graphic>
-              <a:graphicData uri="http://schemas.openxmlformats.org/drawingml/2006/picture">
-                <pic:pic>
-                  <pic:nvPicPr>
-                    <pic:cNvPr descr="figures/usability_GAP.png" id="37" name="Picture"/>
-                    <pic:cNvPicPr>
-                      <a:picLocks noChangeArrowheads="1" noChangeAspect="1"/>
-                    </pic:cNvPicPr>
-                  </pic:nvPicPr>
-                  <pic:blipFill>
-                    <a:blip r:embed="rId35"/>
-                    <a:stretch>
-                      <a:fillRect/>
-                    </a:stretch>
-                  </pic:blipFill>
-                  <pic:spPr bwMode="auto">
-                    <a:xfrm>
-                      <a:off x="0" y="0"/>
-                      <a:ext cx="5334000" cy="4000500"/>
-                    </a:xfrm>
-                    <a:prstGeom prst="rect">
-                      <a:avLst/>
-                    </a:prstGeom>
-                    <a:noFill/>
-                    <a:ln w="9525">
-                      <a:noFill/>
-                      <a:headEnd/>
-                      <a:tailEnd/>
-                    </a:ln>
-                  </pic:spPr>
-                </pic:pic>
-              </a:graphicData>
-            </a:graphic>
-          </wp:inline>
-        </w:drawing>
-      </w:r>
-    </w:p>
-    <w:p>
-      <w:pPr>
-        <w:pStyle w:val="ImageCaption"/>
-      </w:pPr>
-      <w:r>
-        <w:t xml:space="preserve">Figure caption.</w:t>
-      </w:r>
-    </w:p>
-    <w:bookmarkEnd w:id="38"/>
-    <w:bookmarkStart w:id="39" w:name="conclusion"/>
+    <w:bookmarkStart w:id="28" w:name="conclusion"/>
     <w:p>
       <w:pPr>
         <w:pStyle w:val="Heading1"/>
@@ -2439,7 +2439,7 @@
         <w:t xml:space="preserve">New indicators can be developed after identifying gaps</w:t>
       </w:r>
     </w:p>
-    <w:bookmarkEnd w:id="39"/>
+    <w:bookmarkEnd w:id="28"/>
     <w:sectPr>
       <w:footnotePr>
         <w:numRestart w:val="eachSect"/>
@@ -3002,10 +3002,10 @@
   <w:docDefaults>
     <w:rPrDefault>
       <w:rPr>
-        <w:rFonts w:asciiTheme="minorHAnsi" w:cstheme="minorBidi" w:eastAsiaTheme="minorHAnsi" w:hAnsiTheme="minorHAnsi"/>
+        <w:rFonts w:asciiTheme="minorHAnsi" w:cstheme="minorBidi" w:eastAsiaTheme="minorEastAsia" w:hAnsiTheme="minorHAnsi"/>
         <w:sz w:val="24"/>
         <w:szCs w:val="24"/>
-        <w:lang w:bidi="ar-SA" w:eastAsia="en-US" w:val="en-CA"/>
+        <w:lang w:bidi="ar-SA" w:eastAsia="zh-CN" w:val="en-CA"/>
       </w:rPr>
     </w:rPrDefault>
     <w:pPrDefault>
@@ -3546,13 +3546,6 @@
       </w:tblCellMar>
     </w:tblPr>
     <w:tblStylePr w:type="firstRow">
-      <w:tblPr>
-        <w:jc w:val="left"/>
-        <w:tblInd w:type="dxa" w:w="0"/>
-      </w:tblPr>
-      <w:trPr>
-        <w:jc w:val="left"/>
-      </w:trPr>
       <w:tcPr>
         <w:tcBorders>
           <w:bottom w:val="single"/>

--- a/index.docx
+++ b/index.docx
@@ -2273,7 +2273,7 @@
       <w:r>
         <w:drawing>
           <wp:inline>
-            <wp:extent cx="5334000" cy="4000500"/>
+            <wp:extent cx="5334000" cy="4267200"/>
             <wp:effectExtent b="0" l="0" r="0" t="0"/>
             <wp:docPr descr="Figure caption." title="" id="25" name="Picture"/>
             <a:graphic>
@@ -2294,7 +2294,7 @@
                   <pic:spPr bwMode="auto">
                     <a:xfrm>
                       <a:off x="0" y="0"/>
-                      <a:ext cx="5334000" cy="4000500"/>
+                      <a:ext cx="5334000" cy="4267200"/>
                     </a:xfrm>
                     <a:prstGeom prst="rect">
                       <a:avLst/>

--- a/index.docx
+++ b/index.docx
@@ -63,7 +63,7 @@
         <w:pStyle w:val="Date"/>
       </w:pPr>
       <w:r>
-        <w:t xml:space="preserve">2026-02-19</w:t>
+        <w:t xml:space="preserve">2026-03-02</w:t>
       </w:r>
     </w:p>
     <w:p>
@@ -1328,33 +1328,45 @@
                     <w:jc w:val="center"/>
                   </w:pPr>
                   <w:r>
-                    <w:t xml:space="preserve">1.1 Establish the foundations for One Health capacities</w:t>
-                  </w:r>
-                </w:p>
-              </w:tc>
-              <w:tc>
-                <w:tcPr/>
-                <w:p>
-                  <w:pPr>
-                    <w:pStyle w:val="Compact"/>
-                    <w:jc w:val="right"/>
-                    <w:jc w:val="center"/>
-                  </w:pPr>
-                  <w:r>
-                    <w:t xml:space="preserve">30</w:t>
-                  </w:r>
-                </w:p>
-              </w:tc>
-              <w:tc>
-                <w:tcPr/>
-                <w:p>
-                  <w:pPr>
-                    <w:pStyle w:val="Compact"/>
-                    <w:jc w:val="right"/>
-                    <w:jc w:val="center"/>
-                  </w:pPr>
-                  <w:r>
-                    <w:t xml:space="preserve">5</w:t>
+                    <w:rPr>
+                      <w:b/>
+                      <w:bCs/>
+                    </w:rPr>
+                    <w:t xml:space="preserve">1 Enhancing One Health capacities to strengthen health systems</w:t>
+                  </w:r>
+                </w:p>
+              </w:tc>
+              <w:tc>
+                <w:tcPr/>
+                <w:p>
+                  <w:pPr>
+                    <w:pStyle w:val="Compact"/>
+                    <w:jc w:val="right"/>
+                    <w:jc w:val="center"/>
+                  </w:pPr>
+                  <w:r>
+                    <w:rPr>
+                      <w:b/>
+                      <w:bCs/>
+                    </w:rPr>
+                    <w:t xml:space="preserve">46</w:t>
+                  </w:r>
+                </w:p>
+              </w:tc>
+              <w:tc>
+                <w:tcPr/>
+                <w:p>
+                  <w:pPr>
+                    <w:pStyle w:val="Compact"/>
+                    <w:jc w:val="right"/>
+                    <w:jc w:val="center"/>
+                  </w:pPr>
+                  <w:r>
+                    <w:rPr>
+                      <w:b/>
+                      <w:bCs/>
+                    </w:rPr>
+                    <w:t xml:space="preserve">61</w:t>
                   </w:r>
                 </w:p>
               </w:tc>
@@ -1369,33 +1381,33 @@
                     <w:jc w:val="center"/>
                   </w:pPr>
                   <w:r>
-                    <w:t xml:space="preserve">1.2 Generate mechanisms, tools, and capacities to establish a One Health competent workforce and the frameworks/processes to facilitate One Health work</w:t>
-                  </w:r>
-                </w:p>
-              </w:tc>
-              <w:tc>
-                <w:tcPr/>
-                <w:p>
-                  <w:pPr>
-                    <w:pStyle w:val="Compact"/>
-                    <w:jc w:val="right"/>
-                    <w:jc w:val="center"/>
-                  </w:pPr>
-                  <w:r>
-                    <w:t xml:space="preserve">8</w:t>
-                  </w:r>
-                </w:p>
-              </w:tc>
-              <w:tc>
-                <w:tcPr/>
-                <w:p>
-                  <w:pPr>
-                    <w:pStyle w:val="Compact"/>
-                    <w:jc w:val="right"/>
-                    <w:jc w:val="center"/>
-                  </w:pPr>
-                  <w:r>
-                    <w:t xml:space="preserve">50</w:t>
+                    <w:t xml:space="preserve">1.1 Establish the foundations for One Health capacities</w:t>
+                  </w:r>
+                </w:p>
+              </w:tc>
+              <w:tc>
+                <w:tcPr/>
+                <w:p>
+                  <w:pPr>
+                    <w:pStyle w:val="Compact"/>
+                    <w:jc w:val="right"/>
+                    <w:jc w:val="center"/>
+                  </w:pPr>
+                  <w:r>
+                    <w:t xml:space="preserve">30</w:t>
+                  </w:r>
+                </w:p>
+              </w:tc>
+              <w:tc>
+                <w:tcPr/>
+                <w:p>
+                  <w:pPr>
+                    <w:pStyle w:val="Compact"/>
+                    <w:jc w:val="right"/>
+                    <w:jc w:val="center"/>
+                  </w:pPr>
+                  <w:r>
+                    <w:t xml:space="preserve">5</w:t>
                   </w:r>
                 </w:p>
               </w:tc>
@@ -1410,7 +1422,7 @@
                     <w:jc w:val="center"/>
                   </w:pPr>
                   <w:r>
-                    <w:t xml:space="preserve">1.3 Generate an enabling environment for the effective implementation of One Health</w:t>
+                    <w:t xml:space="preserve">1.2 Generate mechanisms, tools, and capacities to establish a One Health competent workforce and the frameworks/processes to facilitate One Health work</w:t>
                   </w:r>
                 </w:p>
               </w:tc>
@@ -1436,7 +1448,7 @@
                     <w:jc w:val="center"/>
                   </w:pPr>
                   <w:r>
-                    <w:t xml:space="preserve">6</w:t>
+                    <w:t xml:space="preserve">50</w:t>
                   </w:r>
                 </w:p>
               </w:tc>
@@ -1451,33 +1463,33 @@
                     <w:jc w:val="center"/>
                   </w:pPr>
                   <w:r>
-                    <w:t xml:space="preserve">2.1 Understand the drivers of emergence, spillover, and spread of zoonotic pathogens</w:t>
-                  </w:r>
-                </w:p>
-              </w:tc>
-              <w:tc>
-                <w:tcPr/>
-                <w:p>
-                  <w:pPr>
-                    <w:pStyle w:val="Compact"/>
-                    <w:jc w:val="right"/>
-                    <w:jc w:val="center"/>
-                  </w:pPr>
-                  <w:r>
-                    <w:t xml:space="preserve">16</w:t>
-                  </w:r>
-                </w:p>
-              </w:tc>
-              <w:tc>
-                <w:tcPr/>
-                <w:p>
-                  <w:pPr>
-                    <w:pStyle w:val="Compact"/>
-                    <w:jc w:val="right"/>
-                    <w:jc w:val="center"/>
-                  </w:pPr>
-                  <w:r>
-                    <w:t xml:space="preserve">27</w:t>
+                    <w:t xml:space="preserve">1.3 Generate an enabling environment for the effective implementation of One Health</w:t>
+                  </w:r>
+                </w:p>
+              </w:tc>
+              <w:tc>
+                <w:tcPr/>
+                <w:p>
+                  <w:pPr>
+                    <w:pStyle w:val="Compact"/>
+                    <w:jc w:val="right"/>
+                    <w:jc w:val="center"/>
+                  </w:pPr>
+                  <w:r>
+                    <w:t xml:space="preserve">8</w:t>
+                  </w:r>
+                </w:p>
+              </w:tc>
+              <w:tc>
+                <w:tcPr/>
+                <w:p>
+                  <w:pPr>
+                    <w:pStyle w:val="Compact"/>
+                    <w:jc w:val="right"/>
+                    <w:jc w:val="center"/>
+                  </w:pPr>
+                  <w:r>
+                    <w:t xml:space="preserve">6</w:t>
                   </w:r>
                 </w:p>
               </w:tc>
@@ -1492,33 +1504,45 @@
                     <w:jc w:val="center"/>
                   </w:pPr>
                   <w:r>
-                    <w:t xml:space="preserve">2.2 Identify and prioritize targeted, evidence-based upstream interventions to prevent the emergence, spillover, and spread of zoonotic pathogens</w:t>
-                  </w:r>
-                </w:p>
-              </w:tc>
-              <w:tc>
-                <w:tcPr/>
-                <w:p>
-                  <w:pPr>
-                    <w:pStyle w:val="Compact"/>
-                    <w:jc w:val="right"/>
-                    <w:jc w:val="center"/>
-                  </w:pPr>
-                  <w:r>
-                    <w:t xml:space="preserve">7</w:t>
-                  </w:r>
-                </w:p>
-              </w:tc>
-              <w:tc>
-                <w:tcPr/>
-                <w:p>
-                  <w:pPr>
-                    <w:pStyle w:val="Compact"/>
-                    <w:jc w:val="right"/>
-                    <w:jc w:val="center"/>
-                  </w:pPr>
-                  <w:r>
-                    <w:t xml:space="preserve">6</w:t>
+                    <w:rPr>
+                      <w:b/>
+                      <w:bCs/>
+                    </w:rPr>
+                    <w:t xml:space="preserve">2 Reducing the risks from emerging and re-emerging zoonotic epidemics and pandemics</w:t>
+                  </w:r>
+                </w:p>
+              </w:tc>
+              <w:tc>
+                <w:tcPr/>
+                <w:p>
+                  <w:pPr>
+                    <w:pStyle w:val="Compact"/>
+                    <w:jc w:val="right"/>
+                    <w:jc w:val="center"/>
+                  </w:pPr>
+                  <w:r>
+                    <w:rPr>
+                      <w:b/>
+                      <w:bCs/>
+                    </w:rPr>
+                    <w:t xml:space="preserve">40</w:t>
+                  </w:r>
+                </w:p>
+              </w:tc>
+              <w:tc>
+                <w:tcPr/>
+                <w:p>
+                  <w:pPr>
+                    <w:pStyle w:val="Compact"/>
+                    <w:jc w:val="right"/>
+                    <w:jc w:val="center"/>
+                  </w:pPr>
+                  <w:r>
+                    <w:rPr>
+                      <w:b/>
+                      <w:bCs/>
+                    </w:rPr>
+                    <w:t xml:space="preserve">63</w:t>
                   </w:r>
                 </w:p>
               </w:tc>
@@ -1533,33 +1557,33 @@
                     <w:jc w:val="center"/>
                   </w:pPr>
                   <w:r>
-                    <w:t xml:space="preserve">2.3 Strengthen national, regional, and global One Health surveillance, early warning, and response systems</w:t>
-                  </w:r>
-                </w:p>
-              </w:tc>
-              <w:tc>
-                <w:tcPr/>
-                <w:p>
-                  <w:pPr>
-                    <w:pStyle w:val="Compact"/>
-                    <w:jc w:val="right"/>
-                    <w:jc w:val="center"/>
-                  </w:pPr>
-                  <w:r>
-                    <w:t xml:space="preserve">17</w:t>
-                  </w:r>
-                </w:p>
-              </w:tc>
-              <w:tc>
-                <w:tcPr/>
-                <w:p>
-                  <w:pPr>
-                    <w:pStyle w:val="Compact"/>
-                    <w:jc w:val="right"/>
-                    <w:jc w:val="center"/>
-                  </w:pPr>
-                  <w:r>
-                    <w:t xml:space="preserve">30</w:t>
+                    <w:t xml:space="preserve">2.1 Understand the drivers of emergence, spillover, and spread of zoonotic pathogens</w:t>
+                  </w:r>
+                </w:p>
+              </w:tc>
+              <w:tc>
+                <w:tcPr/>
+                <w:p>
+                  <w:pPr>
+                    <w:pStyle w:val="Compact"/>
+                    <w:jc w:val="right"/>
+                    <w:jc w:val="center"/>
+                  </w:pPr>
+                  <w:r>
+                    <w:t xml:space="preserve">16</w:t>
+                  </w:r>
+                </w:p>
+              </w:tc>
+              <w:tc>
+                <w:tcPr/>
+                <w:p>
+                  <w:pPr>
+                    <w:pStyle w:val="Compact"/>
+                    <w:jc w:val="right"/>
+                    <w:jc w:val="center"/>
+                  </w:pPr>
+                  <w:r>
+                    <w:t xml:space="preserve">27</w:t>
                   </w:r>
                 </w:p>
               </w:tc>
@@ -1574,33 +1598,33 @@
                     <w:jc w:val="center"/>
                   </w:pPr>
                   <w:r>
-                    <w:t xml:space="preserve">3.1 Enable countries to develop and implement community-centric and risk-based solutions to endemic zoonotic, neglected tropical, and vector-borne disease control using a One Health approach involving all relevant stakeholders</w:t>
-                  </w:r>
-                </w:p>
-              </w:tc>
-              <w:tc>
-                <w:tcPr/>
-                <w:p>
-                  <w:pPr>
-                    <w:pStyle w:val="Compact"/>
-                    <w:jc w:val="right"/>
-                    <w:jc w:val="center"/>
-                  </w:pPr>
-                  <w:r>
-                    <w:t xml:space="preserve">3</w:t>
-                  </w:r>
-                </w:p>
-              </w:tc>
-              <w:tc>
-                <w:tcPr/>
-                <w:p>
-                  <w:pPr>
-                    <w:pStyle w:val="Compact"/>
-                    <w:jc w:val="right"/>
-                    <w:jc w:val="center"/>
-                  </w:pPr>
-                  <w:r>
-                    <w:t xml:space="preserve">14</w:t>
+                    <w:t xml:space="preserve">2.2 Identify and prioritize targeted, evidence-based upstream interventions to prevent the emergence, spillover, and spread of zoonotic pathogens</w:t>
+                  </w:r>
+                </w:p>
+              </w:tc>
+              <w:tc>
+                <w:tcPr/>
+                <w:p>
+                  <w:pPr>
+                    <w:pStyle w:val="Compact"/>
+                    <w:jc w:val="right"/>
+                    <w:jc w:val="center"/>
+                  </w:pPr>
+                  <w:r>
+                    <w:t xml:space="preserve">7</w:t>
+                  </w:r>
+                </w:p>
+              </w:tc>
+              <w:tc>
+                <w:tcPr/>
+                <w:p>
+                  <w:pPr>
+                    <w:pStyle w:val="Compact"/>
+                    <w:jc w:val="right"/>
+                    <w:jc w:val="center"/>
+                  </w:pPr>
+                  <w:r>
+                    <w:t xml:space="preserve">6</w:t>
                   </w:r>
                 </w:p>
               </w:tc>
@@ -1615,33 +1639,33 @@
                     <w:jc w:val="center"/>
                   </w:pPr>
                   <w:r>
-                    <w:t xml:space="preserve">3.2 Ensure the harmonized application of One Health principles at all levels by implementing practical measures to strengthen local, national, regional, and global policy frameworks for the control and prevention of endemic zoonotic, neglected tropical, and vector-borne diseases</w:t>
-                  </w:r>
-                </w:p>
-              </w:tc>
-              <w:tc>
-                <w:tcPr/>
-                <w:p>
-                  <w:pPr>
-                    <w:pStyle w:val="Compact"/>
-                    <w:jc w:val="right"/>
-                    <w:jc w:val="center"/>
-                  </w:pPr>
-                  <w:r>
-                    <w:t xml:space="preserve">18</w:t>
-                  </w:r>
-                </w:p>
-              </w:tc>
-              <w:tc>
-                <w:tcPr/>
-                <w:p>
-                  <w:pPr>
-                    <w:pStyle w:val="Compact"/>
-                    <w:jc w:val="right"/>
-                    <w:jc w:val="center"/>
-                  </w:pPr>
-                  <w:r>
-                    <w:t xml:space="preserve">10</w:t>
+                    <w:t xml:space="preserve">2.3 Strengthen national, regional, and global One Health surveillance, early warning, and response systems</w:t>
+                  </w:r>
+                </w:p>
+              </w:tc>
+              <w:tc>
+                <w:tcPr/>
+                <w:p>
+                  <w:pPr>
+                    <w:pStyle w:val="Compact"/>
+                    <w:jc w:val="right"/>
+                    <w:jc w:val="center"/>
+                  </w:pPr>
+                  <w:r>
+                    <w:t xml:space="preserve">17</w:t>
+                  </w:r>
+                </w:p>
+              </w:tc>
+              <w:tc>
+                <w:tcPr/>
+                <w:p>
+                  <w:pPr>
+                    <w:pStyle w:val="Compact"/>
+                    <w:jc w:val="right"/>
+                    <w:jc w:val="center"/>
+                  </w:pPr>
+                  <w:r>
+                    <w:t xml:space="preserve">30</w:t>
                   </w:r>
                 </w:p>
               </w:tc>
@@ -1656,33 +1680,45 @@
                     <w:jc w:val="center"/>
                   </w:pPr>
                   <w:r>
-                    <w:t xml:space="preserve">3.3 Increase political commitment and investment in the control of endemic zoonotic, neglected tropical, and vector-borne diseases, by advocating for and demonstrating the value of a One Health approach</w:t>
-                  </w:r>
-                </w:p>
-              </w:tc>
-              <w:tc>
-                <w:tcPr/>
-                <w:p>
-                  <w:pPr>
-                    <w:pStyle w:val="Compact"/>
-                    <w:jc w:val="right"/>
-                    <w:jc w:val="center"/>
-                  </w:pPr>
-                  <w:r>
-                    <w:t xml:space="preserve">4</w:t>
-                  </w:r>
-                </w:p>
-              </w:tc>
-              <w:tc>
-                <w:tcPr/>
-                <w:p>
-                  <w:pPr>
-                    <w:pStyle w:val="Compact"/>
-                    <w:jc w:val="right"/>
-                    <w:jc w:val="center"/>
-                  </w:pPr>
-                  <w:r>
-                    <w:t xml:space="preserve">19</w:t>
+                    <w:rPr>
+                      <w:b/>
+                      <w:bCs/>
+                    </w:rPr>
+                    <w:t xml:space="preserve">3 Controlling and eliminating endemic zoonotic, neglected tropical and vector-borne diseases</w:t>
+                  </w:r>
+                </w:p>
+              </w:tc>
+              <w:tc>
+                <w:tcPr/>
+                <w:p>
+                  <w:pPr>
+                    <w:pStyle w:val="Compact"/>
+                    <w:jc w:val="right"/>
+                    <w:jc w:val="center"/>
+                  </w:pPr>
+                  <w:r>
+                    <w:rPr>
+                      <w:b/>
+                      <w:bCs/>
+                    </w:rPr>
+                    <w:t xml:space="preserve">25</w:t>
+                  </w:r>
+                </w:p>
+              </w:tc>
+              <w:tc>
+                <w:tcPr/>
+                <w:p>
+                  <w:pPr>
+                    <w:pStyle w:val="Compact"/>
+                    <w:jc w:val="right"/>
+                    <w:jc w:val="center"/>
+                  </w:pPr>
+                  <w:r>
+                    <w:rPr>
+                      <w:b/>
+                      <w:bCs/>
+                    </w:rPr>
+                    <w:t xml:space="preserve">43</w:t>
                   </w:r>
                 </w:p>
               </w:tc>
@@ -1697,33 +1733,33 @@
                     <w:jc w:val="center"/>
                   </w:pPr>
                   <w:r>
-                    <w:t xml:space="preserve">4.1 Strengthen the One Health approach in national food control systems and food safety coordination</w:t>
-                  </w:r>
-                </w:p>
-              </w:tc>
-              <w:tc>
-                <w:tcPr/>
-                <w:p>
-                  <w:pPr>
-                    <w:pStyle w:val="Compact"/>
-                    <w:jc w:val="right"/>
-                    <w:jc w:val="center"/>
-                  </w:pPr>
-                  <w:r>
-                    <w:t xml:space="preserve">18</w:t>
-                  </w:r>
-                </w:p>
-              </w:tc>
-              <w:tc>
-                <w:tcPr/>
-                <w:p>
-                  <w:pPr>
-                    <w:pStyle w:val="Compact"/>
-                    <w:jc w:val="right"/>
-                    <w:jc w:val="center"/>
-                  </w:pPr>
-                  <w:r>
-                    <w:t xml:space="preserve">30</w:t>
+                    <w:t xml:space="preserve">3.1 Enable countries to develop and implement community-centric and risk-based solutions to endemic zoonotic, neglected tropical, and vector-borne disease control using a One Health approach involving all relevant stakeholders</w:t>
+                  </w:r>
+                </w:p>
+              </w:tc>
+              <w:tc>
+                <w:tcPr/>
+                <w:p>
+                  <w:pPr>
+                    <w:pStyle w:val="Compact"/>
+                    <w:jc w:val="right"/>
+                    <w:jc w:val="center"/>
+                  </w:pPr>
+                  <w:r>
+                    <w:t xml:space="preserve">3</w:t>
+                  </w:r>
+                </w:p>
+              </w:tc>
+              <w:tc>
+                <w:tcPr/>
+                <w:p>
+                  <w:pPr>
+                    <w:pStyle w:val="Compact"/>
+                    <w:jc w:val="right"/>
+                    <w:jc w:val="center"/>
+                  </w:pPr>
+                  <w:r>
+                    <w:t xml:space="preserve">14</w:t>
                   </w:r>
                 </w:p>
               </w:tc>
@@ -1738,33 +1774,33 @@
                     <w:jc w:val="center"/>
                   </w:pPr>
                   <w:r>
-                    <w:t xml:space="preserve">4.2 Utilize and improve food systems data and analysis, scientific evidence, and risk assessment in developing policy and making integrated risk management decisions</w:t>
-                  </w:r>
-                </w:p>
-              </w:tc>
-              <w:tc>
-                <w:tcPr/>
-                <w:p>
-                  <w:pPr>
-                    <w:pStyle w:val="Compact"/>
-                    <w:jc w:val="right"/>
-                    <w:jc w:val="center"/>
-                  </w:pPr>
-                  <w:r>
-                    <w:t xml:space="preserve">15</w:t>
-                  </w:r>
-                </w:p>
-              </w:tc>
-              <w:tc>
-                <w:tcPr/>
-                <w:p>
-                  <w:pPr>
-                    <w:pStyle w:val="Compact"/>
-                    <w:jc w:val="right"/>
-                    <w:jc w:val="center"/>
-                  </w:pPr>
-                  <w:r>
-                    <w:t xml:space="preserve">21</w:t>
+                    <w:t xml:space="preserve">3.2 Ensure the harmonized application of One Health principles at all levels by implementing practical measures to strengthen local, national, regional, and global policy frameworks for the control and prevention of endemic zoonotic, neglected tropical, and vector-borne diseases</w:t>
+                  </w:r>
+                </w:p>
+              </w:tc>
+              <w:tc>
+                <w:tcPr/>
+                <w:p>
+                  <w:pPr>
+                    <w:pStyle w:val="Compact"/>
+                    <w:jc w:val="right"/>
+                    <w:jc w:val="center"/>
+                  </w:pPr>
+                  <w:r>
+                    <w:t xml:space="preserve">18</w:t>
+                  </w:r>
+                </w:p>
+              </w:tc>
+              <w:tc>
+                <w:tcPr/>
+                <w:p>
+                  <w:pPr>
+                    <w:pStyle w:val="Compact"/>
+                    <w:jc w:val="right"/>
+                    <w:jc w:val="center"/>
+                  </w:pPr>
+                  <w:r>
+                    <w:t xml:space="preserve">10</w:t>
                   </w:r>
                 </w:p>
               </w:tc>
@@ -1779,20 +1815,20 @@
                     <w:jc w:val="center"/>
                   </w:pPr>
                   <w:r>
-                    <w:t xml:space="preserve">4.3 Foster the adoption of the One Health approach in national foodborne disease surveillance systems and research for the detection and monitoring of foodborne disease and food contamination</w:t>
-                  </w:r>
-                </w:p>
-              </w:tc>
-              <w:tc>
-                <w:tcPr/>
-                <w:p>
-                  <w:pPr>
-                    <w:pStyle w:val="Compact"/>
-                    <w:jc w:val="right"/>
-                    <w:jc w:val="center"/>
-                  </w:pPr>
-                  <w:r>
-                    <w:t xml:space="preserve">9</w:t>
+                    <w:t xml:space="preserve">3.3 Increase political commitment and investment in the control of endemic zoonotic, neglected tropical, and vector-borne diseases, by advocating for and demonstrating the value of a One Health approach</w:t>
+                  </w:r>
+                </w:p>
+              </w:tc>
+              <w:tc>
+                <w:tcPr/>
+                <w:p>
+                  <w:pPr>
+                    <w:pStyle w:val="Compact"/>
+                    <w:jc w:val="right"/>
+                    <w:jc w:val="center"/>
+                  </w:pPr>
+                  <w:r>
+                    <w:t xml:space="preserve">4</w:t>
                   </w:r>
                 </w:p>
               </w:tc>
@@ -1820,33 +1856,45 @@
                     <w:jc w:val="center"/>
                   </w:pPr>
                   <w:r>
-                    <w:t xml:space="preserve">5.1 Strengthen the capacity and knowledge of countries to prioritize and implement context-specific collaborative One Health work to control AMR in policy, legislation, and practice</w:t>
-                  </w:r>
-                </w:p>
-              </w:tc>
-              <w:tc>
-                <w:tcPr/>
-                <w:p>
-                  <w:pPr>
-                    <w:pStyle w:val="Compact"/>
-                    <w:jc w:val="right"/>
-                    <w:jc w:val="center"/>
-                  </w:pPr>
-                  <w:r>
-                    <w:t xml:space="preserve">7</w:t>
-                  </w:r>
-                </w:p>
-              </w:tc>
-              <w:tc>
-                <w:tcPr/>
-                <w:p>
-                  <w:pPr>
-                    <w:pStyle w:val="Compact"/>
-                    <w:jc w:val="right"/>
-                    <w:jc w:val="center"/>
-                  </w:pPr>
-                  <w:r>
-                    <w:t xml:space="preserve">17</w:t>
+                    <w:rPr>
+                      <w:b/>
+                      <w:bCs/>
+                    </w:rPr>
+                    <w:t xml:space="preserve">4 Strengthening the assessment, management and communication of food safety risks</w:t>
+                  </w:r>
+                </w:p>
+              </w:tc>
+              <w:tc>
+                <w:tcPr/>
+                <w:p>
+                  <w:pPr>
+                    <w:pStyle w:val="Compact"/>
+                    <w:jc w:val="right"/>
+                    <w:jc w:val="center"/>
+                  </w:pPr>
+                  <w:r>
+                    <w:rPr>
+                      <w:b/>
+                      <w:bCs/>
+                    </w:rPr>
+                    <w:t xml:space="preserve">42</w:t>
+                  </w:r>
+                </w:p>
+              </w:tc>
+              <w:tc>
+                <w:tcPr/>
+                <w:p>
+                  <w:pPr>
+                    <w:pStyle w:val="Compact"/>
+                    <w:jc w:val="right"/>
+                    <w:jc w:val="center"/>
+                  </w:pPr>
+                  <w:r>
+                    <w:rPr>
+                      <w:b/>
+                      <w:bCs/>
+                    </w:rPr>
+                    <w:t xml:space="preserve">70</w:t>
                   </w:r>
                 </w:p>
               </w:tc>
@@ -1861,33 +1909,33 @@
                     <w:jc w:val="center"/>
                   </w:pPr>
                   <w:r>
-                    <w:t xml:space="preserve">5.2 Reinforce global and regional initiatives and programmes to influence and support One Health responses to AMR</w:t>
-                  </w:r>
-                </w:p>
-              </w:tc>
-              <w:tc>
-                <w:tcPr/>
-                <w:p>
-                  <w:pPr>
-                    <w:pStyle w:val="Compact"/>
-                    <w:jc w:val="right"/>
-                    <w:jc w:val="center"/>
-                  </w:pPr>
-                  <w:r>
-                    <w:t xml:space="preserve">2</w:t>
-                  </w:r>
-                </w:p>
-              </w:tc>
-              <w:tc>
-                <w:tcPr/>
-                <w:p>
-                  <w:pPr>
-                    <w:pStyle w:val="Compact"/>
-                    <w:jc w:val="right"/>
-                    <w:jc w:val="center"/>
-                  </w:pPr>
-                  <w:r>
-                    <w:t xml:space="preserve">13</w:t>
+                    <w:t xml:space="preserve">4.1 Strengthen the One Health approach in national food control systems and food safety coordination</w:t>
+                  </w:r>
+                </w:p>
+              </w:tc>
+              <w:tc>
+                <w:tcPr/>
+                <w:p>
+                  <w:pPr>
+                    <w:pStyle w:val="Compact"/>
+                    <w:jc w:val="right"/>
+                    <w:jc w:val="center"/>
+                  </w:pPr>
+                  <w:r>
+                    <w:t xml:space="preserve">18</w:t>
+                  </w:r>
+                </w:p>
+              </w:tc>
+              <w:tc>
+                <w:tcPr/>
+                <w:p>
+                  <w:pPr>
+                    <w:pStyle w:val="Compact"/>
+                    <w:jc w:val="right"/>
+                    <w:jc w:val="center"/>
+                  </w:pPr>
+                  <w:r>
+                    <w:t xml:space="preserve">30</w:t>
                   </w:r>
                 </w:p>
               </w:tc>
@@ -1902,6 +1950,223 @@
                     <w:jc w:val="center"/>
                   </w:pPr>
                   <w:r>
+                    <w:t xml:space="preserve">4.2 Utilize and improve food systems data and analysis, scientific evidence, and risk assessment in developing policy and making integrated risk management decisions</w:t>
+                  </w:r>
+                </w:p>
+              </w:tc>
+              <w:tc>
+                <w:tcPr/>
+                <w:p>
+                  <w:pPr>
+                    <w:pStyle w:val="Compact"/>
+                    <w:jc w:val="right"/>
+                    <w:jc w:val="center"/>
+                  </w:pPr>
+                  <w:r>
+                    <w:t xml:space="preserve">15</w:t>
+                  </w:r>
+                </w:p>
+              </w:tc>
+              <w:tc>
+                <w:tcPr/>
+                <w:p>
+                  <w:pPr>
+                    <w:pStyle w:val="Compact"/>
+                    <w:jc w:val="right"/>
+                    <w:jc w:val="center"/>
+                  </w:pPr>
+                  <w:r>
+                    <w:t xml:space="preserve">21</w:t>
+                  </w:r>
+                </w:p>
+              </w:tc>
+            </w:tr>
+            <w:tr>
+              <w:tc>
+                <w:tcPr/>
+                <w:p>
+                  <w:pPr>
+                    <w:pStyle w:val="Compact"/>
+                    <w:jc w:val="left"/>
+                    <w:jc w:val="center"/>
+                  </w:pPr>
+                  <w:r>
+                    <w:t xml:space="preserve">4.3 Foster the adoption of the One Health approach in national foodborne disease surveillance systems and research for the detection and monitoring of foodborne disease and food contamination</w:t>
+                  </w:r>
+                </w:p>
+              </w:tc>
+              <w:tc>
+                <w:tcPr/>
+                <w:p>
+                  <w:pPr>
+                    <w:pStyle w:val="Compact"/>
+                    <w:jc w:val="right"/>
+                    <w:jc w:val="center"/>
+                  </w:pPr>
+                  <w:r>
+                    <w:t xml:space="preserve">9</w:t>
+                  </w:r>
+                </w:p>
+              </w:tc>
+              <w:tc>
+                <w:tcPr/>
+                <w:p>
+                  <w:pPr>
+                    <w:pStyle w:val="Compact"/>
+                    <w:jc w:val="right"/>
+                    <w:jc w:val="center"/>
+                  </w:pPr>
+                  <w:r>
+                    <w:t xml:space="preserve">19</w:t>
+                  </w:r>
+                </w:p>
+              </w:tc>
+            </w:tr>
+            <w:tr>
+              <w:tc>
+                <w:tcPr/>
+                <w:p>
+                  <w:pPr>
+                    <w:pStyle w:val="Compact"/>
+                    <w:jc w:val="left"/>
+                    <w:jc w:val="center"/>
+                  </w:pPr>
+                  <w:r>
+                    <w:rPr>
+                      <w:b/>
+                      <w:bCs/>
+                    </w:rPr>
+                    <w:t xml:space="preserve">5 Curbing the silent pandemic of antimicrobial resistance (AMR)</w:t>
+                  </w:r>
+                </w:p>
+              </w:tc>
+              <w:tc>
+                <w:tcPr/>
+                <w:p>
+                  <w:pPr>
+                    <w:pStyle w:val="Compact"/>
+                    <w:jc w:val="right"/>
+                    <w:jc w:val="center"/>
+                  </w:pPr>
+                  <w:r>
+                    <w:rPr>
+                      <w:b/>
+                      <w:bCs/>
+                    </w:rPr>
+                    <w:t xml:space="preserve">9</w:t>
+                  </w:r>
+                </w:p>
+              </w:tc>
+              <w:tc>
+                <w:tcPr/>
+                <w:p>
+                  <w:pPr>
+                    <w:pStyle w:val="Compact"/>
+                    <w:jc w:val="right"/>
+                    <w:jc w:val="center"/>
+                  </w:pPr>
+                  <w:r>
+                    <w:rPr>
+                      <w:b/>
+                      <w:bCs/>
+                    </w:rPr>
+                    <w:t xml:space="preserve">31</w:t>
+                  </w:r>
+                </w:p>
+              </w:tc>
+            </w:tr>
+            <w:tr>
+              <w:tc>
+                <w:tcPr/>
+                <w:p>
+                  <w:pPr>
+                    <w:pStyle w:val="Compact"/>
+                    <w:jc w:val="left"/>
+                    <w:jc w:val="center"/>
+                  </w:pPr>
+                  <w:r>
+                    <w:t xml:space="preserve">5.1 Strengthen the capacity and knowledge of countries to prioritize and implement context-specific collaborative One Health work to control AMR in policy, legislation, and practice</w:t>
+                  </w:r>
+                </w:p>
+              </w:tc>
+              <w:tc>
+                <w:tcPr/>
+                <w:p>
+                  <w:pPr>
+                    <w:pStyle w:val="Compact"/>
+                    <w:jc w:val="right"/>
+                    <w:jc w:val="center"/>
+                  </w:pPr>
+                  <w:r>
+                    <w:t xml:space="preserve">7</w:t>
+                  </w:r>
+                </w:p>
+              </w:tc>
+              <w:tc>
+                <w:tcPr/>
+                <w:p>
+                  <w:pPr>
+                    <w:pStyle w:val="Compact"/>
+                    <w:jc w:val="right"/>
+                    <w:jc w:val="center"/>
+                  </w:pPr>
+                  <w:r>
+                    <w:t xml:space="preserve">17</w:t>
+                  </w:r>
+                </w:p>
+              </w:tc>
+            </w:tr>
+            <w:tr>
+              <w:tc>
+                <w:tcPr/>
+                <w:p>
+                  <w:pPr>
+                    <w:pStyle w:val="Compact"/>
+                    <w:jc w:val="left"/>
+                    <w:jc w:val="center"/>
+                  </w:pPr>
+                  <w:r>
+                    <w:t xml:space="preserve">5.2 Reinforce global and regional initiatives and programmes to influence and support One Health responses to AMR</w:t>
+                  </w:r>
+                </w:p>
+              </w:tc>
+              <w:tc>
+                <w:tcPr/>
+                <w:p>
+                  <w:pPr>
+                    <w:pStyle w:val="Compact"/>
+                    <w:jc w:val="right"/>
+                    <w:jc w:val="center"/>
+                  </w:pPr>
+                  <w:r>
+                    <w:t xml:space="preserve">2</w:t>
+                  </w:r>
+                </w:p>
+              </w:tc>
+              <w:tc>
+                <w:tcPr/>
+                <w:p>
+                  <w:pPr>
+                    <w:pStyle w:val="Compact"/>
+                    <w:jc w:val="right"/>
+                    <w:jc w:val="center"/>
+                  </w:pPr>
+                  <w:r>
+                    <w:t xml:space="preserve">13</w:t>
+                  </w:r>
+                </w:p>
+              </w:tc>
+            </w:tr>
+            <w:tr>
+              <w:tc>
+                <w:tcPr/>
+                <w:p>
+                  <w:pPr>
+                    <w:pStyle w:val="Compact"/>
+                    <w:jc w:val="left"/>
+                    <w:jc w:val="center"/>
+                  </w:pPr>
+                  <w:r>
                     <w:t xml:space="preserve">5.3 Strengthen global AMR governance structures</w:t>
                   </w:r>
                 </w:p>
@@ -1929,6 +2194,59 @@
                   </w:pPr>
                   <w:r>
                     <w:t xml:space="preserve">1</w:t>
+                  </w:r>
+                </w:p>
+              </w:tc>
+            </w:tr>
+            <w:tr>
+              <w:tc>
+                <w:tcPr/>
+                <w:p>
+                  <w:pPr>
+                    <w:pStyle w:val="Compact"/>
+                    <w:jc w:val="left"/>
+                    <w:jc w:val="center"/>
+                  </w:pPr>
+                  <w:r>
+                    <w:rPr>
+                      <w:b/>
+                      <w:bCs/>
+                    </w:rPr>
+                    <w:t xml:space="preserve">6 Integrating the environment into One Health</w:t>
+                  </w:r>
+                </w:p>
+              </w:tc>
+              <w:tc>
+                <w:tcPr/>
+                <w:p>
+                  <w:pPr>
+                    <w:pStyle w:val="Compact"/>
+                    <w:jc w:val="right"/>
+                    <w:jc w:val="center"/>
+                  </w:pPr>
+                  <w:r>
+                    <w:rPr>
+                      <w:b/>
+                      <w:bCs/>
+                    </w:rPr>
+                    <w:t xml:space="preserve">126</w:t>
+                  </w:r>
+                </w:p>
+              </w:tc>
+              <w:tc>
+                <w:tcPr/>
+                <w:p>
+                  <w:pPr>
+                    <w:pStyle w:val="Compact"/>
+                    <w:jc w:val="right"/>
+                    <w:jc w:val="center"/>
+                  </w:pPr>
+                  <w:r>
+                    <w:rPr>
+                      <w:b/>
+                      <w:bCs/>
+                    </w:rPr>
+                    <w:t xml:space="preserve">36</w:t>
                   </w:r>
                 </w:p>
               </w:tc>

--- a/index.docx
+++ b/index.docx
@@ -63,7 +63,7 @@
         <w:pStyle w:val="Date"/>
       </w:pPr>
       <w:r>
-        <w:t xml:space="preserve">2026-03-02</w:t>
+        <w:t xml:space="preserve">2026-03-16</w:t>
       </w:r>
     </w:p>
     <w:p>
@@ -992,7 +992,7 @@
           <wp:inline>
             <wp:extent cx="5334000" cy="4000500"/>
             <wp:effectExtent b="0" l="0" r="0" t="0"/>
-            <wp:docPr descr="Figure caption." title="" id="14" name="Picture"/>
+            <wp:docPr descr="Number of KM-GBF indicators linked with human, animal, plant, and environmental health. Each indicator was classified as being either directly connected (blue), indirectly connected (green), potentially connected (orange), or not connected (red) to each of the Health dimensions." title="" id="14" name="Picture"/>
             <a:graphic>
               <a:graphicData uri="http://schemas.openxmlformats.org/drawingml/2006/picture">
                 <pic:pic>
@@ -1035,7 +1035,17 @@
         <w:pStyle w:val="ImageCaption"/>
       </w:pPr>
       <w:r>
-        <w:t xml:space="preserve">Figure caption.</w:t>
+        <w:rPr>
+          <w:b/>
+          <w:bCs/>
+        </w:rPr>
+        <w:t xml:space="preserve">Number of KM-GBF indicators linked with human, animal, plant, and environmental health.</w:t>
+      </w:r>
+      <w:r>
+        <w:t xml:space="preserve"> </w:t>
+      </w:r>
+      <w:r>
+        <w:t xml:space="preserve">Each indicator was classified as being either directly connected (blue), indirectly connected (green), potentially connected (orange), or not connected (red) to each of the Health dimensions.</w:t>
       </w:r>
     </w:p>
     <w:p>
@@ -1189,7 +1199,7 @@
           <wp:inline>
             <wp:extent cx="5334000" cy="4000500"/>
             <wp:effectExtent b="0" l="0" r="0" t="0"/>
-            <wp:docPr descr="Figure caption." title="" id="18" name="Picture"/>
+            <wp:docPr descr="Number of KM-GBF indicators that can be used to monitor at least one action in each of the OH JPA action tracks. The opaque bars represent directly usable indicators, whereas the transparent bars represent those usable after adaptation. The proportion of usable indicators (either directly or after adaptation) for each action track is indicated. The bottom bar and proportion designate the indicators that can monitor at least one action in the whole plan." title="" id="18" name="Picture"/>
             <a:graphic>
               <a:graphicData uri="http://schemas.openxmlformats.org/drawingml/2006/picture">
                 <pic:pic>
@@ -1232,7 +1242,17 @@
         <w:pStyle w:val="ImageCaption"/>
       </w:pPr>
       <w:r>
-        <w:t xml:space="preserve">Figure caption.</w:t>
+        <w:rPr>
+          <w:b/>
+          <w:bCs/>
+        </w:rPr>
+        <w:t xml:space="preserve">Number of KM-GBF indicators that can be used to monitor at least one action in each of the OH JPA action tracks.</w:t>
+      </w:r>
+      <w:r>
+        <w:t xml:space="preserve"> </w:t>
+      </w:r>
+      <w:r>
+        <w:t xml:space="preserve">The opaque bars represent directly usable indicators, whereas the transparent bars represent those usable after adaptation. The proportion of usable indicators (either directly or after adaptation) for each action track is indicated. The bottom bar and proportion designate the indicators that can monitor at least one action in the whole plan.</w:t>
       </w:r>
     </w:p>
     <w:tbl>
@@ -1259,7 +1279,23 @@
               <w:pStyle w:val="ImageCaption"/>
             </w:pPr>
             <w:r>
-              <w:t xml:space="preserve">Table 1: Table caption</w:t>
+              <w:t xml:space="preserve">Table 1:</w:t>
+            </w:r>
+            <w:r>
+              <w:t xml:space="preserve"> </w:t>
+            </w:r>
+            <w:r>
+              <w:rPr>
+                <w:b/>
+                <w:bCs/>
+              </w:rPr>
+              <w:t xml:space="preserve">Number of KM-GBF indicators that can be used directly and after adaptation to monitor each action of the OH JPA.</w:t>
+            </w:r>
+            <w:r>
+              <w:t xml:space="preserve"> </w:t>
+            </w:r>
+            <w:r>
+              <w:t xml:space="preserve">The total number of usable indicators for each action track is indicated in the highlighted blue lines. A specific indicator can be used to monitor multiple action tracks, but only the most relevant action in each action track was identified.</w:t>
             </w:r>
           </w:p>
           <w:tbl>
@@ -1270,9 +1306,10 @@
               <w:tblLook w:firstRow="1" w:lastRow="0" w:firstColumn="0" w:lastColumn="0" w:noHBand="0" w:noVBand="0" w:val="0020"/>
             </w:tblPr>
             <w:tblGrid>
-              <w:gridCol w:w="6048"/>
-              <w:gridCol w:w="864"/>
-              <w:gridCol w:w="1007"/>
+              <w:gridCol w:w="5365"/>
+              <w:gridCol w:w="766"/>
+              <w:gridCol w:w="894"/>
+              <w:gridCol w:w="894"/>
             </w:tblGrid>
             <w:tr>
               <w:trPr>
@@ -1317,6 +1354,19 @@
                   </w:r>
                 </w:p>
               </w:tc>
+              <w:tc>
+                <w:tcPr/>
+                <w:p>
+                  <w:pPr>
+                    <w:pStyle w:val="Compact"/>
+                    <w:jc w:val="right"/>
+                    <w:jc w:val="center"/>
+                  </w:pPr>
+                  <w:r>
+                    <w:t xml:space="preserve">Total usable</w:t>
+                  </w:r>
+                </w:p>
+              </w:tc>
             </w:tr>
             <w:tr>
               <w:tc>
@@ -1370,6 +1420,23 @@
                   </w:r>
                 </w:p>
               </w:tc>
+              <w:tc>
+                <w:tcPr/>
+                <w:p>
+                  <w:pPr>
+                    <w:pStyle w:val="Compact"/>
+                    <w:jc w:val="right"/>
+                    <w:jc w:val="center"/>
+                  </w:pPr>
+                  <w:r>
+                    <w:rPr>
+                      <w:b/>
+                      <w:bCs/>
+                    </w:rPr>
+                    <w:t xml:space="preserve">107</w:t>
+                  </w:r>
+                </w:p>
+              </w:tc>
             </w:tr>
             <w:tr>
               <w:tc>
@@ -1411,6 +1478,19 @@
                   </w:r>
                 </w:p>
               </w:tc>
+              <w:tc>
+                <w:tcPr/>
+                <w:p>
+                  <w:pPr>
+                    <w:pStyle w:val="Compact"/>
+                    <w:jc w:val="right"/>
+                    <w:jc w:val="center"/>
+                  </w:pPr>
+                  <w:r>
+                    <w:t xml:space="preserve">35</w:t>
+                  </w:r>
+                </w:p>
+              </w:tc>
             </w:tr>
             <w:tr>
               <w:tc>
@@ -1452,6 +1532,19 @@
                   </w:r>
                 </w:p>
               </w:tc>
+              <w:tc>
+                <w:tcPr/>
+                <w:p>
+                  <w:pPr>
+                    <w:pStyle w:val="Compact"/>
+                    <w:jc w:val="right"/>
+                    <w:jc w:val="center"/>
+                  </w:pPr>
+                  <w:r>
+                    <w:t xml:space="preserve">58</w:t>
+                  </w:r>
+                </w:p>
+              </w:tc>
             </w:tr>
             <w:tr>
               <w:tc>
@@ -1490,6 +1583,19 @@
                   </w:pPr>
                   <w:r>
                     <w:t xml:space="preserve">6</w:t>
+                  </w:r>
+                </w:p>
+              </w:tc>
+              <w:tc>
+                <w:tcPr/>
+                <w:p>
+                  <w:pPr>
+                    <w:pStyle w:val="Compact"/>
+                    <w:jc w:val="right"/>
+                    <w:jc w:val="center"/>
+                  </w:pPr>
+                  <w:r>
+                    <w:t xml:space="preserve">14</w:t>
                   </w:r>
                 </w:p>
               </w:tc>
@@ -1546,6 +1652,23 @@
                   </w:r>
                 </w:p>
               </w:tc>
+              <w:tc>
+                <w:tcPr/>
+                <w:p>
+                  <w:pPr>
+                    <w:pStyle w:val="Compact"/>
+                    <w:jc w:val="right"/>
+                    <w:jc w:val="center"/>
+                  </w:pPr>
+                  <w:r>
+                    <w:rPr>
+                      <w:b/>
+                      <w:bCs/>
+                    </w:rPr>
+                    <w:t xml:space="preserve">103</w:t>
+                  </w:r>
+                </w:p>
+              </w:tc>
             </w:tr>
             <w:tr>
               <w:tc>
@@ -1587,6 +1710,19 @@
                   </w:r>
                 </w:p>
               </w:tc>
+              <w:tc>
+                <w:tcPr/>
+                <w:p>
+                  <w:pPr>
+                    <w:pStyle w:val="Compact"/>
+                    <w:jc w:val="right"/>
+                    <w:jc w:val="center"/>
+                  </w:pPr>
+                  <w:r>
+                    <w:t xml:space="preserve">43</w:t>
+                  </w:r>
+                </w:p>
+              </w:tc>
             </w:tr>
             <w:tr>
               <w:tc>
@@ -1628,6 +1764,19 @@
                   </w:r>
                 </w:p>
               </w:tc>
+              <w:tc>
+                <w:tcPr/>
+                <w:p>
+                  <w:pPr>
+                    <w:pStyle w:val="Compact"/>
+                    <w:jc w:val="right"/>
+                    <w:jc w:val="center"/>
+                  </w:pPr>
+                  <w:r>
+                    <w:t xml:space="preserve">13</w:t>
+                  </w:r>
+                </w:p>
+              </w:tc>
             </w:tr>
             <w:tr>
               <w:tc>
@@ -1666,6 +1815,19 @@
                   </w:pPr>
                   <w:r>
                     <w:t xml:space="preserve">30</w:t>
+                  </w:r>
+                </w:p>
+              </w:tc>
+              <w:tc>
+                <w:tcPr/>
+                <w:p>
+                  <w:pPr>
+                    <w:pStyle w:val="Compact"/>
+                    <w:jc w:val="right"/>
+                    <w:jc w:val="center"/>
+                  </w:pPr>
+                  <w:r>
+                    <w:t xml:space="preserve">47</w:t>
                   </w:r>
                 </w:p>
               </w:tc>
@@ -1722,6 +1884,23 @@
                   </w:r>
                 </w:p>
               </w:tc>
+              <w:tc>
+                <w:tcPr/>
+                <w:p>
+                  <w:pPr>
+                    <w:pStyle w:val="Compact"/>
+                    <w:jc w:val="right"/>
+                    <w:jc w:val="center"/>
+                  </w:pPr>
+                  <w:r>
+                    <w:rPr>
+                      <w:b/>
+                      <w:bCs/>
+                    </w:rPr>
+                    <w:t xml:space="preserve">68</w:t>
+                  </w:r>
+                </w:p>
+              </w:tc>
             </w:tr>
             <w:tr>
               <w:tc>
@@ -1763,6 +1942,19 @@
                   </w:r>
                 </w:p>
               </w:tc>
+              <w:tc>
+                <w:tcPr/>
+                <w:p>
+                  <w:pPr>
+                    <w:pStyle w:val="Compact"/>
+                    <w:jc w:val="right"/>
+                    <w:jc w:val="center"/>
+                  </w:pPr>
+                  <w:r>
+                    <w:t xml:space="preserve">17</w:t>
+                  </w:r>
+                </w:p>
+              </w:tc>
             </w:tr>
             <w:tr>
               <w:tc>
@@ -1804,6 +1996,19 @@
                   </w:r>
                 </w:p>
               </w:tc>
+              <w:tc>
+                <w:tcPr/>
+                <w:p>
+                  <w:pPr>
+                    <w:pStyle w:val="Compact"/>
+                    <w:jc w:val="right"/>
+                    <w:jc w:val="center"/>
+                  </w:pPr>
+                  <w:r>
+                    <w:t xml:space="preserve">28</w:t>
+                  </w:r>
+                </w:p>
+              </w:tc>
             </w:tr>
             <w:tr>
               <w:tc>
@@ -1842,6 +2047,19 @@
                   </w:pPr>
                   <w:r>
                     <w:t xml:space="preserve">19</w:t>
+                  </w:r>
+                </w:p>
+              </w:tc>
+              <w:tc>
+                <w:tcPr/>
+                <w:p>
+                  <w:pPr>
+                    <w:pStyle w:val="Compact"/>
+                    <w:jc w:val="right"/>
+                    <w:jc w:val="center"/>
+                  </w:pPr>
+                  <w:r>
+                    <w:t xml:space="preserve">23</w:t>
                   </w:r>
                 </w:p>
               </w:tc>
@@ -1898,6 +2116,23 @@
                   </w:r>
                 </w:p>
               </w:tc>
+              <w:tc>
+                <w:tcPr/>
+                <w:p>
+                  <w:pPr>
+                    <w:pStyle w:val="Compact"/>
+                    <w:jc w:val="right"/>
+                    <w:jc w:val="center"/>
+                  </w:pPr>
+                  <w:r>
+                    <w:rPr>
+                      <w:b/>
+                      <w:bCs/>
+                    </w:rPr>
+                    <w:t xml:space="preserve">112</w:t>
+                  </w:r>
+                </w:p>
+              </w:tc>
             </w:tr>
             <w:tr>
               <w:tc>
@@ -1939,6 +2174,19 @@
                   </w:r>
                 </w:p>
               </w:tc>
+              <w:tc>
+                <w:tcPr/>
+                <w:p>
+                  <w:pPr>
+                    <w:pStyle w:val="Compact"/>
+                    <w:jc w:val="right"/>
+                    <w:jc w:val="center"/>
+                  </w:pPr>
+                  <w:r>
+                    <w:t xml:space="preserve">48</w:t>
+                  </w:r>
+                </w:p>
+              </w:tc>
             </w:tr>
             <w:tr>
               <w:tc>
@@ -1980,6 +2228,19 @@
                   </w:r>
                 </w:p>
               </w:tc>
+              <w:tc>
+                <w:tcPr/>
+                <w:p>
+                  <w:pPr>
+                    <w:pStyle w:val="Compact"/>
+                    <w:jc w:val="right"/>
+                    <w:jc w:val="center"/>
+                  </w:pPr>
+                  <w:r>
+                    <w:t xml:space="preserve">36</w:t>
+                  </w:r>
+                </w:p>
+              </w:tc>
             </w:tr>
             <w:tr>
               <w:tc>
@@ -2018,6 +2279,19 @@
                   </w:pPr>
                   <w:r>
                     <w:t xml:space="preserve">19</w:t>
+                  </w:r>
+                </w:p>
+              </w:tc>
+              <w:tc>
+                <w:tcPr/>
+                <w:p>
+                  <w:pPr>
+                    <w:pStyle w:val="Compact"/>
+                    <w:jc w:val="right"/>
+                    <w:jc w:val="center"/>
+                  </w:pPr>
+                  <w:r>
+                    <w:t xml:space="preserve">28</w:t>
                   </w:r>
                 </w:p>
               </w:tc>
@@ -2074,6 +2348,23 @@
                   </w:r>
                 </w:p>
               </w:tc>
+              <w:tc>
+                <w:tcPr/>
+                <w:p>
+                  <w:pPr>
+                    <w:pStyle w:val="Compact"/>
+                    <w:jc w:val="right"/>
+                    <w:jc w:val="center"/>
+                  </w:pPr>
+                  <w:r>
+                    <w:rPr>
+                      <w:b/>
+                      <w:bCs/>
+                    </w:rPr>
+                    <w:t xml:space="preserve">40</w:t>
+                  </w:r>
+                </w:p>
+              </w:tc>
             </w:tr>
             <w:tr>
               <w:tc>
@@ -2115,6 +2406,19 @@
                   </w:r>
                 </w:p>
               </w:tc>
+              <w:tc>
+                <w:tcPr/>
+                <w:p>
+                  <w:pPr>
+                    <w:pStyle w:val="Compact"/>
+                    <w:jc w:val="right"/>
+                    <w:jc w:val="center"/>
+                  </w:pPr>
+                  <w:r>
+                    <w:t xml:space="preserve">24</w:t>
+                  </w:r>
+                </w:p>
+              </w:tc>
             </w:tr>
             <w:tr>
               <w:tc>
@@ -2156,6 +2460,19 @@
                   </w:r>
                 </w:p>
               </w:tc>
+              <w:tc>
+                <w:tcPr/>
+                <w:p>
+                  <w:pPr>
+                    <w:pStyle w:val="Compact"/>
+                    <w:jc w:val="right"/>
+                    <w:jc w:val="center"/>
+                  </w:pPr>
+                  <w:r>
+                    <w:t xml:space="preserve">15</w:t>
+                  </w:r>
+                </w:p>
+              </w:tc>
             </w:tr>
             <w:tr>
               <w:tc>
@@ -2181,6 +2498,19 @@
                   </w:pPr>
                   <w:r>
                     <w:t xml:space="preserve">0</w:t>
+                  </w:r>
+                </w:p>
+              </w:tc>
+              <w:tc>
+                <w:tcPr/>
+                <w:p>
+                  <w:pPr>
+                    <w:pStyle w:val="Compact"/>
+                    <w:jc w:val="right"/>
+                    <w:jc w:val="center"/>
+                  </w:pPr>
+                  <w:r>
+                    <w:t xml:space="preserve">1</w:t>
                   </w:r>
                 </w:p>
               </w:tc>
@@ -2250,6 +2580,23 @@
                   </w:r>
                 </w:p>
               </w:tc>
+              <w:tc>
+                <w:tcPr/>
+                <w:p>
+                  <w:pPr>
+                    <w:pStyle w:val="Compact"/>
+                    <w:jc w:val="right"/>
+                    <w:jc w:val="center"/>
+                  </w:pPr>
+                  <w:r>
+                    <w:rPr>
+                      <w:b/>
+                      <w:bCs/>
+                    </w:rPr>
+                    <w:t xml:space="preserve">162</w:t>
+                  </w:r>
+                </w:p>
+              </w:tc>
             </w:tr>
             <w:tr>
               <w:tc>
@@ -2291,6 +2638,19 @@
                   </w:r>
                 </w:p>
               </w:tc>
+              <w:tc>
+                <w:tcPr/>
+                <w:p>
+                  <w:pPr>
+                    <w:pStyle w:val="Compact"/>
+                    <w:jc w:val="right"/>
+                    <w:jc w:val="center"/>
+                  </w:pPr>
+                  <w:r>
+                    <w:t xml:space="preserve">108</w:t>
+                  </w:r>
+                </w:p>
+              </w:tc>
             </w:tr>
             <w:tr>
               <w:tc>
@@ -2332,6 +2692,19 @@
                   </w:r>
                 </w:p>
               </w:tc>
+              <w:tc>
+                <w:tcPr/>
+                <w:p>
+                  <w:pPr>
+                    <w:pStyle w:val="Compact"/>
+                    <w:jc w:val="right"/>
+                    <w:jc w:val="center"/>
+                  </w:pPr>
+                  <w:r>
+                    <w:t xml:space="preserve">16</w:t>
+                  </w:r>
+                </w:p>
+              </w:tc>
             </w:tr>
             <w:tr>
               <w:tc>
@@ -2373,6 +2746,19 @@
                   </w:r>
                 </w:p>
               </w:tc>
+              <w:tc>
+                <w:tcPr/>
+                <w:p>
+                  <w:pPr>
+                    <w:pStyle w:val="Compact"/>
+                    <w:jc w:val="right"/>
+                    <w:jc w:val="center"/>
+                  </w:pPr>
+                  <w:r>
+                    <w:t xml:space="preserve">26</w:t>
+                  </w:r>
+                </w:p>
+              </w:tc>
             </w:tr>
             <w:tr>
               <w:tc>
@@ -2411,6 +2797,19 @@
                   </w:pPr>
                   <w:r>
                     <w:t xml:space="preserve">7</w:t>
+                  </w:r>
+                </w:p>
+              </w:tc>
+              <w:tc>
+                <w:tcPr/>
+                <w:p>
+                  <w:pPr>
+                    <w:pStyle w:val="Compact"/>
+                    <w:jc w:val="right"/>
+                    <w:jc w:val="center"/>
+                  </w:pPr>
+                  <w:r>
+                    <w:t xml:space="preserve">12</w:t>
                   </w:r>
                 </w:p>
               </w:tc>
@@ -2490,7 +2889,7 @@
           <wp:inline>
             <wp:extent cx="5334000" cy="4000500"/>
             <wp:effectExtent b="0" l="0" r="0" t="0"/>
-            <wp:docPr descr="Figure caption." title="" id="22" name="Picture"/>
+            <wp:docPr descr="Proportion of KM-GBF indicators that can be used to monitor at least one action in each of the OH JPA action tracks, partitioned by the different groups of indicators. The number of indicators in each group is indicated in parentheses. The opaque bars represent directly usable indicators, whereas the transparent bars represent those usable after adaptation. The gray bars designate the indicators that can monitor at least one action in the whole plan." title="" id="22" name="Picture"/>
             <a:graphic>
               <a:graphicData uri="http://schemas.openxmlformats.org/drawingml/2006/picture">
                 <pic:pic>
@@ -2533,7 +2932,17 @@
         <w:pStyle w:val="ImageCaption"/>
       </w:pPr>
       <w:r>
-        <w:t xml:space="preserve">Figure caption.</w:t>
+        <w:rPr>
+          <w:b/>
+          <w:bCs/>
+        </w:rPr>
+        <w:t xml:space="preserve">Proportion of KM-GBF indicators that can be used to monitor at least one action in each of the OH JPA action tracks, partitioned by the different groups of indicators.</w:t>
+      </w:r>
+      <w:r>
+        <w:t xml:space="preserve"> </w:t>
+      </w:r>
+      <w:r>
+        <w:t xml:space="preserve">The number of indicators in each group is indicated in parentheses. The opaque bars represent directly usable indicators, whereas the transparent bars represent those usable after adaptation. The gray bars designate the indicators that can monitor at least one action in the whole plan.</w:t>
       </w:r>
     </w:p>
     <w:p>
@@ -2593,7 +3002,7 @@
           <wp:inline>
             <wp:extent cx="5334000" cy="4267200"/>
             <wp:effectExtent b="0" l="0" r="0" t="0"/>
-            <wp:docPr descr="Figure caption." title="" id="25" name="Picture"/>
+            <wp:docPr descr="Proportion of KM-GBF indicators that can be used to monitor at least one action in each of the OH JPA action tracks, partitioned by the different thematic categories of the Global Action Plan on Biodiversity and Health. The number of indicators whose target is in each thematic category is indicated in parentheses. The opaque bars represent directly usable indicators, whereas the transparent bars represent those usable after adaptation. The gray bars designate the indicators that can monitor at least one action in the whole plan. Indicators that monitor KM-GBF goals A, B, C, and D are not assigned to any thematic category." title="" id="25" name="Picture"/>
             <a:graphic>
               <a:graphicData uri="http://schemas.openxmlformats.org/drawingml/2006/picture">
                 <pic:pic>
@@ -2636,7 +3045,17 @@
         <w:pStyle w:val="ImageCaption"/>
       </w:pPr>
       <w:r>
-        <w:t xml:space="preserve">Figure caption.</w:t>
+        <w:rPr>
+          <w:b/>
+          <w:bCs/>
+        </w:rPr>
+        <w:t xml:space="preserve">Proportion of KM-GBF indicators that can be used to monitor at least one action in each of the OH JPA action tracks, partitioned by the different thematic categories of the Global Action Plan on Biodiversity and Health.</w:t>
+      </w:r>
+      <w:r>
+        <w:t xml:space="preserve"> </w:t>
+      </w:r>
+      <w:r>
+        <w:t xml:space="preserve">The number of indicators whose target is in each thematic category is indicated in parentheses. The opaque bars represent directly usable indicators, whereas the transparent bars represent those usable after adaptation. The gray bars designate the indicators that can monitor at least one action in the whole plan. Indicators that monitor KM-GBF goals A, B, C, and D are not assigned to any thematic category.</w:t>
       </w:r>
     </w:p>
     <w:bookmarkEnd w:id="27"/>

--- a/index.docx
+++ b/index.docx
@@ -63,7 +63,7 @@
         <w:pStyle w:val="Date"/>
       </w:pPr>
       <w:r>
-        <w:t xml:space="preserve">2026-03-16</w:t>
+        <w:t xml:space="preserve">2026-03-19</w:t>
       </w:r>
     </w:p>
     <w:p>
@@ -3059,7 +3059,7 @@
       </w:r>
     </w:p>
     <w:bookmarkEnd w:id="27"/>
-    <w:bookmarkStart w:id="28" w:name="conclusion"/>
+    <w:bookmarkStart w:id="31" w:name="conclusion"/>
     <w:p>
       <w:pPr>
         <w:pStyle w:val="Heading1"/>
@@ -3176,7 +3176,78 @@
         <w:t xml:space="preserve">New indicators can be developed after identifying gaps</w:t>
       </w:r>
     </w:p>
-    <w:bookmarkEnd w:id="28"/>
+    <w:p>
+      <w:pPr>
+        <w:pStyle w:val="FirstParagraph"/>
+      </w:pPr>
+      <w:r>
+        <w:t xml:space="preserve">Stephens et al. (2016)</w:t>
+      </w:r>
+    </w:p>
+    <w:p>
+      <w:pPr>
+        <w:pStyle w:val="BodyText"/>
+      </w:pPr>
+      <w:r>
+        <w:t xml:space="preserve">Blabla</w:t>
+      </w:r>
+      <w:r>
+        <w:t xml:space="preserve"> </w:t>
+      </w:r>
+      <w:r>
+        <w:t xml:space="preserve">(allo, Stephens et al., 2016)</w:t>
+      </w:r>
+    </w:p>
+    <w:bookmarkStart w:id="30" w:name="refs"/>
+    <w:bookmarkStart w:id="29" w:name="ref-Stephens2016Macroecology"/>
+    <w:p>
+      <w:pPr>
+        <w:pStyle w:val="Bibliography"/>
+      </w:pPr>
+      <w:r>
+        <w:t xml:space="preserve">Stephens, P. R., Altizer, S., Smith, K. F., Alonso Aguirre, A., Brown, J. H., Budischak, S. A., Byers, J. E., Dallas, T. A., Jonathan Davies, T., Drake, J. M., Ezenwa, V. O., Farrell, M. J., Gittleman, J. L., Han, B. A., Huang, S., Hutchinson, R. A., Johnson, P., Nunn, C. L., Onstad, D., … Poulin, R. (2016). The macroecology of infectious diseases: A new perspective on global-scale drivers of pathogen distributions and impacts.</w:t>
+      </w:r>
+      <w:r>
+        <w:t xml:space="preserve"> </w:t>
+      </w:r>
+      <w:r>
+        <w:rPr>
+          <w:i/>
+          <w:iCs/>
+        </w:rPr>
+        <w:t xml:space="preserve">Ecology Letters</w:t>
+      </w:r>
+      <w:r>
+        <w:t xml:space="preserve">,</w:t>
+      </w:r>
+      <w:r>
+        <w:t xml:space="preserve"> </w:t>
+      </w:r>
+      <w:r>
+        <w:rPr>
+          <w:i/>
+          <w:iCs/>
+        </w:rPr>
+        <w:t xml:space="preserve">19</w:t>
+      </w:r>
+      <w:r>
+        <w:t xml:space="preserve">(9), 1159–1171.</w:t>
+      </w:r>
+      <w:r>
+        <w:t xml:space="preserve"> </w:t>
+      </w:r>
+      <w:hyperlink r:id="rId28">
+        <w:r>
+          <w:rPr>
+            <w:rStyle w:val="Hyperlink"/>
+          </w:rPr>
+          <w:t xml:space="preserve">https://doi.org/10.1111/ele.12644</w:t>
+        </w:r>
+      </w:hyperlink>
+    </w:p>
+    <w:bookmarkEnd w:id="29"/>
+    <w:bookmarkEnd w:id="30"/>
+    <w:bookmarkEnd w:id="31"/>
     <w:sectPr>
       <w:footnotePr>
         <w:numRestart w:val="eachSect"/>

--- a/index.docx
+++ b/index.docx
@@ -63,7 +63,7 @@
         <w:pStyle w:val="Date"/>
       </w:pPr>
       <w:r>
-        <w:t xml:space="preserve">2026-03-19</w:t>
+        <w:t xml:space="preserve">2026-03-20</w:t>
       </w:r>
     </w:p>
     <w:p>
@@ -380,13 +380,51 @@
       </w:r>
     </w:p>
     <w:bookmarkEnd w:id="9"/>
-    <w:bookmarkStart w:id="12" w:name="evaluation-of-indicators"/>
+    <w:bookmarkStart w:id="12" w:name="methods"/>
     <w:p>
       <w:pPr>
         <w:pStyle w:val="Heading1"/>
       </w:pPr>
       <w:r>
-        <w:t xml:space="preserve">Evaluation of indicators</w:t>
+        <w:t xml:space="preserve">Methods</w:t>
+      </w:r>
+    </w:p>
+    <w:p>
+      <w:pPr>
+        <w:pStyle w:val="FirstParagraph"/>
+      </w:pPr>
+      <w:r>
+        <w:t xml:space="preserve">We qualitatively assessed the relevance of all 204 KM-GBF indicators</w:t>
+      </w:r>
+      <w:r>
+        <w:t xml:space="preserve"> </w:t>
+      </w:r>
+      <w:r>
+        <w:t xml:space="preserve">(Conference of the Parties to the Convention on Biological Diversity, 2025)</w:t>
+      </w:r>
+      <w:r>
+        <w:t xml:space="preserve"> </w:t>
+      </w:r>
+      <w:r>
+        <w:t xml:space="preserve">to Health. Specifically, we evaluated the degree to which they were linked to each of the four pillars of One Health (i.e., to human, animal, plant, and environmental heath), as well as their usability for monitoring the OH JPA. Our assessments were informed by the metadata (rationale, definition, method of computation, data sources, and scale of use) of the indicators provided by the World Conservation Monitoring Centre of the UN Environment Programme</w:t>
+      </w:r>
+      <w:r>
+        <w:t xml:space="preserve"> </w:t>
+      </w:r>
+      <w:r>
+        <w:t xml:space="preserve">(UNEP-WCMC, 2025)</w:t>
+      </w:r>
+      <w:r>
+        <w:t xml:space="preserve">, when available, looking for explicit considerations of Health. When such metadata was unavailable, assessments were entirely based on expert judgment. The result of this analysis and the code to reproduce the figures are available on Zenodo.</w:t>
+      </w:r>
+    </w:p>
+    <w:bookmarkStart w:id="10" w:name="X4524721ca9a3188eb6e8680d406d2eb8e861a32"/>
+    <w:p>
+      <w:pPr>
+        <w:pStyle w:val="Heading2"/>
+      </w:pPr>
+      <w:r>
+        <w:t xml:space="preserve">Assessing the link between indicators and health</w:t>
       </w:r>
     </w:p>
     <w:p>
@@ -410,7 +448,7 @@
         </w:numPr>
       </w:pPr>
       <w:r>
-        <w:t xml:space="preserve">Total of 204 indicators</w:t>
+        <w:t xml:space="preserve">Assessing the link between each indicator and human, animal, plant, and environmental health</w:t>
       </w:r>
     </w:p>
     <w:p>
@@ -422,7 +460,7 @@
         </w:numPr>
       </w:pPr>
       <w:r>
-        <w:t xml:space="preserve">Two evaluators for each indicator</w:t>
+        <w:t xml:space="preserve">Direct connection if there is a direct causal relationship between the indicator and health (e.g., the indicator could directly measure the state or a risk factor of health)</w:t>
       </w:r>
     </w:p>
     <w:p>
@@ -434,7 +472,7 @@
         </w:numPr>
       </w:pPr>
       <w:r>
-        <w:t xml:space="preserve">Assessments based on expert knowledge</w:t>
+        <w:t xml:space="preserve">Indirect connection if there is a single intermediary factor between the indicator and health</w:t>
       </w:r>
     </w:p>
     <w:p>
@@ -446,16 +484,31 @@
         </w:numPr>
       </w:pPr>
       <w:r>
-        <w:t xml:space="preserve">Finding a consensus between the evaluators</w:t>
-      </w:r>
-    </w:p>
-    <w:bookmarkStart w:id="10" w:name="Xa564c09e8d7498e3a035af3484b9f0f5e6b6686"/>
-    <w:p>
-      <w:pPr>
-        <w:pStyle w:val="Heading2"/>
-      </w:pPr>
-      <w:r>
-        <w:t xml:space="preserve">Assessing the link between biodiversity indicators and health</w:t>
+        <w:t xml:space="preserve">Potential connection if there are two or more intermediary factors between the indicator and health, or if they are likely connected but we are not sure how</w:t>
+      </w:r>
+    </w:p>
+    <w:p>
+      <w:pPr>
+        <w:pStyle w:val="Compact"/>
+        <w:numPr>
+          <w:ilvl w:val="1"/>
+          <w:numId w:val="1011"/>
+        </w:numPr>
+      </w:pPr>
+      <w:r>
+        <w:t xml:space="preserve">No connection if the connection between the indicator and health is far-fetched, unlikely, or absent</w:t>
+      </w:r>
+    </w:p>
+    <w:p>
+      <w:pPr>
+        <w:pStyle w:val="Compact"/>
+        <w:numPr>
+          <w:ilvl w:val="1"/>
+          <w:numId w:val="1011"/>
+        </w:numPr>
+      </w:pPr>
+      <w:r>
+        <w:t xml:space="preserve">Require categorizing species and defining health</w:t>
       </w:r>
     </w:p>
     <w:p>
@@ -463,107 +516,95 @@
         <w:pStyle w:val="Compact"/>
         <w:numPr>
           <w:ilvl w:val="0"/>
+          <w:numId w:val="1010"/>
+        </w:numPr>
+      </w:pPr>
+      <w:r>
+        <w:t xml:space="preserve">Categorizing species within One Health</w:t>
+      </w:r>
+    </w:p>
+    <w:p>
+      <w:pPr>
+        <w:pStyle w:val="Compact"/>
+        <w:numPr>
+          <w:ilvl w:val="1"/>
           <w:numId w:val="1012"/>
         </w:numPr>
       </w:pPr>
       <w:r>
-        <w:t xml:space="preserve">Qualitative assessments</w:t>
-      </w:r>
-    </w:p>
-    <w:p>
-      <w:pPr>
-        <w:pStyle w:val="Compact"/>
-        <w:numPr>
-          <w:ilvl w:val="1"/>
+        <w:t xml:space="preserve">Animals</w:t>
+      </w:r>
+    </w:p>
+    <w:p>
+      <w:pPr>
+        <w:pStyle w:val="Compact"/>
+        <w:numPr>
+          <w:ilvl w:val="2"/>
           <w:numId w:val="1013"/>
         </w:numPr>
       </w:pPr>
       <w:r>
-        <w:t xml:space="preserve">Assessing the link between each indicator and human, animal, plant, and environmental health</w:t>
-      </w:r>
-    </w:p>
-    <w:p>
-      <w:pPr>
-        <w:pStyle w:val="Compact"/>
-        <w:numPr>
-          <w:ilvl w:val="1"/>
+        <w:t xml:space="preserve">Include pets, livestock, fisheries, and aquaculture, i.e. species currently looked after by veterinarians and food inspectors</w:t>
+      </w:r>
+    </w:p>
+    <w:p>
+      <w:pPr>
+        <w:pStyle w:val="Compact"/>
+        <w:numPr>
+          <w:ilvl w:val="2"/>
           <w:numId w:val="1013"/>
         </w:numPr>
       </w:pPr>
       <w:r>
-        <w:t xml:space="preserve">Direct connection if there is a direct causal relationship between the indicator and health (e.g., the indicator could directly measure the state or a risk factor of health)</w:t>
-      </w:r>
-    </w:p>
-    <w:p>
-      <w:pPr>
-        <w:pStyle w:val="Compact"/>
-        <w:numPr>
-          <w:ilvl w:val="1"/>
+        <w:t xml:space="preserve">Exclude humans and wildlife</w:t>
+      </w:r>
+    </w:p>
+    <w:p>
+      <w:pPr>
+        <w:pStyle w:val="Compact"/>
+        <w:numPr>
+          <w:ilvl w:val="2"/>
           <w:numId w:val="1013"/>
         </w:numPr>
       </w:pPr>
       <w:r>
-        <w:t xml:space="preserve">Indirect connection if there is a single intermediary factor between the indicator and health</w:t>
-      </w:r>
-    </w:p>
-    <w:p>
-      <w:pPr>
-        <w:pStyle w:val="Compact"/>
-        <w:numPr>
-          <w:ilvl w:val="1"/>
-          <w:numId w:val="1013"/>
-        </w:numPr>
-      </w:pPr>
-      <w:r>
-        <w:t xml:space="preserve">Potential connection if there are two or more intermediary factors between the indicator and health, or if they are likely connected but we are not sure how</w:t>
-      </w:r>
-    </w:p>
-    <w:p>
-      <w:pPr>
-        <w:pStyle w:val="Compact"/>
-        <w:numPr>
-          <w:ilvl w:val="1"/>
-          <w:numId w:val="1013"/>
-        </w:numPr>
-      </w:pPr>
-      <w:r>
-        <w:t xml:space="preserve">No connection if the connection between the indicator and health is far-fetched, unlikely, or absent</w:t>
-      </w:r>
-    </w:p>
-    <w:p>
-      <w:pPr>
-        <w:pStyle w:val="Compact"/>
-        <w:numPr>
-          <w:ilvl w:val="1"/>
-          <w:numId w:val="1013"/>
-        </w:numPr>
-      </w:pPr>
-      <w:r>
-        <w:t xml:space="preserve">Require categorizing species and defining health</w:t>
-      </w:r>
-    </w:p>
-    <w:p>
-      <w:pPr>
-        <w:pStyle w:val="Compact"/>
-        <w:numPr>
-          <w:ilvl w:val="0"/>
+        <w:t xml:space="preserve">Are taken care of by the World Organisation for Animal Health (WOAH)</w:t>
+      </w:r>
+    </w:p>
+    <w:p>
+      <w:pPr>
+        <w:pStyle w:val="Compact"/>
+        <w:numPr>
+          <w:ilvl w:val="1"/>
           <w:numId w:val="1012"/>
         </w:numPr>
       </w:pPr>
       <w:r>
-        <w:t xml:space="preserve">Categorizing species within One Health</w:t>
-      </w:r>
-    </w:p>
-    <w:p>
-      <w:pPr>
-        <w:pStyle w:val="Compact"/>
-        <w:numPr>
-          <w:ilvl w:val="1"/>
+        <w:t xml:space="preserve">Humans</w:t>
+      </w:r>
+    </w:p>
+    <w:p>
+      <w:pPr>
+        <w:pStyle w:val="Compact"/>
+        <w:numPr>
+          <w:ilvl w:val="2"/>
           <w:numId w:val="1014"/>
         </w:numPr>
       </w:pPr>
       <w:r>
-        <w:t xml:space="preserve">Animals</w:t>
+        <w:t xml:space="preserve">Are taken care of by the World Health Organization (WHO)</w:t>
+      </w:r>
+    </w:p>
+    <w:p>
+      <w:pPr>
+        <w:pStyle w:val="Compact"/>
+        <w:numPr>
+          <w:ilvl w:val="1"/>
+          <w:numId w:val="1012"/>
+        </w:numPr>
+      </w:pPr>
+      <w:r>
+        <w:t xml:space="preserve">Plants</w:t>
       </w:r>
     </w:p>
     <w:p>
@@ -575,7 +616,7 @@
         </w:numPr>
       </w:pPr>
       <w:r>
-        <w:t xml:space="preserve">Include pets, livestock, fisheries, and aquaculture, i.e. species currently looked after by veterinarians and food inspectors</w:t>
+        <w:t xml:space="preserve">Include species used for food, fuel, and medicine, i.e. cultivates plants</w:t>
       </w:r>
     </w:p>
     <w:p>
@@ -587,31 +628,19 @@
         </w:numPr>
       </w:pPr>
       <w:r>
-        <w:t xml:space="preserve">Exclude humans and wildlife</w:t>
-      </w:r>
-    </w:p>
-    <w:p>
-      <w:pPr>
-        <w:pStyle w:val="Compact"/>
-        <w:numPr>
-          <w:ilvl w:val="2"/>
-          <w:numId w:val="1015"/>
-        </w:numPr>
-      </w:pPr>
-      <w:r>
-        <w:t xml:space="preserve">Are taken care of by the World Organisation for Animal Health (WOAH)</w:t>
-      </w:r>
-    </w:p>
-    <w:p>
-      <w:pPr>
-        <w:pStyle w:val="Compact"/>
-        <w:numPr>
-          <w:ilvl w:val="1"/>
-          <w:numId w:val="1014"/>
-        </w:numPr>
-      </w:pPr>
-      <w:r>
-        <w:t xml:space="preserve">Humans</w:t>
+        <w:t xml:space="preserve">Are taken care of by the Food and Agriculture Organization of the United Nations (FAO)</w:t>
+      </w:r>
+    </w:p>
+    <w:p>
+      <w:pPr>
+        <w:pStyle w:val="Compact"/>
+        <w:numPr>
+          <w:ilvl w:val="1"/>
+          <w:numId w:val="1012"/>
+        </w:numPr>
+      </w:pPr>
+      <w:r>
+        <w:t xml:space="preserve">Environment</w:t>
       </w:r>
     </w:p>
     <w:p>
@@ -623,19 +652,7 @@
         </w:numPr>
       </w:pPr>
       <w:r>
-        <w:t xml:space="preserve">Are taken care of by the World Health Organization (WHO)</w:t>
-      </w:r>
-    </w:p>
-    <w:p>
-      <w:pPr>
-        <w:pStyle w:val="Compact"/>
-        <w:numPr>
-          <w:ilvl w:val="1"/>
-          <w:numId w:val="1014"/>
-        </w:numPr>
-      </w:pPr>
-      <w:r>
-        <w:t xml:space="preserve">Plants</w:t>
+        <w:t xml:space="preserve">Includes ecosystems and all species not considered in the human, animal, or plant categories</w:t>
       </w:r>
     </w:p>
     <w:p>
@@ -643,35 +660,47 @@
         <w:pStyle w:val="Compact"/>
         <w:numPr>
           <w:ilvl w:val="2"/>
+          <w:numId w:val="1016"/>
+        </w:numPr>
+      </w:pPr>
+      <w:r>
+        <w:t xml:space="preserve">Includes forestry and fisheries</w:t>
+      </w:r>
+    </w:p>
+    <w:p>
+      <w:pPr>
+        <w:pStyle w:val="Compact"/>
+        <w:numPr>
+          <w:ilvl w:val="2"/>
+          <w:numId w:val="1016"/>
+        </w:numPr>
+      </w:pPr>
+      <w:r>
+        <w:t xml:space="preserve">Being taken care of by the United Nations Environment Programme (UNEP)</w:t>
+      </w:r>
+    </w:p>
+    <w:p>
+      <w:pPr>
+        <w:pStyle w:val="Compact"/>
+        <w:numPr>
+          <w:ilvl w:val="0"/>
+          <w:numId w:val="1010"/>
+        </w:numPr>
+      </w:pPr>
+      <w:r>
+        <w:t xml:space="preserve">Defining health</w:t>
+      </w:r>
+    </w:p>
+    <w:p>
+      <w:pPr>
+        <w:pStyle w:val="Compact"/>
+        <w:numPr>
+          <w:ilvl w:val="1"/>
           <w:numId w:val="1017"/>
         </w:numPr>
       </w:pPr>
       <w:r>
-        <w:t xml:space="preserve">Include species used for food, fuel, and medicine, i.e. cultivates plants</w:t>
-      </w:r>
-    </w:p>
-    <w:p>
-      <w:pPr>
-        <w:pStyle w:val="Compact"/>
-        <w:numPr>
-          <w:ilvl w:val="2"/>
-          <w:numId w:val="1017"/>
-        </w:numPr>
-      </w:pPr>
-      <w:r>
-        <w:t xml:space="preserve">Are taken care of by the Food and Agriculture Organization of the United Nations (FAO)</w:t>
-      </w:r>
-    </w:p>
-    <w:p>
-      <w:pPr>
-        <w:pStyle w:val="Compact"/>
-        <w:numPr>
-          <w:ilvl w:val="1"/>
-          <w:numId w:val="1014"/>
-        </w:numPr>
-      </w:pPr>
-      <w:r>
-        <w:t xml:space="preserve">Environment</w:t>
+        <w:t xml:space="preserve">Human and animal health</w:t>
       </w:r>
     </w:p>
     <w:p>
@@ -683,7 +712,7 @@
         </w:numPr>
       </w:pPr>
       <w:r>
-        <w:t xml:space="preserve">Includes ecosystems and all species not considered in the human, animal, or plant categories</w:t>
+        <w:t xml:space="preserve">Overall wellbeing of an individual, i.e. the extent to which it is able to function physically, mentally, and behaviorally</w:t>
       </w:r>
     </w:p>
     <w:p>
@@ -695,7 +724,19 @@
         </w:numPr>
       </w:pPr>
       <w:r>
-        <w:t xml:space="preserve">Includes forestry and fisheries</w:t>
+        <w:t xml:space="preserve">Diseases are deviations from the normal functioning of an individual, often leading to pain, suffering, and death</w:t>
+      </w:r>
+    </w:p>
+    <w:p>
+      <w:pPr>
+        <w:pStyle w:val="Compact"/>
+        <w:numPr>
+          <w:ilvl w:val="1"/>
+          <w:numId w:val="1017"/>
+        </w:numPr>
+      </w:pPr>
+      <w:r>
+        <w:t xml:space="preserve">Plant health</w:t>
       </w:r>
     </w:p>
     <w:p>
@@ -703,35 +744,35 @@
         <w:pStyle w:val="Compact"/>
         <w:numPr>
           <w:ilvl w:val="2"/>
-          <w:numId w:val="1018"/>
-        </w:numPr>
-      </w:pPr>
-      <w:r>
-        <w:t xml:space="preserve">Being taken care of by the United Nations Environment Programme (UNEP)</w:t>
-      </w:r>
-    </w:p>
-    <w:p>
-      <w:pPr>
-        <w:pStyle w:val="Compact"/>
-        <w:numPr>
-          <w:ilvl w:val="0"/>
-          <w:numId w:val="1012"/>
-        </w:numPr>
-      </w:pPr>
-      <w:r>
-        <w:t xml:space="preserve">Defining health</w:t>
-      </w:r>
-    </w:p>
-    <w:p>
-      <w:pPr>
-        <w:pStyle w:val="Compact"/>
-        <w:numPr>
-          <w:ilvl w:val="1"/>
           <w:numId w:val="1019"/>
         </w:numPr>
       </w:pPr>
       <w:r>
-        <w:t xml:space="preserve">Human and animal health</w:t>
+        <w:t xml:space="preserve">The extent to which an individual is able to function physically</w:t>
+      </w:r>
+    </w:p>
+    <w:p>
+      <w:pPr>
+        <w:pStyle w:val="Compact"/>
+        <w:numPr>
+          <w:ilvl w:val="2"/>
+          <w:numId w:val="1019"/>
+        </w:numPr>
+      </w:pPr>
+      <w:r>
+        <w:t xml:space="preserve">Diseases are deviations from the normal physiological functioning of an individual, often leading to death</w:t>
+      </w:r>
+    </w:p>
+    <w:p>
+      <w:pPr>
+        <w:pStyle w:val="Compact"/>
+        <w:numPr>
+          <w:ilvl w:val="1"/>
+          <w:numId w:val="1017"/>
+        </w:numPr>
+      </w:pPr>
+      <w:r>
+        <w:t xml:space="preserve">Environmental health</w:t>
       </w:r>
     </w:p>
     <w:p>
@@ -743,7 +784,7 @@
         </w:numPr>
       </w:pPr>
       <w:r>
-        <w:t xml:space="preserve">Overall wellbeing of an individual, i.e. the extent to which it is able to function physically, mentally, and behaviorally</w:t>
+        <w:t xml:space="preserve">The extent to which the environment is able to function, maintain biological and chemical processes, and adapt to change</w:t>
       </w:r>
     </w:p>
     <w:p>
@@ -755,19 +796,7 @@
         </w:numPr>
       </w:pPr>
       <w:r>
-        <w:t xml:space="preserve">Diseases are deviations from the normal functioning of an individual, often leading to pain, suffering, and death</w:t>
-      </w:r>
-    </w:p>
-    <w:p>
-      <w:pPr>
-        <w:pStyle w:val="Compact"/>
-        <w:numPr>
-          <w:ilvl w:val="1"/>
-          <w:numId w:val="1019"/>
-        </w:numPr>
-      </w:pPr>
-      <w:r>
-        <w:t xml:space="preserve">Plant health</w:t>
+        <w:t xml:space="preserve">Disturbances are degradations that lead to a decline in the functioning of ecosystems and biological communities</w:t>
       </w:r>
     </w:p>
     <w:p>
@@ -775,67 +804,7 @@
         <w:pStyle w:val="Compact"/>
         <w:numPr>
           <w:ilvl w:val="2"/>
-          <w:numId w:val="1021"/>
-        </w:numPr>
-      </w:pPr>
-      <w:r>
-        <w:t xml:space="preserve">The extent to which an individual is able to function physically</w:t>
-      </w:r>
-    </w:p>
-    <w:p>
-      <w:pPr>
-        <w:pStyle w:val="Compact"/>
-        <w:numPr>
-          <w:ilvl w:val="2"/>
-          <w:numId w:val="1021"/>
-        </w:numPr>
-      </w:pPr>
-      <w:r>
-        <w:t xml:space="preserve">Diseases are deviations from the normal physiological functioning of an individual, often leading to death</w:t>
-      </w:r>
-    </w:p>
-    <w:p>
-      <w:pPr>
-        <w:pStyle w:val="Compact"/>
-        <w:numPr>
-          <w:ilvl w:val="1"/>
-          <w:numId w:val="1019"/>
-        </w:numPr>
-      </w:pPr>
-      <w:r>
-        <w:t xml:space="preserve">Environmental health</w:t>
-      </w:r>
-    </w:p>
-    <w:p>
-      <w:pPr>
-        <w:pStyle w:val="Compact"/>
-        <w:numPr>
-          <w:ilvl w:val="2"/>
-          <w:numId w:val="1022"/>
-        </w:numPr>
-      </w:pPr>
-      <w:r>
-        <w:t xml:space="preserve">The extent to which the environment is able to function, maintain biological and chemical processes, and adapt to change</w:t>
-      </w:r>
-    </w:p>
-    <w:p>
-      <w:pPr>
-        <w:pStyle w:val="Compact"/>
-        <w:numPr>
-          <w:ilvl w:val="2"/>
-          <w:numId w:val="1022"/>
-        </w:numPr>
-      </w:pPr>
-      <w:r>
-        <w:t xml:space="preserve">Disturbances are degradations that lead to a decline in the functioning of ecosystems and biological communities</w:t>
-      </w:r>
-    </w:p>
-    <w:p>
-      <w:pPr>
-        <w:pStyle w:val="Compact"/>
-        <w:numPr>
-          <w:ilvl w:val="2"/>
-          <w:numId w:val="1022"/>
+          <w:numId w:val="1020"/>
         </w:numPr>
       </w:pPr>
       <w:r>
@@ -857,7 +826,7 @@
         <w:pStyle w:val="Compact"/>
         <w:numPr>
           <w:ilvl w:val="0"/>
-          <w:numId w:val="1023"/>
+          <w:numId w:val="1021"/>
         </w:numPr>
       </w:pPr>
       <w:r>
@@ -869,7 +838,7 @@
         <w:pStyle w:val="Compact"/>
         <w:numPr>
           <w:ilvl w:val="1"/>
-          <w:numId w:val="1024"/>
+          <w:numId w:val="1022"/>
         </w:numPr>
       </w:pPr>
       <w:r>
@@ -881,7 +850,7 @@
         <w:pStyle w:val="Compact"/>
         <w:numPr>
           <w:ilvl w:val="1"/>
-          <w:numId w:val="1024"/>
+          <w:numId w:val="1022"/>
         </w:numPr>
       </w:pPr>
       <w:r>
@@ -893,7 +862,7 @@
         <w:pStyle w:val="Compact"/>
         <w:numPr>
           <w:ilvl w:val="1"/>
-          <w:numId w:val="1024"/>
+          <w:numId w:val="1022"/>
         </w:numPr>
       </w:pPr>
       <w:r>
@@ -905,7 +874,7 @@
         <w:pStyle w:val="Compact"/>
         <w:numPr>
           <w:ilvl w:val="1"/>
-          <w:numId w:val="1024"/>
+          <w:numId w:val="1022"/>
         </w:numPr>
       </w:pPr>
       <w:r>
@@ -917,7 +886,7 @@
         <w:pStyle w:val="Compact"/>
         <w:numPr>
           <w:ilvl w:val="1"/>
-          <w:numId w:val="1024"/>
+          <w:numId w:val="1022"/>
         </w:numPr>
       </w:pPr>
       <w:r>
@@ -926,10 +895,19 @@
     </w:p>
     <w:bookmarkEnd w:id="11"/>
     <w:bookmarkEnd w:id="12"/>
+    <w:bookmarkStart w:id="28" w:name="results-and-discussion"/>
+    <w:p>
+      <w:pPr>
+        <w:pStyle w:val="Heading1"/>
+      </w:pPr>
+      <w:r>
+        <w:t xml:space="preserve">Results and discussion</w:t>
+      </w:r>
+    </w:p>
     <w:bookmarkStart w:id="16" w:name="Xd59da50f184346f7876d068f9895741f18a0fbf"/>
     <w:p>
       <w:pPr>
-        <w:pStyle w:val="Heading1"/>
+        <w:pStyle w:val="Heading2"/>
       </w:pPr>
       <w:r>
         <w:t xml:space="preserve">Link between biodiversity indicators and health</w:t>
@@ -940,7 +918,7 @@
         <w:pStyle w:val="Compact"/>
         <w:numPr>
           <w:ilvl w:val="0"/>
-          <w:numId w:val="1025"/>
+          <w:numId w:val="1023"/>
         </w:numPr>
       </w:pPr>
       <w:r>
@@ -952,7 +930,7 @@
         <w:pStyle w:val="Compact"/>
         <w:numPr>
           <w:ilvl w:val="1"/>
-          <w:numId w:val="1026"/>
+          <w:numId w:val="1024"/>
         </w:numPr>
       </w:pPr>
       <w:r>
@@ -964,7 +942,7 @@
         <w:pStyle w:val="Compact"/>
         <w:numPr>
           <w:ilvl w:val="1"/>
-          <w:numId w:val="1026"/>
+          <w:numId w:val="1024"/>
         </w:numPr>
       </w:pPr>
       <w:r>
@@ -976,7 +954,7 @@
         <w:pStyle w:val="Compact"/>
         <w:numPr>
           <w:ilvl w:val="1"/>
-          <w:numId w:val="1026"/>
+          <w:numId w:val="1024"/>
         </w:numPr>
       </w:pPr>
       <w:r>
@@ -1053,7 +1031,7 @@
         <w:pStyle w:val="Compact"/>
         <w:numPr>
           <w:ilvl w:val="0"/>
-          <w:numId w:val="1027"/>
+          <w:numId w:val="1025"/>
         </w:numPr>
       </w:pPr>
       <w:r>
@@ -1065,7 +1043,7 @@
         <w:pStyle w:val="Compact"/>
         <w:numPr>
           <w:ilvl w:val="1"/>
-          <w:numId w:val="1028"/>
+          <w:numId w:val="1026"/>
         </w:numPr>
       </w:pPr>
       <w:r>
@@ -1077,7 +1055,7 @@
         <w:pStyle w:val="Compact"/>
         <w:numPr>
           <w:ilvl w:val="1"/>
-          <w:numId w:val="1028"/>
+          <w:numId w:val="1026"/>
         </w:numPr>
       </w:pPr>
       <w:r>
@@ -1089,7 +1067,7 @@
         <w:pStyle w:val="Compact"/>
         <w:numPr>
           <w:ilvl w:val="1"/>
-          <w:numId w:val="1028"/>
+          <w:numId w:val="1026"/>
         </w:numPr>
       </w:pPr>
       <w:r>
@@ -1101,7 +1079,7 @@
         <w:pStyle w:val="Compact"/>
         <w:numPr>
           <w:ilvl w:val="1"/>
-          <w:numId w:val="1028"/>
+          <w:numId w:val="1026"/>
         </w:numPr>
       </w:pPr>
       <w:r>
@@ -1112,7 +1090,7 @@
     <w:bookmarkStart w:id="27" w:name="Xe0174d29bd397db265675cd2e1acc67451b4773"/>
     <w:p>
       <w:pPr>
-        <w:pStyle w:val="Heading1"/>
+        <w:pStyle w:val="Heading2"/>
       </w:pPr>
       <w:r>
         <w:t xml:space="preserve">Usability of indicators for monitoring the OH JPA</w:t>
@@ -1123,7 +1101,7 @@
         <w:pStyle w:val="Compact"/>
         <w:numPr>
           <w:ilvl w:val="0"/>
-          <w:numId w:val="1029"/>
+          <w:numId w:val="1027"/>
         </w:numPr>
       </w:pPr>
       <w:r>
@@ -1135,7 +1113,7 @@
         <w:pStyle w:val="Compact"/>
         <w:numPr>
           <w:ilvl w:val="1"/>
-          <w:numId w:val="1030"/>
+          <w:numId w:val="1028"/>
         </w:numPr>
       </w:pPr>
       <w:r>
@@ -1147,7 +1125,7 @@
         <w:pStyle w:val="Compact"/>
         <w:numPr>
           <w:ilvl w:val="1"/>
-          <w:numId w:val="1030"/>
+          <w:numId w:val="1028"/>
         </w:numPr>
       </w:pPr>
       <w:r>
@@ -1159,7 +1137,7 @@
         <w:pStyle w:val="Compact"/>
         <w:numPr>
           <w:ilvl w:val="1"/>
-          <w:numId w:val="1030"/>
+          <w:numId w:val="1028"/>
         </w:numPr>
       </w:pPr>
       <w:r>
@@ -1171,7 +1149,7 @@
         <w:pStyle w:val="Compact"/>
         <w:numPr>
           <w:ilvl w:val="1"/>
-          <w:numId w:val="1030"/>
+          <w:numId w:val="1028"/>
         </w:numPr>
       </w:pPr>
       <w:r>
@@ -1183,7 +1161,7 @@
         <w:pStyle w:val="Compact"/>
         <w:numPr>
           <w:ilvl w:val="1"/>
-          <w:numId w:val="1030"/>
+          <w:numId w:val="1028"/>
         </w:numPr>
       </w:pPr>
       <w:r>
@@ -2825,7 +2803,7 @@
         <w:pStyle w:val="Compact"/>
         <w:numPr>
           <w:ilvl w:val="0"/>
-          <w:numId w:val="1031"/>
+          <w:numId w:val="1029"/>
         </w:numPr>
       </w:pPr>
       <w:r>
@@ -2837,7 +2815,7 @@
         <w:pStyle w:val="Compact"/>
         <w:numPr>
           <w:ilvl w:val="1"/>
-          <w:numId w:val="1032"/>
+          <w:numId w:val="1030"/>
         </w:numPr>
       </w:pPr>
       <w:r>
@@ -2849,7 +2827,7 @@
         <w:pStyle w:val="Compact"/>
         <w:numPr>
           <w:ilvl w:val="1"/>
-          <w:numId w:val="1032"/>
+          <w:numId w:val="1030"/>
         </w:numPr>
       </w:pPr>
       <w:r>
@@ -2861,7 +2839,7 @@
         <w:pStyle w:val="Compact"/>
         <w:numPr>
           <w:ilvl w:val="1"/>
-          <w:numId w:val="1032"/>
+          <w:numId w:val="1030"/>
         </w:numPr>
       </w:pPr>
       <w:r>
@@ -2873,7 +2851,7 @@
         <w:pStyle w:val="Compact"/>
         <w:numPr>
           <w:ilvl w:val="1"/>
-          <w:numId w:val="1032"/>
+          <w:numId w:val="1030"/>
         </w:numPr>
       </w:pPr>
       <w:r>
@@ -2950,7 +2928,7 @@
         <w:pStyle w:val="Compact"/>
         <w:numPr>
           <w:ilvl w:val="0"/>
-          <w:numId w:val="1033"/>
+          <w:numId w:val="1031"/>
         </w:numPr>
       </w:pPr>
       <w:r>
@@ -2962,7 +2940,7 @@
         <w:pStyle w:val="Compact"/>
         <w:numPr>
           <w:ilvl w:val="1"/>
-          <w:numId w:val="1034"/>
+          <w:numId w:val="1032"/>
         </w:numPr>
       </w:pPr>
       <w:r>
@@ -2974,7 +2952,7 @@
         <w:pStyle w:val="Compact"/>
         <w:numPr>
           <w:ilvl w:val="1"/>
-          <w:numId w:val="1034"/>
+          <w:numId w:val="1032"/>
         </w:numPr>
       </w:pPr>
       <w:r>
@@ -2986,7 +2964,7 @@
         <w:pStyle w:val="Compact"/>
         <w:numPr>
           <w:ilvl w:val="1"/>
-          <w:numId w:val="1034"/>
+          <w:numId w:val="1032"/>
         </w:numPr>
       </w:pPr>
       <w:r>
@@ -3059,7 +3037,8 @@
       </w:r>
     </w:p>
     <w:bookmarkEnd w:id="27"/>
-    <w:bookmarkStart w:id="31" w:name="conclusion"/>
+    <w:bookmarkEnd w:id="28"/>
+    <w:bookmarkStart w:id="32" w:name="conclusion"/>
     <w:p>
       <w:pPr>
         <w:pStyle w:val="Heading1"/>
@@ -3073,11 +3052,95 @@
         <w:pStyle w:val="Compact"/>
         <w:numPr>
           <w:ilvl w:val="0"/>
+          <w:numId w:val="1033"/>
+        </w:numPr>
+      </w:pPr>
+      <w:r>
+        <w:t xml:space="preserve">Monitoring Frameworks</w:t>
+      </w:r>
+    </w:p>
+    <w:p>
+      <w:pPr>
+        <w:pStyle w:val="Compact"/>
+        <w:numPr>
+          <w:ilvl w:val="1"/>
+          <w:numId w:val="1034"/>
+        </w:numPr>
+      </w:pPr>
+      <w:r>
+        <w:t xml:space="preserve">The monitoring framework of the OH JPA can be based on indicators of the KM-GBF</w:t>
+      </w:r>
+    </w:p>
+    <w:p>
+      <w:pPr>
+        <w:pStyle w:val="Compact"/>
+        <w:numPr>
+          <w:ilvl w:val="1"/>
+          <w:numId w:val="1034"/>
+        </w:numPr>
+      </w:pPr>
+      <w:r>
+        <w:t xml:space="preserve">Importance of reusing indicators to decrease workload on countries</w:t>
+      </w:r>
+    </w:p>
+    <w:p>
+      <w:pPr>
+        <w:pStyle w:val="Compact"/>
+        <w:numPr>
+          <w:ilvl w:val="1"/>
+          <w:numId w:val="1034"/>
+        </w:numPr>
+      </w:pPr>
+      <w:r>
+        <w:t xml:space="preserve">Importance of sharing data, methodologies, and expertise</w:t>
+      </w:r>
+    </w:p>
+    <w:p>
+      <w:pPr>
+        <w:pStyle w:val="Compact"/>
+        <w:numPr>
+          <w:ilvl w:val="1"/>
+          <w:numId w:val="1034"/>
+        </w:numPr>
+      </w:pPr>
+      <w:r>
+        <w:t xml:space="preserve">Sharing policy and governance practices</w:t>
+      </w:r>
+    </w:p>
+    <w:p>
+      <w:pPr>
+        <w:pStyle w:val="Compact"/>
+        <w:numPr>
+          <w:ilvl w:val="0"/>
+          <w:numId w:val="1033"/>
+        </w:numPr>
+      </w:pPr>
+      <w:r>
+        <w:t xml:space="preserve">Gaps in indicators</w:t>
+      </w:r>
+    </w:p>
+    <w:p>
+      <w:pPr>
+        <w:pStyle w:val="Compact"/>
+        <w:numPr>
+          <w:ilvl w:val="1"/>
           <w:numId w:val="1035"/>
         </w:numPr>
       </w:pPr>
       <w:r>
-        <w:t xml:space="preserve">Monitoring Frameworks</w:t>
+        <w:t xml:space="preserve">Indicators</w:t>
+      </w:r>
+    </w:p>
+    <w:p>
+      <w:pPr>
+        <w:pStyle w:val="Compact"/>
+        <w:numPr>
+          <w:ilvl w:val="0"/>
+          <w:numId w:val="1033"/>
+        </w:numPr>
+      </w:pPr>
+      <w:r>
+        <w:t xml:space="preserve">Other indicators could be identified in other monitoring frameworks (e.g. SDG)</w:t>
       </w:r>
     </w:p>
     <w:p>
@@ -3089,123 +3152,17 @@
         </w:numPr>
       </w:pPr>
       <w:r>
-        <w:t xml:space="preserve">The monitoring framework of the OH JPA can be based on indicators of the KM-GBF</w:t>
-      </w:r>
-    </w:p>
-    <w:p>
-      <w:pPr>
-        <w:pStyle w:val="Compact"/>
-        <w:numPr>
-          <w:ilvl w:val="1"/>
-          <w:numId w:val="1036"/>
-        </w:numPr>
-      </w:pPr>
-      <w:r>
-        <w:t xml:space="preserve">Importance of reusing indicators to decrease workload on countries</w:t>
-      </w:r>
-    </w:p>
-    <w:p>
-      <w:pPr>
-        <w:pStyle w:val="Compact"/>
-        <w:numPr>
-          <w:ilvl w:val="1"/>
-          <w:numId w:val="1036"/>
-        </w:numPr>
-      </w:pPr>
-      <w:r>
-        <w:t xml:space="preserve">Importance of sharing data, methodologies, and expertise</w:t>
-      </w:r>
-    </w:p>
-    <w:p>
-      <w:pPr>
-        <w:pStyle w:val="Compact"/>
-        <w:numPr>
-          <w:ilvl w:val="1"/>
-          <w:numId w:val="1036"/>
-        </w:numPr>
-      </w:pPr>
-      <w:r>
-        <w:t xml:space="preserve">Sharing policy and governance practices</w:t>
-      </w:r>
-    </w:p>
-    <w:p>
-      <w:pPr>
-        <w:pStyle w:val="Compact"/>
-        <w:numPr>
-          <w:ilvl w:val="0"/>
-          <w:numId w:val="1035"/>
-        </w:numPr>
-      </w:pPr>
-      <w:r>
-        <w:t xml:space="preserve">Gaps in indicators</w:t>
-      </w:r>
-    </w:p>
-    <w:p>
-      <w:pPr>
-        <w:pStyle w:val="Compact"/>
-        <w:numPr>
-          <w:ilvl w:val="1"/>
-          <w:numId w:val="1037"/>
-        </w:numPr>
-      </w:pPr>
-      <w:r>
-        <w:t xml:space="preserve">Indicators</w:t>
-      </w:r>
-    </w:p>
-    <w:p>
-      <w:pPr>
-        <w:pStyle w:val="Compact"/>
-        <w:numPr>
-          <w:ilvl w:val="0"/>
-          <w:numId w:val="1035"/>
-        </w:numPr>
-      </w:pPr>
-      <w:r>
-        <w:t xml:space="preserve">Other indicators could be identified in other monitoring frameworks (e.g. SDG)</w:t>
-      </w:r>
-    </w:p>
-    <w:p>
-      <w:pPr>
-        <w:pStyle w:val="Compact"/>
-        <w:numPr>
-          <w:ilvl w:val="1"/>
-          <w:numId w:val="1038"/>
-        </w:numPr>
-      </w:pPr>
-      <w:r>
         <w:t xml:space="preserve">New indicators can be developed after identifying gaps</w:t>
       </w:r>
     </w:p>
-    <w:p>
-      <w:pPr>
-        <w:pStyle w:val="FirstParagraph"/>
-      </w:pPr>
-      <w:r>
-        <w:t xml:space="preserve">Stephens et al. (2016)</w:t>
-      </w:r>
-    </w:p>
-    <w:p>
-      <w:pPr>
-        <w:pStyle w:val="BodyText"/>
-      </w:pPr>
-      <w:r>
-        <w:t xml:space="preserve">Blabla</w:t>
-      </w:r>
-      <w:r>
-        <w:t xml:space="preserve"> </w:t>
-      </w:r>
-      <w:r>
-        <w:t xml:space="preserve">(allo, Stephens et al., 2016)</w:t>
-      </w:r>
-    </w:p>
-    <w:bookmarkStart w:id="30" w:name="refs"/>
-    <w:bookmarkStart w:id="29" w:name="ref-Stephens2016Macroecology"/>
+    <w:bookmarkStart w:id="31" w:name="refs"/>
+    <w:bookmarkStart w:id="29" w:name="ref-Monitoring"/>
     <w:p>
       <w:pPr>
         <w:pStyle w:val="Bibliography"/>
       </w:pPr>
       <w:r>
-        <w:t xml:space="preserve">Stephens, P. R., Altizer, S., Smith, K. F., Alonso Aguirre, A., Brown, J. H., Budischak, S. A., Byers, J. E., Dallas, T. A., Jonathan Davies, T., Drake, J. M., Ezenwa, V. O., Farrell, M. J., Gittleman, J. L., Han, B. A., Huang, S., Hutchinson, R. A., Johnson, P., Nunn, C. L., Onstad, D., … Poulin, R. (2016). The macroecology of infectious diseases: A new perspective on global-scale drivers of pathogen distributions and impacts.</w:t>
+        <w:t xml:space="preserve">Conference of the Parties to the Convention on Biological Diversity. (2025).</w:t>
       </w:r>
       <w:r>
         <w:t xml:space="preserve"> </w:t>
@@ -3215,39 +3172,73 @@
           <w:i/>
           <w:iCs/>
         </w:rPr>
-        <w:t xml:space="preserve">Ecology Letters</w:t>
-      </w:r>
-      <w:r>
-        <w:t xml:space="preserve">,</w:t>
-      </w:r>
-      <w:r>
-        <w:t xml:space="preserve"> </w:t>
+        <w:t xml:space="preserve">Monitoring framework for the</w:t>
       </w:r>
       <w:r>
         <w:rPr>
           <w:i/>
           <w:iCs/>
         </w:rPr>
-        <w:t xml:space="preserve">19</w:t>
-      </w:r>
-      <w:r>
-        <w:t xml:space="preserve">(9), 1159–1171.</w:t>
-      </w:r>
-      <w:r>
         <w:t xml:space="preserve"> </w:t>
       </w:r>
-      <w:hyperlink r:id="rId28">
-        <w:r>
-          <w:rPr>
-            <w:rStyle w:val="Hyperlink"/>
-          </w:rPr>
-          <w:t xml:space="preserve">https://doi.org/10.1111/ele.12644</w:t>
-        </w:r>
-      </w:hyperlink>
+      <w:r>
+        <w:rPr>
+          <w:i/>
+          <w:iCs/>
+        </w:rPr>
+        <w:t xml:space="preserve">Kunming-Montreal Global Biodiversity Framework</w:t>
+      </w:r>
+      <w:r>
+        <w:t xml:space="preserve">. United Nations Environment Programme. Decision no. CBD/COP/16/L.26/Rev.1.</w:t>
+      </w:r>
     </w:p>
     <w:bookmarkEnd w:id="29"/>
+    <w:bookmarkStart w:id="30" w:name="ref-Indicators"/>
+    <w:p>
+      <w:pPr>
+        <w:pStyle w:val="Bibliography"/>
+      </w:pPr>
+      <w:r>
+        <w:t xml:space="preserve">UNEP-WCMC. (2025). Indicators for the</w:t>
+      </w:r>
+      <w:r>
+        <w:t xml:space="preserve"> </w:t>
+      </w:r>
+      <w:r>
+        <w:t xml:space="preserve">Kunming</w:t>
+      </w:r>
+      <w:r>
+        <w:t xml:space="preserve"> </w:t>
+      </w:r>
+      <w:r>
+        <w:t xml:space="preserve">–</w:t>
+      </w:r>
+      <w:r>
+        <w:t xml:space="preserve"> </w:t>
+      </w:r>
+      <w:r>
+        <w:t xml:space="preserve">Montreal Global Biodiversity Framework</w:t>
+      </w:r>
+      <w:r>
+        <w:t xml:space="preserve">. In</w:t>
+      </w:r>
+      <w:r>
+        <w:t xml:space="preserve"> </w:t>
+      </w:r>
+      <w:r>
+        <w:rPr>
+          <w:i/>
+          <w:iCs/>
+        </w:rPr>
+        <w:t xml:space="preserve">Indicator Repository</w:t>
+      </w:r>
+      <w:r>
+        <w:t xml:space="preserve">. https://www.gbf-indicators.org/.</w:t>
+      </w:r>
+    </w:p>
     <w:bookmarkEnd w:id="30"/>
     <w:bookmarkEnd w:id="31"/>
+    <w:bookmarkEnd w:id="32"/>
     <w:sectPr>
       <w:footnotePr>
         <w:numRestart w:val="eachSect"/>
@@ -3794,12 +3785,6 @@
     <w:abstractNumId w:val="991"/>
   </w:num>
   <w:num w:numId="1036">
-    <w:abstractNumId w:val="991"/>
-  </w:num>
-  <w:num w:numId="1037">
-    <w:abstractNumId w:val="991"/>
-  </w:num>
-  <w:num w:numId="1038">
     <w:abstractNumId w:val="991"/>
   </w:num>
 </w:numbering>

--- a/index.docx
+++ b/index.docx
@@ -63,7 +63,7 @@
         <w:pStyle w:val="Date"/>
       </w:pPr>
       <w:r>
-        <w:t xml:space="preserve">2026-03-20</w:t>
+        <w:t xml:space="preserve">2026-03-28</w:t>
       </w:r>
     </w:p>
     <w:p>
@@ -167,6 +167,54 @@
       <w:pPr>
         <w:pStyle w:val="Compact"/>
         <w:numPr>
+          <w:ilvl w:val="2"/>
+          <w:numId w:val="1004"/>
+        </w:numPr>
+      </w:pPr>
+      <w:r>
+        <w:t xml:space="preserve">World Health Organization (WHO)</w:t>
+      </w:r>
+    </w:p>
+    <w:p>
+      <w:pPr>
+        <w:pStyle w:val="Compact"/>
+        <w:numPr>
+          <w:ilvl w:val="2"/>
+          <w:numId w:val="1004"/>
+        </w:numPr>
+      </w:pPr>
+      <w:r>
+        <w:t xml:space="preserve">World Organisation for Animal Health (WOAH)</w:t>
+      </w:r>
+    </w:p>
+    <w:p>
+      <w:pPr>
+        <w:pStyle w:val="Compact"/>
+        <w:numPr>
+          <w:ilvl w:val="2"/>
+          <w:numId w:val="1004"/>
+        </w:numPr>
+      </w:pPr>
+      <w:r>
+        <w:t xml:space="preserve">Food and Agriculture Organization of the United Nations (FAO)</w:t>
+      </w:r>
+    </w:p>
+    <w:p>
+      <w:pPr>
+        <w:pStyle w:val="Compact"/>
+        <w:numPr>
+          <w:ilvl w:val="2"/>
+          <w:numId w:val="1004"/>
+        </w:numPr>
+      </w:pPr>
+      <w:r>
+        <w:t xml:space="preserve">United Nations Environment Programme (UNEP)</w:t>
+      </w:r>
+    </w:p>
+    <w:p>
+      <w:pPr>
+        <w:pStyle w:val="Compact"/>
+        <w:numPr>
           <w:ilvl w:val="1"/>
           <w:numId w:val="1003"/>
         </w:numPr>
@@ -204,7 +252,7 @@
         <w:pStyle w:val="Compact"/>
         <w:numPr>
           <w:ilvl w:val="1"/>
-          <w:numId w:val="1004"/>
+          <w:numId w:val="1005"/>
         </w:numPr>
       </w:pPr>
       <w:r>
@@ -216,7 +264,7 @@
         <w:pStyle w:val="Compact"/>
         <w:numPr>
           <w:ilvl w:val="1"/>
-          <w:numId w:val="1004"/>
+          <w:numId w:val="1005"/>
         </w:numPr>
       </w:pPr>
       <w:r>
@@ -228,7 +276,7 @@
         <w:pStyle w:val="Compact"/>
         <w:numPr>
           <w:ilvl w:val="1"/>
-          <w:numId w:val="1004"/>
+          <w:numId w:val="1005"/>
         </w:numPr>
       </w:pPr>
       <w:r>
@@ -252,7 +300,7 @@
         <w:pStyle w:val="Compact"/>
         <w:numPr>
           <w:ilvl w:val="1"/>
-          <w:numId w:val="1005"/>
+          <w:numId w:val="1006"/>
         </w:numPr>
       </w:pPr>
       <w:r>
@@ -264,7 +312,7 @@
         <w:pStyle w:val="Compact"/>
         <w:numPr>
           <w:ilvl w:val="1"/>
-          <w:numId w:val="1005"/>
+          <w:numId w:val="1006"/>
         </w:numPr>
       </w:pPr>
       <w:r>
@@ -276,7 +324,7 @@
         <w:pStyle w:val="Compact"/>
         <w:numPr>
           <w:ilvl w:val="1"/>
-          <w:numId w:val="1005"/>
+          <w:numId w:val="1006"/>
         </w:numPr>
       </w:pPr>
       <w:r>
@@ -300,47 +348,11 @@
         <w:pStyle w:val="Compact"/>
         <w:numPr>
           <w:ilvl w:val="1"/>
-          <w:numId w:val="1006"/>
+          <w:numId w:val="1007"/>
         </w:numPr>
       </w:pPr>
       <w:r>
         <w:t xml:space="preserve">Assess the link between biodiversity indicators and human, animal, plant, and environmental health</w:t>
-      </w:r>
-    </w:p>
-    <w:p>
-      <w:pPr>
-        <w:pStyle w:val="Compact"/>
-        <w:numPr>
-          <w:ilvl w:val="1"/>
-          <w:numId w:val="1007"/>
-        </w:numPr>
-      </w:pPr>
-      <w:r>
-        <w:t xml:space="preserve">Strengthens the link between biodiversity and health</w:t>
-      </w:r>
-    </w:p>
-    <w:p>
-      <w:pPr>
-        <w:pStyle w:val="Compact"/>
-        <w:numPr>
-          <w:ilvl w:val="1"/>
-          <w:numId w:val="1007"/>
-        </w:numPr>
-      </w:pPr>
-      <w:r>
-        <w:t xml:space="preserve">Reinforces the need for collaboration across disciplines</w:t>
-      </w:r>
-    </w:p>
-    <w:p>
-      <w:pPr>
-        <w:pStyle w:val="Compact"/>
-        <w:numPr>
-          <w:ilvl w:val="1"/>
-          <w:numId w:val="1007"/>
-        </w:numPr>
-      </w:pPr>
-      <w:r>
-        <w:t xml:space="preserve">Highlights the need for shared policy and governance practices between the CBD Secretariat and the Quadripartite Organizations</w:t>
       </w:r>
     </w:p>
     <w:p>
@@ -352,7 +364,31 @@
         </w:numPr>
       </w:pPr>
       <w:r>
-        <w:t xml:space="preserve">Evaluate the usability of indicators for monitoring One Health actions</w:t>
+        <w:t xml:space="preserve">Strengthens the link between biodiversity and health</w:t>
+      </w:r>
+    </w:p>
+    <w:p>
+      <w:pPr>
+        <w:pStyle w:val="Compact"/>
+        <w:numPr>
+          <w:ilvl w:val="1"/>
+          <w:numId w:val="1008"/>
+        </w:numPr>
+      </w:pPr>
+      <w:r>
+        <w:t xml:space="preserve">Reinforces the need for collaboration across disciplines</w:t>
+      </w:r>
+    </w:p>
+    <w:p>
+      <w:pPr>
+        <w:pStyle w:val="Compact"/>
+        <w:numPr>
+          <w:ilvl w:val="1"/>
+          <w:numId w:val="1008"/>
+        </w:numPr>
+      </w:pPr>
+      <w:r>
+        <w:t xml:space="preserve">Highlights the need for shared policy and governance practices between the CBD Secretariat and the Quadripartite Organizations</w:t>
       </w:r>
     </w:p>
     <w:p>
@@ -364,6 +400,18 @@
         </w:numPr>
       </w:pPr>
       <w:r>
+        <w:t xml:space="preserve">Evaluate the usability of indicators for monitoring One Health actions</w:t>
+      </w:r>
+    </w:p>
+    <w:p>
+      <w:pPr>
+        <w:pStyle w:val="Compact"/>
+        <w:numPr>
+          <w:ilvl w:val="1"/>
+          <w:numId w:val="1010"/>
+        </w:numPr>
+      </w:pPr>
+      <w:r>
         <w:t xml:space="preserve">Highlights the need for data sharing between Parties, organizations, and other stakeholders</w:t>
       </w:r>
     </w:p>
@@ -372,7 +420,7 @@
         <w:pStyle w:val="Compact"/>
         <w:numPr>
           <w:ilvl w:val="1"/>
-          <w:numId w:val="1009"/>
+          <w:numId w:val="1010"/>
         </w:numPr>
       </w:pPr>
       <w:r>
@@ -424,391 +472,157 @@
         <w:pStyle w:val="Heading2"/>
       </w:pPr>
       <w:r>
-        <w:t xml:space="preserve">Assessing the link between indicators and health</w:t>
-      </w:r>
-    </w:p>
-    <w:p>
-      <w:pPr>
-        <w:pStyle w:val="Compact"/>
-        <w:numPr>
-          <w:ilvl w:val="0"/>
-          <w:numId w:val="1010"/>
-        </w:numPr>
-      </w:pPr>
-      <w:r>
-        <w:t xml:space="preserve">Qualitative assessments</w:t>
-      </w:r>
-    </w:p>
-    <w:p>
-      <w:pPr>
-        <w:pStyle w:val="Compact"/>
-        <w:numPr>
-          <w:ilvl w:val="1"/>
-          <w:numId w:val="1011"/>
-        </w:numPr>
-      </w:pPr>
-      <w:r>
-        <w:t xml:space="preserve">Assessing the link between each indicator and human, animal, plant, and environmental health</w:t>
-      </w:r>
-    </w:p>
-    <w:p>
-      <w:pPr>
-        <w:pStyle w:val="Compact"/>
-        <w:numPr>
-          <w:ilvl w:val="1"/>
-          <w:numId w:val="1011"/>
-        </w:numPr>
-      </w:pPr>
-      <w:r>
-        <w:t xml:space="preserve">Direct connection if there is a direct causal relationship between the indicator and health (e.g., the indicator could directly measure the state or a risk factor of health)</w:t>
-      </w:r>
-    </w:p>
-    <w:p>
-      <w:pPr>
-        <w:pStyle w:val="Compact"/>
-        <w:numPr>
-          <w:ilvl w:val="1"/>
-          <w:numId w:val="1011"/>
-        </w:numPr>
-      </w:pPr>
-      <w:r>
-        <w:t xml:space="preserve">Indirect connection if there is a single intermediary factor between the indicator and health</w:t>
-      </w:r>
-    </w:p>
-    <w:p>
-      <w:pPr>
-        <w:pStyle w:val="Compact"/>
-        <w:numPr>
-          <w:ilvl w:val="1"/>
-          <w:numId w:val="1011"/>
-        </w:numPr>
-      </w:pPr>
-      <w:r>
-        <w:t xml:space="preserve">Potential connection if there are two or more intermediary factors between the indicator and health, or if they are likely connected but we are not sure how</w:t>
-      </w:r>
-    </w:p>
-    <w:p>
-      <w:pPr>
-        <w:pStyle w:val="Compact"/>
-        <w:numPr>
-          <w:ilvl w:val="1"/>
-          <w:numId w:val="1011"/>
-        </w:numPr>
-      </w:pPr>
-      <w:r>
-        <w:t xml:space="preserve">No connection if the connection between the indicator and health is far-fetched, unlikely, or absent</w:t>
-      </w:r>
-    </w:p>
-    <w:p>
-      <w:pPr>
-        <w:pStyle w:val="Compact"/>
-        <w:numPr>
-          <w:ilvl w:val="1"/>
-          <w:numId w:val="1011"/>
-        </w:numPr>
-      </w:pPr>
-      <w:r>
-        <w:t xml:space="preserve">Require categorizing species and defining health</w:t>
-      </w:r>
-    </w:p>
-    <w:p>
-      <w:pPr>
-        <w:pStyle w:val="Compact"/>
-        <w:numPr>
-          <w:ilvl w:val="0"/>
-          <w:numId w:val="1010"/>
-        </w:numPr>
-      </w:pPr>
-      <w:r>
-        <w:t xml:space="preserve">Categorizing species within One Health</w:t>
-      </w:r>
-    </w:p>
-    <w:p>
-      <w:pPr>
-        <w:pStyle w:val="Compact"/>
-        <w:numPr>
-          <w:ilvl w:val="1"/>
-          <w:numId w:val="1012"/>
-        </w:numPr>
-      </w:pPr>
-      <w:r>
-        <w:t xml:space="preserve">Animals</w:t>
-      </w:r>
-    </w:p>
-    <w:p>
-      <w:pPr>
-        <w:pStyle w:val="Compact"/>
-        <w:numPr>
-          <w:ilvl w:val="2"/>
-          <w:numId w:val="1013"/>
-        </w:numPr>
-      </w:pPr>
-      <w:r>
-        <w:t xml:space="preserve">Include pets, livestock, fisheries, and aquaculture, i.e. species currently looked after by veterinarians and food inspectors</w:t>
-      </w:r>
-    </w:p>
-    <w:p>
-      <w:pPr>
-        <w:pStyle w:val="Compact"/>
-        <w:numPr>
-          <w:ilvl w:val="2"/>
-          <w:numId w:val="1013"/>
-        </w:numPr>
-      </w:pPr>
-      <w:r>
-        <w:t xml:space="preserve">Exclude humans and wildlife</w:t>
-      </w:r>
-    </w:p>
-    <w:p>
-      <w:pPr>
-        <w:pStyle w:val="Compact"/>
-        <w:numPr>
-          <w:ilvl w:val="2"/>
-          <w:numId w:val="1013"/>
-        </w:numPr>
-      </w:pPr>
-      <w:r>
-        <w:t xml:space="preserve">Are taken care of by the World Organisation for Animal Health (WOAH)</w:t>
-      </w:r>
-    </w:p>
-    <w:p>
-      <w:pPr>
-        <w:pStyle w:val="Compact"/>
-        <w:numPr>
-          <w:ilvl w:val="1"/>
-          <w:numId w:val="1012"/>
-        </w:numPr>
-      </w:pPr>
-      <w:r>
-        <w:t xml:space="preserve">Humans</w:t>
-      </w:r>
-    </w:p>
-    <w:p>
-      <w:pPr>
-        <w:pStyle w:val="Compact"/>
-        <w:numPr>
-          <w:ilvl w:val="2"/>
-          <w:numId w:val="1014"/>
-        </w:numPr>
-      </w:pPr>
-      <w:r>
-        <w:t xml:space="preserve">Are taken care of by the World Health Organization (WHO)</w:t>
-      </w:r>
-    </w:p>
-    <w:p>
-      <w:pPr>
-        <w:pStyle w:val="Compact"/>
-        <w:numPr>
-          <w:ilvl w:val="1"/>
-          <w:numId w:val="1012"/>
-        </w:numPr>
-      </w:pPr>
-      <w:r>
-        <w:t xml:space="preserve">Plants</w:t>
-      </w:r>
-    </w:p>
-    <w:p>
-      <w:pPr>
-        <w:pStyle w:val="Compact"/>
-        <w:numPr>
-          <w:ilvl w:val="2"/>
-          <w:numId w:val="1015"/>
-        </w:numPr>
-      </w:pPr>
-      <w:r>
-        <w:t xml:space="preserve">Include species used for food, fuel, and medicine, i.e. cultivates plants</w:t>
-      </w:r>
-    </w:p>
-    <w:p>
-      <w:pPr>
-        <w:pStyle w:val="Compact"/>
-        <w:numPr>
-          <w:ilvl w:val="2"/>
-          <w:numId w:val="1015"/>
-        </w:numPr>
-      </w:pPr>
-      <w:r>
-        <w:t xml:space="preserve">Are taken care of by the Food and Agriculture Organization of the United Nations (FAO)</w:t>
-      </w:r>
-    </w:p>
-    <w:p>
-      <w:pPr>
-        <w:pStyle w:val="Compact"/>
-        <w:numPr>
-          <w:ilvl w:val="1"/>
-          <w:numId w:val="1012"/>
-        </w:numPr>
-      </w:pPr>
-      <w:r>
-        <w:t xml:space="preserve">Environment</w:t>
-      </w:r>
-    </w:p>
-    <w:p>
-      <w:pPr>
-        <w:pStyle w:val="Compact"/>
-        <w:numPr>
-          <w:ilvl w:val="2"/>
-          <w:numId w:val="1016"/>
-        </w:numPr>
-      </w:pPr>
-      <w:r>
-        <w:t xml:space="preserve">Includes ecosystems and all species not considered in the human, animal, or plant categories</w:t>
-      </w:r>
-    </w:p>
-    <w:p>
-      <w:pPr>
-        <w:pStyle w:val="Compact"/>
-        <w:numPr>
-          <w:ilvl w:val="2"/>
-          <w:numId w:val="1016"/>
-        </w:numPr>
-      </w:pPr>
-      <w:r>
-        <w:t xml:space="preserve">Includes forestry and fisheries</w:t>
-      </w:r>
-    </w:p>
-    <w:p>
-      <w:pPr>
-        <w:pStyle w:val="Compact"/>
-        <w:numPr>
-          <w:ilvl w:val="2"/>
-          <w:numId w:val="1016"/>
-        </w:numPr>
-      </w:pPr>
-      <w:r>
-        <w:t xml:space="preserve">Being taken care of by the United Nations Environment Programme (UNEP)</w:t>
-      </w:r>
-    </w:p>
-    <w:p>
-      <w:pPr>
-        <w:pStyle w:val="Compact"/>
-        <w:numPr>
-          <w:ilvl w:val="0"/>
-          <w:numId w:val="1010"/>
-        </w:numPr>
-      </w:pPr>
-      <w:r>
-        <w:t xml:space="preserve">Defining health</w:t>
-      </w:r>
-    </w:p>
-    <w:p>
-      <w:pPr>
-        <w:pStyle w:val="Compact"/>
-        <w:numPr>
-          <w:ilvl w:val="1"/>
-          <w:numId w:val="1017"/>
-        </w:numPr>
-      </w:pPr>
-      <w:r>
-        <w:t xml:space="preserve">Human and animal health</w:t>
-      </w:r>
-    </w:p>
-    <w:p>
-      <w:pPr>
-        <w:pStyle w:val="Compact"/>
-        <w:numPr>
-          <w:ilvl w:val="2"/>
-          <w:numId w:val="1018"/>
-        </w:numPr>
-      </w:pPr>
-      <w:r>
-        <w:t xml:space="preserve">Overall wellbeing of an individual, i.e. the extent to which it is able to function physically, mentally, and behaviorally</w:t>
-      </w:r>
-    </w:p>
-    <w:p>
-      <w:pPr>
-        <w:pStyle w:val="Compact"/>
-        <w:numPr>
-          <w:ilvl w:val="2"/>
-          <w:numId w:val="1018"/>
-        </w:numPr>
-      </w:pPr>
-      <w:r>
-        <w:t xml:space="preserve">Diseases are deviations from the normal functioning of an individual, often leading to pain, suffering, and death</w:t>
-      </w:r>
-    </w:p>
-    <w:p>
-      <w:pPr>
-        <w:pStyle w:val="Compact"/>
-        <w:numPr>
-          <w:ilvl w:val="1"/>
-          <w:numId w:val="1017"/>
-        </w:numPr>
-      </w:pPr>
-      <w:r>
-        <w:t xml:space="preserve">Plant health</w:t>
-      </w:r>
-    </w:p>
-    <w:p>
-      <w:pPr>
-        <w:pStyle w:val="Compact"/>
-        <w:numPr>
-          <w:ilvl w:val="2"/>
-          <w:numId w:val="1019"/>
-        </w:numPr>
-      </w:pPr>
-      <w:r>
-        <w:t xml:space="preserve">The extent to which an individual is able to function physically</w:t>
-      </w:r>
-    </w:p>
-    <w:p>
-      <w:pPr>
-        <w:pStyle w:val="Compact"/>
-        <w:numPr>
-          <w:ilvl w:val="2"/>
-          <w:numId w:val="1019"/>
-        </w:numPr>
-      </w:pPr>
-      <w:r>
-        <w:t xml:space="preserve">Diseases are deviations from the normal physiological functioning of an individual, often leading to death</w:t>
-      </w:r>
-    </w:p>
-    <w:p>
-      <w:pPr>
-        <w:pStyle w:val="Compact"/>
-        <w:numPr>
-          <w:ilvl w:val="1"/>
-          <w:numId w:val="1017"/>
-        </w:numPr>
-      </w:pPr>
-      <w:r>
-        <w:t xml:space="preserve">Environmental health</w:t>
-      </w:r>
-    </w:p>
-    <w:p>
-      <w:pPr>
-        <w:pStyle w:val="Compact"/>
-        <w:numPr>
-          <w:ilvl w:val="2"/>
-          <w:numId w:val="1020"/>
-        </w:numPr>
-      </w:pPr>
-      <w:r>
-        <w:t xml:space="preserve">The extent to which the environment is able to function, maintain biological and chemical processes, and adapt to change</w:t>
-      </w:r>
-    </w:p>
-    <w:p>
-      <w:pPr>
-        <w:pStyle w:val="Compact"/>
-        <w:numPr>
-          <w:ilvl w:val="2"/>
-          <w:numId w:val="1020"/>
-        </w:numPr>
-      </w:pPr>
-      <w:r>
-        <w:t xml:space="preserve">Disturbances are degradations that lead to a decline in the functioning of ecosystems and biological communities</w:t>
-      </w:r>
-    </w:p>
-    <w:p>
-      <w:pPr>
-        <w:pStyle w:val="Compact"/>
-        <w:numPr>
-          <w:ilvl w:val="2"/>
-          <w:numId w:val="1020"/>
-        </w:numPr>
-      </w:pPr>
-      <w:r>
-        <w:t xml:space="preserve">Environmental health include wildlife health</w:t>
+        <w:t xml:space="preserve">Assessing the link between indicators and Health</w:t>
+      </w:r>
+    </w:p>
+    <w:p>
+      <w:pPr>
+        <w:pStyle w:val="FirstParagraph"/>
+      </w:pPr>
+      <w:r>
+        <w:t xml:space="preserve">Assessing the link between the KM-GBF indicators and the four pillars of One Health requires a working definition of human, animal, plant, and environmental health. We defined each of these groups of species based on the main objects of interest of the Quadripartite organizations. Humans are their own pillar and the primary focus of the WHO. We considered pets, livestock, and edible marine and freshwater species captured from fisheries and aquaculture in the animal health pillar. These are species mainly looked after by veterinarians and food inspectors and that are of core concern to the WOAH and FAO. Even though humans and wildlife are also animals, we excluded them from the animal health pillar. We included all cultivated plants used for food, fuel, and medicine into the plant health pillar, i.e. plant species that are the primary focus of the FAO. Wildlife was considered in the environment health pillar, alongside all other species not included in the other three pillars. The environment health pillar also includes whole ecosystems (natural and artificial), as well as tree species used in forestry and wild fish species. It is the primary focus of the UNEP. These definitions are alined with the core contributing sciences of the One Health approach</w:t>
+      </w:r>
+      <w:r>
+        <w:t xml:space="preserve"> </w:t>
+      </w:r>
+      <w:r>
+        <w:t xml:space="preserve">(Gibbs, 2014; Lerner &amp; Berg, 2017)</w:t>
+      </w:r>
+      <w:r>
+        <w:t xml:space="preserve">.</w:t>
+      </w:r>
+    </w:p>
+    <w:p>
+      <w:pPr>
+        <w:pStyle w:val="BodyText"/>
+      </w:pPr>
+      <w:r>
+        <w:t xml:space="preserve">We used a broad definition of Health that considers the overall well-being of individuals and their capacity to function normally, which includes the absence of diseases</w:t>
+      </w:r>
+      <w:r>
+        <w:t xml:space="preserve"> </w:t>
+      </w:r>
+      <w:r>
+        <w:t xml:space="preserve">(WHO, 1948)</w:t>
+      </w:r>
+      <w:r>
+        <w:t xml:space="preserve">. In humans and domestic and wildlife animals, well-being is the ability for an individual to satisfy its physical, mental, and behavioral needs</w:t>
+      </w:r>
+      <w:r>
+        <w:t xml:space="preserve"> </w:t>
+      </w:r>
+      <w:r>
+        <w:t xml:space="preserve">(Webb et al., 2019)</w:t>
+      </w:r>
+      <w:r>
+        <w:t xml:space="preserve">, whereas diseases are undesirable conditions often leading to pain, suffering, or death. In plants, which are not conscious organisms</w:t>
+      </w:r>
+      <w:r>
+        <w:t xml:space="preserve"> </w:t>
+      </w:r>
+      <w:r>
+        <w:t xml:space="preserve">(Mallatt et al., 2021)</w:t>
+      </w:r>
+      <w:r>
+        <w:t xml:space="preserve">, health is more ill-defined</w:t>
+      </w:r>
+      <w:r>
+        <w:t xml:space="preserve"> </w:t>
+      </w:r>
+      <w:r>
+        <w:t xml:space="preserve">(Döring et al., 2012)</w:t>
+      </w:r>
+      <w:r>
+        <w:t xml:space="preserve">. Here, we considered plant health as the extent to which an individual is able to function physiologically, and plant diseases as impediments to their normal physiological functioning often leading to death. Similarly, when it comes to whole ecosystems, consisting of many individuals and their interactions, health is also ill-defined</w:t>
+      </w:r>
+      <w:r>
+        <w:t xml:space="preserve"> </w:t>
+      </w:r>
+      <w:r>
+        <w:t xml:space="preserve">(Schaeffer et al., 1988)</w:t>
+      </w:r>
+      <w:r>
+        <w:t xml:space="preserve">. We defined environmental health as the extent to which an ecosystem can maintain its biological and chemical processes and adapt to changes. Disturbances are the ecosystem analogue of diseases, and represent degradations that usually lead to a decline in ecosystem functioning. When assessing environmental health, we also considered the health of species included in the environment pillar of One Health, e.g. wildlife and uncultivated plant species. These descriptions guided us in our assessments.</w:t>
+      </w:r>
+    </w:p>
+    <w:p>
+      <w:pPr>
+        <w:pStyle w:val="BodyText"/>
+      </w:pPr>
+      <w:r>
+        <w:t xml:space="preserve">We classified the degree to which the indicators are linked to each of the four pillars of One Health into four categories: direct connection, indirect connection, potential connection, and no connection. An indicator was qualified as directly connected to Health when there is a direct causal relationship between the indicator and Health. This is the case when the indicator directly measures a condition or determinant of health. For example, headline indicator 7.2</w:t>
+      </w:r>
+      <w:r>
+        <w:t xml:space="preserve"> </w:t>
+      </w:r>
+      <w:r>
+        <w:t xml:space="preserve">“Pesticide environment concentration and/or aggregated total applied toxicity”</w:t>
+      </w:r>
+      <w:r>
+        <w:t xml:space="preserve"> </w:t>
+      </w:r>
+      <w:r>
+        <w:t xml:space="preserve">was considered directly connected to human health because of the toxicity of many pesticides under high level of exposure</w:t>
+      </w:r>
+      <w:r>
+        <w:t xml:space="preserve"> </w:t>
+      </w:r>
+      <w:r>
+        <w:t xml:space="preserve">(Kim et al., 2017)</w:t>
+      </w:r>
+      <w:r>
+        <w:t xml:space="preserve">. An indicator was qualified as indirectly connected to Health when there is an intermediary factor between the indicator and Health. For instance, component indicator 4.CT.1</w:t>
+      </w:r>
+      <w:r>
+        <w:t xml:space="preserve"> </w:t>
+      </w:r>
+      <w:r>
+        <w:t xml:space="preserve">“Number of plant and animal genetic resources for food and agriculture secured in either medium- or long-term conservation facilities”</w:t>
+      </w:r>
+      <w:r>
+        <w:t xml:space="preserve"> </w:t>
+      </w:r>
+      <w:r>
+        <w:t xml:space="preserve">was considered indirectly connected to human health because conserving genetic resources increases the resilience of food systems to global disasters</w:t>
+      </w:r>
+      <w:r>
+        <w:t xml:space="preserve"> </w:t>
+      </w:r>
+      <w:r>
+        <w:t xml:space="preserve">(Esquinas-Alcázar, 2005)</w:t>
+      </w:r>
+      <w:r>
+        <w:t xml:space="preserve">, which in turn protects human health. An indicator was qualified as potentially connected to Health when there are multiple intermediary factors between the indicator and Health, or when its connection to Health is likely but difficult to certify. For example, complementary indicator 2.CY.2</w:t>
+      </w:r>
+      <w:r>
+        <w:t xml:space="preserve"> </w:t>
+      </w:r>
+      <w:r>
+        <w:t xml:space="preserve">“Proportion of key biodiversity areas in favourable condition”</w:t>
+      </w:r>
+      <w:r>
+        <w:t xml:space="preserve"> </w:t>
+      </w:r>
+      <w:r>
+        <w:t xml:space="preserve">was qualified as potentially connected to human health because key biodiversity areas are mainly defined with ecological criteria for conserving rare or endemic species and pristine habitats</w:t>
+      </w:r>
+      <w:r>
+        <w:t xml:space="preserve"> </w:t>
+      </w:r>
+      <w:r>
+        <w:t xml:space="preserve">(Butchart et al., n.d.)</w:t>
+      </w:r>
+      <w:r>
+        <w:t xml:space="preserve">, and may or may not include areas of high importance for human health. Finally, an indicator was qualified as not connected to Health when the connection is unlikely or absent. This was the case for component indicator 21.CT.3</w:t>
+      </w:r>
+      <w:r>
+        <w:t xml:space="preserve"> </w:t>
+      </w:r>
+      <w:r>
+        <w:t xml:space="preserve">“Index of linguistic diversity”</w:t>
+      </w:r>
+      <w:r>
+        <w:t xml:space="preserve">, for which we did not find any evidence of a link to human, animal, plant or environmental health. For each of the four pillars of One Health, we counted the number of indicators assigned to each category.</w:t>
       </w:r>
     </w:p>
     <w:bookmarkEnd w:id="10"/>
@@ -823,74 +637,54 @@
     </w:p>
     <w:p>
       <w:pPr>
-        <w:pStyle w:val="Compact"/>
-        <w:numPr>
-          <w:ilvl w:val="0"/>
-          <w:numId w:val="1021"/>
-        </w:numPr>
-      </w:pPr>
-      <w:r>
-        <w:t xml:space="preserve">Qualitative assessments</w:t>
-      </w:r>
-    </w:p>
-    <w:p>
-      <w:pPr>
-        <w:pStyle w:val="Compact"/>
-        <w:numPr>
-          <w:ilvl w:val="1"/>
-          <w:numId w:val="1022"/>
-        </w:numPr>
-      </w:pPr>
-      <w:r>
-        <w:t xml:space="preserve">Evaluating each action track independently</w:t>
-      </w:r>
-    </w:p>
-    <w:p>
-      <w:pPr>
-        <w:pStyle w:val="Compact"/>
-        <w:numPr>
-          <w:ilvl w:val="1"/>
-          <w:numId w:val="1022"/>
-        </w:numPr>
-      </w:pPr>
-      <w:r>
-        <w:t xml:space="preserve">Identifying the main action that can be monitored for each relevant action track</w:t>
-      </w:r>
-    </w:p>
-    <w:p>
-      <w:pPr>
-        <w:pStyle w:val="Compact"/>
-        <w:numPr>
-          <w:ilvl w:val="1"/>
-          <w:numId w:val="1022"/>
-        </w:numPr>
-      </w:pPr>
-      <w:r>
-        <w:t xml:space="preserve">Directly usable indicators can already be used to monitor an action in the action track</w:t>
-      </w:r>
-    </w:p>
-    <w:p>
-      <w:pPr>
-        <w:pStyle w:val="Compact"/>
-        <w:numPr>
-          <w:ilvl w:val="1"/>
-          <w:numId w:val="1022"/>
-        </w:numPr>
-      </w:pPr>
-      <w:r>
-        <w:t xml:space="preserve">Indicators usable after adaptation need to be slightly modified (e.g., changes in scale of measurement, data resolution, or taxa) before being used to monitor an action in the action track</w:t>
-      </w:r>
-    </w:p>
-    <w:p>
-      <w:pPr>
-        <w:pStyle w:val="Compact"/>
-        <w:numPr>
-          <w:ilvl w:val="1"/>
-          <w:numId w:val="1022"/>
-        </w:numPr>
-      </w:pPr>
-      <w:r>
-        <w:t xml:space="preserve">Not usable indicators need to be greatly modified before being used to monitor the actions in the action track, or they monitor something outside the scope of the action track</w:t>
+        <w:pStyle w:val="FirstParagraph"/>
+      </w:pPr>
+      <w:r>
+        <w:t xml:space="preserve">We evaluated the usability of the KM-GBF indicators for monitoring the OH JPA by judging if they can likely detect trends relevant to the actions of the plan. For each action track, we classified the usability of the indicators into three categories: directly usable, usable after adaptation, and not usable. Directly usable indicators can be used in their current form to monitor at least one action in an action track. They do not require adaptations. For example, we qualified component indicator 4.CT.4</w:t>
+      </w:r>
+      <w:r>
+        <w:t xml:space="preserve"> </w:t>
+      </w:r>
+      <w:r>
+        <w:t xml:space="preserve">“Proportion of local breeds classified as being at risk of extinction”</w:t>
+      </w:r>
+      <w:r>
+        <w:t xml:space="preserve"> </w:t>
+      </w:r>
+      <w:r>
+        <w:t xml:space="preserve">as being directly usable for monitoring the fourth action track because it directly measures food safety risks. In contrast, indicators usable after adaptation need to be slightly modified before they can be used to monitor actions in an action track. These adaptations should be small changes in the scale of measurement, the data resolution, or the taxa monitored by the indicator. For instance, we qualified headline indicator 9.1</w:t>
+      </w:r>
+      <w:r>
+        <w:t xml:space="preserve"> </w:t>
+      </w:r>
+      <w:r>
+        <w:t xml:space="preserve">“Benefits from the sustainable use of wild species”</w:t>
+      </w:r>
+      <w:r>
+        <w:t xml:space="preserve"> </w:t>
+      </w:r>
+      <w:r>
+        <w:t xml:space="preserve">as being usable after adaptation for monitoring the second action track on zoonotic epidemics and pandemics. To be more relevant for this action track, this indicator could refer more specifically to wildlife reservoirs of zoonotic agents instead of all wild species. Finally, not usable indicators are outside the scope of an action track or need to be greatly modified before being used to monitor an action track. For example, we qualified component indicator 4.CT.3</w:t>
+      </w:r>
+      <w:r>
+        <w:t xml:space="preserve"> </w:t>
+      </w:r>
+      <w:r>
+        <w:t xml:space="preserve">“Human-wildlife conflict indicator”</w:t>
+      </w:r>
+      <w:r>
+        <w:t xml:space="preserve"> </w:t>
+      </w:r>
+      <w:r>
+        <w:t xml:space="preserve">as being not usable for monitoring the fifth action track on antimicrobial resistance.</w:t>
+      </w:r>
+    </w:p>
+    <w:p>
+      <w:pPr>
+        <w:pStyle w:val="BodyText"/>
+      </w:pPr>
+      <w:r>
+        <w:t xml:space="preserve">We assessed usability for each action track independently, i.e. an indicator can be useful for monitoring multiple action tracks. For each action track, we counted the total number of indicators in each category. In addition, we counted the number of usable indicators for the whole plan regardless of the action tracks. Then, we partitioned these numbers based on the indicator type in the KM-GBF Monitoring Framework (i.e. headline, binary, component, and complementary indicators) and the thematic categories of the Global Action Plan on Biodiversity and Health. Finally, for each action track where an indicator was considered usable (either directly or after adaptation), we identified the most relevant action that can be monitored by the indicator, and counted the number of indicators associated with each action.</w:t>
       </w:r>
     </w:p>
     <w:bookmarkEnd w:id="11"/>
@@ -918,7 +712,7 @@
         <w:pStyle w:val="Compact"/>
         <w:numPr>
           <w:ilvl w:val="0"/>
-          <w:numId w:val="1023"/>
+          <w:numId w:val="1011"/>
         </w:numPr>
       </w:pPr>
       <w:r>
@@ -930,7 +724,7 @@
         <w:pStyle w:val="Compact"/>
         <w:numPr>
           <w:ilvl w:val="1"/>
-          <w:numId w:val="1024"/>
+          <w:numId w:val="1012"/>
         </w:numPr>
       </w:pPr>
       <w:r>
@@ -942,7 +736,7 @@
         <w:pStyle w:val="Compact"/>
         <w:numPr>
           <w:ilvl w:val="1"/>
-          <w:numId w:val="1024"/>
+          <w:numId w:val="1012"/>
         </w:numPr>
       </w:pPr>
       <w:r>
@@ -954,7 +748,7 @@
         <w:pStyle w:val="Compact"/>
         <w:numPr>
           <w:ilvl w:val="1"/>
-          <w:numId w:val="1024"/>
+          <w:numId w:val="1012"/>
         </w:numPr>
       </w:pPr>
       <w:r>
@@ -970,7 +764,7 @@
           <wp:inline>
             <wp:extent cx="5334000" cy="4000500"/>
             <wp:effectExtent b="0" l="0" r="0" t="0"/>
-            <wp:docPr descr="Number of KM-GBF indicators linked with human, animal, plant, and environmental health. Each indicator was classified as being either directly connected (blue), indirectly connected (green), potentially connected (orange), or not connected (red) to each of the Health dimensions." title="" id="14" name="Picture"/>
+            <wp:docPr descr="Number of KM-GBF indicators linked with human, animal, plant, and environmental health. Each indicator was classified as being either directly connected (blue), indirectly connected (green), potentially connected (orange), or not connected (red) to each of the four pillars of One Health." title="" id="14" name="Picture"/>
             <a:graphic>
               <a:graphicData uri="http://schemas.openxmlformats.org/drawingml/2006/picture">
                 <pic:pic>
@@ -1023,7 +817,7 @@
         <w:t xml:space="preserve"> </w:t>
       </w:r>
       <w:r>
-        <w:t xml:space="preserve">Each indicator was classified as being either directly connected (blue), indirectly connected (green), potentially connected (orange), or not connected (red) to each of the Health dimensions.</w:t>
+        <w:t xml:space="preserve">Each indicator was classified as being either directly connected (blue), indirectly connected (green), potentially connected (orange), or not connected (red) to each of the four pillars of One Health.</w:t>
       </w:r>
     </w:p>
     <w:p>
@@ -1031,7 +825,7 @@
         <w:pStyle w:val="Compact"/>
         <w:numPr>
           <w:ilvl w:val="0"/>
-          <w:numId w:val="1025"/>
+          <w:numId w:val="1013"/>
         </w:numPr>
       </w:pPr>
       <w:r>
@@ -1043,7 +837,7 @@
         <w:pStyle w:val="Compact"/>
         <w:numPr>
           <w:ilvl w:val="1"/>
-          <w:numId w:val="1026"/>
+          <w:numId w:val="1014"/>
         </w:numPr>
       </w:pPr>
       <w:r>
@@ -1055,7 +849,7 @@
         <w:pStyle w:val="Compact"/>
         <w:numPr>
           <w:ilvl w:val="1"/>
-          <w:numId w:val="1026"/>
+          <w:numId w:val="1014"/>
         </w:numPr>
       </w:pPr>
       <w:r>
@@ -1067,7 +861,7 @@
         <w:pStyle w:val="Compact"/>
         <w:numPr>
           <w:ilvl w:val="1"/>
-          <w:numId w:val="1026"/>
+          <w:numId w:val="1014"/>
         </w:numPr>
       </w:pPr>
       <w:r>
@@ -1079,7 +873,7 @@
         <w:pStyle w:val="Compact"/>
         <w:numPr>
           <w:ilvl w:val="1"/>
-          <w:numId w:val="1026"/>
+          <w:numId w:val="1014"/>
         </w:numPr>
       </w:pPr>
       <w:r>
@@ -1101,7 +895,7 @@
         <w:pStyle w:val="Compact"/>
         <w:numPr>
           <w:ilvl w:val="0"/>
-          <w:numId w:val="1027"/>
+          <w:numId w:val="1015"/>
         </w:numPr>
       </w:pPr>
       <w:r>
@@ -1113,7 +907,7 @@
         <w:pStyle w:val="Compact"/>
         <w:numPr>
           <w:ilvl w:val="1"/>
-          <w:numId w:val="1028"/>
+          <w:numId w:val="1016"/>
         </w:numPr>
       </w:pPr>
       <w:r>
@@ -1125,7 +919,7 @@
         <w:pStyle w:val="Compact"/>
         <w:numPr>
           <w:ilvl w:val="1"/>
-          <w:numId w:val="1028"/>
+          <w:numId w:val="1016"/>
         </w:numPr>
       </w:pPr>
       <w:r>
@@ -1137,7 +931,7 @@
         <w:pStyle w:val="Compact"/>
         <w:numPr>
           <w:ilvl w:val="1"/>
-          <w:numId w:val="1028"/>
+          <w:numId w:val="1016"/>
         </w:numPr>
       </w:pPr>
       <w:r>
@@ -1149,7 +943,7 @@
         <w:pStyle w:val="Compact"/>
         <w:numPr>
           <w:ilvl w:val="1"/>
-          <w:numId w:val="1028"/>
+          <w:numId w:val="1016"/>
         </w:numPr>
       </w:pPr>
       <w:r>
@@ -1161,7 +955,7 @@
         <w:pStyle w:val="Compact"/>
         <w:numPr>
           <w:ilvl w:val="1"/>
-          <w:numId w:val="1028"/>
+          <w:numId w:val="1016"/>
         </w:numPr>
       </w:pPr>
       <w:r>
@@ -2803,7 +2597,7 @@
         <w:pStyle w:val="Compact"/>
         <w:numPr>
           <w:ilvl w:val="0"/>
-          <w:numId w:val="1029"/>
+          <w:numId w:val="1017"/>
         </w:numPr>
       </w:pPr>
       <w:r>
@@ -2815,7 +2609,7 @@
         <w:pStyle w:val="Compact"/>
         <w:numPr>
           <w:ilvl w:val="1"/>
-          <w:numId w:val="1030"/>
+          <w:numId w:val="1018"/>
         </w:numPr>
       </w:pPr>
       <w:r>
@@ -2827,7 +2621,7 @@
         <w:pStyle w:val="Compact"/>
         <w:numPr>
           <w:ilvl w:val="1"/>
-          <w:numId w:val="1030"/>
+          <w:numId w:val="1018"/>
         </w:numPr>
       </w:pPr>
       <w:r>
@@ -2839,7 +2633,7 @@
         <w:pStyle w:val="Compact"/>
         <w:numPr>
           <w:ilvl w:val="1"/>
-          <w:numId w:val="1030"/>
+          <w:numId w:val="1018"/>
         </w:numPr>
       </w:pPr>
       <w:r>
@@ -2851,7 +2645,7 @@
         <w:pStyle w:val="Compact"/>
         <w:numPr>
           <w:ilvl w:val="1"/>
-          <w:numId w:val="1030"/>
+          <w:numId w:val="1018"/>
         </w:numPr>
       </w:pPr>
       <w:r>
@@ -2928,7 +2722,7 @@
         <w:pStyle w:val="Compact"/>
         <w:numPr>
           <w:ilvl w:val="0"/>
-          <w:numId w:val="1031"/>
+          <w:numId w:val="1019"/>
         </w:numPr>
       </w:pPr>
       <w:r>
@@ -2940,7 +2734,7 @@
         <w:pStyle w:val="Compact"/>
         <w:numPr>
           <w:ilvl w:val="1"/>
-          <w:numId w:val="1032"/>
+          <w:numId w:val="1020"/>
         </w:numPr>
       </w:pPr>
       <w:r>
@@ -2952,7 +2746,7 @@
         <w:pStyle w:val="Compact"/>
         <w:numPr>
           <w:ilvl w:val="1"/>
-          <w:numId w:val="1032"/>
+          <w:numId w:val="1020"/>
         </w:numPr>
       </w:pPr>
       <w:r>
@@ -2964,7 +2758,7 @@
         <w:pStyle w:val="Compact"/>
         <w:numPr>
           <w:ilvl w:val="1"/>
-          <w:numId w:val="1032"/>
+          <w:numId w:val="1020"/>
         </w:numPr>
       </w:pPr>
       <w:r>
@@ -3038,7 +2832,7 @@
     </w:p>
     <w:bookmarkEnd w:id="27"/>
     <w:bookmarkEnd w:id="28"/>
-    <w:bookmarkStart w:id="32" w:name="conclusion"/>
+    <w:bookmarkStart w:id="51" w:name="conclusion"/>
     <w:p>
       <w:pPr>
         <w:pStyle w:val="Heading1"/>
@@ -3052,7 +2846,7 @@
         <w:pStyle w:val="Compact"/>
         <w:numPr>
           <w:ilvl w:val="0"/>
-          <w:numId w:val="1033"/>
+          <w:numId w:val="1021"/>
         </w:numPr>
       </w:pPr>
       <w:r>
@@ -3064,7 +2858,7 @@
         <w:pStyle w:val="Compact"/>
         <w:numPr>
           <w:ilvl w:val="1"/>
-          <w:numId w:val="1034"/>
+          <w:numId w:val="1022"/>
         </w:numPr>
       </w:pPr>
       <w:r>
@@ -3076,7 +2870,7 @@
         <w:pStyle w:val="Compact"/>
         <w:numPr>
           <w:ilvl w:val="1"/>
-          <w:numId w:val="1034"/>
+          <w:numId w:val="1022"/>
         </w:numPr>
       </w:pPr>
       <w:r>
@@ -3088,7 +2882,7 @@
         <w:pStyle w:val="Compact"/>
         <w:numPr>
           <w:ilvl w:val="1"/>
-          <w:numId w:val="1034"/>
+          <w:numId w:val="1022"/>
         </w:numPr>
       </w:pPr>
       <w:r>
@@ -3100,7 +2894,7 @@
         <w:pStyle w:val="Compact"/>
         <w:numPr>
           <w:ilvl w:val="1"/>
-          <w:numId w:val="1034"/>
+          <w:numId w:val="1022"/>
         </w:numPr>
       </w:pPr>
       <w:r>
@@ -3112,7 +2906,7 @@
         <w:pStyle w:val="Compact"/>
         <w:numPr>
           <w:ilvl w:val="0"/>
-          <w:numId w:val="1033"/>
+          <w:numId w:val="1021"/>
         </w:numPr>
       </w:pPr>
       <w:r>
@@ -3124,7 +2918,7 @@
         <w:pStyle w:val="Compact"/>
         <w:numPr>
           <w:ilvl w:val="1"/>
-          <w:numId w:val="1035"/>
+          <w:numId w:val="1023"/>
         </w:numPr>
       </w:pPr>
       <w:r>
@@ -3136,7 +2930,7 @@
         <w:pStyle w:val="Compact"/>
         <w:numPr>
           <w:ilvl w:val="0"/>
-          <w:numId w:val="1033"/>
+          <w:numId w:val="1021"/>
         </w:numPr>
       </w:pPr>
       <w:r>
@@ -3148,15 +2942,71 @@
         <w:pStyle w:val="Compact"/>
         <w:numPr>
           <w:ilvl w:val="1"/>
-          <w:numId w:val="1036"/>
+          <w:numId w:val="1024"/>
         </w:numPr>
       </w:pPr>
       <w:r>
         <w:t xml:space="preserve">New indicators can be developed after identifying gaps</w:t>
       </w:r>
     </w:p>
-    <w:bookmarkStart w:id="31" w:name="refs"/>
-    <w:bookmarkStart w:id="29" w:name="ref-Monitoring"/>
+    <w:bookmarkStart w:id="50" w:name="refs"/>
+    <w:bookmarkStart w:id="30" w:name="ref-ButchartExtent"/>
+    <w:p>
+      <w:pPr>
+        <w:pStyle w:val="Bibliography"/>
+      </w:pPr>
+      <w:r>
+        <w:t xml:space="preserve">Butchart, S. H. M., Crowe, O., Scott, T., Plumptre, A. J., Eldred, M., McKee, E., Waliczky, Z., Hasani, I. A., Azpiroz, A. B., Baisero, D., Barasa, F., Beresford, A. E., Bezeng, B. S., Boyd, C., Brooks, T. M., Buchanan, G., Bunting, G., Capellan, S., Cox, N., … Upgren, A. (n.d.). Extent, characteristics and policy applications of</w:t>
+      </w:r>
+      <w:r>
+        <w:t xml:space="preserve"> </w:t>
+      </w:r>
+      <w:r>
+        <w:t xml:space="preserve">Key Biodiversity Areas</w:t>
+      </w:r>
+      <w:r>
+        <w:t xml:space="preserve">.</w:t>
+      </w:r>
+      <w:r>
+        <w:t xml:space="preserve"> </w:t>
+      </w:r>
+      <w:r>
+        <w:rPr>
+          <w:i/>
+          <w:iCs/>
+        </w:rPr>
+        <w:t xml:space="preserve">Biological Reviews</w:t>
+      </w:r>
+      <w:r>
+        <w:t xml:space="preserve">,</w:t>
+      </w:r>
+      <w:r>
+        <w:t xml:space="preserve"> </w:t>
+      </w:r>
+      <w:r>
+        <w:rPr>
+          <w:i/>
+          <w:iCs/>
+        </w:rPr>
+        <w:t xml:space="preserve">n/a</w:t>
+      </w:r>
+      <w:r>
+        <w:t xml:space="preserve">(n/a).</w:t>
+      </w:r>
+      <w:r>
+        <w:t xml:space="preserve"> </w:t>
+      </w:r>
+      <w:hyperlink r:id="rId29">
+        <w:r>
+          <w:rPr>
+            <w:rStyle w:val="Hyperlink"/>
+          </w:rPr>
+          <w:t xml:space="preserve">https://doi.org/10.1002/brv.70144</w:t>
+        </w:r>
+      </w:hyperlink>
+    </w:p>
+    <w:bookmarkEnd w:id="30"/>
+    <w:bookmarkStart w:id="31" w:name="ref-Monitoring"/>
     <w:p>
       <w:pPr>
         <w:pStyle w:val="Bibliography"/>
@@ -3192,8 +3042,427 @@
         <w:t xml:space="preserve">. United Nations Environment Programme. Decision no. CBD/COP/16/L.26/Rev.1.</w:t>
       </w:r>
     </w:p>
-    <w:bookmarkEnd w:id="29"/>
-    <w:bookmarkStart w:id="30" w:name="ref-Indicators"/>
+    <w:bookmarkEnd w:id="31"/>
+    <w:bookmarkStart w:id="33" w:name="ref-Doring2012Concepts"/>
+    <w:p>
+      <w:pPr>
+        <w:pStyle w:val="Bibliography"/>
+      </w:pPr>
+      <w:r>
+        <w:t xml:space="preserve">Döring, T. F., Pautasso, M., Finckh, M. R., &amp; Wolfe, M. S. (2012). Concepts of plant health – reviewing and challenging the foundations of plant protection.</w:t>
+      </w:r>
+      <w:r>
+        <w:t xml:space="preserve"> </w:t>
+      </w:r>
+      <w:r>
+        <w:rPr>
+          <w:i/>
+          <w:iCs/>
+        </w:rPr>
+        <w:t xml:space="preserve">Plant Pathology</w:t>
+      </w:r>
+      <w:r>
+        <w:t xml:space="preserve">,</w:t>
+      </w:r>
+      <w:r>
+        <w:t xml:space="preserve"> </w:t>
+      </w:r>
+      <w:r>
+        <w:rPr>
+          <w:i/>
+          <w:iCs/>
+        </w:rPr>
+        <w:t xml:space="preserve">61</w:t>
+      </w:r>
+      <w:r>
+        <w:t xml:space="preserve">(1), 1–15.</w:t>
+      </w:r>
+      <w:r>
+        <w:t xml:space="preserve"> </w:t>
+      </w:r>
+      <w:hyperlink r:id="rId32">
+        <w:r>
+          <w:rPr>
+            <w:rStyle w:val="Hyperlink"/>
+          </w:rPr>
+          <w:t xml:space="preserve">https://doi.org/10.1111/j.1365-3059.2011.02501.x</w:t>
+        </w:r>
+      </w:hyperlink>
+    </w:p>
+    <w:bookmarkEnd w:id="33"/>
+    <w:bookmarkStart w:id="35" w:name="ref-Esquinas-Alcazar2005Protecting"/>
+    <w:p>
+      <w:pPr>
+        <w:pStyle w:val="Bibliography"/>
+      </w:pPr>
+      <w:r>
+        <w:t xml:space="preserve">Esquinas-Alcázar, J. (2005). Protecting crop genetic diversity for food security: Political, ethical and technical challenges.</w:t>
+      </w:r>
+      <w:r>
+        <w:t xml:space="preserve"> </w:t>
+      </w:r>
+      <w:r>
+        <w:rPr>
+          <w:i/>
+          <w:iCs/>
+        </w:rPr>
+        <w:t xml:space="preserve">Nature Reviews Genetics</w:t>
+      </w:r>
+      <w:r>
+        <w:t xml:space="preserve">,</w:t>
+      </w:r>
+      <w:r>
+        <w:t xml:space="preserve"> </w:t>
+      </w:r>
+      <w:r>
+        <w:rPr>
+          <w:i/>
+          <w:iCs/>
+        </w:rPr>
+        <w:t xml:space="preserve">6</w:t>
+      </w:r>
+      <w:r>
+        <w:t xml:space="preserve">(12), 946–953.</w:t>
+      </w:r>
+      <w:r>
+        <w:t xml:space="preserve"> </w:t>
+      </w:r>
+      <w:hyperlink r:id="rId34">
+        <w:r>
+          <w:rPr>
+            <w:rStyle w:val="Hyperlink"/>
+          </w:rPr>
+          <w:t xml:space="preserve">https://doi.org/10.1038/nrg1729</w:t>
+        </w:r>
+      </w:hyperlink>
+    </w:p>
+    <w:bookmarkEnd w:id="35"/>
+    <w:bookmarkStart w:id="37" w:name="ref-Gibbs2014Evolution"/>
+    <w:p>
+      <w:pPr>
+        <w:pStyle w:val="Bibliography"/>
+      </w:pPr>
+      <w:r>
+        <w:t xml:space="preserve">Gibbs, E. P. J. (2014). The evolution of</w:t>
+      </w:r>
+      <w:r>
+        <w:t xml:space="preserve"> </w:t>
+      </w:r>
+      <w:r>
+        <w:t xml:space="preserve">One Health</w:t>
+      </w:r>
+      <w:r>
+        <w:t xml:space="preserve">: A decade of progress and challenges for the future.</w:t>
+      </w:r>
+      <w:r>
+        <w:t xml:space="preserve"> </w:t>
+      </w:r>
+      <w:r>
+        <w:rPr>
+          <w:i/>
+          <w:iCs/>
+        </w:rPr>
+        <w:t xml:space="preserve">Veterinary Record</w:t>
+      </w:r>
+      <w:r>
+        <w:t xml:space="preserve">,</w:t>
+      </w:r>
+      <w:r>
+        <w:t xml:space="preserve"> </w:t>
+      </w:r>
+      <w:r>
+        <w:rPr>
+          <w:i/>
+          <w:iCs/>
+        </w:rPr>
+        <w:t xml:space="preserve">174</w:t>
+      </w:r>
+      <w:r>
+        <w:t xml:space="preserve">(4), 85–91.</w:t>
+      </w:r>
+      <w:r>
+        <w:t xml:space="preserve"> </w:t>
+      </w:r>
+      <w:hyperlink r:id="rId36">
+        <w:r>
+          <w:rPr>
+            <w:rStyle w:val="Hyperlink"/>
+          </w:rPr>
+          <w:t xml:space="preserve">https://doi.org/10.1136/vr.g143</w:t>
+        </w:r>
+      </w:hyperlink>
+    </w:p>
+    <w:bookmarkEnd w:id="37"/>
+    <w:bookmarkStart w:id="39" w:name="ref-Kim2017Exposure"/>
+    <w:p>
+      <w:pPr>
+        <w:pStyle w:val="Bibliography"/>
+      </w:pPr>
+      <w:r>
+        <w:t xml:space="preserve">Kim, K.-H., Kabir, E., &amp; Jahan, S. A. (2017). Exposure to pesticides and the associated human health effects.</w:t>
+      </w:r>
+      <w:r>
+        <w:t xml:space="preserve"> </w:t>
+      </w:r>
+      <w:r>
+        <w:rPr>
+          <w:i/>
+          <w:iCs/>
+        </w:rPr>
+        <w:t xml:space="preserve">Science of The Total Environment</w:t>
+      </w:r>
+      <w:r>
+        <w:t xml:space="preserve">,</w:t>
+      </w:r>
+      <w:r>
+        <w:t xml:space="preserve"> </w:t>
+      </w:r>
+      <w:r>
+        <w:rPr>
+          <w:i/>
+          <w:iCs/>
+        </w:rPr>
+        <w:t xml:space="preserve">575</w:t>
+      </w:r>
+      <w:r>
+        <w:t xml:space="preserve">, 525–535.</w:t>
+      </w:r>
+      <w:r>
+        <w:t xml:space="preserve"> </w:t>
+      </w:r>
+      <w:hyperlink r:id="rId38">
+        <w:r>
+          <w:rPr>
+            <w:rStyle w:val="Hyperlink"/>
+          </w:rPr>
+          <w:t xml:space="preserve">https://doi.org/10.1016/j.scitotenv.2016.09.009</w:t>
+        </w:r>
+      </w:hyperlink>
+    </w:p>
+    <w:bookmarkEnd w:id="39"/>
+    <w:bookmarkStart w:id="41" w:name="ref-Lerner2017Comparison"/>
+    <w:p>
+      <w:pPr>
+        <w:pStyle w:val="Bibliography"/>
+      </w:pPr>
+      <w:r>
+        <w:t xml:space="preserve">Lerner, H., &amp; Berg, C. (2017). A</w:t>
+      </w:r>
+      <w:r>
+        <w:t xml:space="preserve"> </w:t>
+      </w:r>
+      <w:r>
+        <w:t xml:space="preserve">Comparison</w:t>
+      </w:r>
+      <w:r>
+        <w:t xml:space="preserve"> </w:t>
+      </w:r>
+      <w:r>
+        <w:t xml:space="preserve">of</w:t>
+      </w:r>
+      <w:r>
+        <w:t xml:space="preserve"> </w:t>
+      </w:r>
+      <w:r>
+        <w:t xml:space="preserve">Three Holistic Approaches</w:t>
+      </w:r>
+      <w:r>
+        <w:t xml:space="preserve"> </w:t>
+      </w:r>
+      <w:r>
+        <w:t xml:space="preserve">to</w:t>
+      </w:r>
+      <w:r>
+        <w:t xml:space="preserve"> </w:t>
+      </w:r>
+      <w:r>
+        <w:t xml:space="preserve">Health</w:t>
+      </w:r>
+      <w:r>
+        <w:t xml:space="preserve">:</w:t>
+      </w:r>
+      <w:r>
+        <w:t xml:space="preserve"> </w:t>
+      </w:r>
+      <w:r>
+        <w:t xml:space="preserve">One Health</w:t>
+      </w:r>
+      <w:r>
+        <w:t xml:space="preserve">,</w:t>
+      </w:r>
+      <w:r>
+        <w:t xml:space="preserve"> </w:t>
+      </w:r>
+      <w:r>
+        <w:t xml:space="preserve">EcoHealth</w:t>
+      </w:r>
+      <w:r>
+        <w:t xml:space="preserve">, and</w:t>
+      </w:r>
+      <w:r>
+        <w:t xml:space="preserve"> </w:t>
+      </w:r>
+      <w:r>
+        <w:t xml:space="preserve">Planetary Health</w:t>
+      </w:r>
+      <w:r>
+        <w:t xml:space="preserve">.</w:t>
+      </w:r>
+      <w:r>
+        <w:t xml:space="preserve"> </w:t>
+      </w:r>
+      <w:r>
+        <w:rPr>
+          <w:i/>
+          <w:iCs/>
+        </w:rPr>
+        <w:t xml:space="preserve">Frontiers in Veterinary Science</w:t>
+      </w:r>
+      <w:r>
+        <w:t xml:space="preserve">,</w:t>
+      </w:r>
+      <w:r>
+        <w:t xml:space="preserve"> </w:t>
+      </w:r>
+      <w:r>
+        <w:rPr>
+          <w:i/>
+          <w:iCs/>
+        </w:rPr>
+        <w:t xml:space="preserve">4</w:t>
+      </w:r>
+      <w:r>
+        <w:t xml:space="preserve">, 163.</w:t>
+      </w:r>
+      <w:r>
+        <w:t xml:space="preserve"> </w:t>
+      </w:r>
+      <w:hyperlink r:id="rId40">
+        <w:r>
+          <w:rPr>
+            <w:rStyle w:val="Hyperlink"/>
+          </w:rPr>
+          <w:t xml:space="preserve">https://doi.org/10.3389/fvets.2017.00163</w:t>
+        </w:r>
+      </w:hyperlink>
+    </w:p>
+    <w:bookmarkEnd w:id="41"/>
+    <w:bookmarkStart w:id="43" w:name="ref-Mallatt2021Debunking"/>
+    <w:p>
+      <w:pPr>
+        <w:pStyle w:val="Bibliography"/>
+      </w:pPr>
+      <w:r>
+        <w:t xml:space="preserve">Mallatt, J., Blatt, M. R., Draguhn, A., Robinson, D. G., &amp; Taiz, L. (2021). Debunking a myth: Plant consciousness.</w:t>
+      </w:r>
+      <w:r>
+        <w:t xml:space="preserve"> </w:t>
+      </w:r>
+      <w:r>
+        <w:rPr>
+          <w:i/>
+          <w:iCs/>
+        </w:rPr>
+        <w:t xml:space="preserve">Protoplasma</w:t>
+      </w:r>
+      <w:r>
+        <w:t xml:space="preserve">,</w:t>
+      </w:r>
+      <w:r>
+        <w:t xml:space="preserve"> </w:t>
+      </w:r>
+      <w:r>
+        <w:rPr>
+          <w:i/>
+          <w:iCs/>
+        </w:rPr>
+        <w:t xml:space="preserve">258</w:t>
+      </w:r>
+      <w:r>
+        <w:t xml:space="preserve">(3), 459–476.</w:t>
+      </w:r>
+      <w:r>
+        <w:t xml:space="preserve"> </w:t>
+      </w:r>
+      <w:hyperlink r:id="rId42">
+        <w:r>
+          <w:rPr>
+            <w:rStyle w:val="Hyperlink"/>
+          </w:rPr>
+          <w:t xml:space="preserve">https://doi.org/10.1007/s00709-020-01579-w</w:t>
+        </w:r>
+      </w:hyperlink>
+    </w:p>
+    <w:bookmarkEnd w:id="43"/>
+    <w:bookmarkStart w:id="45" w:name="ref-Schaeffer1988Ecosystem"/>
+    <w:p>
+      <w:pPr>
+        <w:pStyle w:val="Bibliography"/>
+      </w:pPr>
+      <w:r>
+        <w:t xml:space="preserve">Schaeffer, D. J., Herricks, E. E., &amp; Kerster, H. W. (1988). Ecosystem health:</w:t>
+      </w:r>
+      <w:r>
+        <w:t xml:space="preserve"> </w:t>
+      </w:r>
+      <w:r>
+        <w:t xml:space="preserve">I</w:t>
+      </w:r>
+      <w:r>
+        <w:t xml:space="preserve">.</w:t>
+      </w:r>
+      <w:r>
+        <w:t xml:space="preserve"> </w:t>
+      </w:r>
+      <w:r>
+        <w:t xml:space="preserve">Measuring</w:t>
+      </w:r>
+      <w:r>
+        <w:t xml:space="preserve"> </w:t>
+      </w:r>
+      <w:r>
+        <w:t xml:space="preserve">ecosystem health.</w:t>
+      </w:r>
+      <w:r>
+        <w:t xml:space="preserve"> </w:t>
+      </w:r>
+      <w:r>
+        <w:rPr>
+          <w:i/>
+          <w:iCs/>
+        </w:rPr>
+        <w:t xml:space="preserve">Environmental Management</w:t>
+      </w:r>
+      <w:r>
+        <w:t xml:space="preserve">,</w:t>
+      </w:r>
+      <w:r>
+        <w:t xml:space="preserve"> </w:t>
+      </w:r>
+      <w:r>
+        <w:rPr>
+          <w:i/>
+          <w:iCs/>
+        </w:rPr>
+        <w:t xml:space="preserve">12</w:t>
+      </w:r>
+      <w:r>
+        <w:t xml:space="preserve">(4), 445–455.</w:t>
+      </w:r>
+      <w:r>
+        <w:t xml:space="preserve"> </w:t>
+      </w:r>
+      <w:hyperlink r:id="rId44">
+        <w:r>
+          <w:rPr>
+            <w:rStyle w:val="Hyperlink"/>
+          </w:rPr>
+          <w:t xml:space="preserve">https://doi.org/10.1007/BF01873258</w:t>
+        </w:r>
+      </w:hyperlink>
+    </w:p>
+    <w:bookmarkEnd w:id="45"/>
+    <w:bookmarkStart w:id="46" w:name="ref-Indicators"/>
     <w:p>
       <w:pPr>
         <w:pStyle w:val="Bibliography"/>
@@ -3236,9 +3505,198 @@
         <w:t xml:space="preserve">. https://www.gbf-indicators.org/.</w:t>
       </w:r>
     </w:p>
-    <w:bookmarkEnd w:id="30"/>
-    <w:bookmarkEnd w:id="31"/>
-    <w:bookmarkEnd w:id="32"/>
+    <w:bookmarkEnd w:id="46"/>
+    <w:bookmarkStart w:id="48" w:name="ref-Webb2019What"/>
+    <w:p>
+      <w:pPr>
+        <w:pStyle w:val="Bibliography"/>
+      </w:pPr>
+      <w:r>
+        <w:t xml:space="preserve">Webb, L. E., Veenhoven, R., Harfeld, J. L., &amp; Jensen, M. B. (2019). What is animal happiness?</w:t>
+      </w:r>
+      <w:r>
+        <w:t xml:space="preserve"> </w:t>
+      </w:r>
+      <w:r>
+        <w:rPr>
+          <w:i/>
+          <w:iCs/>
+        </w:rPr>
+        <w:t xml:space="preserve">Annals of the New York Academy of Sciences</w:t>
+      </w:r>
+      <w:r>
+        <w:t xml:space="preserve">,</w:t>
+      </w:r>
+      <w:r>
+        <w:t xml:space="preserve"> </w:t>
+      </w:r>
+      <w:r>
+        <w:rPr>
+          <w:i/>
+          <w:iCs/>
+        </w:rPr>
+        <w:t xml:space="preserve">1438</w:t>
+      </w:r>
+      <w:r>
+        <w:t xml:space="preserve">(1), 62–76.</w:t>
+      </w:r>
+      <w:r>
+        <w:t xml:space="preserve"> </w:t>
+      </w:r>
+      <w:hyperlink r:id="rId47">
+        <w:r>
+          <w:rPr>
+            <w:rStyle w:val="Hyperlink"/>
+          </w:rPr>
+          <w:t xml:space="preserve">https://doi.org/10.1111/nyas.13983</w:t>
+        </w:r>
+      </w:hyperlink>
+    </w:p>
+    <w:bookmarkEnd w:id="48"/>
+    <w:bookmarkStart w:id="49" w:name="ref-Preamble"/>
+    <w:p>
+      <w:pPr>
+        <w:pStyle w:val="Bibliography"/>
+      </w:pPr>
+      <w:r>
+        <w:t xml:space="preserve">WHO. (1948). Preamble to the</w:t>
+      </w:r>
+      <w:r>
+        <w:t xml:space="preserve"> </w:t>
+      </w:r>
+      <w:r>
+        <w:t xml:space="preserve">Constitution</w:t>
+      </w:r>
+      <w:r>
+        <w:t xml:space="preserve"> </w:t>
+      </w:r>
+      <w:r>
+        <w:t xml:space="preserve">of the</w:t>
+      </w:r>
+      <w:r>
+        <w:t xml:space="preserve"> </w:t>
+      </w:r>
+      <w:r>
+        <w:t xml:space="preserve">World Health Organization</w:t>
+      </w:r>
+      <w:r>
+        <w:t xml:space="preserve"> </w:t>
+      </w:r>
+      <w:r>
+        <w:t xml:space="preserve">as adopted by the</w:t>
+      </w:r>
+      <w:r>
+        <w:t xml:space="preserve"> </w:t>
+      </w:r>
+      <w:r>
+        <w:t xml:space="preserve">International Health Conference</w:t>
+      </w:r>
+      <w:r>
+        <w:t xml:space="preserve">.</w:t>
+      </w:r>
+      <w:r>
+        <w:t xml:space="preserve"> </w:t>
+      </w:r>
+      <w:r>
+        <w:t xml:space="preserve">New York</w:t>
+      </w:r>
+      <w:r>
+        <w:t xml:space="preserve">, 19-22</w:t>
+      </w:r>
+      <w:r>
+        <w:t xml:space="preserve"> </w:t>
+      </w:r>
+      <w:r>
+        <w:t xml:space="preserve">June</w:t>
+      </w:r>
+      <w:r>
+        <w:t xml:space="preserve">, 1946; signed on 22</w:t>
+      </w:r>
+      <w:r>
+        <w:t xml:space="preserve"> </w:t>
+      </w:r>
+      <w:r>
+        <w:t xml:space="preserve">July</w:t>
+      </w:r>
+      <w:r>
+        <w:t xml:space="preserve"> </w:t>
+      </w:r>
+      <w:r>
+        <w:t xml:space="preserve">1946 by the representatives of 61</w:t>
+      </w:r>
+      <w:r>
+        <w:t xml:space="preserve"> </w:t>
+      </w:r>
+      <w:r>
+        <w:t xml:space="preserve">States</w:t>
+      </w:r>
+      <w:r>
+        <w:t xml:space="preserve"> </w:t>
+      </w:r>
+      <w:r>
+        <w:t xml:space="preserve">(</w:t>
+      </w:r>
+      <w:r>
+        <w:t xml:space="preserve">Official Records</w:t>
+      </w:r>
+      <w:r>
+        <w:t xml:space="preserve"> </w:t>
+      </w:r>
+      <w:r>
+        <w:t xml:space="preserve">of the</w:t>
+      </w:r>
+      <w:r>
+        <w:t xml:space="preserve"> </w:t>
+      </w:r>
+      <w:r>
+        <w:t xml:space="preserve">World Health Organization</w:t>
+      </w:r>
+      <w:r>
+        <w:t xml:space="preserve">, no. 2, p. 100) and entered into force on 7</w:t>
+      </w:r>
+      <w:r>
+        <w:t xml:space="preserve"> </w:t>
+      </w:r>
+      <w:r>
+        <w:t xml:space="preserve">April</w:t>
+      </w:r>
+      <w:r>
+        <w:t xml:space="preserve"> </w:t>
+      </w:r>
+      <w:r>
+        <w:t xml:space="preserve">1948. In</w:t>
+      </w:r>
+      <w:r>
+        <w:t xml:space="preserve"> </w:t>
+      </w:r>
+      <w:r>
+        <w:rPr>
+          <w:i/>
+          <w:iCs/>
+        </w:rPr>
+        <w:t xml:space="preserve">Constitution of the</w:t>
+      </w:r>
+      <w:r>
+        <w:rPr>
+          <w:i/>
+          <w:iCs/>
+        </w:rPr>
+        <w:t xml:space="preserve"> </w:t>
+      </w:r>
+      <w:r>
+        <w:rPr>
+          <w:i/>
+          <w:iCs/>
+        </w:rPr>
+        <w:t xml:space="preserve">World Health Organization</w:t>
+      </w:r>
+      <w:r>
+        <w:t xml:space="preserve">.</w:t>
+      </w:r>
+    </w:p>
+    <w:bookmarkEnd w:id="49"/>
+    <w:bookmarkEnd w:id="50"/>
+    <w:bookmarkEnd w:id="51"/>
     <w:sectPr>
       <w:footnotePr>
         <w:numRestart w:val="eachSect"/>
@@ -3641,6 +4099,9 @@
     <w:abstractNumId w:val="991"/>
   </w:num>
   <w:num w:numId="1006">
+    <w:abstractNumId w:val="991"/>
+  </w:num>
+  <w:num w:numId="1007">
     <w:abstractNumId w:val="99411"/>
     <w:lvlOverride w:ilvl="0">
       <w:startOverride w:val="1"/>
@@ -3670,10 +4131,10 @@
       <w:startOverride w:val="1"/>
     </w:lvlOverride>
   </w:num>
-  <w:num w:numId="1007">
+  <w:num w:numId="1008">
     <w:abstractNumId w:val="991"/>
   </w:num>
-  <w:num w:numId="1008">
+  <w:num w:numId="1009">
     <w:abstractNumId w:val="99412"/>
     <w:lvlOverride w:ilvl="0">
       <w:startOverride w:val="2"/>
@@ -3702,9 +4163,6 @@
     <w:lvlOverride w:ilvl="8">
       <w:startOverride w:val="2"/>
     </w:lvlOverride>
-  </w:num>
-  <w:num w:numId="1009">
-    <w:abstractNumId w:val="991"/>
   </w:num>
   <w:num w:numId="1010">
     <w:abstractNumId w:val="991"/>
@@ -3749,42 +4207,6 @@
     <w:abstractNumId w:val="991"/>
   </w:num>
   <w:num w:numId="1024">
-    <w:abstractNumId w:val="991"/>
-  </w:num>
-  <w:num w:numId="1025">
-    <w:abstractNumId w:val="991"/>
-  </w:num>
-  <w:num w:numId="1026">
-    <w:abstractNumId w:val="991"/>
-  </w:num>
-  <w:num w:numId="1027">
-    <w:abstractNumId w:val="991"/>
-  </w:num>
-  <w:num w:numId="1028">
-    <w:abstractNumId w:val="991"/>
-  </w:num>
-  <w:num w:numId="1029">
-    <w:abstractNumId w:val="991"/>
-  </w:num>
-  <w:num w:numId="1030">
-    <w:abstractNumId w:val="991"/>
-  </w:num>
-  <w:num w:numId="1031">
-    <w:abstractNumId w:val="991"/>
-  </w:num>
-  <w:num w:numId="1032">
-    <w:abstractNumId w:val="991"/>
-  </w:num>
-  <w:num w:numId="1033">
-    <w:abstractNumId w:val="991"/>
-  </w:num>
-  <w:num w:numId="1034">
-    <w:abstractNumId w:val="991"/>
-  </w:num>
-  <w:num w:numId="1035">
-    <w:abstractNumId w:val="991"/>
-  </w:num>
-  <w:num w:numId="1036">
     <w:abstractNumId w:val="991"/>
   </w:num>
 </w:numbering>

--- a/index.docx
+++ b/index.docx
@@ -63,7 +63,7 @@
         <w:pStyle w:val="Date"/>
       </w:pPr>
       <w:r>
-        <w:t xml:space="preserve">2026-03-28</w:t>
+        <w:t xml:space="preserve">2026-03-29</w:t>
       </w:r>
     </w:p>
     <w:p>
@@ -280,7 +280,55 @@
         </w:numPr>
       </w:pPr>
       <w:r>
-        <w:t xml:space="preserve">Global Action Plan recognizes that biodiversity is linked with health</w:t>
+        <w:t xml:space="preserve">Global Action Plan (GAPBH) recognizes that biodiversity is linked with health</w:t>
+      </w:r>
+    </w:p>
+    <w:p>
+      <w:pPr>
+        <w:pStyle w:val="Compact"/>
+        <w:numPr>
+          <w:ilvl w:val="2"/>
+          <w:numId w:val="1006"/>
+        </w:numPr>
+      </w:pPr>
+      <w:r>
+        <w:t xml:space="preserve">The state of biodiversity impacts Health</w:t>
+      </w:r>
+    </w:p>
+    <w:p>
+      <w:pPr>
+        <w:pStyle w:val="Compact"/>
+        <w:numPr>
+          <w:ilvl w:val="2"/>
+          <w:numId w:val="1006"/>
+        </w:numPr>
+      </w:pPr>
+      <w:r>
+        <w:t xml:space="preserve">Ecosystem services benefit health</w:t>
+      </w:r>
+    </w:p>
+    <w:p>
+      <w:pPr>
+        <w:pStyle w:val="Compact"/>
+        <w:numPr>
+          <w:ilvl w:val="2"/>
+          <w:numId w:val="1006"/>
+        </w:numPr>
+      </w:pPr>
+      <w:r>
+        <w:t xml:space="preserve">Biodiversity and health have similar pressures</w:t>
+      </w:r>
+    </w:p>
+    <w:p>
+      <w:pPr>
+        <w:pStyle w:val="Compact"/>
+        <w:numPr>
+          <w:ilvl w:val="2"/>
+          <w:numId w:val="1006"/>
+        </w:numPr>
+      </w:pPr>
+      <w:r>
+        <w:t xml:space="preserve">Biodiversity and health are protected with similar actions</w:t>
       </w:r>
     </w:p>
     <w:p>
@@ -300,11 +348,11 @@
         <w:pStyle w:val="Compact"/>
         <w:numPr>
           <w:ilvl w:val="1"/>
-          <w:numId w:val="1006"/>
+          <w:numId w:val="1007"/>
         </w:numPr>
       </w:pPr>
       <w:r>
-        <w:t xml:space="preserve">Types of indicators (headline, binary, component, complementary)</w:t>
+        <w:t xml:space="preserve">Groups of indicators (headline, binary, component, complementary)</w:t>
       </w:r>
     </w:p>
     <w:p>
@@ -312,7 +360,7 @@
         <w:pStyle w:val="Compact"/>
         <w:numPr>
           <w:ilvl w:val="1"/>
-          <w:numId w:val="1006"/>
+          <w:numId w:val="1007"/>
         </w:numPr>
       </w:pPr>
       <w:r>
@@ -324,7 +372,7 @@
         <w:pStyle w:val="Compact"/>
         <w:numPr>
           <w:ilvl w:val="1"/>
-          <w:numId w:val="1006"/>
+          <w:numId w:val="1007"/>
         </w:numPr>
       </w:pPr>
       <w:r>
@@ -348,47 +396,11 @@
         <w:pStyle w:val="Compact"/>
         <w:numPr>
           <w:ilvl w:val="1"/>
-          <w:numId w:val="1007"/>
-        </w:numPr>
-      </w:pPr>
-      <w:r>
-        <w:t xml:space="preserve">Assess the link between biodiversity indicators and human, animal, plant, and environmental health</w:t>
-      </w:r>
-    </w:p>
-    <w:p>
-      <w:pPr>
-        <w:pStyle w:val="Compact"/>
-        <w:numPr>
-          <w:ilvl w:val="1"/>
           <w:numId w:val="1008"/>
         </w:numPr>
       </w:pPr>
       <w:r>
-        <w:t xml:space="preserve">Strengthens the link between biodiversity and health</w:t>
-      </w:r>
-    </w:p>
-    <w:p>
-      <w:pPr>
-        <w:pStyle w:val="Compact"/>
-        <w:numPr>
-          <w:ilvl w:val="1"/>
-          <w:numId w:val="1008"/>
-        </w:numPr>
-      </w:pPr>
-      <w:r>
-        <w:t xml:space="preserve">Reinforces the need for collaboration across disciplines</w:t>
-      </w:r>
-    </w:p>
-    <w:p>
-      <w:pPr>
-        <w:pStyle w:val="Compact"/>
-        <w:numPr>
-          <w:ilvl w:val="1"/>
-          <w:numId w:val="1008"/>
-        </w:numPr>
-      </w:pPr>
-      <w:r>
-        <w:t xml:space="preserve">Highlights the need for shared policy and governance practices between the CBD Secretariat and the Quadripartite Organizations</w:t>
+        <w:t xml:space="preserve">Assess the link between biodiversity indicators and human, animal, plant, and environmental health</w:t>
       </w:r>
     </w:p>
     <w:p>
@@ -400,7 +412,31 @@
         </w:numPr>
       </w:pPr>
       <w:r>
-        <w:t xml:space="preserve">Evaluate the usability of indicators for monitoring One Health actions</w:t>
+        <w:t xml:space="preserve">Strengthens the link between biodiversity and health</w:t>
+      </w:r>
+    </w:p>
+    <w:p>
+      <w:pPr>
+        <w:pStyle w:val="Compact"/>
+        <w:numPr>
+          <w:ilvl w:val="1"/>
+          <w:numId w:val="1009"/>
+        </w:numPr>
+      </w:pPr>
+      <w:r>
+        <w:t xml:space="preserve">Reinforces the need for collaboration across disciplines</w:t>
+      </w:r>
+    </w:p>
+    <w:p>
+      <w:pPr>
+        <w:pStyle w:val="Compact"/>
+        <w:numPr>
+          <w:ilvl w:val="1"/>
+          <w:numId w:val="1009"/>
+        </w:numPr>
+      </w:pPr>
+      <w:r>
+        <w:t xml:space="preserve">Highlights the need for shared policy and governance practices between the CBD Secretariat and the Quadripartite Organizations</w:t>
       </w:r>
     </w:p>
     <w:p>
@@ -412,7 +448,7 @@
         </w:numPr>
       </w:pPr>
       <w:r>
-        <w:t xml:space="preserve">Highlights the need for data sharing between Parties, organizations, and other stakeholders</w:t>
+        <w:t xml:space="preserve">Evaluate the usability of indicators for monitoring One Health actions</w:t>
       </w:r>
     </w:p>
     <w:p>
@@ -420,303 +456,11 @@
         <w:pStyle w:val="Compact"/>
         <w:numPr>
           <w:ilvl w:val="1"/>
-          <w:numId w:val="1010"/>
-        </w:numPr>
-      </w:pPr>
-      <w:r>
-        <w:t xml:space="preserve">Reduces the workload on countries</w:t>
-      </w:r>
-    </w:p>
-    <w:bookmarkEnd w:id="9"/>
-    <w:bookmarkStart w:id="12" w:name="methods"/>
-    <w:p>
-      <w:pPr>
-        <w:pStyle w:val="Heading1"/>
-      </w:pPr>
-      <w:r>
-        <w:t xml:space="preserve">Methods</w:t>
-      </w:r>
-    </w:p>
-    <w:p>
-      <w:pPr>
-        <w:pStyle w:val="FirstParagraph"/>
-      </w:pPr>
-      <w:r>
-        <w:t xml:space="preserve">We qualitatively assessed the relevance of all 204 KM-GBF indicators</w:t>
-      </w:r>
-      <w:r>
-        <w:t xml:space="preserve"> </w:t>
-      </w:r>
-      <w:r>
-        <w:t xml:space="preserve">(Conference of the Parties to the Convention on Biological Diversity, 2025)</w:t>
-      </w:r>
-      <w:r>
-        <w:t xml:space="preserve"> </w:t>
-      </w:r>
-      <w:r>
-        <w:t xml:space="preserve">to Health. Specifically, we evaluated the degree to which they were linked to each of the four pillars of One Health (i.e., to human, animal, plant, and environmental heath), as well as their usability for monitoring the OH JPA. Our assessments were informed by the metadata (rationale, definition, method of computation, data sources, and scale of use) of the indicators provided by the World Conservation Monitoring Centre of the UN Environment Programme</w:t>
-      </w:r>
-      <w:r>
-        <w:t xml:space="preserve"> </w:t>
-      </w:r>
-      <w:r>
-        <w:t xml:space="preserve">(UNEP-WCMC, 2025)</w:t>
-      </w:r>
-      <w:r>
-        <w:t xml:space="preserve">, when available, looking for explicit considerations of Health. When such metadata was unavailable, assessments were entirely based on expert judgment. The result of this analysis and the code to reproduce the figures are available on Zenodo.</w:t>
-      </w:r>
-    </w:p>
-    <w:bookmarkStart w:id="10" w:name="X4524721ca9a3188eb6e8680d406d2eb8e861a32"/>
-    <w:p>
-      <w:pPr>
-        <w:pStyle w:val="Heading2"/>
-      </w:pPr>
-      <w:r>
-        <w:t xml:space="preserve">Assessing the link between indicators and Health</w:t>
-      </w:r>
-    </w:p>
-    <w:p>
-      <w:pPr>
-        <w:pStyle w:val="FirstParagraph"/>
-      </w:pPr>
-      <w:r>
-        <w:t xml:space="preserve">Assessing the link between the KM-GBF indicators and the four pillars of One Health requires a working definition of human, animal, plant, and environmental health. We defined each of these groups of species based on the main objects of interest of the Quadripartite organizations. Humans are their own pillar and the primary focus of the WHO. We considered pets, livestock, and edible marine and freshwater species captured from fisheries and aquaculture in the animal health pillar. These are species mainly looked after by veterinarians and food inspectors and that are of core concern to the WOAH and FAO. Even though humans and wildlife are also animals, we excluded them from the animal health pillar. We included all cultivated plants used for food, fuel, and medicine into the plant health pillar, i.e. plant species that are the primary focus of the FAO. Wildlife was considered in the environment health pillar, alongside all other species not included in the other three pillars. The environment health pillar also includes whole ecosystems (natural and artificial), as well as tree species used in forestry and wild fish species. It is the primary focus of the UNEP. These definitions are alined with the core contributing sciences of the One Health approach</w:t>
-      </w:r>
-      <w:r>
-        <w:t xml:space="preserve"> </w:t>
-      </w:r>
-      <w:r>
-        <w:t xml:space="preserve">(Gibbs, 2014; Lerner &amp; Berg, 2017)</w:t>
-      </w:r>
-      <w:r>
-        <w:t xml:space="preserve">.</w:t>
-      </w:r>
-    </w:p>
-    <w:p>
-      <w:pPr>
-        <w:pStyle w:val="BodyText"/>
-      </w:pPr>
-      <w:r>
-        <w:t xml:space="preserve">We used a broad definition of Health that considers the overall well-being of individuals and their capacity to function normally, which includes the absence of diseases</w:t>
-      </w:r>
-      <w:r>
-        <w:t xml:space="preserve"> </w:t>
-      </w:r>
-      <w:r>
-        <w:t xml:space="preserve">(WHO, 1948)</w:t>
-      </w:r>
-      <w:r>
-        <w:t xml:space="preserve">. In humans and domestic and wildlife animals, well-being is the ability for an individual to satisfy its physical, mental, and behavioral needs</w:t>
-      </w:r>
-      <w:r>
-        <w:t xml:space="preserve"> </w:t>
-      </w:r>
-      <w:r>
-        <w:t xml:space="preserve">(Webb et al., 2019)</w:t>
-      </w:r>
-      <w:r>
-        <w:t xml:space="preserve">, whereas diseases are undesirable conditions often leading to pain, suffering, or death. In plants, which are not conscious organisms</w:t>
-      </w:r>
-      <w:r>
-        <w:t xml:space="preserve"> </w:t>
-      </w:r>
-      <w:r>
-        <w:t xml:space="preserve">(Mallatt et al., 2021)</w:t>
-      </w:r>
-      <w:r>
-        <w:t xml:space="preserve">, health is more ill-defined</w:t>
-      </w:r>
-      <w:r>
-        <w:t xml:space="preserve"> </w:t>
-      </w:r>
-      <w:r>
-        <w:t xml:space="preserve">(Döring et al., 2012)</w:t>
-      </w:r>
-      <w:r>
-        <w:t xml:space="preserve">. Here, we considered plant health as the extent to which an individual is able to function physiologically, and plant diseases as impediments to their normal physiological functioning often leading to death. Similarly, when it comes to whole ecosystems, consisting of many individuals and their interactions, health is also ill-defined</w:t>
-      </w:r>
-      <w:r>
-        <w:t xml:space="preserve"> </w:t>
-      </w:r>
-      <w:r>
-        <w:t xml:space="preserve">(Schaeffer et al., 1988)</w:t>
-      </w:r>
-      <w:r>
-        <w:t xml:space="preserve">. We defined environmental health as the extent to which an ecosystem can maintain its biological and chemical processes and adapt to changes. Disturbances are the ecosystem analogue of diseases, and represent degradations that usually lead to a decline in ecosystem functioning. When assessing environmental health, we also considered the health of species included in the environment pillar of One Health, e.g. wildlife and uncultivated plant species. These descriptions guided us in our assessments.</w:t>
-      </w:r>
-    </w:p>
-    <w:p>
-      <w:pPr>
-        <w:pStyle w:val="BodyText"/>
-      </w:pPr>
-      <w:r>
-        <w:t xml:space="preserve">We classified the degree to which the indicators are linked to each of the four pillars of One Health into four categories: direct connection, indirect connection, potential connection, and no connection. An indicator was qualified as directly connected to Health when there is a direct causal relationship between the indicator and Health. This is the case when the indicator directly measures a condition or determinant of health. For example, headline indicator 7.2</w:t>
-      </w:r>
-      <w:r>
-        <w:t xml:space="preserve"> </w:t>
-      </w:r>
-      <w:r>
-        <w:t xml:space="preserve">“Pesticide environment concentration and/or aggregated total applied toxicity”</w:t>
-      </w:r>
-      <w:r>
-        <w:t xml:space="preserve"> </w:t>
-      </w:r>
-      <w:r>
-        <w:t xml:space="preserve">was considered directly connected to human health because of the toxicity of many pesticides under high level of exposure</w:t>
-      </w:r>
-      <w:r>
-        <w:t xml:space="preserve"> </w:t>
-      </w:r>
-      <w:r>
-        <w:t xml:space="preserve">(Kim et al., 2017)</w:t>
-      </w:r>
-      <w:r>
-        <w:t xml:space="preserve">. An indicator was qualified as indirectly connected to Health when there is an intermediary factor between the indicator and Health. For instance, component indicator 4.CT.1</w:t>
-      </w:r>
-      <w:r>
-        <w:t xml:space="preserve"> </w:t>
-      </w:r>
-      <w:r>
-        <w:t xml:space="preserve">“Number of plant and animal genetic resources for food and agriculture secured in either medium- or long-term conservation facilities”</w:t>
-      </w:r>
-      <w:r>
-        <w:t xml:space="preserve"> </w:t>
-      </w:r>
-      <w:r>
-        <w:t xml:space="preserve">was considered indirectly connected to human health because conserving genetic resources increases the resilience of food systems to global disasters</w:t>
-      </w:r>
-      <w:r>
-        <w:t xml:space="preserve"> </w:t>
-      </w:r>
-      <w:r>
-        <w:t xml:space="preserve">(Esquinas-Alcázar, 2005)</w:t>
-      </w:r>
-      <w:r>
-        <w:t xml:space="preserve">, which in turn protects human health. An indicator was qualified as potentially connected to Health when there are multiple intermediary factors between the indicator and Health, or when its connection to Health is likely but difficult to certify. For example, complementary indicator 2.CY.2</w:t>
-      </w:r>
-      <w:r>
-        <w:t xml:space="preserve"> </w:t>
-      </w:r>
-      <w:r>
-        <w:t xml:space="preserve">“Proportion of key biodiversity areas in favourable condition”</w:t>
-      </w:r>
-      <w:r>
-        <w:t xml:space="preserve"> </w:t>
-      </w:r>
-      <w:r>
-        <w:t xml:space="preserve">was qualified as potentially connected to human health because key biodiversity areas are mainly defined with ecological criteria for conserving rare or endemic species and pristine habitats</w:t>
-      </w:r>
-      <w:r>
-        <w:t xml:space="preserve"> </w:t>
-      </w:r>
-      <w:r>
-        <w:t xml:space="preserve">(Butchart et al., n.d.)</w:t>
-      </w:r>
-      <w:r>
-        <w:t xml:space="preserve">, and may or may not include areas of high importance for human health. Finally, an indicator was qualified as not connected to Health when the connection is unlikely or absent. This was the case for component indicator 21.CT.3</w:t>
-      </w:r>
-      <w:r>
-        <w:t xml:space="preserve"> </w:t>
-      </w:r>
-      <w:r>
-        <w:t xml:space="preserve">“Index of linguistic diversity”</w:t>
-      </w:r>
-      <w:r>
-        <w:t xml:space="preserve">, for which we did not find any evidence of a link to human, animal, plant or environmental health. For each of the four pillars of One Health, we counted the number of indicators assigned to each category.</w:t>
-      </w:r>
-    </w:p>
-    <w:bookmarkEnd w:id="10"/>
-    <w:bookmarkStart w:id="11" w:name="X53a00511f5f2aab6d4f9b0c330174cbc7ed2097"/>
-    <w:p>
-      <w:pPr>
-        <w:pStyle w:val="Heading2"/>
-      </w:pPr>
-      <w:r>
-        <w:t xml:space="preserve">Assessing the usability of indicators for monitoring the OH JPA</w:t>
-      </w:r>
-    </w:p>
-    <w:p>
-      <w:pPr>
-        <w:pStyle w:val="FirstParagraph"/>
-      </w:pPr>
-      <w:r>
-        <w:t xml:space="preserve">We evaluated the usability of the KM-GBF indicators for monitoring the OH JPA by judging if they can likely detect trends relevant to the actions of the plan. For each action track, we classified the usability of the indicators into three categories: directly usable, usable after adaptation, and not usable. Directly usable indicators can be used in their current form to monitor at least one action in an action track. They do not require adaptations. For example, we qualified component indicator 4.CT.4</w:t>
-      </w:r>
-      <w:r>
-        <w:t xml:space="preserve"> </w:t>
-      </w:r>
-      <w:r>
-        <w:t xml:space="preserve">“Proportion of local breeds classified as being at risk of extinction”</w:t>
-      </w:r>
-      <w:r>
-        <w:t xml:space="preserve"> </w:t>
-      </w:r>
-      <w:r>
-        <w:t xml:space="preserve">as being directly usable for monitoring the fourth action track because it directly measures food safety risks. In contrast, indicators usable after adaptation need to be slightly modified before they can be used to monitor actions in an action track. These adaptations should be small changes in the scale of measurement, the data resolution, or the taxa monitored by the indicator. For instance, we qualified headline indicator 9.1</w:t>
-      </w:r>
-      <w:r>
-        <w:t xml:space="preserve"> </w:t>
-      </w:r>
-      <w:r>
-        <w:t xml:space="preserve">“Benefits from the sustainable use of wild species”</w:t>
-      </w:r>
-      <w:r>
-        <w:t xml:space="preserve"> </w:t>
-      </w:r>
-      <w:r>
-        <w:t xml:space="preserve">as being usable after adaptation for monitoring the second action track on zoonotic epidemics and pandemics. To be more relevant for this action track, this indicator could refer more specifically to wildlife reservoirs of zoonotic agents instead of all wild species. Finally, not usable indicators are outside the scope of an action track or need to be greatly modified before being used to monitor an action track. For example, we qualified component indicator 4.CT.3</w:t>
-      </w:r>
-      <w:r>
-        <w:t xml:space="preserve"> </w:t>
-      </w:r>
-      <w:r>
-        <w:t xml:space="preserve">“Human-wildlife conflict indicator”</w:t>
-      </w:r>
-      <w:r>
-        <w:t xml:space="preserve"> </w:t>
-      </w:r>
-      <w:r>
-        <w:t xml:space="preserve">as being not usable for monitoring the fifth action track on antimicrobial resistance.</w:t>
-      </w:r>
-    </w:p>
-    <w:p>
-      <w:pPr>
-        <w:pStyle w:val="BodyText"/>
-      </w:pPr>
-      <w:r>
-        <w:t xml:space="preserve">We assessed usability for each action track independently, i.e. an indicator can be useful for monitoring multiple action tracks. For each action track, we counted the total number of indicators in each category. In addition, we counted the number of usable indicators for the whole plan regardless of the action tracks. Then, we partitioned these numbers based on the indicator type in the KM-GBF Monitoring Framework (i.e. headline, binary, component, and complementary indicators) and the thematic categories of the Global Action Plan on Biodiversity and Health. Finally, for each action track where an indicator was considered usable (either directly or after adaptation), we identified the most relevant action that can be monitored by the indicator, and counted the number of indicators associated with each action.</w:t>
-      </w:r>
-    </w:p>
-    <w:bookmarkEnd w:id="11"/>
-    <w:bookmarkEnd w:id="12"/>
-    <w:bookmarkStart w:id="28" w:name="results-and-discussion"/>
-    <w:p>
-      <w:pPr>
-        <w:pStyle w:val="Heading1"/>
-      </w:pPr>
-      <w:r>
-        <w:t xml:space="preserve">Results and discussion</w:t>
-      </w:r>
-    </w:p>
-    <w:bookmarkStart w:id="16" w:name="Xd59da50f184346f7876d068f9895741f18a0fbf"/>
-    <w:p>
-      <w:pPr>
-        <w:pStyle w:val="Heading2"/>
-      </w:pPr>
-      <w:r>
-        <w:t xml:space="preserve">Link between biodiversity indicators and health</w:t>
-      </w:r>
-    </w:p>
-    <w:p>
-      <w:pPr>
-        <w:pStyle w:val="Compact"/>
-        <w:numPr>
-          <w:ilvl w:val="0"/>
           <w:numId w:val="1011"/>
         </w:numPr>
       </w:pPr>
       <w:r>
-        <w:t xml:space="preserve">Most indicators are linked with health</w:t>
+        <w:t xml:space="preserve">Highlights the need for data sharing between Parties, organizations, and other stakeholders</w:t>
       </w:r>
     </w:p>
     <w:p>
@@ -724,307 +468,313 @@
         <w:pStyle w:val="Compact"/>
         <w:numPr>
           <w:ilvl w:val="1"/>
-          <w:numId w:val="1012"/>
+          <w:numId w:val="1011"/>
         </w:numPr>
       </w:pPr>
       <w:r>
-        <w:t xml:space="preserve">How many indicators are directly or indirectly linked with human, animal, plant, and environmental health?</w:t>
-      </w:r>
-    </w:p>
-    <w:p>
-      <w:pPr>
-        <w:pStyle w:val="Compact"/>
-        <w:numPr>
-          <w:ilvl w:val="1"/>
-          <w:numId w:val="1012"/>
-        </w:numPr>
-      </w:pPr>
-      <w:r>
-        <w:t xml:space="preserve">Description of Figure 1</w:t>
-      </w:r>
-    </w:p>
-    <w:p>
-      <w:pPr>
-        <w:pStyle w:val="Compact"/>
-        <w:numPr>
-          <w:ilvl w:val="1"/>
-          <w:numId w:val="1012"/>
-        </w:numPr>
-      </w:pPr>
-      <w:r>
-        <w:t xml:space="preserve">Examples of indicator linked with human, animal, plant, and environmental health</w:t>
-      </w:r>
-    </w:p>
-    <w:p>
-      <w:pPr>
-        <w:pStyle w:val="CaptionedFigure"/>
-      </w:pPr>
-      <w:r>
-        <w:drawing>
-          <wp:inline>
-            <wp:extent cx="5334000" cy="4000500"/>
-            <wp:effectExtent b="0" l="0" r="0" t="0"/>
-            <wp:docPr descr="Number of KM-GBF indicators linked with human, animal, plant, and environmental health. Each indicator was classified as being either directly connected (blue), indirectly connected (green), potentially connected (orange), or not connected (red) to each of the four pillars of One Health." title="" id="14" name="Picture"/>
-            <a:graphic>
-              <a:graphicData uri="http://schemas.openxmlformats.org/drawingml/2006/picture">
-                <pic:pic>
-                  <pic:nvPicPr>
-                    <pic:cNvPr descr="figures/link_health.png" id="15" name="Picture"/>
-                    <pic:cNvPicPr>
-                      <a:picLocks noChangeArrowheads="1" noChangeAspect="1"/>
-                    </pic:cNvPicPr>
-                  </pic:nvPicPr>
-                  <pic:blipFill>
-                    <a:blip r:embed="rId13"/>
-                    <a:stretch>
-                      <a:fillRect/>
-                    </a:stretch>
-                  </pic:blipFill>
-                  <pic:spPr bwMode="auto">
-                    <a:xfrm>
-                      <a:off x="0" y="0"/>
-                      <a:ext cx="5334000" cy="4000500"/>
-                    </a:xfrm>
-                    <a:prstGeom prst="rect">
-                      <a:avLst/>
-                    </a:prstGeom>
-                    <a:noFill/>
-                    <a:ln w="9525">
-                      <a:noFill/>
-                      <a:headEnd/>
-                      <a:tailEnd/>
-                    </a:ln>
-                  </pic:spPr>
-                </pic:pic>
-              </a:graphicData>
-            </a:graphic>
-          </wp:inline>
-        </w:drawing>
-      </w:r>
-    </w:p>
-    <w:p>
-      <w:pPr>
-        <w:pStyle w:val="ImageCaption"/>
-      </w:pPr>
-      <w:r>
-        <w:rPr>
-          <w:b/>
-          <w:bCs/>
-        </w:rPr>
-        <w:t xml:space="preserve">Number of KM-GBF indicators linked with human, animal, plant, and environmental health.</w:t>
-      </w:r>
-      <w:r>
-        <w:t xml:space="preserve"> </w:t>
-      </w:r>
-      <w:r>
-        <w:t xml:space="preserve">Each indicator was classified as being either directly connected (blue), indirectly connected (green), potentially connected (orange), or not connected (red) to each of the four pillars of One Health.</w:t>
-      </w:r>
-    </w:p>
-    <w:p>
-      <w:pPr>
-        <w:pStyle w:val="Compact"/>
-        <w:numPr>
-          <w:ilvl w:val="0"/>
-          <w:numId w:val="1013"/>
-        </w:numPr>
-      </w:pPr>
-      <w:r>
-        <w:t xml:space="preserve">Link between biodiversity and health</w:t>
-      </w:r>
-    </w:p>
-    <w:p>
-      <w:pPr>
-        <w:pStyle w:val="Compact"/>
-        <w:numPr>
-          <w:ilvl w:val="1"/>
-          <w:numId w:val="1014"/>
-        </w:numPr>
-      </w:pPr>
-      <w:r>
-        <w:t xml:space="preserve">The state of biodiversity impacts health</w:t>
-      </w:r>
-    </w:p>
-    <w:p>
-      <w:pPr>
-        <w:pStyle w:val="Compact"/>
-        <w:numPr>
-          <w:ilvl w:val="1"/>
-          <w:numId w:val="1014"/>
-        </w:numPr>
-      </w:pPr>
-      <w:r>
-        <w:t xml:space="preserve">Ecosystem services benefit health</w:t>
-      </w:r>
-    </w:p>
-    <w:p>
-      <w:pPr>
-        <w:pStyle w:val="Compact"/>
-        <w:numPr>
-          <w:ilvl w:val="1"/>
-          <w:numId w:val="1014"/>
-        </w:numPr>
-      </w:pPr>
-      <w:r>
-        <w:t xml:space="preserve">Biodiversity and health have similar pressures</w:t>
-      </w:r>
-    </w:p>
-    <w:p>
-      <w:pPr>
-        <w:pStyle w:val="Compact"/>
-        <w:numPr>
-          <w:ilvl w:val="1"/>
-          <w:numId w:val="1014"/>
-        </w:numPr>
-      </w:pPr>
-      <w:r>
-        <w:t xml:space="preserve">Biodiversity and health are protected with similar actions</w:t>
-      </w:r>
-    </w:p>
-    <w:bookmarkEnd w:id="16"/>
-    <w:bookmarkStart w:id="27" w:name="Xe0174d29bd397db265675cd2e1acc67451b4773"/>
+        <w:t xml:space="preserve">Reusing indicators can greatly reduce the workload of countries to develop and monitor new indicators at the intersection of biodiversity and health, whereas adapting indicators minimizes training requirements because countries are already familiar with similar and robust methodologies.</w:t>
+      </w:r>
+    </w:p>
+    <w:bookmarkEnd w:id="9"/>
+    <w:bookmarkStart w:id="12" w:name="methods"/>
+    <w:p>
+      <w:pPr>
+        <w:pStyle w:val="Heading1"/>
+      </w:pPr>
+      <w:r>
+        <w:t xml:space="preserve">Methods</w:t>
+      </w:r>
+    </w:p>
+    <w:p>
+      <w:pPr>
+        <w:pStyle w:val="FirstParagraph"/>
+      </w:pPr>
+      <w:r>
+        <w:t xml:space="preserve">We qualitatively assessed the relevance of all 204 KM-GBF indicators</w:t>
+      </w:r>
+      <w:r>
+        <w:t xml:space="preserve"> </w:t>
+      </w:r>
+      <w:r>
+        <w:t xml:space="preserve">(Conference of the Parties to the Convention on Biological Diversity, 2025)</w:t>
+      </w:r>
+      <w:r>
+        <w:t xml:space="preserve"> </w:t>
+      </w:r>
+      <w:r>
+        <w:t xml:space="preserve">to Health. Specifically, we evaluated the degree to which they were linked to each of the four pillars of One Health (i.e., to human, animal, plant, and environmental heath), as well as their usability for monitoring the OH JPA. Our assessments were informed by the metadata (rationale, definition, method of computation, data sources, and scale of use) of the indicators provided by the World Conservation Monitoring Centre of the UN Environment Programme</w:t>
+      </w:r>
+      <w:r>
+        <w:t xml:space="preserve"> </w:t>
+      </w:r>
+      <w:r>
+        <w:t xml:space="preserve">(UNEP-WCMC, 2025)</w:t>
+      </w:r>
+      <w:r>
+        <w:t xml:space="preserve">, when available, looking for explicit considerations of Health. When such metadata was unavailable, assessments were entirely based on expert judgment. The result of this analysis and the code to reproduce the figures are available on Zenodo.</w:t>
+      </w:r>
+    </w:p>
+    <w:bookmarkStart w:id="10" w:name="X4524721ca9a3188eb6e8680d406d2eb8e861a32"/>
     <w:p>
       <w:pPr>
         <w:pStyle w:val="Heading2"/>
       </w:pPr>
       <w:r>
-        <w:t xml:space="preserve">Usability of indicators for monitoring the OH JPA</w:t>
-      </w:r>
-    </w:p>
-    <w:p>
-      <w:pPr>
-        <w:pStyle w:val="Compact"/>
-        <w:numPr>
-          <w:ilvl w:val="0"/>
-          <w:numId w:val="1015"/>
-        </w:numPr>
-      </w:pPr>
-      <w:r>
-        <w:t xml:space="preserve">Most indicators can be used to monitor the OH JPA</w:t>
-      </w:r>
-    </w:p>
-    <w:p>
-      <w:pPr>
-        <w:pStyle w:val="Compact"/>
-        <w:numPr>
-          <w:ilvl w:val="1"/>
-          <w:numId w:val="1016"/>
-        </w:numPr>
-      </w:pPr>
-      <w:r>
-        <w:t xml:space="preserve">How many indicators for each action track?</w:t>
-      </w:r>
-    </w:p>
-    <w:p>
-      <w:pPr>
-        <w:pStyle w:val="Compact"/>
-        <w:numPr>
-          <w:ilvl w:val="1"/>
-          <w:numId w:val="1016"/>
-        </w:numPr>
-      </w:pPr>
-      <w:r>
-        <w:t xml:space="preserve">Description of Table 1</w:t>
-      </w:r>
-    </w:p>
-    <w:p>
-      <w:pPr>
-        <w:pStyle w:val="Compact"/>
-        <w:numPr>
-          <w:ilvl w:val="1"/>
-          <w:numId w:val="1016"/>
-        </w:numPr>
-      </w:pPr>
-      <w:r>
-        <w:t xml:space="preserve">Description of Figure 2</w:t>
-      </w:r>
-    </w:p>
-    <w:p>
-      <w:pPr>
-        <w:pStyle w:val="Compact"/>
-        <w:numPr>
-          <w:ilvl w:val="1"/>
-          <w:numId w:val="1016"/>
-        </w:numPr>
-      </w:pPr>
-      <w:r>
-        <w:t xml:space="preserve">Importance of directly reusing indicators</w:t>
-      </w:r>
-    </w:p>
-    <w:p>
-      <w:pPr>
-        <w:pStyle w:val="Compact"/>
-        <w:numPr>
-          <w:ilvl w:val="1"/>
-          <w:numId w:val="1016"/>
-        </w:numPr>
-      </w:pPr>
-      <w:r>
-        <w:t xml:space="preserve">Indicators usable after adaptation are based on similar and robust methodologies, which minimizing training requirements</w:t>
-      </w:r>
-    </w:p>
-    <w:p>
-      <w:pPr>
-        <w:pStyle w:val="CaptionedFigure"/>
-      </w:pPr>
-      <w:r>
-        <w:drawing>
-          <wp:inline>
-            <wp:extent cx="5334000" cy="4000500"/>
-            <wp:effectExtent b="0" l="0" r="0" t="0"/>
-            <wp:docPr descr="Number of KM-GBF indicators that can be used to monitor at least one action in each of the OH JPA action tracks. The opaque bars represent directly usable indicators, whereas the transparent bars represent those usable after adaptation. The proportion of usable indicators (either directly or after adaptation) for each action track is indicated. The bottom bar and proportion designate the indicators that can monitor at least one action in the whole plan." title="" id="18" name="Picture"/>
-            <a:graphic>
-              <a:graphicData uri="http://schemas.openxmlformats.org/drawingml/2006/picture">
-                <pic:pic>
-                  <pic:nvPicPr>
-                    <pic:cNvPr descr="figures/usability_all.png" id="19" name="Picture"/>
-                    <pic:cNvPicPr>
-                      <a:picLocks noChangeArrowheads="1" noChangeAspect="1"/>
-                    </pic:cNvPicPr>
-                  </pic:nvPicPr>
-                  <pic:blipFill>
-                    <a:blip r:embed="rId17"/>
-                    <a:stretch>
-                      <a:fillRect/>
-                    </a:stretch>
-                  </pic:blipFill>
-                  <pic:spPr bwMode="auto">
-                    <a:xfrm>
-                      <a:off x="0" y="0"/>
-                      <a:ext cx="5334000" cy="4000500"/>
-                    </a:xfrm>
-                    <a:prstGeom prst="rect">
-                      <a:avLst/>
-                    </a:prstGeom>
-                    <a:noFill/>
-                    <a:ln w="9525">
-                      <a:noFill/>
-                      <a:headEnd/>
-                      <a:tailEnd/>
-                    </a:ln>
-                  </pic:spPr>
-                </pic:pic>
-              </a:graphicData>
-            </a:graphic>
-          </wp:inline>
-        </w:drawing>
-      </w:r>
-    </w:p>
-    <w:p>
-      <w:pPr>
-        <w:pStyle w:val="ImageCaption"/>
-      </w:pPr>
-      <w:r>
-        <w:rPr>
-          <w:b/>
-          <w:bCs/>
-        </w:rPr>
-        <w:t xml:space="preserve">Number of KM-GBF indicators that can be used to monitor at least one action in each of the OH JPA action tracks.</w:t>
-      </w:r>
-      <w:r>
-        <w:t xml:space="preserve"> </w:t>
-      </w:r>
-      <w:r>
-        <w:t xml:space="preserve">The opaque bars represent directly usable indicators, whereas the transparent bars represent those usable after adaptation. The proportion of usable indicators (either directly or after adaptation) for each action track is indicated. The bottom bar and proportion designate the indicators that can monitor at least one action in the whole plan.</w:t>
+        <w:t xml:space="preserve">Assessing the link between indicators and Health</w:t>
+      </w:r>
+    </w:p>
+    <w:p>
+      <w:pPr>
+        <w:pStyle w:val="FirstParagraph"/>
+      </w:pPr>
+      <w:r>
+        <w:t xml:space="preserve">Assessing the link between the KM-GBF indicators and the four pillars of One Health requires a working definition of human, animal, plant, and environmental health. We defined each of these groups of species based on the main objects of interest of the Quadripartite organizations. Humans are their own pillar and the primary focus of the WHO. We considered pets, livestock, and edible marine and freshwater species captured from fisheries and aquaculture in the animal health pillar. These are species mainly looked after by veterinarians and food inspectors and that are of core concern to the WOAH and FAO. Even though humans and wildlife are also animals, we excluded them from the animal health pillar. We included all cultivated plants used for food, fuel, and medicine into the plant health pillar, i.e. plant species that are the primary focus of the FAO. Wildlife was considered in the environment health pillar, alongside all other species not included in the other three pillars. The environment health pillar also includes whole ecosystems (natural and artificial), as well as tree species used in forestry and wild fish species. It is the primary focus of the UNEP. These definitions are alined with the core contributing sciences of the One Health approach</w:t>
+      </w:r>
+      <w:r>
+        <w:t xml:space="preserve"> </w:t>
+      </w:r>
+      <w:r>
+        <w:t xml:space="preserve">(Gibbs, 2014; Lerner &amp; Berg, 2017)</w:t>
+      </w:r>
+      <w:r>
+        <w:t xml:space="preserve">.</w:t>
+      </w:r>
+    </w:p>
+    <w:p>
+      <w:pPr>
+        <w:pStyle w:val="BodyText"/>
+      </w:pPr>
+      <w:r>
+        <w:t xml:space="preserve">We used a broad definition of Health that considers the overall well-being of individuals and their capacity to function normally, which includes the absence of diseases</w:t>
+      </w:r>
+      <w:r>
+        <w:t xml:space="preserve"> </w:t>
+      </w:r>
+      <w:r>
+        <w:t xml:space="preserve">(WHO, 1948)</w:t>
+      </w:r>
+      <w:r>
+        <w:t xml:space="preserve">. In humans and domestic and wildlife animals, well-being is the ability for an individual to satisfy its physical, mental, and behavioral needs</w:t>
+      </w:r>
+      <w:r>
+        <w:t xml:space="preserve"> </w:t>
+      </w:r>
+      <w:r>
+        <w:t xml:space="preserve">(Webb et al., 2019)</w:t>
+      </w:r>
+      <w:r>
+        <w:t xml:space="preserve">, whereas diseases are undesirable conditions often leading to pain, suffering, or death. In plants, which are not conscious organisms</w:t>
+      </w:r>
+      <w:r>
+        <w:t xml:space="preserve"> </w:t>
+      </w:r>
+      <w:r>
+        <w:t xml:space="preserve">(Mallatt et al., 2021)</w:t>
+      </w:r>
+      <w:r>
+        <w:t xml:space="preserve">, health is more ill-defined</w:t>
+      </w:r>
+      <w:r>
+        <w:t xml:space="preserve"> </w:t>
+      </w:r>
+      <w:r>
+        <w:t xml:space="preserve">(Döring et al., 2012)</w:t>
+      </w:r>
+      <w:r>
+        <w:t xml:space="preserve">. Here, we considered plant health as the extent to which an individual is able to function physiologically, and plant diseases as impediments to their normal physiological functioning often leading to death. Similarly, when it comes to whole ecosystems, consisting of many individuals and their interactions, health is also ill-defined</w:t>
+      </w:r>
+      <w:r>
+        <w:t xml:space="preserve"> </w:t>
+      </w:r>
+      <w:r>
+        <w:t xml:space="preserve">(Schaeffer et al., 1988)</w:t>
+      </w:r>
+      <w:r>
+        <w:t xml:space="preserve">. We defined environmental health as the extent to which an ecosystem can maintain its biological and chemical processes and adapt to changes. Disturbances are the ecosystem analogue of diseases, and represent degradations that usually lead to a decline in ecosystem functioning. When assessing environmental health, we also considered the health of species included in the environment pillar of One Health, e.g. wildlife and uncultivated plant species. These descriptions guided us in our assessments.</w:t>
+      </w:r>
+    </w:p>
+    <w:p>
+      <w:pPr>
+        <w:pStyle w:val="BodyText"/>
+      </w:pPr>
+      <w:r>
+        <w:t xml:space="preserve">We classified the degree to which the indicators are linked to each of the four pillars of One Health into four categories: direct connection, indirect connection, potential connection, and no connection. An indicator was qualified as directly connected to Health when there is a direct causal relationship between the indicator and Health. This is the case when the indicator directly measures a condition or determinant of health. For example, headline indicator 7.2</w:t>
+      </w:r>
+      <w:r>
+        <w:t xml:space="preserve"> </w:t>
+      </w:r>
+      <w:r>
+        <w:t xml:space="preserve">“Pesticide environment concentration and/or aggregated total applied toxicity”</w:t>
+      </w:r>
+      <w:r>
+        <w:t xml:space="preserve"> </w:t>
+      </w:r>
+      <w:r>
+        <w:t xml:space="preserve">was considered directly connected to human health because of the toxicity of many pesticides under high level of exposure</w:t>
+      </w:r>
+      <w:r>
+        <w:t xml:space="preserve"> </w:t>
+      </w:r>
+      <w:r>
+        <w:t xml:space="preserve">(Kim et al., 2017)</w:t>
+      </w:r>
+      <w:r>
+        <w:t xml:space="preserve">. An indicator was qualified as indirectly connected to Health when there is an intermediary factor between the indicator and Health. For instance, component indicator 4.CT.1</w:t>
+      </w:r>
+      <w:r>
+        <w:t xml:space="preserve"> </w:t>
+      </w:r>
+      <w:r>
+        <w:t xml:space="preserve">“Number of plant and animal genetic resources for food and agriculture secured in either medium- or long-term conservation facilities”</w:t>
+      </w:r>
+      <w:r>
+        <w:t xml:space="preserve"> </w:t>
+      </w:r>
+      <w:r>
+        <w:t xml:space="preserve">was considered indirectly connected to human health because conserving genetic resources increases the resilience of food systems to global disasters</w:t>
+      </w:r>
+      <w:r>
+        <w:t xml:space="preserve"> </w:t>
+      </w:r>
+      <w:r>
+        <w:t xml:space="preserve">(Esquinas-Alcázar, 2005)</w:t>
+      </w:r>
+      <w:r>
+        <w:t xml:space="preserve">, which in turn protects human health. An indicator was qualified as potentially connected to Health when there are multiple intermediary factors between the indicator and Health, or when its connection to Health is likely but difficult to certify. For example, complementary indicator 2.CY.2</w:t>
+      </w:r>
+      <w:r>
+        <w:t xml:space="preserve"> </w:t>
+      </w:r>
+      <w:r>
+        <w:t xml:space="preserve">“Proportion of key biodiversity areas in favourable condition”</w:t>
+      </w:r>
+      <w:r>
+        <w:t xml:space="preserve"> </w:t>
+      </w:r>
+      <w:r>
+        <w:t xml:space="preserve">was qualified as potentially connected to human health because key biodiversity areas are mainly defined with ecological criteria for conserving rare or endemic species and pristine habitats</w:t>
+      </w:r>
+      <w:r>
+        <w:t xml:space="preserve"> </w:t>
+      </w:r>
+      <w:r>
+        <w:t xml:space="preserve">(Butchart et al., n.d.)</w:t>
+      </w:r>
+      <w:r>
+        <w:t xml:space="preserve">, and may or may not include areas of high importance for human health. Finally, an indicator was qualified as not connected to Health when the connection is unlikely or absent. This was the case for component indicator 21.CT.3</w:t>
+      </w:r>
+      <w:r>
+        <w:t xml:space="preserve"> </w:t>
+      </w:r>
+      <w:r>
+        <w:t xml:space="preserve">“Index of linguistic diversity”</w:t>
+      </w:r>
+      <w:r>
+        <w:t xml:space="preserve">, for which we did not find any evidence of a link to human, animal, plant or environmental health. For each of the four pillars of One Health, we counted the number of indicators assigned to each category.</w:t>
+      </w:r>
+    </w:p>
+    <w:bookmarkEnd w:id="10"/>
+    <w:bookmarkStart w:id="11" w:name="X53a00511f5f2aab6d4f9b0c330174cbc7ed2097"/>
+    <w:p>
+      <w:pPr>
+        <w:pStyle w:val="Heading2"/>
+      </w:pPr>
+      <w:r>
+        <w:t xml:space="preserve">Assessing the usability of indicators for monitoring the OH JPA</w:t>
+      </w:r>
+    </w:p>
+    <w:p>
+      <w:pPr>
+        <w:pStyle w:val="FirstParagraph"/>
+      </w:pPr>
+      <w:r>
+        <w:t xml:space="preserve">We evaluated the usability of the KM-GBF indicators for monitoring the OH JPA by judging if they can likely detect trends relevant to the actions of the plan. For each action track, we classified the usability of the indicators into three categories: directly usable, usable after adaptation, and not usable. Directly usable indicators can be used in their current form to monitor at least one action in an action track. They do not require adaptations. For example, we qualified component indicator 4.CT.4</w:t>
+      </w:r>
+      <w:r>
+        <w:t xml:space="preserve"> </w:t>
+      </w:r>
+      <w:r>
+        <w:t xml:space="preserve">“Proportion of local breeds classified as being at risk of extinction”</w:t>
+      </w:r>
+      <w:r>
+        <w:t xml:space="preserve"> </w:t>
+      </w:r>
+      <w:r>
+        <w:t xml:space="preserve">as being directly usable for monitoring the fourth action track because it directly measures food safety risks. In contrast, indicators usable after adaptation need to be slightly modified before they can be used to monitor actions in an action track. These adaptations should be small changes in the scale of measurement, the data resolution, or the taxa monitored by the indicator. For instance, we qualified headline indicator 9.1</w:t>
+      </w:r>
+      <w:r>
+        <w:t xml:space="preserve"> </w:t>
+      </w:r>
+      <w:r>
+        <w:t xml:space="preserve">“Benefits from the sustainable use of wild species”</w:t>
+      </w:r>
+      <w:r>
+        <w:t xml:space="preserve"> </w:t>
+      </w:r>
+      <w:r>
+        <w:t xml:space="preserve">as being usable after adaptation for monitoring the second action track on zoonotic epidemics and pandemics. To be more relevant for this action track, this indicator could refer more specifically to wildlife reservoirs of zoonotic agents instead of all wild species. Finally, not usable indicators are outside the scope of an action track or need to be greatly modified before being used to monitor an action track. For example, we qualified component indicator 4.CT.3</w:t>
+      </w:r>
+      <w:r>
+        <w:t xml:space="preserve"> </w:t>
+      </w:r>
+      <w:r>
+        <w:t xml:space="preserve">“Human-wildlife conflict indicator”</w:t>
+      </w:r>
+      <w:r>
+        <w:t xml:space="preserve"> </w:t>
+      </w:r>
+      <w:r>
+        <w:t xml:space="preserve">as being not usable for monitoring the fifth action track on antimicrobial resistance.</w:t>
+      </w:r>
+    </w:p>
+    <w:p>
+      <w:pPr>
+        <w:pStyle w:val="BodyText"/>
+      </w:pPr>
+      <w:r>
+        <w:t xml:space="preserve">We assessed usability for each action track independently, i.e. an indicator can be useful for monitoring multiple action tracks. For each action track, we counted the total number of indicators in each category. In addition, we counted the number of usable indicators for the whole plan regardless of the action tracks. Then, we partitioned these numbers based on the group of indicator in the KM-GBF Monitoring Framework (i.e. headline, binary, component, and complementary indicators) and the thematic categories of the GAPBH. Finally, for each action track where an indicator was considered usable (either directly or after adaptation), we identified the most relevant action that can be monitored by the indicator, and counted the number of indicators associated with each action.</w:t>
+      </w:r>
+    </w:p>
+    <w:bookmarkEnd w:id="11"/>
+    <w:bookmarkEnd w:id="12"/>
+    <w:bookmarkStart w:id="32" w:name="results-and-discussion"/>
+    <w:p>
+      <w:pPr>
+        <w:pStyle w:val="Heading1"/>
+      </w:pPr>
+      <w:r>
+        <w:t xml:space="preserve">Results and discussion</w:t>
+      </w:r>
+    </w:p>
+    <w:bookmarkStart w:id="17" w:name="link-between-indicators-and-health"/>
+    <w:p>
+      <w:pPr>
+        <w:pStyle w:val="Heading2"/>
+      </w:pPr>
+      <w:r>
+        <w:t xml:space="preserve">Link between indicators and Health</w:t>
+      </w:r>
+    </w:p>
+    <w:p>
+      <w:pPr>
+        <w:pStyle w:val="FirstParagraph"/>
+      </w:pPr>
+      <w:r>
+        <w:t xml:space="preserve">We found that 75% of KM-GBF indicators are either directly or indirectly connected to human, animal, plant, or environmental health, with approximately 55% of indicators being directly connected to Health. This indicates that monitoring the state, benefits, and pressure of biodiversity and our responses to biodiversity loss gives us a lot of information on One Health. In</w:t>
+      </w:r>
+      <w:r>
+        <w:t xml:space="preserve"> </w:t>
+      </w:r>
+      <w:hyperlink w:anchor="fig-link">
+        <w:r>
+          <w:rPr>
+            <w:rStyle w:val="Hyperlink"/>
+          </w:rPr>
+          <w:t xml:space="preserve">Figure 1</w:t>
+        </w:r>
+      </w:hyperlink>
+      <w:r>
+        <w:t xml:space="preserve">, we show the number of indicators that are directly, indirectly, potentially, and not connected to each of the four pillars of One Health. The number of directly connected indicators is slightly higher for environmental health (41% of indicators) compared to human (27%), animal (26%), and plant (28%) health. However, this difference shrinks after adding indirectly connected indicators (63% for environmental health compared to 56%, 53%, and 51% respectively for human, animal, and plant health). This suggests that the four pillars of One Health can all be meaningfully informed by biodiversity monitoring.</w:t>
       </w:r>
     </w:p>
     <w:tbl>
@@ -1040,7 +790,262 @@
       <w:tr>
         <w:tc>
           <w:tcPr/>
-          <w:bookmarkStart w:id="20" w:name="tbl-letters"/>
+          <w:bookmarkStart w:id="16" w:name="fig-link"/>
+          <w:p>
+            <w:pPr>
+              <w:pStyle w:val="Compact"/>
+              <w:jc w:val="center"/>
+            </w:pPr>
+            <w:r>
+              <w:drawing>
+                <wp:inline>
+                  <wp:extent cx="5334000" cy="4000500"/>
+                  <wp:effectExtent b="0" l="0" r="0" t="0"/>
+                  <wp:docPr descr="" title="" id="14" name="Picture"/>
+                  <a:graphic>
+                    <a:graphicData uri="http://schemas.openxmlformats.org/drawingml/2006/picture">
+                      <pic:pic>
+                        <pic:nvPicPr>
+                          <pic:cNvPr descr="figures/link_health.png" id="15" name="Picture"/>
+                          <pic:cNvPicPr>
+                            <a:picLocks noChangeArrowheads="1" noChangeAspect="1"/>
+                          </pic:cNvPicPr>
+                        </pic:nvPicPr>
+                        <pic:blipFill>
+                          <a:blip r:embed="rId13"/>
+                          <a:stretch>
+                            <a:fillRect/>
+                          </a:stretch>
+                        </pic:blipFill>
+                        <pic:spPr bwMode="auto">
+                          <a:xfrm>
+                            <a:off x="0" y="0"/>
+                            <a:ext cx="5334000" cy="4000500"/>
+                          </a:xfrm>
+                          <a:prstGeom prst="rect">
+                            <a:avLst/>
+                          </a:prstGeom>
+                          <a:noFill/>
+                          <a:ln w="9525">
+                            <a:noFill/>
+                            <a:headEnd/>
+                            <a:tailEnd/>
+                          </a:ln>
+                        </pic:spPr>
+                      </pic:pic>
+                    </a:graphicData>
+                  </a:graphic>
+                </wp:inline>
+              </w:drawing>
+            </w:r>
+          </w:p>
+          <w:p>
+            <w:pPr>
+              <w:jc w:val="center"/>
+            </w:pPr>
+            <w:pPr>
+              <w:jc w:val="left"/>
+              <w:spacing w:before="200"/>
+              <w:pStyle w:val="ImageCaption"/>
+            </w:pPr>
+            <w:r>
+              <w:t xml:space="preserve">Figure 1:</w:t>
+            </w:r>
+            <w:r>
+              <w:t xml:space="preserve"> </w:t>
+            </w:r>
+            <w:r>
+              <w:rPr>
+                <w:b/>
+                <w:bCs/>
+              </w:rPr>
+              <w:t xml:space="preserve">Number of KM-GBF indicators linked with human, animal, plant, and environmental health.</w:t>
+            </w:r>
+            <w:r>
+              <w:t xml:space="preserve"> </w:t>
+            </w:r>
+            <w:r>
+              <w:t xml:space="preserve">Each indicator was classified as being either directly connected (blue), indirectly connected (green), potentially connected (orange), or not connected (red) to each of the four pillars of One Health.</w:t>
+            </w:r>
+          </w:p>
+          <w:bookmarkEnd w:id="16"/>
+        </w:tc>
+      </w:tr>
+    </w:tbl>
+    <w:p>
+      <w:pPr>
+        <w:pStyle w:val="BodyText"/>
+      </w:pPr>
+      <w:r>
+        <w:t xml:space="preserve">The fact that most KM-GBF indicators are connected to Health is not surprising. The GAPBH recognizes the relevance to Health of all 23 targets of the KM-GBF, and because the indicators measure the progress made towards these targets, they also measure the progress made towards a healthier planet. However, we did not expect that comparable amounts of indicators would monitor the four pillars of One Health. This indicates that there are virtually no biases in the amount of information that can be reused to monitor human, animal, plant, and environmental health. In other words, we monitor all core components of One Health when we monitor biodiversity.</w:t>
+      </w:r>
+    </w:p>
+    <w:bookmarkEnd w:id="17"/>
+    <w:bookmarkStart w:id="31" w:name="Xe0174d29bd397db265675cd2e1acc67451b4773"/>
+    <w:p>
+      <w:pPr>
+        <w:pStyle w:val="Heading2"/>
+      </w:pPr>
+      <w:r>
+        <w:t xml:space="preserve">Usability of indicators for monitoring the OH JPA</w:t>
+      </w:r>
+    </w:p>
+    <w:p>
+      <w:pPr>
+        <w:pStyle w:val="FirstParagraph"/>
+      </w:pPr>
+      <w:r>
+        <w:t xml:space="preserve">The vast majority of KM-GBF indicators (91%) can be used either directly or after adaptation to monitor actions in the OH JPA, and around 74% of indicators can be used directly. This signifies that we can already do an extensive evaluation of One Health actions with existing data and methodologies. However, we show in</w:t>
+      </w:r>
+      <w:r>
+        <w:t xml:space="preserve"> </w:t>
+      </w:r>
+      <w:hyperlink w:anchor="fig-use-all">
+        <w:r>
+          <w:rPr>
+            <w:rStyle w:val="Hyperlink"/>
+          </w:rPr>
+          <w:t xml:space="preserve">Figure 2</w:t>
+        </w:r>
+      </w:hyperlink>
+      <w:r>
+        <w:t xml:space="preserve"> </w:t>
+      </w:r>
+      <w:r>
+        <w:t xml:space="preserve">that the usability of indicators greatly differs depending on the action track. The proportion of usable indicators varies from 20% for the fifth action track on antimicrobial resistance (4% of directly usable indicators) to 79% for the sixth action track on the integration of the environment into One Health (62% of directly usable indicators). The high proportion of usable indicators for the sixth action track is not surprising given that the KM-GBF is a multilateral environmental agreement that aims to protect species and restaure ecosystems. The low proportion of indicators that can monitor actions in the fifth action track could be due to the characteristics of these actions, which are more focused on collaboration, capacity-building and awareness-raising than the decreasing and prevention of antimicrobial resistance through biodiversity. Similarly, the actions in the third action track on endemic zoonotic, neglected tropical, and vector-borne diseases, which can only be monitored by 33% of the indicators, are more centered on capacity-building and less on the drivers and inhibitors of infectious diseases, especially in comparison to the actions of the second action track on zoonotic epidemics and pandemics. These differences suggest that, although the KM-GBF Monitoring Framework can greatly reduce the workload of countries by reducing the need to develop new indicators at the intersection of biodiversity and health, additional work is still needed to equally cover all aspects of the plan.</w:t>
+      </w:r>
+    </w:p>
+    <w:tbl>
+      <w:tblPr>
+        <w:tblStyle w:val="Table"/>
+        <w:tblW w:type="pct" w:w="5000"/>
+        <w:tblLayout w:type="fixed"/>
+        <w:tblLook w:firstRow="0" w:lastRow="0" w:firstColumn="0" w:lastColumn="0" w:noHBand="0" w:noVBand="0" w:val="0000"/>
+      </w:tblPr>
+      <w:tblGrid>
+        <w:gridCol w:w="7920"/>
+      </w:tblGrid>
+      <w:tr>
+        <w:tc>
+          <w:tcPr/>
+          <w:bookmarkStart w:id="21" w:name="fig-use-all"/>
+          <w:p>
+            <w:pPr>
+              <w:pStyle w:val="Compact"/>
+              <w:jc w:val="center"/>
+            </w:pPr>
+            <w:r>
+              <w:drawing>
+                <wp:inline>
+                  <wp:extent cx="5334000" cy="4000500"/>
+                  <wp:effectExtent b="0" l="0" r="0" t="0"/>
+                  <wp:docPr descr="" title="" id="19" name="Picture"/>
+                  <a:graphic>
+                    <a:graphicData uri="http://schemas.openxmlformats.org/drawingml/2006/picture">
+                      <pic:pic>
+                        <pic:nvPicPr>
+                          <pic:cNvPr descr="figures/usability_all.png" id="20" name="Picture"/>
+                          <pic:cNvPicPr>
+                            <a:picLocks noChangeArrowheads="1" noChangeAspect="1"/>
+                          </pic:cNvPicPr>
+                        </pic:nvPicPr>
+                        <pic:blipFill>
+                          <a:blip r:embed="rId18"/>
+                          <a:stretch>
+                            <a:fillRect/>
+                          </a:stretch>
+                        </pic:blipFill>
+                        <pic:spPr bwMode="auto">
+                          <a:xfrm>
+                            <a:off x="0" y="0"/>
+                            <a:ext cx="5334000" cy="4000500"/>
+                          </a:xfrm>
+                          <a:prstGeom prst="rect">
+                            <a:avLst/>
+                          </a:prstGeom>
+                          <a:noFill/>
+                          <a:ln w="9525">
+                            <a:noFill/>
+                            <a:headEnd/>
+                            <a:tailEnd/>
+                          </a:ln>
+                        </pic:spPr>
+                      </pic:pic>
+                    </a:graphicData>
+                  </a:graphic>
+                </wp:inline>
+              </w:drawing>
+            </w:r>
+          </w:p>
+          <w:p>
+            <w:pPr>
+              <w:jc w:val="center"/>
+            </w:pPr>
+            <w:pPr>
+              <w:jc w:val="left"/>
+              <w:spacing w:before="200"/>
+              <w:pStyle w:val="ImageCaption"/>
+            </w:pPr>
+            <w:r>
+              <w:t xml:space="preserve">Figure 2:</w:t>
+            </w:r>
+            <w:r>
+              <w:t xml:space="preserve"> </w:t>
+            </w:r>
+            <w:r>
+              <w:rPr>
+                <w:b/>
+                <w:bCs/>
+              </w:rPr>
+              <w:t xml:space="preserve">Number of KM-GBF indicators that can be used to monitor at least one action in each of the OH JPA action tracks.</w:t>
+            </w:r>
+            <w:r>
+              <w:t xml:space="preserve"> </w:t>
+            </w:r>
+            <w:r>
+              <w:t xml:space="preserve">The opaque bars represent directly usable indicators, whereas the transparent bars represent those usable after adaptation. The proportion of usable indicators (either directly or after adaptation) for each action track is indicated. The bottom bar and proportion designate the indicators that can monitor at least one action in the whole plan.</w:t>
+            </w:r>
+          </w:p>
+          <w:bookmarkEnd w:id="21"/>
+        </w:tc>
+      </w:tr>
+    </w:tbl>
+    <w:p>
+      <w:pPr>
+        <w:pStyle w:val="BodyText"/>
+      </w:pPr>
+      <w:r>
+        <w:t xml:space="preserve">The number of indicators associated with each action is presented in</w:t>
+      </w:r>
+      <w:r>
+        <w:t xml:space="preserve"> </w:t>
+      </w:r>
+      <w:hyperlink w:anchor="tbl-letters">
+        <w:r>
+          <w:rPr>
+            <w:rStyle w:val="Hyperlink"/>
+          </w:rPr>
+          <w:t xml:space="preserve">Table 1</w:t>
+        </w:r>
+      </w:hyperlink>
+      <w:r>
+        <w:t xml:space="preserve">. There are high discrepancies in the usability of indicators between actions. The total number of usable indicators (either directly or after adaptation) varies from 1 (action 5.3: Strengthen global AMR governance structures) to 108 (action 6.1: Protect, restore, and prevent the degradation of ecosystems and the wider environment). Within a single action track, the biggest differences are found within the sixth action track, where only 12 indicators were associated to action 6.4 whereas 108 indicators were associated to action 6.1 This result shows that there is substantial information available for some of the actions, but it also further highlights the need to identify or develop new indicators for specific actions of the plan, even within the action tracks that can be monitored by numerous indicators.</w:t>
+      </w:r>
+    </w:p>
+    <w:tbl>
+      <w:tblPr>
+        <w:tblStyle w:val="Table"/>
+        <w:tblW w:type="pct" w:w="5000"/>
+        <w:tblLayout w:type="fixed"/>
+        <w:tblLook w:firstRow="0" w:lastRow="0" w:firstColumn="0" w:lastColumn="0" w:noHBand="0" w:noVBand="0" w:val="0000"/>
+      </w:tblPr>
+      <w:tblGrid>
+        <w:gridCol w:w="7920"/>
+      </w:tblGrid>
+      <w:tr>
+        <w:tc>
+          <w:tcPr/>
+          <w:bookmarkStart w:id="22" w:name="tbl-letters"/>
           <w:p>
             <w:pPr>
               <w:jc w:val="center"/>
@@ -1067,7 +1072,7 @@
               <w:t xml:space="preserve"> </w:t>
             </w:r>
             <w:r>
-              <w:t xml:space="preserve">The total number of usable indicators for each action track is indicated in the highlighted blue lines. A specific indicator can be used to monitor multiple action tracks, but only the most relevant action in each action track was identified.</w:t>
+              <w:t xml:space="preserve">The total number of usable indicators for each action track is indicated in the highlighted blue lines. A specific indicator can be used to monitor multiple action tracks, but only the most relevant action in each action track was identified for each indicator.</w:t>
             </w:r>
           </w:p>
           <w:tbl>
@@ -2587,21 +2592,263 @@
               </w:tc>
             </w:tr>
           </w:tbl>
-          <w:bookmarkEnd w:id="20"/>
+          <w:bookmarkEnd w:id="22"/>
           <w:p/>
         </w:tc>
       </w:tr>
     </w:tbl>
     <w:p>
       <w:pPr>
+        <w:pStyle w:val="BodyText"/>
+      </w:pPr>
+      <w:hyperlink w:anchor="fig-use-cat">
+        <w:r>
+          <w:rPr>
+            <w:rStyle w:val="Hyperlink"/>
+          </w:rPr>
+          <w:t xml:space="preserve">Figure 3</w:t>
+        </w:r>
+      </w:hyperlink>
+      <w:r>
+        <w:t xml:space="preserve"> </w:t>
+      </w:r>
+      <w:r>
+        <w:t xml:space="preserve">shows the proportion of indicators that can be used to monitor each action track, for each group of indicators in the KM-GBF Monitoring Framework. We evaluated that 100% of headline indicators (27/27), 93% of binary indicators (14/15), 94% of component indicators (49/52), and 87% of complementary indicators (96/110) can be used, either directly or after adaptation, to monitor at least one action track. Headline and binary indicators are the only two groups of indicators that are mandatory, i.e. that Parties have the legal obligation to report on. The high proportion of headline and binary indicators is encouraging, because it indicates that the information most likely to figure in National Biodiversity Strategies and Action Plans (NBSAPs) will be reusable for evaluating the implementation of the OH JPA. On the other hand, the high reusability of component and complementary indicators, which are currently optional, should be seen as an additional incitative to measure them.</w:t>
+      </w:r>
+    </w:p>
+    <w:tbl>
+      <w:tblPr>
+        <w:tblStyle w:val="Table"/>
+        <w:tblW w:type="pct" w:w="5000"/>
+        <w:tblLayout w:type="fixed"/>
+        <w:tblLook w:firstRow="0" w:lastRow="0" w:firstColumn="0" w:lastColumn="0" w:noHBand="0" w:noVBand="0" w:val="0000"/>
+      </w:tblPr>
+      <w:tblGrid>
+        <w:gridCol w:w="7920"/>
+      </w:tblGrid>
+      <w:tr>
+        <w:tc>
+          <w:tcPr/>
+          <w:bookmarkStart w:id="26" w:name="fig-use-cat"/>
+          <w:p>
+            <w:pPr>
+              <w:pStyle w:val="Compact"/>
+              <w:jc w:val="center"/>
+            </w:pPr>
+            <w:r>
+              <w:drawing>
+                <wp:inline>
+                  <wp:extent cx="5334000" cy="4000500"/>
+                  <wp:effectExtent b="0" l="0" r="0" t="0"/>
+                  <wp:docPr descr="" title="" id="24" name="Picture"/>
+                  <a:graphic>
+                    <a:graphicData uri="http://schemas.openxmlformats.org/drawingml/2006/picture">
+                      <pic:pic>
+                        <pic:nvPicPr>
+                          <pic:cNvPr descr="figures/usability_categories.png" id="25" name="Picture"/>
+                          <pic:cNvPicPr>
+                            <a:picLocks noChangeArrowheads="1" noChangeAspect="1"/>
+                          </pic:cNvPicPr>
+                        </pic:nvPicPr>
+                        <pic:blipFill>
+                          <a:blip r:embed="rId23"/>
+                          <a:stretch>
+                            <a:fillRect/>
+                          </a:stretch>
+                        </pic:blipFill>
+                        <pic:spPr bwMode="auto">
+                          <a:xfrm>
+                            <a:off x="0" y="0"/>
+                            <a:ext cx="5334000" cy="4000500"/>
+                          </a:xfrm>
+                          <a:prstGeom prst="rect">
+                            <a:avLst/>
+                          </a:prstGeom>
+                          <a:noFill/>
+                          <a:ln w="9525">
+                            <a:noFill/>
+                            <a:headEnd/>
+                            <a:tailEnd/>
+                          </a:ln>
+                        </pic:spPr>
+                      </pic:pic>
+                    </a:graphicData>
+                  </a:graphic>
+                </wp:inline>
+              </w:drawing>
+            </w:r>
+          </w:p>
+          <w:p>
+            <w:pPr>
+              <w:jc w:val="center"/>
+            </w:pPr>
+            <w:pPr>
+              <w:jc w:val="left"/>
+              <w:spacing w:before="200"/>
+              <w:pStyle w:val="ImageCaption"/>
+            </w:pPr>
+            <w:r>
+              <w:t xml:space="preserve">Figure 3:</w:t>
+            </w:r>
+            <w:r>
+              <w:t xml:space="preserve"> </w:t>
+            </w:r>
+            <w:r>
+              <w:rPr>
+                <w:b/>
+                <w:bCs/>
+              </w:rPr>
+              <w:t xml:space="preserve">Proportion of KM-GBF indicators that can be used to monitor at least one action in each of the OH JPA action tracks, partitioned by the different groups of indicators.</w:t>
+            </w:r>
+            <w:r>
+              <w:t xml:space="preserve"> </w:t>
+            </w:r>
+            <w:r>
+              <w:t xml:space="preserve">The number of indicators in each group is indicated in parentheses. The opaque bars represent directly usable indicators, whereas the transparent bars represent those usable after adaptation. The gray bars designate the indicators that can monitor at least one action in the whole plan.</w:t>
+            </w:r>
+          </w:p>
+          <w:bookmarkEnd w:id="26"/>
+        </w:tc>
+      </w:tr>
+    </w:tbl>
+    <w:p>
+      <w:pPr>
+        <w:pStyle w:val="BodyText"/>
+      </w:pPr>
+      <w:r>
+        <w:t xml:space="preserve">In</w:t>
+      </w:r>
+      <w:r>
+        <w:t xml:space="preserve"> </w:t>
+      </w:r>
+      <w:hyperlink w:anchor="fig-use-GAP">
+        <w:r>
+          <w:rPr>
+            <w:rStyle w:val="Hyperlink"/>
+          </w:rPr>
+          <w:t xml:space="preserve">Figure 4</w:t>
+        </w:r>
+      </w:hyperlink>
+      <w:r>
+        <w:t xml:space="preserve">, we present the usability of indicators for each thematic category of the GAPBH. In every category, at least 89% of indicators can be used, either directly or after adaptation, for monitoring at least one action track, excepting in the Knowledge and engagement of people category, which only has 52% of usable indicators. This suggests that every sector of the KM-GBF Monitoring Framework, from Nature’s contribution to people to Species management, is relevant for One Health, even though there are wide variations in the action track most relevant for each category. This figure also shows that all indicators that can directly monitor the fifth action track on antimicrobial resistance are in the Access and benefit-sharing and Biosafety and biotechnology categories, further emphasizing the importance of collaboration, capacity-building and awareness-raising set forth in this action track.</w:t>
+      </w:r>
+    </w:p>
+    <w:tbl>
+      <w:tblPr>
+        <w:tblStyle w:val="Table"/>
+        <w:tblW w:type="pct" w:w="5000"/>
+        <w:tblLayout w:type="fixed"/>
+        <w:tblLook w:firstRow="0" w:lastRow="0" w:firstColumn="0" w:lastColumn="0" w:noHBand="0" w:noVBand="0" w:val="0000"/>
+      </w:tblPr>
+      <w:tblGrid>
+        <w:gridCol w:w="7920"/>
+      </w:tblGrid>
+      <w:tr>
+        <w:tc>
+          <w:tcPr/>
+          <w:bookmarkStart w:id="30" w:name="fig-use-GAP"/>
+          <w:p>
+            <w:pPr>
+              <w:pStyle w:val="Compact"/>
+              <w:jc w:val="center"/>
+            </w:pPr>
+            <w:r>
+              <w:drawing>
+                <wp:inline>
+                  <wp:extent cx="5334000" cy="4267200"/>
+                  <wp:effectExtent b="0" l="0" r="0" t="0"/>
+                  <wp:docPr descr="" title="" id="28" name="Picture"/>
+                  <a:graphic>
+                    <a:graphicData uri="http://schemas.openxmlformats.org/drawingml/2006/picture">
+                      <pic:pic>
+                        <pic:nvPicPr>
+                          <pic:cNvPr descr="figures/usability_GAP.png" id="29" name="Picture"/>
+                          <pic:cNvPicPr>
+                            <a:picLocks noChangeArrowheads="1" noChangeAspect="1"/>
+                          </pic:cNvPicPr>
+                        </pic:nvPicPr>
+                        <pic:blipFill>
+                          <a:blip r:embed="rId27"/>
+                          <a:stretch>
+                            <a:fillRect/>
+                          </a:stretch>
+                        </pic:blipFill>
+                        <pic:spPr bwMode="auto">
+                          <a:xfrm>
+                            <a:off x="0" y="0"/>
+                            <a:ext cx="5334000" cy="4267200"/>
+                          </a:xfrm>
+                          <a:prstGeom prst="rect">
+                            <a:avLst/>
+                          </a:prstGeom>
+                          <a:noFill/>
+                          <a:ln w="9525">
+                            <a:noFill/>
+                            <a:headEnd/>
+                            <a:tailEnd/>
+                          </a:ln>
+                        </pic:spPr>
+                      </pic:pic>
+                    </a:graphicData>
+                  </a:graphic>
+                </wp:inline>
+              </w:drawing>
+            </w:r>
+          </w:p>
+          <w:p>
+            <w:pPr>
+              <w:jc w:val="center"/>
+            </w:pPr>
+            <w:pPr>
+              <w:jc w:val="left"/>
+              <w:spacing w:before="200"/>
+              <w:pStyle w:val="ImageCaption"/>
+            </w:pPr>
+            <w:r>
+              <w:t xml:space="preserve">Figure 4:</w:t>
+            </w:r>
+            <w:r>
+              <w:t xml:space="preserve"> </w:t>
+            </w:r>
+            <w:r>
+              <w:rPr>
+                <w:b/>
+                <w:bCs/>
+              </w:rPr>
+              <w:t xml:space="preserve">Proportion of KM-GBF indicators that can be used to monitor at least one action in each of the OH JPA action tracks, partitioned by the different thematic categories of the GAPBH.</w:t>
+            </w:r>
+            <w:r>
+              <w:t xml:space="preserve"> </w:t>
+            </w:r>
+            <w:r>
+              <w:t xml:space="preserve">The number of indicators in each thematic category is indicated in parentheses. The thematic category of an indicator was assigned based on the thematic category of its target. Indicators that monitor KM-GBF goals A, B, C, and D are not assigned to any thematic category. The opaque bars represent directly usable indicators, whereas the transparent bars represent those usable after adaptation. The gray bars designate the indicators that can monitor at least one action in the whole plan.</w:t>
+            </w:r>
+          </w:p>
+          <w:bookmarkEnd w:id="30"/>
+        </w:tc>
+      </w:tr>
+    </w:tbl>
+    <w:bookmarkEnd w:id="31"/>
+    <w:bookmarkEnd w:id="32"/>
+    <w:bookmarkStart w:id="33" w:name="conclusion"/>
+    <w:p>
+      <w:pPr>
+        <w:pStyle w:val="Heading1"/>
+      </w:pPr>
+      <w:r>
+        <w:t xml:space="preserve">Conclusion</w:t>
+      </w:r>
+    </w:p>
+    <w:p>
+      <w:pPr>
         <w:pStyle w:val="Compact"/>
         <w:numPr>
           <w:ilvl w:val="0"/>
-          <w:numId w:val="1017"/>
+          <w:numId w:val="1012"/>
         </w:numPr>
       </w:pPr>
       <w:r>
-        <w:t xml:space="preserve">Many usable indicators are headline and binary indicators</w:t>
+        <w:t xml:space="preserve">Monitoring Frameworks</w:t>
       </w:r>
     </w:p>
     <w:p>
@@ -2609,11 +2856,11 @@
         <w:pStyle w:val="Compact"/>
         <w:numPr>
           <w:ilvl w:val="1"/>
-          <w:numId w:val="1018"/>
+          <w:numId w:val="1013"/>
         </w:numPr>
       </w:pPr>
       <w:r>
-        <w:t xml:space="preserve">How many?</w:t>
+        <w:t xml:space="preserve">The monitoring framework of the OH JPA can be based on indicators of the KM-GBF</w:t>
       </w:r>
     </w:p>
     <w:p>
@@ -2621,11 +2868,11 @@
         <w:pStyle w:val="Compact"/>
         <w:numPr>
           <w:ilvl w:val="1"/>
-          <w:numId w:val="1018"/>
+          <w:numId w:val="1013"/>
         </w:numPr>
       </w:pPr>
       <w:r>
-        <w:t xml:space="preserve">Presentation of important gaps</w:t>
+        <w:t xml:space="preserve">Importance of reusing indicators to decrease workload on countries</w:t>
       </w:r>
     </w:p>
     <w:p>
@@ -2633,11 +2880,11 @@
         <w:pStyle w:val="Compact"/>
         <w:numPr>
           <w:ilvl w:val="1"/>
-          <w:numId w:val="1018"/>
+          <w:numId w:val="1013"/>
         </w:numPr>
       </w:pPr>
       <w:r>
-        <w:t xml:space="preserve">Description of Figure 3</w:t>
+        <w:t xml:space="preserve">Importance of sharing data, methodologies, and expertise</w:t>
       </w:r>
     </w:p>
     <w:p>
@@ -2645,76 +2892,11 @@
         <w:pStyle w:val="Compact"/>
         <w:numPr>
           <w:ilvl w:val="1"/>
-          <w:numId w:val="1018"/>
+          <w:numId w:val="1013"/>
         </w:numPr>
       </w:pPr>
       <w:r>
-        <w:t xml:space="preserve">Important because these are mandatory indicators that are more likely to be measured</w:t>
-      </w:r>
-    </w:p>
-    <w:p>
-      <w:pPr>
-        <w:pStyle w:val="CaptionedFigure"/>
-      </w:pPr>
-      <w:r>
-        <w:drawing>
-          <wp:inline>
-            <wp:extent cx="5334000" cy="4000500"/>
-            <wp:effectExtent b="0" l="0" r="0" t="0"/>
-            <wp:docPr descr="Proportion of KM-GBF indicators that can be used to monitor at least one action in each of the OH JPA action tracks, partitioned by the different groups of indicators. The number of indicators in each group is indicated in parentheses. The opaque bars represent directly usable indicators, whereas the transparent bars represent those usable after adaptation. The gray bars designate the indicators that can monitor at least one action in the whole plan." title="" id="22" name="Picture"/>
-            <a:graphic>
-              <a:graphicData uri="http://schemas.openxmlformats.org/drawingml/2006/picture">
-                <pic:pic>
-                  <pic:nvPicPr>
-                    <pic:cNvPr descr="figures/usability_categories.png" id="23" name="Picture"/>
-                    <pic:cNvPicPr>
-                      <a:picLocks noChangeArrowheads="1" noChangeAspect="1"/>
-                    </pic:cNvPicPr>
-                  </pic:nvPicPr>
-                  <pic:blipFill>
-                    <a:blip r:embed="rId21"/>
-                    <a:stretch>
-                      <a:fillRect/>
-                    </a:stretch>
-                  </pic:blipFill>
-                  <pic:spPr bwMode="auto">
-                    <a:xfrm>
-                      <a:off x="0" y="0"/>
-                      <a:ext cx="5334000" cy="4000500"/>
-                    </a:xfrm>
-                    <a:prstGeom prst="rect">
-                      <a:avLst/>
-                    </a:prstGeom>
-                    <a:noFill/>
-                    <a:ln w="9525">
-                      <a:noFill/>
-                      <a:headEnd/>
-                      <a:tailEnd/>
-                    </a:ln>
-                  </pic:spPr>
-                </pic:pic>
-              </a:graphicData>
-            </a:graphic>
-          </wp:inline>
-        </w:drawing>
-      </w:r>
-    </w:p>
-    <w:p>
-      <w:pPr>
-        <w:pStyle w:val="ImageCaption"/>
-      </w:pPr>
-      <w:r>
-        <w:rPr>
-          <w:b/>
-          <w:bCs/>
-        </w:rPr>
-        <w:t xml:space="preserve">Proportion of KM-GBF indicators that can be used to monitor at least one action in each of the OH JPA action tracks, partitioned by the different groups of indicators.</w:t>
-      </w:r>
-      <w:r>
-        <w:t xml:space="preserve"> </w:t>
-      </w:r>
-      <w:r>
-        <w:t xml:space="preserve">The number of indicators in each group is indicated in parentheses. The opaque bars represent directly usable indicators, whereas the transparent bars represent those usable after adaptation. The gray bars designate the indicators that can monitor at least one action in the whole plan.</w:t>
+        <w:t xml:space="preserve">Sharing policy and governance practices</w:t>
       </w:r>
     </w:p>
     <w:p>
@@ -2722,11 +2904,11 @@
         <w:pStyle w:val="Compact"/>
         <w:numPr>
           <w:ilvl w:val="0"/>
-          <w:numId w:val="1019"/>
+          <w:numId w:val="1012"/>
         </w:numPr>
       </w:pPr>
       <w:r>
-        <w:t xml:space="preserve">Usable indicators are in all categories of the Action Plan</w:t>
+        <w:t xml:space="preserve">Gaps in indicators</w:t>
       </w:r>
     </w:p>
     <w:p>
@@ -2734,11 +2916,23 @@
         <w:pStyle w:val="Compact"/>
         <w:numPr>
           <w:ilvl w:val="1"/>
-          <w:numId w:val="1020"/>
+          <w:numId w:val="1014"/>
         </w:numPr>
       </w:pPr>
       <w:r>
-        <w:t xml:space="preserve">The KM-GBF addresses many dimensions of health</w:t>
+        <w:t xml:space="preserve">Indicators</w:t>
+      </w:r>
+    </w:p>
+    <w:p>
+      <w:pPr>
+        <w:pStyle w:val="Compact"/>
+        <w:numPr>
+          <w:ilvl w:val="0"/>
+          <w:numId w:val="1012"/>
+        </w:numPr>
+      </w:pPr>
+      <w:r>
+        <w:t xml:space="preserve">Other indicators could be identified in other monitoring frameworks (e.g. SDG)</w:t>
       </w:r>
     </w:p>
     <w:p>
@@ -2746,211 +2940,43 @@
         <w:pStyle w:val="Compact"/>
         <w:numPr>
           <w:ilvl w:val="1"/>
-          <w:numId w:val="1020"/>
+          <w:numId w:val="1015"/>
         </w:numPr>
       </w:pPr>
       <w:r>
-        <w:t xml:space="preserve">Presentation of important gaps</w:t>
-      </w:r>
-    </w:p>
-    <w:p>
-      <w:pPr>
-        <w:pStyle w:val="Compact"/>
-        <w:numPr>
-          <w:ilvl w:val="1"/>
-          <w:numId w:val="1020"/>
-        </w:numPr>
-      </w:pPr>
-      <w:r>
-        <w:t xml:space="preserve">Description of important categories and their connection with health</w:t>
-      </w:r>
-    </w:p>
-    <w:p>
-      <w:pPr>
-        <w:pStyle w:val="CaptionedFigure"/>
-      </w:pPr>
-      <w:r>
-        <w:drawing>
-          <wp:inline>
-            <wp:extent cx="5334000" cy="4267200"/>
-            <wp:effectExtent b="0" l="0" r="0" t="0"/>
-            <wp:docPr descr="Proportion of KM-GBF indicators that can be used to monitor at least one action in each of the OH JPA action tracks, partitioned by the different thematic categories of the Global Action Plan on Biodiversity and Health. The number of indicators whose target is in each thematic category is indicated in parentheses. The opaque bars represent directly usable indicators, whereas the transparent bars represent those usable after adaptation. The gray bars designate the indicators that can monitor at least one action in the whole plan. Indicators that monitor KM-GBF goals A, B, C, and D are not assigned to any thematic category." title="" id="25" name="Picture"/>
-            <a:graphic>
-              <a:graphicData uri="http://schemas.openxmlformats.org/drawingml/2006/picture">
-                <pic:pic>
-                  <pic:nvPicPr>
-                    <pic:cNvPr descr="figures/usability_GAP.png" id="26" name="Picture"/>
-                    <pic:cNvPicPr>
-                      <a:picLocks noChangeArrowheads="1" noChangeAspect="1"/>
-                    </pic:cNvPicPr>
-                  </pic:nvPicPr>
-                  <pic:blipFill>
-                    <a:blip r:embed="rId24"/>
-                    <a:stretch>
-                      <a:fillRect/>
-                    </a:stretch>
-                  </pic:blipFill>
-                  <pic:spPr bwMode="auto">
-                    <a:xfrm>
-                      <a:off x="0" y="0"/>
-                      <a:ext cx="5334000" cy="4267200"/>
-                    </a:xfrm>
-                    <a:prstGeom prst="rect">
-                      <a:avLst/>
-                    </a:prstGeom>
-                    <a:noFill/>
-                    <a:ln w="9525">
-                      <a:noFill/>
-                      <a:headEnd/>
-                      <a:tailEnd/>
-                    </a:ln>
-                  </pic:spPr>
-                </pic:pic>
-              </a:graphicData>
-            </a:graphic>
-          </wp:inline>
-        </w:drawing>
-      </w:r>
-    </w:p>
-    <w:p>
-      <w:pPr>
-        <w:pStyle w:val="ImageCaption"/>
-      </w:pPr>
-      <w:r>
-        <w:rPr>
-          <w:b/>
-          <w:bCs/>
-        </w:rPr>
-        <w:t xml:space="preserve">Proportion of KM-GBF indicators that can be used to monitor at least one action in each of the OH JPA action tracks, partitioned by the different thematic categories of the Global Action Plan on Biodiversity and Health.</w:t>
-      </w:r>
-      <w:r>
-        <w:t xml:space="preserve"> </w:t>
-      </w:r>
-      <w:r>
-        <w:t xml:space="preserve">The number of indicators whose target is in each thematic category is indicated in parentheses. The opaque bars represent directly usable indicators, whereas the transparent bars represent those usable after adaptation. The gray bars designate the indicators that can monitor at least one action in the whole plan. Indicators that monitor KM-GBF goals A, B, C, and D are not assigned to any thematic category.</w:t>
-      </w:r>
-    </w:p>
-    <w:bookmarkEnd w:id="27"/>
-    <w:bookmarkEnd w:id="28"/>
-    <w:bookmarkStart w:id="51" w:name="conclusion"/>
+        <w:t xml:space="preserve">New indicators can be developed after identifying gaps</w:t>
+      </w:r>
+    </w:p>
+    <w:bookmarkEnd w:id="33"/>
+    <w:bookmarkStart w:id="34" w:name="acknowledgments"/>
     <w:p>
       <w:pPr>
         <w:pStyle w:val="Heading1"/>
       </w:pPr>
       <w:r>
-        <w:t xml:space="preserve">Conclusion</w:t>
-      </w:r>
-    </w:p>
-    <w:p>
-      <w:pPr>
-        <w:pStyle w:val="Compact"/>
-        <w:numPr>
-          <w:ilvl w:val="0"/>
-          <w:numId w:val="1021"/>
-        </w:numPr>
-      </w:pPr>
-      <w:r>
-        <w:t xml:space="preserve">Monitoring Frameworks</w:t>
-      </w:r>
-    </w:p>
-    <w:p>
-      <w:pPr>
-        <w:pStyle w:val="Compact"/>
-        <w:numPr>
-          <w:ilvl w:val="1"/>
-          <w:numId w:val="1022"/>
-        </w:numPr>
-      </w:pPr>
-      <w:r>
-        <w:t xml:space="preserve">The monitoring framework of the OH JPA can be based on indicators of the KM-GBF</w:t>
-      </w:r>
-    </w:p>
-    <w:p>
-      <w:pPr>
-        <w:pStyle w:val="Compact"/>
-        <w:numPr>
-          <w:ilvl w:val="1"/>
-          <w:numId w:val="1022"/>
-        </w:numPr>
-      </w:pPr>
-      <w:r>
-        <w:t xml:space="preserve">Importance of reusing indicators to decrease workload on countries</w:t>
-      </w:r>
-    </w:p>
-    <w:p>
-      <w:pPr>
-        <w:pStyle w:val="Compact"/>
-        <w:numPr>
-          <w:ilvl w:val="1"/>
-          <w:numId w:val="1022"/>
-        </w:numPr>
-      </w:pPr>
-      <w:r>
-        <w:t xml:space="preserve">Importance of sharing data, methodologies, and expertise</w:t>
-      </w:r>
-    </w:p>
-    <w:p>
-      <w:pPr>
-        <w:pStyle w:val="Compact"/>
-        <w:numPr>
-          <w:ilvl w:val="1"/>
-          <w:numId w:val="1022"/>
-        </w:numPr>
-      </w:pPr>
-      <w:r>
-        <w:t xml:space="preserve">Sharing policy and governance practices</w:t>
-      </w:r>
-    </w:p>
-    <w:p>
-      <w:pPr>
-        <w:pStyle w:val="Compact"/>
-        <w:numPr>
-          <w:ilvl w:val="0"/>
-          <w:numId w:val="1021"/>
-        </w:numPr>
-      </w:pPr>
-      <w:r>
-        <w:t xml:space="preserve">Gaps in indicators</w:t>
-      </w:r>
-    </w:p>
-    <w:p>
-      <w:pPr>
-        <w:pStyle w:val="Compact"/>
-        <w:numPr>
-          <w:ilvl w:val="1"/>
-          <w:numId w:val="1023"/>
-        </w:numPr>
-      </w:pPr>
-      <w:r>
-        <w:t xml:space="preserve">Indicators</w:t>
-      </w:r>
-    </w:p>
-    <w:p>
-      <w:pPr>
-        <w:pStyle w:val="Compact"/>
-        <w:numPr>
-          <w:ilvl w:val="0"/>
-          <w:numId w:val="1021"/>
-        </w:numPr>
-      </w:pPr>
-      <w:r>
-        <w:t xml:space="preserve">Other indicators could be identified in other monitoring frameworks (e.g. SDG)</w:t>
-      </w:r>
-    </w:p>
-    <w:p>
-      <w:pPr>
-        <w:pStyle w:val="Compact"/>
-        <w:numPr>
-          <w:ilvl w:val="1"/>
-          <w:numId w:val="1024"/>
-        </w:numPr>
-      </w:pPr>
-      <w:r>
-        <w:t xml:space="preserve">New indicators can be developed after identifying gaps</w:t>
-      </w:r>
-    </w:p>
-    <w:bookmarkStart w:id="50" w:name="refs"/>
-    <w:bookmarkStart w:id="30" w:name="ref-ButchartExtent"/>
+        <w:t xml:space="preserve">Acknowledgments</w:t>
+      </w:r>
+    </w:p>
+    <w:p>
+      <w:pPr>
+        <w:pStyle w:val="FirstParagraph"/>
+      </w:pPr>
+      <w:r>
+        <w:t xml:space="preserve">We acknowledge that this study was conducted on land within the traditional unceded territory of the Saint Lawrence Iroquoian, Anishinabewaki, Mohawk, Huron-Wendat and Omàmiwininiwak nations. FB and TP were supported by the Wellcome Trust. A special thanks to the GEO BON One Health working group and Claire Burnel for their useful feedback on the manuscript.</w:t>
+      </w:r>
+    </w:p>
+    <w:bookmarkEnd w:id="34"/>
+    <w:bookmarkStart w:id="57" w:name="references"/>
+    <w:p>
+      <w:pPr>
+        <w:pStyle w:val="Heading1"/>
+      </w:pPr>
+      <w:r>
+        <w:t xml:space="preserve">References</w:t>
+      </w:r>
+    </w:p>
+    <w:bookmarkStart w:id="56" w:name="refs"/>
+    <w:bookmarkStart w:id="36" w:name="ref-ButchartExtent"/>
     <w:p>
       <w:pPr>
         <w:pStyle w:val="Bibliography"/>
@@ -2996,7 +3022,7 @@
       <w:r>
         <w:t xml:space="preserve"> </w:t>
       </w:r>
-      <w:hyperlink r:id="rId29">
+      <w:hyperlink r:id="rId35">
         <w:r>
           <w:rPr>
             <w:rStyle w:val="Hyperlink"/>
@@ -3005,8 +3031,8 @@
         </w:r>
       </w:hyperlink>
     </w:p>
-    <w:bookmarkEnd w:id="30"/>
-    <w:bookmarkStart w:id="31" w:name="ref-Monitoring"/>
+    <w:bookmarkEnd w:id="36"/>
+    <w:bookmarkStart w:id="37" w:name="ref-Monitoring"/>
     <w:p>
       <w:pPr>
         <w:pStyle w:val="Bibliography"/>
@@ -3042,8 +3068,8 @@
         <w:t xml:space="preserve">. United Nations Environment Programme. Decision no. CBD/COP/16/L.26/Rev.1.</w:t>
       </w:r>
     </w:p>
-    <w:bookmarkEnd w:id="31"/>
-    <w:bookmarkStart w:id="33" w:name="ref-Doring2012Concepts"/>
+    <w:bookmarkEnd w:id="37"/>
+    <w:bookmarkStart w:id="39" w:name="ref-Doring2012Concepts"/>
     <w:p>
       <w:pPr>
         <w:pStyle w:val="Bibliography"/>
@@ -3080,7 +3106,7 @@
       <w:r>
         <w:t xml:space="preserve"> </w:t>
       </w:r>
-      <w:hyperlink r:id="rId32">
+      <w:hyperlink r:id="rId38">
         <w:r>
           <w:rPr>
             <w:rStyle w:val="Hyperlink"/>
@@ -3089,8 +3115,8 @@
         </w:r>
       </w:hyperlink>
     </w:p>
-    <w:bookmarkEnd w:id="33"/>
-    <w:bookmarkStart w:id="35" w:name="ref-Esquinas-Alcazar2005Protecting"/>
+    <w:bookmarkEnd w:id="39"/>
+    <w:bookmarkStart w:id="41" w:name="ref-Esquinas-Alcazar2005Protecting"/>
     <w:p>
       <w:pPr>
         <w:pStyle w:val="Bibliography"/>
@@ -3127,7 +3153,7 @@
       <w:r>
         <w:t xml:space="preserve"> </w:t>
       </w:r>
-      <w:hyperlink r:id="rId34">
+      <w:hyperlink r:id="rId40">
         <w:r>
           <w:rPr>
             <w:rStyle w:val="Hyperlink"/>
@@ -3136,8 +3162,8 @@
         </w:r>
       </w:hyperlink>
     </w:p>
-    <w:bookmarkEnd w:id="35"/>
-    <w:bookmarkStart w:id="37" w:name="ref-Gibbs2014Evolution"/>
+    <w:bookmarkEnd w:id="41"/>
+    <w:bookmarkStart w:id="43" w:name="ref-Gibbs2014Evolution"/>
     <w:p>
       <w:pPr>
         <w:pStyle w:val="Bibliography"/>
@@ -3183,7 +3209,7 @@
       <w:r>
         <w:t xml:space="preserve"> </w:t>
       </w:r>
-      <w:hyperlink r:id="rId36">
+      <w:hyperlink r:id="rId42">
         <w:r>
           <w:rPr>
             <w:rStyle w:val="Hyperlink"/>
@@ -3192,8 +3218,8 @@
         </w:r>
       </w:hyperlink>
     </w:p>
-    <w:bookmarkEnd w:id="37"/>
-    <w:bookmarkStart w:id="39" w:name="ref-Kim2017Exposure"/>
+    <w:bookmarkEnd w:id="43"/>
+    <w:bookmarkStart w:id="45" w:name="ref-Kim2017Exposure"/>
     <w:p>
       <w:pPr>
         <w:pStyle w:val="Bibliography"/>
@@ -3230,7 +3256,7 @@
       <w:r>
         <w:t xml:space="preserve"> </w:t>
       </w:r>
-      <w:hyperlink r:id="rId38">
+      <w:hyperlink r:id="rId44">
         <w:r>
           <w:rPr>
             <w:rStyle w:val="Hyperlink"/>
@@ -3239,8 +3265,8 @@
         </w:r>
       </w:hyperlink>
     </w:p>
-    <w:bookmarkEnd w:id="39"/>
-    <w:bookmarkStart w:id="41" w:name="ref-Lerner2017Comparison"/>
+    <w:bookmarkEnd w:id="45"/>
+    <w:bookmarkStart w:id="47" w:name="ref-Lerner2017Comparison"/>
     <w:p>
       <w:pPr>
         <w:pStyle w:val="Bibliography"/>
@@ -3337,7 +3363,7 @@
       <w:r>
         <w:t xml:space="preserve"> </w:t>
       </w:r>
-      <w:hyperlink r:id="rId40">
+      <w:hyperlink r:id="rId46">
         <w:r>
           <w:rPr>
             <w:rStyle w:val="Hyperlink"/>
@@ -3346,8 +3372,8 @@
         </w:r>
       </w:hyperlink>
     </w:p>
-    <w:bookmarkEnd w:id="41"/>
-    <w:bookmarkStart w:id="43" w:name="ref-Mallatt2021Debunking"/>
+    <w:bookmarkEnd w:id="47"/>
+    <w:bookmarkStart w:id="49" w:name="ref-Mallatt2021Debunking"/>
     <w:p>
       <w:pPr>
         <w:pStyle w:val="Bibliography"/>
@@ -3384,7 +3410,7 @@
       <w:r>
         <w:t xml:space="preserve"> </w:t>
       </w:r>
-      <w:hyperlink r:id="rId42">
+      <w:hyperlink r:id="rId48">
         <w:r>
           <w:rPr>
             <w:rStyle w:val="Hyperlink"/>
@@ -3393,8 +3419,8 @@
         </w:r>
       </w:hyperlink>
     </w:p>
-    <w:bookmarkEnd w:id="43"/>
-    <w:bookmarkStart w:id="45" w:name="ref-Schaeffer1988Ecosystem"/>
+    <w:bookmarkEnd w:id="49"/>
+    <w:bookmarkStart w:id="51" w:name="ref-Schaeffer1988Ecosystem"/>
     <w:p>
       <w:pPr>
         <w:pStyle w:val="Bibliography"/>
@@ -3452,7 +3478,7 @@
       <w:r>
         <w:t xml:space="preserve"> </w:t>
       </w:r>
-      <w:hyperlink r:id="rId44">
+      <w:hyperlink r:id="rId50">
         <w:r>
           <w:rPr>
             <w:rStyle w:val="Hyperlink"/>
@@ -3461,8 +3487,8 @@
         </w:r>
       </w:hyperlink>
     </w:p>
-    <w:bookmarkEnd w:id="45"/>
-    <w:bookmarkStart w:id="46" w:name="ref-Indicators"/>
+    <w:bookmarkEnd w:id="51"/>
+    <w:bookmarkStart w:id="52" w:name="ref-Indicators"/>
     <w:p>
       <w:pPr>
         <w:pStyle w:val="Bibliography"/>
@@ -3505,8 +3531,8 @@
         <w:t xml:space="preserve">. https://www.gbf-indicators.org/.</w:t>
       </w:r>
     </w:p>
-    <w:bookmarkEnd w:id="46"/>
-    <w:bookmarkStart w:id="48" w:name="ref-Webb2019What"/>
+    <w:bookmarkEnd w:id="52"/>
+    <w:bookmarkStart w:id="54" w:name="ref-Webb2019What"/>
     <w:p>
       <w:pPr>
         <w:pStyle w:val="Bibliography"/>
@@ -3543,7 +3569,7 @@
       <w:r>
         <w:t xml:space="preserve"> </w:t>
       </w:r>
-      <w:hyperlink r:id="rId47">
+      <w:hyperlink r:id="rId53">
         <w:r>
           <w:rPr>
             <w:rStyle w:val="Hyperlink"/>
@@ -3552,8 +3578,8 @@
         </w:r>
       </w:hyperlink>
     </w:p>
-    <w:bookmarkEnd w:id="48"/>
-    <w:bookmarkStart w:id="49" w:name="ref-Preamble"/>
+    <w:bookmarkEnd w:id="54"/>
+    <w:bookmarkStart w:id="55" w:name="ref-Preamble"/>
     <w:p>
       <w:pPr>
         <w:pStyle w:val="Bibliography"/>
@@ -3694,9 +3720,9 @@
         <w:t xml:space="preserve">.</w:t>
       </w:r>
     </w:p>
-    <w:bookmarkEnd w:id="49"/>
-    <w:bookmarkEnd w:id="50"/>
-    <w:bookmarkEnd w:id="51"/>
+    <w:bookmarkEnd w:id="55"/>
+    <w:bookmarkEnd w:id="56"/>
+    <w:bookmarkEnd w:id="57"/>
     <w:sectPr>
       <w:footnotePr>
         <w:numRestart w:val="eachSect"/>
@@ -4102,6 +4128,9 @@
     <w:abstractNumId w:val="991"/>
   </w:num>
   <w:num w:numId="1007">
+    <w:abstractNumId w:val="991"/>
+  </w:num>
+  <w:num w:numId="1008">
     <w:abstractNumId w:val="99411"/>
     <w:lvlOverride w:ilvl="0">
       <w:startOverride w:val="1"/>
@@ -4131,10 +4160,10 @@
       <w:startOverride w:val="1"/>
     </w:lvlOverride>
   </w:num>
-  <w:num w:numId="1008">
+  <w:num w:numId="1009">
     <w:abstractNumId w:val="991"/>
   </w:num>
-  <w:num w:numId="1009">
+  <w:num w:numId="1010">
     <w:abstractNumId w:val="99412"/>
     <w:lvlOverride w:ilvl="0">
       <w:startOverride w:val="2"/>
@@ -4164,9 +4193,6 @@
       <w:startOverride w:val="2"/>
     </w:lvlOverride>
   </w:num>
-  <w:num w:numId="1010">
-    <w:abstractNumId w:val="991"/>
-  </w:num>
   <w:num w:numId="1011">
     <w:abstractNumId w:val="991"/>
   </w:num>
@@ -4180,33 +4206,6 @@
     <w:abstractNumId w:val="991"/>
   </w:num>
   <w:num w:numId="1015">
-    <w:abstractNumId w:val="991"/>
-  </w:num>
-  <w:num w:numId="1016">
-    <w:abstractNumId w:val="991"/>
-  </w:num>
-  <w:num w:numId="1017">
-    <w:abstractNumId w:val="991"/>
-  </w:num>
-  <w:num w:numId="1018">
-    <w:abstractNumId w:val="991"/>
-  </w:num>
-  <w:num w:numId="1019">
-    <w:abstractNumId w:val="991"/>
-  </w:num>
-  <w:num w:numId="1020">
-    <w:abstractNumId w:val="991"/>
-  </w:num>
-  <w:num w:numId="1021">
-    <w:abstractNumId w:val="991"/>
-  </w:num>
-  <w:num w:numId="1022">
-    <w:abstractNumId w:val="991"/>
-  </w:num>
-  <w:num w:numId="1023">
-    <w:abstractNumId w:val="991"/>
-  </w:num>
-  <w:num w:numId="1024">
     <w:abstractNumId w:val="991"/>
   </w:num>
 </w:numbering>

--- a/index.docx
+++ b/index.docx
@@ -63,7 +63,7 @@
         <w:pStyle w:val="Date"/>
       </w:pPr>
       <w:r>
-        <w:t xml:space="preserve">2026-03-29</w:t>
+        <w:t xml:space="preserve">2026-03-31</w:t>
       </w:r>
     </w:p>
     <w:p>
@@ -79,7 +79,7 @@
         <w:pStyle w:val="Abstract"/>
       </w:pPr>
       <w:r>
-        <w:t xml:space="preserve">The One Health approach promotes collaboration across disciplines to enhance the health of humans, animals, plants, and the environment. The Quadripartite organizations, which include the Food and Agriculture Organization of the United Nations (FAO), the United Nations Environment Programme (UNEP), the World Organisation for Animal Health (WOAH), and the World Health Organization (WHO), developed the One Health Joint Plan of Action (OH JPA) to support countries in achieving One Health. This plan consists of six action tracks, each consisting of a set of actions for implementing One Health. By requiring knowledge on zoonotic diseases (tracks 2 and 3), food and agriculture (track 4), antimicrobial resistance (track 5), and environmental health (track 6), most of these tracks directly concern biodiversity. However, there are currently no indicators for monitoring the OH JPA. Our research examines the extent to which all six tracks are covered by the Kunming-Montreal Global Biodiversity Framework (KM-GBF) of the Convention on Biological Diversity (CBD), which contains many indicators at the intersection of biodiversity and health. We assessed (1) the link between each indicator of the KM-GBF and human, animal, plant, and environmental health and (2) the usability of these indicators for monitoring One Health actions. We found that 75% of indicators are associated with health, and that a similar proportion can be used for monitoring One Health actions. Overall, our work aims to strengthen collaboration between the CBD Secretariat and the Quadripartite Organizations by highlighting the need for shared data, policy, and governance practices.</w:t>
+        <w:t xml:space="preserve">The One Health approach promotes collaboration across disciplines to enhance the health of humans, animals, plants, and the environment. The Quadripartite organizations, which include the Food and Agriculture Organization of the United Nations, the United Nations Environment Programme, the World Organisation for Animal Health, and the World Health Organization, developed the One Health Joint Plan of Action (OH JPA) to support countries in achieving One Health. This plan consists of six action tracks, each consisting of a set of actions for implementing One Health. By requiring knowledge on zoonotic diseases (tracks 2 and 3), food and agriculture (track 4), antimicrobial resistance (track 5), and environmental health (track 6), most of these tracks directly concern biodiversity. However, there are currently no indicators for monitoring the OH JPA. Our research examines the extent to which all six tracks are covered by the Kunming-Montreal Global Biodiversity Framework (KM-GBF) of the Convention on Biological Diversity (CBD), which contains many indicators at the intersection of biodiversity and health. We assessed (1) the link between each indicator of the KM-GBF and human, animal, plant, and environmental health and (2) the usability of these indicators for monitoring One Health actions. We found that 75% of indicators are associated with health, and that a similar proportion can be used for monitoring One Health actions. Overall, our work aims to strengthen collaboration between the CBD Secretariat and the Quadripartite Organizations by highlighting the need for shared data, policy, and governance practices.</w:t>
       </w:r>
     </w:p>
     <w:bookmarkStart w:id="9" w:name="introduction"/>
@@ -93,386 +93,100 @@
     </w:p>
     <w:p>
       <w:pPr>
-        <w:pStyle w:val="Compact"/>
-        <w:numPr>
-          <w:ilvl w:val="0"/>
-          <w:numId w:val="1001"/>
-        </w:numPr>
-      </w:pPr>
-      <w:r>
-        <w:t xml:space="preserve">The One Health approach</w:t>
-      </w:r>
-    </w:p>
-    <w:p>
-      <w:pPr>
-        <w:pStyle w:val="Compact"/>
-        <w:numPr>
-          <w:ilvl w:val="1"/>
-          <w:numId w:val="1002"/>
-        </w:numPr>
-      </w:pPr>
-      <w:r>
-        <w:t xml:space="preserve">Interconnection between human, animal, plant, and environmental health</w:t>
-      </w:r>
-    </w:p>
-    <w:p>
-      <w:pPr>
-        <w:pStyle w:val="Compact"/>
-        <w:numPr>
-          <w:ilvl w:val="1"/>
-          <w:numId w:val="1002"/>
-        </w:numPr>
-      </w:pPr>
-      <w:r>
-        <w:t xml:space="preserve">Zoonotic diseases, non-communicable diseases, food safety, antimicrobial and antiparasitic resistance, climate change, pollution</w:t>
-      </w:r>
-    </w:p>
-    <w:p>
-      <w:pPr>
-        <w:pStyle w:val="Compact"/>
-        <w:numPr>
-          <w:ilvl w:val="1"/>
-          <w:numId w:val="1002"/>
-        </w:numPr>
-      </w:pPr>
-      <w:r>
-        <w:t xml:space="preserve">Collaboration across disciplines</w:t>
-      </w:r>
-    </w:p>
-    <w:p>
-      <w:pPr>
-        <w:pStyle w:val="Compact"/>
-        <w:numPr>
-          <w:ilvl w:val="0"/>
-          <w:numId w:val="1001"/>
-        </w:numPr>
-      </w:pPr>
-      <w:r>
-        <w:t xml:space="preserve">The One Health Joint Plan of Action</w:t>
-      </w:r>
-    </w:p>
-    <w:p>
-      <w:pPr>
-        <w:pStyle w:val="Compact"/>
-        <w:numPr>
-          <w:ilvl w:val="1"/>
-          <w:numId w:val="1003"/>
-        </w:numPr>
-      </w:pPr>
-      <w:r>
-        <w:t xml:space="preserve">Quadripartite Organizations</w:t>
-      </w:r>
-    </w:p>
-    <w:p>
-      <w:pPr>
-        <w:pStyle w:val="Compact"/>
-        <w:numPr>
-          <w:ilvl w:val="2"/>
-          <w:numId w:val="1004"/>
-        </w:numPr>
-      </w:pPr>
-      <w:r>
-        <w:t xml:space="preserve">World Health Organization (WHO)</w:t>
-      </w:r>
-    </w:p>
-    <w:p>
-      <w:pPr>
-        <w:pStyle w:val="Compact"/>
-        <w:numPr>
-          <w:ilvl w:val="2"/>
-          <w:numId w:val="1004"/>
-        </w:numPr>
-      </w:pPr>
-      <w:r>
-        <w:t xml:space="preserve">World Organisation for Animal Health (WOAH)</w:t>
-      </w:r>
-    </w:p>
-    <w:p>
-      <w:pPr>
-        <w:pStyle w:val="Compact"/>
-        <w:numPr>
-          <w:ilvl w:val="2"/>
-          <w:numId w:val="1004"/>
-        </w:numPr>
-      </w:pPr>
-      <w:r>
-        <w:t xml:space="preserve">Food and Agriculture Organization of the United Nations (FAO)</w:t>
-      </w:r>
-    </w:p>
-    <w:p>
-      <w:pPr>
-        <w:pStyle w:val="Compact"/>
-        <w:numPr>
-          <w:ilvl w:val="2"/>
-          <w:numId w:val="1004"/>
-        </w:numPr>
-      </w:pPr>
-      <w:r>
-        <w:t xml:space="preserve">United Nations Environment Programme (UNEP)</w:t>
-      </w:r>
-    </w:p>
-    <w:p>
-      <w:pPr>
-        <w:pStyle w:val="Compact"/>
-        <w:numPr>
-          <w:ilvl w:val="1"/>
-          <w:numId w:val="1003"/>
-        </w:numPr>
-      </w:pPr>
-      <w:r>
-        <w:t xml:space="preserve">6 action tracks, many actions, even more activities</w:t>
-      </w:r>
-    </w:p>
-    <w:p>
-      <w:pPr>
-        <w:pStyle w:val="Compact"/>
-        <w:numPr>
-          <w:ilvl w:val="1"/>
-          <w:numId w:val="1003"/>
-        </w:numPr>
-      </w:pPr>
-      <w:r>
-        <w:t xml:space="preserve">No indicators</w:t>
-      </w:r>
-    </w:p>
-    <w:p>
-      <w:pPr>
-        <w:pStyle w:val="Compact"/>
-        <w:numPr>
-          <w:ilvl w:val="0"/>
-          <w:numId w:val="1001"/>
-        </w:numPr>
-      </w:pPr>
-      <w:r>
-        <w:t xml:space="preserve">The Kunming-Montreal Global Biodiversity Framework</w:t>
-      </w:r>
-    </w:p>
-    <w:p>
-      <w:pPr>
-        <w:pStyle w:val="Compact"/>
-        <w:numPr>
-          <w:ilvl w:val="1"/>
-          <w:numId w:val="1005"/>
-        </w:numPr>
-      </w:pPr>
-      <w:r>
-        <w:t xml:space="preserve">Convention on Biological Diversity</w:t>
-      </w:r>
-    </w:p>
-    <w:p>
-      <w:pPr>
-        <w:pStyle w:val="Compact"/>
-        <w:numPr>
-          <w:ilvl w:val="1"/>
-          <w:numId w:val="1005"/>
-        </w:numPr>
-      </w:pPr>
-      <w:r>
-        <w:t xml:space="preserve">Protecting biodiversity by working towards targets and goals</w:t>
-      </w:r>
-    </w:p>
-    <w:p>
-      <w:pPr>
-        <w:pStyle w:val="Compact"/>
-        <w:numPr>
-          <w:ilvl w:val="1"/>
-          <w:numId w:val="1005"/>
-        </w:numPr>
-      </w:pPr>
-      <w:r>
-        <w:t xml:space="preserve">Global Action Plan (GAPBH) recognizes that biodiversity is linked with health</w:t>
-      </w:r>
-    </w:p>
-    <w:p>
-      <w:pPr>
-        <w:pStyle w:val="Compact"/>
-        <w:numPr>
-          <w:ilvl w:val="2"/>
-          <w:numId w:val="1006"/>
-        </w:numPr>
-      </w:pPr>
-      <w:r>
-        <w:t xml:space="preserve">The state of biodiversity impacts Health</w:t>
-      </w:r>
-    </w:p>
-    <w:p>
-      <w:pPr>
-        <w:pStyle w:val="Compact"/>
-        <w:numPr>
-          <w:ilvl w:val="2"/>
-          <w:numId w:val="1006"/>
-        </w:numPr>
-      </w:pPr>
-      <w:r>
-        <w:t xml:space="preserve">Ecosystem services benefit health</w:t>
-      </w:r>
-    </w:p>
-    <w:p>
-      <w:pPr>
-        <w:pStyle w:val="Compact"/>
-        <w:numPr>
-          <w:ilvl w:val="2"/>
-          <w:numId w:val="1006"/>
-        </w:numPr>
-      </w:pPr>
-      <w:r>
-        <w:t xml:space="preserve">Biodiversity and health have similar pressures</w:t>
-      </w:r>
-    </w:p>
-    <w:p>
-      <w:pPr>
-        <w:pStyle w:val="Compact"/>
-        <w:numPr>
-          <w:ilvl w:val="2"/>
-          <w:numId w:val="1006"/>
-        </w:numPr>
-      </w:pPr>
-      <w:r>
-        <w:t xml:space="preserve">Biodiversity and health are protected with similar actions</w:t>
-      </w:r>
-    </w:p>
-    <w:p>
-      <w:pPr>
-        <w:pStyle w:val="Compact"/>
-        <w:numPr>
-          <w:ilvl w:val="0"/>
-          <w:numId w:val="1001"/>
-        </w:numPr>
-      </w:pPr>
-      <w:r>
-        <w:t xml:space="preserve">Monitoring framework of the KM-GBF</w:t>
-      </w:r>
-    </w:p>
-    <w:p>
-      <w:pPr>
-        <w:pStyle w:val="Compact"/>
-        <w:numPr>
-          <w:ilvl w:val="1"/>
-          <w:numId w:val="1007"/>
-        </w:numPr>
-      </w:pPr>
-      <w:r>
-        <w:t xml:space="preserve">Groups of indicators (headline, binary, component, complementary)</w:t>
-      </w:r>
-    </w:p>
-    <w:p>
-      <w:pPr>
-        <w:pStyle w:val="Compact"/>
-        <w:numPr>
-          <w:ilvl w:val="1"/>
-          <w:numId w:val="1007"/>
-        </w:numPr>
-      </w:pPr>
-      <w:r>
-        <w:t xml:space="preserve">Many indicators are linked with health (examples)</w:t>
-      </w:r>
-    </w:p>
-    <w:p>
-      <w:pPr>
-        <w:pStyle w:val="Compact"/>
-        <w:numPr>
-          <w:ilvl w:val="1"/>
-          <w:numId w:val="1007"/>
-        </w:numPr>
-      </w:pPr>
-      <w:r>
-        <w:t xml:space="preserve">Reusing indicators decreases the workload of countries</w:t>
-      </w:r>
-    </w:p>
-    <w:p>
-      <w:pPr>
-        <w:pStyle w:val="Compact"/>
-        <w:numPr>
-          <w:ilvl w:val="0"/>
-          <w:numId w:val="1001"/>
-        </w:numPr>
-      </w:pPr>
-      <w:r>
-        <w:t xml:space="preserve">Objectives of our study</w:t>
-      </w:r>
-    </w:p>
-    <w:p>
-      <w:pPr>
-        <w:pStyle w:val="Compact"/>
-        <w:numPr>
-          <w:ilvl w:val="1"/>
-          <w:numId w:val="1008"/>
-        </w:numPr>
-      </w:pPr>
-      <w:r>
-        <w:t xml:space="preserve">Assess the link between biodiversity indicators and human, animal, plant, and environmental health</w:t>
-      </w:r>
-    </w:p>
-    <w:p>
-      <w:pPr>
-        <w:pStyle w:val="Compact"/>
-        <w:numPr>
-          <w:ilvl w:val="1"/>
-          <w:numId w:val="1009"/>
-        </w:numPr>
-      </w:pPr>
-      <w:r>
-        <w:t xml:space="preserve">Strengthens the link between biodiversity and health</w:t>
-      </w:r>
-    </w:p>
-    <w:p>
-      <w:pPr>
-        <w:pStyle w:val="Compact"/>
-        <w:numPr>
-          <w:ilvl w:val="1"/>
-          <w:numId w:val="1009"/>
-        </w:numPr>
-      </w:pPr>
-      <w:r>
-        <w:t xml:space="preserve">Reinforces the need for collaboration across disciplines</w:t>
-      </w:r>
-    </w:p>
-    <w:p>
-      <w:pPr>
-        <w:pStyle w:val="Compact"/>
-        <w:numPr>
-          <w:ilvl w:val="1"/>
-          <w:numId w:val="1009"/>
-        </w:numPr>
-      </w:pPr>
-      <w:r>
-        <w:t xml:space="preserve">Highlights the need for shared policy and governance practices between the CBD Secretariat and the Quadripartite Organizations</w:t>
-      </w:r>
-    </w:p>
-    <w:p>
-      <w:pPr>
-        <w:pStyle w:val="Compact"/>
-        <w:numPr>
-          <w:ilvl w:val="1"/>
-          <w:numId w:val="1010"/>
-        </w:numPr>
-      </w:pPr>
-      <w:r>
-        <w:t xml:space="preserve">Evaluate the usability of indicators for monitoring One Health actions</w:t>
-      </w:r>
-    </w:p>
-    <w:p>
-      <w:pPr>
-        <w:pStyle w:val="Compact"/>
-        <w:numPr>
-          <w:ilvl w:val="1"/>
-          <w:numId w:val="1011"/>
-        </w:numPr>
-      </w:pPr>
-      <w:r>
-        <w:t xml:space="preserve">Highlights the need for data sharing between Parties, organizations, and other stakeholders</w:t>
-      </w:r>
-    </w:p>
-    <w:p>
-      <w:pPr>
-        <w:pStyle w:val="Compact"/>
-        <w:numPr>
-          <w:ilvl w:val="1"/>
-          <w:numId w:val="1011"/>
-        </w:numPr>
-      </w:pPr>
-      <w:r>
-        <w:t xml:space="preserve">Reusing indicators can greatly reduce the workload of countries to develop and monitor new indicators at the intersection of biodiversity and health, whereas adapting indicators minimizes training requirements because countries are already familiar with similar and robust methodologies.</w:t>
+        <w:pStyle w:val="FirstParagraph"/>
+      </w:pPr>
+      <w:r>
+        <w:t xml:space="preserve">There are multiple pathways through which human health depends on biodiversity</w:t>
+      </w:r>
+      <w:r>
+        <w:t xml:space="preserve"> </w:t>
+      </w:r>
+      <w:r>
+        <w:t xml:space="preserve">(Robinson et al., 2024)</w:t>
+      </w:r>
+      <w:r>
+        <w:t xml:space="preserve">. On one hand, nature’s contributions to people provide important ecosystem services, such as shelter and nutritious food, that are vital to human health. On the other hand, diseases originating from wildlife can be a major threat to public health. The health of animals, plants, and the wider environment greatly impacts the capacity of ecosystems to provide services and prevent disease emergence</w:t>
+      </w:r>
+      <w:r>
+        <w:t xml:space="preserve"> </w:t>
+      </w:r>
+      <w:r>
+        <w:t xml:space="preserve">(</w:t>
+      </w:r>
+      <w:r>
+        <w:rPr>
+          <w:b/>
+          <w:bCs/>
+        </w:rPr>
+        <w:t xml:space="preserve">Rabinowitz2013Links?</w:t>
+      </w:r>
+      <w:r>
+        <w:t xml:space="preserve">)</w:t>
+      </w:r>
+      <w:r>
+        <w:t xml:space="preserve">. The relationship between biodiversity and human health is far more significant when we consider that they can both be affected by the same threats (e.g., climate change and air pollution), and benefit from the same actions that mitigate these threats. The One Health approach recognizes these interconnections between human, animal, plant, and environmental health and provides a set of principes for achieving a healthier planet by fostering collaboration across disciplines.</w:t>
+      </w:r>
+    </w:p>
+    <w:p>
+      <w:pPr>
+        <w:pStyle w:val="BodyText"/>
+      </w:pPr>
+      <w:r>
+        <w:t xml:space="preserve">The One Health Joint Plan of Action (OH JPA) is an action-oriented framework aimed at advancing One Health principles in the horizon of 2026. Developed by the Quadripartite organizations, which is a strategic One Health partnership between the Food and Agriculture Organization of the United Nations, the United Nations Environment Programme, the World Organisation for Animal Health, and the World Health Organization, the OH JPA contains 19 actions that address important challenges at the interface between human, animal, plant, and environmental health. These actions form six action tracks that collectively seek to strengthen health systems and food safety capacities while preventing zoonotic diseases, antimicrobial resistance, and environmental degradation. However, while this plan does a good job at promoting capacity-building across many dimensions of One Health, there are currently no indicators that would help us monitor its implementation. As we enter the final year of the plan, the need to evaluate the progress made since its adoption in 2022 grows acute, especially as this evaluation can inform the development of the next version of the plan.</w:t>
+      </w:r>
+    </w:p>
+    <w:p>
+      <w:pPr>
+        <w:pStyle w:val="BodyText"/>
+      </w:pPr>
+      <w:r>
+        <w:t xml:space="preserve">In 2022, in their fifteenth conference, the Parties to the Convention of Biological Diversity (CBD) adopted the Kunming-Montreal Global Biodiversity Framework (KM-GBF) to alt and reverse biodiversity loss by 2030. To achieve this, the KM-GBF contains 4 general goals and 23 specific targets, ranging from the restoration of degraded ecosystems to the integration of biodiversity in decision-making. The KM-GBF Monitoring Framework includes 204 indicators that countries can use to monitor these goals and targets</w:t>
+      </w:r>
+      <w:r>
+        <w:t xml:space="preserve"> </w:t>
+      </w:r>
+      <w:r>
+        <w:t xml:space="preserve">(UNEP-WCMC, 2025)</w:t>
+      </w:r>
+      <w:r>
+        <w:t xml:space="preserve">. These indicators are classified in four groups: headline (high-level indicators), binary (yes/no questions), component (technical indicators), and complementary (supporting indicators). Two of these groups (headline and binary indicators) are mandatory, i.e. that countries have the legal obligation to include in their national reports. Measuring these indicators requires significant resources and expertise, which should therefore be well allocated.</w:t>
+      </w:r>
+    </w:p>
+    <w:p>
+      <w:pPr>
+        <w:pStyle w:val="BodyText"/>
+      </w:pPr>
+      <w:r>
+        <w:t xml:space="preserve">More recently, the Parties to the CBD also adopted the Global Action Plan on Biodiversity and Health</w:t>
+      </w:r>
+      <w:r>
+        <w:t xml:space="preserve"> </w:t>
+      </w:r>
+      <w:r>
+        <w:t xml:space="preserve">(GAPBH, UNEP, 2024)</w:t>
+      </w:r>
+      <w:r>
+        <w:t xml:space="preserve">, which formally recognizes the links between biodiversity and Health. The GAPBH groups the targets of the KM-GBF into 14 thematic categories, ranging from Access and benefit-sharing to Knowledge and engagement of people. Each thematic category has its own relevance to Health. For example, the targets that fall under the Mainstreaming category contribute to</w:t>
+      </w:r>
+      <w:r>
+        <w:t xml:space="preserve"> </w:t>
+      </w:r>
+      <w:r>
+        <w:t xml:space="preserve">“the consideration of biodiversity and health interlinkages in decision-making across all sectors [which] can improve awareness of the benefits of biodiversity to foster more equitable health systems.”</w:t>
+      </w:r>
+      <w:r>
+        <w:t xml:space="preserve"> </w:t>
+      </w:r>
+      <w:r>
+        <w:t xml:space="preserve">Because of the high relevance of KM-GBF targets to Health, we hypothesized that the indicators of these targets will also be of relevance to Health.</w:t>
+      </w:r>
+    </w:p>
+    <w:p>
+      <w:pPr>
+        <w:pStyle w:val="BodyText"/>
+      </w:pPr>
+      <w:r>
+        <w:t xml:space="preserve">This study aims to identify the indicators of the KM-GBF Monitoring Framework that are of relevance to One Health. First, we assessed the link between each of these indicators and human, animal, plant, and environmental health. We found that 75% of indicators are directly or indirectly connected to at least one of the four pillars of One Health. This result reinforces the need for collaboration between biologists, who are experts of these indicators, and health professionals, who need information at the intersection of biodiversity and health. Second, we evaluated the usability of the KM-GBF indicators for monitoring the specific actions of the OH JPA. We found that 91% of indicators can be used, either directly or after adaptation, to monitor actions in at least one action track. Reusing indicators can greatly reduce the workload of countries and their need to develop and monitor new indicators at the intersection of human, animal, plant, and environmental health. These results highlight the need for data sharing and knowledge transfer practices between the CBD Secretariat and the Quadripartite organizations.</w:t>
       </w:r>
     </w:p>
     <w:bookmarkEnd w:id="9"/>
@@ -2844,7 +2558,7 @@
         <w:pStyle w:val="Compact"/>
         <w:numPr>
           <w:ilvl w:val="0"/>
-          <w:numId w:val="1012"/>
+          <w:numId w:val="1001"/>
         </w:numPr>
       </w:pPr>
       <w:r>
@@ -2856,7 +2570,7 @@
         <w:pStyle w:val="Compact"/>
         <w:numPr>
           <w:ilvl w:val="1"/>
-          <w:numId w:val="1013"/>
+          <w:numId w:val="1002"/>
         </w:numPr>
       </w:pPr>
       <w:r>
@@ -2868,7 +2582,7 @@
         <w:pStyle w:val="Compact"/>
         <w:numPr>
           <w:ilvl w:val="1"/>
-          <w:numId w:val="1013"/>
+          <w:numId w:val="1002"/>
         </w:numPr>
       </w:pPr>
       <w:r>
@@ -2880,7 +2594,7 @@
         <w:pStyle w:val="Compact"/>
         <w:numPr>
           <w:ilvl w:val="1"/>
-          <w:numId w:val="1013"/>
+          <w:numId w:val="1002"/>
         </w:numPr>
       </w:pPr>
       <w:r>
@@ -2892,7 +2606,7 @@
         <w:pStyle w:val="Compact"/>
         <w:numPr>
           <w:ilvl w:val="1"/>
-          <w:numId w:val="1013"/>
+          <w:numId w:val="1002"/>
         </w:numPr>
       </w:pPr>
       <w:r>
@@ -2904,7 +2618,7 @@
         <w:pStyle w:val="Compact"/>
         <w:numPr>
           <w:ilvl w:val="0"/>
-          <w:numId w:val="1012"/>
+          <w:numId w:val="1001"/>
         </w:numPr>
       </w:pPr>
       <w:r>
@@ -2916,7 +2630,7 @@
         <w:pStyle w:val="Compact"/>
         <w:numPr>
           <w:ilvl w:val="1"/>
-          <w:numId w:val="1014"/>
+          <w:numId w:val="1003"/>
         </w:numPr>
       </w:pPr>
       <w:r>
@@ -2928,7 +2642,7 @@
         <w:pStyle w:val="Compact"/>
         <w:numPr>
           <w:ilvl w:val="0"/>
-          <w:numId w:val="1012"/>
+          <w:numId w:val="1001"/>
         </w:numPr>
       </w:pPr>
       <w:r>
@@ -2940,7 +2654,7 @@
         <w:pStyle w:val="Compact"/>
         <w:numPr>
           <w:ilvl w:val="1"/>
-          <w:numId w:val="1015"/>
+          <w:numId w:val="1004"/>
         </w:numPr>
       </w:pPr>
       <w:r>
@@ -2966,7 +2680,7 @@
       </w:r>
     </w:p>
     <w:bookmarkEnd w:id="34"/>
-    <w:bookmarkStart w:id="57" w:name="references"/>
+    <w:bookmarkStart w:id="60" w:name="references"/>
     <w:p>
       <w:pPr>
         <w:pStyle w:val="Heading1"/>
@@ -2975,7 +2689,7 @@
         <w:t xml:space="preserve">References</w:t>
       </w:r>
     </w:p>
-    <w:bookmarkStart w:id="56" w:name="refs"/>
+    <w:bookmarkStart w:id="59" w:name="refs"/>
     <w:bookmarkStart w:id="36" w:name="ref-ButchartExtent"/>
     <w:p>
       <w:pPr>
@@ -3420,7 +3134,66 @@
       </w:hyperlink>
     </w:p>
     <w:bookmarkEnd w:id="49"/>
-    <w:bookmarkStart w:id="51" w:name="ref-Schaeffer1988Ecosystem"/>
+    <w:bookmarkStart w:id="51" w:name="ref-Robinson2024Biodiversity"/>
+    <w:p>
+      <w:pPr>
+        <w:pStyle w:val="Bibliography"/>
+      </w:pPr>
+      <w:r>
+        <w:t xml:space="preserve">Robinson, J. M., Breed, A. C., Camargo, A., Redvers, N., &amp; Breed, M. F. (2024). Biodiversity and human health:</w:t>
+      </w:r>
+      <w:r>
+        <w:t xml:space="preserve"> </w:t>
+      </w:r>
+      <w:r>
+        <w:t xml:space="preserve">A</w:t>
+      </w:r>
+      <w:r>
+        <w:t xml:space="preserve"> </w:t>
+      </w:r>
+      <w:r>
+        <w:t xml:space="preserve">scoping review and examples of underrepresented linkages.</w:t>
+      </w:r>
+      <w:r>
+        <w:t xml:space="preserve"> </w:t>
+      </w:r>
+      <w:r>
+        <w:rPr>
+          <w:i/>
+          <w:iCs/>
+        </w:rPr>
+        <w:t xml:space="preserve">Environmental Research</w:t>
+      </w:r>
+      <w:r>
+        <w:t xml:space="preserve">,</w:t>
+      </w:r>
+      <w:r>
+        <w:t xml:space="preserve"> </w:t>
+      </w:r>
+      <w:r>
+        <w:rPr>
+          <w:i/>
+          <w:iCs/>
+        </w:rPr>
+        <w:t xml:space="preserve">246</w:t>
+      </w:r>
+      <w:r>
+        <w:t xml:space="preserve">, 118115.</w:t>
+      </w:r>
+      <w:r>
+        <w:t xml:space="preserve"> </w:t>
+      </w:r>
+      <w:hyperlink r:id="rId50">
+        <w:r>
+          <w:rPr>
+            <w:rStyle w:val="Hyperlink"/>
+          </w:rPr>
+          <w:t xml:space="preserve">https://doi.org/10.1016/j.envres.2024.118115</w:t>
+        </w:r>
+      </w:hyperlink>
+    </w:p>
+    <w:bookmarkEnd w:id="51"/>
+    <w:bookmarkStart w:id="53" w:name="ref-Schaeffer1988Ecosystem"/>
     <w:p>
       <w:pPr>
         <w:pStyle w:val="Bibliography"/>
@@ -3478,7 +3251,7 @@
       <w:r>
         <w:t xml:space="preserve"> </w:t>
       </w:r>
-      <w:hyperlink r:id="rId50">
+      <w:hyperlink r:id="rId52">
         <w:r>
           <w:rPr>
             <w:rStyle w:val="Hyperlink"/>
@@ -3487,8 +3260,101 @@
         </w:r>
       </w:hyperlink>
     </w:p>
-    <w:bookmarkEnd w:id="51"/>
-    <w:bookmarkStart w:id="52" w:name="ref-Indicators"/>
+    <w:bookmarkEnd w:id="53"/>
+    <w:bookmarkStart w:id="54" w:name="ref-Global"/>
+    <w:p>
+      <w:pPr>
+        <w:pStyle w:val="Bibliography"/>
+      </w:pPr>
+      <w:r>
+        <w:t xml:space="preserve">UNEP. (2024).</w:t>
+      </w:r>
+      <w:r>
+        <w:t xml:space="preserve"> </w:t>
+      </w:r>
+      <w:r>
+        <w:rPr>
+          <w:i/>
+          <w:iCs/>
+        </w:rPr>
+        <w:t xml:space="preserve">Global</w:t>
+      </w:r>
+      <w:r>
+        <w:rPr>
+          <w:i/>
+          <w:iCs/>
+        </w:rPr>
+        <w:t xml:space="preserve"> </w:t>
+      </w:r>
+      <w:r>
+        <w:rPr>
+          <w:i/>
+          <w:iCs/>
+        </w:rPr>
+        <w:t xml:space="preserve">Action Plan</w:t>
+      </w:r>
+      <w:r>
+        <w:rPr>
+          <w:i/>
+          <w:iCs/>
+        </w:rPr>
+        <w:t xml:space="preserve"> </w:t>
+      </w:r>
+      <w:r>
+        <w:rPr>
+          <w:i/>
+          <w:iCs/>
+        </w:rPr>
+        <w:t xml:space="preserve">on</w:t>
+      </w:r>
+      <w:r>
+        <w:rPr>
+          <w:i/>
+          <w:iCs/>
+        </w:rPr>
+        <w:t xml:space="preserve"> </w:t>
+      </w:r>
+      <w:r>
+        <w:rPr>
+          <w:i/>
+          <w:iCs/>
+        </w:rPr>
+        <w:t xml:space="preserve">Biodiversity</w:t>
+      </w:r>
+      <w:r>
+        <w:rPr>
+          <w:i/>
+          <w:iCs/>
+        </w:rPr>
+        <w:t xml:space="preserve"> </w:t>
+      </w:r>
+      <w:r>
+        <w:rPr>
+          <w:i/>
+          <w:iCs/>
+        </w:rPr>
+        <w:t xml:space="preserve">and</w:t>
+      </w:r>
+      <w:r>
+        <w:rPr>
+          <w:i/>
+          <w:iCs/>
+        </w:rPr>
+        <w:t xml:space="preserve"> </w:t>
+      </w:r>
+      <w:r>
+        <w:rPr>
+          <w:i/>
+          <w:iCs/>
+        </w:rPr>
+        <w:t xml:space="preserve">Health</w:t>
+      </w:r>
+      <w:r>
+        <w:t xml:space="preserve">. https://www.cbd.int/health/GAP.shtml.</w:t>
+      </w:r>
+    </w:p>
+    <w:bookmarkEnd w:id="54"/>
+    <w:bookmarkStart w:id="55" w:name="ref-Indicators"/>
     <w:p>
       <w:pPr>
         <w:pStyle w:val="Bibliography"/>
@@ -3531,8 +3397,8 @@
         <w:t xml:space="preserve">. https://www.gbf-indicators.org/.</w:t>
       </w:r>
     </w:p>
-    <w:bookmarkEnd w:id="52"/>
-    <w:bookmarkStart w:id="54" w:name="ref-Webb2019What"/>
+    <w:bookmarkEnd w:id="55"/>
+    <w:bookmarkStart w:id="57" w:name="ref-Webb2019What"/>
     <w:p>
       <w:pPr>
         <w:pStyle w:val="Bibliography"/>
@@ -3569,7 +3435,7 @@
       <w:r>
         <w:t xml:space="preserve"> </w:t>
       </w:r>
-      <w:hyperlink r:id="rId53">
+      <w:hyperlink r:id="rId56">
         <w:r>
           <w:rPr>
             <w:rStyle w:val="Hyperlink"/>
@@ -3578,8 +3444,8 @@
         </w:r>
       </w:hyperlink>
     </w:p>
-    <w:bookmarkEnd w:id="54"/>
-    <w:bookmarkStart w:id="55" w:name="ref-Preamble"/>
+    <w:bookmarkEnd w:id="57"/>
+    <w:bookmarkStart w:id="58" w:name="ref-Preamble"/>
     <w:p>
       <w:pPr>
         <w:pStyle w:val="Bibliography"/>
@@ -3720,9 +3586,9 @@
         <w:t xml:space="preserve">.</w:t>
       </w:r>
     </w:p>
-    <w:bookmarkEnd w:id="55"/>
-    <w:bookmarkEnd w:id="56"/>
-    <w:bookmarkEnd w:id="57"/>
+    <w:bookmarkEnd w:id="58"/>
+    <w:bookmarkEnd w:id="59"/>
+    <w:bookmarkEnd w:id="60"/>
     <w:sectPr>
       <w:footnotePr>
         <w:numRestart w:val="eachSect"/>
@@ -3936,176 +3802,6 @@
       </w:rPr>
     </w:lvl>
   </w:abstractNum>
-  <w:abstractNum w:abstractNumId="99411">
-    <w:nsid w:val="00A99411"/>
-    <w:multiLevelType w:val="multilevel"/>
-    <w:lvl w:ilvl="0">
-      <w:start w:val="1"/>
-      <w:numFmt w:val="decimal"/>
-      <w:lvlText w:val="%1."/>
-      <w:lvlJc w:val="left"/>
-      <w:pPr>
-        <w:ind w:left="720" w:hanging="360"/>
-      </w:pPr>
-    </w:lvl>
-    <w:lvl w:ilvl="1">
-      <w:start w:val="1"/>
-      <w:numFmt w:val="decimal"/>
-      <w:lvlText w:val="%2."/>
-      <w:lvlJc w:val="left"/>
-      <w:pPr>
-        <w:ind w:left="1440" w:hanging="360"/>
-      </w:pPr>
-    </w:lvl>
-    <w:lvl w:ilvl="2">
-      <w:start w:val="1"/>
-      <w:numFmt w:val="decimal"/>
-      <w:lvlText w:val="%3."/>
-      <w:lvlJc w:val="left"/>
-      <w:pPr>
-        <w:ind w:left="2160" w:hanging="360"/>
-      </w:pPr>
-    </w:lvl>
-    <w:lvl w:ilvl="3">
-      <w:start w:val="1"/>
-      <w:numFmt w:val="decimal"/>
-      <w:lvlText w:val="%4."/>
-      <w:lvlJc w:val="left"/>
-      <w:pPr>
-        <w:ind w:left="2880" w:hanging="360"/>
-      </w:pPr>
-    </w:lvl>
-    <w:lvl w:ilvl="4">
-      <w:start w:val="1"/>
-      <w:numFmt w:val="decimal"/>
-      <w:lvlText w:val="%5."/>
-      <w:lvlJc w:val="left"/>
-      <w:pPr>
-        <w:ind w:left="3600" w:hanging="360"/>
-      </w:pPr>
-    </w:lvl>
-    <w:lvl w:ilvl="5">
-      <w:start w:val="1"/>
-      <w:numFmt w:val="decimal"/>
-      <w:lvlText w:val="%6."/>
-      <w:lvlJc w:val="left"/>
-      <w:pPr>
-        <w:ind w:left="4320" w:hanging="360"/>
-      </w:pPr>
-    </w:lvl>
-    <w:lvl w:ilvl="6">
-      <w:start w:val="1"/>
-      <w:numFmt w:val="decimal"/>
-      <w:lvlText w:val="%7."/>
-      <w:lvlJc w:val="left"/>
-      <w:pPr>
-        <w:ind w:left="5040" w:hanging="360"/>
-      </w:pPr>
-    </w:lvl>
-    <w:lvl w:ilvl="7">
-      <w:start w:val="1"/>
-      <w:numFmt w:val="decimal"/>
-      <w:lvlText w:val="%8."/>
-      <w:lvlJc w:val="left"/>
-      <w:pPr>
-        <w:ind w:left="5760" w:hanging="360"/>
-      </w:pPr>
-    </w:lvl>
-    <w:lvl w:ilvl="8">
-      <w:start w:val="1"/>
-      <w:numFmt w:val="decimal"/>
-      <w:lvlText w:val="%9."/>
-      <w:lvlJc w:val="left"/>
-      <w:pPr>
-        <w:ind w:left="6480" w:hanging="360"/>
-      </w:pPr>
-    </w:lvl>
-  </w:abstractNum>
-  <w:abstractNum w:abstractNumId="99412">
-    <w:nsid w:val="00A99412"/>
-    <w:multiLevelType w:val="multilevel"/>
-    <w:lvl w:ilvl="0">
-      <w:start w:val="2"/>
-      <w:numFmt w:val="decimal"/>
-      <w:lvlText w:val="%1."/>
-      <w:lvlJc w:val="left"/>
-      <w:pPr>
-        <w:ind w:left="720" w:hanging="360"/>
-      </w:pPr>
-    </w:lvl>
-    <w:lvl w:ilvl="1">
-      <w:start w:val="2"/>
-      <w:numFmt w:val="decimal"/>
-      <w:lvlText w:val="%2."/>
-      <w:lvlJc w:val="left"/>
-      <w:pPr>
-        <w:ind w:left="1440" w:hanging="360"/>
-      </w:pPr>
-    </w:lvl>
-    <w:lvl w:ilvl="2">
-      <w:start w:val="2"/>
-      <w:numFmt w:val="decimal"/>
-      <w:lvlText w:val="%3."/>
-      <w:lvlJc w:val="left"/>
-      <w:pPr>
-        <w:ind w:left="2160" w:hanging="360"/>
-      </w:pPr>
-    </w:lvl>
-    <w:lvl w:ilvl="3">
-      <w:start w:val="2"/>
-      <w:numFmt w:val="decimal"/>
-      <w:lvlText w:val="%4."/>
-      <w:lvlJc w:val="left"/>
-      <w:pPr>
-        <w:ind w:left="2880" w:hanging="360"/>
-      </w:pPr>
-    </w:lvl>
-    <w:lvl w:ilvl="4">
-      <w:start w:val="2"/>
-      <w:numFmt w:val="decimal"/>
-      <w:lvlText w:val="%5."/>
-      <w:lvlJc w:val="left"/>
-      <w:pPr>
-        <w:ind w:left="3600" w:hanging="360"/>
-      </w:pPr>
-    </w:lvl>
-    <w:lvl w:ilvl="5">
-      <w:start w:val="2"/>
-      <w:numFmt w:val="decimal"/>
-      <w:lvlText w:val="%6."/>
-      <w:lvlJc w:val="left"/>
-      <w:pPr>
-        <w:ind w:left="4320" w:hanging="360"/>
-      </w:pPr>
-    </w:lvl>
-    <w:lvl w:ilvl="6">
-      <w:start w:val="2"/>
-      <w:numFmt w:val="decimal"/>
-      <w:lvlText w:val="%7."/>
-      <w:lvlJc w:val="left"/>
-      <w:pPr>
-        <w:ind w:left="5040" w:hanging="360"/>
-      </w:pPr>
-    </w:lvl>
-    <w:lvl w:ilvl="7">
-      <w:start w:val="2"/>
-      <w:numFmt w:val="decimal"/>
-      <w:lvlText w:val="%8."/>
-      <w:lvlJc w:val="left"/>
-      <w:pPr>
-        <w:ind w:left="5760" w:hanging="360"/>
-      </w:pPr>
-    </w:lvl>
-    <w:lvl w:ilvl="8">
-      <w:start w:val="2"/>
-      <w:numFmt w:val="decimal"/>
-      <w:lvlText w:val="%9."/>
-      <w:lvlJc w:val="left"/>
-      <w:pPr>
-        <w:ind w:left="6480" w:hanging="360"/>
-      </w:pPr>
-    </w:lvl>
-  </w:abstractNum>
   <w:num w:numId="1000">
     <w:abstractNumId w:val="990"/>
   </w:num>
@@ -4119,93 +3815,6 @@
     <w:abstractNumId w:val="991"/>
   </w:num>
   <w:num w:numId="1004">
-    <w:abstractNumId w:val="991"/>
-  </w:num>
-  <w:num w:numId="1005">
-    <w:abstractNumId w:val="991"/>
-  </w:num>
-  <w:num w:numId="1006">
-    <w:abstractNumId w:val="991"/>
-  </w:num>
-  <w:num w:numId="1007">
-    <w:abstractNumId w:val="991"/>
-  </w:num>
-  <w:num w:numId="1008">
-    <w:abstractNumId w:val="99411"/>
-    <w:lvlOverride w:ilvl="0">
-      <w:startOverride w:val="1"/>
-    </w:lvlOverride>
-    <w:lvlOverride w:ilvl="1">
-      <w:startOverride w:val="1"/>
-    </w:lvlOverride>
-    <w:lvlOverride w:ilvl="2">
-      <w:startOverride w:val="1"/>
-    </w:lvlOverride>
-    <w:lvlOverride w:ilvl="3">
-      <w:startOverride w:val="1"/>
-    </w:lvlOverride>
-    <w:lvlOverride w:ilvl="4">
-      <w:startOverride w:val="1"/>
-    </w:lvlOverride>
-    <w:lvlOverride w:ilvl="5">
-      <w:startOverride w:val="1"/>
-    </w:lvlOverride>
-    <w:lvlOverride w:ilvl="6">
-      <w:startOverride w:val="1"/>
-    </w:lvlOverride>
-    <w:lvlOverride w:ilvl="7">
-      <w:startOverride w:val="1"/>
-    </w:lvlOverride>
-    <w:lvlOverride w:ilvl="8">
-      <w:startOverride w:val="1"/>
-    </w:lvlOverride>
-  </w:num>
-  <w:num w:numId="1009">
-    <w:abstractNumId w:val="991"/>
-  </w:num>
-  <w:num w:numId="1010">
-    <w:abstractNumId w:val="99412"/>
-    <w:lvlOverride w:ilvl="0">
-      <w:startOverride w:val="2"/>
-    </w:lvlOverride>
-    <w:lvlOverride w:ilvl="1">
-      <w:startOverride w:val="2"/>
-    </w:lvlOverride>
-    <w:lvlOverride w:ilvl="2">
-      <w:startOverride w:val="2"/>
-    </w:lvlOverride>
-    <w:lvlOverride w:ilvl="3">
-      <w:startOverride w:val="2"/>
-    </w:lvlOverride>
-    <w:lvlOverride w:ilvl="4">
-      <w:startOverride w:val="2"/>
-    </w:lvlOverride>
-    <w:lvlOverride w:ilvl="5">
-      <w:startOverride w:val="2"/>
-    </w:lvlOverride>
-    <w:lvlOverride w:ilvl="6">
-      <w:startOverride w:val="2"/>
-    </w:lvlOverride>
-    <w:lvlOverride w:ilvl="7">
-      <w:startOverride w:val="2"/>
-    </w:lvlOverride>
-    <w:lvlOverride w:ilvl="8">
-      <w:startOverride w:val="2"/>
-    </w:lvlOverride>
-  </w:num>
-  <w:num w:numId="1011">
-    <w:abstractNumId w:val="991"/>
-  </w:num>
-  <w:num w:numId="1012">
-    <w:abstractNumId w:val="991"/>
-  </w:num>
-  <w:num w:numId="1013">
-    <w:abstractNumId w:val="991"/>
-  </w:num>
-  <w:num w:numId="1014">
-    <w:abstractNumId w:val="991"/>
-  </w:num>
-  <w:num w:numId="1015">
     <w:abstractNumId w:val="991"/>
   </w:num>
 </w:numbering>

--- a/index.docx
+++ b/index.docx
@@ -105,7 +105,31 @@
         <w:t xml:space="preserve">(Robinson et al., 2024)</w:t>
       </w:r>
       <w:r>
-        <w:t xml:space="preserve">. On one hand, nature’s contributions to people provide important ecosystem services, such as shelter and nutritious food, that are vital to human health. On the other hand, diseases originating from wildlife can be a major threat to public health. The health of animals, plants, and the wider environment greatly impacts the capacity of ecosystems to provide services and prevent disease emergence</w:t>
+        <w:t xml:space="preserve">. On one hand, nature’s contributions to people provide important ecosystem services, such as shelter and food, that are vital to human health</w:t>
+      </w:r>
+      <w:r>
+        <w:t xml:space="preserve"> </w:t>
+      </w:r>
+      <w:r>
+        <w:t xml:space="preserve">(</w:t>
+      </w:r>
+      <w:r>
+        <w:t xml:space="preserve">Diaz et al.</w:t>
+      </w:r>
+      <w:r>
+        <w:t xml:space="preserve">, 2018)</w:t>
+      </w:r>
+      <w:r>
+        <w:t xml:space="preserve">. On the other hand, infectious diseases originating in wildlife can be a major threat to public health</w:t>
+      </w:r>
+      <w:r>
+        <w:t xml:space="preserve"> </w:t>
+      </w:r>
+      <w:r>
+        <w:t xml:space="preserve">(Jones et al., 2008)</w:t>
+      </w:r>
+      <w:r>
+        <w:t xml:space="preserve">. The health of animals, plants, and the wider environment greatly impacts the capacity of ecosystems to provide services and prevent disease emergence</w:t>
       </w:r>
       <w:r>
         <w:t xml:space="preserve"> </w:t>
@@ -124,7 +148,25 @@
         <w:t xml:space="preserve">)</w:t>
       </w:r>
       <w:r>
-        <w:t xml:space="preserve">. The relationship between biodiversity and human health is far more significant when we consider that they can both be affected by the same threats (e.g., climate change and air pollution), and benefit from the same actions that mitigate these threats. The One Health approach recognizes these interconnections between human, animal, plant, and environmental health and provides a set of principes for achieving a healthier planet by fostering collaboration across disciplines.</w:t>
+        <w:t xml:space="preserve">. Moreover, the relationship between biodiversity and Health becomes far more important when we consider that they are both affected by the same threats [e.g., climate and land use change;</w:t>
+      </w:r>
+      <w:r>
+        <w:t xml:space="preserve"> </w:t>
+      </w:r>
+      <w:r>
+        <w:t xml:space="preserve">Carlson et al. (2025)</w:t>
+      </w:r>
+      <w:r>
+        <w:t xml:space="preserve">], supported by the same actions that mitigate these threats, and monitored by the same set of tools</w:t>
+      </w:r>
+      <w:r>
+        <w:t xml:space="preserve"> </w:t>
+      </w:r>
+      <w:r>
+        <w:t xml:space="preserve">(Poisot et al., n.d.)</w:t>
+      </w:r>
+      <w:r>
+        <w:t xml:space="preserve">. The One Health approach recognizes these interconnections between human, animal, plant, and environmental health and provides a set of principes for achieving a healthier planet by fostering collaboration across disciplines.</w:t>
       </w:r>
     </w:p>
     <w:p>
@@ -149,7 +191,7 @@
         <w:t xml:space="preserve">(UNEP-WCMC, 2025)</w:t>
       </w:r>
       <w:r>
-        <w:t xml:space="preserve">. These indicators are classified in four groups: headline (high-level indicators), binary (yes/no questions), component (technical indicators), and complementary (supporting indicators). Two of these groups (headline and binary indicators) are mandatory, i.e. that countries have the legal obligation to include in their national reports. Measuring these indicators requires significant resources and expertise, which should therefore be well allocated.</w:t>
+        <w:t xml:space="preserve">. These indicators are classified in four groups: headline (high-level), binary (yes/no questions), component (technical), and complementary (supporting) indicators. Two of these groups (headline and binary indicators) are mandatory, i.e. countries have the legal obligation to include them in their national reports. Measuring these indicators requires significant resources and expertise, which should therefore be well allocated.</w:t>
       </w:r>
     </w:p>
     <w:p>
@@ -186,7 +228,7 @@
         <w:pStyle w:val="BodyText"/>
       </w:pPr>
       <w:r>
-        <w:t xml:space="preserve">This study aims to identify the indicators of the KM-GBF Monitoring Framework that are of relevance to One Health. First, we assessed the link between each of these indicators and human, animal, plant, and environmental health. We found that 75% of indicators are directly or indirectly connected to at least one of the four pillars of One Health. This result reinforces the need for collaboration between biologists, who are experts of these indicators, and health professionals, who need information at the intersection of biodiversity and health. Second, we evaluated the usability of the KM-GBF indicators for monitoring the specific actions of the OH JPA. We found that 91% of indicators can be used, either directly or after adaptation, to monitor actions in at least one action track. Reusing indicators can greatly reduce the workload of countries and their need to develop and monitor new indicators at the intersection of human, animal, plant, and environmental health. These results highlight the need for data sharing and knowledge transfer practices between the CBD Secretariat and the Quadripartite organizations.</w:t>
+        <w:t xml:space="preserve">This study aims to identify the indicators of the KM-GBF Monitoring Framework that are of relevance to One Health. First, we assessed the link between each of these indicators and human, animal, plant, and environmental health. We found that 75% of indicators are directly or indirectly connected to at least one of the four pillars of One Health. This result reinforces the need for collaboration between biologists, who are experts of these indicators, and health professionals, who need information at the intersection of biodiversity and health. Second, we evaluated the usability of the KM-GBF indicators for monitoring the specific actions of the OH JPA. We found that 91% of indicators can be used, either directly or after adaptation, to monitor actions in at least one action track. Reusing indicators can greatly reduce the workload of countries and their need to develop and monitor new indicators at the intersection of human, animal, plant, and environmental health. These two results highlight the need for data sharing and knowledge transfer practices between the CBD Secretariat and the Quadripartite organizations.</w:t>
       </w:r>
     </w:p>
     <w:bookmarkEnd w:id="9"/>
@@ -2555,110 +2597,10 @@
     </w:p>
     <w:p>
       <w:pPr>
-        <w:pStyle w:val="Compact"/>
-        <w:numPr>
-          <w:ilvl w:val="0"/>
-          <w:numId w:val="1001"/>
-        </w:numPr>
-      </w:pPr>
-      <w:r>
-        <w:t xml:space="preserve">Monitoring Frameworks</w:t>
-      </w:r>
-    </w:p>
-    <w:p>
-      <w:pPr>
-        <w:pStyle w:val="Compact"/>
-        <w:numPr>
-          <w:ilvl w:val="1"/>
-          <w:numId w:val="1002"/>
-        </w:numPr>
-      </w:pPr>
-      <w:r>
-        <w:t xml:space="preserve">The monitoring framework of the OH JPA can be based on indicators of the KM-GBF</w:t>
-      </w:r>
-    </w:p>
-    <w:p>
-      <w:pPr>
-        <w:pStyle w:val="Compact"/>
-        <w:numPr>
-          <w:ilvl w:val="1"/>
-          <w:numId w:val="1002"/>
-        </w:numPr>
-      </w:pPr>
-      <w:r>
-        <w:t xml:space="preserve">Importance of reusing indicators to decrease workload on countries</w:t>
-      </w:r>
-    </w:p>
-    <w:p>
-      <w:pPr>
-        <w:pStyle w:val="Compact"/>
-        <w:numPr>
-          <w:ilvl w:val="1"/>
-          <w:numId w:val="1002"/>
-        </w:numPr>
-      </w:pPr>
-      <w:r>
-        <w:t xml:space="preserve">Importance of sharing data, methodologies, and expertise</w:t>
-      </w:r>
-    </w:p>
-    <w:p>
-      <w:pPr>
-        <w:pStyle w:val="Compact"/>
-        <w:numPr>
-          <w:ilvl w:val="1"/>
-          <w:numId w:val="1002"/>
-        </w:numPr>
-      </w:pPr>
-      <w:r>
-        <w:t xml:space="preserve">Sharing policy and governance practices</w:t>
-      </w:r>
-    </w:p>
-    <w:p>
-      <w:pPr>
-        <w:pStyle w:val="Compact"/>
-        <w:numPr>
-          <w:ilvl w:val="0"/>
-          <w:numId w:val="1001"/>
-        </w:numPr>
-      </w:pPr>
-      <w:r>
-        <w:t xml:space="preserve">Gaps in indicators</w:t>
-      </w:r>
-    </w:p>
-    <w:p>
-      <w:pPr>
-        <w:pStyle w:val="Compact"/>
-        <w:numPr>
-          <w:ilvl w:val="1"/>
-          <w:numId w:val="1003"/>
-        </w:numPr>
-      </w:pPr>
-      <w:r>
-        <w:t xml:space="preserve">Indicators</w:t>
-      </w:r>
-    </w:p>
-    <w:p>
-      <w:pPr>
-        <w:pStyle w:val="Compact"/>
-        <w:numPr>
-          <w:ilvl w:val="0"/>
-          <w:numId w:val="1001"/>
-        </w:numPr>
-      </w:pPr>
-      <w:r>
-        <w:t xml:space="preserve">Other indicators could be identified in other monitoring frameworks (e.g. SDG)</w:t>
-      </w:r>
-    </w:p>
-    <w:p>
-      <w:pPr>
-        <w:pStyle w:val="Compact"/>
-        <w:numPr>
-          <w:ilvl w:val="1"/>
-          <w:numId w:val="1004"/>
-        </w:numPr>
-      </w:pPr>
-      <w:r>
-        <w:t xml:space="preserve">New indicators can be developed after identifying gaps</w:t>
+        <w:pStyle w:val="FirstParagraph"/>
+      </w:pPr>
+      <w:r>
+        <w:t xml:space="preserve">Reusing existing indicators can greatly reduce the workload of countries that are part of different multilateral environmental agreements with overlapping objectives. Instead of developing new indicators, our study shows that countries can reuse many indicators from the KM-GBF Monitoring Framework to monitor One Health actions. Our evaluation suggests that most of these indicators are linked to Health and can be used to monitor the specific actions of the OH JPA. Biologists, who develop and measure these indicators, can thus meaningfully contribute to One Health efforts by sharing their data, methodologies, and expertise with the health sector. However, additional work is needed to identify or develop new indicators for the action tracks where few indicators were found to be usable. These gaps could be filled by finding existing indicators at the intersection of human, animal, plant, and environmental health in other multilateral environmental agreements (e.g. the indicators of the Sustainable Development Goals). Nevertheless, the high reusability of most KM-GBF indicators for monitoring One Health actions underlines the need for close collaboration between the CBD Secretariat and the Quadripartite organizations, especially as we enter the last year of the One Health Joint Plan of Action.</w:t>
       </w:r>
     </w:p>
     <w:bookmarkEnd w:id="33"/>
@@ -2680,7 +2622,7 @@
       </w:r>
     </w:p>
     <w:bookmarkEnd w:id="34"/>
-    <w:bookmarkStart w:id="60" w:name="references"/>
+    <w:bookmarkStart w:id="67" w:name="references"/>
     <w:p>
       <w:pPr>
         <w:pStyle w:val="Heading1"/>
@@ -2689,7 +2631,7 @@
         <w:t xml:space="preserve">References</w:t>
       </w:r>
     </w:p>
-    <w:bookmarkStart w:id="59" w:name="refs"/>
+    <w:bookmarkStart w:id="66" w:name="refs"/>
     <w:bookmarkStart w:id="36" w:name="ref-ButchartExtent"/>
     <w:p>
       <w:pPr>
@@ -2746,7 +2688,54 @@
       </w:hyperlink>
     </w:p>
     <w:bookmarkEnd w:id="36"/>
-    <w:bookmarkStart w:id="37" w:name="ref-Monitoring"/>
+    <w:bookmarkStart w:id="38" w:name="ref-Carlson2025Pathogens"/>
+    <w:p>
+      <w:pPr>
+        <w:pStyle w:val="Bibliography"/>
+      </w:pPr>
+      <w:r>
+        <w:t xml:space="preserve">Carlson, C. J., Brookson, C. B., Becker, D. J., Cummings, C. A., Gibb, R., Halliday, F. W., Heckley, A. M., Huang, Z. Y. X., Lavelle, T., Robertson, H., Vicente-Santos, A., Weets, C. M., &amp; Poisot, T. (2025). Pathogens and planetary change.</w:t>
+      </w:r>
+      <w:r>
+        <w:t xml:space="preserve"> </w:t>
+      </w:r>
+      <w:r>
+        <w:rPr>
+          <w:i/>
+          <w:iCs/>
+        </w:rPr>
+        <w:t xml:space="preserve">Nature Reviews Biodiversity</w:t>
+      </w:r>
+      <w:r>
+        <w:t xml:space="preserve">,</w:t>
+      </w:r>
+      <w:r>
+        <w:t xml:space="preserve"> </w:t>
+      </w:r>
+      <w:r>
+        <w:rPr>
+          <w:i/>
+          <w:iCs/>
+        </w:rPr>
+        <w:t xml:space="preserve">1</w:t>
+      </w:r>
+      <w:r>
+        <w:t xml:space="preserve">(1), 32–49.</w:t>
+      </w:r>
+      <w:r>
+        <w:t xml:space="preserve"> </w:t>
+      </w:r>
+      <w:hyperlink r:id="rId37">
+        <w:r>
+          <w:rPr>
+            <w:rStyle w:val="Hyperlink"/>
+          </w:rPr>
+          <w:t xml:space="preserve">https://doi.org/10.1038/s44358-024-00005-w</w:t>
+        </w:r>
+      </w:hyperlink>
+    </w:p>
+    <w:bookmarkEnd w:id="38"/>
+    <w:bookmarkStart w:id="39" w:name="ref-Monitoring"/>
     <w:p>
       <w:pPr>
         <w:pStyle w:val="Bibliography"/>
@@ -2782,8 +2771,58 @@
         <w:t xml:space="preserve">. United Nations Environment Programme. Decision no. CBD/COP/16/L.26/Rev.1.</w:t>
       </w:r>
     </w:p>
-    <w:bookmarkEnd w:id="37"/>
-    <w:bookmarkStart w:id="39" w:name="ref-Doring2012Concepts"/>
+    <w:bookmarkEnd w:id="39"/>
+    <w:bookmarkStart w:id="41" w:name="ref-Diaz2018Assessing"/>
+    <w:p>
+      <w:pPr>
+        <w:pStyle w:val="Bibliography"/>
+      </w:pPr>
+      <w:r>
+        <w:t xml:space="preserve">Diaz, S., Pascual, U., Stenseke, M., Martin-Lopez, B., Watson, R. T., Molnar, Z., Hill, R., Chan, K. M. A., Baste, I. A., Brauman, K. A., Polasky, S., Church, A., Lonsdale, M., Larigauderie, A., Leadley, P. W., van Oudenhoven, A. P. E., van der Plaat, F., Schroter, M., Lavorel, S., … Shirayama, Y.</w:t>
+      </w:r>
+      <w:r>
+        <w:t xml:space="preserve"> (2018). Assessing nature’s contributions to people.</w:t>
+      </w:r>
+      <w:r>
+        <w:t xml:space="preserve"> </w:t>
+      </w:r>
+      <w:r>
+        <w:rPr>
+          <w:i/>
+          <w:iCs/>
+        </w:rPr>
+        <w:t xml:space="preserve">Science</w:t>
+      </w:r>
+      <w:r>
+        <w:t xml:space="preserve">,</w:t>
+      </w:r>
+      <w:r>
+        <w:t xml:space="preserve"> </w:t>
+      </w:r>
+      <w:r>
+        <w:rPr>
+          <w:i/>
+          <w:iCs/>
+        </w:rPr>
+        <w:t xml:space="preserve">359</w:t>
+      </w:r>
+      <w:r>
+        <w:t xml:space="preserve">(6373), 270–272.</w:t>
+      </w:r>
+      <w:r>
+        <w:t xml:space="preserve"> </w:t>
+      </w:r>
+      <w:hyperlink r:id="rId40">
+        <w:r>
+          <w:rPr>
+            <w:rStyle w:val="Hyperlink"/>
+          </w:rPr>
+          <w:t xml:space="preserve">https://doi.org/10.1126/science.aap8826</w:t>
+        </w:r>
+      </w:hyperlink>
+    </w:p>
+    <w:bookmarkEnd w:id="41"/>
+    <w:bookmarkStart w:id="43" w:name="ref-Doring2012Concepts"/>
     <w:p>
       <w:pPr>
         <w:pStyle w:val="Bibliography"/>
@@ -2820,7 +2859,7 @@
       <w:r>
         <w:t xml:space="preserve"> </w:t>
       </w:r>
-      <w:hyperlink r:id="rId38">
+      <w:hyperlink r:id="rId42">
         <w:r>
           <w:rPr>
             <w:rStyle w:val="Hyperlink"/>
@@ -2829,8 +2868,8 @@
         </w:r>
       </w:hyperlink>
     </w:p>
-    <w:bookmarkEnd w:id="39"/>
-    <w:bookmarkStart w:id="41" w:name="ref-Esquinas-Alcazar2005Protecting"/>
+    <w:bookmarkEnd w:id="43"/>
+    <w:bookmarkStart w:id="45" w:name="ref-Esquinas-Alcazar2005Protecting"/>
     <w:p>
       <w:pPr>
         <w:pStyle w:val="Bibliography"/>
@@ -2867,7 +2906,7 @@
       <w:r>
         <w:t xml:space="preserve"> </w:t>
       </w:r>
-      <w:hyperlink r:id="rId40">
+      <w:hyperlink r:id="rId44">
         <w:r>
           <w:rPr>
             <w:rStyle w:val="Hyperlink"/>
@@ -2876,8 +2915,8 @@
         </w:r>
       </w:hyperlink>
     </w:p>
-    <w:bookmarkEnd w:id="41"/>
-    <w:bookmarkStart w:id="43" w:name="ref-Gibbs2014Evolution"/>
+    <w:bookmarkEnd w:id="45"/>
+    <w:bookmarkStart w:id="47" w:name="ref-Gibbs2014Evolution"/>
     <w:p>
       <w:pPr>
         <w:pStyle w:val="Bibliography"/>
@@ -2923,7 +2962,7 @@
       <w:r>
         <w:t xml:space="preserve"> </w:t>
       </w:r>
-      <w:hyperlink r:id="rId42">
+      <w:hyperlink r:id="rId46">
         <w:r>
           <w:rPr>
             <w:rStyle w:val="Hyperlink"/>
@@ -2932,8 +2971,55 @@
         </w:r>
       </w:hyperlink>
     </w:p>
-    <w:bookmarkEnd w:id="43"/>
-    <w:bookmarkStart w:id="45" w:name="ref-Kim2017Exposure"/>
+    <w:bookmarkEnd w:id="47"/>
+    <w:bookmarkStart w:id="49" w:name="ref-Jones2008Global"/>
+    <w:p>
+      <w:pPr>
+        <w:pStyle w:val="Bibliography"/>
+      </w:pPr>
+      <w:r>
+        <w:t xml:space="preserve">Jones, K. E., Patel, N. G., Levy, M. A., Storeygard, A., Balk, D., Gittleman, J. L., &amp; Daszak, P. (2008). Global trends in emerging infectious diseases.</w:t>
+      </w:r>
+      <w:r>
+        <w:t xml:space="preserve"> </w:t>
+      </w:r>
+      <w:r>
+        <w:rPr>
+          <w:i/>
+          <w:iCs/>
+        </w:rPr>
+        <w:t xml:space="preserve">Nature</w:t>
+      </w:r>
+      <w:r>
+        <w:t xml:space="preserve">,</w:t>
+      </w:r>
+      <w:r>
+        <w:t xml:space="preserve"> </w:t>
+      </w:r>
+      <w:r>
+        <w:rPr>
+          <w:i/>
+          <w:iCs/>
+        </w:rPr>
+        <w:t xml:space="preserve">451</w:t>
+      </w:r>
+      <w:r>
+        <w:t xml:space="preserve">(7181), 990–U4.</w:t>
+      </w:r>
+      <w:r>
+        <w:t xml:space="preserve"> </w:t>
+      </w:r>
+      <w:hyperlink r:id="rId48">
+        <w:r>
+          <w:rPr>
+            <w:rStyle w:val="Hyperlink"/>
+          </w:rPr>
+          <w:t xml:space="preserve">https://doi.org/10.1038/nature06536</w:t>
+        </w:r>
+      </w:hyperlink>
+    </w:p>
+    <w:bookmarkEnd w:id="49"/>
+    <w:bookmarkStart w:id="51" w:name="ref-Kim2017Exposure"/>
     <w:p>
       <w:pPr>
         <w:pStyle w:val="Bibliography"/>
@@ -2970,7 +3056,7 @@
       <w:r>
         <w:t xml:space="preserve"> </w:t>
       </w:r>
-      <w:hyperlink r:id="rId44">
+      <w:hyperlink r:id="rId50">
         <w:r>
           <w:rPr>
             <w:rStyle w:val="Hyperlink"/>
@@ -2979,8 +3065,8 @@
         </w:r>
       </w:hyperlink>
     </w:p>
-    <w:bookmarkEnd w:id="45"/>
-    <w:bookmarkStart w:id="47" w:name="ref-Lerner2017Comparison"/>
+    <w:bookmarkEnd w:id="51"/>
+    <w:bookmarkStart w:id="53" w:name="ref-Lerner2017Comparison"/>
     <w:p>
       <w:pPr>
         <w:pStyle w:val="Bibliography"/>
@@ -3077,7 +3163,7 @@
       <w:r>
         <w:t xml:space="preserve"> </w:t>
       </w:r>
-      <w:hyperlink r:id="rId46">
+      <w:hyperlink r:id="rId52">
         <w:r>
           <w:rPr>
             <w:rStyle w:val="Hyperlink"/>
@@ -3086,8 +3172,8 @@
         </w:r>
       </w:hyperlink>
     </w:p>
-    <w:bookmarkEnd w:id="47"/>
-    <w:bookmarkStart w:id="49" w:name="ref-Mallatt2021Debunking"/>
+    <w:bookmarkEnd w:id="53"/>
+    <w:bookmarkStart w:id="55" w:name="ref-Mallatt2021Debunking"/>
     <w:p>
       <w:pPr>
         <w:pStyle w:val="Bibliography"/>
@@ -3124,7 +3210,7 @@
       <w:r>
         <w:t xml:space="preserve"> </w:t>
       </w:r>
-      <w:hyperlink r:id="rId48">
+      <w:hyperlink r:id="rId54">
         <w:r>
           <w:rPr>
             <w:rStyle w:val="Hyperlink"/>
@@ -3133,8 +3219,31 @@
         </w:r>
       </w:hyperlink>
     </w:p>
-    <w:bookmarkEnd w:id="49"/>
-    <w:bookmarkStart w:id="51" w:name="ref-Robinson2024Biodiversity"/>
+    <w:bookmarkEnd w:id="55"/>
+    <w:bookmarkStart w:id="56" w:name="ref-PoisotBiodiversity"/>
+    <w:p>
+      <w:pPr>
+        <w:pStyle w:val="Bibliography"/>
+      </w:pPr>
+      <w:r>
+        <w:t xml:space="preserve">Poisot, T., Becker, D. J., Catchen, M. D., Gibb, R., &amp; Carlson, C. J. (n.d.).</w:t>
+      </w:r>
+      <w:r>
+        <w:t xml:space="preserve"> </w:t>
+      </w:r>
+      <w:r>
+        <w:rPr>
+          <w:i/>
+          <w:iCs/>
+        </w:rPr>
+        <w:t xml:space="preserve">Biodiversity science and biosurveillance are fellow travelers</w:t>
+      </w:r>
+      <w:r>
+        <w:t xml:space="preserve">.</w:t>
+      </w:r>
+    </w:p>
+    <w:bookmarkEnd w:id="56"/>
+    <w:bookmarkStart w:id="58" w:name="ref-Robinson2024Biodiversity"/>
     <w:p>
       <w:pPr>
         <w:pStyle w:val="Bibliography"/>
@@ -3183,7 +3292,7 @@
       <w:r>
         <w:t xml:space="preserve"> </w:t>
       </w:r>
-      <w:hyperlink r:id="rId50">
+      <w:hyperlink r:id="rId57">
         <w:r>
           <w:rPr>
             <w:rStyle w:val="Hyperlink"/>
@@ -3192,8 +3301,8 @@
         </w:r>
       </w:hyperlink>
     </w:p>
-    <w:bookmarkEnd w:id="51"/>
-    <w:bookmarkStart w:id="53" w:name="ref-Schaeffer1988Ecosystem"/>
+    <w:bookmarkEnd w:id="58"/>
+    <w:bookmarkStart w:id="60" w:name="ref-Schaeffer1988Ecosystem"/>
     <w:p>
       <w:pPr>
         <w:pStyle w:val="Bibliography"/>
@@ -3251,7 +3360,7 @@
       <w:r>
         <w:t xml:space="preserve"> </w:t>
       </w:r>
-      <w:hyperlink r:id="rId52">
+      <w:hyperlink r:id="rId59">
         <w:r>
           <w:rPr>
             <w:rStyle w:val="Hyperlink"/>
@@ -3260,8 +3369,8 @@
         </w:r>
       </w:hyperlink>
     </w:p>
-    <w:bookmarkEnd w:id="53"/>
-    <w:bookmarkStart w:id="54" w:name="ref-Global"/>
+    <w:bookmarkEnd w:id="60"/>
+    <w:bookmarkStart w:id="61" w:name="ref-Global"/>
     <w:p>
       <w:pPr>
         <w:pStyle w:val="Bibliography"/>
@@ -3353,8 +3462,8 @@
         <w:t xml:space="preserve">. https://www.cbd.int/health/GAP.shtml.</w:t>
       </w:r>
     </w:p>
-    <w:bookmarkEnd w:id="54"/>
-    <w:bookmarkStart w:id="55" w:name="ref-Indicators"/>
+    <w:bookmarkEnd w:id="61"/>
+    <w:bookmarkStart w:id="62" w:name="ref-Indicators"/>
     <w:p>
       <w:pPr>
         <w:pStyle w:val="Bibliography"/>
@@ -3397,8 +3506,8 @@
         <w:t xml:space="preserve">. https://www.gbf-indicators.org/.</w:t>
       </w:r>
     </w:p>
-    <w:bookmarkEnd w:id="55"/>
-    <w:bookmarkStart w:id="57" w:name="ref-Webb2019What"/>
+    <w:bookmarkEnd w:id="62"/>
+    <w:bookmarkStart w:id="64" w:name="ref-Webb2019What"/>
     <w:p>
       <w:pPr>
         <w:pStyle w:val="Bibliography"/>
@@ -3435,7 +3544,7 @@
       <w:r>
         <w:t xml:space="preserve"> </w:t>
       </w:r>
-      <w:hyperlink r:id="rId56">
+      <w:hyperlink r:id="rId63">
         <w:r>
           <w:rPr>
             <w:rStyle w:val="Hyperlink"/>
@@ -3444,8 +3553,8 @@
         </w:r>
       </w:hyperlink>
     </w:p>
-    <w:bookmarkEnd w:id="57"/>
-    <w:bookmarkStart w:id="58" w:name="ref-Preamble"/>
+    <w:bookmarkEnd w:id="64"/>
+    <w:bookmarkStart w:id="65" w:name="ref-Preamble"/>
     <w:p>
       <w:pPr>
         <w:pStyle w:val="Bibliography"/>
@@ -3586,9 +3695,9 @@
         <w:t xml:space="preserve">.</w:t>
       </w:r>
     </w:p>
-    <w:bookmarkEnd w:id="58"/>
-    <w:bookmarkEnd w:id="59"/>
-    <w:bookmarkEnd w:id="60"/>
+    <w:bookmarkEnd w:id="65"/>
+    <w:bookmarkEnd w:id="66"/>
+    <w:bookmarkEnd w:id="67"/>
     <w:sectPr>
       <w:footnotePr>
         <w:numRestart w:val="eachSect"/>
@@ -3699,123 +3808,8 @@
       </w:pPr>
     </w:lvl>
   </w:abstractNum>
-  <w:abstractNum w:abstractNumId="991">
-    <w:nsid w:val="0000A991"/>
-    <w:multiLevelType w:val="multilevel"/>
-    <w:lvl w:ilvl="0">
-      <w:numFmt w:val="bullet"/>
-      <w:lvlText w:val=""/>
-      <w:lvlJc w:val="left"/>
-      <w:pPr>
-        <w:ind w:left="720" w:hanging="360"/>
-      </w:pPr>
-      <w:rPr>
-        <w:rFonts w:ascii="Symbol" w:hAnsi="Symbol" w:cs="Symbol" w:hint="default"/>
-      </w:rPr>
-    </w:lvl>
-    <w:lvl w:ilvl="1">
-      <w:numFmt w:val="bullet"/>
-      <w:lvlText w:val="o"/>
-      <w:lvlJc w:val="left"/>
-      <w:pPr>
-        <w:ind w:left="1440" w:hanging="360"/>
-      </w:pPr>
-      <w:rPr>
-        <w:rFonts w:ascii="Courier New" w:hAnsi="Courier New" w:cs="Courier New" w:hint="default"/>
-      </w:rPr>
-    </w:lvl>
-    <w:lvl w:ilvl="2">
-      <w:numFmt w:val="bullet"/>
-      <w:lvlText w:val=""/>
-      <w:lvlJc w:val="left"/>
-      <w:pPr>
-        <w:ind w:left="2160" w:hanging="360"/>
-      </w:pPr>
-      <w:rPr>
-        <w:rFonts w:ascii="Wingdings" w:hAnsi="Wingdings" w:cs="Wingdings" w:hint="default"/>
-      </w:rPr>
-    </w:lvl>
-    <w:lvl w:ilvl="3">
-      <w:numFmt w:val="bullet"/>
-      <w:lvlText w:val=""/>
-      <w:lvlJc w:val="left"/>
-      <w:pPr>
-        <w:ind w:left="2880" w:hanging="360"/>
-      </w:pPr>
-      <w:rPr>
-        <w:rFonts w:ascii="Symbol" w:hAnsi="Symbol" w:cs="Symbol" w:hint="default"/>
-      </w:rPr>
-    </w:lvl>
-    <w:lvl w:ilvl="4">
-      <w:numFmt w:val="bullet"/>
-      <w:lvlText w:val="o"/>
-      <w:lvlJc w:val="left"/>
-      <w:pPr>
-        <w:ind w:left="3600" w:hanging="360"/>
-      </w:pPr>
-      <w:rPr>
-        <w:rFonts w:ascii="Courier New" w:hAnsi="Courier New" w:cs="Courier New" w:hint="default"/>
-      </w:rPr>
-    </w:lvl>
-    <w:lvl w:ilvl="5">
-      <w:numFmt w:val="bullet"/>
-      <w:lvlText w:val=""/>
-      <w:lvlJc w:val="left"/>
-      <w:pPr>
-        <w:ind w:left="4320" w:hanging="360"/>
-      </w:pPr>
-      <w:rPr>
-        <w:rFonts w:ascii="Wingdings" w:hAnsi="Wingdings" w:cs="Wingdings" w:hint="default"/>
-      </w:rPr>
-    </w:lvl>
-    <w:lvl w:ilvl="6">
-      <w:numFmt w:val="bullet"/>
-      <w:lvlText w:val=""/>
-      <w:lvlJc w:val="left"/>
-      <w:pPr>
-        <w:ind w:left="5040" w:hanging="360"/>
-      </w:pPr>
-      <w:rPr>
-        <w:rFonts w:ascii="Symbol" w:hAnsi="Symbol" w:cs="Symbol" w:hint="default"/>
-      </w:rPr>
-    </w:lvl>
-    <w:lvl w:ilvl="7">
-      <w:numFmt w:val="bullet"/>
-      <w:lvlText w:val="o"/>
-      <w:lvlJc w:val="left"/>
-      <w:pPr>
-        <w:ind w:left="5760" w:hanging="360"/>
-      </w:pPr>
-      <w:rPr>
-        <w:rFonts w:ascii="Courier New" w:hAnsi="Courier New" w:cs="Courier New" w:hint="default"/>
-      </w:rPr>
-    </w:lvl>
-    <w:lvl w:ilvl="8">
-      <w:numFmt w:val="bullet"/>
-      <w:lvlText w:val=""/>
-      <w:lvlJc w:val="left"/>
-      <w:pPr>
-        <w:ind w:left="6480" w:hanging="360"/>
-      </w:pPr>
-      <w:rPr>
-        <w:rFonts w:ascii="Wingdings" w:hAnsi="Wingdings" w:cs="Wingdings" w:hint="default"/>
-      </w:rPr>
-    </w:lvl>
-  </w:abstractNum>
   <w:num w:numId="1000">
     <w:abstractNumId w:val="990"/>
-  </w:num>
-  <w:num w:numId="1001">
-    <w:abstractNumId w:val="991"/>
-  </w:num>
-  <w:num w:numId="1002">
-    <w:abstractNumId w:val="991"/>
-  </w:num>
-  <w:num w:numId="1003">
-    <w:abstractNumId w:val="991"/>
-  </w:num>
-  <w:num w:numId="1004">
-    <w:abstractNumId w:val="991"/>
   </w:num>
 </w:numbering>
 </file>

--- a/index.docx
+++ b/index.docx
@@ -135,17 +135,7 @@
         <w:t xml:space="preserve"> </w:t>
       </w:r>
       <w:r>
-        <w:t xml:space="preserve">(</w:t>
-      </w:r>
-      <w:r>
-        <w:rPr>
-          <w:b/>
-          <w:bCs/>
-        </w:rPr>
-        <w:t xml:space="preserve">Rabinowitz2013Links?</w:t>
-      </w:r>
-      <w:r>
-        <w:t xml:space="preserve">)</w:t>
+        <w:t xml:space="preserve">(Rabinowitz &amp; Conti, 2013)</w:t>
       </w:r>
       <w:r>
         <w:t xml:space="preserve">. Moreover, the relationship between biodiversity and Health becomes far more important when we consider that they are both affected by the same threats [e.g., climate and land use change;</w:t>
@@ -199,16 +189,16 @@
         <w:pStyle w:val="BodyText"/>
       </w:pPr>
       <w:r>
-        <w:t xml:space="preserve">More recently, the Parties to the CBD also adopted the Global Action Plan on Biodiversity and Health</w:t>
-      </w:r>
-      <w:r>
-        <w:t xml:space="preserve"> </w:t>
-      </w:r>
-      <w:r>
-        <w:t xml:space="preserve">(GAPBH, UNEP, 2024)</w:t>
-      </w:r>
-      <w:r>
-        <w:t xml:space="preserve">, which formally recognizes the links between biodiversity and Health. The GAPBH groups the targets of the KM-GBF into 14 thematic categories, ranging from Access and benefit-sharing to Knowledge and engagement of people. Each thematic category has its own relevance to Health. For example, the targets that fall under the Mainstreaming category contribute to</w:t>
+        <w:t xml:space="preserve">More recently, the Parties to the CBD also adopted the Global Action Plan on Biodiversity and Health [GAP-BH], which formally recognizes the links between biodiversity and Health</w:t>
+      </w:r>
+      <w:r>
+        <w:t xml:space="preserve"> </w:t>
+      </w:r>
+      <w:r>
+        <w:t xml:space="preserve">(UNEP, 2024)</w:t>
+      </w:r>
+      <w:r>
+        <w:t xml:space="preserve">. The GAP-BH groups the targets of the KM-GBF into 14 thematic categories, ranging from Access and benefit-sharing to Knowledge and engagement of people. Each thematic category has its own relevance to Health. For example, the targets that fall under the Mainstreaming category contribute to</w:t>
       </w:r>
       <w:r>
         <w:t xml:space="preserve"> </w:t>
@@ -488,7 +478,7 @@
         <w:pStyle w:val="BodyText"/>
       </w:pPr>
       <w:r>
-        <w:t xml:space="preserve">We assessed usability for each action track independently, i.e. an indicator can be useful for monitoring multiple action tracks. For each action track, we counted the total number of indicators in each category. In addition, we counted the number of usable indicators for the whole plan regardless of the action tracks. Then, we partitioned these numbers based on the group of indicator in the KM-GBF Monitoring Framework (i.e. headline, binary, component, and complementary indicators) and the thematic categories of the GAPBH. Finally, for each action track where an indicator was considered usable (either directly or after adaptation), we identified the most relevant action that can be monitored by the indicator, and counted the number of indicators associated with each action.</w:t>
+        <w:t xml:space="preserve">We assessed usability for each action track independently, i.e. an indicator can be useful for monitoring multiple action tracks. For each action track, we counted the total number of indicators in each category. In addition, we counted the number of usable indicators for the whole plan regardless of the action tracks. Then, we partitioned these numbers based on the group of indicator in the KM-GBF Monitoring Framework (i.e. headline, binary, component, and complementary indicators) and the thematic categories of the GAP-BH. Finally, for each action track where an indicator was considered usable (either directly or after adaptation), we identified the most relevant action that can be monitored by the indicator, and counted the number of indicators associated with each action.</w:t>
       </w:r>
     </w:p>
     <w:bookmarkEnd w:id="11"/>
@@ -633,7 +623,7 @@
         <w:pStyle w:val="BodyText"/>
       </w:pPr>
       <w:r>
-        <w:t xml:space="preserve">The fact that most KM-GBF indicators are connected to Health is not surprising. The GAPBH recognizes the relevance to Health of all 23 targets of the KM-GBF, and because the indicators measure the progress made towards these targets, they also measure the progress made towards a healthier planet. However, we did not expect that comparable amounts of indicators would monitor the four pillars of One Health. This indicates that there are virtually no biases in the amount of information that can be reused to monitor human, animal, plant, and environmental health. In other words, we monitor all core components of One Health when we monitor biodiversity.</w:t>
+        <w:t xml:space="preserve">The fact that most KM-GBF indicators are connected to Health is not surprising. The GAP-BH recognizes the relevance to Health of all 23 targets of the KM-GBF, and because the indicators measure the progress made towards these targets, they also measure the progress made towards a healthier planet. However, we did not expect that comparable amounts of indicators would monitor the four pillars of One Health. This indicates that there are virtually no biases in the amount of information that can be reused to monitor human, animal, plant, and environmental health. In other words, we monitor all core components of One Health when we monitor biodiversity.</w:t>
       </w:r>
     </w:p>
     <w:bookmarkEnd w:id="17"/>
@@ -2486,7 +2476,7 @@
         </w:r>
       </w:hyperlink>
       <w:r>
-        <w:t xml:space="preserve">, we present the usability of indicators for each thematic category of the GAPBH. In every category, at least 89% of indicators can be used, either directly or after adaptation, for monitoring at least one action track, excepting in the Knowledge and engagement of people category, which only has 52% of usable indicators. This suggests that every sector of the KM-GBF Monitoring Framework, from Nature’s contribution to people to Species management, is relevant for One Health, even though there are wide variations in the action track most relevant for each category. This figure also shows that all indicators that can directly monitor the fifth action track on antimicrobial resistance are in the Access and benefit-sharing and Biosafety and biotechnology categories, further emphasizing the importance of collaboration, capacity-building and awareness-raising set forth in this action track.</w:t>
+        <w:t xml:space="preserve">, we present the usability of indicators for each thematic category of the GAP-BH. In every category, at least 89% of indicators can be used, either directly or after adaptation, for monitoring at least one action track, excepting in the Knowledge and engagement of people category, which only has 52% of usable indicators. This suggests that every sector of the KM-GBF Monitoring Framework, from Nature’s contribution to people to Species management, is relevant for One Health, even though there are wide variations in the action track most relevant for each category. This figure also shows that all indicators that can directly monitor the fifth action track on antimicrobial resistance are in the Access and benefit-sharing and Biosafety and biotechnology categories, further emphasizing the importance of collaboration, capacity-building and awareness-raising set forth in this action track.</w:t>
       </w:r>
     </w:p>
     <w:tbl>
@@ -2571,7 +2561,7 @@
                 <w:b/>
                 <w:bCs/>
               </w:rPr>
-              <w:t xml:space="preserve">Proportion of KM-GBF indicators that can be used to monitor at least one action in each of the OH JPA action tracks, partitioned by the different thematic categories of the GAPBH.</w:t>
+              <w:t xml:space="preserve">Proportion of KM-GBF indicators that can be used to monitor at least one action in each of the OH JPA action tracks, partitioned by the different thematic categories of the GAP-BH.</w:t>
             </w:r>
             <w:r>
               <w:t xml:space="preserve"> </w:t>
@@ -2622,7 +2612,7 @@
       </w:r>
     </w:p>
     <w:bookmarkEnd w:id="34"/>
-    <w:bookmarkStart w:id="67" w:name="references"/>
+    <w:bookmarkStart w:id="69" w:name="references"/>
     <w:p>
       <w:pPr>
         <w:pStyle w:val="Heading1"/>
@@ -2631,7 +2621,7 @@
         <w:t xml:space="preserve">References</w:t>
       </w:r>
     </w:p>
-    <w:bookmarkStart w:id="66" w:name="refs"/>
+    <w:bookmarkStart w:id="68" w:name="refs"/>
     <w:bookmarkStart w:id="36" w:name="ref-ButchartExtent"/>
     <w:p>
       <w:pPr>
@@ -3243,7 +3233,54 @@
       </w:r>
     </w:p>
     <w:bookmarkEnd w:id="56"/>
-    <w:bookmarkStart w:id="58" w:name="ref-Robinson2024Biodiversity"/>
+    <w:bookmarkStart w:id="58" w:name="ref-Rabinowitz2013Linksa"/>
+    <w:p>
+      <w:pPr>
+        <w:pStyle w:val="Bibliography"/>
+      </w:pPr>
+      <w:r>
+        <w:t xml:space="preserve">Rabinowitz, P., &amp; Conti, L. (2013). Links among human health, animal health, and ecosystem health.</w:t>
+      </w:r>
+      <w:r>
+        <w:t xml:space="preserve"> </w:t>
+      </w:r>
+      <w:r>
+        <w:rPr>
+          <w:i/>
+          <w:iCs/>
+        </w:rPr>
+        <w:t xml:space="preserve">Annual Review of Public Health</w:t>
+      </w:r>
+      <w:r>
+        <w:t xml:space="preserve">,</w:t>
+      </w:r>
+      <w:r>
+        <w:t xml:space="preserve"> </w:t>
+      </w:r>
+      <w:r>
+        <w:rPr>
+          <w:i/>
+          <w:iCs/>
+        </w:rPr>
+        <w:t xml:space="preserve">34</w:t>
+      </w:r>
+      <w:r>
+        <w:t xml:space="preserve">, 189–204.</w:t>
+      </w:r>
+      <w:r>
+        <w:t xml:space="preserve"> </w:t>
+      </w:r>
+      <w:hyperlink r:id="rId57">
+        <w:r>
+          <w:rPr>
+            <w:rStyle w:val="Hyperlink"/>
+          </w:rPr>
+          <w:t xml:space="preserve">https://doi.org/10.1146/annurev-publhealth-031912-114426</w:t>
+        </w:r>
+      </w:hyperlink>
+    </w:p>
+    <w:bookmarkEnd w:id="58"/>
+    <w:bookmarkStart w:id="60" w:name="ref-Robinson2024Biodiversity"/>
     <w:p>
       <w:pPr>
         <w:pStyle w:val="Bibliography"/>
@@ -3292,7 +3329,7 @@
       <w:r>
         <w:t xml:space="preserve"> </w:t>
       </w:r>
-      <w:hyperlink r:id="rId57">
+      <w:hyperlink r:id="rId59">
         <w:r>
           <w:rPr>
             <w:rStyle w:val="Hyperlink"/>
@@ -3301,8 +3338,8 @@
         </w:r>
       </w:hyperlink>
     </w:p>
-    <w:bookmarkEnd w:id="58"/>
-    <w:bookmarkStart w:id="60" w:name="ref-Schaeffer1988Ecosystem"/>
+    <w:bookmarkEnd w:id="60"/>
+    <w:bookmarkStart w:id="62" w:name="ref-Schaeffer1988Ecosystem"/>
     <w:p>
       <w:pPr>
         <w:pStyle w:val="Bibliography"/>
@@ -3360,7 +3397,7 @@
       <w:r>
         <w:t xml:space="preserve"> </w:t>
       </w:r>
-      <w:hyperlink r:id="rId59">
+      <w:hyperlink r:id="rId61">
         <w:r>
           <w:rPr>
             <w:rStyle w:val="Hyperlink"/>
@@ -3369,8 +3406,8 @@
         </w:r>
       </w:hyperlink>
     </w:p>
-    <w:bookmarkEnd w:id="60"/>
-    <w:bookmarkStart w:id="61" w:name="ref-Global"/>
+    <w:bookmarkEnd w:id="62"/>
+    <w:bookmarkStart w:id="63" w:name="ref-Global"/>
     <w:p>
       <w:pPr>
         <w:pStyle w:val="Bibliography"/>
@@ -3462,8 +3499,8 @@
         <w:t xml:space="preserve">. https://www.cbd.int/health/GAP.shtml.</w:t>
       </w:r>
     </w:p>
-    <w:bookmarkEnd w:id="61"/>
-    <w:bookmarkStart w:id="62" w:name="ref-Indicators"/>
+    <w:bookmarkEnd w:id="63"/>
+    <w:bookmarkStart w:id="64" w:name="ref-Indicators"/>
     <w:p>
       <w:pPr>
         <w:pStyle w:val="Bibliography"/>
@@ -3506,8 +3543,8 @@
         <w:t xml:space="preserve">. https://www.gbf-indicators.org/.</w:t>
       </w:r>
     </w:p>
-    <w:bookmarkEnd w:id="62"/>
-    <w:bookmarkStart w:id="64" w:name="ref-Webb2019What"/>
+    <w:bookmarkEnd w:id="64"/>
+    <w:bookmarkStart w:id="66" w:name="ref-Webb2019What"/>
     <w:p>
       <w:pPr>
         <w:pStyle w:val="Bibliography"/>
@@ -3544,7 +3581,7 @@
       <w:r>
         <w:t xml:space="preserve"> </w:t>
       </w:r>
-      <w:hyperlink r:id="rId63">
+      <w:hyperlink r:id="rId65">
         <w:r>
           <w:rPr>
             <w:rStyle w:val="Hyperlink"/>
@@ -3553,8 +3590,8 @@
         </w:r>
       </w:hyperlink>
     </w:p>
-    <w:bookmarkEnd w:id="64"/>
-    <w:bookmarkStart w:id="65" w:name="ref-Preamble"/>
+    <w:bookmarkEnd w:id="66"/>
+    <w:bookmarkStart w:id="67" w:name="ref-Preamble"/>
     <w:p>
       <w:pPr>
         <w:pStyle w:val="Bibliography"/>
@@ -3695,9 +3732,9 @@
         <w:t xml:space="preserve">.</w:t>
       </w:r>
     </w:p>
-    <w:bookmarkEnd w:id="65"/>
-    <w:bookmarkEnd w:id="66"/>
     <w:bookmarkEnd w:id="67"/>
+    <w:bookmarkEnd w:id="68"/>
+    <w:bookmarkEnd w:id="69"/>
     <w:sectPr>
       <w:footnotePr>
         <w:numRestart w:val="eachSect"/>

--- a/index.docx
+++ b/index.docx
@@ -63,7 +63,7 @@
         <w:pStyle w:val="Date"/>
       </w:pPr>
       <w:r>
-        <w:t xml:space="preserve">2026-03-31</w:t>
+        <w:t xml:space="preserve">2026-04-01</w:t>
       </w:r>
     </w:p>
     <w:p>
@@ -79,7 +79,7 @@
         <w:pStyle w:val="Abstract"/>
       </w:pPr>
       <w:r>
-        <w:t xml:space="preserve">The One Health approach promotes collaboration across disciplines to enhance the health of humans, animals, plants, and the environment. The Quadripartite organizations, which include the Food and Agriculture Organization of the United Nations, the United Nations Environment Programme, the World Organisation for Animal Health, and the World Health Organization, developed the One Health Joint Plan of Action (OH JPA) to support countries in achieving One Health. This plan consists of six action tracks, each consisting of a set of actions for implementing One Health. By requiring knowledge on zoonotic diseases (tracks 2 and 3), food and agriculture (track 4), antimicrobial resistance (track 5), and environmental health (track 6), most of these tracks directly concern biodiversity. However, there are currently no indicators for monitoring the OH JPA. Our research examines the extent to which all six tracks are covered by the Kunming-Montreal Global Biodiversity Framework (KM-GBF) of the Convention on Biological Diversity (CBD), which contains many indicators at the intersection of biodiversity and health. We assessed (1) the link between each indicator of the KM-GBF and human, animal, plant, and environmental health and (2) the usability of these indicators for monitoring One Health actions. We found that 75% of indicators are associated with health, and that a similar proportion can be used for monitoring One Health actions. Overall, our work aims to strengthen collaboration between the CBD Secretariat and the Quadripartite Organizations by highlighting the need for shared data, policy, and governance practices.</w:t>
+        <w:t xml:space="preserve">The One Health approach promotes collaboration across disciplines to enhance the health of humans, animals, plants, and the environment. The Quadripartite organizations, which include the Food and Agriculture Organization of the United Nations, the United Nations Environment Programme, the World Organisation for Animal Health, and the World Health Organization, developed the One Health Joint Plan of Action (OH JPA) to support countries in achieving One Health. This plan consists of six action tracks, each consisting of a set of actions for implementing One Health. By requiring knowledge on zoonotic diseases (tracks 2 and 3), food and agriculture (track 4), antimicrobial resistance (track 5), and environmental health (track 6), most of these tracks directly concern biodiversity. However, there are currently no indicators for monitoring the OH JPA. Our research examines the extent to which all six tracks are covered by the Kunming-Montreal Global Biodiversity Framework (KM-GBF) of the Convention on Biological Diversity (CBD), which contains many indicators at the intersection of biodiversity and Health. We assessed (1) the link between each indicator of the KM-GBF and human, animal, plant, and environmental health and (2) the usability of these indicators for monitoring One Health actions. We found that 75% of indicators are associated with Health, and that 91% of indicators can be used for monitoring One Health actions. Overall, our work aims to strengthen collaboration between the CBD Secretariat and the Quadripartite Organizations by highlighting the need for shared data, policy, and governance practices.</w:t>
       </w:r>
     </w:p>
     <w:bookmarkStart w:id="9" w:name="introduction"/>
@@ -138,22 +138,22 @@
         <w:t xml:space="preserve">(Rabinowitz &amp; Conti, 2013)</w:t>
       </w:r>
       <w:r>
-        <w:t xml:space="preserve">. Moreover, the relationship between biodiversity and Health becomes far more important when we consider that they are both affected by the same threats [e.g., climate and land use change;</w:t>
-      </w:r>
-      <w:r>
-        <w:t xml:space="preserve"> </w:t>
-      </w:r>
-      <w:r>
-        <w:t xml:space="preserve">Carlson et al. (2025)</w:t>
-      </w:r>
-      <w:r>
-        <w:t xml:space="preserve">], supported by the same actions that mitigate these threats, and monitored by the same set of tools</w:t>
-      </w:r>
-      <w:r>
-        <w:t xml:space="preserve"> </w:t>
-      </w:r>
-      <w:r>
-        <w:t xml:space="preserve">(Poisot et al., n.d.)</w:t>
+        <w:t xml:space="preserve">. Moreover, the relationship between biodiversity and Health becomes far more important when we consider that they are both affected by the same threats</w:t>
+      </w:r>
+      <w:r>
+        <w:t xml:space="preserve"> </w:t>
+      </w:r>
+      <w:r>
+        <w:t xml:space="preserve">(e.g., climate and land use change, Carlson et al., 2025)</w:t>
+      </w:r>
+      <w:r>
+        <w:t xml:space="preserve">, supported by the same actions that mitigate these threats, and monitored by the same set of tools</w:t>
+      </w:r>
+      <w:r>
+        <w:t xml:space="preserve"> </w:t>
+      </w:r>
+      <w:r>
+        <w:t xml:space="preserve">(Poisot et al., 2025)</w:t>
       </w:r>
       <w:r>
         <w:t xml:space="preserve">. The One Health approach recognizes these interconnections between human, animal, plant, and environmental health and provides a set of principes for achieving a healthier planet by fostering collaboration across disciplines.</w:t>
@@ -164,7 +164,7 @@
         <w:pStyle w:val="BodyText"/>
       </w:pPr>
       <w:r>
-        <w:t xml:space="preserve">The One Health Joint Plan of Action (OH JPA) is an action-oriented framework aimed at advancing One Health principles in the horizon of 2026. Developed by the Quadripartite organizations, which is a strategic One Health partnership between the Food and Agriculture Organization of the United Nations, the United Nations Environment Programme, the World Organisation for Animal Health, and the World Health Organization, the OH JPA contains 19 actions that address important challenges at the interface between human, animal, plant, and environmental health. These actions form six action tracks that collectively seek to strengthen health systems and food safety capacities while preventing zoonotic diseases, antimicrobial resistance, and environmental degradation. However, while this plan does a good job at promoting capacity-building across many dimensions of One Health, there are currently no indicators that would help us monitor its implementation. As we enter the final year of the plan, the need to evaluate the progress made since its adoption in 2022 grows acute, especially as this evaluation can inform the development of the next version of the plan.</w:t>
+        <w:t xml:space="preserve">The One Health Joint Plan of Action (OH JPA) is an action-oriented framework aimed at advancing One Health principles in the horizon of 2026. Developed by the Quadripartite organizations, which is a strategic One Health partnership between the Food and Agriculture Organization of the United Nations (FAO), the United Nations Environment Programme (UNEP), the World Organisation for Animal Health (WOAH), and the World Health Organization (WHO), the OH JPA contains 19 actions that address important challenges at the interface between human, animal, plant, and environmental health. These actions form six action tracks that collectively seek to strengthen health systems and food safety capacities while preventing zoonotic diseases, antimicrobial resistance, and environmental degradation. However, while this plan does a good job at promoting capacity-building across many dimensions of One Health, there are currently no indicators that would help us monitor its implementation. As we enter the final year of the plan, the need to evaluate the progress made since its adoption in 2022 grows acute, especially as this evaluation can inform the development of the next version of the plan.</w:t>
       </w:r>
     </w:p>
     <w:p>
@@ -189,7 +189,7 @@
         <w:pStyle w:val="BodyText"/>
       </w:pPr>
       <w:r>
-        <w:t xml:space="preserve">More recently, the Parties to the CBD also adopted the Global Action Plan on Biodiversity and Health [GAP-BH], which formally recognizes the links between biodiversity and Health</w:t>
+        <w:t xml:space="preserve">More recently, the Parties to the CBD also adopted the Global Action Plan on Biodiversity and Health (GAP-BH), which formally recognizes the links between biodiversity and Health</w:t>
       </w:r>
       <w:r>
         <w:t xml:space="preserve"> </w:t>
@@ -218,7 +218,7 @@
         <w:pStyle w:val="BodyText"/>
       </w:pPr>
       <w:r>
-        <w:t xml:space="preserve">This study aims to identify the indicators of the KM-GBF Monitoring Framework that are of relevance to One Health. First, we assessed the link between each of these indicators and human, animal, plant, and environmental health. We found that 75% of indicators are directly or indirectly connected to at least one of the four pillars of One Health. This result reinforces the need for collaboration between biologists, who are experts of these indicators, and health professionals, who need information at the intersection of biodiversity and health. Second, we evaluated the usability of the KM-GBF indicators for monitoring the specific actions of the OH JPA. We found that 91% of indicators can be used, either directly or after adaptation, to monitor actions in at least one action track. Reusing indicators can greatly reduce the workload of countries and their need to develop and monitor new indicators at the intersection of human, animal, plant, and environmental health. These two results highlight the need for data sharing and knowledge transfer practices between the CBD Secretariat and the Quadripartite organizations.</w:t>
+        <w:t xml:space="preserve">This study aims to identify the indicators of the KM-GBF Monitoring Framework that are of relevance to One Health. First, we assessed the link between each of these indicators and human, animal, plant, and environmental health. We found that 75% of indicators are directly or indirectly connected to at least one of the four pillars of One Health. This result reinforces the need for collaboration between biologists, who are experts of these indicators, and health professionals, who need information at the intersection of biodiversity and Health. Second, we evaluated the usability of the KM-GBF indicators for monitoring the specific actions of the OH JPA. We found that 91% of indicators can be used, either directly or after adaptation, to monitor actions in at least one action track. Reusing indicators can greatly reduce the workload of countries and their need to develop and monitor new indicators at the intersection of human, animal, plant, and environmental health. Together, these two results highlight the need for data sharing and knowledge transfer practices between the CBD Secretariat and the Quadripartite organizations.</w:t>
       </w:r>
     </w:p>
     <w:bookmarkEnd w:id="9"/>
@@ -248,7 +248,7 @@
         <w:t xml:space="preserve"> </w:t>
       </w:r>
       <w:r>
-        <w:t xml:space="preserve">to Health. Specifically, we evaluated the degree to which they were linked to each of the four pillars of One Health (i.e., to human, animal, plant, and environmental heath), as well as their usability for monitoring the OH JPA. Our assessments were informed by the metadata (rationale, definition, method of computation, data sources, and scale of use) of the indicators provided by the World Conservation Monitoring Centre of the UN Environment Programme</w:t>
+        <w:t xml:space="preserve">to Health. Specifically, we evaluated the degree to which they are linked to each of the four pillars of One Health (i.e., to human, animal, plant, and environmental heath), as well as their usability for monitoring the OH JPA. Our assessments were informed by the metadata (rationale, definition, method of computation, data sources, and scale of use) of the indicators provided by the World Conservation Monitoring Centre of the UN Environment Programme</w:t>
       </w:r>
       <w:r>
         <w:t xml:space="preserve"> </w:t>
@@ -274,7 +274,7 @@
         <w:pStyle w:val="FirstParagraph"/>
       </w:pPr>
       <w:r>
-        <w:t xml:space="preserve">Assessing the link between the KM-GBF indicators and the four pillars of One Health requires a working definition of human, animal, plant, and environmental health. We defined each of these groups of species based on the main objects of interest of the Quadripartite organizations. Humans are their own pillar and the primary focus of the WHO. We considered pets, livestock, and edible marine and freshwater species captured from fisheries and aquaculture in the animal health pillar. These are species mainly looked after by veterinarians and food inspectors and that are of core concern to the WOAH and FAO. Even though humans and wildlife are also animals, we excluded them from the animal health pillar. We included all cultivated plants used for food, fuel, and medicine into the plant health pillar, i.e. plant species that are the primary focus of the FAO. Wildlife was considered in the environment health pillar, alongside all other species not included in the other three pillars. The environment health pillar also includes whole ecosystems (natural and artificial), as well as tree species used in forestry and wild fish species. It is the primary focus of the UNEP. These definitions are alined with the core contributing sciences of the One Health approach</w:t>
+        <w:t xml:space="preserve">Assessing the link between the KM-GBF indicators and the four pillars of One Health required a working definition of human, animal, plant, and environmental health. We defined each of these groups of species based on the main objects of interest of the Quadripartite organizations. Humans are their own pillar and the primary focus of the WHO. We considered pets, livestock, and edible marine and freshwater species captured from fisheries and aquaculture in the animal health pillar. These are species mainly looked after by veterinarians and food inspectors and that are of core concern to the WOAH and FAO. Even though humans and wildlife are also animals, we excluded them from the animal health pillar. We included all cultivated plants used for food, fuel, and medicine into the plant health pillar, i.e. plant species that are the primary focus of the FAO. Wildlife was considered in the environment health pillar, alongside all other species not included in the other three pillars. The environment health pillar also includes whole ecosystems (natural and artificial), as well as tree species used in forestry and wild fish species. It is the primary focus of the UNEP. These definitions are alined with the core contributing sciences of the One Health approach</w:t>
       </w:r>
       <w:r>
         <w:t xml:space="preserve"> </w:t>
@@ -336,7 +336,7 @@
         <w:t xml:space="preserve">(Schaeffer et al., 1988)</w:t>
       </w:r>
       <w:r>
-        <w:t xml:space="preserve">. We defined environmental health as the extent to which an ecosystem can maintain its biological and chemical processes and adapt to changes. Disturbances are the ecosystem analogue of diseases, and represent degradations that usually lead to a decline in ecosystem functioning. When assessing environmental health, we also considered the health of species included in the environment pillar of One Health, e.g. wildlife and uncultivated plant species. These descriptions guided us in our assessments.</w:t>
+        <w:t xml:space="preserve">. We defined environmental health as the extent to which an ecosystem can maintain its biological and chemical processes and adapt to changes. Disturbances are the ecosystem analogue of diseases, and represent degradations that usually lead to a decline in ecosystem functioning. When assessing environmental health, we also considered the health of species included in the environment pillar of One Health, e.g. wildlife and uncultivated plant species.</w:t>
       </w:r>
     </w:p>
     <w:p>
@@ -344,7 +344,7 @@
         <w:pStyle w:val="BodyText"/>
       </w:pPr>
       <w:r>
-        <w:t xml:space="preserve">We classified the degree to which the indicators are linked to each of the four pillars of One Health into four categories: direct connection, indirect connection, potential connection, and no connection. An indicator was qualified as directly connected to Health when there is a direct causal relationship between the indicator and Health. This is the case when the indicator directly measures a condition or determinant of health. For example, headline indicator 7.2</w:t>
+        <w:t xml:space="preserve">We classified the degree to which the indicators are linked to each of the four pillars of One Health into four categories: direct connection, indirect connection, potential connection, and no connection. An indicator was qualified as directly connected to Health when there is a direct causal relationship between the indicator and Health. This is the case when the indicator directly measures a condition or determinant of Health. For example, headline indicator 7.2</w:t>
       </w:r>
       <w:r>
         <w:t xml:space="preserve"> </w:t>
@@ -404,7 +404,7 @@
         <w:t xml:space="preserve"> </w:t>
       </w:r>
       <w:r>
-        <w:t xml:space="preserve">(Butchart et al., n.d.)</w:t>
+        <w:t xml:space="preserve">(Butchart et al., 2026)</w:t>
       </w:r>
       <w:r>
         <w:t xml:space="preserve">, and may or may not include areas of high importance for human health. Finally, an indicator was qualified as not connected to Health when the connection is unlikely or absent. This was the case for component indicator 21.CT.3</w:t>
@@ -658,7 +658,7 @@
         <w:t xml:space="preserve"> </w:t>
       </w:r>
       <w:r>
-        <w:t xml:space="preserve">that the usability of indicators greatly differs depending on the action track. The proportion of usable indicators varies from 20% for the fifth action track on antimicrobial resistance (4% of directly usable indicators) to 79% for the sixth action track on the integration of the environment into One Health (62% of directly usable indicators). The high proportion of usable indicators for the sixth action track is not surprising given that the KM-GBF is a multilateral environmental agreement that aims to protect species and restaure ecosystems. The low proportion of indicators that can monitor actions in the fifth action track could be due to the characteristics of these actions, which are more focused on collaboration, capacity-building and awareness-raising than the decreasing and prevention of antimicrobial resistance through biodiversity. Similarly, the actions in the third action track on endemic zoonotic, neglected tropical, and vector-borne diseases, which can only be monitored by 33% of the indicators, are more centered on capacity-building and less on the drivers and inhibitors of infectious diseases, especially in comparison to the actions of the second action track on zoonotic epidemics and pandemics. These differences suggest that, although the KM-GBF Monitoring Framework can greatly reduce the workload of countries by reducing the need to develop new indicators at the intersection of biodiversity and health, additional work is still needed to equally cover all aspects of the plan.</w:t>
+        <w:t xml:space="preserve">that the usability of indicators greatly differs depending on the action track. The proportion of usable indicators varies from 20% for the fifth action track on antimicrobial resistance (4% of directly usable indicators) to 79% for the sixth action track on the integration of the environment into One Health (62% of directly usable indicators). The high proportion of usable indicators for the sixth action track is not surprising given that the KM-GBF is a multilateral environmental agreement that aims to protect species and restaure ecosystems. The low proportion of indicators that can monitor actions in the fifth action track could be due to the characteristics of these actions, which are more focused on collaboration, capacity-building and awareness-raising than the decrease and prevention of antimicrobial resistance through biodiversity. Similarly, the actions in the third action track on endemic zoonotic, neglected tropical, and vector-borne diseases, which can only be monitored by 33% of the indicators, are more centered on capacity-building and less on the drivers and inhibitors of infectious diseases, especially in comparison to the actions of the second action track on zoonotic epidemics and pandemics. These differences suggest that, although the KM-GBF Monitoring Framework can greatly reduce the workload of countries by reducing the need to develop new indicators at the intersection of biodiversity and Health, additional work is still needed to equally cover all aspects of the plan.</w:t>
       </w:r>
     </w:p>
     <w:tbl>
@@ -2612,7 +2612,7 @@
       </w:r>
     </w:p>
     <w:bookmarkEnd w:id="34"/>
-    <w:bookmarkStart w:id="69" w:name="references"/>
+    <w:bookmarkStart w:id="70" w:name="references"/>
     <w:p>
       <w:pPr>
         <w:pStyle w:val="Heading1"/>
@@ -2621,14 +2621,14 @@
         <w:t xml:space="preserve">References</w:t>
       </w:r>
     </w:p>
-    <w:bookmarkStart w:id="68" w:name="refs"/>
-    <w:bookmarkStart w:id="36" w:name="ref-ButchartExtent"/>
+    <w:bookmarkStart w:id="69" w:name="refs"/>
+    <w:bookmarkStart w:id="36" w:name="ref-Butchart2026Extent"/>
     <w:p>
       <w:pPr>
         <w:pStyle w:val="Bibliography"/>
       </w:pPr>
       <w:r>
-        <w:t xml:space="preserve">Butchart, S. H. M., Crowe, O., Scott, T., Plumptre, A. J., Eldred, M., McKee, E., Waliczky, Z., Hasani, I. A., Azpiroz, A. B., Baisero, D., Barasa, F., Beresford, A. E., Bezeng, B. S., Boyd, C., Brooks, T. M., Buchanan, G., Bunting, G., Capellan, S., Cox, N., … Upgren, A. (n.d.). Extent, characteristics and policy applications of</w:t>
+        <w:t xml:space="preserve">Butchart, S. H. M., Crowe, O., Scott, T., Plumptre, A. J., Eldred, M., McKee, E., Waliczky, Z., Hasani, I. A., Azpiroz, A. B., Baisero, D., Barasa, F., Beresford, A. E., Bezeng, B. S., Boyd, C., Brooks, T. M., Buchanan, G., Bunting, G., Capellan, S., Cox, N., … Upgren, A. (2026). Extent, characteristics and policy applications of</w:t>
       </w:r>
       <w:r>
         <w:t xml:space="preserve"> </w:t>
@@ -2647,23 +2647,10 @@
           <w:i/>
           <w:iCs/>
         </w:rPr>
-        <w:t xml:space="preserve">Biological Reviews</w:t>
-      </w:r>
-      <w:r>
-        <w:t xml:space="preserve">,</w:t>
-      </w:r>
-      <w:r>
-        <w:t xml:space="preserve"> </w:t>
-      </w:r>
-      <w:r>
-        <w:rPr>
-          <w:i/>
-          <w:iCs/>
-        </w:rPr>
-        <w:t xml:space="preserve">n/a</w:t>
-      </w:r>
-      <w:r>
-        <w:t xml:space="preserve">(n/a).</w:t>
+        <w:t xml:space="preserve">Biological Reviews of the Cambridge Philosophical Society</w:t>
+      </w:r>
+      <w:r>
+        <w:t xml:space="preserve">.</w:t>
       </w:r>
       <w:r>
         <w:t xml:space="preserve"> </w:t>
@@ -3210,13 +3197,13 @@
       </w:hyperlink>
     </w:p>
     <w:bookmarkEnd w:id="55"/>
-    <w:bookmarkStart w:id="56" w:name="ref-PoisotBiodiversity"/>
+    <w:bookmarkStart w:id="57" w:name="ref-Poisot2025Biodiversity"/>
     <w:p>
       <w:pPr>
         <w:pStyle w:val="Bibliography"/>
       </w:pPr>
       <w:r>
-        <w:t xml:space="preserve">Poisot, T., Becker, D. J., Catchen, M. D., Gibb, R., &amp; Carlson, C. J. (n.d.).</w:t>
+        <w:t xml:space="preserve">Poisot, T., Becker, D. J., Catchen, M. D., Gibb, R., Shimabukuro, P. H. F., &amp; Carlson, C. J. (2025). Biodiversity science and biosurveillance are fellow travelers.</w:t>
       </w:r>
       <w:r>
         <w:t xml:space="preserve"> </w:t>
@@ -3226,14 +3213,25 @@
           <w:i/>
           <w:iCs/>
         </w:rPr>
-        <w:t xml:space="preserve">Biodiversity science and biosurveillance are fellow travelers</w:t>
-      </w:r>
-      <w:r>
-        <w:t xml:space="preserve">.</w:t>
-      </w:r>
-    </w:p>
-    <w:bookmarkEnd w:id="56"/>
-    <w:bookmarkStart w:id="58" w:name="ref-Rabinowitz2013Linksa"/>
+        <w:t xml:space="preserve">BioScience</w:t>
+      </w:r>
+      <w:r>
+        <w:t xml:space="preserve">, biaf091.</w:t>
+      </w:r>
+      <w:r>
+        <w:t xml:space="preserve"> </w:t>
+      </w:r>
+      <w:hyperlink r:id="rId56">
+        <w:r>
+          <w:rPr>
+            <w:rStyle w:val="Hyperlink"/>
+          </w:rPr>
+          <w:t xml:space="preserve">https://doi.org/10.1093/biosci/biaf091</w:t>
+        </w:r>
+      </w:hyperlink>
+    </w:p>
+    <w:bookmarkEnd w:id="57"/>
+    <w:bookmarkStart w:id="59" w:name="ref-Rabinowitz2013Linksa"/>
     <w:p>
       <w:pPr>
         <w:pStyle w:val="Bibliography"/>
@@ -3270,7 +3268,7 @@
       <w:r>
         <w:t xml:space="preserve"> </w:t>
       </w:r>
-      <w:hyperlink r:id="rId57">
+      <w:hyperlink r:id="rId58">
         <w:r>
           <w:rPr>
             <w:rStyle w:val="Hyperlink"/>
@@ -3279,8 +3277,8 @@
         </w:r>
       </w:hyperlink>
     </w:p>
-    <w:bookmarkEnd w:id="58"/>
-    <w:bookmarkStart w:id="60" w:name="ref-Robinson2024Biodiversity"/>
+    <w:bookmarkEnd w:id="59"/>
+    <w:bookmarkStart w:id="61" w:name="ref-Robinson2024Biodiversity"/>
     <w:p>
       <w:pPr>
         <w:pStyle w:val="Bibliography"/>
@@ -3329,7 +3327,7 @@
       <w:r>
         <w:t xml:space="preserve"> </w:t>
       </w:r>
-      <w:hyperlink r:id="rId59">
+      <w:hyperlink r:id="rId60">
         <w:r>
           <w:rPr>
             <w:rStyle w:val="Hyperlink"/>
@@ -3338,8 +3336,8 @@
         </w:r>
       </w:hyperlink>
     </w:p>
-    <w:bookmarkEnd w:id="60"/>
-    <w:bookmarkStart w:id="62" w:name="ref-Schaeffer1988Ecosystem"/>
+    <w:bookmarkEnd w:id="61"/>
+    <w:bookmarkStart w:id="63" w:name="ref-Schaeffer1988Ecosystem"/>
     <w:p>
       <w:pPr>
         <w:pStyle w:val="Bibliography"/>
@@ -3397,7 +3395,7 @@
       <w:r>
         <w:t xml:space="preserve"> </w:t>
       </w:r>
-      <w:hyperlink r:id="rId61">
+      <w:hyperlink r:id="rId62">
         <w:r>
           <w:rPr>
             <w:rStyle w:val="Hyperlink"/>
@@ -3406,8 +3404,8 @@
         </w:r>
       </w:hyperlink>
     </w:p>
-    <w:bookmarkEnd w:id="62"/>
-    <w:bookmarkStart w:id="63" w:name="ref-Global"/>
+    <w:bookmarkEnd w:id="63"/>
+    <w:bookmarkStart w:id="64" w:name="ref-Global"/>
     <w:p>
       <w:pPr>
         <w:pStyle w:val="Bibliography"/>
@@ -3499,8 +3497,8 @@
         <w:t xml:space="preserve">. https://www.cbd.int/health/GAP.shtml.</w:t>
       </w:r>
     </w:p>
-    <w:bookmarkEnd w:id="63"/>
-    <w:bookmarkStart w:id="64" w:name="ref-Indicators"/>
+    <w:bookmarkEnd w:id="64"/>
+    <w:bookmarkStart w:id="65" w:name="ref-Indicators"/>
     <w:p>
       <w:pPr>
         <w:pStyle w:val="Bibliography"/>
@@ -3543,8 +3541,8 @@
         <w:t xml:space="preserve">. https://www.gbf-indicators.org/.</w:t>
       </w:r>
     </w:p>
-    <w:bookmarkEnd w:id="64"/>
-    <w:bookmarkStart w:id="66" w:name="ref-Webb2019What"/>
+    <w:bookmarkEnd w:id="65"/>
+    <w:bookmarkStart w:id="67" w:name="ref-Webb2019What"/>
     <w:p>
       <w:pPr>
         <w:pStyle w:val="Bibliography"/>
@@ -3581,7 +3579,7 @@
       <w:r>
         <w:t xml:space="preserve"> </w:t>
       </w:r>
-      <w:hyperlink r:id="rId65">
+      <w:hyperlink r:id="rId66">
         <w:r>
           <w:rPr>
             <w:rStyle w:val="Hyperlink"/>
@@ -3590,8 +3588,8 @@
         </w:r>
       </w:hyperlink>
     </w:p>
-    <w:bookmarkEnd w:id="66"/>
-    <w:bookmarkStart w:id="67" w:name="ref-Preamble"/>
+    <w:bookmarkEnd w:id="67"/>
+    <w:bookmarkStart w:id="68" w:name="ref-Preamble"/>
     <w:p>
       <w:pPr>
         <w:pStyle w:val="Bibliography"/>
@@ -3732,9 +3730,9 @@
         <w:t xml:space="preserve">.</w:t>
       </w:r>
     </w:p>
-    <w:bookmarkEnd w:id="67"/>
     <w:bookmarkEnd w:id="68"/>
     <w:bookmarkEnd w:id="69"/>
+    <w:bookmarkEnd w:id="70"/>
     <w:sectPr>
       <w:footnotePr>
         <w:numRestart w:val="eachSect"/>

--- a/index.docx
+++ b/index.docx
@@ -63,7 +63,7 @@
         <w:pStyle w:val="Date"/>
       </w:pPr>
       <w:r>
-        <w:t xml:space="preserve">2026-04-01</w:t>
+        <w:t xml:space="preserve">2026-04-13</w:t>
       </w:r>
     </w:p>
     <w:p>
@@ -79,7 +79,7 @@
         <w:pStyle w:val="Abstract"/>
       </w:pPr>
       <w:r>
-        <w:t xml:space="preserve">The One Health approach promotes collaboration across disciplines to enhance the health of humans, animals, plants, and the environment. The Quadripartite organizations, which include the Food and Agriculture Organization of the United Nations, the United Nations Environment Programme, the World Organisation for Animal Health, and the World Health Organization, developed the One Health Joint Plan of Action (OH JPA) to support countries in achieving One Health. This plan consists of six action tracks, each consisting of a set of actions for implementing One Health. By requiring knowledge on zoonotic diseases (tracks 2 and 3), food and agriculture (track 4), antimicrobial resistance (track 5), and environmental health (track 6), most of these tracks directly concern biodiversity. However, there are currently no indicators for monitoring the OH JPA. Our research examines the extent to which all six tracks are covered by the Kunming-Montreal Global Biodiversity Framework (KM-GBF) of the Convention on Biological Diversity (CBD), which contains many indicators at the intersection of biodiversity and Health. We assessed (1) the link between each indicator of the KM-GBF and human, animal, plant, and environmental health and (2) the usability of these indicators for monitoring One Health actions. We found that 75% of indicators are associated with Health, and that 91% of indicators can be used for monitoring One Health actions. Overall, our work aims to strengthen collaboration between the CBD Secretariat and the Quadripartite Organizations by highlighting the need for shared data, policy, and governance practices.</w:t>
+        <w:t xml:space="preserve">The One Health approach promotes collaboration across disciplines to enhance the health of humans, animals, plants, and the environment. The Quadripartite organizations, which include the Food and Agriculture Organization of the United Nations, the United Nations Environment Programme, the World Organisation for Animal Health, and the World Health Organization, developed the One Health Joint Plan of Action (OH JPA) to support countries in achieving One Health. This plan consists of six action tracks, each consisting of a set of actions for implementing One Health. By requiring knowledge on zoonotic diseases (tracks 2 and 3), food and agriculture (track 4), antimicrobial resistance (track 5), and environmental health (track 6), most of these tracks directly concern biodiversity. However, there are currently no indicators for monitoring the OH JPA. Our research examines the extent to which all six tracks are covered by the Kunming-Montreal Global Biodiversity Framework (KM-GBF) monitoring framework of the Convention on Biological Diversity (CBD), which contains many indicators at the intersection of biodiversity and Health. We assessed (1) the link between each indicator of the KM-GBF monitoring framework and human, animal, plant, and environmental health and (2) the usability of these indicators for monitoring One Health actions. We found that 75% of indicators are associated with Health, and that 91% of indicators can be used for monitoring One Health actions. Overall, our work aims to strengthen collaboration between the CBD Secretariat and the Quadripartite Organizations by highlighting the need for shared data, policy, and governance practices.</w:t>
       </w:r>
     </w:p>
     <w:bookmarkStart w:id="9" w:name="introduction"/>
@@ -96,7 +96,7 @@
         <w:pStyle w:val="FirstParagraph"/>
       </w:pPr>
       <w:r>
-        <w:t xml:space="preserve">There are multiple pathways through which human health depends on biodiversity</w:t>
+        <w:t xml:space="preserve">Human health responds to changes in biodiversity in complex and sometimes opposite ways</w:t>
       </w:r>
       <w:r>
         <w:t xml:space="preserve"> </w:t>
@@ -105,7 +105,7 @@
         <w:t xml:space="preserve">(Robinson et al., 2024)</w:t>
       </w:r>
       <w:r>
-        <w:t xml:space="preserve">. On one hand, nature’s contributions to people provide important ecosystem services, such as shelter and food, that are vital to human health</w:t>
+        <w:t xml:space="preserve">. On one hand, through nature’s contributions to people, biodiversity provides shelter and food that are vital to human health</w:t>
       </w:r>
       <w:r>
         <w:t xml:space="preserve"> </w:t>
@@ -138,7 +138,7 @@
         <w:t xml:space="preserve">(Rabinowitz &amp; Conti, 2013)</w:t>
       </w:r>
       <w:r>
-        <w:t xml:space="preserve">. Moreover, the relationship between biodiversity and Health becomes far more important when we consider that they are both affected by the same threats</w:t>
+        <w:t xml:space="preserve">. Moreover, the relationship between biodiversity and health becomes far more important when we consider that they are both affected by the same threats</w:t>
       </w:r>
       <w:r>
         <w:t xml:space="preserve"> </w:t>
@@ -156,7 +156,19 @@
         <w:t xml:space="preserve">(Poisot et al., 2025)</w:t>
       </w:r>
       <w:r>
-        <w:t xml:space="preserve">. The One Health approach recognizes these interconnections between human, animal, plant, and environmental health and provides a set of principes for achieving a healthier planet by fostering collaboration across disciplines.</w:t>
+        <w:t xml:space="preserve">. The One Health approach</w:t>
+      </w:r>
+      <w:r>
+        <w:t xml:space="preserve"> </w:t>
+      </w:r>
+      <w:r>
+        <w:t xml:space="preserve">(Danasekaran, 2024)</w:t>
+      </w:r>
+      <w:r>
+        <w:t xml:space="preserve"> </w:t>
+      </w:r>
+      <w:r>
+        <w:t xml:space="preserve">recognizes these interconnections between human, animal, plant, and environmental health and provides a set of principles for achieving a healthier planet by fostering collaboration across disciplines.</w:t>
       </w:r>
     </w:p>
     <w:p>
@@ -164,7 +176,19 @@
         <w:pStyle w:val="BodyText"/>
       </w:pPr>
       <w:r>
-        <w:t xml:space="preserve">The One Health Joint Plan of Action (OH JPA) is an action-oriented framework aimed at advancing One Health principles in the horizon of 2026. Developed by the Quadripartite organizations, which is a strategic One Health partnership between the Food and Agriculture Organization of the United Nations (FAO), the United Nations Environment Programme (UNEP), the World Organisation for Animal Health (WOAH), and the World Health Organization (WHO), the OH JPA contains 19 actions that address important challenges at the interface between human, animal, plant, and environmental health. These actions form six action tracks that collectively seek to strengthen health systems and food safety capacities while preventing zoonotic diseases, antimicrobial resistance, and environmental degradation. However, while this plan does a good job at promoting capacity-building across many dimensions of One Health, there are currently no indicators that would help us monitor its implementation. As we enter the final year of the plan, the need to evaluate the progress made since its adoption in 2022 grows acute, especially as this evaluation can inform the development of the next version of the plan.</w:t>
+        <w:t xml:space="preserve">The One Health Joint Plan of Action</w:t>
+      </w:r>
+      <w:r>
+        <w:t xml:space="preserve"> </w:t>
+      </w:r>
+      <w:r>
+        <w:t xml:space="preserve">(OH JPA, Quadripartite organizations, 2022)</w:t>
+      </w:r>
+      <w:r>
+        <w:t xml:space="preserve"> </w:t>
+      </w:r>
+      <w:r>
+        <w:t xml:space="preserve">is an action-oriented framework aimed at advancing One Health principles in the horizon of 2026. Developed by the Quadripartite collaboration, which is a strategic One Health partnership between the Food and Agriculture Organization of the United Nations (FAO), the United Nations Environment Programme (UNEP), the World Organisation for Animal Health (WOAH), and the World Health Organization (WHO), the OH JPA contains 19 actions that address important challenges at the interface between human, animal, plant, and environmental health. These actions form six action tracks that collectively seek to strengthen health systems and food safety capacities while preventing zoonotic diseases, antimicrobial resistance, and environmental degradation. However, while this plan does a good job at promoting capacity-building across many dimensions of One Health, there are currently no indicators that would help us monitor its implementation. As we enter the final year of the plan, the need to evaluate the progress made since its adoption in 2022 grows acute, especially as this evaluation can inform the development of the next version of the plan.</w:t>
       </w:r>
     </w:p>
     <w:p>
@@ -172,16 +196,31 @@
         <w:pStyle w:val="BodyText"/>
       </w:pPr>
       <w:r>
-        <w:t xml:space="preserve">In 2022, in their fifteenth conference, the Parties to the Convention of Biological Diversity (CBD) adopted the Kunming-Montreal Global Biodiversity Framework (KM-GBF) to alt and reverse biodiversity loss by 2030. To achieve this, the KM-GBF contains 4 general goals and 23 specific targets, ranging from the restoration of degraded ecosystems to the integration of biodiversity in decision-making. The KM-GBF Monitoring Framework includes 204 indicators that countries can use to monitor these goals and targets</w:t>
-      </w:r>
-      <w:r>
-        <w:t xml:space="preserve"> </w:t>
-      </w:r>
-      <w:r>
-        <w:t xml:space="preserve">(UNEP-WCMC, 2025)</w:t>
-      </w:r>
-      <w:r>
-        <w:t xml:space="preserve">. These indicators are classified in four groups: headline (high-level), binary (yes/no questions), component (technical), and complementary (supporting) indicators. Two of these groups (headline and binary indicators) are mandatory, i.e. countries have the legal obligation to include them in their national reports. Measuring these indicators requires significant resources and expertise, which should therefore be well allocated.</w:t>
+        <w:t xml:space="preserve">In 2022, in their fifteenth conference, the Parties to the Convention of Biological Diversity (CBD) adopted the Kunming-Montreal Global Biodiversity Framework</w:t>
+      </w:r>
+      <w:r>
+        <w:t xml:space="preserve"> </w:t>
+      </w:r>
+      <w:r>
+        <w:t xml:space="preserve">(KM-GBF, UNEP, 2022)</w:t>
+      </w:r>
+      <w:r>
+        <w:t xml:space="preserve"> </w:t>
+      </w:r>
+      <w:r>
+        <w:t xml:space="preserve">to halt and reverse biodiversity loss by 2030. To achieve this, the KM-GBF contains 4 general goals and 23 specific targets, ranging from the restoration of degraded ecosystems to the integration of biodiversity in decision-making. The KM-GBF monitoring framework</w:t>
+      </w:r>
+      <w:r>
+        <w:t xml:space="preserve"> </w:t>
+      </w:r>
+      <w:r>
+        <w:t xml:space="preserve">(UNEP, 2025)</w:t>
+      </w:r>
+      <w:r>
+        <w:t xml:space="preserve"> </w:t>
+      </w:r>
+      <w:r>
+        <w:t xml:space="preserve">includes 204 indicators that countries can use to monitor these goals and targets. These indicators are classified in four groups: headline (high-level), binary (yes/no questions), component (technical), and complementary (supporting) indicators. Two of these groups (headline and binary indicators) are mandatory, i.e. countries have the legal obligation to include them in their national reports. Measuring these indicators requires significant resources and expertise, which should therefore be well allocated.</w:t>
       </w:r>
     </w:p>
     <w:p>
@@ -198,19 +237,22 @@
         <w:t xml:space="preserve">(UNEP, 2024)</w:t>
       </w:r>
       <w:r>
-        <w:t xml:space="preserve">. The GAP-BH groups the targets of the KM-GBF into 14 thematic categories, ranging from Access and benefit-sharing to Knowledge and engagement of people. Each thematic category has its own relevance to Health. For example, the targets that fall under the Mainstreaming category contribute to</w:t>
-      </w:r>
-      <w:r>
-        <w:t xml:space="preserve"> </w:t>
-      </w:r>
-      <w:r>
-        <w:t xml:space="preserve">“the consideration of biodiversity and health interlinkages in decision-making across all sectors [which] can improve awareness of the benefits of biodiversity to foster more equitable health systems.”</w:t>
-      </w:r>
-      <w:r>
-        <w:t xml:space="preserve"> </w:t>
-      </w:r>
-      <w:r>
-        <w:t xml:space="preserve">Because of the high relevance of KM-GBF targets to Health, we hypothesized that the indicators of these targets will also be of relevance to Health.</w:t>
+        <w:t xml:space="preserve">. The GAP-BH groups the targets of the KM-GBF into 14 thematic categories, ranging from Access and Benefit-Sharing (category 9) to Knowledge and Engagement of People (category 14). Each thematic category has its own relevance to Health. For example, the targets that fall under the Mainstreaming category contribute to</w:t>
+      </w:r>
+      <w:r>
+        <w:t xml:space="preserve"> </w:t>
+      </w:r>
+      <w:r>
+        <w:t xml:space="preserve">“the consideration of biodiversity and health interlinkages in decision-making across all sectors [which] can improve awareness of the benefits of biodiversity to foster more equitable health systems”</w:t>
+      </w:r>
+      <w:r>
+        <w:t xml:space="preserve"> </w:t>
+      </w:r>
+      <w:r>
+        <w:t xml:space="preserve">(UNEP, 2024)</w:t>
+      </w:r>
+      <w:r>
+        <w:t xml:space="preserve">. Because of the high relevance of KM-GBF targets to Health, we hypothesized that a large proportion of the indicators of these targets will also be relevant to Health.</w:t>
       </w:r>
     </w:p>
     <w:p>
@@ -218,7 +260,7 @@
         <w:pStyle w:val="BodyText"/>
       </w:pPr>
       <w:r>
-        <w:t xml:space="preserve">This study aims to identify the indicators of the KM-GBF Monitoring Framework that are of relevance to One Health. First, we assessed the link between each of these indicators and human, animal, plant, and environmental health. We found that 75% of indicators are directly or indirectly connected to at least one of the four pillars of One Health. This result reinforces the need for collaboration between biologists, who are experts of these indicators, and health professionals, who need information at the intersection of biodiversity and Health. Second, we evaluated the usability of the KM-GBF indicators for monitoring the specific actions of the OH JPA. We found that 91% of indicators can be used, either directly or after adaptation, to monitor actions in at least one action track. Reusing indicators can greatly reduce the workload of countries and their need to develop and monitor new indicators at the intersection of human, animal, plant, and environmental health. Together, these two results highlight the need for data sharing and knowledge transfer practices between the CBD Secretariat and the Quadripartite organizations.</w:t>
+        <w:t xml:space="preserve">This study aims to identify the indicators of the KM-GBF monitoring framework that are of relevance to One Health. First, we assessed the link between each of these indicators and human, animal, plant, and environmental health. We found that 75% of indicators are directly or indirectly connected to at least one of the four pillars of One Health. This result reinforces the need for collaboration between biologists, who are experts of these indicators, and health professionals, who need information at the intersection of biodiversity and Health. Second, we evaluated the usability of the KM-GBF indicators for monitoring the specific actions of the OH JPA. We found that 91% of indicators can be used, either directly or after adaptation, to monitor actions in at least one action track. Reusing indicators can greatly reduce the workload of countries and their need to develop and monitor new indicators at the intersection of human, animal, plant, and environmental health. Together, these two results highlight the need for data sharing and knowledge transfer practices between the CBD Secretariat and the Quadripartite organizations. More importantly, our results emphasize that biodiversity is an essential component of effective One Health strategies, and that adequate biodiversity monitoring enables tracking the progress towards the ambitious goals of the OH JPA.</w:t>
       </w:r>
     </w:p>
     <w:bookmarkEnd w:id="9"/>
@@ -242,7 +284,7 @@
         <w:t xml:space="preserve"> </w:t>
       </w:r>
       <w:r>
-        <w:t xml:space="preserve">(Conference of the Parties to the Convention on Biological Diversity, 2025)</w:t>
+        <w:t xml:space="preserve">(UNEP, 2025)</w:t>
       </w:r>
       <w:r>
         <w:t xml:space="preserve"> </w:t>
@@ -257,7 +299,7 @@
         <w:t xml:space="preserve">(UNEP-WCMC, 2025)</w:t>
       </w:r>
       <w:r>
-        <w:t xml:space="preserve">, when available, looking for explicit considerations of Health. When such metadata was unavailable, assessments were entirely based on expert judgment. The result of this analysis and the code to reproduce the figures are available on Zenodo.</w:t>
+        <w:t xml:space="preserve">, when available, looking for explicit considerations of Health. When such metadata was unavailable, assessments were based on expert elicitation. The result of this analysis and the code to reproduce the figures are available on Zenodo.</w:t>
       </w:r>
     </w:p>
     <w:bookmarkStart w:id="10" w:name="X4524721ca9a3188eb6e8680d406d2eb8e861a32"/>
@@ -291,7 +333,16 @@
         <w:pStyle w:val="BodyText"/>
       </w:pPr>
       <w:r>
-        <w:t xml:space="preserve">We used a broad definition of Health that considers the overall well-being of individuals and their capacity to function normally, which includes the absence of diseases</w:t>
+        <w:t xml:space="preserve">The concept of Health varies depending on the level of biological organization</w:t>
+      </w:r>
+      <w:r>
+        <w:t xml:space="preserve"> </w:t>
+      </w:r>
+      <w:r>
+        <w:t xml:space="preserve">(Lerner &amp; Berg, 2015)</w:t>
+      </w:r>
+      <w:r>
+        <w:t xml:space="preserve">. At the individual level, we used a broad definition of Health that considers the overall well-being of individuals and their capacity to function normally, which includes the absence of diseases</w:t>
       </w:r>
       <w:r>
         <w:t xml:space="preserve"> </w:t>
@@ -327,7 +378,7 @@
         <w:t xml:space="preserve">(Döring et al., 2012)</w:t>
       </w:r>
       <w:r>
-        <w:t xml:space="preserve">. Here, we considered plant health as the extent to which an individual is able to function physiologically, and plant diseases as impediments to their normal physiological functioning often leading to death. Similarly, when it comes to whole ecosystems, consisting of many individuals and their interactions, health is also ill-defined</w:t>
+        <w:t xml:space="preserve">. Here, we considered plant health as the extent to which an individual is able to function physiologically, and plant diseases as impediments to their normal physiological functioning often leading to death. At the ecosystem level, consisting of many individuals and their interactions, health is also ill-defined</w:t>
       </w:r>
       <w:r>
         <w:t xml:space="preserve"> </w:t>
@@ -336,7 +387,16 @@
         <w:t xml:space="preserve">(Schaeffer et al., 1988)</w:t>
       </w:r>
       <w:r>
-        <w:t xml:space="preserve">. We defined environmental health as the extent to which an ecosystem can maintain its biological and chemical processes and adapt to changes. Disturbances are the ecosystem analogue of diseases, and represent degradations that usually lead to a decline in ecosystem functioning. When assessing environmental health, we also considered the health of species included in the environment pillar of One Health, e.g. wildlife and uncultivated plant species.</w:t>
+        <w:t xml:space="preserve">. We defined environmental health as the extent to which an ecosystem can maintain its biological and chemical processes and adapt to changes</w:t>
+      </w:r>
+      <w:r>
+        <w:t xml:space="preserve"> </w:t>
+      </w:r>
+      <w:r>
+        <w:t xml:space="preserve">(Jakobsson, 2012)</w:t>
+      </w:r>
+      <w:r>
+        <w:t xml:space="preserve">. Disturbances are the ecosystem analogue of diseases, and represent degradations that usually lead to a decline in ecosystem functioning. When assessing environmental health, we also considered the health of species included in the environment pillar of One Health, e.g. wildlife and uncultivated plant species.</w:t>
       </w:r>
     </w:p>
     <w:p>
@@ -365,7 +425,7 @@
         <w:t xml:space="preserve">(Kim et al., 2017)</w:t>
       </w:r>
       <w:r>
-        <w:t xml:space="preserve">. An indicator was qualified as indirectly connected to Health when there is an intermediary factor between the indicator and Health. For instance, component indicator 4.CT.1</w:t>
+        <w:t xml:space="preserve">. Then, an indicator was qualified as indirectly connected to Health when there is an intermediary factor between the indicator and Health. For instance, component indicator 4.CT.1</w:t>
       </w:r>
       <w:r>
         <w:t xml:space="preserve"> </w:t>
@@ -386,7 +446,7 @@
         <w:t xml:space="preserve">(Esquinas-Alcázar, 2005)</w:t>
       </w:r>
       <w:r>
-        <w:t xml:space="preserve">, which in turn protects human health. An indicator was qualified as potentially connected to Health when there are multiple intermediary factors between the indicator and Health, or when its connection to Health is likely but difficult to certify. For example, complementary indicator 2.CY.2</w:t>
+        <w:t xml:space="preserve">, which in turn protects human health. Next, an indicator was qualified as potentially connected to Health when there are multiple intermediary factors between the indicator and Health, or when its connection to Health is likely but difficult to certify. For example, complementary indicator 2.CY.2</w:t>
       </w:r>
       <w:r>
         <w:t xml:space="preserve"> </w:t>
@@ -407,7 +467,7 @@
         <w:t xml:space="preserve">(Butchart et al., 2026)</w:t>
       </w:r>
       <w:r>
-        <w:t xml:space="preserve">, and may or may not include areas of high importance for human health. Finally, an indicator was qualified as not connected to Health when the connection is unlikely or absent. This was the case for component indicator 21.CT.3</w:t>
+        <w:t xml:space="preserve">, and may or may not include areas of high importance for human health. Finally, an indicator was qualified as not connected to Health when the connection is unlikely, unsupported by current scientific evidence, or absent. This was the case for component indicator 21.CT.3</w:t>
       </w:r>
       <w:r>
         <w:t xml:space="preserve"> </w:t>
@@ -478,7 +538,7 @@
         <w:pStyle w:val="BodyText"/>
       </w:pPr>
       <w:r>
-        <w:t xml:space="preserve">We assessed usability for each action track independently, i.e. an indicator can be useful for monitoring multiple action tracks. For each action track, we counted the total number of indicators in each category. In addition, we counted the number of usable indicators for the whole plan regardless of the action tracks. Then, we partitioned these numbers based on the group of indicator in the KM-GBF Monitoring Framework (i.e. headline, binary, component, and complementary indicators) and the thematic categories of the GAP-BH. Finally, for each action track where an indicator was considered usable (either directly or after adaptation), we identified the most relevant action that can be monitored by the indicator, and counted the number of indicators associated with each action.</w:t>
+        <w:t xml:space="preserve">We assessed usability for each action track independently, i.e. an indicator can be useful for monitoring multiple action tracks. For each action track, we counted the total number of indicators in each category. In addition, we counted the number of usable indicators for the whole plan regardless of the action tracks. Then, we partitioned these numbers based on the group of indicator in the KM-GBF monitoring framework (i.e. headline, binary, component, and complementary indicators) and the thematic categories of the GAP-BH. Finally, for each action track where an indicator was considered usable (either directly or after adaptation), we identified the most relevant action that can be monitored by the indicator, and counted the number of indicators associated with each action.</w:t>
       </w:r>
     </w:p>
     <w:bookmarkEnd w:id="11"/>
@@ -658,7 +718,7 @@
         <w:t xml:space="preserve"> </w:t>
       </w:r>
       <w:r>
-        <w:t xml:space="preserve">that the usability of indicators greatly differs depending on the action track. The proportion of usable indicators varies from 20% for the fifth action track on antimicrobial resistance (4% of directly usable indicators) to 79% for the sixth action track on the integration of the environment into One Health (62% of directly usable indicators). The high proportion of usable indicators for the sixth action track is not surprising given that the KM-GBF is a multilateral environmental agreement that aims to protect species and restaure ecosystems. The low proportion of indicators that can monitor actions in the fifth action track could be due to the characteristics of these actions, which are more focused on collaboration, capacity-building and awareness-raising than the decrease and prevention of antimicrobial resistance through biodiversity. Similarly, the actions in the third action track on endemic zoonotic, neglected tropical, and vector-borne diseases, which can only be monitored by 33% of the indicators, are more centered on capacity-building and less on the drivers and inhibitors of infectious diseases, especially in comparison to the actions of the second action track on zoonotic epidemics and pandemics. These differences suggest that, although the KM-GBF Monitoring Framework can greatly reduce the workload of countries by reducing the need to develop new indicators at the intersection of biodiversity and Health, additional work is still needed to equally cover all aspects of the plan.</w:t>
+        <w:t xml:space="preserve">that the usability of indicators greatly differs depending on the action track. The proportion of usable indicators varies from 20% for the fifth action track on antimicrobial resistance (4% of directly usable indicators) to 79% for the sixth action track on the integration of the environment into One Health (62% of directly usable indicators). The high proportion of usable indicators for the sixth action track is not surprising given that the KM-GBF is a multilateral environmental agreement that aims to protect species and restore ecosystems. The low proportion of indicators that can monitor actions in the fifth action track could be due to the characteristics of these actions, which are more focused on collaboration, capacity-building and awareness-raising than the decrease and prevention of antimicrobial resistance through biodiversity. Similarly, the actions in the third action track on endemic zoonotic, neglected tropical, and vector-borne diseases, which can only be monitored by 33% of the indicators, are more centered on capacity-building and less on the drivers and inhibitors of infectious diseases, especially in comparison to the actions of the second action track on zoonotic epidemics and pandemics. These differences suggest that, although the KM-GBF monitoring framework can greatly reduce the workload of countries by reducing the need to develop new indicators at the intersection of biodiversity and Health, additional work is still needed to equally cover all aspects of the plan.</w:t>
       </w:r>
     </w:p>
     <w:tbl>
@@ -829,10 +889,10 @@
               <w:tblLook w:firstRow="1" w:lastRow="0" w:firstColumn="0" w:lastColumn="0" w:noHBand="0" w:noVBand="0" w:val="0020"/>
             </w:tblPr>
             <w:tblGrid>
-              <w:gridCol w:w="5365"/>
-              <w:gridCol w:w="766"/>
-              <w:gridCol w:w="894"/>
-              <w:gridCol w:w="894"/>
+              <w:gridCol w:w="4808"/>
+              <w:gridCol w:w="1037"/>
+              <w:gridCol w:w="1037"/>
+              <w:gridCol w:w="1037"/>
             </w:tblGrid>
             <w:tr>
               <w:trPr>
@@ -2359,7 +2419,7 @@
         <w:t xml:space="preserve"> </w:t>
       </w:r>
       <w:r>
-        <w:t xml:space="preserve">shows the proportion of indicators that can be used to monitor each action track, for each group of indicators in the KM-GBF Monitoring Framework. We evaluated that 100% of headline indicators (27/27), 93% of binary indicators (14/15), 94% of component indicators (49/52), and 87% of complementary indicators (96/110) can be used, either directly or after adaptation, to monitor at least one action track. Headline and binary indicators are the only two groups of indicators that are mandatory, i.e. that Parties have the legal obligation to report on. The high proportion of headline and binary indicators is encouraging, because it indicates that the information most likely to figure in National Biodiversity Strategies and Action Plans (NBSAPs) will be reusable for evaluating the implementation of the OH JPA. On the other hand, the high reusability of component and complementary indicators, which are currently optional, should be seen as an additional incitative to measure them.</w:t>
+        <w:t xml:space="preserve">shows the proportion of indicators that can be used to monitor each action track, for each group of indicators in the KM-GBF monitoring framework. We evaluated that 100% of headline indicators (27/27), 93% of binary indicators (14/15), 94% of component indicators (49/52), and 87% of complementary indicators (96/110) can be used, either directly or after adaptation, to monitor at least one action track. Headline and binary indicators are the only two groups of indicators that are mandatory, i.e. that Parties have the legal obligation to report on. The high proportion of headline and binary indicators is encouraging, because it indicates that the information most likely to figure in National Biodiversity Strategies and Action Plans (NBSAPs) will be reusable for evaluating the implementation of the OH JPA. On the other hand, the high reusability of component and complementary indicators, which are currently optional, should be seen as an additional incitative to measure them.</w:t>
       </w:r>
     </w:p>
     <w:tbl>
@@ -2476,7 +2536,7 @@
         </w:r>
       </w:hyperlink>
       <w:r>
-        <w:t xml:space="preserve">, we present the usability of indicators for each thematic category of the GAP-BH. In every category, at least 89% of indicators can be used, either directly or after adaptation, for monitoring at least one action track, excepting in the Knowledge and engagement of people category, which only has 52% of usable indicators. This suggests that every sector of the KM-GBF Monitoring Framework, from Nature’s contribution to people to Species management, is relevant for One Health, even though there are wide variations in the action track most relevant for each category. This figure also shows that all indicators that can directly monitor the fifth action track on antimicrobial resistance are in the Access and benefit-sharing and Biosafety and biotechnology categories, further emphasizing the importance of collaboration, capacity-building and awareness-raising set forth in this action track.</w:t>
+        <w:t xml:space="preserve">, we present the usability of indicators for each thematic category of the GAP-BH. In every category, at least 89% of indicators can be used, either directly or after adaptation, for monitoring at least one action track, excepting in the Knowledge and engagement of people category, which only has 52% of usable indicators. This suggests that every sector of the KM-GBF monitoring framework, from Nature’s contribution to people to Species management, is relevant for One Health, even though there are wide variations in the action track most relevant for each category. This figure also shows that all indicators that can directly monitor the fifth action track on antimicrobial resistance are in the Access and benefit-sharing and Biosafety and biotechnology categories, further emphasizing the importance of collaboration, capacity-building and awareness-raising set forth in this action track.</w:t>
       </w:r>
     </w:p>
     <w:tbl>
@@ -2590,7 +2650,7 @@
         <w:pStyle w:val="FirstParagraph"/>
       </w:pPr>
       <w:r>
-        <w:t xml:space="preserve">Reusing existing indicators can greatly reduce the workload of countries that are part of different multilateral environmental agreements with overlapping objectives. Instead of developing new indicators, our study shows that countries can reuse many indicators from the KM-GBF Monitoring Framework to monitor One Health actions. Our evaluation suggests that most of these indicators are linked to Health and can be used to monitor the specific actions of the OH JPA. Biologists, who develop and measure these indicators, can thus meaningfully contribute to One Health efforts by sharing their data, methodologies, and expertise with the health sector. However, additional work is needed to identify or develop new indicators for the action tracks where few indicators were found to be usable. These gaps could be filled by finding existing indicators at the intersection of human, animal, plant, and environmental health in other multilateral environmental agreements (e.g. the indicators of the Sustainable Development Goals). Nevertheless, the high reusability of most KM-GBF indicators for monitoring One Health actions underlines the need for close collaboration between the CBD Secretariat and the Quadripartite organizations, especially as we enter the last year of the One Health Joint Plan of Action.</w:t>
+        <w:t xml:space="preserve">Reusing existing indicators can greatly reduce the workload of countries that are part of different multilateral environmental agreements with overlapping objectives. Instead of developing new indicators, our study shows that countries can reuse many indicators from the KM-GBF monitoring framework to monitor One Health actions. Our evaluation suggests that most of these indicators are linked to Health and can be used to monitor the specific actions of the OH JPA. Biologists, who develop and measure these indicators, can thus meaningfully contribute to One Health efforts by sharing their data, methodologies, and expertise with the health sector. However, additional work is needed to identify or develop new indicators for the action tracks where few indicators were found to be usable. These gaps could be filled by finding existing indicators at the intersection of human, animal, plant, and environmental health in other multilateral environmental agreements (e.g. the indicators of the Sustainable Development Goals). Nevertheless, the high reusability of most KM-GBF indicators for monitoring One Health actions underlines the need for close collaboration between the CBD Secretariat and the Quadripartite organizations, especially as we enter the last year of the One Health Joint Plan of Action.</w:t>
       </w:r>
     </w:p>
     <w:bookmarkEnd w:id="33"/>
@@ -2608,11 +2668,11 @@
         <w:pStyle w:val="FirstParagraph"/>
       </w:pPr>
       <w:r>
-        <w:t xml:space="preserve">We acknowledge that this study was conducted on land within the traditional unceded territory of the Saint Lawrence Iroquoian, Anishinabewaki, Mohawk, Huron-Wendat and Omàmiwininiwak nations. FB and TP were supported by the Wellcome Trust. A special thanks to the GEO BON One Health working group and Claire Burnel for their useful feedback on the manuscript.</w:t>
+        <w:t xml:space="preserve">We acknowledge that this study was conducted on land within the traditional unceded territory of the Saint Lawrence Iroquoian, Anishinabewaki, Mohawk, Huron-Wendat and Omàmiwininiwak nations. TP was funded through award no. 223764/Z/21/Z from the Wellcome Trust and supported by the US National Science Foundation (grant no. DBI 2213854). We thank members of the GEO BON One Health working group and Claire Burnel for their useful feedback on the manuscript.</w:t>
       </w:r>
     </w:p>
     <w:bookmarkEnd w:id="34"/>
-    <w:bookmarkStart w:id="70" w:name="references"/>
+    <w:bookmarkStart w:id="77" w:name="references"/>
     <w:p>
       <w:pPr>
         <w:pStyle w:val="Heading1"/>
@@ -2621,7 +2681,7 @@
         <w:t xml:space="preserve">References</w:t>
       </w:r>
     </w:p>
-    <w:bookmarkStart w:id="69" w:name="refs"/>
+    <w:bookmarkStart w:id="76" w:name="refs"/>
     <w:bookmarkStart w:id="36" w:name="ref-Butchart2026Extent"/>
     <w:p>
       <w:pPr>
@@ -2712,44 +2772,84 @@
       </w:hyperlink>
     </w:p>
     <w:bookmarkEnd w:id="38"/>
-    <w:bookmarkStart w:id="39" w:name="ref-Monitoring"/>
+    <w:bookmarkStart w:id="40" w:name="ref-Danasekaran2024One"/>
     <w:p>
       <w:pPr>
         <w:pStyle w:val="Bibliography"/>
       </w:pPr>
       <w:r>
-        <w:t xml:space="preserve">Conference of the Parties to the Convention on Biological Diversity. (2025).</w:t>
-      </w:r>
-      <w:r>
-        <w:t xml:space="preserve"> </w:t>
-      </w:r>
-      <w:r>
-        <w:rPr>
-          <w:i/>
-          <w:iCs/>
-        </w:rPr>
-        <w:t xml:space="preserve">Monitoring framework for the</w:t>
-      </w:r>
-      <w:r>
-        <w:rPr>
-          <w:i/>
-          <w:iCs/>
-        </w:rPr>
-        <w:t xml:space="preserve"> </w:t>
-      </w:r>
-      <w:r>
-        <w:rPr>
-          <w:i/>
-          <w:iCs/>
-        </w:rPr>
-        <w:t xml:space="preserve">Kunming-Montreal Global Biodiversity Framework</w:t>
-      </w:r>
-      <w:r>
-        <w:t xml:space="preserve">. United Nations Environment Programme. Decision no. CBD/COP/16/L.26/Rev.1.</w:t>
-      </w:r>
-    </w:p>
-    <w:bookmarkEnd w:id="39"/>
-    <w:bookmarkStart w:id="41" w:name="ref-Diaz2018Assessing"/>
+        <w:t xml:space="preserve">Danasekaran, R. (2024). One</w:t>
+      </w:r>
+      <w:r>
+        <w:t xml:space="preserve"> </w:t>
+      </w:r>
+      <w:r>
+        <w:t xml:space="preserve">Health</w:t>
+      </w:r>
+      <w:r>
+        <w:t xml:space="preserve">:</w:t>
+      </w:r>
+      <w:r>
+        <w:t xml:space="preserve"> </w:t>
+      </w:r>
+      <w:r>
+        <w:t xml:space="preserve">A Holistic Approach</w:t>
+      </w:r>
+      <w:r>
+        <w:t xml:space="preserve"> </w:t>
+      </w:r>
+      <w:r>
+        <w:t xml:space="preserve">to</w:t>
+      </w:r>
+      <w:r>
+        <w:t xml:space="preserve"> </w:t>
+      </w:r>
+      <w:r>
+        <w:t xml:space="preserve">Tackling Global Health Issues</w:t>
+      </w:r>
+      <w:r>
+        <w:t xml:space="preserve">.</w:t>
+      </w:r>
+      <w:r>
+        <w:t xml:space="preserve"> </w:t>
+      </w:r>
+      <w:r>
+        <w:rPr>
+          <w:i/>
+          <w:iCs/>
+        </w:rPr>
+        <w:t xml:space="preserve">Indian Journal of Community Medicine: Official Publication of Indian Association of Preventive &amp; Social Medicine</w:t>
+      </w:r>
+      <w:r>
+        <w:t xml:space="preserve">,</w:t>
+      </w:r>
+      <w:r>
+        <w:t xml:space="preserve"> </w:t>
+      </w:r>
+      <w:r>
+        <w:rPr>
+          <w:i/>
+          <w:iCs/>
+        </w:rPr>
+        <w:t xml:space="preserve">49</w:t>
+      </w:r>
+      <w:r>
+        <w:t xml:space="preserve">(2), 260–263.</w:t>
+      </w:r>
+      <w:r>
+        <w:t xml:space="preserve"> </w:t>
+      </w:r>
+      <w:hyperlink r:id="rId39">
+        <w:r>
+          <w:rPr>
+            <w:rStyle w:val="Hyperlink"/>
+          </w:rPr>
+          <w:t xml:space="preserve">https://doi.org/10.4103/ijcm.ijcm_521_23</w:t>
+        </w:r>
+      </w:hyperlink>
+    </w:p>
+    <w:bookmarkEnd w:id="40"/>
+    <w:bookmarkStart w:id="42" w:name="ref-Diaz2018Assessing"/>
     <w:p>
       <w:pPr>
         <w:pStyle w:val="Bibliography"/>
@@ -2789,7 +2889,7 @@
       <w:r>
         <w:t xml:space="preserve"> </w:t>
       </w:r>
-      <w:hyperlink r:id="rId40">
+      <w:hyperlink r:id="rId41">
         <w:r>
           <w:rPr>
             <w:rStyle w:val="Hyperlink"/>
@@ -2798,8 +2898,8 @@
         </w:r>
       </w:hyperlink>
     </w:p>
-    <w:bookmarkEnd w:id="41"/>
-    <w:bookmarkStart w:id="43" w:name="ref-Doring2012Concepts"/>
+    <w:bookmarkEnd w:id="42"/>
+    <w:bookmarkStart w:id="44" w:name="ref-Doring2012Concepts"/>
     <w:p>
       <w:pPr>
         <w:pStyle w:val="Bibliography"/>
@@ -2836,7 +2936,7 @@
       <w:r>
         <w:t xml:space="preserve"> </w:t>
       </w:r>
-      <w:hyperlink r:id="rId42">
+      <w:hyperlink r:id="rId43">
         <w:r>
           <w:rPr>
             <w:rStyle w:val="Hyperlink"/>
@@ -2845,8 +2945,8 @@
         </w:r>
       </w:hyperlink>
     </w:p>
-    <w:bookmarkEnd w:id="43"/>
-    <w:bookmarkStart w:id="45" w:name="ref-Esquinas-Alcazar2005Protecting"/>
+    <w:bookmarkEnd w:id="44"/>
+    <w:bookmarkStart w:id="46" w:name="ref-Esquinas-Alcazar2005Protecting"/>
     <w:p>
       <w:pPr>
         <w:pStyle w:val="Bibliography"/>
@@ -2883,7 +2983,7 @@
       <w:r>
         <w:t xml:space="preserve"> </w:t>
       </w:r>
-      <w:hyperlink r:id="rId44">
+      <w:hyperlink r:id="rId45">
         <w:r>
           <w:rPr>
             <w:rStyle w:val="Hyperlink"/>
@@ -2892,8 +2992,8 @@
         </w:r>
       </w:hyperlink>
     </w:p>
-    <w:bookmarkEnd w:id="45"/>
-    <w:bookmarkStart w:id="47" w:name="ref-Gibbs2014Evolution"/>
+    <w:bookmarkEnd w:id="46"/>
+    <w:bookmarkStart w:id="48" w:name="ref-Gibbs2014Evolution"/>
     <w:p>
       <w:pPr>
         <w:pStyle w:val="Bibliography"/>
@@ -2939,7 +3039,7 @@
       <w:r>
         <w:t xml:space="preserve"> </w:t>
       </w:r>
-      <w:hyperlink r:id="rId46">
+      <w:hyperlink r:id="rId47">
         <w:r>
           <w:rPr>
             <w:rStyle w:val="Hyperlink"/>
@@ -2948,13 +3048,50 @@
         </w:r>
       </w:hyperlink>
     </w:p>
-    <w:bookmarkEnd w:id="47"/>
-    <w:bookmarkStart w:id="49" w:name="ref-Jones2008Global"/>
+    <w:bookmarkEnd w:id="48"/>
+    <w:bookmarkStart w:id="49" w:name="ref-Jakobsson2012Sustainable"/>
     <w:p>
       <w:pPr>
         <w:pStyle w:val="Bibliography"/>
       </w:pPr>
       <w:r>
+        <w:t xml:space="preserve">Jakobsson, C. (2012).</w:t>
+      </w:r>
+      <w:r>
+        <w:t xml:space="preserve"> </w:t>
+      </w:r>
+      <w:r>
+        <w:rPr>
+          <w:i/>
+          <w:iCs/>
+        </w:rPr>
+        <w:t xml:space="preserve">Sustainable</w:t>
+      </w:r>
+      <w:r>
+        <w:rPr>
+          <w:i/>
+          <w:iCs/>
+        </w:rPr>
+        <w:t xml:space="preserve"> </w:t>
+      </w:r>
+      <w:r>
+        <w:rPr>
+          <w:i/>
+          <w:iCs/>
+        </w:rPr>
+        <w:t xml:space="preserve">Agriculture</w:t>
+      </w:r>
+      <w:r>
+        <w:t xml:space="preserve">. Baltic University Press.</w:t>
+      </w:r>
+    </w:p>
+    <w:bookmarkEnd w:id="49"/>
+    <w:bookmarkStart w:id="51" w:name="ref-Jones2008Global"/>
+    <w:p>
+      <w:pPr>
+        <w:pStyle w:val="Bibliography"/>
+      </w:pPr>
+      <w:r>
         <w:t xml:space="preserve">Jones, K. E., Patel, N. G., Levy, M. A., Storeygard, A., Balk, D., Gittleman, J. L., &amp; Daszak, P. (2008). Global trends in emerging infectious diseases.</w:t>
       </w:r>
       <w:r>
@@ -2986,7 +3123,7 @@
       <w:r>
         <w:t xml:space="preserve"> </w:t>
       </w:r>
-      <w:hyperlink r:id="rId48">
+      <w:hyperlink r:id="rId50">
         <w:r>
           <w:rPr>
             <w:rStyle w:val="Hyperlink"/>
@@ -2995,8 +3132,8 @@
         </w:r>
       </w:hyperlink>
     </w:p>
-    <w:bookmarkEnd w:id="49"/>
-    <w:bookmarkStart w:id="51" w:name="ref-Kim2017Exposure"/>
+    <w:bookmarkEnd w:id="51"/>
+    <w:bookmarkStart w:id="53" w:name="ref-Kim2017Exposure"/>
     <w:p>
       <w:pPr>
         <w:pStyle w:val="Bibliography"/>
@@ -3033,7 +3170,7 @@
       <w:r>
         <w:t xml:space="preserve"> </w:t>
       </w:r>
-      <w:hyperlink r:id="rId50">
+      <w:hyperlink r:id="rId52">
         <w:r>
           <w:rPr>
             <w:rStyle w:val="Hyperlink"/>
@@ -3042,13 +3179,81 @@
         </w:r>
       </w:hyperlink>
     </w:p>
-    <w:bookmarkEnd w:id="51"/>
-    <w:bookmarkStart w:id="53" w:name="ref-Lerner2017Comparison"/>
+    <w:bookmarkEnd w:id="53"/>
+    <w:bookmarkStart w:id="55" w:name="ref-Lerner2015Concept"/>
     <w:p>
       <w:pPr>
         <w:pStyle w:val="Bibliography"/>
       </w:pPr>
       <w:r>
+        <w:t xml:space="preserve">Lerner, H., &amp; Berg, C. (2015). The concept of health in</w:t>
+      </w:r>
+      <w:r>
+        <w:t xml:space="preserve"> </w:t>
+      </w:r>
+      <w:r>
+        <w:t xml:space="preserve">One Health</w:t>
+      </w:r>
+      <w:r>
+        <w:t xml:space="preserve"> </w:t>
+      </w:r>
+      <w:r>
+        <w:t xml:space="preserve">and some practical implications for research and education: What is</w:t>
+      </w:r>
+      <w:r>
+        <w:t xml:space="preserve"> </w:t>
+      </w:r>
+      <w:r>
+        <w:t xml:space="preserve">One Health</w:t>
+      </w:r>
+      <w:r>
+        <w:t xml:space="preserve">?</w:t>
+      </w:r>
+      <w:r>
+        <w:t xml:space="preserve"> </w:t>
+      </w:r>
+      <w:r>
+        <w:rPr>
+          <w:i/>
+          <w:iCs/>
+        </w:rPr>
+        <w:t xml:space="preserve">Infection Ecology &amp; Epidemiology</w:t>
+      </w:r>
+      <w:r>
+        <w:t xml:space="preserve">,</w:t>
+      </w:r>
+      <w:r>
+        <w:t xml:space="preserve"> </w:t>
+      </w:r>
+      <w:r>
+        <w:rPr>
+          <w:i/>
+          <w:iCs/>
+        </w:rPr>
+        <w:t xml:space="preserve">5</w:t>
+      </w:r>
+      <w:r>
+        <w:t xml:space="preserve">(1), 25300.</w:t>
+      </w:r>
+      <w:r>
+        <w:t xml:space="preserve"> </w:t>
+      </w:r>
+      <w:hyperlink r:id="rId54">
+        <w:r>
+          <w:rPr>
+            <w:rStyle w:val="Hyperlink"/>
+          </w:rPr>
+          <w:t xml:space="preserve">https://doi.org/10.3402/iee.v5.25300</w:t>
+        </w:r>
+      </w:hyperlink>
+    </w:p>
+    <w:bookmarkEnd w:id="55"/>
+    <w:bookmarkStart w:id="57" w:name="ref-Lerner2017Comparison"/>
+    <w:p>
+      <w:pPr>
+        <w:pStyle w:val="Bibliography"/>
+      </w:pPr>
+      <w:r>
         <w:t xml:space="preserve">Lerner, H., &amp; Berg, C. (2017). A</w:t>
       </w:r>
       <w:r>
@@ -3140,7 +3345,7 @@
       <w:r>
         <w:t xml:space="preserve"> </w:t>
       </w:r>
-      <w:hyperlink r:id="rId52">
+      <w:hyperlink r:id="rId56">
         <w:r>
           <w:rPr>
             <w:rStyle w:val="Hyperlink"/>
@@ -3149,8 +3354,8 @@
         </w:r>
       </w:hyperlink>
     </w:p>
-    <w:bookmarkEnd w:id="53"/>
-    <w:bookmarkStart w:id="55" w:name="ref-Mallatt2021Debunking"/>
+    <w:bookmarkEnd w:id="57"/>
+    <w:bookmarkStart w:id="59" w:name="ref-Mallatt2021Debunking"/>
     <w:p>
       <w:pPr>
         <w:pStyle w:val="Bibliography"/>
@@ -3187,7 +3392,7 @@
       <w:r>
         <w:t xml:space="preserve"> </w:t>
       </w:r>
-      <w:hyperlink r:id="rId54">
+      <w:hyperlink r:id="rId58">
         <w:r>
           <w:rPr>
             <w:rStyle w:val="Hyperlink"/>
@@ -3196,8 +3401,8 @@
         </w:r>
       </w:hyperlink>
     </w:p>
-    <w:bookmarkEnd w:id="55"/>
-    <w:bookmarkStart w:id="57" w:name="ref-Poisot2025Biodiversity"/>
+    <w:bookmarkEnd w:id="59"/>
+    <w:bookmarkStart w:id="61" w:name="ref-Poisot2025Biodiversity"/>
     <w:p>
       <w:pPr>
         <w:pStyle w:val="Bibliography"/>
@@ -3221,7 +3426,7 @@
       <w:r>
         <w:t xml:space="preserve"> </w:t>
       </w:r>
-      <w:hyperlink r:id="rId56">
+      <w:hyperlink r:id="rId60">
         <w:r>
           <w:rPr>
             <w:rStyle w:val="Hyperlink"/>
@@ -3230,13 +3435,92 @@
         </w:r>
       </w:hyperlink>
     </w:p>
-    <w:bookmarkEnd w:id="57"/>
-    <w:bookmarkStart w:id="59" w:name="ref-Rabinowitz2013Linksa"/>
+    <w:bookmarkEnd w:id="61"/>
+    <w:bookmarkStart w:id="62" w:name="ref-Organization2022One"/>
     <w:p>
       <w:pPr>
         <w:pStyle w:val="Bibliography"/>
       </w:pPr>
       <w:r>
+        <w:t xml:space="preserve">Quadripartite organizations. (2022).</w:t>
+      </w:r>
+      <w:r>
+        <w:t xml:space="preserve"> </w:t>
+      </w:r>
+      <w:r>
+        <w:rPr>
+          <w:i/>
+          <w:iCs/>
+        </w:rPr>
+        <w:t xml:space="preserve">One</w:t>
+      </w:r>
+      <w:r>
+        <w:rPr>
+          <w:i/>
+          <w:iCs/>
+        </w:rPr>
+        <w:t xml:space="preserve"> </w:t>
+      </w:r>
+      <w:r>
+        <w:rPr>
+          <w:i/>
+          <w:iCs/>
+        </w:rPr>
+        <w:t xml:space="preserve">Health Joint Plan</w:t>
+      </w:r>
+      <w:r>
+        <w:rPr>
+          <w:i/>
+          <w:iCs/>
+        </w:rPr>
+        <w:t xml:space="preserve"> </w:t>
+      </w:r>
+      <w:r>
+        <w:rPr>
+          <w:i/>
+          <w:iCs/>
+        </w:rPr>
+        <w:t xml:space="preserve">of</w:t>
+      </w:r>
+      <w:r>
+        <w:rPr>
+          <w:i/>
+          <w:iCs/>
+        </w:rPr>
+        <w:t xml:space="preserve"> </w:t>
+      </w:r>
+      <w:r>
+        <w:rPr>
+          <w:i/>
+          <w:iCs/>
+        </w:rPr>
+        <w:t xml:space="preserve">Action</w:t>
+      </w:r>
+      <w:r>
+        <w:rPr>
+          <w:i/>
+          <w:iCs/>
+        </w:rPr>
+        <w:t xml:space="preserve"> </w:t>
+      </w:r>
+      <w:r>
+        <w:rPr>
+          <w:i/>
+          <w:iCs/>
+        </w:rPr>
+        <w:t xml:space="preserve">(2022-2026): Working together for the health of humans, animals, plants and the environment</w:t>
+      </w:r>
+      <w:r>
+        <w:t xml:space="preserve">. World Health Organization.</w:t>
+      </w:r>
+    </w:p>
+    <w:bookmarkEnd w:id="62"/>
+    <w:bookmarkStart w:id="64" w:name="ref-Rabinowitz2013Linksa"/>
+    <w:p>
+      <w:pPr>
+        <w:pStyle w:val="Bibliography"/>
+      </w:pPr>
+      <w:r>
         <w:t xml:space="preserve">Rabinowitz, P., &amp; Conti, L. (2013). Links among human health, animal health, and ecosystem health.</w:t>
       </w:r>
       <w:r>
@@ -3268,7 +3552,7 @@
       <w:r>
         <w:t xml:space="preserve"> </w:t>
       </w:r>
-      <w:hyperlink r:id="rId58">
+      <w:hyperlink r:id="rId63">
         <w:r>
           <w:rPr>
             <w:rStyle w:val="Hyperlink"/>
@@ -3277,8 +3561,8 @@
         </w:r>
       </w:hyperlink>
     </w:p>
-    <w:bookmarkEnd w:id="59"/>
-    <w:bookmarkStart w:id="61" w:name="ref-Robinson2024Biodiversity"/>
+    <w:bookmarkEnd w:id="64"/>
+    <w:bookmarkStart w:id="66" w:name="ref-Robinson2024Biodiversity"/>
     <w:p>
       <w:pPr>
         <w:pStyle w:val="Bibliography"/>
@@ -3327,7 +3611,7 @@
       <w:r>
         <w:t xml:space="preserve"> </w:t>
       </w:r>
-      <w:hyperlink r:id="rId60">
+      <w:hyperlink r:id="rId65">
         <w:r>
           <w:rPr>
             <w:rStyle w:val="Hyperlink"/>
@@ -3336,8 +3620,8 @@
         </w:r>
       </w:hyperlink>
     </w:p>
-    <w:bookmarkEnd w:id="61"/>
-    <w:bookmarkStart w:id="63" w:name="ref-Schaeffer1988Ecosystem"/>
+    <w:bookmarkEnd w:id="66"/>
+    <w:bookmarkStart w:id="68" w:name="ref-Schaeffer1988Ecosystem"/>
     <w:p>
       <w:pPr>
         <w:pStyle w:val="Bibliography"/>
@@ -3395,7 +3679,7 @@
       <w:r>
         <w:t xml:space="preserve"> </w:t>
       </w:r>
-      <w:hyperlink r:id="rId62">
+      <w:hyperlink r:id="rId67">
         <w:r>
           <w:rPr>
             <w:rStyle w:val="Hyperlink"/>
@@ -3404,13 +3688,43 @@
         </w:r>
       </w:hyperlink>
     </w:p>
-    <w:bookmarkEnd w:id="63"/>
-    <w:bookmarkStart w:id="64" w:name="ref-Global"/>
+    <w:bookmarkEnd w:id="68"/>
+    <w:bookmarkStart w:id="69" w:name="ref-KMGBF"/>
     <w:p>
       <w:pPr>
         <w:pStyle w:val="Bibliography"/>
       </w:pPr>
       <w:r>
+        <w:t xml:space="preserve">UNEP. (2022).</w:t>
+      </w:r>
+      <w:r>
+        <w:t xml:space="preserve"> </w:t>
+      </w:r>
+      <w:r>
+        <w:rPr>
+          <w:i/>
+          <w:iCs/>
+        </w:rPr>
+        <w:t xml:space="preserve">Kunming-</w:t>
+      </w:r>
+      <w:r>
+        <w:rPr>
+          <w:i/>
+          <w:iCs/>
+        </w:rPr>
+        <w:t xml:space="preserve">Montreal Global Biodiversity Framework</w:t>
+      </w:r>
+      <w:r>
+        <w:t xml:space="preserve">. United Nations Environment Programme. Decision no. CBD/COP/DEC/15/4.</w:t>
+      </w:r>
+    </w:p>
+    <w:bookmarkEnd w:id="69"/>
+    <w:bookmarkStart w:id="70" w:name="ref-Global"/>
+    <w:p>
+      <w:pPr>
+        <w:pStyle w:val="Bibliography"/>
+      </w:pPr>
+      <w:r>
         <w:t xml:space="preserve">UNEP. (2024).</w:t>
       </w:r>
       <w:r>
@@ -3494,16 +3808,53 @@
         <w:t xml:space="preserve">Health</w:t>
       </w:r>
       <w:r>
-        <w:t xml:space="preserve">. https://www.cbd.int/health/GAP.shtml.</w:t>
-      </w:r>
-    </w:p>
-    <w:bookmarkEnd w:id="64"/>
-    <w:bookmarkStart w:id="65" w:name="ref-Indicators"/>
+        <w:t xml:space="preserve">. United Nations Environment Programme. Decision no. CBD/COP/DEC/16/19.</w:t>
+      </w:r>
+    </w:p>
+    <w:bookmarkEnd w:id="70"/>
+    <w:bookmarkStart w:id="71" w:name="ref-Monitoring"/>
     <w:p>
       <w:pPr>
         <w:pStyle w:val="Bibliography"/>
       </w:pPr>
       <w:r>
+        <w:t xml:space="preserve">UNEP. (2025).</w:t>
+      </w:r>
+      <w:r>
+        <w:t xml:space="preserve"> </w:t>
+      </w:r>
+      <w:r>
+        <w:rPr>
+          <w:i/>
+          <w:iCs/>
+        </w:rPr>
+        <w:t xml:space="preserve">Monitoring framework for the</w:t>
+      </w:r>
+      <w:r>
+        <w:rPr>
+          <w:i/>
+          <w:iCs/>
+        </w:rPr>
+        <w:t xml:space="preserve"> </w:t>
+      </w:r>
+      <w:r>
+        <w:rPr>
+          <w:i/>
+          <w:iCs/>
+        </w:rPr>
+        <w:t xml:space="preserve">Kunming-Montreal Global Biodiversity Framework</w:t>
+      </w:r>
+      <w:r>
+        <w:t xml:space="preserve">. United Nations Environment Programme. Decision no. CBD/COP/16/L.26/Rev.1.</w:t>
+      </w:r>
+    </w:p>
+    <w:bookmarkEnd w:id="71"/>
+    <w:bookmarkStart w:id="72" w:name="ref-Indicators"/>
+    <w:p>
+      <w:pPr>
+        <w:pStyle w:val="Bibliography"/>
+      </w:pPr>
+      <w:r>
         <w:t xml:space="preserve">UNEP-WCMC. (2025). Indicators for the</w:t>
       </w:r>
       <w:r>
@@ -3541,8 +3892,8 @@
         <w:t xml:space="preserve">. https://www.gbf-indicators.org/.</w:t>
       </w:r>
     </w:p>
-    <w:bookmarkEnd w:id="65"/>
-    <w:bookmarkStart w:id="67" w:name="ref-Webb2019What"/>
+    <w:bookmarkEnd w:id="72"/>
+    <w:bookmarkStart w:id="74" w:name="ref-Webb2019What"/>
     <w:p>
       <w:pPr>
         <w:pStyle w:val="Bibliography"/>
@@ -3579,7 +3930,7 @@
       <w:r>
         <w:t xml:space="preserve"> </w:t>
       </w:r>
-      <w:hyperlink r:id="rId66">
+      <w:hyperlink r:id="rId73">
         <w:r>
           <w:rPr>
             <w:rStyle w:val="Hyperlink"/>
@@ -3588,8 +3939,8 @@
         </w:r>
       </w:hyperlink>
     </w:p>
-    <w:bookmarkEnd w:id="67"/>
-    <w:bookmarkStart w:id="68" w:name="ref-Preamble"/>
+    <w:bookmarkEnd w:id="74"/>
+    <w:bookmarkStart w:id="75" w:name="ref-Preamble"/>
     <w:p>
       <w:pPr>
         <w:pStyle w:val="Bibliography"/>
@@ -3730,9 +4081,9 @@
         <w:t xml:space="preserve">.</w:t>
       </w:r>
     </w:p>
-    <w:bookmarkEnd w:id="68"/>
-    <w:bookmarkEnd w:id="69"/>
-    <w:bookmarkEnd w:id="70"/>
+    <w:bookmarkEnd w:id="75"/>
+    <w:bookmarkEnd w:id="76"/>
+    <w:bookmarkEnd w:id="77"/>
     <w:sectPr>
       <w:footnotePr>
         <w:numRestart w:val="eachSect"/>

--- a/index.docx
+++ b/index.docx
@@ -7,7 +7,7 @@
         <w:pStyle w:val="Title"/>
       </w:pPr>
       <w:r>
-        <w:t xml:space="preserve">Monitoring biodiversity for human, animal, plant and environmental health</w:t>
+        <w:t xml:space="preserve">Towards the monitoring of One Health action tracks using the indicators of the Kunming-Montreal Global Biodiversity Framework</w:t>
       </w:r>
     </w:p>
     <w:p>
@@ -23,6 +23,14 @@
         <w:pStyle w:val="Author"/>
       </w:pPr>
       <w:r>
+        <w:t xml:space="preserve">Claire Burnel</w:t>
+      </w:r>
+    </w:p>
+    <w:p>
+      <w:pPr>
+        <w:pStyle w:val="Author"/>
+      </w:pPr>
+      <w:r>
         <w:t xml:space="preserve">Colin Carlson</w:t>
       </w:r>
     </w:p>
@@ -47,7 +55,7 @@
         <w:pStyle w:val="Author"/>
       </w:pPr>
       <w:r>
-        <w:t xml:space="preserve">Andrea Paz Velez</w:t>
+        <w:t xml:space="preserve">Andrea Paz</w:t>
       </w:r>
     </w:p>
     <w:p>
@@ -63,7 +71,7 @@
         <w:pStyle w:val="Date"/>
       </w:pPr>
       <w:r>
-        <w:t xml:space="preserve">2026-04-13</w:t>
+        <w:t xml:space="preserve">2026-05-06</w:t>
       </w:r>
     </w:p>
     <w:p>
@@ -79,7 +87,7 @@
         <w:pStyle w:val="Abstract"/>
       </w:pPr>
       <w:r>
-        <w:t xml:space="preserve">The One Health approach promotes collaboration across disciplines to enhance the health of humans, animals, plants, and the environment. The Quadripartite organizations, which include the Food and Agriculture Organization of the United Nations, the United Nations Environment Programme, the World Organisation for Animal Health, and the World Health Organization, developed the One Health Joint Plan of Action (OH JPA) to support countries in achieving One Health. This plan consists of six action tracks, each consisting of a set of actions for implementing One Health. By requiring knowledge on zoonotic diseases (tracks 2 and 3), food and agriculture (track 4), antimicrobial resistance (track 5), and environmental health (track 6), most of these tracks directly concern biodiversity. However, there are currently no indicators for monitoring the OH JPA. Our research examines the extent to which all six tracks are covered by the Kunming-Montreal Global Biodiversity Framework (KM-GBF) monitoring framework of the Convention on Biological Diversity (CBD), which contains many indicators at the intersection of biodiversity and Health. We assessed (1) the link between each indicator of the KM-GBF monitoring framework and human, animal, plant, and environmental health and (2) the usability of these indicators for monitoring One Health actions. We found that 75% of indicators are associated with Health, and that 91% of indicators can be used for monitoring One Health actions. Overall, our work aims to strengthen collaboration between the CBD Secretariat and the Quadripartite Organizations by highlighting the need for shared data, policy, and governance practices.</w:t>
+        <w:t xml:space="preserve">The One Health approach promotes collaboration across disciplines to enhance the health of humans, animals, plants, and the environment. Recently developed by the Quadripartite organizations, the One Health Joint Plan of Action (2022-2026) supports countries in adopting the One Health approach through six action tracks. The tracks address multiple aspects of biodiversity, containing guiding actions on: One Health capacity-building (track 1), zoonotic diseases (tracks 2 and 3), food and agriculture (track 4), antimicrobial resistance (track 5), and environmental health (track 6). However, there are currently no indicators for monitoring the implementation, state and progress of these tracks. Our research examines the extent to which they can be assessed by the existing monitoring framework of the Kunming-Montreal Global Biodiversity Framework (KM-GBF) of the Convention on Biological Diversity (CBD). We evaluated (1) the link between each indicator of the KM-GBF monitoring framework and human, animal, plant, and environmental health, respectively, and (2) the usability of these indicators for monitoring the One Health action tracks. We found that 75% of the KM-GBF indicators are associated with either human (56%), animal (53%), plant (51%), or environmental (63%) health, and that 91% of them can be used for monitoring at least one action track. Reusing existing indicators can alleviate the costs associated with the development and measurement of new indicators, thus improving the efficiency of monitoring systems. Our work supports collaboration between the CBD Secretariat and the Quadripartite organizations by highlighting the need and opportunities for shared data, metrics, and governance practices.</w:t>
       </w:r>
     </w:p>
     <w:bookmarkStart w:id="9" w:name="introduction"/>
@@ -105,7 +113,7 @@
         <w:t xml:space="preserve">(Robinson et al., 2024)</w:t>
       </w:r>
       <w:r>
-        <w:t xml:space="preserve">. On one hand, through nature’s contributions to people, biodiversity provides shelter and food that are vital to human health</w:t>
+        <w:t xml:space="preserve">. For instance, on one hand, biodiversity supplies food, shelter, and medicine that are vital to human health</w:t>
       </w:r>
       <w:r>
         <w:t xml:space="preserve"> </w:t>
@@ -120,16 +128,81 @@
         <w:t xml:space="preserve">, 2018)</w:t>
       </w:r>
       <w:r>
-        <w:t xml:space="preserve">. On the other hand, infectious diseases originating in wildlife can be a major threat to public health</w:t>
-      </w:r>
-      <w:r>
-        <w:t xml:space="preserve"> </w:t>
-      </w:r>
-      <w:r>
-        <w:t xml:space="preserve">(Jones et al., 2008)</w:t>
-      </w:r>
-      <w:r>
-        <w:t xml:space="preserve">. The health of animals, plants, and the wider environment greatly impacts the capacity of ecosystems to provide services and prevent disease emergence</w:t>
+        <w:t xml:space="preserve">. Ecosystem services, such as climate stabilization, air and water filtration, and natural hazards mitigation, also supports human societies by maintaining safe and adequate environmental conditions</w:t>
+      </w:r>
+      <w:r>
+        <w:t xml:space="preserve"> </w:t>
+      </w:r>
+      <w:r>
+        <w:t xml:space="preserve">(Jackson et al., 2013)</w:t>
+      </w:r>
+      <w:r>
+        <w:t xml:space="preserve">. On the other hand, infectious diseases originating in wildlife are a serious threat to public health, the transmission of pathogens from animals to humans being a major cause of disease outbreaks</w:t>
+      </w:r>
+      <w:r>
+        <w:t xml:space="preserve"> </w:t>
+      </w:r>
+      <w:r>
+        <w:t xml:space="preserve">(K. E. Jones et al., 2008)</w:t>
+      </w:r>
+      <w:r>
+        <w:t xml:space="preserve">. Plant diseases can also impact human health by hindering ecosystem services, e.g. through food contamination or the reduction in food production</w:t>
+      </w:r>
+      <w:r>
+        <w:t xml:space="preserve"> </w:t>
+      </w:r>
+      <w:r>
+        <w:t xml:space="preserve">(Al-Sadi, 2017)</w:t>
+      </w:r>
+      <w:r>
+        <w:t xml:space="preserve">. Biodiversity and human health can both be affected by the same threats</w:t>
+      </w:r>
+      <w:r>
+        <w:t xml:space="preserve"> </w:t>
+      </w:r>
+      <w:r>
+        <w:t xml:space="preserve">(Carlson et al., 2025)</w:t>
+      </w:r>
+      <w:r>
+        <w:t xml:space="preserve">, supported by the same strategies that mitigate these threats</w:t>
+      </w:r>
+      <w:r>
+        <w:t xml:space="preserve"> </w:t>
+      </w:r>
+      <w:r>
+        <w:t xml:space="preserve">(Kilpatrick et al., 2017)</w:t>
+      </w:r>
+      <w:r>
+        <w:t xml:space="preserve">, and monitored by the same set of tools</w:t>
+      </w:r>
+      <w:r>
+        <w:t xml:space="preserve"> </w:t>
+      </w:r>
+      <w:r>
+        <w:t xml:space="preserve">(Poisot et al., 2025)</w:t>
+      </w:r>
+      <w:r>
+        <w:t xml:space="preserve">, which further underscores their interconnections.</w:t>
+      </w:r>
+    </w:p>
+    <w:p>
+      <w:pPr>
+        <w:pStyle w:val="BodyText"/>
+      </w:pPr>
+      <w:r>
+        <w:t xml:space="preserve">The One Health approach</w:t>
+      </w:r>
+      <w:r>
+        <w:t xml:space="preserve"> </w:t>
+      </w:r>
+      <w:r>
+        <w:t xml:space="preserve">(OHHLEP et al., 2022; Winkler et al., 2025)</w:t>
+      </w:r>
+      <w:r>
+        <w:t xml:space="preserve"> </w:t>
+      </w:r>
+      <w:r>
+        <w:t xml:space="preserve">acknowledges the interconnections between human, animal, plant, and environmental health</w:t>
       </w:r>
       <w:r>
         <w:t xml:space="preserve"> </w:t>
@@ -138,37 +211,28 @@
         <w:t xml:space="preserve">(Rabinowitz &amp; Conti, 2013)</w:t>
       </w:r>
       <w:r>
-        <w:t xml:space="preserve">. Moreover, the relationship between biodiversity and health becomes far more important when we consider that they are both affected by the same threats</w:t>
-      </w:r>
-      <w:r>
-        <w:t xml:space="preserve"> </w:t>
-      </w:r>
-      <w:r>
-        <w:t xml:space="preserve">(e.g., climate and land use change, Carlson et al., 2025)</w:t>
-      </w:r>
-      <w:r>
-        <w:t xml:space="preserve">, supported by the same actions that mitigate these threats, and monitored by the same set of tools</w:t>
-      </w:r>
-      <w:r>
-        <w:t xml:space="preserve"> </w:t>
-      </w:r>
-      <w:r>
-        <w:t xml:space="preserve">(Poisot et al., 2025)</w:t>
-      </w:r>
-      <w:r>
-        <w:t xml:space="preserve">. The One Health approach</w:t>
-      </w:r>
-      <w:r>
-        <w:t xml:space="preserve"> </w:t>
-      </w:r>
-      <w:r>
-        <w:t xml:space="preserve">(Danasekaran, 2024)</w:t>
-      </w:r>
-      <w:r>
-        <w:t xml:space="preserve"> </w:t>
-      </w:r>
-      <w:r>
-        <w:t xml:space="preserve">recognizes these interconnections between human, animal, plant, and environmental health and provides a set of principles for achieving a healthier planet by fostering collaboration across disciplines.</w:t>
+        <w:t xml:space="preserve"> </w:t>
+      </w:r>
+      <w:r>
+        <w:t xml:space="preserve">by fostering collaboration between health professionals, veterinarians, and biologists to address complex public health challenges. To do so, it engages a socioecological systems perspective that notably recognizes the importance of biodiversity conservation for public health</w:t>
+      </w:r>
+      <w:r>
+        <w:t xml:space="preserve"> </w:t>
+      </w:r>
+      <w:r>
+        <w:t xml:space="preserve">(Winkler et al., 2025)</w:t>
+      </w:r>
+      <w:r>
+        <w:t xml:space="preserve">. This approach is operationalized through the One Health Joint Plan of Action (OH JPA) (2022-2026), which is an action-oriented framework aimed at advancing One Health principles by 2026</w:t>
+      </w:r>
+      <w:r>
+        <w:t xml:space="preserve"> </w:t>
+      </w:r>
+      <w:r>
+        <w:t xml:space="preserve">(Quadripartite organizations, 2022)</w:t>
+      </w:r>
+      <w:r>
+        <w:t xml:space="preserve">. Developed by the Quadripartite organizations, which is a strategic partnership between the Food and Agriculture Organization of the United Nations (FAO), the United Nations Environment Programme (UNEP), the World Organisation for Animal Health (WOAH), and the World Health Organization (WHO), the OH JPA contains 19 actions that countries can take to improve One Health capacity-building, political commitment, governance structure, funding, and knowledge systems. These actions form six tracks that collectively seek to strengthen health systems (track 1) and food safety capacities (track 4) while preventing zoonotic diseases (tracks 2 and 3), antimicrobial resistance (track 5), and environmental degradation (track 6). However, there are currently no indicators for monitoring the implementation of this plan. As we enter the final year of the plan, the need to evaluate the progress made since its adoption in 2022 grows acute for at least two reasons: to encourage States to effectively implement policies for the OH JPA as it is a statement of intent with no legal or binding force, and because this evaluation is essential to inform the development of the next version of the plan.</w:t>
       </w:r>
     </w:p>
     <w:p>
@@ -176,19 +240,82 @@
         <w:pStyle w:val="BodyText"/>
       </w:pPr>
       <w:r>
-        <w:t xml:space="preserve">The One Health Joint Plan of Action</w:t>
-      </w:r>
-      <w:r>
-        <w:t xml:space="preserve"> </w:t>
-      </w:r>
-      <w:r>
-        <w:t xml:space="preserve">(OH JPA, Quadripartite organizations, 2022)</w:t>
-      </w:r>
-      <w:r>
-        <w:t xml:space="preserve"> </w:t>
-      </w:r>
-      <w:r>
-        <w:t xml:space="preserve">is an action-oriented framework aimed at advancing One Health principles in the horizon of 2026. Developed by the Quadripartite collaboration, which is a strategic One Health partnership between the Food and Agriculture Organization of the United Nations (FAO), the United Nations Environment Programme (UNEP), the World Organisation for Animal Health (WOAH), and the World Health Organization (WHO), the OH JPA contains 19 actions that address important challenges at the interface between human, animal, plant, and environmental health. These actions form six action tracks that collectively seek to strengthen health systems and food safety capacities while preventing zoonotic diseases, antimicrobial resistance, and environmental degradation. However, while this plan does a good job at promoting capacity-building across many dimensions of One Health, there are currently no indicators that would help us monitor its implementation. As we enter the final year of the plan, the need to evaluate the progress made since its adoption in 2022 grows acute, especially as this evaluation can inform the development of the next version of the plan.</w:t>
+        <w:t xml:space="preserve">A solid example of monitoring can be found in the Kunming-Montreal Global Biodiversity Framework (KM-GBF)</w:t>
+      </w:r>
+      <w:r>
+        <w:t xml:space="preserve"> </w:t>
+      </w:r>
+      <w:r>
+        <w:t xml:space="preserve">(UNEP, 2022)</w:t>
+      </w:r>
+      <w:r>
+        <w:t xml:space="preserve">, adopted in 2022 by the Parties to the Convention on Biological Diversity (CBD). The KM-GBF aims to halt and reverse biodiversity loss by 2030 through 4 general goals and 23 specific targets, ranging from the restoration of degraded ecosystems to the integration of biodiversity in decision-making. For the first time since the CBD was signed in 1992, the KM-GBF includes a monitoring framework</w:t>
+      </w:r>
+      <w:r>
+        <w:t xml:space="preserve"> </w:t>
+      </w:r>
+      <w:r>
+        <w:t xml:space="preserve">(UNEP, 2025)</w:t>
+      </w:r>
+      <w:r>
+        <w:t xml:space="preserve"> </w:t>
+      </w:r>
+      <w:r>
+        <w:t xml:space="preserve">made up of 204 indicators that countries can use to monitor these goals and targets. These indicators are classified in four groups: headline (high-level), binary (yes/no questions), component (technical), and complementary (supporting) indicators. Only two of these groups (headline and binary indicators) are mandatory when reporting national progress to the CBD. This reliance on policy evaluation and indicators is in line with a broader trend that some refer to as an</w:t>
+      </w:r>
+      <w:r>
+        <w:t xml:space="preserve"> </w:t>
+      </w:r>
+      <w:r>
+        <w:t xml:space="preserve">“indicator industry”</w:t>
+      </w:r>
+      <w:r>
+        <w:t xml:space="preserve"> </w:t>
+      </w:r>
+      <w:r>
+        <w:t xml:space="preserve">(Lehtonen, 2015)</w:t>
+      </w:r>
+      <w:r>
+        <w:t xml:space="preserve">, which aims to provide a more precise and quantitative assessments of policies. In this context, biodiversity indicators are defined as measures of changes in the state of biodiversity over time that allow for tracking progress towards specific objectives</w:t>
+      </w:r>
+      <w:r>
+        <w:t xml:space="preserve"> </w:t>
+      </w:r>
+      <w:r>
+        <w:t xml:space="preserve">(Hébert et al., 2025; J. P. G. Jones et al., 2011)</w:t>
+      </w:r>
+      <w:r>
+        <w:t xml:space="preserve">. As such, they are intended to serve several purposes, the main ones being to simplify complex phenomena which are difficult to measure directly, and to improve accountability and effectiveness through prioritization, evaluation and communication of objectives and policies</w:t>
+      </w:r>
+      <w:r>
+        <w:t xml:space="preserve"> </w:t>
+      </w:r>
+      <w:r>
+        <w:t xml:space="preserve">(Amuasi &amp; Winkler, 2025; Gudmundsson, 2003; Nicholson et al., 2012)</w:t>
+      </w:r>
+      <w:r>
+        <w:t xml:space="preserve">. The CBD serves as a good example of how such indicators constitute</w:t>
+      </w:r>
+      <w:r>
+        <w:t xml:space="preserve"> </w:t>
+      </w:r>
+      <w:r>
+        <w:t xml:space="preserve">“soft instruments”</w:t>
+      </w:r>
+      <w:r>
+        <w:t xml:space="preserve"> </w:t>
+      </w:r>
+      <w:r>
+        <w:t xml:space="preserve">capable of incentivizing States to act when the international agreement is not legally binding</w:t>
+      </w:r>
+      <w:r>
+        <w:t xml:space="preserve"> </w:t>
+      </w:r>
+      <w:r>
+        <w:t xml:space="preserve">(Kirsop-Taylor, 2022)</w:t>
+      </w:r>
+      <w:r>
+        <w:t xml:space="preserve">.</w:t>
       </w:r>
     </w:p>
     <w:p>
@@ -196,31 +323,100 @@
         <w:pStyle w:val="BodyText"/>
       </w:pPr>
       <w:r>
-        <w:t xml:space="preserve">In 2022, in their fifteenth conference, the Parties to the Convention of Biological Diversity (CBD) adopted the Kunming-Montreal Global Biodiversity Framework</w:t>
-      </w:r>
-      <w:r>
-        <w:t xml:space="preserve"> </w:t>
-      </w:r>
-      <w:r>
-        <w:t xml:space="preserve">(KM-GBF, UNEP, 2022)</w:t>
-      </w:r>
-      <w:r>
-        <w:t xml:space="preserve"> </w:t>
-      </w:r>
-      <w:r>
-        <w:t xml:space="preserve">to halt and reverse biodiversity loss by 2030. To achieve this, the KM-GBF contains 4 general goals and 23 specific targets, ranging from the restoration of degraded ecosystems to the integration of biodiversity in decision-making. The KM-GBF monitoring framework</w:t>
-      </w:r>
-      <w:r>
-        <w:t xml:space="preserve"> </w:t>
-      </w:r>
-      <w:r>
-        <w:t xml:space="preserve">(UNEP, 2025)</w:t>
-      </w:r>
-      <w:r>
-        <w:t xml:space="preserve"> </w:t>
-      </w:r>
-      <w:r>
-        <w:t xml:space="preserve">includes 204 indicators that countries can use to monitor these goals and targets. These indicators are classified in four groups: headline (high-level), binary (yes/no questions), component (technical), and complementary (supporting) indicators. Two of these groups (headline and binary indicators) are mandatory, i.e. countries have the legal obligation to include them in their national reports. Measuring these indicators requires significant resources and expertise, which should therefore be well allocated.</w:t>
+        <w:t xml:space="preserve">More recently, the Parties to the CBD also adopted the Global Action Plan on Biodiversity and Health (GAP-BH), which formally recognizes the links between the two</w:t>
+      </w:r>
+      <w:r>
+        <w:t xml:space="preserve"> </w:t>
+      </w:r>
+      <w:r>
+        <w:t xml:space="preserve">(UNEP, 2024)</w:t>
+      </w:r>
+      <w:r>
+        <w:t xml:space="preserve">. The GAP-BH groups the targets of the KM-GBF into 14 thematic categories, encompassing a variety of topics ranging from</w:t>
+      </w:r>
+      <w:r>
+        <w:t xml:space="preserve"> </w:t>
+      </w:r>
+      <w:r>
+        <w:t xml:space="preserve">“Land and sea use”</w:t>
+      </w:r>
+      <w:r>
+        <w:t xml:space="preserve"> </w:t>
+      </w:r>
+      <w:r>
+        <w:t xml:space="preserve">(category 1) to</w:t>
+      </w:r>
+      <w:r>
+        <w:t xml:space="preserve"> </w:t>
+      </w:r>
+      <w:r>
+        <w:t xml:space="preserve">“Knowledge and engagement of people”</w:t>
+      </w:r>
+      <w:r>
+        <w:t xml:space="preserve"> </w:t>
+      </w:r>
+      <w:r>
+        <w:t xml:space="preserve">(category 14). Each thematic category has its own relevance to human health. For example, the targets that fall under the</w:t>
+      </w:r>
+      <w:r>
+        <w:t xml:space="preserve"> </w:t>
+      </w:r>
+      <w:r>
+        <w:t xml:space="preserve">“Land and sea use”</w:t>
+      </w:r>
+      <w:r>
+        <w:t xml:space="preserve"> </w:t>
+      </w:r>
+      <w:r>
+        <w:t xml:space="preserve">category, which include the</w:t>
+      </w:r>
+      <w:r>
+        <w:t xml:space="preserve"> </w:t>
+      </w:r>
+      <w:r>
+        <w:t xml:space="preserve">“restoration of 30% of all degraded ecosystems”</w:t>
+      </w:r>
+      <w:r>
+        <w:t xml:space="preserve"> </w:t>
+      </w:r>
+      <w:r>
+        <w:t xml:space="preserve">(target 2) and the</w:t>
+      </w:r>
+      <w:r>
+        <w:t xml:space="preserve"> </w:t>
+      </w:r>
+      <w:r>
+        <w:t xml:space="preserve">“conservation of 30% of land, waters and seas”</w:t>
+      </w:r>
+      <w:r>
+        <w:t xml:space="preserve"> </w:t>
+      </w:r>
+      <w:r>
+        <w:t xml:space="preserve">(target 3), contribute to</w:t>
+      </w:r>
+      <w:r>
+        <w:t xml:space="preserve"> </w:t>
+      </w:r>
+      <w:r>
+        <w:t xml:space="preserve">“the continued provision of nature’s contributions to people, which in turn support health and reduce disease emergence and transmission among wildlife, livestock and people.”</w:t>
+      </w:r>
+      <w:r>
+        <w:t xml:space="preserve"> </w:t>
+      </w:r>
+      <w:r>
+        <w:t xml:space="preserve">(UNEP, 2024)</w:t>
+      </w:r>
+      <w:r>
+        <w:t xml:space="preserve">. Because of the high relevance of all KM-GBF targets to human health as described in</w:t>
+      </w:r>
+      <w:r>
+        <w:t xml:space="preserve"> </w:t>
+      </w:r>
+      <w:r>
+        <w:t xml:space="preserve">UNEP (2024)</w:t>
+      </w:r>
+      <w:r>
+        <w:t xml:space="preserve">, we hypothesized that a large proportion of the indicators of these targets would also be relevant to health, and therefore to the monitoring of the OH JPA.</w:t>
       </w:r>
     </w:p>
     <w:p>
@@ -228,31 +424,31 @@
         <w:pStyle w:val="BodyText"/>
       </w:pPr>
       <w:r>
-        <w:t xml:space="preserve">More recently, the Parties to the CBD also adopted the Global Action Plan on Biodiversity and Health (GAP-BH), which formally recognizes the links between biodiversity and Health</w:t>
-      </w:r>
-      <w:r>
-        <w:t xml:space="preserve"> </w:t>
-      </w:r>
-      <w:r>
-        <w:t xml:space="preserve">(UNEP, 2024)</w:t>
-      </w:r>
-      <w:r>
-        <w:t xml:space="preserve">. The GAP-BH groups the targets of the KM-GBF into 14 thematic categories, ranging from Access and Benefit-Sharing (category 9) to Knowledge and Engagement of People (category 14). Each thematic category has its own relevance to Health. For example, the targets that fall under the Mainstreaming category contribute to</w:t>
-      </w:r>
-      <w:r>
-        <w:t xml:space="preserve"> </w:t>
-      </w:r>
-      <w:r>
-        <w:t xml:space="preserve">“the consideration of biodiversity and health interlinkages in decision-making across all sectors [which] can improve awareness of the benefits of biodiversity to foster more equitable health systems”</w:t>
-      </w:r>
-      <w:r>
-        <w:t xml:space="preserve"> </w:t>
-      </w:r>
-      <w:r>
-        <w:t xml:space="preserve">(UNEP, 2024)</w:t>
-      </w:r>
-      <w:r>
-        <w:t xml:space="preserve">. Because of the high relevance of KM-GBF targets to Health, we hypothesized that a large proportion of the indicators of these targets will also be relevant to Health.</w:t>
+        <w:t xml:space="preserve">We argue that reusing some of the same indicators for both monitoring systems (the KM-GBF and the OH JPA) would improve their efficiency and reduce the workload of countries, as developing and measuring indicators require significant resources and expertise from all governments, which should therefore be allocated wisely. This is illustrated by the reluctance which was voiced during the vote of the KM-GBF monitoring framework, where</w:t>
+      </w:r>
+      <w:r>
+        <w:t xml:space="preserve"> </w:t>
+      </w:r>
+      <w:r>
+        <w:t xml:space="preserve">“many delegates were concerned that a large number of targets and indicators increased challenges for communication and monitoring, especially by less well-resourced nations”</w:t>
+      </w:r>
+      <w:r>
+        <w:t xml:space="preserve"> </w:t>
+      </w:r>
+      <w:r>
+        <w:t xml:space="preserve">(Carroll et al., 2024)</w:t>
+      </w:r>
+      <w:r>
+        <w:t xml:space="preserve">. This highlights the need to make existing indicators more efficient by making them serve more than one purpose. Moreover, it is worth noting that, in the absence of a prior monitoring system, many of the KM-GBF indicators still lack an agreed-upon methodology, both at the national and international levels</w:t>
+      </w:r>
+      <w:r>
+        <w:t xml:space="preserve"> </w:t>
+      </w:r>
+      <w:r>
+        <w:t xml:space="preserve">(Affinito et al., 2025)</w:t>
+      </w:r>
+      <w:r>
+        <w:t xml:space="preserve">: a further reason why pooling efforts would help improve both this framework and the OH JPA.</w:t>
       </w:r>
     </w:p>
     <w:p>
@@ -260,7 +456,7 @@
         <w:pStyle w:val="BodyText"/>
       </w:pPr>
       <w:r>
-        <w:t xml:space="preserve">This study aims to identify the indicators of the KM-GBF monitoring framework that are of relevance to One Health. First, we assessed the link between each of these indicators and human, animal, plant, and environmental health. We found that 75% of indicators are directly or indirectly connected to at least one of the four pillars of One Health. This result reinforces the need for collaboration between biologists, who are experts of these indicators, and health professionals, who need information at the intersection of biodiversity and Health. Second, we evaluated the usability of the KM-GBF indicators for monitoring the specific actions of the OH JPA. We found that 91% of indicators can be used, either directly or after adaptation, to monitor actions in at least one action track. Reusing indicators can greatly reduce the workload of countries and their need to develop and monitor new indicators at the intersection of human, animal, plant, and environmental health. Together, these two results highlight the need for data sharing and knowledge transfer practices between the CBD Secretariat and the Quadripartite organizations. More importantly, our results emphasize that biodiversity is an essential component of effective One Health strategies, and that adequate biodiversity monitoring enables tracking the progress towards the ambitious goals of the OH JPA.</w:t>
+        <w:t xml:space="preserve">This study therefore aimed to identify the indicators of the KM-GBF monitoring framework that are of relevance to health. First, we assessed the link between each of these indicators and human, animal, plant, and environmental health, respectively. Then, we evaluated the usability of the indicators for monitoring the specific action tracks of the OH JPA. We show how biodiversity monitoring can become an essential component of effective One Health strategies, and how it can be used to track the progress made towards the ambitious goals of the OH JPA.</w:t>
       </w:r>
     </w:p>
     <w:bookmarkEnd w:id="9"/>
@@ -290,7 +486,7 @@
         <w:t xml:space="preserve"> </w:t>
       </w:r>
       <w:r>
-        <w:t xml:space="preserve">to Health. Specifically, we evaluated the degree to which they are linked to each of the four pillars of One Health (i.e., to human, animal, plant, and environmental heath), as well as their usability for monitoring the OH JPA. Our assessments were informed by the metadata (rationale, definition, method of computation, data sources, and scale of use) of the indicators provided by the World Conservation Monitoring Centre of the UN Environment Programme</w:t>
+        <w:t xml:space="preserve">to health. Specifically, we evaluated the degree to which they are linked to each of the four pillars of One Health (i.e., to human, animal, plant, and environmental health), as well as their usability for monitoring the implementation of the OH JPA action tracks. This was done independently by at least two evaluators for each of the indicators, a consensus being reached where there were initial disagreements. Our evaluations were informed by the metadata (rationale, definition, method of computation, data sources, and scale of use) of the indicators provided by the World Conservation Monitoring Centre of the UN Environment Programme</w:t>
       </w:r>
       <w:r>
         <w:t xml:space="preserve"> </w:t>
@@ -299,16 +495,291 @@
         <w:t xml:space="preserve">(UNEP-WCMC, 2025)</w:t>
       </w:r>
       <w:r>
-        <w:t xml:space="preserve">, when available, looking for explicit considerations of Health. When such metadata was unavailable, assessments were based on expert elicitation. The result of this analysis and the code to reproduce the figures are available on Zenodo.</w:t>
-      </w:r>
-    </w:p>
-    <w:bookmarkStart w:id="10" w:name="X4524721ca9a3188eb6e8680d406d2eb8e861a32"/>
+        <w:t xml:space="preserve">, when available, looking for explicit considerations of health. When such metadata was unavailable, assessments were based on expert elicitation. Moreover, our evaluations were guided by the definitions of human, animal, plant, and environmental health presented in Boxes 1 and 2. The result of this analysis and the code to reproduce the figures are available on Zenodo.</w:t>
+      </w:r>
+    </w:p>
+    <w:tbl>
+      <w:tblPr>
+        <w:tblStyle w:val="Table"/>
+        <w:tblLook w:firstRow="0" w:lastRow="0" w:firstColumn="0" w:lastColumn="0" w:noHBand="0" w:noVBand="0" w:val="0000"/>
+        <w:tblBorders>
+          <w:top w:val="single" w:sz="4" w:space="0" w:color="0758E5"/>
+          <w:left w:val="single" w:sz="24" w:space="0" w:color="0758E5"/>
+          <w:bottom w:val="single" w:sz="4" w:space="0" w:color="0758E5"/>
+          <w:right w:val="single" w:sz="4" w:space="0" w:color="0758E5"/>
+        </w:tblBorders>
+        <w:tblCellMar>
+          <w:left w:w="144" w:type="dxa"/>
+          <w:right w:w="144" w:type="dxa"/>
+        </w:tblCellMar>
+        <w:tblLook w:firstRow="0" w:lastRow="0" w:firstColumn="0" w:lastColumn="0" w:noHBand="0" w:noVBand="0" w:val="0000"/>
+      </w:tblPr>
+      <w:tr>
+        <w:trPr>
+          <w:cantSplit/>
+        </w:trPr>
+        <w:tc>
+          <w:tcPr>
+            <w:shd w:color="auto" w:fill="dae6fb" w:val="clear"/>
+            <w:tcMar>
+              <w:top w:w="92" w:type="dxa"/>
+              <w:bottom w:w="92" w:type="dxa"/>
+            </w:tcMar>
+          </w:tcPr>
+          <w:p>
+            <w:pPr>
+              <w:pStyle w:val="BodyText"/>
+            </w:pPr>
+            <w:pPr>
+              <w:spacing w:before="16" w:after="16"/>
+            </w:pPr>
+            <w:r>
+              <w:t xml:space="preserve">Box 1: What are animals, plants, and the environment in One Health?</w:t>
+            </w:r>
+          </w:p>
+        </w:tc>
+      </w:tr>
+      <w:tr>
+        <w:trPr>
+          <w:cantSplit/>
+        </w:trPr>
+        <w:tc>
+          <w:tcPr>
+            <w:tcMar>
+              <w:top w:w="108" w:type="dxa"/>
+              <w:bottom w:w="108" w:type="dxa"/>
+            </w:tcMar>
+          </w:tcPr>
+          <w:p>
+            <w:pPr>
+              <w:pStyle w:val="BodyText"/>
+            </w:pPr>
+            <w:pPr>
+              <w:spacing w:before="16" w:after="16"/>
+            </w:pPr>
+            <w:r>
+              <w:t xml:space="preserve">The definitions of animals, plants, and the environment in One Health are based more on institutional norms than on biological realities. In this context, we define each of these groups of species according to the mandates of the four organizations that form the Quadripartite. (</w:t>
+            </w:r>
+            <w:r>
+              <w:rPr>
+                <w:b/>
+                <w:bCs/>
+                <w:i/>
+                <w:iCs/>
+              </w:rPr>
+              <w:t xml:space="preserve">TP: Point 1: How can we better justify our definitions of animals and plants based on UN mandates?</w:t>
+            </w:r>
+            <w:r>
+              <w:t xml:space="preserve">). Humans are their own pillar of One Health and the primary focus of the WHO. Animals and plants refer to</w:t>
+            </w:r>
+            <w:r>
+              <w:t xml:space="preserve"> </w:t>
+            </w:r>
+            <w:r>
+              <w:rPr>
+                <w:i/>
+                <w:iCs/>
+              </w:rPr>
+              <w:t xml:space="preserve">domesticated</w:t>
+            </w:r>
+            <w:r>
+              <w:t xml:space="preserve"> </w:t>
+            </w:r>
+            <w:r>
+              <w:t xml:space="preserve">species only, a distinction we make to align more closely with the mandates of the WOAH and FAO. Therefore, we include pets, livestock, and edible marine and freshwater species captured from fisheries and aquaculture in the animal health pillar, i.e. species mainly looked after by veterinarians and food inspectors. Even though, biologically speaking, humans and wildlife are also animals, they are not part of the animal health pillar. Similarly, we include all cultivated plants used for food, fuel, and medicine into the plant health pillar. Wildlife and uncultivated plant species, such as wild fish and tree species used in forestry, are part of the environment health pillar, alongside all other species absent from the other three pillars. The environment health pillar also includes whole ecosystems (natural and artificial), which are central to UNEP’s mission. These definitions are aligned with the core contributing sciences of the One Health approach, i.e. human medicine, veterinary medicine, agriculture, and ecology</w:t>
+            </w:r>
+            <w:r>
+              <w:t xml:space="preserve"> </w:t>
+            </w:r>
+            <w:r>
+              <w:t xml:space="preserve">(Gibbs, 2014; Lerner &amp; Berg, 2017)</w:t>
+            </w:r>
+            <w:r>
+              <w:t xml:space="preserve">.</w:t>
+            </w:r>
+          </w:p>
+          <w:p/>
+        </w:tc>
+      </w:tr>
+    </w:tbl>
+    <w:p>
+      <w:pPr>
+        <w:pStyle w:val="BodyText"/>
+      </w:pPr>
+      <w:r>
+        <w:t xml:space="preserve"> </w:t>
+      </w:r>
+    </w:p>
+    <w:tbl>
+      <w:tblPr>
+        <w:tblStyle w:val="Table"/>
+        <w:tblLook w:firstRow="0" w:lastRow="0" w:firstColumn="0" w:lastColumn="0" w:noHBand="0" w:noVBand="0" w:val="0000"/>
+        <w:tblBorders>
+          <w:top w:val="single" w:sz="4" w:space="0" w:color="0758E5"/>
+          <w:left w:val="single" w:sz="24" w:space="0" w:color="0758E5"/>
+          <w:bottom w:val="single" w:sz="4" w:space="0" w:color="0758E5"/>
+          <w:right w:val="single" w:sz="4" w:space="0" w:color="0758E5"/>
+        </w:tblBorders>
+        <w:tblCellMar>
+          <w:left w:w="144" w:type="dxa"/>
+          <w:right w:w="144" w:type="dxa"/>
+        </w:tblCellMar>
+        <w:tblLook w:firstRow="0" w:lastRow="0" w:firstColumn="0" w:lastColumn="0" w:noHBand="0" w:noVBand="0" w:val="0000"/>
+      </w:tblPr>
+      <w:tr>
+        <w:trPr>
+          <w:cantSplit/>
+        </w:trPr>
+        <w:tc>
+          <w:tcPr>
+            <w:shd w:color="auto" w:fill="dae6fb" w:val="clear"/>
+            <w:tcMar>
+              <w:top w:w="92" w:type="dxa"/>
+              <w:bottom w:w="92" w:type="dxa"/>
+            </w:tcMar>
+          </w:tcPr>
+          <w:p>
+            <w:pPr>
+              <w:pStyle w:val="BodyText"/>
+            </w:pPr>
+            <w:pPr>
+              <w:spacing w:before="16" w:after="16"/>
+            </w:pPr>
+            <w:r>
+              <w:t xml:space="preserve">Box 2: What is health?</w:t>
+            </w:r>
+          </w:p>
+        </w:tc>
+      </w:tr>
+      <w:tr>
+        <w:trPr>
+          <w:cantSplit/>
+        </w:trPr>
+        <w:tc>
+          <w:tcPr>
+            <w:tcMar>
+              <w:top w:w="108" w:type="dxa"/>
+              <w:bottom w:w="108" w:type="dxa"/>
+            </w:tcMar>
+          </w:tcPr>
+          <w:p>
+            <w:pPr>
+              <w:pStyle w:val="BodyText"/>
+            </w:pPr>
+            <w:pPr>
+              <w:spacing w:before="16" w:after="16"/>
+            </w:pPr>
+            <w:r>
+              <w:t xml:space="preserve">Throughout this manuscript, we use the overarching term</w:t>
+            </w:r>
+            <w:r>
+              <w:t xml:space="preserve"> </w:t>
+            </w:r>
+            <w:r>
+              <w:t xml:space="preserve">“health”</w:t>
+            </w:r>
+            <w:r>
+              <w:t xml:space="preserve"> </w:t>
+            </w:r>
+            <w:r>
+              <w:t xml:space="preserve">when referring to the health of different species and the environment, and refer to human, animal, plant, and environmental health when wanting to differentiate. Health manifests differently depending on the level of biological organization</w:t>
+            </w:r>
+            <w:r>
+              <w:t xml:space="preserve"> </w:t>
+            </w:r>
+            <w:r>
+              <w:t xml:space="preserve">(Lerner &amp; Berg, 2015)</w:t>
+            </w:r>
+            <w:r>
+              <w:t xml:space="preserve">. At the individual level, we use a broad definition of health that considers the overall well-being of individuals and their capacity to function normally, which includes the absence of diseases</w:t>
+            </w:r>
+            <w:r>
+              <w:t xml:space="preserve"> </w:t>
+            </w:r>
+            <w:r>
+              <w:t xml:space="preserve">(WHO, 1948)</w:t>
+            </w:r>
+            <w:r>
+              <w:t xml:space="preserve">. In humans and domestic and wildlife animals, well-being is the ability for an individual to satisfy its physical, mental, and behavioral needs</w:t>
+            </w:r>
+            <w:r>
+              <w:t xml:space="preserve"> </w:t>
+            </w:r>
+            <w:r>
+              <w:t xml:space="preserve">(Webb et al., 2019)</w:t>
+            </w:r>
+            <w:r>
+              <w:t xml:space="preserve">, whereas diseases are undesirable conditions often leading to pain, suffering, or death. (</w:t>
+            </w:r>
+            <w:r>
+              <w:rPr>
+                <w:b/>
+                <w:bCs/>
+                <w:i/>
+                <w:iCs/>
+              </w:rPr>
+              <w:t xml:space="preserve">TP: Point 2: How does our work distinguish between human health, public health, and health systems?</w:t>
+            </w:r>
+            <w:r>
+              <w:t xml:space="preserve">). In plants, which are not conscious organisms</w:t>
+            </w:r>
+            <w:r>
+              <w:t xml:space="preserve"> </w:t>
+            </w:r>
+            <w:r>
+              <w:t xml:space="preserve">(Mallatt et al., 2021)</w:t>
+            </w:r>
+            <w:r>
+              <w:t xml:space="preserve">, health is harder to define</w:t>
+            </w:r>
+            <w:r>
+              <w:t xml:space="preserve"> </w:t>
+            </w:r>
+            <w:r>
+              <w:t xml:space="preserve">(Döring et al., 2012)</w:t>
+            </w:r>
+            <w:r>
+              <w:t xml:space="preserve">. We consider plant health as the extent to which they are able to function physiologically, and plant diseases as impediments to their normal physiological functioning often leading to death. Because domesticated animals and plants are mainly used for human consumption, diseases can have important consequences for food security</w:t>
+            </w:r>
+            <w:r>
+              <w:t xml:space="preserve"> </w:t>
+            </w:r>
+            <w:r>
+              <w:t xml:space="preserve">(Garcia et al., 2020; Strange &amp; Scott, 2005)</w:t>
+            </w:r>
+            <w:r>
+              <w:t xml:space="preserve">. At the ecosystem level, consisting of many species and their interactions, health is also ill-defined</w:t>
+            </w:r>
+            <w:r>
+              <w:t xml:space="preserve"> </w:t>
+            </w:r>
+            <w:r>
+              <w:t xml:space="preserve">(Schaeffer et al., 1988)</w:t>
+            </w:r>
+            <w:r>
+              <w:t xml:space="preserve">. We consider environmental health as the extent to which an ecosystem can maintain its biological and chemical processes and adapt to changes</w:t>
+            </w:r>
+            <w:r>
+              <w:t xml:space="preserve"> </w:t>
+            </w:r>
+            <w:r>
+              <w:t xml:space="preserve">(Jakobsson, 2012)</w:t>
+            </w:r>
+            <w:r>
+              <w:t xml:space="preserve">. Disturbances, such as extreme weather events or resource exploitation, are the ecosystem analogue of diseases, and represent degradations that usually lead to a decline in ecosystem functioning. Environmental health also includes the health of species that are part of the environment pillar of One Health, e.g. wildlife and uncultivated plant species.</w:t>
+            </w:r>
+          </w:p>
+          <w:p/>
+        </w:tc>
+      </w:tr>
+    </w:tbl>
+    <w:bookmarkStart w:id="10" w:name="X6884087c636afad3079990b19c09fcb9fa45997"/>
     <w:p>
       <w:pPr>
         <w:pStyle w:val="Heading2"/>
       </w:pPr>
       <w:r>
-        <w:t xml:space="preserve">Assessing the link between indicators and Health</w:t>
+        <w:t xml:space="preserve">Assessing the link between KM-GBF indicators and health</w:t>
       </w:r>
     </w:p>
     <w:p>
@@ -316,16 +787,7 @@
         <w:pStyle w:val="FirstParagraph"/>
       </w:pPr>
       <w:r>
-        <w:t xml:space="preserve">Assessing the link between the KM-GBF indicators and the four pillars of One Health required a working definition of human, animal, plant, and environmental health. We defined each of these groups of species based on the main objects of interest of the Quadripartite organizations. Humans are their own pillar and the primary focus of the WHO. We considered pets, livestock, and edible marine and freshwater species captured from fisheries and aquaculture in the animal health pillar. These are species mainly looked after by veterinarians and food inspectors and that are of core concern to the WOAH and FAO. Even though humans and wildlife are also animals, we excluded them from the animal health pillar. We included all cultivated plants used for food, fuel, and medicine into the plant health pillar, i.e. plant species that are the primary focus of the FAO. Wildlife was considered in the environment health pillar, alongside all other species not included in the other three pillars. The environment health pillar also includes whole ecosystems (natural and artificial), as well as tree species used in forestry and wild fish species. It is the primary focus of the UNEP. These definitions are alined with the core contributing sciences of the One Health approach</w:t>
-      </w:r>
-      <w:r>
-        <w:t xml:space="preserve"> </w:t>
-      </w:r>
-      <w:r>
-        <w:t xml:space="preserve">(Gibbs, 2014; Lerner &amp; Berg, 2017)</w:t>
-      </w:r>
-      <w:r>
-        <w:t xml:space="preserve">.</w:t>
+        <w:t xml:space="preserve">We classified the degree to which the KM-GBF indicators are linked to each of the four pillars of One Health into four categories: direct connection, indirect connection, potential connection, and no connection. An indicator was classified as directly connected to health when there is a direct causal relationship between the indicator and health. This is the case, for instance, when the indicator directly measures a condition or determinant of health. In contrast, an indicator was classified as indirectly connected to health when there is an intermediary factor between the indicator and health, and as potentially connected when there are multiple intermediary factors or when its connection to health is likely but difficult to certify. Finally, an indicator was classified as not connected to health when the connection is unlikely, unsupported by current scientific evidence, or absent. For each of the four pillars of One Health, we counted the number of indicators assigned to each category.</w:t>
       </w:r>
     </w:p>
     <w:p>
@@ -333,70 +795,88 @@
         <w:pStyle w:val="BodyText"/>
       </w:pPr>
       <w:r>
-        <w:t xml:space="preserve">The concept of Health varies depending on the level of biological organization</w:t>
-      </w:r>
-      <w:r>
-        <w:t xml:space="preserve"> </w:t>
-      </w:r>
-      <w:r>
-        <w:t xml:space="preserve">(Lerner &amp; Berg, 2015)</w:t>
-      </w:r>
-      <w:r>
-        <w:t xml:space="preserve">. At the individual level, we used a broad definition of Health that considers the overall well-being of individuals and their capacity to function normally, which includes the absence of diseases</w:t>
-      </w:r>
-      <w:r>
-        <w:t xml:space="preserve"> </w:t>
-      </w:r>
-      <w:r>
-        <w:t xml:space="preserve">(WHO, 1948)</w:t>
-      </w:r>
-      <w:r>
-        <w:t xml:space="preserve">. In humans and domestic and wildlife animals, well-being is the ability for an individual to satisfy its physical, mental, and behavioral needs</w:t>
-      </w:r>
-      <w:r>
-        <w:t xml:space="preserve"> </w:t>
-      </w:r>
-      <w:r>
-        <w:t xml:space="preserve">(Webb et al., 2019)</w:t>
-      </w:r>
-      <w:r>
-        <w:t xml:space="preserve">, whereas diseases are undesirable conditions often leading to pain, suffering, or death. In plants, which are not conscious organisms</w:t>
-      </w:r>
-      <w:r>
-        <w:t xml:space="preserve"> </w:t>
-      </w:r>
-      <w:r>
-        <w:t xml:space="preserve">(Mallatt et al., 2021)</w:t>
-      </w:r>
-      <w:r>
-        <w:t xml:space="preserve">, health is more ill-defined</w:t>
-      </w:r>
-      <w:r>
-        <w:t xml:space="preserve"> </w:t>
-      </w:r>
-      <w:r>
-        <w:t xml:space="preserve">(Döring et al., 2012)</w:t>
-      </w:r>
-      <w:r>
-        <w:t xml:space="preserve">. Here, we considered plant health as the extent to which an individual is able to function physiologically, and plant diseases as impediments to their normal physiological functioning often leading to death. At the ecosystem level, consisting of many individuals and their interactions, health is also ill-defined</w:t>
-      </w:r>
-      <w:r>
-        <w:t xml:space="preserve"> </w:t>
-      </w:r>
-      <w:r>
-        <w:t xml:space="preserve">(Schaeffer et al., 1988)</w:t>
-      </w:r>
-      <w:r>
-        <w:t xml:space="preserve">. We defined environmental health as the extent to which an ecosystem can maintain its biological and chemical processes and adapt to changes</w:t>
-      </w:r>
-      <w:r>
-        <w:t xml:space="preserve"> </w:t>
-      </w:r>
-      <w:r>
-        <w:t xml:space="preserve">(Jakobsson, 2012)</w:t>
-      </w:r>
-      <w:r>
-        <w:t xml:space="preserve">. Disturbances are the ecosystem analogue of diseases, and represent degradations that usually lead to a decline in ecosystem functioning. When assessing environmental health, we also considered the health of species included in the environment pillar of One Health, e.g. wildlife and uncultivated plant species.</w:t>
+        <w:t xml:space="preserve">For example, headline indicator 7.2</w:t>
+      </w:r>
+      <w:r>
+        <w:t xml:space="preserve"> </w:t>
+      </w:r>
+      <w:r>
+        <w:t xml:space="preserve">“Pesticide environment concentration and/or aggregated total applied toxicity”</w:t>
+      </w:r>
+      <w:r>
+        <w:t xml:space="preserve"> </w:t>
+      </w:r>
+      <w:r>
+        <w:t xml:space="preserve">was considered directly connected to human health because of the toxicity of many pesticides under high level of exposure</w:t>
+      </w:r>
+      <w:r>
+        <w:t xml:space="preserve"> </w:t>
+      </w:r>
+      <w:r>
+        <w:t xml:space="preserve">(Kim et al., 2017)</w:t>
+      </w:r>
+      <w:r>
+        <w:t xml:space="preserve">. It was also considered directly connected to animal, plant, and environmental health because the use of pesticides can benefit the growth of cultivated plants through the reduction of herbivory and competition, while being highly harmful to animals and biodiversity</w:t>
+      </w:r>
+      <w:r>
+        <w:t xml:space="preserve"> </w:t>
+      </w:r>
+      <w:r>
+        <w:t xml:space="preserve">(Mahmood et al., 2016)</w:t>
+      </w:r>
+      <w:r>
+        <w:t xml:space="preserve">. In contrast, component indicator 4.CT.1</w:t>
+      </w:r>
+      <w:r>
+        <w:t xml:space="preserve"> </w:t>
+      </w:r>
+      <w:r>
+        <w:t xml:space="preserve">“Number of plant and animal genetic resources for food and agriculture secured in either medium- or long-term conservation facilities”</w:t>
+      </w:r>
+      <w:r>
+        <w:t xml:space="preserve"> </w:t>
+      </w:r>
+      <w:r>
+        <w:t xml:space="preserve">was considered indirectly connected to human health because conserving genetic resources increases the resilience of food systems to global disasters</w:t>
+      </w:r>
+      <w:r>
+        <w:t xml:space="preserve"> </w:t>
+      </w:r>
+      <w:r>
+        <w:t xml:space="preserve">(Esquinas-Alcázar, 2005)</w:t>
+      </w:r>
+      <w:r>
+        <w:t xml:space="preserve">, which in turn protects human health. However, we did not find any evidence of a link between this indicator and animal, plant, or environmental health.</w:t>
+      </w:r>
+    </w:p>
+    <w:bookmarkEnd w:id="10"/>
+    <w:bookmarkStart w:id="11" w:name="Xd12e5e1c6456ce2833305c9d5ec68231425ae54"/>
+    <w:p>
+      <w:pPr>
+        <w:pStyle w:val="Heading2"/>
+      </w:pPr>
+      <w:r>
+        <w:t xml:space="preserve">Assessing the usability of KM-GBF indicators for monitoring One Health action tracks</w:t>
+      </w:r>
+    </w:p>
+    <w:p>
+      <w:pPr>
+        <w:pStyle w:val="FirstParagraph"/>
+      </w:pPr>
+      <w:r>
+        <w:t xml:space="preserve">For each action track of the OH JPA, we classified the KM-GBF indicators into three categories: directly usable, usable after adaptation, and not usable. Directly usable indicators can be used in their current form to monitor the implementation of at least one action in an action track. They can detect trends relevant to the actions of the track and do not require adaptations. For example, we qualified headline indicator 7.2</w:t>
+      </w:r>
+      <w:r>
+        <w:t xml:space="preserve"> </w:t>
+      </w:r>
+      <w:r>
+        <w:t xml:space="preserve">“Pesticide environment concentration and/or aggregated total applied toxicity”</w:t>
+      </w:r>
+      <w:r>
+        <w:t xml:space="preserve"> </w:t>
+      </w:r>
+      <w:r>
+        <w:t xml:space="preserve">as being directly usable for monitoring the sixth action track because it is a direct measure of environmental degradation and contamination. In contrast, indicators usable after adaptation need to be slightly modified before being used to monitor actions in an action track. These adaptations should be small changes in the scale of measurement, the data resolution, or the taxa monitored by the indicator. For instance, headline indicator 7.2 was qualified as being usable after adaptation for monitoring the fourth action track on food safety risks. To be more relevant for this action track, this indicator could refer more specifically to the use of pesticides in agriculture. Finally, not usable indicators are outside the scope of an action track or need to be greatly modified before being used to monitor the implementation of an action track.</w:t>
       </w:r>
     </w:p>
     <w:p>
@@ -404,141 +884,7 @@
         <w:pStyle w:val="BodyText"/>
       </w:pPr>
       <w:r>
-        <w:t xml:space="preserve">We classified the degree to which the indicators are linked to each of the four pillars of One Health into four categories: direct connection, indirect connection, potential connection, and no connection. An indicator was qualified as directly connected to Health when there is a direct causal relationship between the indicator and Health. This is the case when the indicator directly measures a condition or determinant of Health. For example, headline indicator 7.2</w:t>
-      </w:r>
-      <w:r>
-        <w:t xml:space="preserve"> </w:t>
-      </w:r>
-      <w:r>
-        <w:t xml:space="preserve">“Pesticide environment concentration and/or aggregated total applied toxicity”</w:t>
-      </w:r>
-      <w:r>
-        <w:t xml:space="preserve"> </w:t>
-      </w:r>
-      <w:r>
-        <w:t xml:space="preserve">was considered directly connected to human health because of the toxicity of many pesticides under high level of exposure</w:t>
-      </w:r>
-      <w:r>
-        <w:t xml:space="preserve"> </w:t>
-      </w:r>
-      <w:r>
-        <w:t xml:space="preserve">(Kim et al., 2017)</w:t>
-      </w:r>
-      <w:r>
-        <w:t xml:space="preserve">. Then, an indicator was qualified as indirectly connected to Health when there is an intermediary factor between the indicator and Health. For instance, component indicator 4.CT.1</w:t>
-      </w:r>
-      <w:r>
-        <w:t xml:space="preserve"> </w:t>
-      </w:r>
-      <w:r>
-        <w:t xml:space="preserve">“Number of plant and animal genetic resources for food and agriculture secured in either medium- or long-term conservation facilities”</w:t>
-      </w:r>
-      <w:r>
-        <w:t xml:space="preserve"> </w:t>
-      </w:r>
-      <w:r>
-        <w:t xml:space="preserve">was considered indirectly connected to human health because conserving genetic resources increases the resilience of food systems to global disasters</w:t>
-      </w:r>
-      <w:r>
-        <w:t xml:space="preserve"> </w:t>
-      </w:r>
-      <w:r>
-        <w:t xml:space="preserve">(Esquinas-Alcázar, 2005)</w:t>
-      </w:r>
-      <w:r>
-        <w:t xml:space="preserve">, which in turn protects human health. Next, an indicator was qualified as potentially connected to Health when there are multiple intermediary factors between the indicator and Health, or when its connection to Health is likely but difficult to certify. For example, complementary indicator 2.CY.2</w:t>
-      </w:r>
-      <w:r>
-        <w:t xml:space="preserve"> </w:t>
-      </w:r>
-      <w:r>
-        <w:t xml:space="preserve">“Proportion of key biodiversity areas in favourable condition”</w:t>
-      </w:r>
-      <w:r>
-        <w:t xml:space="preserve"> </w:t>
-      </w:r>
-      <w:r>
-        <w:t xml:space="preserve">was qualified as potentially connected to human health because key biodiversity areas are mainly defined with ecological criteria for conserving rare or endemic species and pristine habitats</w:t>
-      </w:r>
-      <w:r>
-        <w:t xml:space="preserve"> </w:t>
-      </w:r>
-      <w:r>
-        <w:t xml:space="preserve">(Butchart et al., 2026)</w:t>
-      </w:r>
-      <w:r>
-        <w:t xml:space="preserve">, and may or may not include areas of high importance for human health. Finally, an indicator was qualified as not connected to Health when the connection is unlikely, unsupported by current scientific evidence, or absent. This was the case for component indicator 21.CT.3</w:t>
-      </w:r>
-      <w:r>
-        <w:t xml:space="preserve"> </w:t>
-      </w:r>
-      <w:r>
-        <w:t xml:space="preserve">“Index of linguistic diversity”</w:t>
-      </w:r>
-      <w:r>
-        <w:t xml:space="preserve">, for which we did not find any evidence of a link to human, animal, plant or environmental health. For each of the four pillars of One Health, we counted the number of indicators assigned to each category.</w:t>
-      </w:r>
-    </w:p>
-    <w:bookmarkEnd w:id="10"/>
-    <w:bookmarkStart w:id="11" w:name="X53a00511f5f2aab6d4f9b0c330174cbc7ed2097"/>
-    <w:p>
-      <w:pPr>
-        <w:pStyle w:val="Heading2"/>
-      </w:pPr>
-      <w:r>
-        <w:t xml:space="preserve">Assessing the usability of indicators for monitoring the OH JPA</w:t>
-      </w:r>
-    </w:p>
-    <w:p>
-      <w:pPr>
-        <w:pStyle w:val="FirstParagraph"/>
-      </w:pPr>
-      <w:r>
-        <w:t xml:space="preserve">We evaluated the usability of the KM-GBF indicators for monitoring the OH JPA by judging if they can likely detect trends relevant to the actions of the plan. For each action track, we classified the usability of the indicators into three categories: directly usable, usable after adaptation, and not usable. Directly usable indicators can be used in their current form to monitor at least one action in an action track. They do not require adaptations. For example, we qualified component indicator 4.CT.4</w:t>
-      </w:r>
-      <w:r>
-        <w:t xml:space="preserve"> </w:t>
-      </w:r>
-      <w:r>
-        <w:t xml:space="preserve">“Proportion of local breeds classified as being at risk of extinction”</w:t>
-      </w:r>
-      <w:r>
-        <w:t xml:space="preserve"> </w:t>
-      </w:r>
-      <w:r>
-        <w:t xml:space="preserve">as being directly usable for monitoring the fourth action track because it directly measures food safety risks. In contrast, indicators usable after adaptation need to be slightly modified before they can be used to monitor actions in an action track. These adaptations should be small changes in the scale of measurement, the data resolution, or the taxa monitored by the indicator. For instance, we qualified headline indicator 9.1</w:t>
-      </w:r>
-      <w:r>
-        <w:t xml:space="preserve"> </w:t>
-      </w:r>
-      <w:r>
-        <w:t xml:space="preserve">“Benefits from the sustainable use of wild species”</w:t>
-      </w:r>
-      <w:r>
-        <w:t xml:space="preserve"> </w:t>
-      </w:r>
-      <w:r>
-        <w:t xml:space="preserve">as being usable after adaptation for monitoring the second action track on zoonotic epidemics and pandemics. To be more relevant for this action track, this indicator could refer more specifically to wildlife reservoirs of zoonotic agents instead of all wild species. Finally, not usable indicators are outside the scope of an action track or need to be greatly modified before being used to monitor an action track. For example, we qualified component indicator 4.CT.3</w:t>
-      </w:r>
-      <w:r>
-        <w:t xml:space="preserve"> </w:t>
-      </w:r>
-      <w:r>
-        <w:t xml:space="preserve">“Human-wildlife conflict indicator”</w:t>
-      </w:r>
-      <w:r>
-        <w:t xml:space="preserve"> </w:t>
-      </w:r>
-      <w:r>
-        <w:t xml:space="preserve">as being not usable for monitoring the fifth action track on antimicrobial resistance.</w:t>
-      </w:r>
-    </w:p>
-    <w:p>
-      <w:pPr>
-        <w:pStyle w:val="BodyText"/>
-      </w:pPr>
-      <w:r>
-        <w:t xml:space="preserve">We assessed usability for each action track independently, i.e. an indicator can be useful for monitoring multiple action tracks. For each action track, we counted the total number of indicators in each category. In addition, we counted the number of usable indicators for the whole plan regardless of the action tracks. Then, we partitioned these numbers based on the group of indicator in the KM-GBF monitoring framework (i.e. headline, binary, component, and complementary indicators) and the thematic categories of the GAP-BH. Finally, for each action track where an indicator was considered usable (either directly or after adaptation), we identified the most relevant action that can be monitored by the indicator, and counted the number of indicators associated with each action.</w:t>
+        <w:t xml:space="preserve">We assessed usability for each action track independently, i.e. an indicator can be useful for monitoring multiple action tracks. For each action track, we counted the total number of indicators in each category. We also counted the number of usable indicators for the whole plan regardless of the action tracks. Then, we partitioned these numbers based on the group of indicators in the KM-GBF monitoring framework (i.e. headline, binary, component, and complementary indicators) and the thematic categories of the GAP-BH. Finally, for each action track where an indicator was considered usable (either directly or after adaptation), we identified the most relevant action that can be monitored by the indicator, and counted the number of indicators associated with each action.</w:t>
       </w:r>
     </w:p>
     <w:bookmarkEnd w:id="11"/>
@@ -552,13 +898,13 @@
         <w:t xml:space="preserve">Results and discussion</w:t>
       </w:r>
     </w:p>
-    <w:bookmarkStart w:id="17" w:name="link-between-indicators-and-health"/>
+    <w:bookmarkStart w:id="17" w:name="Xc26da58ba1c887a6167c826a50d65a174f8765a"/>
     <w:p>
       <w:pPr>
         <w:pStyle w:val="Heading2"/>
       </w:pPr>
       <w:r>
-        <w:t xml:space="preserve">Link between indicators and Health</w:t>
+        <w:t xml:space="preserve">Link between KM-GBF indicators and health</w:t>
       </w:r>
     </w:p>
     <w:p>
@@ -566,7 +912,7 @@
         <w:pStyle w:val="FirstParagraph"/>
       </w:pPr>
       <w:r>
-        <w:t xml:space="preserve">We found that 75% of KM-GBF indicators are either directly or indirectly connected to human, animal, plant, or environmental health, with approximately 55% of indicators being directly connected to Health. This indicates that monitoring the state, benefits, and pressure of biodiversity and our responses to biodiversity loss gives us a lot of information on One Health. In</w:t>
+        <w:t xml:space="preserve">We found that 75% of KM-GBF indicators are either directly or indirectly connected to either human, animal, plant, or environmental health, with approximately 55% of indicators being directly connected to health. This signifies that monitoring the state, benefits, and pressure of biodiversity and our responses to biodiversity loss provides extensive health information. In</w:t>
       </w:r>
       <w:r>
         <w:t xml:space="preserve"> </w:t>
@@ -580,7 +926,7 @@
         </w:r>
       </w:hyperlink>
       <w:r>
-        <w:t xml:space="preserve">, we show the number of indicators that are directly, indirectly, potentially, and not connected to each of the four pillars of One Health. The number of directly connected indicators is slightly higher for environmental health (41% of indicators) compared to human (27%), animal (26%), and plant (28%) health. However, this difference shrinks after adding indirectly connected indicators (63% for environmental health compared to 56%, 53%, and 51% respectively for human, animal, and plant health). This suggests that the four pillars of One Health can all be meaningfully informed by biodiversity monitoring.</w:t>
+        <w:t xml:space="preserve">, we show the number of indicators that are directly, indirectly, potentially, and not connected to each of the four pillars of One Health. The number of directly connected indicators is slightly higher for environmental health (41% of indicators) compared to human (27%), animal (26%), and plant (28%) health, mostly because the environment contains most of biodiversity. However, this difference is less pronounced after adding indirectly connected indicators (63% for environmental health compared to 56%, 53%, and 51% respectively for human, animal, and plant health), highlighting the multiple pathways through which biodiversity and health are connected.</w:t>
       </w:r>
     </w:p>
     <w:tbl>
@@ -665,7 +1011,7 @@
                 <w:b/>
                 <w:bCs/>
               </w:rPr>
-              <w:t xml:space="preserve">Number of KM-GBF indicators linked with human, animal, plant, and environmental health.</w:t>
+              <w:t xml:space="preserve">Number of indicators of the Kunming-Montreal Global Biodiversity Framework linked with human, animal, plant, and environmental health.</w:t>
             </w:r>
             <w:r>
               <w:t xml:space="preserve"> </w:t>
@@ -683,17 +1029,17 @@
         <w:pStyle w:val="BodyText"/>
       </w:pPr>
       <w:r>
-        <w:t xml:space="preserve">The fact that most KM-GBF indicators are connected to Health is not surprising. The GAP-BH recognizes the relevance to Health of all 23 targets of the KM-GBF, and because the indicators measure the progress made towards these targets, they also measure the progress made towards a healthier planet. However, we did not expect that comparable amounts of indicators would monitor the four pillars of One Health. This indicates that there are virtually no biases in the amount of information that can be reused to monitor human, animal, plant, and environmental health. In other words, we monitor all core components of One Health when we monitor biodiversity.</w:t>
+        <w:t xml:space="preserve">The fact that most KM-GBF indicators are connected to health is not surprising. The GAP-BH recognizes the relevance to health of all 23 targets of the KM-GBF, and because the indicators measure the progress made towards these targets, they also measure the progress made towards a healthier planet. However, we did not expect that comparable numbers of indicators would be linked to the four pillars of One Health, indicating that similar amount of biodiversity information can be reused, either directly or indirectly, to monitor human, animal, plant, and environmental health. This result therefore suggests that the core components of One Health can all be meaningfully informed by biodiversity monitoring.</w:t>
       </w:r>
     </w:p>
     <w:bookmarkEnd w:id="17"/>
-    <w:bookmarkStart w:id="31" w:name="Xe0174d29bd397db265675cd2e1acc67451b4773"/>
+    <w:bookmarkStart w:id="31" w:name="Xb6acba32f15df8c5079198a8204860f5a789b83"/>
     <w:p>
       <w:pPr>
         <w:pStyle w:val="Heading2"/>
       </w:pPr>
       <w:r>
-        <w:t xml:space="preserve">Usability of indicators for monitoring the OH JPA</w:t>
+        <w:t xml:space="preserve">Usability of KM-GBF indicators for monitoring One Health action tracks</w:t>
       </w:r>
     </w:p>
     <w:p>
@@ -701,7 +1047,7 @@
         <w:pStyle w:val="FirstParagraph"/>
       </w:pPr>
       <w:r>
-        <w:t xml:space="preserve">The vast majority of KM-GBF indicators (91%) can be used either directly or after adaptation to monitor actions in the OH JPA, and around 74% of indicators can be used directly. This signifies that we can already do an extensive evaluation of One Health actions with existing data and methodologies. However, we show in</w:t>
+        <w:t xml:space="preserve">The vast majority of KM-GBF indicators (91%) can be used either directly or after adaptation to monitor the OH JPA action tracks, and around 74% of indicators can be used directly. This signifies that we can already do an extensive evaluation of One Health actions with existing data and methodologies. However, we show in</w:t>
       </w:r>
       <w:r>
         <w:t xml:space="preserve"> </w:t>
@@ -718,7 +1064,7 @@
         <w:t xml:space="preserve"> </w:t>
       </w:r>
       <w:r>
-        <w:t xml:space="preserve">that the usability of indicators greatly differs depending on the action track. The proportion of usable indicators varies from 20% for the fifth action track on antimicrobial resistance (4% of directly usable indicators) to 79% for the sixth action track on the integration of the environment into One Health (62% of directly usable indicators). The high proportion of usable indicators for the sixth action track is not surprising given that the KM-GBF is a multilateral environmental agreement that aims to protect species and restore ecosystems. The low proportion of indicators that can monitor actions in the fifth action track could be due to the characteristics of these actions, which are more focused on collaboration, capacity-building and awareness-raising than the decrease and prevention of antimicrobial resistance through biodiversity. Similarly, the actions in the third action track on endemic zoonotic, neglected tropical, and vector-borne diseases, which can only be monitored by 33% of the indicators, are more centered on capacity-building and less on the drivers and inhibitors of infectious diseases, especially in comparison to the actions of the second action track on zoonotic epidemics and pandemics. These differences suggest that, although the KM-GBF monitoring framework can greatly reduce the workload of countries by reducing the need to develop new indicators at the intersection of biodiversity and Health, additional work is still needed to equally cover all aspects of the plan.</w:t>
+        <w:t xml:space="preserve">that the usability of indicators greatly differs depending on the action track. The proportion of usable indicators varies from 20% for the fifth action track on antimicrobial resistance (4% of directly usable indicators) to 79% for the sixth action track on the integration of the environment into One Health (62% of directly usable indicators). The high proportion of usable indicators for the sixth action track is not surprising given that the KM-GBF is a multilateral environmental agreement that aims to protect species and restore ecosystems. The low proportion of indicators that can monitor actions in the fifth action track could be due to the characteristics of these actions, which are more focused on collaboration, capacity-building and awareness-raising than the decrease and prevention of antimicrobial resistance through biodiversity. Similarly, the actions in the third action track on endemic zoonotic, neglected tropical, and vector-borne diseases, which can only be monitored by 33% of the indicators, are more centered on capacity-building and less on the drivers and inhibitors of infectious diseases, especially in comparison to the actions of the second action track on zoonotic epidemics and pandemics. These differences suggest that, although the KM-GBF monitoring framework can greatly support One Health agencies by reducing the need to develop, gain expertise in, and monitor new indicators at the intersection of biodiversity and health, additional work is still needed to equally cover all aspects of the plan.</w:t>
       </w:r>
     </w:p>
     <w:tbl>
@@ -803,7 +1149,7 @@
                 <w:b/>
                 <w:bCs/>
               </w:rPr>
-              <w:t xml:space="preserve">Number of KM-GBF indicators that can be used to monitor at least one action in each of the OH JPA action tracks.</w:t>
+              <w:t xml:space="preserve">Number of indicators of the Kunming-Montreal Global Biodiversity Framework that can be used to monitor at least one action in each of the action tracks of the One Health Joint Plan of Action.</w:t>
             </w:r>
             <w:r>
               <w:t xml:space="preserve"> </w:t>
@@ -821,7 +1167,7 @@
         <w:pStyle w:val="BodyText"/>
       </w:pPr>
       <w:r>
-        <w:t xml:space="preserve">The number of indicators associated with each action is presented in</w:t>
+        <w:t xml:space="preserve">The number of indicators associated with each action in the OH JPA is presented in</w:t>
       </w:r>
       <w:r>
         <w:t xml:space="preserve"> </w:t>
@@ -835,7 +1181,7 @@
         </w:r>
       </w:hyperlink>
       <w:r>
-        <w:t xml:space="preserve">. There are high discrepancies in the usability of indicators between actions. The total number of usable indicators (either directly or after adaptation) varies from 1 (action 5.3: Strengthen global AMR governance structures) to 108 (action 6.1: Protect, restore, and prevent the degradation of ecosystems and the wider environment). Within a single action track, the biggest differences are found within the sixth action track, where only 12 indicators were associated to action 6.4 whereas 108 indicators were associated to action 6.1 This result shows that there is substantial information available for some of the actions, but it also further highlights the need to identify or develop new indicators for specific actions of the plan, even within the action tracks that can be monitored by numerous indicators.</w:t>
+        <w:t xml:space="preserve">. There are high discrepancies in the usability of indicators between actions. The total number of usable indicators (either directly or after adaptation) varies from 1 (action 5.3: Strengthen global AMR governance structures) to 108 (action 6.1: Protect, restore, and prevent the degradation of ecosystems and the wider environment). Within a single action track, the biggest differences are found in the sixth action track, where only 12 indicators were associated to action 6.4 whereas 108 indicators were associated to action 6.1 This result shows that the KM-GBF monitoring framework can provide substantial information for some of the actions, but it also further highlights the need to identify or develop new indicators for specific actions of the plan, even within the action tracks that can be monitored by numerous indicators, such as action track 6.</w:t>
       </w:r>
     </w:p>
     <w:tbl>
@@ -872,7 +1218,7 @@
                 <w:b/>
                 <w:bCs/>
               </w:rPr>
-              <w:t xml:space="preserve">Number of KM-GBF indicators that can be used directly and after adaptation to monitor each action of the OH JPA.</w:t>
+              <w:t xml:space="preserve">Number of indicators of the Kunming-Montreal Global Biodiversity Framework that can be used directly and after adaptation to monitor each of the actions of the One Health Joint Plan of Action.</w:t>
             </w:r>
             <w:r>
               <w:t xml:space="preserve"> </w:t>
@@ -2419,7 +2765,7 @@
         <w:t xml:space="preserve"> </w:t>
       </w:r>
       <w:r>
-        <w:t xml:space="preserve">shows the proportion of indicators that can be used to monitor each action track, for each group of indicators in the KM-GBF monitoring framework. We evaluated that 100% of headline indicators (27/27), 93% of binary indicators (14/15), 94% of component indicators (49/52), and 87% of complementary indicators (96/110) can be used, either directly or after adaptation, to monitor at least one action track. Headline and binary indicators are the only two groups of indicators that are mandatory, i.e. that Parties have the legal obligation to report on. The high proportion of headline and binary indicators is encouraging, because it indicates that the information most likely to figure in National Biodiversity Strategies and Action Plans (NBSAPs) will be reusable for evaluating the implementation of the OH JPA. On the other hand, the high reusability of component and complementary indicators, which are currently optional, should be seen as an additional incitative to measure them.</w:t>
+        <w:t xml:space="preserve">shows the proportion of indicators that can be used to monitor each action track, for each group of indicators in the KM-GBF monitoring framework. We evaluated that 100% of headline indicators (27/27), 93% of binary indicators (14/15), 94% of component indicators (49/52), and 87% of complementary indicators (96/110) can be used, either directly or after adaptation, to monitor at least one action track. Headline and binary indicators are the only two mandatory groups of indicators, i.e. that Parties need to include in their national biodiversity reports. The high proportion of headline and binary indicators is encouraging, because it indicates that the information most likely to figure in national reports will be reusable for evaluating the implementation of the OH JPA. On the other hand, the high reusability of component and complementary indicators, which are currently optional, should be seen as an additional incentive to measure them.</w:t>
       </w:r>
     </w:p>
     <w:tbl>
@@ -2504,7 +2850,7 @@
                 <w:b/>
                 <w:bCs/>
               </w:rPr>
-              <w:t xml:space="preserve">Proportion of KM-GBF indicators that can be used to monitor at least one action in each of the OH JPA action tracks, partitioned by the different groups of indicators.</w:t>
+              <w:t xml:space="preserve">Proportion of indicators of the Kunming-Montreal Global Biodiversity Framework that can be used to monitor at least one action in each of the action tracks of the One Health Joint Plan of Action, partitioned by the different groups of indicators.</w:t>
             </w:r>
             <w:r>
               <w:t xml:space="preserve"> </w:t>
@@ -2536,7 +2882,76 @@
         </w:r>
       </w:hyperlink>
       <w:r>
-        <w:t xml:space="preserve">, we present the usability of indicators for each thematic category of the GAP-BH. In every category, at least 89% of indicators can be used, either directly or after adaptation, for monitoring at least one action track, excepting in the Knowledge and engagement of people category, which only has 52% of usable indicators. This suggests that every sector of the KM-GBF monitoring framework, from Nature’s contribution to people to Species management, is relevant for One Health, even though there are wide variations in the action track most relevant for each category. This figure also shows that all indicators that can directly monitor the fifth action track on antimicrobial resistance are in the Access and benefit-sharing and Biosafety and biotechnology categories, further emphasizing the importance of collaboration, capacity-building and awareness-raising set forth in this action track.</w:t>
+        <w:t xml:space="preserve">, we present the usability of indicators for each thematic category of the GAP-BH. In every category, at least 89% of indicators can be used, either directly or after adaptation, for monitoring at least one action track, except in the</w:t>
+      </w:r>
+      <w:r>
+        <w:t xml:space="preserve"> </w:t>
+      </w:r>
+      <w:r>
+        <w:t xml:space="preserve">“Knowledge and engagement of people”</w:t>
+      </w:r>
+      <w:r>
+        <w:t xml:space="preserve"> </w:t>
+      </w:r>
+      <w:r>
+        <w:t xml:space="preserve">category, which only has 52% of usable indicators. This suggests that every sector of the KM-GBF monitoring framework, from</w:t>
+      </w:r>
+      <w:r>
+        <w:t xml:space="preserve"> </w:t>
+      </w:r>
+      <w:r>
+        <w:t xml:space="preserve">“Nature’s contribution to people”</w:t>
+      </w:r>
+      <w:r>
+        <w:t xml:space="preserve"> </w:t>
+      </w:r>
+      <w:r>
+        <w:t xml:space="preserve">to</w:t>
+      </w:r>
+      <w:r>
+        <w:t xml:space="preserve"> </w:t>
+      </w:r>
+      <w:r>
+        <w:t xml:space="preserve">“Species management”</w:t>
+      </w:r>
+      <w:r>
+        <w:t xml:space="preserve">, is relevant for One Health, even though there are wide variations in the action track most relevant for each category. For instance, the three indicators under</w:t>
+      </w:r>
+      <w:r>
+        <w:t xml:space="preserve"> </w:t>
+      </w:r>
+      <w:r>
+        <w:t xml:space="preserve">“Urban areas”</w:t>
+      </w:r>
+      <w:r>
+        <w:t xml:space="preserve"> </w:t>
+      </w:r>
+      <w:r>
+        <w:t xml:space="preserve">can only be used after adaptation to monitor the action tracks, apart from tracks 1 and 6, yet they do not capture actions related to antimicrobial resistance (track 5). This figure also shows that all indicators that can directly monitor the fifth action track on antimicrobial resistance are in the</w:t>
+      </w:r>
+      <w:r>
+        <w:t xml:space="preserve"> </w:t>
+      </w:r>
+      <w:r>
+        <w:t xml:space="preserve">“Access and benefit-sharing”</w:t>
+      </w:r>
+      <w:r>
+        <w:t xml:space="preserve"> </w:t>
+      </w:r>
+      <w:r>
+        <w:t xml:space="preserve">and</w:t>
+      </w:r>
+      <w:r>
+        <w:t xml:space="preserve"> </w:t>
+      </w:r>
+      <w:r>
+        <w:t xml:space="preserve">“Biosafety and biotechnology”</w:t>
+      </w:r>
+      <w:r>
+        <w:t xml:space="preserve"> </w:t>
+      </w:r>
+      <w:r>
+        <w:t xml:space="preserve">categories, further emphasizing the importance of collaboration, capacity-building and awareness-raising set forth in this action track.</w:t>
       </w:r>
     </w:p>
     <w:tbl>
@@ -2621,13 +3036,13 @@
                 <w:b/>
                 <w:bCs/>
               </w:rPr>
-              <w:t xml:space="preserve">Proportion of KM-GBF indicators that can be used to monitor at least one action in each of the OH JPA action tracks, partitioned by the different thematic categories of the GAP-BH.</w:t>
+              <w:t xml:space="preserve">Proportion of indicators of the Kunming-Montreal Global Biodiversity Framework that can be used to monitor at least one action in each of the action tracks of the One Health Joint Plan of Action, partitioned by the different thematic categories of the Global Action Plan on Biodiversity and Health.</w:t>
             </w:r>
             <w:r>
               <w:t xml:space="preserve"> </w:t>
             </w:r>
             <w:r>
-              <w:t xml:space="preserve">The number of indicators in each thematic category is indicated in parentheses. The thematic category of an indicator was assigned based on the thematic category of its target. Indicators that monitor KM-GBF goals A, B, C, and D are not assigned to any thematic category. The opaque bars represent directly usable indicators, whereas the transparent bars represent those usable after adaptation. The gray bars designate the indicators that can monitor at least one action in the whole plan.</w:t>
+              <w:t xml:space="preserve">The number of indicators in each thematic category is indicated in parentheses. The thematic category of an indicator was assigned based on the thematic category of its target. Indicators that monitor goals A, B, C, and D of the Kunming-Montreal Global Biodiversity Framework are not assigned to any thematic category. The opaque bars represent directly usable indicators, whereas the transparent bars represent those usable after adaptation. The gray bars designate the indicators that can monitor at least one action in the whole plan.</w:t>
             </w:r>
           </w:p>
           <w:bookmarkEnd w:id="30"/>
@@ -2650,7 +3065,19 @@
         <w:pStyle w:val="FirstParagraph"/>
       </w:pPr>
       <w:r>
-        <w:t xml:space="preserve">Reusing existing indicators can greatly reduce the workload of countries that are part of different multilateral environmental agreements with overlapping objectives. Instead of developing new indicators, our study shows that countries can reuse many indicators from the KM-GBF monitoring framework to monitor One Health actions. Our evaluation suggests that most of these indicators are linked to Health and can be used to monitor the specific actions of the OH JPA. Biologists, who develop and measure these indicators, can thus meaningfully contribute to One Health efforts by sharing their data, methodologies, and expertise with the health sector. However, additional work is needed to identify or develop new indicators for the action tracks where few indicators were found to be usable. These gaps could be filled by finding existing indicators at the intersection of human, animal, plant, and environmental health in other multilateral environmental agreements (e.g. the indicators of the Sustainable Development Goals). Nevertheless, the high reusability of most KM-GBF indicators for monitoring One Health actions underlines the need for close collaboration between the CBD Secretariat and the Quadripartite organizations, especially as we enter the last year of the One Health Joint Plan of Action.</w:t>
+        <w:t xml:space="preserve">As demonstrated in the introduction, reusing existing indicators can greatly reduce the workload of countries that are part of different multilateral environmental agreements with overlapping objectives. Instead of developing and measuring new indicators, which can be resource-intensive, reusing indicators from the KM-GBF monitoring framework to monitor the implementation of the OH JPA can increase the efficiency of both monitoring systems. The environmental sector can meaningfully contribute to One Health efforts by sharing their data, tools, and expertise with national One Health agencies, which can in turn provide further incentives and means to measure relevant indicators and improve their methodologies. (</w:t>
+      </w:r>
+      <w:r>
+        <w:rPr>
+          <w:b/>
+          <w:bCs/>
+          <w:i/>
+          <w:iCs/>
+        </w:rPr>
+        <w:t xml:space="preserve">TP: Point 3: How can KM-GBF indicators be integrated into existing human health monitoring frameworks?</w:t>
+      </w:r>
+      <w:r>
+        <w:t xml:space="preserve">) Making indicators serve more than one purpose can also improve the efficiency of public and private spending by avoiding duplication of work. However, additional effort is needed to identify or develop new indicators to monitor the action tracks where few KM-GBF indicators were found to be usable. These gaps could be filled by finding existing indicators in other multilateral environmental agreements, such as the global indicator framework of the Sustainable Development Goals (SDGs). Nevertheless, the high reusability of most KM-GBF indicators for monitoring the One Health action tracks provides an opportunity for close collaboration between the CBD Secretariat and the Quadripartite organizations, especially as we enter the last year of the current OH JPA. Putting in the work to monitor the OH JPA will be an essential step to ensure it is effectively put into action and meets its goals.</w:t>
       </w:r>
     </w:p>
     <w:bookmarkEnd w:id="33"/>
@@ -2668,11 +3095,11 @@
         <w:pStyle w:val="FirstParagraph"/>
       </w:pPr>
       <w:r>
-        <w:t xml:space="preserve">We acknowledge that this study was conducted on land within the traditional unceded territory of the Saint Lawrence Iroquoian, Anishinabewaki, Mohawk, Huron-Wendat and Omàmiwininiwak nations. TP was funded through award no. 223764/Z/21/Z from the Wellcome Trust and supported by the US National Science Foundation (grant no. DBI 2213854). We thank members of the GEO BON One Health working group and Claire Burnel for their useful feedback on the manuscript.</w:t>
+        <w:t xml:space="preserve">We acknowledge that this study was conducted on land within the traditional unceded territory of the Saint Lawrence Iroquoian, Anishinabewaki, Mohawk, Huron-Wendat and Omàmiwininiwak nations. TP was funded through award no. 223764/Z/21/Z from the Wellcome Trust and supported by the US National Science Foundation (grant no. DBI 2515340). We thank members of the GEO BON One Health working group for their useful feedback on the project.</w:t>
       </w:r>
     </w:p>
     <w:bookmarkEnd w:id="34"/>
-    <w:bookmarkStart w:id="77" w:name="references"/>
+    <w:bookmarkStart w:id="104" w:name="references"/>
     <w:p>
       <w:pPr>
         <w:pStyle w:val="Heading1"/>
@@ -2681,36 +3108,52 @@
         <w:t xml:space="preserve">References</w:t>
       </w:r>
     </w:p>
-    <w:bookmarkStart w:id="76" w:name="refs"/>
-    <w:bookmarkStart w:id="36" w:name="ref-Butchart2026Extent"/>
+    <w:bookmarkStart w:id="103" w:name="refs"/>
+    <w:bookmarkStart w:id="36" w:name="ref-Affinito2025Assessinga"/>
     <w:p>
       <w:pPr>
         <w:pStyle w:val="Bibliography"/>
       </w:pPr>
       <w:r>
-        <w:t xml:space="preserve">Butchart, S. H. M., Crowe, O., Scott, T., Plumptre, A. J., Eldred, M., McKee, E., Waliczky, Z., Hasani, I. A., Azpiroz, A. B., Baisero, D., Barasa, F., Beresford, A. E., Bezeng, B. S., Boyd, C., Brooks, T. M., Buchanan, G., Bunting, G., Capellan, S., Cox, N., … Upgren, A. (2026). Extent, characteristics and policy applications of</w:t>
-      </w:r>
-      <w:r>
-        <w:t xml:space="preserve"> </w:t>
-      </w:r>
-      <w:r>
-        <w:t xml:space="preserve">Key Biodiversity Areas</w:t>
-      </w:r>
-      <w:r>
-        <w:t xml:space="preserve">.</w:t>
-      </w:r>
-      <w:r>
-        <w:t xml:space="preserve"> </w:t>
-      </w:r>
-      <w:r>
-        <w:rPr>
-          <w:i/>
-          <w:iCs/>
-        </w:rPr>
-        <w:t xml:space="preserve">Biological Reviews of the Cambridge Philosophical Society</w:t>
-      </w:r>
-      <w:r>
-        <w:t xml:space="preserve">.</w:t>
+        <w:t xml:space="preserve">Affinito, F., Butchart, S. H. M., Nicholson, E., Hirsch, T., Williams, J. M., Campbell, J. E., Ferrari, M. F., Gabay, M., Gorini, L., Kalamujic Stroil, B., Kohsaka, R., Painter, B., Pinto, J. C., Scholz, A. H., Straza, T. R. A., Tshidada, N., Vallecillo, S., Widdicombe, S., &amp; Gonzalez, A. (2025). Assessing coverage of the monitoring framework of the</w:t>
+      </w:r>
+      <w:r>
+        <w:t xml:space="preserve"> </w:t>
+      </w:r>
+      <w:r>
+        <w:t xml:space="preserve">Kunming-Montreal Global Biodiversity Framework</w:t>
+      </w:r>
+      <w:r>
+        <w:t xml:space="preserve"> </w:t>
+      </w:r>
+      <w:r>
+        <w:t xml:space="preserve">and opportunities to fill gaps.</w:t>
+      </w:r>
+      <w:r>
+        <w:t xml:space="preserve"> </w:t>
+      </w:r>
+      <w:r>
+        <w:rPr>
+          <w:i/>
+          <w:iCs/>
+        </w:rPr>
+        <w:t xml:space="preserve">Nature Ecology &amp; Evolution</w:t>
+      </w:r>
+      <w:r>
+        <w:t xml:space="preserve">,</w:t>
+      </w:r>
+      <w:r>
+        <w:t xml:space="preserve"> </w:t>
+      </w:r>
+      <w:r>
+        <w:rPr>
+          <w:i/>
+          <w:iCs/>
+        </w:rPr>
+        <w:t xml:space="preserve">9</w:t>
+      </w:r>
+      <w:r>
+        <w:t xml:space="preserve">(7), 1280–1294.</w:t>
       </w:r>
       <w:r>
         <w:t xml:space="preserve"> </w:t>
@@ -2720,17 +3163,141 @@
           <w:rPr>
             <w:rStyle w:val="Hyperlink"/>
           </w:rPr>
-          <w:t xml:space="preserve">https://doi.org/10.1002/brv.70144</w:t>
+          <w:t xml:space="preserve">https://doi.org/10.1038/s41559-025-02718-3</w:t>
         </w:r>
       </w:hyperlink>
     </w:p>
     <w:bookmarkEnd w:id="36"/>
-    <w:bookmarkStart w:id="38" w:name="ref-Carlson2025Pathogens"/>
+    <w:bookmarkStart w:id="38" w:name="ref-Al-Sadi2017Impact"/>
     <w:p>
       <w:pPr>
         <w:pStyle w:val="Bibliography"/>
       </w:pPr>
       <w:r>
+        <w:t xml:space="preserve">Al-Sadi, A. M. (2017). Impact of</w:t>
+      </w:r>
+      <w:r>
+        <w:t xml:space="preserve"> </w:t>
+      </w:r>
+      <w:r>
+        <w:t xml:space="preserve">Plant Diseases</w:t>
+      </w:r>
+      <w:r>
+        <w:t xml:space="preserve"> </w:t>
+      </w:r>
+      <w:r>
+        <w:t xml:space="preserve">on</w:t>
+      </w:r>
+      <w:r>
+        <w:t xml:space="preserve"> </w:t>
+      </w:r>
+      <w:r>
+        <w:t xml:space="preserve">Human Health</w:t>
+      </w:r>
+      <w:r>
+        <w:t xml:space="preserve">.</w:t>
+      </w:r>
+      <w:r>
+        <w:t xml:space="preserve"> </w:t>
+      </w:r>
+      <w:r>
+        <w:rPr>
+          <w:i/>
+          <w:iCs/>
+        </w:rPr>
+        <w:t xml:space="preserve">International Journal of Nutrition, Pharmacology, Neurological Diseases</w:t>
+      </w:r>
+      <w:r>
+        <w:t xml:space="preserve">,</w:t>
+      </w:r>
+      <w:r>
+        <w:t xml:space="preserve"> </w:t>
+      </w:r>
+      <w:r>
+        <w:rPr>
+          <w:i/>
+          <w:iCs/>
+        </w:rPr>
+        <w:t xml:space="preserve">7</w:t>
+      </w:r>
+      <w:r>
+        <w:t xml:space="preserve">(2), 21.</w:t>
+      </w:r>
+      <w:r>
+        <w:t xml:space="preserve"> </w:t>
+      </w:r>
+      <w:hyperlink r:id="rId37">
+        <w:r>
+          <w:rPr>
+            <w:rStyle w:val="Hyperlink"/>
+          </w:rPr>
+          <w:t xml:space="preserve">https://doi.org/10.4103/ijnpnd.ijnpnd_24_17</w:t>
+        </w:r>
+      </w:hyperlink>
+    </w:p>
+    <w:bookmarkEnd w:id="38"/>
+    <w:bookmarkStart w:id="40" w:name="ref-Amuasi2025Future"/>
+    <w:p>
+      <w:pPr>
+        <w:pStyle w:val="Bibliography"/>
+      </w:pPr>
+      <w:r>
+        <w:t xml:space="preserve">Amuasi, J. H., &amp; Winkler, A. S. (2025). Future trajectories for</w:t>
+      </w:r>
+      <w:r>
+        <w:t xml:space="preserve"> </w:t>
+      </w:r>
+      <w:r>
+        <w:t xml:space="preserve">One Health</w:t>
+      </w:r>
+      <w:r>
+        <w:t xml:space="preserve">.</w:t>
+      </w:r>
+      <w:r>
+        <w:t xml:space="preserve"> </w:t>
+      </w:r>
+      <w:r>
+        <w:rPr>
+          <w:i/>
+          <w:iCs/>
+        </w:rPr>
+        <w:t xml:space="preserve">The Lancet</w:t>
+      </w:r>
+      <w:r>
+        <w:t xml:space="preserve">,</w:t>
+      </w:r>
+      <w:r>
+        <w:t xml:space="preserve"> </w:t>
+      </w:r>
+      <w:r>
+        <w:rPr>
+          <w:i/>
+          <w:iCs/>
+        </w:rPr>
+        <w:t xml:space="preserve">406</w:t>
+      </w:r>
+      <w:r>
+        <w:t xml:space="preserve">(10502), 426–429.</w:t>
+      </w:r>
+      <w:r>
+        <w:t xml:space="preserve"> </w:t>
+      </w:r>
+      <w:hyperlink r:id="rId39">
+        <w:r>
+          <w:rPr>
+            <w:rStyle w:val="Hyperlink"/>
+          </w:rPr>
+          <w:t xml:space="preserve">https://doi.org/10.1016/S0140-6736(25)01453-9</w:t>
+        </w:r>
+      </w:hyperlink>
+    </w:p>
+    <w:bookmarkEnd w:id="40"/>
+    <w:bookmarkStart w:id="42" w:name="ref-Carlson2025Pathogens"/>
+    <w:p>
+      <w:pPr>
+        <w:pStyle w:val="Bibliography"/>
+      </w:pPr>
+      <w:r>
         <w:t xml:space="preserve">Carlson, C. J., Brookson, C. B., Becker, D. J., Cummings, C. A., Gibb, R., Halliday, F. W., Heckley, A. M., Huang, Z. Y. X., Lavelle, T., Robertson, H., Vicente-Santos, A., Weets, C. M., &amp; Poisot, T. (2025). Pathogens and planetary change.</w:t>
       </w:r>
       <w:r>
@@ -2762,7 +3329,7 @@
       <w:r>
         <w:t xml:space="preserve"> </w:t>
       </w:r>
-      <w:hyperlink r:id="rId37">
+      <w:hyperlink r:id="rId41">
         <w:r>
           <w:rPr>
             <w:rStyle w:val="Hyperlink"/>
@@ -2771,54 +3338,36 @@
         </w:r>
       </w:hyperlink>
     </w:p>
-    <w:bookmarkEnd w:id="38"/>
-    <w:bookmarkStart w:id="40" w:name="ref-Danasekaran2024One"/>
+    <w:bookmarkEnd w:id="42"/>
+    <w:bookmarkStart w:id="44" w:name="ref-Carroll2024Lessons"/>
     <w:p>
       <w:pPr>
         <w:pStyle w:val="Bibliography"/>
       </w:pPr>
       <w:r>
-        <w:t xml:space="preserve">Danasekaran, R. (2024). One</w:t>
-      </w:r>
-      <w:r>
-        <w:t xml:space="preserve"> </w:t>
-      </w:r>
-      <w:r>
-        <w:t xml:space="preserve">Health</w:t>
-      </w:r>
-      <w:r>
-        <w:t xml:space="preserve">:</w:t>
-      </w:r>
-      <w:r>
-        <w:t xml:space="preserve"> </w:t>
-      </w:r>
-      <w:r>
-        <w:t xml:space="preserve">A Holistic Approach</w:t>
-      </w:r>
-      <w:r>
-        <w:t xml:space="preserve"> </w:t>
-      </w:r>
-      <w:r>
-        <w:t xml:space="preserve">to</w:t>
-      </w:r>
-      <w:r>
-        <w:t xml:space="preserve"> </w:t>
-      </w:r>
-      <w:r>
-        <w:t xml:space="preserve">Tackling Global Health Issues</w:t>
-      </w:r>
-      <w:r>
-        <w:t xml:space="preserve">.</w:t>
-      </w:r>
-      <w:r>
-        <w:t xml:space="preserve"> </w:t>
-      </w:r>
-      <w:r>
-        <w:rPr>
-          <w:i/>
-          <w:iCs/>
-        </w:rPr>
-        <w:t xml:space="preserve">Indian Journal of Community Medicine: Official Publication of Indian Association of Preventive &amp; Social Medicine</w:t>
+        <w:t xml:space="preserve">Carroll, C., Hoban, S., &amp; Ray, J. C. (2024). Lessons from</w:t>
+      </w:r>
+      <w:r>
+        <w:t xml:space="preserve"> </w:t>
+      </w:r>
+      <w:r>
+        <w:t xml:space="preserve">COP15</w:t>
+      </w:r>
+      <w:r>
+        <w:t xml:space="preserve"> </w:t>
+      </w:r>
+      <w:r>
+        <w:t xml:space="preserve">on effective scientific engagement in biodiversity policy processes.</w:t>
+      </w:r>
+      <w:r>
+        <w:t xml:space="preserve"> </w:t>
+      </w:r>
+      <w:r>
+        <w:rPr>
+          <w:i/>
+          <w:iCs/>
+        </w:rPr>
+        <w:t xml:space="preserve">Conservation Biology</w:t>
       </w:r>
       <w:r>
         <w:t xml:space="preserve">,</w:t>
@@ -2831,25 +3380,25 @@
           <w:i/>
           <w:iCs/>
         </w:rPr>
-        <w:t xml:space="preserve">49</w:t>
-      </w:r>
-      <w:r>
-        <w:t xml:space="preserve">(2), 260–263.</w:t>
-      </w:r>
-      <w:r>
-        <w:t xml:space="preserve"> </w:t>
-      </w:r>
-      <w:hyperlink r:id="rId39">
+        <w:t xml:space="preserve">38</w:t>
+      </w:r>
+      <w:r>
+        <w:t xml:space="preserve">(2), e14192.</w:t>
+      </w:r>
+      <w:r>
+        <w:t xml:space="preserve"> </w:t>
+      </w:r>
+      <w:hyperlink r:id="rId43">
         <w:r>
           <w:rPr>
             <w:rStyle w:val="Hyperlink"/>
           </w:rPr>
-          <w:t xml:space="preserve">https://doi.org/10.4103/ijcm.ijcm_521_23</w:t>
+          <w:t xml:space="preserve">https://doi.org/10.1111/cobi.14192</w:t>
         </w:r>
       </w:hyperlink>
     </w:p>
-    <w:bookmarkEnd w:id="40"/>
-    <w:bookmarkStart w:id="42" w:name="ref-Diaz2018Assessing"/>
+    <w:bookmarkEnd w:id="44"/>
+    <w:bookmarkStart w:id="46" w:name="ref-Diaz2018Assessing"/>
     <w:p>
       <w:pPr>
         <w:pStyle w:val="Bibliography"/>
@@ -2889,7 +3438,7 @@
       <w:r>
         <w:t xml:space="preserve"> </w:t>
       </w:r>
-      <w:hyperlink r:id="rId41">
+      <w:hyperlink r:id="rId45">
         <w:r>
           <w:rPr>
             <w:rStyle w:val="Hyperlink"/>
@@ -2898,8 +3447,8 @@
         </w:r>
       </w:hyperlink>
     </w:p>
-    <w:bookmarkEnd w:id="42"/>
-    <w:bookmarkStart w:id="44" w:name="ref-Doring2012Concepts"/>
+    <w:bookmarkEnd w:id="46"/>
+    <w:bookmarkStart w:id="48" w:name="ref-Doring2012Concepts"/>
     <w:p>
       <w:pPr>
         <w:pStyle w:val="Bibliography"/>
@@ -2936,7 +3485,7 @@
       <w:r>
         <w:t xml:space="preserve"> </w:t>
       </w:r>
-      <w:hyperlink r:id="rId43">
+      <w:hyperlink r:id="rId47">
         <w:r>
           <w:rPr>
             <w:rStyle w:val="Hyperlink"/>
@@ -2945,8 +3494,8 @@
         </w:r>
       </w:hyperlink>
     </w:p>
-    <w:bookmarkEnd w:id="44"/>
-    <w:bookmarkStart w:id="46" w:name="ref-Esquinas-Alcazar2005Protecting"/>
+    <w:bookmarkEnd w:id="48"/>
+    <w:bookmarkStart w:id="50" w:name="ref-Esquinas-Alcazar2005Protecting"/>
     <w:p>
       <w:pPr>
         <w:pStyle w:val="Bibliography"/>
@@ -2983,7 +3532,7 @@
       <w:r>
         <w:t xml:space="preserve"> </w:t>
       </w:r>
-      <w:hyperlink r:id="rId45">
+      <w:hyperlink r:id="rId49">
         <w:r>
           <w:rPr>
             <w:rStyle w:val="Hyperlink"/>
@@ -2992,13 +3541,99 @@
         </w:r>
       </w:hyperlink>
     </w:p>
-    <w:bookmarkEnd w:id="46"/>
-    <w:bookmarkStart w:id="48" w:name="ref-Gibbs2014Evolution"/>
+    <w:bookmarkEnd w:id="50"/>
+    <w:bookmarkStart w:id="52" w:name="ref-Garcia2020One"/>
     <w:p>
       <w:pPr>
         <w:pStyle w:val="Bibliography"/>
       </w:pPr>
       <w:r>
+        <w:t xml:space="preserve">Garcia, S. N., Osburn, B. I., &amp; Jay-Russell, M. T. (2020). One</w:t>
+      </w:r>
+      <w:r>
+        <w:t xml:space="preserve"> </w:t>
+      </w:r>
+      <w:r>
+        <w:t xml:space="preserve">Health</w:t>
+      </w:r>
+      <w:r>
+        <w:t xml:space="preserve"> </w:t>
+      </w:r>
+      <w:r>
+        <w:t xml:space="preserve">for</w:t>
+      </w:r>
+      <w:r>
+        <w:t xml:space="preserve"> </w:t>
+      </w:r>
+      <w:r>
+        <w:t xml:space="preserve">Food Safety</w:t>
+      </w:r>
+      <w:r>
+        <w:t xml:space="preserve">,</w:t>
+      </w:r>
+      <w:r>
+        <w:t xml:space="preserve"> </w:t>
+      </w:r>
+      <w:r>
+        <w:t xml:space="preserve">Food Security</w:t>
+      </w:r>
+      <w:r>
+        <w:t xml:space="preserve">, and</w:t>
+      </w:r>
+      <w:r>
+        <w:t xml:space="preserve"> </w:t>
+      </w:r>
+      <w:r>
+        <w:t xml:space="preserve">Sustainable Food Production</w:t>
+      </w:r>
+      <w:r>
+        <w:t xml:space="preserve">.</w:t>
+      </w:r>
+      <w:r>
+        <w:t xml:space="preserve"> </w:t>
+      </w:r>
+      <w:r>
+        <w:rPr>
+          <w:i/>
+          <w:iCs/>
+        </w:rPr>
+        <w:t xml:space="preserve">Frontiers in Sustainable Food Systems</w:t>
+      </w:r>
+      <w:r>
+        <w:t xml:space="preserve">,</w:t>
+      </w:r>
+      <w:r>
+        <w:t xml:space="preserve"> </w:t>
+      </w:r>
+      <w:r>
+        <w:rPr>
+          <w:i/>
+          <w:iCs/>
+        </w:rPr>
+        <w:t xml:space="preserve">4</w:t>
+      </w:r>
+      <w:r>
+        <w:t xml:space="preserve">.</w:t>
+      </w:r>
+      <w:r>
+        <w:t xml:space="preserve"> </w:t>
+      </w:r>
+      <w:hyperlink r:id="rId51">
+        <w:r>
+          <w:rPr>
+            <w:rStyle w:val="Hyperlink"/>
+          </w:rPr>
+          <w:t xml:space="preserve">https://doi.org/10.3389/fsufs.2020.00001</w:t>
+        </w:r>
+      </w:hyperlink>
+    </w:p>
+    <w:bookmarkEnd w:id="52"/>
+    <w:bookmarkStart w:id="54" w:name="ref-Gibbs2014Evolution"/>
+    <w:p>
+      <w:pPr>
+        <w:pStyle w:val="Bibliography"/>
+      </w:pPr>
+      <w:r>
         <w:t xml:space="preserve">Gibbs, E. P. J. (2014). The evolution of</w:t>
       </w:r>
       <w:r>
@@ -3039,7 +3674,7 @@
       <w:r>
         <w:t xml:space="preserve"> </w:t>
       </w:r>
-      <w:hyperlink r:id="rId47">
+      <w:hyperlink r:id="rId53">
         <w:r>
           <w:rPr>
             <w:rStyle w:val="Hyperlink"/>
@@ -3048,13 +3683,224 @@
         </w:r>
       </w:hyperlink>
     </w:p>
-    <w:bookmarkEnd w:id="48"/>
-    <w:bookmarkStart w:id="49" w:name="ref-Jakobsson2012Sustainable"/>
+    <w:bookmarkEnd w:id="54"/>
+    <w:bookmarkStart w:id="55" w:name="ref-Gudmundsson2003Policy"/>
     <w:p>
       <w:pPr>
         <w:pStyle w:val="Bibliography"/>
       </w:pPr>
       <w:r>
+        <w:t xml:space="preserve">Gudmundsson, H. (2003). The</w:t>
+      </w:r>
+      <w:r>
+        <w:t xml:space="preserve"> </w:t>
+      </w:r>
+      <w:r>
+        <w:t xml:space="preserve">Policy Use</w:t>
+      </w:r>
+      <w:r>
+        <w:t xml:space="preserve"> </w:t>
+      </w:r>
+      <w:r>
+        <w:t xml:space="preserve">of</w:t>
+      </w:r>
+      <w:r>
+        <w:t xml:space="preserve"> </w:t>
+      </w:r>
+      <w:r>
+        <w:t xml:space="preserve">Environmental Indicators</w:t>
+      </w:r>
+      <w:r>
+        <w:t xml:space="preserve"> </w:t>
+      </w:r>
+      <w:r>
+        <w:t xml:space="preserve">-</w:t>
+      </w:r>
+      <w:r>
+        <w:t xml:space="preserve"> </w:t>
+      </w:r>
+      <w:r>
+        <w:t xml:space="preserve">Learning</w:t>
+      </w:r>
+      <w:r>
+        <w:t xml:space="preserve"> </w:t>
+      </w:r>
+      <w:r>
+        <w:t xml:space="preserve">from</w:t>
+      </w:r>
+      <w:r>
+        <w:t xml:space="preserve"> </w:t>
+      </w:r>
+      <w:r>
+        <w:t xml:space="preserve">Evaluation Research</w:t>
+      </w:r>
+      <w:r>
+        <w:t xml:space="preserve">.</w:t>
+      </w:r>
+      <w:r>
+        <w:t xml:space="preserve"> </w:t>
+      </w:r>
+      <w:r>
+        <w:rPr>
+          <w:i/>
+          <w:iCs/>
+        </w:rPr>
+        <w:t xml:space="preserve">The Journal of Transdisciplinary Environmental Studies</w:t>
+      </w:r>
+      <w:r>
+        <w:t xml:space="preserve">,</w:t>
+      </w:r>
+      <w:r>
+        <w:t xml:space="preserve"> </w:t>
+      </w:r>
+      <w:r>
+        <w:rPr>
+          <w:i/>
+          <w:iCs/>
+        </w:rPr>
+        <w:t xml:space="preserve">2</w:t>
+      </w:r>
+      <w:r>
+        <w:t xml:space="preserve">(2), 1–12.</w:t>
+      </w:r>
+    </w:p>
+    <w:bookmarkEnd w:id="55"/>
+    <w:bookmarkStart w:id="57" w:name="ref-Hebert2025Selectinga"/>
+    <w:p>
+      <w:pPr>
+        <w:pStyle w:val="Bibliography"/>
+      </w:pPr>
+      <w:r>
+        <w:t xml:space="preserve">Hébert, K., Acevedo, D. H., Cameron, V., Courant, S., Daguet, C., Gonzalez, A., Gravel, D., Huot, J., Jousse, M., Juhasz, C.-C., Lévesque, C., Serrano, J., Simard, A., &amp; Pollock, L. (2025). Selecting indicators to track progress towards the</w:t>
+      </w:r>
+      <w:r>
+        <w:t xml:space="preserve"> </w:t>
+      </w:r>
+      <w:r>
+        <w:t xml:space="preserve">Global Biodiversity Framework</w:t>
+      </w:r>
+      <w:r>
+        <w:t xml:space="preserve">: A case study of</w:t>
+      </w:r>
+      <w:r>
+        <w:t xml:space="preserve"> </w:t>
+      </w:r>
+      <w:r>
+        <w:t xml:space="preserve">Quebec</w:t>
+      </w:r>
+      <w:r>
+        <w:t xml:space="preserve">’s 2030</w:t>
+      </w:r>
+      <w:r>
+        <w:t xml:space="preserve"> </w:t>
+      </w:r>
+      <w:r>
+        <w:t xml:space="preserve">Nature Plan</w:t>
+      </w:r>
+      <w:r>
+        <w:t xml:space="preserve">.</w:t>
+      </w:r>
+      <w:r>
+        <w:t xml:space="preserve"> </w:t>
+      </w:r>
+      <w:r>
+        <w:rPr>
+          <w:i/>
+          <w:iCs/>
+        </w:rPr>
+        <w:t xml:space="preserve">FACETS</w:t>
+      </w:r>
+      <w:r>
+        <w:t xml:space="preserve">,</w:t>
+      </w:r>
+      <w:r>
+        <w:t xml:space="preserve"> </w:t>
+      </w:r>
+      <w:r>
+        <w:rPr>
+          <w:i/>
+          <w:iCs/>
+        </w:rPr>
+        <w:t xml:space="preserve">10</w:t>
+      </w:r>
+      <w:r>
+        <w:t xml:space="preserve">, 1–13.</w:t>
+      </w:r>
+      <w:r>
+        <w:t xml:space="preserve"> </w:t>
+      </w:r>
+      <w:hyperlink r:id="rId56">
+        <w:r>
+          <w:rPr>
+            <w:rStyle w:val="Hyperlink"/>
+          </w:rPr>
+          <w:t xml:space="preserve">https://doi.org/10.1139/facets-2024-0357</w:t>
+        </w:r>
+      </w:hyperlink>
+    </w:p>
+    <w:bookmarkEnd w:id="57"/>
+    <w:bookmarkStart w:id="59" w:name="ref-Jackson2013Linking"/>
+    <w:p>
+      <w:pPr>
+        <w:pStyle w:val="Bibliography"/>
+      </w:pPr>
+      <w:r>
+        <w:t xml:space="preserve">Jackson, L. E., Daniel, J., McCorkle, B., Sears, A., &amp; Bush, K. F. (2013). Linking ecosystem services and human health: The</w:t>
+      </w:r>
+      <w:r>
+        <w:t xml:space="preserve"> </w:t>
+      </w:r>
+      <w:r>
+        <w:t xml:space="preserve">Eco-Health Relationship Browser</w:t>
+      </w:r>
+      <w:r>
+        <w:t xml:space="preserve">.</w:t>
+      </w:r>
+      <w:r>
+        <w:t xml:space="preserve"> </w:t>
+      </w:r>
+      <w:r>
+        <w:rPr>
+          <w:i/>
+          <w:iCs/>
+        </w:rPr>
+        <w:t xml:space="preserve">International Journal of Public Health</w:t>
+      </w:r>
+      <w:r>
+        <w:t xml:space="preserve">,</w:t>
+      </w:r>
+      <w:r>
+        <w:t xml:space="preserve"> </w:t>
+      </w:r>
+      <w:r>
+        <w:rPr>
+          <w:i/>
+          <w:iCs/>
+        </w:rPr>
+        <w:t xml:space="preserve">58</w:t>
+      </w:r>
+      <w:r>
+        <w:t xml:space="preserve">(5), 747–755.</w:t>
+      </w:r>
+      <w:r>
+        <w:t xml:space="preserve"> </w:t>
+      </w:r>
+      <w:hyperlink r:id="rId58">
+        <w:r>
+          <w:rPr>
+            <w:rStyle w:val="Hyperlink"/>
+          </w:rPr>
+          <w:t xml:space="preserve">https://doi.org/10.1007/s00038-013-0482-1</w:t>
+        </w:r>
+      </w:hyperlink>
+    </w:p>
+    <w:bookmarkEnd w:id="59"/>
+    <w:bookmarkStart w:id="60" w:name="ref-Jakobsson2012Sustainable"/>
+    <w:p>
+      <w:pPr>
+        <w:pStyle w:val="Bibliography"/>
+      </w:pPr>
+      <w:r>
         <w:t xml:space="preserve">Jakobsson, C. (2012).</w:t>
       </w:r>
       <w:r>
@@ -3085,13 +3931,111 @@
         <w:t xml:space="preserve">. Baltic University Press.</w:t>
       </w:r>
     </w:p>
-    <w:bookmarkEnd w:id="49"/>
-    <w:bookmarkStart w:id="51" w:name="ref-Jones2008Global"/>
+    <w:bookmarkEnd w:id="60"/>
+    <w:bookmarkStart w:id="62" w:name="ref-Jones2011Why"/>
     <w:p>
       <w:pPr>
         <w:pStyle w:val="Bibliography"/>
       </w:pPr>
       <w:r>
+        <w:t xml:space="preserve">Jones, J. P. G., Collen, B., Atkinson, G., Baxter, P. W. J., Bubb, P., Illian, J. B., Katzner, T. E., Keane, A., Loh, J., Mcdonald-Madden, E., Nicholson, E., Pereira, H. M., Possingham, H. P., Pullin, A. S., Rodrigues, A. S. L., Ruiz-Gutierrez, V., Sommerville, M., &amp; Milner-Gulland, E. J. (2011). The</w:t>
+      </w:r>
+      <w:r>
+        <w:t xml:space="preserve"> </w:t>
+      </w:r>
+      <w:r>
+        <w:t xml:space="preserve">Why</w:t>
+      </w:r>
+      <w:r>
+        <w:t xml:space="preserve">,</w:t>
+      </w:r>
+      <w:r>
+        <w:t xml:space="preserve"> </w:t>
+      </w:r>
+      <w:r>
+        <w:t xml:space="preserve">What</w:t>
+      </w:r>
+      <w:r>
+        <w:t xml:space="preserve">, and</w:t>
+      </w:r>
+      <w:r>
+        <w:t xml:space="preserve"> </w:t>
+      </w:r>
+      <w:r>
+        <w:t xml:space="preserve">How</w:t>
+      </w:r>
+      <w:r>
+        <w:t xml:space="preserve"> </w:t>
+      </w:r>
+      <w:r>
+        <w:t xml:space="preserve">of</w:t>
+      </w:r>
+      <w:r>
+        <w:t xml:space="preserve"> </w:t>
+      </w:r>
+      <w:r>
+        <w:t xml:space="preserve">Global Biodiversity Indicators Beyond</w:t>
+      </w:r>
+      <w:r>
+        <w:t xml:space="preserve"> </w:t>
+      </w:r>
+      <w:r>
+        <w:t xml:space="preserve">the 2010</w:t>
+      </w:r>
+      <w:r>
+        <w:t xml:space="preserve"> </w:t>
+      </w:r>
+      <w:r>
+        <w:t xml:space="preserve">Target</w:t>
+      </w:r>
+      <w:r>
+        <w:t xml:space="preserve">.</w:t>
+      </w:r>
+      <w:r>
+        <w:t xml:space="preserve"> </w:t>
+      </w:r>
+      <w:r>
+        <w:rPr>
+          <w:i/>
+          <w:iCs/>
+        </w:rPr>
+        <w:t xml:space="preserve">Conservation Biology</w:t>
+      </w:r>
+      <w:r>
+        <w:t xml:space="preserve">,</w:t>
+      </w:r>
+      <w:r>
+        <w:t xml:space="preserve"> </w:t>
+      </w:r>
+      <w:r>
+        <w:rPr>
+          <w:i/>
+          <w:iCs/>
+        </w:rPr>
+        <w:t xml:space="preserve">25</w:t>
+      </w:r>
+      <w:r>
+        <w:t xml:space="preserve">(3), 450–457.</w:t>
+      </w:r>
+      <w:r>
+        <w:t xml:space="preserve"> </w:t>
+      </w:r>
+      <w:hyperlink r:id="rId61">
+        <w:r>
+          <w:rPr>
+            <w:rStyle w:val="Hyperlink"/>
+          </w:rPr>
+          <w:t xml:space="preserve">https://doi.org/10.1111/j.1523-1739.2010.01605.x</w:t>
+        </w:r>
+      </w:hyperlink>
+    </w:p>
+    <w:bookmarkEnd w:id="62"/>
+    <w:bookmarkStart w:id="64" w:name="ref-Jones2008Global"/>
+    <w:p>
+      <w:pPr>
+        <w:pStyle w:val="Bibliography"/>
+      </w:pPr>
+      <w:r>
         <w:t xml:space="preserve">Jones, K. E., Patel, N. G., Levy, M. A., Storeygard, A., Balk, D., Gittleman, J. L., &amp; Daszak, P. (2008). Global trends in emerging infectious diseases.</w:t>
       </w:r>
       <w:r>
@@ -3123,7 +4067,7 @@
       <w:r>
         <w:t xml:space="preserve"> </w:t>
       </w:r>
-      <w:hyperlink r:id="rId50">
+      <w:hyperlink r:id="rId63">
         <w:r>
           <w:rPr>
             <w:rStyle w:val="Hyperlink"/>
@@ -3132,13 +4076,60 @@
         </w:r>
       </w:hyperlink>
     </w:p>
-    <w:bookmarkEnd w:id="51"/>
-    <w:bookmarkStart w:id="53" w:name="ref-Kim2017Exposure"/>
+    <w:bookmarkEnd w:id="64"/>
+    <w:bookmarkStart w:id="66" w:name="ref-Kilpatrick2017Conservation"/>
     <w:p>
       <w:pPr>
         <w:pStyle w:val="Bibliography"/>
       </w:pPr>
       <w:r>
+        <w:t xml:space="preserve">Kilpatrick, A. M., Salkeld, D. J., Titcomb, G., &amp; Hahn, M. B. (2017). Conservation of biodiversity as a strategy for improving human health and well-being.</w:t>
+      </w:r>
+      <w:r>
+        <w:t xml:space="preserve"> </w:t>
+      </w:r>
+      <w:r>
+        <w:rPr>
+          <w:i/>
+          <w:iCs/>
+        </w:rPr>
+        <w:t xml:space="preserve">Philosophical Transactions of the Royal Society B: Biological Sciences</w:t>
+      </w:r>
+      <w:r>
+        <w:t xml:space="preserve">,</w:t>
+      </w:r>
+      <w:r>
+        <w:t xml:space="preserve"> </w:t>
+      </w:r>
+      <w:r>
+        <w:rPr>
+          <w:i/>
+          <w:iCs/>
+        </w:rPr>
+        <w:t xml:space="preserve">372</w:t>
+      </w:r>
+      <w:r>
+        <w:t xml:space="preserve">(1722), 20160131.</w:t>
+      </w:r>
+      <w:r>
+        <w:t xml:space="preserve"> </w:t>
+      </w:r>
+      <w:hyperlink r:id="rId65">
+        <w:r>
+          <w:rPr>
+            <w:rStyle w:val="Hyperlink"/>
+          </w:rPr>
+          <w:t xml:space="preserve">https://doi.org/10.1098/rstb.2016.0131</w:t>
+        </w:r>
+      </w:hyperlink>
+    </w:p>
+    <w:bookmarkEnd w:id="66"/>
+    <w:bookmarkStart w:id="68" w:name="ref-Kim2017Exposure"/>
+    <w:p>
+      <w:pPr>
+        <w:pStyle w:val="Bibliography"/>
+      </w:pPr>
+      <w:r>
         <w:t xml:space="preserve">Kim, K.-H., Kabir, E., &amp; Jahan, S. A. (2017). Exposure to pesticides and the associated human health effects.</w:t>
       </w:r>
       <w:r>
@@ -3170,7 +4161,7 @@
       <w:r>
         <w:t xml:space="preserve"> </w:t>
       </w:r>
-      <w:hyperlink r:id="rId52">
+      <w:hyperlink r:id="rId67">
         <w:r>
           <w:rPr>
             <w:rStyle w:val="Hyperlink"/>
@@ -3179,13 +4170,114 @@
         </w:r>
       </w:hyperlink>
     </w:p>
-    <w:bookmarkEnd w:id="53"/>
-    <w:bookmarkStart w:id="55" w:name="ref-Lerner2015Concept"/>
+    <w:bookmarkEnd w:id="68"/>
+    <w:bookmarkStart w:id="69" w:name="ref-Kirsop-Taylor2022Chapter"/>
     <w:p>
       <w:pPr>
         <w:pStyle w:val="Bibliography"/>
       </w:pPr>
       <w:r>
+        <w:t xml:space="preserve">Kirsop-Taylor, N. (2022).</w:t>
+      </w:r>
+      <w:r>
+        <w:t xml:space="preserve"> </w:t>
+      </w:r>
+      <w:r>
+        <w:rPr>
+          <w:i/>
+          <w:iCs/>
+        </w:rPr>
+        <w:t xml:space="preserve">Chapter 4:</w:t>
+      </w:r>
+      <w:r>
+        <w:rPr>
+          <w:i/>
+          <w:iCs/>
+        </w:rPr>
+        <w:t xml:space="preserve"> </w:t>
+      </w:r>
+      <w:r>
+        <w:rPr>
+          <w:i/>
+          <w:iCs/>
+        </w:rPr>
+        <w:t xml:space="preserve">Biodiversity</w:t>
+      </w:r>
+      <w:r>
+        <w:rPr>
+          <w:i/>
+          <w:iCs/>
+        </w:rPr>
+        <w:t xml:space="preserve"> </w:t>
+      </w:r>
+      <w:r>
+        <w:rPr>
+          <w:i/>
+          <w:iCs/>
+        </w:rPr>
+        <w:t xml:space="preserve">and sustainable development governance</w:t>
+      </w:r>
+      <w:r>
+        <w:t xml:space="preserve"> </w:t>
+      </w:r>
+      <w:r>
+        <w:t xml:space="preserve">(Handbook on the Governance of Sustainable Development).</w:t>
+      </w:r>
+    </w:p>
+    <w:bookmarkEnd w:id="69"/>
+    <w:bookmarkStart w:id="70" w:name="ref-Lehtonen2015Chapter"/>
+    <w:p>
+      <w:pPr>
+        <w:pStyle w:val="Bibliography"/>
+      </w:pPr>
+      <w:r>
+        <w:t xml:space="preserve">Lehtonen, M. (2015).</w:t>
+      </w:r>
+      <w:r>
+        <w:t xml:space="preserve"> </w:t>
+      </w:r>
+      <w:r>
+        <w:rPr>
+          <w:i/>
+          <w:iCs/>
+        </w:rPr>
+        <w:t xml:space="preserve">Chapter 4:</w:t>
+      </w:r>
+      <w:r>
+        <w:rPr>
+          <w:i/>
+          <w:iCs/>
+        </w:rPr>
+        <w:t xml:space="preserve"> </w:t>
+      </w:r>
+      <w:r>
+        <w:rPr>
+          <w:i/>
+          <w:iCs/>
+        </w:rPr>
+        <w:t xml:space="preserve">Indicators</w:t>
+      </w:r>
+      <w:r>
+        <w:rPr>
+          <w:i/>
+          <w:iCs/>
+        </w:rPr>
+        <w:t xml:space="preserve">: Tools for informing, monitoring or controlling?</w:t>
+      </w:r>
+      <w:r>
+        <w:t xml:space="preserve"> </w:t>
+      </w:r>
+      <w:r>
+        <w:t xml:space="preserve">(The Tools of Policy Formulation).</w:t>
+      </w:r>
+    </w:p>
+    <w:bookmarkEnd w:id="70"/>
+    <w:bookmarkStart w:id="72" w:name="ref-Lerner2015Concept"/>
+    <w:p>
+      <w:pPr>
+        <w:pStyle w:val="Bibliography"/>
+      </w:pPr>
+      <w:r>
         <w:t xml:space="preserve">Lerner, H., &amp; Berg, C. (2015). The concept of health in</w:t>
       </w:r>
       <w:r>
@@ -3238,7 +4330,7 @@
       <w:r>
         <w:t xml:space="preserve"> </w:t>
       </w:r>
-      <w:hyperlink r:id="rId54">
+      <w:hyperlink r:id="rId71">
         <w:r>
           <w:rPr>
             <w:rStyle w:val="Hyperlink"/>
@@ -3247,8 +4339,8 @@
         </w:r>
       </w:hyperlink>
     </w:p>
-    <w:bookmarkEnd w:id="55"/>
-    <w:bookmarkStart w:id="57" w:name="ref-Lerner2017Comparison"/>
+    <w:bookmarkEnd w:id="72"/>
+    <w:bookmarkStart w:id="74" w:name="ref-Lerner2017Comparison"/>
     <w:p>
       <w:pPr>
         <w:pStyle w:val="Bibliography"/>
@@ -3345,7 +4437,7 @@
       <w:r>
         <w:t xml:space="preserve"> </w:t>
       </w:r>
-      <w:hyperlink r:id="rId56">
+      <w:hyperlink r:id="rId73">
         <w:r>
           <w:rPr>
             <w:rStyle w:val="Hyperlink"/>
@@ -3354,13 +4446,190 @@
         </w:r>
       </w:hyperlink>
     </w:p>
-    <w:bookmarkEnd w:id="57"/>
-    <w:bookmarkStart w:id="59" w:name="ref-Mallatt2021Debunking"/>
+    <w:bookmarkEnd w:id="74"/>
+    <w:bookmarkStart w:id="76" w:name="ref-Mahmood2016Effects"/>
     <w:p>
       <w:pPr>
         <w:pStyle w:val="Bibliography"/>
       </w:pPr>
       <w:r>
+        <w:t xml:space="preserve">Mahmood, I., Imadi, S. R., Shazadi, K., Gul, A., &amp; Hakeem, K. R. (2016). Effects of</w:t>
+      </w:r>
+      <w:r>
+        <w:t xml:space="preserve"> </w:t>
+      </w:r>
+      <w:r>
+        <w:t xml:space="preserve">Pesticides</w:t>
+      </w:r>
+      <w:r>
+        <w:t xml:space="preserve"> </w:t>
+      </w:r>
+      <w:r>
+        <w:t xml:space="preserve">on</w:t>
+      </w:r>
+      <w:r>
+        <w:t xml:space="preserve"> </w:t>
+      </w:r>
+      <w:r>
+        <w:t xml:space="preserve">Environment</w:t>
+      </w:r>
+      <w:r>
+        <w:t xml:space="preserve">. In K. R. Hakeem, M. S. Akhtar, &amp; S. N. A. Abdullah (Eds.),</w:t>
+      </w:r>
+      <w:r>
+        <w:t xml:space="preserve"> </w:t>
+      </w:r>
+      <w:r>
+        <w:rPr>
+          <w:i/>
+          <w:iCs/>
+        </w:rPr>
+        <w:t xml:space="preserve">Plant,</w:t>
+      </w:r>
+      <w:r>
+        <w:rPr>
+          <w:i/>
+          <w:iCs/>
+        </w:rPr>
+        <w:t xml:space="preserve"> </w:t>
+      </w:r>
+      <w:r>
+        <w:rPr>
+          <w:i/>
+          <w:iCs/>
+        </w:rPr>
+        <w:t xml:space="preserve">Soil</w:t>
+      </w:r>
+      <w:r>
+        <w:rPr>
+          <w:i/>
+          <w:iCs/>
+        </w:rPr>
+        <w:t xml:space="preserve"> </w:t>
+      </w:r>
+      <w:r>
+        <w:rPr>
+          <w:i/>
+          <w:iCs/>
+        </w:rPr>
+        <w:t xml:space="preserve">and</w:t>
+      </w:r>
+      <w:r>
+        <w:rPr>
+          <w:i/>
+          <w:iCs/>
+        </w:rPr>
+        <w:t xml:space="preserve"> </w:t>
+      </w:r>
+      <w:r>
+        <w:rPr>
+          <w:i/>
+          <w:iCs/>
+        </w:rPr>
+        <w:t xml:space="preserve">Microbes</w:t>
+      </w:r>
+      <w:r>
+        <w:rPr>
+          <w:i/>
+          <w:iCs/>
+        </w:rPr>
+        <w:t xml:space="preserve">:</w:t>
+      </w:r>
+      <w:r>
+        <w:rPr>
+          <w:i/>
+          <w:iCs/>
+        </w:rPr>
+        <w:t xml:space="preserve"> </w:t>
+      </w:r>
+      <w:r>
+        <w:rPr>
+          <w:i/>
+          <w:iCs/>
+        </w:rPr>
+        <w:t xml:space="preserve">Volume</w:t>
+      </w:r>
+      <w:r>
+        <w:rPr>
+          <w:i/>
+          <w:iCs/>
+        </w:rPr>
+        <w:t xml:space="preserve"> </w:t>
+      </w:r>
+      <w:r>
+        <w:rPr>
+          <w:i/>
+          <w:iCs/>
+        </w:rPr>
+        <w:t xml:space="preserve">1:</w:t>
+      </w:r>
+      <w:r>
+        <w:rPr>
+          <w:i/>
+          <w:iCs/>
+        </w:rPr>
+        <w:t xml:space="preserve"> </w:t>
+      </w:r>
+      <w:r>
+        <w:rPr>
+          <w:i/>
+          <w:iCs/>
+        </w:rPr>
+        <w:t xml:space="preserve">Implications</w:t>
+      </w:r>
+      <w:r>
+        <w:rPr>
+          <w:i/>
+          <w:iCs/>
+        </w:rPr>
+        <w:t xml:space="preserve"> </w:t>
+      </w:r>
+      <w:r>
+        <w:rPr>
+          <w:i/>
+          <w:iCs/>
+        </w:rPr>
+        <w:t xml:space="preserve">in</w:t>
+      </w:r>
+      <w:r>
+        <w:rPr>
+          <w:i/>
+          <w:iCs/>
+        </w:rPr>
+        <w:t xml:space="preserve"> </w:t>
+      </w:r>
+      <w:r>
+        <w:rPr>
+          <w:i/>
+          <w:iCs/>
+        </w:rPr>
+        <w:t xml:space="preserve">Crop Science</w:t>
+      </w:r>
+      <w:r>
+        <w:t xml:space="preserve"> </w:t>
+      </w:r>
+      <w:r>
+        <w:t xml:space="preserve">(pp. 253–269). Springer International Publishing.</w:t>
+      </w:r>
+      <w:r>
+        <w:t xml:space="preserve"> </w:t>
+      </w:r>
+      <w:hyperlink r:id="rId75">
+        <w:r>
+          <w:rPr>
+            <w:rStyle w:val="Hyperlink"/>
+          </w:rPr>
+          <w:t xml:space="preserve">https://doi.org/10.1007/978-3-319-27455-3_13</w:t>
+        </w:r>
+      </w:hyperlink>
+    </w:p>
+    <w:bookmarkEnd w:id="76"/>
+    <w:bookmarkStart w:id="78" w:name="ref-Mallatt2021Debunking"/>
+    <w:p>
+      <w:pPr>
+        <w:pStyle w:val="Bibliography"/>
+      </w:pPr>
+      <w:r>
         <w:t xml:space="preserve">Mallatt, J., Blatt, M. R., Draguhn, A., Robinson, D. G., &amp; Taiz, L. (2021). Debunking a myth: Plant consciousness.</w:t>
       </w:r>
       <w:r>
@@ -3392,7 +4661,7 @@
       <w:r>
         <w:t xml:space="preserve"> </w:t>
       </w:r>
-      <w:hyperlink r:id="rId58">
+      <w:hyperlink r:id="rId77">
         <w:r>
           <w:rPr>
             <w:rStyle w:val="Hyperlink"/>
@@ -3401,13 +4670,137 @@
         </w:r>
       </w:hyperlink>
     </w:p>
-    <w:bookmarkEnd w:id="59"/>
-    <w:bookmarkStart w:id="61" w:name="ref-Poisot2025Biodiversity"/>
+    <w:bookmarkEnd w:id="78"/>
+    <w:bookmarkStart w:id="80" w:name="ref-Nicholson2012Making"/>
     <w:p>
       <w:pPr>
         <w:pStyle w:val="Bibliography"/>
       </w:pPr>
       <w:r>
+        <w:t xml:space="preserve">Nicholson, E., Collen, B., Barausse, A., Blanchard, J. L., Costelloe, B. T., Sullivan, K. M. E., Underwood, F. M., Burn, R. W., Fritz, S., Jones, J. P. G., McRae, L., Possingham, H. P., &amp; Milner-Gulland, E. J. (2012). Making</w:t>
+      </w:r>
+      <w:r>
+        <w:t xml:space="preserve"> </w:t>
+      </w:r>
+      <w:r>
+        <w:t xml:space="preserve">Robust Policy Decisions Using Global Biodiversity Indicators</w:t>
+      </w:r>
+      <w:r>
+        <w:t xml:space="preserve">.</w:t>
+      </w:r>
+      <w:r>
+        <w:t xml:space="preserve"> </w:t>
+      </w:r>
+      <w:r>
+        <w:rPr>
+          <w:i/>
+          <w:iCs/>
+        </w:rPr>
+        <w:t xml:space="preserve">PLOS ONE</w:t>
+      </w:r>
+      <w:r>
+        <w:t xml:space="preserve">,</w:t>
+      </w:r>
+      <w:r>
+        <w:t xml:space="preserve"> </w:t>
+      </w:r>
+      <w:r>
+        <w:rPr>
+          <w:i/>
+          <w:iCs/>
+        </w:rPr>
+        <w:t xml:space="preserve">7</w:t>
+      </w:r>
+      <w:r>
+        <w:t xml:space="preserve">(7), e41128.</w:t>
+      </w:r>
+      <w:r>
+        <w:t xml:space="preserve"> </w:t>
+      </w:r>
+      <w:hyperlink r:id="rId79">
+        <w:r>
+          <w:rPr>
+            <w:rStyle w:val="Hyperlink"/>
+          </w:rPr>
+          <w:t xml:space="preserve">https://doi.org/10.1371/journal.pone.0041128</w:t>
+        </w:r>
+      </w:hyperlink>
+    </w:p>
+    <w:bookmarkEnd w:id="80"/>
+    <w:bookmarkStart w:id="82" w:name="ref-PanelOHHLEP2022Onea"/>
+    <w:p>
+      <w:pPr>
+        <w:pStyle w:val="Bibliography"/>
+      </w:pPr>
+      <w:r>
+        <w:t xml:space="preserve">OHHLEP, Adisasmito, W. B., Almuhairi, S., Behravesh, C. B., Bilivogui, P., Bukachi, S. A., Casas, N., Becerra, N. C., Charron, D. F., Chaudhary, A., Zanella, J. R. C., Cunningham, A. A., Dar, O., Debnath, N., Dungu, B., Farag, E., Gao, G. F., Hayman, D. T. S., Khaitsa, M., … Zhou, L. (2022). One</w:t>
+      </w:r>
+      <w:r>
+        <w:t xml:space="preserve"> </w:t>
+      </w:r>
+      <w:r>
+        <w:t xml:space="preserve">Health</w:t>
+      </w:r>
+      <w:r>
+        <w:t xml:space="preserve">:</w:t>
+      </w:r>
+      <w:r>
+        <w:t xml:space="preserve"> </w:t>
+      </w:r>
+      <w:r>
+        <w:t xml:space="preserve">A</w:t>
+      </w:r>
+      <w:r>
+        <w:t xml:space="preserve"> </w:t>
+      </w:r>
+      <w:r>
+        <w:t xml:space="preserve">new definition for a sustainable and healthy future.</w:t>
+      </w:r>
+      <w:r>
+        <w:t xml:space="preserve"> </w:t>
+      </w:r>
+      <w:r>
+        <w:rPr>
+          <w:i/>
+          <w:iCs/>
+        </w:rPr>
+        <w:t xml:space="preserve">PLOS Pathogens</w:t>
+      </w:r>
+      <w:r>
+        <w:t xml:space="preserve">,</w:t>
+      </w:r>
+      <w:r>
+        <w:t xml:space="preserve"> </w:t>
+      </w:r>
+      <w:r>
+        <w:rPr>
+          <w:i/>
+          <w:iCs/>
+        </w:rPr>
+        <w:t xml:space="preserve">18</w:t>
+      </w:r>
+      <w:r>
+        <w:t xml:space="preserve">(6), e1010537.</w:t>
+      </w:r>
+      <w:r>
+        <w:t xml:space="preserve"> </w:t>
+      </w:r>
+      <w:hyperlink r:id="rId81">
+        <w:r>
+          <w:rPr>
+            <w:rStyle w:val="Hyperlink"/>
+          </w:rPr>
+          <w:t xml:space="preserve">https://doi.org/10.1371/journal.ppat.1010537</w:t>
+        </w:r>
+      </w:hyperlink>
+    </w:p>
+    <w:bookmarkEnd w:id="82"/>
+    <w:bookmarkStart w:id="84" w:name="ref-Poisot2025Biodiversity"/>
+    <w:p>
+      <w:pPr>
+        <w:pStyle w:val="Bibliography"/>
+      </w:pPr>
+      <w:r>
         <w:t xml:space="preserve">Poisot, T., Becker, D. J., Catchen, M. D., Gibb, R., Shimabukuro, P. H. F., &amp; Carlson, C. J. (2025). Biodiversity science and biosurveillance are fellow travelers.</w:t>
       </w:r>
       <w:r>
@@ -3426,7 +4819,7 @@
       <w:r>
         <w:t xml:space="preserve"> </w:t>
       </w:r>
-      <w:hyperlink r:id="rId60">
+      <w:hyperlink r:id="rId83">
         <w:r>
           <w:rPr>
             <w:rStyle w:val="Hyperlink"/>
@@ -3435,8 +4828,8 @@
         </w:r>
       </w:hyperlink>
     </w:p>
-    <w:bookmarkEnd w:id="61"/>
-    <w:bookmarkStart w:id="62" w:name="ref-Organization2022One"/>
+    <w:bookmarkEnd w:id="84"/>
+    <w:bookmarkStart w:id="85" w:name="ref-Organization2022One"/>
     <w:p>
       <w:pPr>
         <w:pStyle w:val="Bibliography"/>
@@ -3514,8 +4907,8 @@
         <w:t xml:space="preserve">. World Health Organization.</w:t>
       </w:r>
     </w:p>
-    <w:bookmarkEnd w:id="62"/>
-    <w:bookmarkStart w:id="64" w:name="ref-Rabinowitz2013Linksa"/>
+    <w:bookmarkEnd w:id="85"/>
+    <w:bookmarkStart w:id="87" w:name="ref-Rabinowitz2013Linksa"/>
     <w:p>
       <w:pPr>
         <w:pStyle w:val="Bibliography"/>
@@ -3552,7 +4945,7 @@
       <w:r>
         <w:t xml:space="preserve"> </w:t>
       </w:r>
-      <w:hyperlink r:id="rId63">
+      <w:hyperlink r:id="rId86">
         <w:r>
           <w:rPr>
             <w:rStyle w:val="Hyperlink"/>
@@ -3561,8 +4954,8 @@
         </w:r>
       </w:hyperlink>
     </w:p>
-    <w:bookmarkEnd w:id="64"/>
-    <w:bookmarkStart w:id="66" w:name="ref-Robinson2024Biodiversity"/>
+    <w:bookmarkEnd w:id="87"/>
+    <w:bookmarkStart w:id="89" w:name="ref-Robinson2024Biodiversity"/>
     <w:p>
       <w:pPr>
         <w:pStyle w:val="Bibliography"/>
@@ -3611,7 +5004,7 @@
       <w:r>
         <w:t xml:space="preserve"> </w:t>
       </w:r>
-      <w:hyperlink r:id="rId65">
+      <w:hyperlink r:id="rId88">
         <w:r>
           <w:rPr>
             <w:rStyle w:val="Hyperlink"/>
@@ -3620,8 +5013,8 @@
         </w:r>
       </w:hyperlink>
     </w:p>
-    <w:bookmarkEnd w:id="66"/>
-    <w:bookmarkStart w:id="68" w:name="ref-Schaeffer1988Ecosystem"/>
+    <w:bookmarkEnd w:id="89"/>
+    <w:bookmarkStart w:id="91" w:name="ref-Schaeffer1988Ecosystem"/>
     <w:p>
       <w:pPr>
         <w:pStyle w:val="Bibliography"/>
@@ -3679,7 +5072,7 @@
       <w:r>
         <w:t xml:space="preserve"> </w:t>
       </w:r>
-      <w:hyperlink r:id="rId67">
+      <w:hyperlink r:id="rId90">
         <w:r>
           <w:rPr>
             <w:rStyle w:val="Hyperlink"/>
@@ -3688,13 +5081,90 @@
         </w:r>
       </w:hyperlink>
     </w:p>
-    <w:bookmarkEnd w:id="68"/>
-    <w:bookmarkStart w:id="69" w:name="ref-KMGBF"/>
+    <w:bookmarkEnd w:id="91"/>
+    <w:bookmarkStart w:id="93" w:name="ref-Srange2005Plant"/>
     <w:p>
       <w:pPr>
         <w:pStyle w:val="Bibliography"/>
       </w:pPr>
       <w:r>
+        <w:t xml:space="preserve">Strange, R. N., &amp; Scott, P. R. (2005). Plant</w:t>
+      </w:r>
+      <w:r>
+        <w:t xml:space="preserve"> </w:t>
+      </w:r>
+      <w:r>
+        <w:t xml:space="preserve">Disease</w:t>
+      </w:r>
+      <w:r>
+        <w:t xml:space="preserve">:</w:t>
+      </w:r>
+      <w:r>
+        <w:t xml:space="preserve"> </w:t>
+      </w:r>
+      <w:r>
+        <w:t xml:space="preserve">A Threat</w:t>
+      </w:r>
+      <w:r>
+        <w:t xml:space="preserve"> </w:t>
+      </w:r>
+      <w:r>
+        <w:t xml:space="preserve">to</w:t>
+      </w:r>
+      <w:r>
+        <w:t xml:space="preserve"> </w:t>
+      </w:r>
+      <w:r>
+        <w:t xml:space="preserve">Global Food Security</w:t>
+      </w:r>
+      <w:r>
+        <w:t xml:space="preserve">.</w:t>
+      </w:r>
+      <w:r>
+        <w:t xml:space="preserve"> </w:t>
+      </w:r>
+      <w:r>
+        <w:rPr>
+          <w:i/>
+          <w:iCs/>
+        </w:rPr>
+        <w:t xml:space="preserve">Annual Review of Phytopathology</w:t>
+      </w:r>
+      <w:r>
+        <w:t xml:space="preserve">,</w:t>
+      </w:r>
+      <w:r>
+        <w:t xml:space="preserve"> </w:t>
+      </w:r>
+      <w:r>
+        <w:rPr>
+          <w:i/>
+          <w:iCs/>
+        </w:rPr>
+        <w:t xml:space="preserve">43</w:t>
+      </w:r>
+      <w:r>
+        <w:t xml:space="preserve">(Volume 43, 2005), 83–116.</w:t>
+      </w:r>
+      <w:r>
+        <w:t xml:space="preserve"> </w:t>
+      </w:r>
+      <w:hyperlink r:id="rId92">
+        <w:r>
+          <w:rPr>
+            <w:rStyle w:val="Hyperlink"/>
+          </w:rPr>
+          <w:t xml:space="preserve">https://doi.org/10.1146/annurev.phyto.43.113004.133839</w:t>
+        </w:r>
+      </w:hyperlink>
+    </w:p>
+    <w:bookmarkEnd w:id="93"/>
+    <w:bookmarkStart w:id="94" w:name="ref-KMGBF"/>
+    <w:p>
+      <w:pPr>
+        <w:pStyle w:val="Bibliography"/>
+      </w:pPr>
+      <w:r>
         <w:t xml:space="preserve">UNEP. (2022).</w:t>
       </w:r>
       <w:r>
@@ -3718,8 +5188,8 @@
         <w:t xml:space="preserve">. United Nations Environment Programme. Decision no. CBD/COP/DEC/15/4.</w:t>
       </w:r>
     </w:p>
-    <w:bookmarkEnd w:id="69"/>
-    <w:bookmarkStart w:id="70" w:name="ref-Global"/>
+    <w:bookmarkEnd w:id="94"/>
+    <w:bookmarkStart w:id="95" w:name="ref-Global"/>
     <w:p>
       <w:pPr>
         <w:pStyle w:val="Bibliography"/>
@@ -3811,8 +5281,8 @@
         <w:t xml:space="preserve">. United Nations Environment Programme. Decision no. CBD/COP/DEC/16/19.</w:t>
       </w:r>
     </w:p>
-    <w:bookmarkEnd w:id="70"/>
-    <w:bookmarkStart w:id="71" w:name="ref-Monitoring"/>
+    <w:bookmarkEnd w:id="95"/>
+    <w:bookmarkStart w:id="96" w:name="ref-Monitoring"/>
     <w:p>
       <w:pPr>
         <w:pStyle w:val="Bibliography"/>
@@ -3848,8 +5318,8 @@
         <w:t xml:space="preserve">. United Nations Environment Programme. Decision no. CBD/COP/16/L.26/Rev.1.</w:t>
       </w:r>
     </w:p>
-    <w:bookmarkEnd w:id="71"/>
-    <w:bookmarkStart w:id="72" w:name="ref-Indicators"/>
+    <w:bookmarkEnd w:id="96"/>
+    <w:bookmarkStart w:id="97" w:name="ref-Indicators"/>
     <w:p>
       <w:pPr>
         <w:pStyle w:val="Bibliography"/>
@@ -3892,8 +5362,8 @@
         <w:t xml:space="preserve">. https://www.gbf-indicators.org/.</w:t>
       </w:r>
     </w:p>
-    <w:bookmarkEnd w:id="72"/>
-    <w:bookmarkStart w:id="74" w:name="ref-Webb2019What"/>
+    <w:bookmarkEnd w:id="97"/>
+    <w:bookmarkStart w:id="99" w:name="ref-Webb2019What"/>
     <w:p>
       <w:pPr>
         <w:pStyle w:val="Bibliography"/>
@@ -3930,7 +5400,7 @@
       <w:r>
         <w:t xml:space="preserve"> </w:t>
       </w:r>
-      <w:hyperlink r:id="rId73">
+      <w:hyperlink r:id="rId98">
         <w:r>
           <w:rPr>
             <w:rStyle w:val="Hyperlink"/>
@@ -3939,8 +5409,8 @@
         </w:r>
       </w:hyperlink>
     </w:p>
-    <w:bookmarkEnd w:id="74"/>
-    <w:bookmarkStart w:id="75" w:name="ref-Preamble"/>
+    <w:bookmarkEnd w:id="99"/>
+    <w:bookmarkStart w:id="100" w:name="ref-Preamble"/>
     <w:p>
       <w:pPr>
         <w:pStyle w:val="Bibliography"/>
@@ -4081,9 +5551,65 @@
         <w:t xml:space="preserve">.</w:t>
       </w:r>
     </w:p>
-    <w:bookmarkEnd w:id="75"/>
-    <w:bookmarkEnd w:id="76"/>
-    <w:bookmarkEnd w:id="77"/>
+    <w:bookmarkEnd w:id="100"/>
+    <w:bookmarkStart w:id="102" w:name="ref-Winkler2025Lancet"/>
+    <w:p>
+      <w:pPr>
+        <w:pStyle w:val="Bibliography"/>
+      </w:pPr>
+      <w:r>
+        <w:t xml:space="preserve">Winkler, A. S., Brux, C. M., Carabin, H., Neves, C. G. das, Häsler, B., Zinsstag, J., Fèvre, E. M., Okello, A., Laing, G., Harrison, W. E., Pöntinen, A. K., Huber, A., Ruckert, A., Natterson-Horowitz, B., Abela, B., Aenishaenslin, C., Heymann, D. L., Rødland, E. K., Berthe, F. C. J., … Amuasi, J. H. (2025). The</w:t>
+      </w:r>
+      <w:r>
+        <w:t xml:space="preserve"> </w:t>
+      </w:r>
+      <w:r>
+        <w:t xml:space="preserve">Lancet One Health Commission</w:t>
+      </w:r>
+      <w:r>
+        <w:t xml:space="preserve">: Harnessing our interconnectedness for equitable, sustainable, and healthy socioecological systems.</w:t>
+      </w:r>
+      <w:r>
+        <w:t xml:space="preserve"> </w:t>
+      </w:r>
+      <w:r>
+        <w:rPr>
+          <w:i/>
+          <w:iCs/>
+        </w:rPr>
+        <w:t xml:space="preserve">The Lancet</w:t>
+      </w:r>
+      <w:r>
+        <w:t xml:space="preserve">,</w:t>
+      </w:r>
+      <w:r>
+        <w:t xml:space="preserve"> </w:t>
+      </w:r>
+      <w:r>
+        <w:rPr>
+          <w:i/>
+          <w:iCs/>
+        </w:rPr>
+        <w:t xml:space="preserve">406</w:t>
+      </w:r>
+      <w:r>
+        <w:t xml:space="preserve">(10502), 501–570.</w:t>
+      </w:r>
+      <w:r>
+        <w:t xml:space="preserve"> </w:t>
+      </w:r>
+      <w:hyperlink r:id="rId101">
+        <w:r>
+          <w:rPr>
+            <w:rStyle w:val="Hyperlink"/>
+          </w:rPr>
+          <w:t xml:space="preserve">https://doi.org/10.1016/S0140-6736(25)00627-0</w:t>
+        </w:r>
+      </w:hyperlink>
+    </w:p>
+    <w:bookmarkEnd w:id="102"/>
+    <w:bookmarkEnd w:id="103"/>
+    <w:bookmarkEnd w:id="104"/>
     <w:sectPr>
       <w:footnotePr>
         <w:numRestart w:val="eachSect"/>

--- a/index.docx
+++ b/index.docx
@@ -71,7 +71,7 @@
         <w:pStyle w:val="Date"/>
       </w:pPr>
       <w:r>
-        <w:t xml:space="preserve">2026-05-06</w:t>
+        <w:t xml:space="preserve">2026-05-08</w:t>
       </w:r>
     </w:p>
     <w:p>
@@ -486,7 +486,7 @@
         <w:t xml:space="preserve"> </w:t>
       </w:r>
       <w:r>
-        <w:t xml:space="preserve">to health. Specifically, we evaluated the degree to which they are linked to each of the four pillars of One Health (i.e., to human, animal, plant, and environmental health), as well as their usability for monitoring the implementation of the OH JPA action tracks. This was done independently by at least two evaluators for each of the indicators, a consensus being reached where there were initial disagreements. Our evaluations were informed by the metadata (rationale, definition, method of computation, data sources, and scale of use) of the indicators provided by the World Conservation Monitoring Centre of the UN Environment Programme</w:t>
+        <w:t xml:space="preserve">to Health. Specifically, we evaluated the degree to which they are linked to each of the four pillars of One Health (i.e., to human, animal, plant, and environmental heath), as well as their usability for monitoring the OH JPA. Our assessments were informed by the metadata (rationale, definition, method of computation, data sources, and scale of use) of the indicators provided by the World Conservation Monitoring Centre of the UN Environment Programme</w:t>
       </w:r>
       <w:r>
         <w:t xml:space="preserve"> </w:t>
@@ -495,7 +495,7 @@
         <w:t xml:space="preserve">(UNEP-WCMC, 2025)</w:t>
       </w:r>
       <w:r>
-        <w:t xml:space="preserve">, when available, looking for explicit considerations of health. When such metadata was unavailable, assessments were based on expert elicitation. Moreover, our evaluations were guided by the definitions of human, animal, plant, and environmental health presented in Boxes 1 and 2. The result of this analysis and the code to reproduce the figures are available on Zenodo.</w:t>
+        <w:t xml:space="preserve">, when available, looking for explicit considerations of Health. When such metadata was unavailable, assessments were based on expert elicitation. The result of this analysis and the code to reproduce the figures are available on Zenodo (https://doi.org/10.5281/zenodo.20085701).</w:t>
       </w:r>
     </w:p>
     <w:tbl>

--- a/index.docx
+++ b/index.docx
@@ -7,7 +7,7 @@
         <w:pStyle w:val="Title"/>
       </w:pPr>
       <w:r>
-        <w:t xml:space="preserve">Towards the monitoring of One Health action tracks using the indicators of the Kunming-Montreal Global Biodiversity Framework</w:t>
+        <w:t xml:space="preserve">The Global Biodiversity Framework supports global assessment of One Health actions</w:t>
       </w:r>
     </w:p>
     <w:p>
@@ -87,7 +87,7 @@
         <w:pStyle w:val="Abstract"/>
       </w:pPr>
       <w:r>
-        <w:t xml:space="preserve">The One Health approach promotes collaboration across disciplines to enhance the health of humans, animals, plants, and the environment. Recently developed by the Quadripartite organizations, the One Health Joint Plan of Action (2022-2026) supports countries in adopting the One Health approach through six action tracks. The tracks address multiple aspects of biodiversity, containing guiding actions on: One Health capacity-building (track 1), zoonotic diseases (tracks 2 and 3), food and agriculture (track 4), antimicrobial resistance (track 5), and environmental health (track 6). However, there are currently no indicators for monitoring the implementation, state and progress of these tracks. Our research examines the extent to which they can be assessed by the existing monitoring framework of the Kunming-Montreal Global Biodiversity Framework (KM-GBF) of the Convention on Biological Diversity (CBD). We evaluated (1) the link between each indicator of the KM-GBF monitoring framework and human, animal, plant, and environmental health, respectively, and (2) the usability of these indicators for monitoring the One Health action tracks. We found that 75% of the KM-GBF indicators are associated with either human (56%), animal (53%), plant (51%), or environmental (63%) health, and that 91% of them can be used for monitoring at least one action track. Reusing existing indicators can alleviate the costs associated with the development and measurement of new indicators, thus improving the efficiency of monitoring systems. Our work supports collaboration between the CBD Secretariat and the Quadripartite organizations by highlighting the need and opportunities for shared data, metrics, and governance practices.</w:t>
+        <w:t xml:space="preserve">The One Health approach promotes collaboration across disciplines to enhance the health of humans, animals, plants, and the environment. Recently developed by the Quadripartite organizations, the One Health Joint Plan of Action (2022-2026) supports countries in adopting the One Health approach through six action tracks. The tracks address multiple aspects of biodiversity, containing guiding actions on: One Health capacity-building (track 1), zoonotic diseases (tracks 2 and 3), food and agriculture (track 4), antimicrobial resistance (track 5), and environmental health (track 6). However, there are currently no indicators for monitoring the implementation, state and progress of these tracks. Our research examines the extent to which they can be assessed by the existing monitoring framework of the Kunming-Montreal Global Biodiversity Framework (KM-GBF) of the Convention on Biological Diversity (CBD). We evaluated (1) the link between each indicator of the KM-GBF monitoring framework and human, animal, plant, and environmental health, respectively, and (2) the usability of these indicators for monitoring the One Health action tracks. We found that 75% of the KM-GBF indicators are associated with either human (56%), animal (53%), plant (51%), or environmental (63%) health, and that 91% of them can be used for monitoring at least one action track. Reusing existing indicators can alleviate the costs associated with the development and measurement of new indicators, thus improving the efficiency of monitoring systems. Our work supports the idea that multilateral progress on the monitoring of biodiversity, through its indissociability from all facets of health, provide a way to retrospsectively and prospectively measure progress accomplished on abitious One Health actions.</w:t>
       </w:r>
     </w:p>
     <w:bookmarkStart w:id="9" w:name="introduction"/>
@@ -113,7 +113,7 @@
         <w:t xml:space="preserve">(Robinson et al., 2024)</w:t>
       </w:r>
       <w:r>
-        <w:t xml:space="preserve">. For instance, on one hand, biodiversity supplies food, shelter, and medicine that are vital to human health</w:t>
+        <w:t xml:space="preserve">. On one hand, biodiversity supplies food, shelter, and medicine that are vital to human health</w:t>
       </w:r>
       <w:r>
         <w:t xml:space="preserve"> </w:t>
@@ -146,7 +146,7 @@
         <w:t xml:space="preserve">(K. E. Jones et al., 2008)</w:t>
       </w:r>
       <w:r>
-        <w:t xml:space="preserve">. Plant diseases can also impact human health by hindering ecosystem services, e.g. through food contamination or the reduction in food production</w:t>
+        <w:t xml:space="preserve">. Plant diseases also impact human health by hindering ecosystem services, e.g. through food contamination or the reduction in food production</w:t>
       </w:r>
       <w:r>
         <w:t xml:space="preserve"> </w:t>
@@ -276,7 +276,15 @@
         <w:t xml:space="preserve">(Lehtonen, 2015)</w:t>
       </w:r>
       <w:r>
-        <w:t xml:space="preserve">, which aims to provide a more precise and quantitative assessments of policies. In this context, biodiversity indicators are defined as measures of changes in the state of biodiversity over time that allow for tracking progress towards specific objectives</w:t>
+        <w:t xml:space="preserve">, which aims to provide a more precise and quantitative assessments of policies.</w:t>
+      </w:r>
+    </w:p>
+    <w:p>
+      <w:pPr>
+        <w:pStyle w:val="BodyText"/>
+      </w:pPr>
+      <w:r>
+        <w:t xml:space="preserve">Biodiversity indicators are defined as measures of changes in the state of biodiversity over time that allow for tracking progress towards specific objectives</w:t>
       </w:r>
       <w:r>
         <w:t xml:space="preserve"> </w:t>
@@ -416,7 +424,17 @@
         <w:t xml:space="preserve">UNEP (2024)</w:t>
       </w:r>
       <w:r>
-        <w:t xml:space="preserve">, we hypothesized that a large proportion of the indicators of these targets would also be relevant to health, and therefore to the monitoring of the OH JPA.</w:t>
+        <w:t xml:space="preserve">, we hypothesized that a large proportion of the indicators of these targets would also be relevant to health, and therefore to the retroactive monitoring of the OH JPA. Given the recent increase in prominence of the One Health concept following its introduction in the Article 5 on the WHO Pandemic Agreement (</w:t>
+      </w:r>
+      <w:r>
+        <w:rPr>
+          <w:b/>
+          <w:bCs/>
+        </w:rPr>
+        <w:t xml:space="preserve">TODO FB REF</w:t>
+      </w:r>
+      <w:r>
+        <w:t xml:space="preserve">), it is also crucial to anticipate on the reporting need of a future high-level document for One Health, and to suggest existing indicator and reporting processes that can support its implementation.</w:t>
       </w:r>
     </w:p>
     <w:p>
@@ -448,7 +466,7 @@
         <w:t xml:space="preserve">(Affinito et al., 2025)</w:t>
       </w:r>
       <w:r>
-        <w:t xml:space="preserve">: a further reason why pooling efforts would help improve both this framework and the OH JPA.</w:t>
+        <w:t xml:space="preserve">: a further reason why pooling efforts would help improve both this framework and the OH JPA. Despite these difficulties, the indicators of the KM-GBF have ultimately achieved a broad global consensus, and this grants them an important legitimacy as reporting instruments in other context, whenever they are relevant.</w:t>
       </w:r>
     </w:p>
     <w:p>
@@ -495,7 +513,7 @@
         <w:t xml:space="preserve">(UNEP-WCMC, 2025)</w:t>
       </w:r>
       <w:r>
-        <w:t xml:space="preserve">, when available, looking for explicit considerations of Health. When such metadata was unavailable, assessments were based on expert elicitation. The result of this analysis and the code to reproduce the figures are available on Zenodo (https://doi.org/10.5281/zenodo.20085701).</w:t>
+        <w:t xml:space="preserve">, when available, looking for explicit considerations of Health. When such metadata was unavailable, assessments were supplemented by expert elicitation. The result of this analysis and the code to reproduce the figures are available on Zenodo (https://doi.org/10.5281/zenodo.20085701).</w:t>
       </w:r>
     </w:p>
     <w:tbl>
@@ -558,19 +576,7 @@
               <w:spacing w:before="16" w:after="16"/>
             </w:pPr>
             <w:r>
-              <w:t xml:space="preserve">The definitions of animals, plants, and the environment in One Health are based more on institutional norms than on biological realities. In this context, we define each of these groups of species according to the mandates of the four organizations that form the Quadripartite. (</w:t>
-            </w:r>
-            <w:r>
-              <w:rPr>
-                <w:b/>
-                <w:bCs/>
-                <w:i/>
-                <w:iCs/>
-              </w:rPr>
-              <w:t xml:space="preserve">TP: Point 1: How can we better justify our definitions of animals and plants based on UN mandates?</w:t>
-            </w:r>
-            <w:r>
-              <w:t xml:space="preserve">). Humans are their own pillar of One Health and the primary focus of the WHO. Animals and plants refer to</w:t>
+              <w:t xml:space="preserve">The definitions of animals, plants, and the environment in One Health are based more on institutional norms than on biological realities. Here, we adhere to the delineation of these groups by mandates of the four organizations that form the Quadripartite. Humans are their own pillar of One Health and the primary focus of the WHO. Animals and plants refer to</w:t>
             </w:r>
             <w:r>
               <w:t xml:space="preserve"> </w:t>
@@ -586,7 +592,7 @@
               <w:t xml:space="preserve"> </w:t>
             </w:r>
             <w:r>
-              <w:t xml:space="preserve">species only, a distinction we make to align more closely with the mandates of the WOAH and FAO. Therefore, we include pets, livestock, and edible marine and freshwater species captured from fisheries and aquaculture in the animal health pillar, i.e. species mainly looked after by veterinarians and food inspectors. Even though, biologically speaking, humans and wildlife are also animals, they are not part of the animal health pillar. Similarly, we include all cultivated plants used for food, fuel, and medicine into the plant health pillar. Wildlife and uncultivated plant species, such as wild fish and tree species used in forestry, are part of the environment health pillar, alongside all other species absent from the other three pillars. The environment health pillar also includes whole ecosystems (natural and artificial), which are central to UNEP’s mission. These definitions are aligned with the core contributing sciences of the One Health approach, i.e. human medicine, veterinary medicine, agriculture, and ecology</w:t>
+              <w:t xml:space="preserve">species only, a distinction we make to align more closely with the mandates of the WOAH (animals) and FAO (plants). Therefore, we include pets, livestock, and edible marine and freshwater species captured from fisheries and aquaculture in the animal health pillar, i.e. species mainly looked after by veterinarians and food inspectors. Even though, biologically speaking, humans and wildlife are also animals, they are not part of the animal health pillar. Similarly, we include all cultivated plants used for food, fuel, and medicine into the plant health pillar. Wildlife and uncultivated plant species, such as wild fish and tree species used in forestry, are part of the environment health pillar, alongside all other species absent from the other three pillars. The environment health pillar also includes whole ecosystems (natural and artificial), which are central to UNEP’s mission. These definitions are aligned with the core contributing sciences of the One Health approach, i.e. human medicine, veterinary medicine, agriculture, and ecology</w:t>
             </w:r>
             <w:r>
               <w:t xml:space="preserve"> </w:t>
@@ -595,7 +601,7 @@
               <w:t xml:space="preserve">(Gibbs, 2014; Lerner &amp; Berg, 2017)</w:t>
             </w:r>
             <w:r>
-              <w:t xml:space="preserve">.</w:t>
+              <w:t xml:space="preserve">. While it may be biologically frustrating to work within this framework, we emphasize that assigning groups of organisms to specific organizations has the direct benefit of inscribing our work within established, and multilaterally agreed-upon, systems of governance and reporting.</w:t>
             </w:r>
           </w:p>
           <w:p/>
@@ -709,52 +715,69 @@
               <w:t xml:space="preserve">(Webb et al., 2019)</w:t>
             </w:r>
             <w:r>
-              <w:t xml:space="preserve">, whereas diseases are undesirable conditions often leading to pain, suffering, or death. (</w:t>
+              <w:t xml:space="preserve">, whereas diseases are undesirable conditions often leading to pain, suffering, or death. (this is adresswed, in the spirit of One Health, holistically at the individual, populational, and global scale, and therefore accounts for</w:t>
+            </w:r>
+            <w:r>
+              <w:t xml:space="preserve"> </w:t>
+            </w:r>
+            <w:r>
+              <w:rPr>
+                <w:i/>
+                <w:iCs/>
+              </w:rPr>
+              <w:t xml:space="preserve">e.g.</w:t>
+            </w:r>
+            <w:r>
+              <w:t xml:space="preserve"> </w:t>
+            </w:r>
+            <w:r>
+              <w:t xml:space="preserve">health system preparedness). In plants, which are not conscious organisms</w:t>
+            </w:r>
+            <w:r>
+              <w:t xml:space="preserve"> </w:t>
+            </w:r>
+            <w:r>
+              <w:t xml:space="preserve">(Mallatt et al., 2021)</w:t>
+            </w:r>
+            <w:r>
+              <w:t xml:space="preserve">, health is harder to define</w:t>
+            </w:r>
+            <w:r>
+              <w:t xml:space="preserve"> </w:t>
+            </w:r>
+            <w:r>
+              <w:t xml:space="preserve">(Döring et al., 2012)</w:t>
+            </w:r>
+            <w:r>
+              <w:t xml:space="preserve">. We consider plant health as the extent to which they are able to function physiologically, and plant diseases as impediments to their normal physiological functioning often leading to death. Because domesticated animals and plants are mainly used for human consumption, diseases can have important consequences for food security</w:t>
+            </w:r>
+            <w:r>
+              <w:t xml:space="preserve"> </w:t>
+            </w:r>
+            <w:r>
+              <w:t xml:space="preserve">(Garcia et al., 2020; Strange &amp; Scott, 2005)</w:t>
+            </w:r>
+            <w:r>
+              <w:t xml:space="preserve">. At the ecosystem level, consisting of many species and their interactions, health is also ill-defined</w:t>
+            </w:r>
+            <w:r>
+              <w:t xml:space="preserve"> </w:t>
+            </w:r>
+            <w:r>
+              <w:t xml:space="preserve">(Schaeffer et al., 1988)</w:t>
+            </w:r>
+            <w:r>
+              <w:t xml:space="preserve">, and the idea of ecosystem health, although ancient, has often been promoted as metaphorical</w:t>
+            </w:r>
+            <w:r>
+              <w:t xml:space="preserve"> </w:t>
             </w:r>
             <w:r>
               <w:rPr>
                 <w:b/>
                 <w:bCs/>
-                <w:i/>
-                <w:iCs/>
               </w:rPr>
-              <w:t xml:space="preserve">TP: Point 2: How does our work distinguish between human health, public health, and health systems?</w:t>
-            </w:r>
-            <w:r>
-              <w:t xml:space="preserve">). In plants, which are not conscious organisms</w:t>
-            </w:r>
-            <w:r>
-              <w:t xml:space="preserve"> </w:t>
-            </w:r>
-            <w:r>
-              <w:t xml:space="preserve">(Mallatt et al., 2021)</w:t>
-            </w:r>
-            <w:r>
-              <w:t xml:space="preserve">, health is harder to define</w:t>
-            </w:r>
-            <w:r>
-              <w:t xml:space="preserve"> </w:t>
-            </w:r>
-            <w:r>
-              <w:t xml:space="preserve">(Döring et al., 2012)</w:t>
-            </w:r>
-            <w:r>
-              <w:t xml:space="preserve">. We consider plant health as the extent to which they are able to function physiologically, and plant diseases as impediments to their normal physiological functioning often leading to death. Because domesticated animals and plants are mainly used for human consumption, diseases can have important consequences for food security</w:t>
-            </w:r>
-            <w:r>
-              <w:t xml:space="preserve"> </w:t>
-            </w:r>
-            <w:r>
-              <w:t xml:space="preserve">(Garcia et al., 2020; Strange &amp; Scott, 2005)</w:t>
-            </w:r>
-            <w:r>
-              <w:t xml:space="preserve">. At the ecosystem level, consisting of many species and their interactions, health is also ill-defined</w:t>
-            </w:r>
-            <w:r>
-              <w:t xml:space="preserve"> </w:t>
-            </w:r>
-            <w:r>
-              <w:t xml:space="preserve">(Schaeffer et al., 1988)</w:t>
+              <w:t xml:space="preserve">REF Costanza + Rapport</w:t>
             </w:r>
             <w:r>
               <w:t xml:space="preserve">. We consider environmental health as the extent to which an ecosystem can maintain its biological and chemical processes and adapt to changes</w:t>
@@ -773,6 +796,427 @@
         </w:tc>
       </w:tr>
     </w:tbl>
+    <w:p>
+      <w:pPr>
+        <w:pStyle w:val="BodyText"/>
+      </w:pPr>
+      <w:r>
+        <w:t xml:space="preserve"> </w:t>
+      </w:r>
+    </w:p>
+    <w:p>
+      <w:pPr>
+        <w:pStyle w:val="SourceCode"/>
+      </w:pPr>
+      <w:r>
+        <w:rPr>
+          <w:rStyle w:val="VariableTok"/>
+        </w:rPr>
+        <w:t xml:space="preserve">@article</w:t>
+      </w:r>
+      <w:r>
+        <w:rPr>
+          <w:rStyle w:val="NormalTok"/>
+        </w:rPr>
+        <w:t xml:space="preserve">{</w:t>
+      </w:r>
+      <w:r>
+        <w:rPr>
+          <w:rStyle w:val="OtherTok"/>
+        </w:rPr>
+        <w:t xml:space="preserve">costanza1999healthy</w:t>
+      </w:r>
+      <w:r>
+        <w:rPr>
+          <w:rStyle w:val="NormalTok"/>
+        </w:rPr>
+        <w:t xml:space="preserve">,</w:t>
+      </w:r>
+      <w:r>
+        <w:br/>
+      </w:r>
+      <w:r>
+        <w:rPr>
+          <w:rStyle w:val="NormalTok"/>
+        </w:rPr>
+        <w:t xml:space="preserve">  </w:t>
+      </w:r>
+      <w:r>
+        <w:rPr>
+          <w:rStyle w:val="DataTypeTok"/>
+        </w:rPr>
+        <w:t xml:space="preserve">title</w:t>
+      </w:r>
+      <w:r>
+        <w:rPr>
+          <w:rStyle w:val="NormalTok"/>
+        </w:rPr>
+        <w:t xml:space="preserve">={What is a healthy ecosystem?},</w:t>
+      </w:r>
+      <w:r>
+        <w:br/>
+      </w:r>
+      <w:r>
+        <w:rPr>
+          <w:rStyle w:val="NormalTok"/>
+        </w:rPr>
+        <w:t xml:space="preserve">  </w:t>
+      </w:r>
+      <w:r>
+        <w:rPr>
+          <w:rStyle w:val="DataTypeTok"/>
+        </w:rPr>
+        <w:t xml:space="preserve">author</w:t>
+      </w:r>
+      <w:r>
+        <w:rPr>
+          <w:rStyle w:val="NormalTok"/>
+        </w:rPr>
+        <w:t xml:space="preserve">={Costanza, Robert and Mageau, Michael},</w:t>
+      </w:r>
+      <w:r>
+        <w:br/>
+      </w:r>
+      <w:r>
+        <w:rPr>
+          <w:rStyle w:val="NormalTok"/>
+        </w:rPr>
+        <w:t xml:space="preserve">  </w:t>
+      </w:r>
+      <w:r>
+        <w:rPr>
+          <w:rStyle w:val="DataTypeTok"/>
+        </w:rPr>
+        <w:t xml:space="preserve">journal</w:t>
+      </w:r>
+      <w:r>
+        <w:rPr>
+          <w:rStyle w:val="NormalTok"/>
+        </w:rPr>
+        <w:t xml:space="preserve">={Aquatic ecology},</w:t>
+      </w:r>
+      <w:r>
+        <w:br/>
+      </w:r>
+      <w:r>
+        <w:rPr>
+          <w:rStyle w:val="NormalTok"/>
+        </w:rPr>
+        <w:t xml:space="preserve">  </w:t>
+      </w:r>
+      <w:r>
+        <w:rPr>
+          <w:rStyle w:val="DataTypeTok"/>
+        </w:rPr>
+        <w:t xml:space="preserve">volume</w:t>
+      </w:r>
+      <w:r>
+        <w:rPr>
+          <w:rStyle w:val="NormalTok"/>
+        </w:rPr>
+        <w:t xml:space="preserve">={33},</w:t>
+      </w:r>
+      <w:r>
+        <w:br/>
+      </w:r>
+      <w:r>
+        <w:rPr>
+          <w:rStyle w:val="NormalTok"/>
+        </w:rPr>
+        <w:t xml:space="preserve">  </w:t>
+      </w:r>
+      <w:r>
+        <w:rPr>
+          <w:rStyle w:val="DataTypeTok"/>
+        </w:rPr>
+        <w:t xml:space="preserve">number</w:t>
+      </w:r>
+      <w:r>
+        <w:rPr>
+          <w:rStyle w:val="NormalTok"/>
+        </w:rPr>
+        <w:t xml:space="preserve">={1},</w:t>
+      </w:r>
+      <w:r>
+        <w:br/>
+      </w:r>
+      <w:r>
+        <w:rPr>
+          <w:rStyle w:val="NormalTok"/>
+        </w:rPr>
+        <w:t xml:space="preserve">  </w:t>
+      </w:r>
+      <w:r>
+        <w:rPr>
+          <w:rStyle w:val="DataTypeTok"/>
+        </w:rPr>
+        <w:t xml:space="preserve">pages</w:t>
+      </w:r>
+      <w:r>
+        <w:rPr>
+          <w:rStyle w:val="NormalTok"/>
+        </w:rPr>
+        <w:t xml:space="preserve">={105--115},</w:t>
+      </w:r>
+      <w:r>
+        <w:br/>
+      </w:r>
+      <w:r>
+        <w:rPr>
+          <w:rStyle w:val="NormalTok"/>
+        </w:rPr>
+        <w:t xml:space="preserve">  </w:t>
+      </w:r>
+      <w:r>
+        <w:rPr>
+          <w:rStyle w:val="DataTypeTok"/>
+        </w:rPr>
+        <w:t xml:space="preserve">year</w:t>
+      </w:r>
+      <w:r>
+        <w:rPr>
+          <w:rStyle w:val="NormalTok"/>
+        </w:rPr>
+        <w:t xml:space="preserve">={1999},</w:t>
+      </w:r>
+      <w:r>
+        <w:br/>
+      </w:r>
+      <w:r>
+        <w:rPr>
+          <w:rStyle w:val="NormalTok"/>
+        </w:rPr>
+        <w:t xml:space="preserve">  </w:t>
+      </w:r>
+      <w:r>
+        <w:rPr>
+          <w:rStyle w:val="DataTypeTok"/>
+        </w:rPr>
+        <w:t xml:space="preserve">publisher</w:t>
+      </w:r>
+      <w:r>
+        <w:rPr>
+          <w:rStyle w:val="NormalTok"/>
+        </w:rPr>
+        <w:t xml:space="preserve">={Springer}</w:t>
+      </w:r>
+      <w:r>
+        <w:br/>
+      </w:r>
+      <w:r>
+        <w:rPr>
+          <w:rStyle w:val="NormalTok"/>
+        </w:rPr>
+        <w:t xml:space="preserve">}</w:t>
+      </w:r>
+      <w:r>
+        <w:br/>
+      </w:r>
+      <w:r>
+        <w:br/>
+      </w:r>
+      <w:r>
+        <w:rPr>
+          <w:rStyle w:val="VariableTok"/>
+        </w:rPr>
+        <w:t xml:space="preserve">@article</w:t>
+      </w:r>
+      <w:r>
+        <w:rPr>
+          <w:rStyle w:val="NormalTok"/>
+        </w:rPr>
+        <w:t xml:space="preserve">{</w:t>
+      </w:r>
+      <w:r>
+        <w:rPr>
+          <w:rStyle w:val="OtherTok"/>
+        </w:rPr>
+        <w:t xml:space="preserve">rapport1989constitutes</w:t>
+      </w:r>
+      <w:r>
+        <w:rPr>
+          <w:rStyle w:val="NormalTok"/>
+        </w:rPr>
+        <w:t xml:space="preserve">,</w:t>
+      </w:r>
+      <w:r>
+        <w:br/>
+      </w:r>
+      <w:r>
+        <w:rPr>
+          <w:rStyle w:val="NormalTok"/>
+        </w:rPr>
+        <w:t xml:space="preserve">  </w:t>
+      </w:r>
+      <w:r>
+        <w:rPr>
+          <w:rStyle w:val="DataTypeTok"/>
+        </w:rPr>
+        <w:t xml:space="preserve">title</w:t>
+      </w:r>
+      <w:r>
+        <w:rPr>
+          <w:rStyle w:val="NormalTok"/>
+        </w:rPr>
+        <w:t xml:space="preserve">={What constitutes ecosystem health?},</w:t>
+      </w:r>
+      <w:r>
+        <w:br/>
+      </w:r>
+      <w:r>
+        <w:rPr>
+          <w:rStyle w:val="NormalTok"/>
+        </w:rPr>
+        <w:t xml:space="preserve">  </w:t>
+      </w:r>
+      <w:r>
+        <w:rPr>
+          <w:rStyle w:val="DataTypeTok"/>
+        </w:rPr>
+        <w:t xml:space="preserve">author</w:t>
+      </w:r>
+      <w:r>
+        <w:rPr>
+          <w:rStyle w:val="NormalTok"/>
+        </w:rPr>
+        <w:t xml:space="preserve">={Rapport, David J},</w:t>
+      </w:r>
+      <w:r>
+        <w:br/>
+      </w:r>
+      <w:r>
+        <w:rPr>
+          <w:rStyle w:val="NormalTok"/>
+        </w:rPr>
+        <w:t xml:space="preserve">  </w:t>
+      </w:r>
+      <w:r>
+        <w:rPr>
+          <w:rStyle w:val="DataTypeTok"/>
+        </w:rPr>
+        <w:t xml:space="preserve">journal</w:t>
+      </w:r>
+      <w:r>
+        <w:rPr>
+          <w:rStyle w:val="NormalTok"/>
+        </w:rPr>
+        <w:t xml:space="preserve">={Perspectives in biology and medicine},</w:t>
+      </w:r>
+      <w:r>
+        <w:br/>
+      </w:r>
+      <w:r>
+        <w:rPr>
+          <w:rStyle w:val="NormalTok"/>
+        </w:rPr>
+        <w:t xml:space="preserve">  </w:t>
+      </w:r>
+      <w:r>
+        <w:rPr>
+          <w:rStyle w:val="DataTypeTok"/>
+        </w:rPr>
+        <w:t xml:space="preserve">volume</w:t>
+      </w:r>
+      <w:r>
+        <w:rPr>
+          <w:rStyle w:val="NormalTok"/>
+        </w:rPr>
+        <w:t xml:space="preserve">={33},</w:t>
+      </w:r>
+      <w:r>
+        <w:br/>
+      </w:r>
+      <w:r>
+        <w:rPr>
+          <w:rStyle w:val="NormalTok"/>
+        </w:rPr>
+        <w:t xml:space="preserve">  </w:t>
+      </w:r>
+      <w:r>
+        <w:rPr>
+          <w:rStyle w:val="DataTypeTok"/>
+        </w:rPr>
+        <w:t xml:space="preserve">number</w:t>
+      </w:r>
+      <w:r>
+        <w:rPr>
+          <w:rStyle w:val="NormalTok"/>
+        </w:rPr>
+        <w:t xml:space="preserve">={1},</w:t>
+      </w:r>
+      <w:r>
+        <w:br/>
+      </w:r>
+      <w:r>
+        <w:rPr>
+          <w:rStyle w:val="NormalTok"/>
+        </w:rPr>
+        <w:t xml:space="preserve">  </w:t>
+      </w:r>
+      <w:r>
+        <w:rPr>
+          <w:rStyle w:val="DataTypeTok"/>
+        </w:rPr>
+        <w:t xml:space="preserve">pages</w:t>
+      </w:r>
+      <w:r>
+        <w:rPr>
+          <w:rStyle w:val="NormalTok"/>
+        </w:rPr>
+        <w:t xml:space="preserve">={120--132},</w:t>
+      </w:r>
+      <w:r>
+        <w:br/>
+      </w:r>
+      <w:r>
+        <w:rPr>
+          <w:rStyle w:val="NormalTok"/>
+        </w:rPr>
+        <w:t xml:space="preserve">  </w:t>
+      </w:r>
+      <w:r>
+        <w:rPr>
+          <w:rStyle w:val="DataTypeTok"/>
+        </w:rPr>
+        <w:t xml:space="preserve">year</w:t>
+      </w:r>
+      <w:r>
+        <w:rPr>
+          <w:rStyle w:val="NormalTok"/>
+        </w:rPr>
+        <w:t xml:space="preserve">={1989},</w:t>
+      </w:r>
+      <w:r>
+        <w:br/>
+      </w:r>
+      <w:r>
+        <w:rPr>
+          <w:rStyle w:val="NormalTok"/>
+        </w:rPr>
+        <w:t xml:space="preserve">  </w:t>
+      </w:r>
+      <w:r>
+        <w:rPr>
+          <w:rStyle w:val="DataTypeTok"/>
+        </w:rPr>
+        <w:t xml:space="preserve">publisher</w:t>
+      </w:r>
+      <w:r>
+        <w:rPr>
+          <w:rStyle w:val="NormalTok"/>
+        </w:rPr>
+        <w:t xml:space="preserve">={Johns Hopkins University Press}</w:t>
+      </w:r>
+      <w:r>
+        <w:br/>
+      </w:r>
+      <w:r>
+        <w:rPr>
+          <w:rStyle w:val="NormalTok"/>
+        </w:rPr>
+        <w:t xml:space="preserve">}</w:t>
+      </w:r>
+    </w:p>
     <w:bookmarkStart w:id="10" w:name="X6884087c636afad3079990b19c09fcb9fa45997"/>
     <w:p>
       <w:pPr>
@@ -926,7 +1370,7 @@
         </w:r>
       </w:hyperlink>
       <w:r>
-        <w:t xml:space="preserve">, we show the number of indicators that are directly, indirectly, potentially, and not connected to each of the four pillars of One Health. The number of directly connected indicators is slightly higher for environmental health (41% of indicators) compared to human (27%), animal (26%), and plant (28%) health, mostly because the environment contains most of biodiversity. However, this difference is less pronounced after adding indirectly connected indicators (63% for environmental health compared to 56%, 53%, and 51% respectively for human, animal, and plant health), highlighting the multiple pathways through which biodiversity and health are connected.</w:t>
+        <w:t xml:space="preserve">, we show the number of indicators that are directly, indirectly, potentially, and not connected to each of the four pillars of One Health. The number of directly connected indicators is, as expected, slightly higher for environmental health (41% of indicators) compared to human (27%), animal (26%), and plant (28%) health, mostly because the environment trivially contains most of biodiversity. However, this difference is less pronounced after adding indirectly connected indicators (63% for environmental health compared to 56%, 53%, and 51% respectively for human, animal, and plant health), highlighting the multiple pathways through which biodiversity and health are connected.</w:t>
       </w:r>
     </w:p>
     <w:tbl>
@@ -3095,7 +3539,7 @@
         <w:pStyle w:val="FirstParagraph"/>
       </w:pPr>
       <w:r>
-        <w:t xml:space="preserve">We acknowledge that this study was conducted on land within the traditional unceded territory of the Saint Lawrence Iroquoian, Anishinabewaki, Mohawk, Huron-Wendat and Omàmiwininiwak nations. TP was funded through award no. 223764/Z/21/Z from the Wellcome Trust and supported by the US National Science Foundation (grant no. DBI 2515340). We thank members of the GEO BON One Health working group for their useful feedback on the project.</w:t>
+        <w:t xml:space="preserve">We acknowledge that this study was conducted on land within the traditional unceded territory of the Saint Lawrence Iroquoian, Anishinabewaki, Mohawk, Huron-Wendat and Omàmiwininiwak nations. TP was funded through award no. 223764/Z/21/Z from the Wellcome Trust and supported by the US National Science Foundation (grant no. DBI 2515340). This manuscript is a contribution of the GEO BON One Health working group.</w:t>
       </w:r>
     </w:p>
     <w:bookmarkEnd w:id="34"/>

--- a/index.docx
+++ b/index.docx
@@ -87,7 +87,7 @@
         <w:pStyle w:val="Abstract"/>
       </w:pPr>
       <w:r>
-        <w:t xml:space="preserve">The One Health approach promotes collaboration across disciplines to enhance the health of humans, animals, plants, and the environment. Recently developed by the Quadripartite organizations, the One Health Joint Plan of Action (2022-2026) supports countries in adopting the One Health approach through six action tracks. The tracks address multiple aspects of biodiversity, containing guiding actions on: One Health capacity-building (track 1), zoonotic diseases (tracks 2 and 3), food and agriculture (track 4), antimicrobial resistance (track 5), and environmental health (track 6). However, there are currently no indicators for monitoring the implementation, state and progress of these tracks. Our research examines the extent to which they can be assessed by the existing monitoring framework of the Kunming-Montreal Global Biodiversity Framework (KM-GBF) of the Convention on Biological Diversity (CBD). We evaluated (1) the link between each indicator of the KM-GBF monitoring framework and human, animal, plant, and environmental health, respectively, and (2) the usability of these indicators for monitoring the One Health action tracks. We found that 75% of the KM-GBF indicators are associated with either human (56%), animal (53%), plant (51%), or environmental (63%) health, and that 91% of them can be used for monitoring at least one action track. Reusing existing indicators can alleviate the costs associated with the development and measurement of new indicators, thus improving the efficiency of monitoring systems. Our work supports the idea that multilateral progress on the monitoring of biodiversity, through its indissociability from all facets of health, provide a way to retrospsectively and prospectively measure progress accomplished on abitious One Health actions.</w:t>
+        <w:t xml:space="preserve">The One Health approach promotes collaboration across disciplines to enhance the health of humans, animals, plants, and the environment. Recently developed by the Quadripartite organizations, the One Health Joint Plan of Action (2022-2026) supports countries in adopting the One Health approach through six action tracks. The tracks address multiple aspects of biodiversity, containing guiding actions on: One Health capacity-building (track 1), zoonotic diseases (tracks 2 and 3), food and agriculture (track 4), antimicrobial resistance (track 5), and environmental health (track 6). However, there are currently no indicators for monitoring the implementation, state and progress of these tracks. Our research examines the extent to which they can be assessed by the existing monitoring framework of the Kunming-Montreal Global Biodiversity Framework (KM-GBF) of the Convention on Biological Diversity (CBD). We evaluated (1) the link between each indicator of the KM-GBF monitoring framework and human, animal, plant, and environmental health, respectively, and (2) the usability of these indicators for monitoring the One Health action tracks. We found that 75% of the KM-GBF indicators are associated with either human (56%), animal (53%), plant (51%), or environmental (63%) health, and that 91% of them can be used for monitoring at least one action track. Reusing existing indicators can alleviate the costs associated with the development and measurement of new indicators, thus improving the efficiency of monitoring systems. Our work supports the idea that multilateral progress on the monitoring of biodiversity, through its indissociability from all facets of health, provides a way to retrospsectively and prospectively measure progress accomplished on ambitious One Health actions.</w:t>
       </w:r>
     </w:p>
     <w:bookmarkStart w:id="9" w:name="introduction"/>
@@ -128,7 +128,7 @@
         <w:t xml:space="preserve">, 2018)</w:t>
       </w:r>
       <w:r>
-        <w:t xml:space="preserve">. Ecosystem services, such as climate stabilization, air and water filtration, and natural hazards mitigation, also supports human societies by maintaining safe and adequate environmental conditions</w:t>
+        <w:t xml:space="preserve">. Ecosystem services, such as climate stabilization, air and water filtration, and natural hazards mitigation, support human societies by maintaining safe and adequate environmental conditions</w:t>
       </w:r>
       <w:r>
         <w:t xml:space="preserve"> </w:t>
@@ -246,7 +246,7 @@
         <w:t xml:space="preserve"> </w:t>
       </w:r>
       <w:r>
-        <w:t xml:space="preserve">(UNEP, 2022)</w:t>
+        <w:t xml:space="preserve">(UNEP, 2022a)</w:t>
       </w:r>
       <w:r>
         <w:t xml:space="preserve">, adopted in 2022 by the Parties to the Convention on Biological Diversity (CBD). The KM-GBF aims to halt and reverse biodiversity loss by 2030 through 4 general goals and 23 specific targets, ranging from the restoration of degraded ecosystems to the integration of biodiversity in decision-making. For the first time since the CBD was signed in 1992, the KM-GBF includes a monitoring framework</w:t>
@@ -276,7 +276,7 @@
         <w:t xml:space="preserve">(Lehtonen, 2015)</w:t>
       </w:r>
       <w:r>
-        <w:t xml:space="preserve">, which aims to provide a more precise and quantitative assessments of policies.</w:t>
+        <w:t xml:space="preserve">, which aims to provide more precise and quantitative assessments of policies.</w:t>
       </w:r>
     </w:p>
     <w:p>
@@ -424,17 +424,16 @@
         <w:t xml:space="preserve">UNEP (2024)</w:t>
       </w:r>
       <w:r>
-        <w:t xml:space="preserve">, we hypothesized that a large proportion of the indicators of these targets would also be relevant to health, and therefore to the retroactive monitoring of the OH JPA. Given the recent increase in prominence of the One Health concept following its introduction in the Article 5 on the WHO Pandemic Agreement (</w:t>
-      </w:r>
-      <w:r>
-        <w:rPr>
-          <w:b/>
-          <w:bCs/>
-        </w:rPr>
-        <w:t xml:space="preserve">TODO FB REF</w:t>
-      </w:r>
-      <w:r>
-        <w:t xml:space="preserve">), it is also crucial to anticipate on the reporting need of a future high-level document for One Health, and to suggest existing indicator and reporting processes that can support its implementation.</w:t>
+        <w:t xml:space="preserve">, we hypothesized that a large proportion of the indicators of these targets would also be relevant to health, and therefore to the retroactive monitoring of the OH JPA. Given the recent increase in prominence of the One Health concept following its introduction in the Article 5 of the WHO Pandemic Agreement</w:t>
+      </w:r>
+      <w:r>
+        <w:t xml:space="preserve"> </w:t>
+      </w:r>
+      <w:r>
+        <w:t xml:space="preserve">(WHO, 2025)</w:t>
+      </w:r>
+      <w:r>
+        <w:t xml:space="preserve">, it is also crucial to anticipate on the reporting need of a future high-level document for One Health, and to suggest existing indicators and reporting processes that can support its implementation.</w:t>
       </w:r>
     </w:p>
     <w:p>
@@ -504,7 +503,7 @@
         <w:t xml:space="preserve"> </w:t>
       </w:r>
       <w:r>
-        <w:t xml:space="preserve">to Health. Specifically, we evaluated the degree to which they are linked to each of the four pillars of One Health (i.e., to human, animal, plant, and environmental heath), as well as their usability for monitoring the OH JPA. Our assessments were informed by the metadata (rationale, definition, method of computation, data sources, and scale of use) of the indicators provided by the World Conservation Monitoring Centre of the UN Environment Programme</w:t>
+        <w:t xml:space="preserve">to health. Specifically, we evaluated the degree to which they are linked to each of the four pillars of One Health (i.e., to human, animal, plant, and environmental heath), as well as their usability for monitoring the OH JPA. Our assessments were informed by the metadata (rationale, definition, method of computation, data sources, and scale of use) of the indicators provided by the World Conservation Monitoring Centre of the UN Environment Programme</w:t>
       </w:r>
       <w:r>
         <w:t xml:space="preserve"> </w:t>
@@ -513,7 +512,7 @@
         <w:t xml:space="preserve">(UNEP-WCMC, 2025)</w:t>
       </w:r>
       <w:r>
-        <w:t xml:space="preserve">, when available, looking for explicit considerations of Health. When such metadata was unavailable, assessments were supplemented by expert elicitation. The result of this analysis and the code to reproduce the figures are available on Zenodo (https://doi.org/10.5281/zenodo.20085701).</w:t>
+        <w:t xml:space="preserve">, when available, looking for explicit considerations of health. When such metadata was unavailable, assessments were supplemented by expert elicitation. The result of this analysis and the code to reproduce the figures are available on Zenodo (https://doi.org/10.5281/zenodo.20085701).</w:t>
       </w:r>
     </w:p>
     <w:tbl>
@@ -715,7 +714,7 @@
               <w:t xml:space="preserve">(Webb et al., 2019)</w:t>
             </w:r>
             <w:r>
-              <w:t xml:space="preserve">, whereas diseases are undesirable conditions often leading to pain, suffering, or death. (this is adresswed, in the spirit of One Health, holistically at the individual, populational, and global scale, and therefore accounts for</w:t>
+              <w:t xml:space="preserve">, whereas diseases are undesirable conditions often leading to pain, suffering, or death. This is addressed, in the spirit of One Health, holistically at the individual, populational, and global scale, and therefore accounts for</w:t>
             </w:r>
             <w:r>
               <w:t xml:space="preserve"> </w:t>
@@ -731,7 +730,7 @@
               <w:t xml:space="preserve"> </w:t>
             </w:r>
             <w:r>
-              <w:t xml:space="preserve">health system preparedness). In plants, which are not conscious organisms</w:t>
+              <w:t xml:space="preserve">health system preparedness. In plants, which are not conscious organisms</w:t>
             </w:r>
             <w:r>
               <w:t xml:space="preserve"> </w:t>
@@ -773,11 +772,7 @@
               <w:t xml:space="preserve"> </w:t>
             </w:r>
             <w:r>
-              <w:rPr>
-                <w:b/>
-                <w:bCs/>
-              </w:rPr>
-              <w:t xml:space="preserve">REF Costanza + Rapport</w:t>
+              <w:t xml:space="preserve">(Costanza &amp; Mageau, 1999; Rapport, 1989)</w:t>
             </w:r>
             <w:r>
               <w:t xml:space="preserve">. We consider environmental health as the extent to which an ecosystem can maintain its biological and chemical processes and adapt to changes</w:t>
@@ -796,427 +791,6 @@
         </w:tc>
       </w:tr>
     </w:tbl>
-    <w:p>
-      <w:pPr>
-        <w:pStyle w:val="BodyText"/>
-      </w:pPr>
-      <w:r>
-        <w:t xml:space="preserve"> </w:t>
-      </w:r>
-    </w:p>
-    <w:p>
-      <w:pPr>
-        <w:pStyle w:val="SourceCode"/>
-      </w:pPr>
-      <w:r>
-        <w:rPr>
-          <w:rStyle w:val="VariableTok"/>
-        </w:rPr>
-        <w:t xml:space="preserve">@article</w:t>
-      </w:r>
-      <w:r>
-        <w:rPr>
-          <w:rStyle w:val="NormalTok"/>
-        </w:rPr>
-        <w:t xml:space="preserve">{</w:t>
-      </w:r>
-      <w:r>
-        <w:rPr>
-          <w:rStyle w:val="OtherTok"/>
-        </w:rPr>
-        <w:t xml:space="preserve">costanza1999healthy</w:t>
-      </w:r>
-      <w:r>
-        <w:rPr>
-          <w:rStyle w:val="NormalTok"/>
-        </w:rPr>
-        <w:t xml:space="preserve">,</w:t>
-      </w:r>
-      <w:r>
-        <w:br/>
-      </w:r>
-      <w:r>
-        <w:rPr>
-          <w:rStyle w:val="NormalTok"/>
-        </w:rPr>
-        <w:t xml:space="preserve">  </w:t>
-      </w:r>
-      <w:r>
-        <w:rPr>
-          <w:rStyle w:val="DataTypeTok"/>
-        </w:rPr>
-        <w:t xml:space="preserve">title</w:t>
-      </w:r>
-      <w:r>
-        <w:rPr>
-          <w:rStyle w:val="NormalTok"/>
-        </w:rPr>
-        <w:t xml:space="preserve">={What is a healthy ecosystem?},</w:t>
-      </w:r>
-      <w:r>
-        <w:br/>
-      </w:r>
-      <w:r>
-        <w:rPr>
-          <w:rStyle w:val="NormalTok"/>
-        </w:rPr>
-        <w:t xml:space="preserve">  </w:t>
-      </w:r>
-      <w:r>
-        <w:rPr>
-          <w:rStyle w:val="DataTypeTok"/>
-        </w:rPr>
-        <w:t xml:space="preserve">author</w:t>
-      </w:r>
-      <w:r>
-        <w:rPr>
-          <w:rStyle w:val="NormalTok"/>
-        </w:rPr>
-        <w:t xml:space="preserve">={Costanza, Robert and Mageau, Michael},</w:t>
-      </w:r>
-      <w:r>
-        <w:br/>
-      </w:r>
-      <w:r>
-        <w:rPr>
-          <w:rStyle w:val="NormalTok"/>
-        </w:rPr>
-        <w:t xml:space="preserve">  </w:t>
-      </w:r>
-      <w:r>
-        <w:rPr>
-          <w:rStyle w:val="DataTypeTok"/>
-        </w:rPr>
-        <w:t xml:space="preserve">journal</w:t>
-      </w:r>
-      <w:r>
-        <w:rPr>
-          <w:rStyle w:val="NormalTok"/>
-        </w:rPr>
-        <w:t xml:space="preserve">={Aquatic ecology},</w:t>
-      </w:r>
-      <w:r>
-        <w:br/>
-      </w:r>
-      <w:r>
-        <w:rPr>
-          <w:rStyle w:val="NormalTok"/>
-        </w:rPr>
-        <w:t xml:space="preserve">  </w:t>
-      </w:r>
-      <w:r>
-        <w:rPr>
-          <w:rStyle w:val="DataTypeTok"/>
-        </w:rPr>
-        <w:t xml:space="preserve">volume</w:t>
-      </w:r>
-      <w:r>
-        <w:rPr>
-          <w:rStyle w:val="NormalTok"/>
-        </w:rPr>
-        <w:t xml:space="preserve">={33},</w:t>
-      </w:r>
-      <w:r>
-        <w:br/>
-      </w:r>
-      <w:r>
-        <w:rPr>
-          <w:rStyle w:val="NormalTok"/>
-        </w:rPr>
-        <w:t xml:space="preserve">  </w:t>
-      </w:r>
-      <w:r>
-        <w:rPr>
-          <w:rStyle w:val="DataTypeTok"/>
-        </w:rPr>
-        <w:t xml:space="preserve">number</w:t>
-      </w:r>
-      <w:r>
-        <w:rPr>
-          <w:rStyle w:val="NormalTok"/>
-        </w:rPr>
-        <w:t xml:space="preserve">={1},</w:t>
-      </w:r>
-      <w:r>
-        <w:br/>
-      </w:r>
-      <w:r>
-        <w:rPr>
-          <w:rStyle w:val="NormalTok"/>
-        </w:rPr>
-        <w:t xml:space="preserve">  </w:t>
-      </w:r>
-      <w:r>
-        <w:rPr>
-          <w:rStyle w:val="DataTypeTok"/>
-        </w:rPr>
-        <w:t xml:space="preserve">pages</w:t>
-      </w:r>
-      <w:r>
-        <w:rPr>
-          <w:rStyle w:val="NormalTok"/>
-        </w:rPr>
-        <w:t xml:space="preserve">={105--115},</w:t>
-      </w:r>
-      <w:r>
-        <w:br/>
-      </w:r>
-      <w:r>
-        <w:rPr>
-          <w:rStyle w:val="NormalTok"/>
-        </w:rPr>
-        <w:t xml:space="preserve">  </w:t>
-      </w:r>
-      <w:r>
-        <w:rPr>
-          <w:rStyle w:val="DataTypeTok"/>
-        </w:rPr>
-        <w:t xml:space="preserve">year</w:t>
-      </w:r>
-      <w:r>
-        <w:rPr>
-          <w:rStyle w:val="NormalTok"/>
-        </w:rPr>
-        <w:t xml:space="preserve">={1999},</w:t>
-      </w:r>
-      <w:r>
-        <w:br/>
-      </w:r>
-      <w:r>
-        <w:rPr>
-          <w:rStyle w:val="NormalTok"/>
-        </w:rPr>
-        <w:t xml:space="preserve">  </w:t>
-      </w:r>
-      <w:r>
-        <w:rPr>
-          <w:rStyle w:val="DataTypeTok"/>
-        </w:rPr>
-        <w:t xml:space="preserve">publisher</w:t>
-      </w:r>
-      <w:r>
-        <w:rPr>
-          <w:rStyle w:val="NormalTok"/>
-        </w:rPr>
-        <w:t xml:space="preserve">={Springer}</w:t>
-      </w:r>
-      <w:r>
-        <w:br/>
-      </w:r>
-      <w:r>
-        <w:rPr>
-          <w:rStyle w:val="NormalTok"/>
-        </w:rPr>
-        <w:t xml:space="preserve">}</w:t>
-      </w:r>
-      <w:r>
-        <w:br/>
-      </w:r>
-      <w:r>
-        <w:br/>
-      </w:r>
-      <w:r>
-        <w:rPr>
-          <w:rStyle w:val="VariableTok"/>
-        </w:rPr>
-        <w:t xml:space="preserve">@article</w:t>
-      </w:r>
-      <w:r>
-        <w:rPr>
-          <w:rStyle w:val="NormalTok"/>
-        </w:rPr>
-        <w:t xml:space="preserve">{</w:t>
-      </w:r>
-      <w:r>
-        <w:rPr>
-          <w:rStyle w:val="OtherTok"/>
-        </w:rPr>
-        <w:t xml:space="preserve">rapport1989constitutes</w:t>
-      </w:r>
-      <w:r>
-        <w:rPr>
-          <w:rStyle w:val="NormalTok"/>
-        </w:rPr>
-        <w:t xml:space="preserve">,</w:t>
-      </w:r>
-      <w:r>
-        <w:br/>
-      </w:r>
-      <w:r>
-        <w:rPr>
-          <w:rStyle w:val="NormalTok"/>
-        </w:rPr>
-        <w:t xml:space="preserve">  </w:t>
-      </w:r>
-      <w:r>
-        <w:rPr>
-          <w:rStyle w:val="DataTypeTok"/>
-        </w:rPr>
-        <w:t xml:space="preserve">title</w:t>
-      </w:r>
-      <w:r>
-        <w:rPr>
-          <w:rStyle w:val="NormalTok"/>
-        </w:rPr>
-        <w:t xml:space="preserve">={What constitutes ecosystem health?},</w:t>
-      </w:r>
-      <w:r>
-        <w:br/>
-      </w:r>
-      <w:r>
-        <w:rPr>
-          <w:rStyle w:val="NormalTok"/>
-        </w:rPr>
-        <w:t xml:space="preserve">  </w:t>
-      </w:r>
-      <w:r>
-        <w:rPr>
-          <w:rStyle w:val="DataTypeTok"/>
-        </w:rPr>
-        <w:t xml:space="preserve">author</w:t>
-      </w:r>
-      <w:r>
-        <w:rPr>
-          <w:rStyle w:val="NormalTok"/>
-        </w:rPr>
-        <w:t xml:space="preserve">={Rapport, David J},</w:t>
-      </w:r>
-      <w:r>
-        <w:br/>
-      </w:r>
-      <w:r>
-        <w:rPr>
-          <w:rStyle w:val="NormalTok"/>
-        </w:rPr>
-        <w:t xml:space="preserve">  </w:t>
-      </w:r>
-      <w:r>
-        <w:rPr>
-          <w:rStyle w:val="DataTypeTok"/>
-        </w:rPr>
-        <w:t xml:space="preserve">journal</w:t>
-      </w:r>
-      <w:r>
-        <w:rPr>
-          <w:rStyle w:val="NormalTok"/>
-        </w:rPr>
-        <w:t xml:space="preserve">={Perspectives in biology and medicine},</w:t>
-      </w:r>
-      <w:r>
-        <w:br/>
-      </w:r>
-      <w:r>
-        <w:rPr>
-          <w:rStyle w:val="NormalTok"/>
-        </w:rPr>
-        <w:t xml:space="preserve">  </w:t>
-      </w:r>
-      <w:r>
-        <w:rPr>
-          <w:rStyle w:val="DataTypeTok"/>
-        </w:rPr>
-        <w:t xml:space="preserve">volume</w:t>
-      </w:r>
-      <w:r>
-        <w:rPr>
-          <w:rStyle w:val="NormalTok"/>
-        </w:rPr>
-        <w:t xml:space="preserve">={33},</w:t>
-      </w:r>
-      <w:r>
-        <w:br/>
-      </w:r>
-      <w:r>
-        <w:rPr>
-          <w:rStyle w:val="NormalTok"/>
-        </w:rPr>
-        <w:t xml:space="preserve">  </w:t>
-      </w:r>
-      <w:r>
-        <w:rPr>
-          <w:rStyle w:val="DataTypeTok"/>
-        </w:rPr>
-        <w:t xml:space="preserve">number</w:t>
-      </w:r>
-      <w:r>
-        <w:rPr>
-          <w:rStyle w:val="NormalTok"/>
-        </w:rPr>
-        <w:t xml:space="preserve">={1},</w:t>
-      </w:r>
-      <w:r>
-        <w:br/>
-      </w:r>
-      <w:r>
-        <w:rPr>
-          <w:rStyle w:val="NormalTok"/>
-        </w:rPr>
-        <w:t xml:space="preserve">  </w:t>
-      </w:r>
-      <w:r>
-        <w:rPr>
-          <w:rStyle w:val="DataTypeTok"/>
-        </w:rPr>
-        <w:t xml:space="preserve">pages</w:t>
-      </w:r>
-      <w:r>
-        <w:rPr>
-          <w:rStyle w:val="NormalTok"/>
-        </w:rPr>
-        <w:t xml:space="preserve">={120--132},</w:t>
-      </w:r>
-      <w:r>
-        <w:br/>
-      </w:r>
-      <w:r>
-        <w:rPr>
-          <w:rStyle w:val="NormalTok"/>
-        </w:rPr>
-        <w:t xml:space="preserve">  </w:t>
-      </w:r>
-      <w:r>
-        <w:rPr>
-          <w:rStyle w:val="DataTypeTok"/>
-        </w:rPr>
-        <w:t xml:space="preserve">year</w:t>
-      </w:r>
-      <w:r>
-        <w:rPr>
-          <w:rStyle w:val="NormalTok"/>
-        </w:rPr>
-        <w:t xml:space="preserve">={1989},</w:t>
-      </w:r>
-      <w:r>
-        <w:br/>
-      </w:r>
-      <w:r>
-        <w:rPr>
-          <w:rStyle w:val="NormalTok"/>
-        </w:rPr>
-        <w:t xml:space="preserve">  </w:t>
-      </w:r>
-      <w:r>
-        <w:rPr>
-          <w:rStyle w:val="DataTypeTok"/>
-        </w:rPr>
-        <w:t xml:space="preserve">publisher</w:t>
-      </w:r>
-      <w:r>
-        <w:rPr>
-          <w:rStyle w:val="NormalTok"/>
-        </w:rPr>
-        <w:t xml:space="preserve">={Johns Hopkins University Press}</w:t>
-      </w:r>
-      <w:r>
-        <w:br/>
-      </w:r>
-      <w:r>
-        <w:rPr>
-          <w:rStyle w:val="NormalTok"/>
-        </w:rPr>
-        <w:t xml:space="preserve">}</w:t>
-      </w:r>
-    </w:p>
     <w:bookmarkStart w:id="10" w:name="X6884087c636afad3079990b19c09fcb9fa45997"/>
     <w:p>
       <w:pPr>
@@ -3509,19 +3083,16 @@
         <w:pStyle w:val="FirstParagraph"/>
       </w:pPr>
       <w:r>
-        <w:t xml:space="preserve">As demonstrated in the introduction, reusing existing indicators can greatly reduce the workload of countries that are part of different multilateral environmental agreements with overlapping objectives. Instead of developing and measuring new indicators, which can be resource-intensive, reusing indicators from the KM-GBF monitoring framework to monitor the implementation of the OH JPA can increase the efficiency of both monitoring systems. The environmental sector can meaningfully contribute to One Health efforts by sharing their data, tools, and expertise with national One Health agencies, which can in turn provide further incentives and means to measure relevant indicators and improve their methodologies. (</w:t>
-      </w:r>
-      <w:r>
-        <w:rPr>
-          <w:b/>
-          <w:bCs/>
-          <w:i/>
-          <w:iCs/>
-        </w:rPr>
-        <w:t xml:space="preserve">TP: Point 3: How can KM-GBF indicators be integrated into existing human health monitoring frameworks?</w:t>
-      </w:r>
-      <w:r>
-        <w:t xml:space="preserve">) Making indicators serve more than one purpose can also improve the efficiency of public and private spending by avoiding duplication of work. However, additional effort is needed to identify or develop new indicators to monitor the action tracks where few KM-GBF indicators were found to be usable. These gaps could be filled by finding existing indicators in other multilateral environmental agreements, such as the global indicator framework of the Sustainable Development Goals (SDGs). Nevertheless, the high reusability of most KM-GBF indicators for monitoring the One Health action tracks provides an opportunity for close collaboration between the CBD Secretariat and the Quadripartite organizations, especially as we enter the last year of the current OH JPA. Putting in the work to monitor the OH JPA will be an essential step to ensure it is effectively put into action and meets its goals.</w:t>
+        <w:t xml:space="preserve">As demonstrated in the introduction, reusing existing indicators can greatly reduce the workload of countries that are part of different multilateral environmental agreements with overlapping objectives. Instead of developing and measuring new indicators, which can be resource-intensive, reusing indicators from the KM-GBF monitoring framework to monitor the implementation of the OH JPA can increase the efficiency of both monitoring systems. The environmental sector can meaningfully contribute to One Health efforts by sharing their data, tools, and expertise with national One Health agencies, which can in turn provide further incentives and means to measure relevant indicators and improve their methodologies. Making indicators serve more than one purpose can also improve the efficiency of public and private spending by avoiding duplication of work. However, additional effort is needed to identify or develop new indicators to monitor the action tracks where few KM-GBF indicators were found to be usable. These gaps could be filled by finding existing indicators in other multilateral environmental agreements, such as the global indicator framework of the Sustainable Development Goals (SDGs). Nevertheless, the high reusability of most KM-GBF indicators can greatly facilitate the monitoring of One Health action tracks, and putting in the work to monitor the implementation of the OH JPA will be an essential step to ensure it is effectively put into action and meets its goals. As Parties to the CBD submit their National Biodiversity Strategies and Action Plans (NBSAPs) with the monitored indicators</w:t>
+      </w:r>
+      <w:r>
+        <w:t xml:space="preserve"> </w:t>
+      </w:r>
+      <w:r>
+        <w:t xml:space="preserve">(UNEP, 2022b)</w:t>
+      </w:r>
+      <w:r>
+        <w:t xml:space="preserve">, large amounts of data will become available for the retrospsective assessment of the progress made on the ambitious One Health actions.</w:t>
       </w:r>
     </w:p>
     <w:bookmarkEnd w:id="33"/>
@@ -3543,7 +3114,7 @@
       </w:r>
     </w:p>
     <w:bookmarkEnd w:id="34"/>
-    <w:bookmarkStart w:id="104" w:name="references"/>
+    <w:bookmarkStart w:id="109" w:name="references"/>
     <w:p>
       <w:pPr>
         <w:pStyle w:val="Heading1"/>
@@ -3552,7 +3123,7 @@
         <w:t xml:space="preserve">References</w:t>
       </w:r>
     </w:p>
-    <w:bookmarkStart w:id="103" w:name="refs"/>
+    <w:bookmarkStart w:id="108" w:name="refs"/>
     <w:bookmarkStart w:id="36" w:name="ref-Affinito2025Assessinga"/>
     <w:p>
       <w:pPr>
@@ -3842,12 +3413,59 @@
       </w:hyperlink>
     </w:p>
     <w:bookmarkEnd w:id="44"/>
-    <w:bookmarkStart w:id="46" w:name="ref-Diaz2018Assessing"/>
+    <w:bookmarkStart w:id="46" w:name="ref-Costanza1999What"/>
     <w:p>
       <w:pPr>
         <w:pStyle w:val="Bibliography"/>
       </w:pPr>
       <w:r>
+        <w:t xml:space="preserve">Costanza, R., &amp; Mageau, M. (1999). What is a healthy ecosystem?</w:t>
+      </w:r>
+      <w:r>
+        <w:t xml:space="preserve"> </w:t>
+      </w:r>
+      <w:r>
+        <w:rPr>
+          <w:i/>
+          <w:iCs/>
+        </w:rPr>
+        <w:t xml:space="preserve">Aquatic Ecology</w:t>
+      </w:r>
+      <w:r>
+        <w:t xml:space="preserve">,</w:t>
+      </w:r>
+      <w:r>
+        <w:t xml:space="preserve"> </w:t>
+      </w:r>
+      <w:r>
+        <w:rPr>
+          <w:i/>
+          <w:iCs/>
+        </w:rPr>
+        <w:t xml:space="preserve">33</w:t>
+      </w:r>
+      <w:r>
+        <w:t xml:space="preserve">(1), 105–115.</w:t>
+      </w:r>
+      <w:r>
+        <w:t xml:space="preserve"> </w:t>
+      </w:r>
+      <w:hyperlink r:id="rId45">
+        <w:r>
+          <w:rPr>
+            <w:rStyle w:val="Hyperlink"/>
+          </w:rPr>
+          <w:t xml:space="preserve">https://doi.org/10.1023/A:1009930313242</w:t>
+        </w:r>
+      </w:hyperlink>
+    </w:p>
+    <w:bookmarkEnd w:id="46"/>
+    <w:bookmarkStart w:id="48" w:name="ref-Diaz2018Assessing"/>
+    <w:p>
+      <w:pPr>
+        <w:pStyle w:val="Bibliography"/>
+      </w:pPr>
+      <w:r>
         <w:t xml:space="preserve">Diaz, S., Pascual, U., Stenseke, M., Martin-Lopez, B., Watson, R. T., Molnar, Z., Hill, R., Chan, K. M. A., Baste, I. A., Brauman, K. A., Polasky, S., Church, A., Lonsdale, M., Larigauderie, A., Leadley, P. W., van Oudenhoven, A. P. E., van der Plaat, F., Schroter, M., Lavorel, S., … Shirayama, Y.</w:t>
       </w:r>
       <w:r>
@@ -3882,7 +3500,7 @@
       <w:r>
         <w:t xml:space="preserve"> </w:t>
       </w:r>
-      <w:hyperlink r:id="rId45">
+      <w:hyperlink r:id="rId47">
         <w:r>
           <w:rPr>
             <w:rStyle w:val="Hyperlink"/>
@@ -3891,8 +3509,8 @@
         </w:r>
       </w:hyperlink>
     </w:p>
-    <w:bookmarkEnd w:id="46"/>
-    <w:bookmarkStart w:id="48" w:name="ref-Doring2012Concepts"/>
+    <w:bookmarkEnd w:id="48"/>
+    <w:bookmarkStart w:id="50" w:name="ref-Doring2012Concepts"/>
     <w:p>
       <w:pPr>
         <w:pStyle w:val="Bibliography"/>
@@ -3929,7 +3547,7 @@
       <w:r>
         <w:t xml:space="preserve"> </w:t>
       </w:r>
-      <w:hyperlink r:id="rId47">
+      <w:hyperlink r:id="rId49">
         <w:r>
           <w:rPr>
             <w:rStyle w:val="Hyperlink"/>
@@ -3938,8 +3556,8 @@
         </w:r>
       </w:hyperlink>
     </w:p>
-    <w:bookmarkEnd w:id="48"/>
-    <w:bookmarkStart w:id="50" w:name="ref-Esquinas-Alcazar2005Protecting"/>
+    <w:bookmarkEnd w:id="50"/>
+    <w:bookmarkStart w:id="52" w:name="ref-Esquinas-Alcazar2005Protecting"/>
     <w:p>
       <w:pPr>
         <w:pStyle w:val="Bibliography"/>
@@ -3976,7 +3594,7 @@
       <w:r>
         <w:t xml:space="preserve"> </w:t>
       </w:r>
-      <w:hyperlink r:id="rId49">
+      <w:hyperlink r:id="rId51">
         <w:r>
           <w:rPr>
             <w:rStyle w:val="Hyperlink"/>
@@ -3985,8 +3603,8 @@
         </w:r>
       </w:hyperlink>
     </w:p>
-    <w:bookmarkEnd w:id="50"/>
-    <w:bookmarkStart w:id="52" w:name="ref-Garcia2020One"/>
+    <w:bookmarkEnd w:id="52"/>
+    <w:bookmarkStart w:id="54" w:name="ref-Garcia2020One"/>
     <w:p>
       <w:pPr>
         <w:pStyle w:val="Bibliography"/>
@@ -4062,7 +3680,7 @@
       <w:r>
         <w:t xml:space="preserve"> </w:t>
       </w:r>
-      <w:hyperlink r:id="rId51">
+      <w:hyperlink r:id="rId53">
         <w:r>
           <w:rPr>
             <w:rStyle w:val="Hyperlink"/>
@@ -4071,8 +3689,8 @@
         </w:r>
       </w:hyperlink>
     </w:p>
-    <w:bookmarkEnd w:id="52"/>
-    <w:bookmarkStart w:id="54" w:name="ref-Gibbs2014Evolution"/>
+    <w:bookmarkEnd w:id="54"/>
+    <w:bookmarkStart w:id="56" w:name="ref-Gibbs2014Evolution"/>
     <w:p>
       <w:pPr>
         <w:pStyle w:val="Bibliography"/>
@@ -4118,7 +3736,7 @@
       <w:r>
         <w:t xml:space="preserve"> </w:t>
       </w:r>
-      <w:hyperlink r:id="rId53">
+      <w:hyperlink r:id="rId55">
         <w:r>
           <w:rPr>
             <w:rStyle w:val="Hyperlink"/>
@@ -4127,8 +3745,8 @@
         </w:r>
       </w:hyperlink>
     </w:p>
-    <w:bookmarkEnd w:id="54"/>
-    <w:bookmarkStart w:id="55" w:name="ref-Gudmundsson2003Policy"/>
+    <w:bookmarkEnd w:id="56"/>
+    <w:bookmarkStart w:id="57" w:name="ref-Gudmundsson2003Policy"/>
     <w:p>
       <w:pPr>
         <w:pStyle w:val="Bibliography"/>
@@ -4208,8 +3826,8 @@
         <w:t xml:space="preserve">(2), 1–12.</w:t>
       </w:r>
     </w:p>
-    <w:bookmarkEnd w:id="55"/>
-    <w:bookmarkStart w:id="57" w:name="ref-Hebert2025Selectinga"/>
+    <w:bookmarkEnd w:id="57"/>
+    <w:bookmarkStart w:id="59" w:name="ref-Hebert2025Selectinga"/>
     <w:p>
       <w:pPr>
         <w:pStyle w:val="Bibliography"/>
@@ -4273,7 +3891,7 @@
       <w:r>
         <w:t xml:space="preserve"> </w:t>
       </w:r>
-      <w:hyperlink r:id="rId56">
+      <w:hyperlink r:id="rId58">
         <w:r>
           <w:rPr>
             <w:rStyle w:val="Hyperlink"/>
@@ -4282,8 +3900,8 @@
         </w:r>
       </w:hyperlink>
     </w:p>
-    <w:bookmarkEnd w:id="57"/>
-    <w:bookmarkStart w:id="59" w:name="ref-Jackson2013Linking"/>
+    <w:bookmarkEnd w:id="59"/>
+    <w:bookmarkStart w:id="61" w:name="ref-Jackson2013Linking"/>
     <w:p>
       <w:pPr>
         <w:pStyle w:val="Bibliography"/>
@@ -4329,7 +3947,7 @@
       <w:r>
         <w:t xml:space="preserve"> </w:t>
       </w:r>
-      <w:hyperlink r:id="rId58">
+      <w:hyperlink r:id="rId60">
         <w:r>
           <w:rPr>
             <w:rStyle w:val="Hyperlink"/>
@@ -4338,8 +3956,8 @@
         </w:r>
       </w:hyperlink>
     </w:p>
-    <w:bookmarkEnd w:id="59"/>
-    <w:bookmarkStart w:id="60" w:name="ref-Jakobsson2012Sustainable"/>
+    <w:bookmarkEnd w:id="61"/>
+    <w:bookmarkStart w:id="62" w:name="ref-Jakobsson2012Sustainable"/>
     <w:p>
       <w:pPr>
         <w:pStyle w:val="Bibliography"/>
@@ -4375,8 +3993,8 @@
         <w:t xml:space="preserve">. Baltic University Press.</w:t>
       </w:r>
     </w:p>
-    <w:bookmarkEnd w:id="60"/>
-    <w:bookmarkStart w:id="62" w:name="ref-Jones2011Why"/>
+    <w:bookmarkEnd w:id="62"/>
+    <w:bookmarkStart w:id="64" w:name="ref-Jones2011Why"/>
     <w:p>
       <w:pPr>
         <w:pStyle w:val="Bibliography"/>
@@ -4464,7 +4082,7 @@
       <w:r>
         <w:t xml:space="preserve"> </w:t>
       </w:r>
-      <w:hyperlink r:id="rId61">
+      <w:hyperlink r:id="rId63">
         <w:r>
           <w:rPr>
             <w:rStyle w:val="Hyperlink"/>
@@ -4473,8 +4091,8 @@
         </w:r>
       </w:hyperlink>
     </w:p>
-    <w:bookmarkEnd w:id="62"/>
-    <w:bookmarkStart w:id="64" w:name="ref-Jones2008Global"/>
+    <w:bookmarkEnd w:id="64"/>
+    <w:bookmarkStart w:id="66" w:name="ref-Jones2008Global"/>
     <w:p>
       <w:pPr>
         <w:pStyle w:val="Bibliography"/>
@@ -4511,7 +4129,7 @@
       <w:r>
         <w:t xml:space="preserve"> </w:t>
       </w:r>
-      <w:hyperlink r:id="rId63">
+      <w:hyperlink r:id="rId65">
         <w:r>
           <w:rPr>
             <w:rStyle w:val="Hyperlink"/>
@@ -4520,8 +4138,8 @@
         </w:r>
       </w:hyperlink>
     </w:p>
-    <w:bookmarkEnd w:id="64"/>
-    <w:bookmarkStart w:id="66" w:name="ref-Kilpatrick2017Conservation"/>
+    <w:bookmarkEnd w:id="66"/>
+    <w:bookmarkStart w:id="68" w:name="ref-Kilpatrick2017Conservation"/>
     <w:p>
       <w:pPr>
         <w:pStyle w:val="Bibliography"/>
@@ -4558,7 +4176,7 @@
       <w:r>
         <w:t xml:space="preserve"> </w:t>
       </w:r>
-      <w:hyperlink r:id="rId65">
+      <w:hyperlink r:id="rId67">
         <w:r>
           <w:rPr>
             <w:rStyle w:val="Hyperlink"/>
@@ -4567,8 +4185,8 @@
         </w:r>
       </w:hyperlink>
     </w:p>
-    <w:bookmarkEnd w:id="66"/>
-    <w:bookmarkStart w:id="68" w:name="ref-Kim2017Exposure"/>
+    <w:bookmarkEnd w:id="68"/>
+    <w:bookmarkStart w:id="70" w:name="ref-Kim2017Exposure"/>
     <w:p>
       <w:pPr>
         <w:pStyle w:val="Bibliography"/>
@@ -4605,7 +4223,7 @@
       <w:r>
         <w:t xml:space="preserve"> </w:t>
       </w:r>
-      <w:hyperlink r:id="rId67">
+      <w:hyperlink r:id="rId69">
         <w:r>
           <w:rPr>
             <w:rStyle w:val="Hyperlink"/>
@@ -4614,8 +4232,8 @@
         </w:r>
       </w:hyperlink>
     </w:p>
-    <w:bookmarkEnd w:id="68"/>
-    <w:bookmarkStart w:id="69" w:name="ref-Kirsop-Taylor2022Chapter"/>
+    <w:bookmarkEnd w:id="70"/>
+    <w:bookmarkStart w:id="71" w:name="ref-Kirsop-Taylor2022Chapter"/>
     <w:p>
       <w:pPr>
         <w:pStyle w:val="Bibliography"/>
@@ -4668,8 +4286,8 @@
         <w:t xml:space="preserve">(Handbook on the Governance of Sustainable Development).</w:t>
       </w:r>
     </w:p>
-    <w:bookmarkEnd w:id="69"/>
-    <w:bookmarkStart w:id="70" w:name="ref-Lehtonen2015Chapter"/>
+    <w:bookmarkEnd w:id="71"/>
+    <w:bookmarkStart w:id="72" w:name="ref-Lehtonen2015Chapter"/>
     <w:p>
       <w:pPr>
         <w:pStyle w:val="Bibliography"/>
@@ -4715,8 +4333,8 @@
         <w:t xml:space="preserve">(The Tools of Policy Formulation).</w:t>
       </w:r>
     </w:p>
-    <w:bookmarkEnd w:id="70"/>
-    <w:bookmarkStart w:id="72" w:name="ref-Lerner2015Concept"/>
+    <w:bookmarkEnd w:id="72"/>
+    <w:bookmarkStart w:id="74" w:name="ref-Lerner2015Concept"/>
     <w:p>
       <w:pPr>
         <w:pStyle w:val="Bibliography"/>
@@ -4774,7 +4392,7 @@
       <w:r>
         <w:t xml:space="preserve"> </w:t>
       </w:r>
-      <w:hyperlink r:id="rId71">
+      <w:hyperlink r:id="rId73">
         <w:r>
           <w:rPr>
             <w:rStyle w:val="Hyperlink"/>
@@ -4783,8 +4401,8 @@
         </w:r>
       </w:hyperlink>
     </w:p>
-    <w:bookmarkEnd w:id="72"/>
-    <w:bookmarkStart w:id="74" w:name="ref-Lerner2017Comparison"/>
+    <w:bookmarkEnd w:id="74"/>
+    <w:bookmarkStart w:id="76" w:name="ref-Lerner2017Comparison"/>
     <w:p>
       <w:pPr>
         <w:pStyle w:val="Bibliography"/>
@@ -4881,7 +4499,7 @@
       <w:r>
         <w:t xml:space="preserve"> </w:t>
       </w:r>
-      <w:hyperlink r:id="rId73">
+      <w:hyperlink r:id="rId75">
         <w:r>
           <w:rPr>
             <w:rStyle w:val="Hyperlink"/>
@@ -4890,8 +4508,8 @@
         </w:r>
       </w:hyperlink>
     </w:p>
-    <w:bookmarkEnd w:id="74"/>
-    <w:bookmarkStart w:id="76" w:name="ref-Mahmood2016Effects"/>
+    <w:bookmarkEnd w:id="76"/>
+    <w:bookmarkStart w:id="78" w:name="ref-Mahmood2016Effects"/>
     <w:p>
       <w:pPr>
         <w:pStyle w:val="Bibliography"/>
@@ -5058,7 +4676,7 @@
       <w:r>
         <w:t xml:space="preserve"> </w:t>
       </w:r>
-      <w:hyperlink r:id="rId75">
+      <w:hyperlink r:id="rId77">
         <w:r>
           <w:rPr>
             <w:rStyle w:val="Hyperlink"/>
@@ -5067,8 +4685,8 @@
         </w:r>
       </w:hyperlink>
     </w:p>
-    <w:bookmarkEnd w:id="76"/>
-    <w:bookmarkStart w:id="78" w:name="ref-Mallatt2021Debunking"/>
+    <w:bookmarkEnd w:id="78"/>
+    <w:bookmarkStart w:id="80" w:name="ref-Mallatt2021Debunking"/>
     <w:p>
       <w:pPr>
         <w:pStyle w:val="Bibliography"/>
@@ -5105,7 +4723,7 @@
       <w:r>
         <w:t xml:space="preserve"> </w:t>
       </w:r>
-      <w:hyperlink r:id="rId77">
+      <w:hyperlink r:id="rId79">
         <w:r>
           <w:rPr>
             <w:rStyle w:val="Hyperlink"/>
@@ -5114,8 +4732,8 @@
         </w:r>
       </w:hyperlink>
     </w:p>
-    <w:bookmarkEnd w:id="78"/>
-    <w:bookmarkStart w:id="80" w:name="ref-Nicholson2012Making"/>
+    <w:bookmarkEnd w:id="80"/>
+    <w:bookmarkStart w:id="82" w:name="ref-Nicholson2012Making"/>
     <w:p>
       <w:pPr>
         <w:pStyle w:val="Bibliography"/>
@@ -5161,7 +4779,7 @@
       <w:r>
         <w:t xml:space="preserve"> </w:t>
       </w:r>
-      <w:hyperlink r:id="rId79">
+      <w:hyperlink r:id="rId81">
         <w:r>
           <w:rPr>
             <w:rStyle w:val="Hyperlink"/>
@@ -5170,8 +4788,8 @@
         </w:r>
       </w:hyperlink>
     </w:p>
-    <w:bookmarkEnd w:id="80"/>
-    <w:bookmarkStart w:id="82" w:name="ref-PanelOHHLEP2022Onea"/>
+    <w:bookmarkEnd w:id="82"/>
+    <w:bookmarkStart w:id="84" w:name="ref-PanelOHHLEP2022Onea"/>
     <w:p>
       <w:pPr>
         <w:pStyle w:val="Bibliography"/>
@@ -5229,7 +4847,7 @@
       <w:r>
         <w:t xml:space="preserve"> </w:t>
       </w:r>
-      <w:hyperlink r:id="rId81">
+      <w:hyperlink r:id="rId83">
         <w:r>
           <w:rPr>
             <w:rStyle w:val="Hyperlink"/>
@@ -5238,8 +4856,8 @@
         </w:r>
       </w:hyperlink>
     </w:p>
-    <w:bookmarkEnd w:id="82"/>
-    <w:bookmarkStart w:id="84" w:name="ref-Poisot2025Biodiversity"/>
+    <w:bookmarkEnd w:id="84"/>
+    <w:bookmarkStart w:id="86" w:name="ref-Poisot2025Biodiversity"/>
     <w:p>
       <w:pPr>
         <w:pStyle w:val="Bibliography"/>
@@ -5263,7 +4881,7 @@
       <w:r>
         <w:t xml:space="preserve"> </w:t>
       </w:r>
-      <w:hyperlink r:id="rId83">
+      <w:hyperlink r:id="rId85">
         <w:r>
           <w:rPr>
             <w:rStyle w:val="Hyperlink"/>
@@ -5272,8 +4890,8 @@
         </w:r>
       </w:hyperlink>
     </w:p>
-    <w:bookmarkEnd w:id="84"/>
-    <w:bookmarkStart w:id="85" w:name="ref-Organization2022One"/>
+    <w:bookmarkEnd w:id="86"/>
+    <w:bookmarkStart w:id="87" w:name="ref-Organization2022One"/>
     <w:p>
       <w:pPr>
         <w:pStyle w:val="Bibliography"/>
@@ -5351,8 +4969,8 @@
         <w:t xml:space="preserve">. World Health Organization.</w:t>
       </w:r>
     </w:p>
-    <w:bookmarkEnd w:id="85"/>
-    <w:bookmarkStart w:id="87" w:name="ref-Rabinowitz2013Linksa"/>
+    <w:bookmarkEnd w:id="87"/>
+    <w:bookmarkStart w:id="89" w:name="ref-Rabinowitz2013Linksa"/>
     <w:p>
       <w:pPr>
         <w:pStyle w:val="Bibliography"/>
@@ -5389,7 +5007,7 @@
       <w:r>
         <w:t xml:space="preserve"> </w:t>
       </w:r>
-      <w:hyperlink r:id="rId86">
+      <w:hyperlink r:id="rId88">
         <w:r>
           <w:rPr>
             <w:rStyle w:val="Hyperlink"/>
@@ -5398,13 +5016,58 @@
         </w:r>
       </w:hyperlink>
     </w:p>
-    <w:bookmarkEnd w:id="87"/>
-    <w:bookmarkStart w:id="89" w:name="ref-Robinson2024Biodiversity"/>
+    <w:bookmarkEnd w:id="89"/>
+    <w:bookmarkStart w:id="90" w:name="ref-Rapport1989What"/>
     <w:p>
       <w:pPr>
         <w:pStyle w:val="Bibliography"/>
       </w:pPr>
       <w:r>
+        <w:t xml:space="preserve">Rapport, D. J. (1989). What</w:t>
+      </w:r>
+      <w:r>
+        <w:t xml:space="preserve"> </w:t>
+      </w:r>
+      <w:r>
+        <w:t xml:space="preserve">Constitutes Ecosystem Health</w:t>
+      </w:r>
+      <w:r>
+        <w:t xml:space="preserve">?</w:t>
+      </w:r>
+      <w:r>
+        <w:t xml:space="preserve"> </w:t>
+      </w:r>
+      <w:r>
+        <w:rPr>
+          <w:i/>
+          <w:iCs/>
+        </w:rPr>
+        <w:t xml:space="preserve">Perspectives in Biology and Medicine</w:t>
+      </w:r>
+      <w:r>
+        <w:t xml:space="preserve">,</w:t>
+      </w:r>
+      <w:r>
+        <w:t xml:space="preserve"> </w:t>
+      </w:r>
+      <w:r>
+        <w:rPr>
+          <w:i/>
+          <w:iCs/>
+        </w:rPr>
+        <w:t xml:space="preserve">33</w:t>
+      </w:r>
+      <w:r>
+        <w:t xml:space="preserve">(1), 120–132.</w:t>
+      </w:r>
+    </w:p>
+    <w:bookmarkEnd w:id="90"/>
+    <w:bookmarkStart w:id="92" w:name="ref-Robinson2024Biodiversity"/>
+    <w:p>
+      <w:pPr>
+        <w:pStyle w:val="Bibliography"/>
+      </w:pPr>
+      <w:r>
         <w:t xml:space="preserve">Robinson, J. M., Breed, A. C., Camargo, A., Redvers, N., &amp; Breed, M. F. (2024). Biodiversity and human health:</w:t>
       </w:r>
       <w:r>
@@ -5448,7 +5111,7 @@
       <w:r>
         <w:t xml:space="preserve"> </w:t>
       </w:r>
-      <w:hyperlink r:id="rId88">
+      <w:hyperlink r:id="rId91">
         <w:r>
           <w:rPr>
             <w:rStyle w:val="Hyperlink"/>
@@ -5457,8 +5120,8 @@
         </w:r>
       </w:hyperlink>
     </w:p>
-    <w:bookmarkEnd w:id="89"/>
-    <w:bookmarkStart w:id="91" w:name="ref-Schaeffer1988Ecosystem"/>
+    <w:bookmarkEnd w:id="92"/>
+    <w:bookmarkStart w:id="94" w:name="ref-Schaeffer1988Ecosystem"/>
     <w:p>
       <w:pPr>
         <w:pStyle w:val="Bibliography"/>
@@ -5516,7 +5179,7 @@
       <w:r>
         <w:t xml:space="preserve"> </w:t>
       </w:r>
-      <w:hyperlink r:id="rId90">
+      <w:hyperlink r:id="rId93">
         <w:r>
           <w:rPr>
             <w:rStyle w:val="Hyperlink"/>
@@ -5525,8 +5188,8 @@
         </w:r>
       </w:hyperlink>
     </w:p>
-    <w:bookmarkEnd w:id="91"/>
-    <w:bookmarkStart w:id="93" w:name="ref-Srange2005Plant"/>
+    <w:bookmarkEnd w:id="94"/>
+    <w:bookmarkStart w:id="96" w:name="ref-Srange2005Plant"/>
     <w:p>
       <w:pPr>
         <w:pStyle w:val="Bibliography"/>
@@ -5593,7 +5256,7 @@
       <w:r>
         <w:t xml:space="preserve"> </w:t>
       </w:r>
-      <w:hyperlink r:id="rId92">
+      <w:hyperlink r:id="rId95">
         <w:r>
           <w:rPr>
             <w:rStyle w:val="Hyperlink"/>
@@ -5602,14 +5265,14 @@
         </w:r>
       </w:hyperlink>
     </w:p>
-    <w:bookmarkEnd w:id="93"/>
-    <w:bookmarkStart w:id="94" w:name="ref-KMGBF"/>
+    <w:bookmarkEnd w:id="96"/>
+    <w:bookmarkStart w:id="97" w:name="ref-KMGBF"/>
     <w:p>
       <w:pPr>
         <w:pStyle w:val="Bibliography"/>
       </w:pPr>
       <w:r>
-        <w:t xml:space="preserve">UNEP. (2022).</w:t>
+        <w:t xml:space="preserve">UNEP. (2022a).</w:t>
       </w:r>
       <w:r>
         <w:t xml:space="preserve"> </w:t>
@@ -5632,13 +5295,36 @@
         <w:t xml:space="preserve">. United Nations Environment Programme. Decision no. CBD/COP/DEC/15/4.</w:t>
       </w:r>
     </w:p>
-    <w:bookmarkEnd w:id="94"/>
-    <w:bookmarkStart w:id="95" w:name="ref-Global"/>
+    <w:bookmarkEnd w:id="97"/>
+    <w:bookmarkStart w:id="98" w:name="ref-Mechanisms"/>
     <w:p>
       <w:pPr>
         <w:pStyle w:val="Bibliography"/>
       </w:pPr>
       <w:r>
+        <w:t xml:space="preserve">UNEP. (2022b).</w:t>
+      </w:r>
+      <w:r>
+        <w:t xml:space="preserve"> </w:t>
+      </w:r>
+      <w:r>
+        <w:rPr>
+          <w:i/>
+          <w:iCs/>
+        </w:rPr>
+        <w:t xml:space="preserve">Mechanisms for planning, monitoring, reporting and review</w:t>
+      </w:r>
+      <w:r>
+        <w:t xml:space="preserve">. United Nations Environment Programme. Decision no. CBD/COP/DEC/15/6.</w:t>
+      </w:r>
+    </w:p>
+    <w:bookmarkEnd w:id="98"/>
+    <w:bookmarkStart w:id="99" w:name="ref-Global"/>
+    <w:p>
+      <w:pPr>
+        <w:pStyle w:val="Bibliography"/>
+      </w:pPr>
+      <w:r>
         <w:t xml:space="preserve">UNEP. (2024).</w:t>
       </w:r>
       <w:r>
@@ -5725,8 +5411,8 @@
         <w:t xml:space="preserve">. United Nations Environment Programme. Decision no. CBD/COP/DEC/16/19.</w:t>
       </w:r>
     </w:p>
-    <w:bookmarkEnd w:id="95"/>
-    <w:bookmarkStart w:id="96" w:name="ref-Monitoring"/>
+    <w:bookmarkEnd w:id="99"/>
+    <w:bookmarkStart w:id="100" w:name="ref-Monitoring"/>
     <w:p>
       <w:pPr>
         <w:pStyle w:val="Bibliography"/>
@@ -5762,8 +5448,8 @@
         <w:t xml:space="preserve">. United Nations Environment Programme. Decision no. CBD/COP/16/L.26/Rev.1.</w:t>
       </w:r>
     </w:p>
-    <w:bookmarkEnd w:id="96"/>
-    <w:bookmarkStart w:id="97" w:name="ref-Indicators"/>
+    <w:bookmarkEnd w:id="100"/>
+    <w:bookmarkStart w:id="101" w:name="ref-Indicators"/>
     <w:p>
       <w:pPr>
         <w:pStyle w:val="Bibliography"/>
@@ -5806,8 +5492,8 @@
         <w:t xml:space="preserve">. https://www.gbf-indicators.org/.</w:t>
       </w:r>
     </w:p>
-    <w:bookmarkEnd w:id="97"/>
-    <w:bookmarkStart w:id="99" w:name="ref-Webb2019What"/>
+    <w:bookmarkEnd w:id="101"/>
+    <w:bookmarkStart w:id="103" w:name="ref-Webb2019What"/>
     <w:p>
       <w:pPr>
         <w:pStyle w:val="Bibliography"/>
@@ -5844,7 +5530,7 @@
       <w:r>
         <w:t xml:space="preserve"> </w:t>
       </w:r>
-      <w:hyperlink r:id="rId98">
+      <w:hyperlink r:id="rId102">
         <w:r>
           <w:rPr>
             <w:rStyle w:val="Hyperlink"/>
@@ -5853,8 +5539,8 @@
         </w:r>
       </w:hyperlink>
     </w:p>
-    <w:bookmarkEnd w:id="99"/>
-    <w:bookmarkStart w:id="100" w:name="ref-Preamble"/>
+    <w:bookmarkEnd w:id="103"/>
+    <w:bookmarkStart w:id="104" w:name="ref-Preamble"/>
     <w:p>
       <w:pPr>
         <w:pStyle w:val="Bibliography"/>
@@ -5995,13 +5681,36 @@
         <w:t xml:space="preserve">.</w:t>
       </w:r>
     </w:p>
-    <w:bookmarkEnd w:id="100"/>
-    <w:bookmarkStart w:id="102" w:name="ref-Winkler2025Lancet"/>
+    <w:bookmarkEnd w:id="104"/>
+    <w:bookmarkStart w:id="105" w:name="ref-Who"/>
     <w:p>
       <w:pPr>
         <w:pStyle w:val="Bibliography"/>
       </w:pPr>
       <w:r>
+        <w:t xml:space="preserve">WHO. (2025).</w:t>
+      </w:r>
+      <w:r>
+        <w:t xml:space="preserve"> </w:t>
+      </w:r>
+      <w:r>
+        <w:rPr>
+          <w:i/>
+          <w:iCs/>
+        </w:rPr>
+        <w:t xml:space="preserve">WHO Pandemic Agreement</w:t>
+      </w:r>
+      <w:r>
+        <w:t xml:space="preserve">. Seventy-eighth World Health Assembly. WHA78.1.</w:t>
+      </w:r>
+    </w:p>
+    <w:bookmarkEnd w:id="105"/>
+    <w:bookmarkStart w:id="107" w:name="ref-Winkler2025Lancet"/>
+    <w:p>
+      <w:pPr>
+        <w:pStyle w:val="Bibliography"/>
+      </w:pPr>
+      <w:r>
         <w:t xml:space="preserve">Winkler, A. S., Brux, C. M., Carabin, H., Neves, C. G. das, Häsler, B., Zinsstag, J., Fèvre, E. M., Okello, A., Laing, G., Harrison, W. E., Pöntinen, A. K., Huber, A., Ruckert, A., Natterson-Horowitz, B., Abela, B., Aenishaenslin, C., Heymann, D. L., Rødland, E. K., Berthe, F. C. J., … Amuasi, J. H. (2025). The</w:t>
       </w:r>
       <w:r>
@@ -6042,7 +5751,7 @@
       <w:r>
         <w:t xml:space="preserve"> </w:t>
       </w:r>
-      <w:hyperlink r:id="rId101">
+      <w:hyperlink r:id="rId106">
         <w:r>
           <w:rPr>
             <w:rStyle w:val="Hyperlink"/>
@@ -6051,9 +5760,9 @@
         </w:r>
       </w:hyperlink>
     </w:p>
-    <w:bookmarkEnd w:id="102"/>
-    <w:bookmarkEnd w:id="103"/>
-    <w:bookmarkEnd w:id="104"/>
+    <w:bookmarkEnd w:id="107"/>
+    <w:bookmarkEnd w:id="108"/>
+    <w:bookmarkEnd w:id="109"/>
     <w:sectPr>
       <w:footnotePr>
         <w:numRestart w:val="eachSect"/>

--- a/index.docx
+++ b/index.docx
@@ -71,7 +71,7 @@
         <w:pStyle w:val="Date"/>
       </w:pPr>
       <w:r>
-        <w:t xml:space="preserve">2026-05-08</w:t>
+        <w:t xml:space="preserve">2026-05-13</w:t>
       </w:r>
     </w:p>
     <w:p>
@@ -503,7 +503,7 @@
         <w:t xml:space="preserve"> </w:t>
       </w:r>
       <w:r>
-        <w:t xml:space="preserve">to health. Specifically, we evaluated the degree to which they are linked to each of the four pillars of One Health (i.e., to human, animal, plant, and environmental heath), as well as their usability for monitoring the OH JPA. Our assessments were informed by the metadata (rationale, definition, method of computation, data sources, and scale of use) of the indicators provided by the World Conservation Monitoring Centre of the UN Environment Programme</w:t>
+        <w:t xml:space="preserve">to health. This was done independently by at least two evaluators for each of the indicators, this process leading to a consensus among the coauthors for all indicators. Specifically, we evaluated the degree to which the indicators are linked to each of the four pillars of One Health (i.e., to human, animal, plant, and environmental heath), as well as their usability for monitoring the OH JPA. Our assessments were informed by the metadata (rationale, definition, method of computation, data sources, and scale of use) of the indicators provided by the World Conservation Monitoring Centre of the UN Environment Programme</w:t>
       </w:r>
       <w:r>
         <w:t xml:space="preserve"> </w:t>
@@ -3083,7 +3083,7 @@
         <w:pStyle w:val="FirstParagraph"/>
       </w:pPr>
       <w:r>
-        <w:t xml:space="preserve">As demonstrated in the introduction, reusing existing indicators can greatly reduce the workload of countries that are part of different multilateral environmental agreements with overlapping objectives. Instead of developing and measuring new indicators, which can be resource-intensive, reusing indicators from the KM-GBF monitoring framework to monitor the implementation of the OH JPA can increase the efficiency of both monitoring systems. The environmental sector can meaningfully contribute to One Health efforts by sharing their data, tools, and expertise with national One Health agencies, which can in turn provide further incentives and means to measure relevant indicators and improve their methodologies. Making indicators serve more than one purpose can also improve the efficiency of public and private spending by avoiding duplication of work. However, additional effort is needed to identify or develop new indicators to monitor the action tracks where few KM-GBF indicators were found to be usable. These gaps could be filled by finding existing indicators in other multilateral environmental agreements, such as the global indicator framework of the Sustainable Development Goals (SDGs). Nevertheless, the high reusability of most KM-GBF indicators can greatly facilitate the monitoring of One Health action tracks, and putting in the work to monitor the implementation of the OH JPA will be an essential step to ensure it is effectively put into action and meets its goals. As Parties to the CBD submit their National Biodiversity Strategies and Action Plans (NBSAPs) with the monitored indicators</w:t>
+        <w:t xml:space="preserve">Reusing existing indicators can greatly reduce the workload of countries that are part of different multilateral environmental agreements with overlapping objectives. Instead of developing and measuring new indicators, which can be resource-intensive, reusing indicators from the KM-GBF monitoring framework to monitor the implementation of the OH JPA can increase the efficiency of both monitoring systems. The environmental sector can meaningfully contribute to One Health efforts by sharing their data, tools, and expertise with national One Health agencies, which can in turn provide further incentives and means to measure relevant indicators and improve their methodologies. Making indicators serve more than one purpose can also improve the efficiency of public and private spending by avoiding duplication of work. However, additional effort is needed to identify or develop new indicators to monitor the action tracks where few KM-GBF indicators were found to be usable. These gaps could be filled by finding existing indicators in other multilateral environmental agreements, such as the global indicator framework of the Sustainable Development Goals (SDGs). Nevertheless, the high reusability of most KM-GBF indicators can greatly facilitate the monitoring of One Health action tracks, and putting in the work to monitor the implementation of the OH JPA will be an essential step to ensure it is effectively put into action and meets its goals. As Parties to the CBD submit their National Biodiversity Strategies and Action Plans (NBSAPs) with the monitored indicators</w:t>
       </w:r>
       <w:r>
         <w:t xml:space="preserve"> </w:t>

--- a/index.docx
+++ b/index.docx
@@ -71,7 +71,7 @@
         <w:pStyle w:val="Date"/>
       </w:pPr>
       <w:r>
-        <w:t xml:space="preserve">2026-05-13</w:t>
+        <w:t xml:space="preserve">2026-06-01</w:t>
       </w:r>
     </w:p>
     <w:p>
@@ -87,7 +87,7 @@
         <w:pStyle w:val="Abstract"/>
       </w:pPr>
       <w:r>
-        <w:t xml:space="preserve">The One Health approach promotes collaboration across disciplines to enhance the health of humans, animals, plants, and the environment. Recently developed by the Quadripartite organizations, the One Health Joint Plan of Action (2022-2026) supports countries in adopting the One Health approach through six action tracks. The tracks address multiple aspects of biodiversity, containing guiding actions on: One Health capacity-building (track 1), zoonotic diseases (tracks 2 and 3), food and agriculture (track 4), antimicrobial resistance (track 5), and environmental health (track 6). However, there are currently no indicators for monitoring the implementation, state and progress of these tracks. Our research examines the extent to which they can be assessed by the existing monitoring framework of the Kunming-Montreal Global Biodiversity Framework (KM-GBF) of the Convention on Biological Diversity (CBD). We evaluated (1) the link between each indicator of the KM-GBF monitoring framework and human, animal, plant, and environmental health, respectively, and (2) the usability of these indicators for monitoring the One Health action tracks. We found that 75% of the KM-GBF indicators are associated with either human (56%), animal (53%), plant (51%), or environmental (63%) health, and that 91% of them can be used for monitoring at least one action track. Reusing existing indicators can alleviate the costs associated with the development and measurement of new indicators, thus improving the efficiency of monitoring systems. Our work supports the idea that multilateral progress on the monitoring of biodiversity, through its indissociability from all facets of health, provides a way to retrospsectively and prospectively measure progress accomplished on ambitious One Health actions.</w:t>
+        <w:t xml:space="preserve">The One Health approach promotes collaboration across disciplines to enhance the health of humans, animals, plants, and the environment. Recently developed by the Quadripartite organizations, the One Health Joint Plan of Action (2022-2026) supports countries in adopting the One Health approach through six action tracks. The tracks address multiple aspects of biodiversity, containing guiding actions on: One Health capacity-building (track 1), zoonotic diseases (tracks 2 and 3), food and agriculture (track 4), antimicrobial resistance (track 5), and environmental health (track 6). However, there are currently no indicators for monitoring the implementation, state and progress of these tracks. Our research examines the extent to which they can be assessed by the existing monitoring framework of the Kunming-Montreal Global Biodiversity Framework (KM-GBF) of the Convention on Biological Diversity (CBD). We evaluated (1) the link between each indicator of the KM-GBF monitoring framework and human, animal, plant, and environmental health, respectively, and (2) the usability of these indicators for monitoring the action tracks. We found that 75% of the KM-GBF indicators are associated with either human (56%), animal (53%), plant (51%), or environmental (63%) health, and that 91% of them can be used for monitoring at least one action track. Reusing existing indicators alleviates the costs associated with the development and measurement of new indicators, thus improving the efficiency of monitoring systems. Our work supports the idea that multilateral progress on the monitoring of biodiversity, through its indissociability from all facets of health, provides a way to retrospectively and prospectively measure progress on ambitious One Health actions.</w:t>
       </w:r>
     </w:p>
     <w:bookmarkStart w:id="9" w:name="introduction"/>
@@ -128,6 +128,15 @@
         <w:t xml:space="preserve">, 2018)</w:t>
       </w:r>
       <w:r>
+        <w:t xml:space="preserve">. On the other hand, infectious diseases originating in wildlife are a serious threat to human health, the transmission of pathogens from animals to humans being a major cause of disease outbreaks</w:t>
+      </w:r>
+      <w:r>
+        <w:t xml:space="preserve"> </w:t>
+      </w:r>
+      <w:r>
+        <w:t xml:space="preserve">(K. E. Jones et al., 2008)</w:t>
+      </w:r>
+      <w:r>
         <w:t xml:space="preserve">. Ecosystem services, such as climate stabilization, air and water filtration, and natural hazards mitigation, support human societies by maintaining safe and adequate environmental conditions</w:t>
       </w:r>
       <w:r>
@@ -137,16 +146,7 @@
         <w:t xml:space="preserve">(Jackson et al., 2013)</w:t>
       </w:r>
       <w:r>
-        <w:t xml:space="preserve">. On the other hand, infectious diseases originating in wildlife are a serious threat to public health, the transmission of pathogens from animals to humans being a major cause of disease outbreaks</w:t>
-      </w:r>
-      <w:r>
-        <w:t xml:space="preserve"> </w:t>
-      </w:r>
-      <w:r>
-        <w:t xml:space="preserve">(K. E. Jones et al., 2008)</w:t>
-      </w:r>
-      <w:r>
-        <w:t xml:space="preserve">. Plant diseases also impact human health by hindering ecosystem services, e.g. through food contamination or the reduction in food production</w:t>
+        <w:t xml:space="preserve">. However, plant diseases can hinder ecosystem services, e.g. through food contamination or the reduction in food production</w:t>
       </w:r>
       <w:r>
         <w:t xml:space="preserve"> </w:t>
@@ -155,25 +155,22 @@
         <w:t xml:space="preserve">(Al-Sadi, 2017)</w:t>
       </w:r>
       <w:r>
-        <w:t xml:space="preserve">. Biodiversity and human health can both be affected by the same threats</w:t>
-      </w:r>
-      <w:r>
-        <w:t xml:space="preserve"> </w:t>
+        <w:t xml:space="preserve">. The main threats to biodiversity (biological invasions, climate change, habitat loss, overexploitation, and pollution;</w:t>
+      </w:r>
+      <w:r>
+        <w:t xml:space="preserve"> </w:t>
+      </w:r>
+      <w:r>
+        <w:t xml:space="preserve">Bellard et al. (2022)</w:t>
+      </w:r>
+      <w:r>
+        <w:t xml:space="preserve">) all impact human health, notably by driving the emergence of infectious diseases</w:t>
       </w:r>
       <w:r>
         <w:t xml:space="preserve">(Carlson et al., 2025)</w:t>
       </w:r>
       <w:r>
-        <w:t xml:space="preserve">, supported by the same strategies that mitigate these threats</w:t>
-      </w:r>
-      <w:r>
-        <w:t xml:space="preserve"> </w:t>
-      </w:r>
-      <w:r>
-        <w:t xml:space="preserve">(Kilpatrick et al., 2017)</w:t>
-      </w:r>
-      <w:r>
-        <w:t xml:space="preserve">, and monitored by the same set of tools</w:t>
+        <w:t xml:space="preserve">. Because biodiversity and human health are highly interconnected, both can be monitored using a similar set of tools</w:t>
       </w:r>
       <w:r>
         <w:t xml:space="preserve"> </w:t>
@@ -182,7 +179,7 @@
         <w:t xml:space="preserve">(Poisot et al., 2025)</w:t>
       </w:r>
       <w:r>
-        <w:t xml:space="preserve">, which further underscores their interconnections.</w:t>
+        <w:t xml:space="preserve">.</w:t>
       </w:r>
     </w:p>
     <w:p>
@@ -202,7 +199,16 @@
         <w:t xml:space="preserve"> </w:t>
       </w:r>
       <w:r>
-        <w:t xml:space="preserve">acknowledges the interconnections between human, animal, plant, and environmental health</w:t>
+        <w:t xml:space="preserve">recognizes the importance of biodiversity for public health</w:t>
+      </w:r>
+      <w:r>
+        <w:t xml:space="preserve"> </w:t>
+      </w:r>
+      <w:r>
+        <w:t xml:space="preserve">(Winkler et al., 2025)</w:t>
+      </w:r>
+      <w:r>
+        <w:t xml:space="preserve">. It addresses complex public health challenges at the interface between human, animal, plant, and environmental health</w:t>
       </w:r>
       <w:r>
         <w:t xml:space="preserve"> </w:t>
@@ -214,16 +220,7 @@
         <w:t xml:space="preserve"> </w:t>
       </w:r>
       <w:r>
-        <w:t xml:space="preserve">by fostering collaboration between health professionals, veterinarians, and biologists to address complex public health challenges. To do so, it engages a socioecological systems perspective that notably recognizes the importance of biodiversity conservation for public health</w:t>
-      </w:r>
-      <w:r>
-        <w:t xml:space="preserve"> </w:t>
-      </w:r>
-      <w:r>
-        <w:t xml:space="preserve">(Winkler et al., 2025)</w:t>
-      </w:r>
-      <w:r>
-        <w:t xml:space="preserve">. This approach is operationalized through the One Health Joint Plan of Action (OH JPA) (2022-2026), which is an action-oriented framework aimed at advancing One Health principles by 2026</w:t>
+        <w:t xml:space="preserve">by promoting collaboration between health professionals, veterinarians, and biologists. The One Health Joint Plan of Action (OH JPA) (2022-2026) is an action-oriented framework aimed at advancing One Health principles by 2026</w:t>
       </w:r>
       <w:r>
         <w:t xml:space="preserve"> </w:t>
@@ -232,7 +229,7 @@
         <w:t xml:space="preserve">(Quadripartite organizations, 2022)</w:t>
       </w:r>
       <w:r>
-        <w:t xml:space="preserve">. Developed by the Quadripartite organizations, which is a strategic partnership between the Food and Agriculture Organization of the United Nations (FAO), the United Nations Environment Programme (UNEP), the World Organisation for Animal Health (WOAH), and the World Health Organization (WHO), the OH JPA contains 19 actions that countries can take to improve One Health capacity-building, political commitment, governance structure, funding, and knowledge systems. These actions form six tracks that collectively seek to strengthen health systems (track 1) and food safety capacities (track 4) while preventing zoonotic diseases (tracks 2 and 3), antimicrobial resistance (track 5), and environmental degradation (track 6). However, there are currently no indicators for monitoring the implementation of this plan. As we enter the final year of the plan, the need to evaluate the progress made since its adoption in 2022 grows acute for at least two reasons: to encourage States to effectively implement policies for the OH JPA as it is a statement of intent with no legal or binding force, and because this evaluation is essential to inform the development of the next version of the plan.</w:t>
+        <w:t xml:space="preserve">. Developed by the Quadripartite organizations, which is a strategic partnership between the Food and Agriculture Organization of the United Nations (FAO), the United Nations Environment Programme (UNEP), the World Organisation for Animal Health (WOAH), and the World Health Organization (WHO), the OH JPA contains 19 actions that countries can take to improve One Health capacity-building, political commitment, governance structure, funding, and knowledge systems. These actions form six tracks that collectively seek to strengthen health systems (track 1), prevent zoonotic diseases (tracks 2 and 3), improve food safety (track 4), reduce antimicrobial resistance (track 5), and stop environmental degradation (track 6). As we enter the final year of the plan, there is a need to generate clear and objective information regarding the progress made since its adoption in 2022. This evaluation is essential given the non-binding nature of the OH JPA, as it would encourage effective policy development by the States and inform the development of the next version of the plan. However, there are currently no indicators for monitoring the implementation of this plan.</w:t>
       </w:r>
     </w:p>
     <w:p>
@@ -240,7 +237,25 @@
         <w:pStyle w:val="BodyText"/>
       </w:pPr>
       <w:r>
-        <w:t xml:space="preserve">A solid example of monitoring can be found in the Kunming-Montreal Global Biodiversity Framework (KM-GBF)</w:t>
+        <w:t xml:space="preserve">Biodiversity indicators are measures of changes in the state of biodiversity over time that track progress towards specific objectives</w:t>
+      </w:r>
+      <w:r>
+        <w:t xml:space="preserve"> </w:t>
+      </w:r>
+      <w:r>
+        <w:t xml:space="preserve">(Hébert et al., 2025; J. P. G. Jones et al., 2011)</w:t>
+      </w:r>
+      <w:r>
+        <w:t xml:space="preserve">. As such, they are intended to serve several purposes, the main ones being to simplify complex phenomena which are difficult to measure directly, and to improve accountability and effectiveness through prioritization, evaluation and communication of objectives and policies</w:t>
+      </w:r>
+      <w:r>
+        <w:t xml:space="preserve"> </w:t>
+      </w:r>
+      <w:r>
+        <w:t xml:space="preserve">(Amuasi &amp; Winkler, 2025; Gudmundsson, 2003; Nicholson et al., 2012)</w:t>
+      </w:r>
+      <w:r>
+        <w:t xml:space="preserve">. A solid example of monitoring framework can be found in the Kunming-Montreal Global Biodiversity Framework (KM-GBF)</w:t>
       </w:r>
       <w:r>
         <w:t xml:space="preserve"> </w:t>
@@ -276,7 +291,28 @@
         <w:t xml:space="preserve">(Lehtonen, 2015)</w:t>
       </w:r>
       <w:r>
-        <w:t xml:space="preserve">, which aims to provide more precise and quantitative assessments of policies.</w:t>
+        <w:t xml:space="preserve">, which aims to provide more precise and quantitative assessments of policies. The CBD serves as a good example of how such indicators constitute</w:t>
+      </w:r>
+      <w:r>
+        <w:t xml:space="preserve"> </w:t>
+      </w:r>
+      <w:r>
+        <w:t xml:space="preserve">“soft instruments”</w:t>
+      </w:r>
+      <w:r>
+        <w:t xml:space="preserve"> </w:t>
+      </w:r>
+      <w:r>
+        <w:t xml:space="preserve">capable of incentivizing States to act when the international agreement is not legally binding</w:t>
+      </w:r>
+      <w:r>
+        <w:t xml:space="preserve"> </w:t>
+      </w:r>
+      <w:r>
+        <w:t xml:space="preserve">(Kirsop-Taylor, 2022)</w:t>
+      </w:r>
+      <w:r>
+        <w:t xml:space="preserve">.</w:t>
       </w:r>
     </w:p>
     <w:p>
@@ -284,179 +320,165 @@
         <w:pStyle w:val="BodyText"/>
       </w:pPr>
       <w:r>
-        <w:t xml:space="preserve">Biodiversity indicators are defined as measures of changes in the state of biodiversity over time that allow for tracking progress towards specific objectives</w:t>
-      </w:r>
-      <w:r>
-        <w:t xml:space="preserve"> </w:t>
-      </w:r>
-      <w:r>
-        <w:t xml:space="preserve">(Hébert et al., 2025; J. P. G. Jones et al., 2011)</w:t>
-      </w:r>
-      <w:r>
-        <w:t xml:space="preserve">. As such, they are intended to serve several purposes, the main ones being to simplify complex phenomena which are difficult to measure directly, and to improve accountability and effectiveness through prioritization, evaluation and communication of objectives and policies</w:t>
-      </w:r>
-      <w:r>
-        <w:t xml:space="preserve"> </w:t>
-      </w:r>
-      <w:r>
-        <w:t xml:space="preserve">(Amuasi &amp; Winkler, 2025; Gudmundsson, 2003; Nicholson et al., 2012)</w:t>
-      </w:r>
-      <w:r>
-        <w:t xml:space="preserve">. The CBD serves as a good example of how such indicators constitute</w:t>
-      </w:r>
-      <w:r>
-        <w:t xml:space="preserve"> </w:t>
-      </w:r>
-      <w:r>
-        <w:t xml:space="preserve">“soft instruments”</w:t>
-      </w:r>
-      <w:r>
-        <w:t xml:space="preserve"> </w:t>
-      </w:r>
-      <w:r>
-        <w:t xml:space="preserve">capable of incentivizing States to act when the international agreement is not legally binding</w:t>
-      </w:r>
-      <w:r>
-        <w:t xml:space="preserve"> </w:t>
-      </w:r>
-      <w:r>
-        <w:t xml:space="preserve">(Kirsop-Taylor, 2022)</w:t>
+        <w:t xml:space="preserve">More recently, the Parties to the CBD also adopted the Global Action Plan on Biodiversity and Health (GAP-BH), which formally recognizes the links between biodiversity and human health</w:t>
+      </w:r>
+      <w:r>
+        <w:t xml:space="preserve"> </w:t>
+      </w:r>
+      <w:r>
+        <w:t xml:space="preserve">(UNEP, 2024)</w:t>
+      </w:r>
+      <w:r>
+        <w:t xml:space="preserve">. The GAP-BH groups the targets of the KM-GBF into 14 thematic categories, encompassing a variety of topics ranging from</w:t>
+      </w:r>
+      <w:r>
+        <w:t xml:space="preserve"> </w:t>
+      </w:r>
+      <w:r>
+        <w:t xml:space="preserve">“Land and sea use”</w:t>
+      </w:r>
+      <w:r>
+        <w:t xml:space="preserve"> </w:t>
+      </w:r>
+      <w:r>
+        <w:t xml:space="preserve">(category 1) to</w:t>
+      </w:r>
+      <w:r>
+        <w:t xml:space="preserve"> </w:t>
+      </w:r>
+      <w:r>
+        <w:t xml:space="preserve">“Knowledge and engagement of people”</w:t>
+      </w:r>
+      <w:r>
+        <w:t xml:space="preserve"> </w:t>
+      </w:r>
+      <w:r>
+        <w:t xml:space="preserve">(category 14). Each thematic category has its own relevance to human health. For example, the targets that fall under the</w:t>
+      </w:r>
+      <w:r>
+        <w:t xml:space="preserve"> </w:t>
+      </w:r>
+      <w:r>
+        <w:t xml:space="preserve">“Land and sea use”</w:t>
+      </w:r>
+      <w:r>
+        <w:t xml:space="preserve"> </w:t>
+      </w:r>
+      <w:r>
+        <w:t xml:space="preserve">category, which include the</w:t>
+      </w:r>
+      <w:r>
+        <w:t xml:space="preserve"> </w:t>
+      </w:r>
+      <w:r>
+        <w:t xml:space="preserve">“restoration of 30% of all degraded ecosystems”</w:t>
+      </w:r>
+      <w:r>
+        <w:t xml:space="preserve"> </w:t>
+      </w:r>
+      <w:r>
+        <w:t xml:space="preserve">(target 2) and the</w:t>
+      </w:r>
+      <w:r>
+        <w:t xml:space="preserve"> </w:t>
+      </w:r>
+      <w:r>
+        <w:t xml:space="preserve">“conservation of 30% of land, waters and seas”</w:t>
+      </w:r>
+      <w:r>
+        <w:t xml:space="preserve"> </w:t>
+      </w:r>
+      <w:r>
+        <w:t xml:space="preserve">(target 3), contribute to</w:t>
+      </w:r>
+      <w:r>
+        <w:t xml:space="preserve"> </w:t>
+      </w:r>
+      <w:r>
+        <w:t xml:space="preserve">“the continued provision of nature’s contributions to people, which in turn support health and reduce disease emergence and transmission among wildlife, livestock and people”</w:t>
+      </w:r>
+      <w:r>
+        <w:t xml:space="preserve"> </w:t>
+      </w:r>
+      <w:r>
+        <w:t xml:space="preserve">(UNEP, 2024)</w:t>
+      </w:r>
+      <w:r>
+        <w:t xml:space="preserve">. Because of the high relevance of all KM-GBF targets to human health as described in</w:t>
+      </w:r>
+      <w:r>
+        <w:t xml:space="preserve"> </w:t>
+      </w:r>
+      <w:r>
+        <w:t xml:space="preserve">UNEP (2024)</w:t>
+      </w:r>
+      <w:r>
+        <w:t xml:space="preserve">, we hypothesized that a large proportion of the indicators of these targets would also be relevant to health, and therefore to the retroactive monitoring of the OH JPA. Given the recent increase in prominence of the One Health concept following its introduction in the Article 5 of the WHO Pandemic Agreement</w:t>
+      </w:r>
+      <w:r>
+        <w:t xml:space="preserve"> </w:t>
+      </w:r>
+      <w:r>
+        <w:t xml:space="preserve">(WHO, 2025)</w:t>
+      </w:r>
+      <w:r>
+        <w:t xml:space="preserve">, it is also crucial to anticipate on the reporting need of a future high-level document for One Health, and to suggest existing indicators and reporting processes that can support its implementation.</w:t>
+      </w:r>
+    </w:p>
+    <w:p>
+      <w:pPr>
+        <w:pStyle w:val="BodyText"/>
+      </w:pPr>
+      <w:r>
+        <w:t xml:space="preserve">We argue that reusing indicators for both monitoring systems (the KM-GBF and the OH JPA) would improve their efficiency and reduce the workload of countries. During the vote of the KM-GBF monitoring framework, delegates warned that too many indicators could hinder monitoring, especially in less well-resourced nations</w:t>
+      </w:r>
+      <w:r>
+        <w:t xml:space="preserve"> </w:t>
+      </w:r>
+      <w:r>
+        <w:t xml:space="preserve">(Carroll et al., 2024)</w:t>
       </w:r>
       <w:r>
         <w:t xml:space="preserve">.</w:t>
       </w:r>
-    </w:p>
-    <w:p>
-      <w:pPr>
-        <w:pStyle w:val="BodyText"/>
-      </w:pPr>
-      <w:r>
-        <w:t xml:space="preserve">More recently, the Parties to the CBD also adopted the Global Action Plan on Biodiversity and Health (GAP-BH), which formally recognizes the links between the two</w:t>
-      </w:r>
-      <w:r>
-        <w:t xml:space="preserve"> </w:t>
-      </w:r>
-      <w:r>
-        <w:t xml:space="preserve">(UNEP, 2024)</w:t>
-      </w:r>
-      <w:r>
-        <w:t xml:space="preserve">. The GAP-BH groups the targets of the KM-GBF into 14 thematic categories, encompassing a variety of topics ranging from</w:t>
-      </w:r>
-      <w:r>
-        <w:t xml:space="preserve"> </w:t>
-      </w:r>
-      <w:r>
-        <w:t xml:space="preserve">“Land and sea use”</w:t>
-      </w:r>
-      <w:r>
-        <w:t xml:space="preserve"> </w:t>
-      </w:r>
-      <w:r>
-        <w:t xml:space="preserve">(category 1) to</w:t>
-      </w:r>
-      <w:r>
-        <w:t xml:space="preserve"> </w:t>
-      </w:r>
-      <w:r>
-        <w:t xml:space="preserve">“Knowledge and engagement of people”</w:t>
-      </w:r>
-      <w:r>
-        <w:t xml:space="preserve"> </w:t>
-      </w:r>
-      <w:r>
-        <w:t xml:space="preserve">(category 14). Each thematic category has its own relevance to human health. For example, the targets that fall under the</w:t>
-      </w:r>
-      <w:r>
-        <w:t xml:space="preserve"> </w:t>
-      </w:r>
-      <w:r>
-        <w:t xml:space="preserve">“Land and sea use”</w:t>
-      </w:r>
-      <w:r>
-        <w:t xml:space="preserve"> </w:t>
-      </w:r>
-      <w:r>
-        <w:t xml:space="preserve">category, which include the</w:t>
-      </w:r>
-      <w:r>
-        <w:t xml:space="preserve"> </w:t>
-      </w:r>
-      <w:r>
-        <w:t xml:space="preserve">“restoration of 30% of all degraded ecosystems”</w:t>
-      </w:r>
-      <w:r>
-        <w:t xml:space="preserve"> </w:t>
-      </w:r>
-      <w:r>
-        <w:t xml:space="preserve">(target 2) and the</w:t>
-      </w:r>
-      <w:r>
-        <w:t xml:space="preserve"> </w:t>
-      </w:r>
-      <w:r>
-        <w:t xml:space="preserve">“conservation of 30% of land, waters and seas”</w:t>
-      </w:r>
-      <w:r>
-        <w:t xml:space="preserve"> </w:t>
-      </w:r>
-      <w:r>
-        <w:t xml:space="preserve">(target 3), contribute to</w:t>
-      </w:r>
-      <w:r>
-        <w:t xml:space="preserve"> </w:t>
-      </w:r>
-      <w:r>
-        <w:t xml:space="preserve">“the continued provision of nature’s contributions to people, which in turn support health and reduce disease emergence and transmission among wildlife, livestock and people.”</w:t>
-      </w:r>
-      <w:r>
-        <w:t xml:space="preserve"> </w:t>
-      </w:r>
-      <w:r>
-        <w:t xml:space="preserve">(UNEP, 2024)</w:t>
-      </w:r>
-      <w:r>
-        <w:t xml:space="preserve">. Because of the high relevance of all KM-GBF targets to human health as described in</w:t>
-      </w:r>
-      <w:r>
-        <w:t xml:space="preserve"> </w:t>
-      </w:r>
-      <w:r>
-        <w:t xml:space="preserve">UNEP (2024)</w:t>
-      </w:r>
-      <w:r>
-        <w:t xml:space="preserve">, we hypothesized that a large proportion of the indicators of these targets would also be relevant to health, and therefore to the retroactive monitoring of the OH JPA. Given the recent increase in prominence of the One Health concept following its introduction in the Article 5 of the WHO Pandemic Agreement</w:t>
-      </w:r>
-      <w:r>
-        <w:t xml:space="preserve"> </w:t>
-      </w:r>
-      <w:r>
-        <w:t xml:space="preserve">(WHO, 2025)</w:t>
-      </w:r>
-      <w:r>
-        <w:t xml:space="preserve">, it is also crucial to anticipate on the reporting need of a future high-level document for One Health, and to suggest existing indicators and reporting processes that can support its implementation.</w:t>
-      </w:r>
-    </w:p>
-    <w:p>
-      <w:pPr>
-        <w:pStyle w:val="BodyText"/>
-      </w:pPr>
-      <w:r>
-        <w:t xml:space="preserve">We argue that reusing some of the same indicators for both monitoring systems (the KM-GBF and the OH JPA) would improve their efficiency and reduce the workload of countries, as developing and measuring indicators require significant resources and expertise from all governments, which should therefore be allocated wisely. This is illustrated by the reluctance which was voiced during the vote of the KM-GBF monitoring framework, where</w:t>
-      </w:r>
-      <w:r>
-        <w:t xml:space="preserve"> </w:t>
-      </w:r>
-      <w:r>
-        <w:t xml:space="preserve">“many delegates were concerned that a large number of targets and indicators increased challenges for communication and monitoring, especially by less well-resourced nations”</w:t>
-      </w:r>
-      <w:r>
-        <w:t xml:space="preserve"> </w:t>
-      </w:r>
-      <w:r>
-        <w:t xml:space="preserve">(Carroll et al., 2024)</w:t>
-      </w:r>
-      <w:r>
-        <w:t xml:space="preserve">. This highlights the need to make existing indicators more efficient by making them serve more than one purpose. Moreover, it is worth noting that, in the absence of a prior monitoring system, many of the KM-GBF indicators still lack an agreed-upon methodology, both at the national and international levels</w:t>
+      <w:r>
+        <w:t xml:space="preserve"> </w:t>
+      </w:r>
+      <w:r>
+        <w:t xml:space="preserve">Colinas et al. (2026)</w:t>
+      </w:r>
+      <w:r>
+        <w:t xml:space="preserve"> </w:t>
+      </w:r>
+      <w:r>
+        <w:t xml:space="preserve">present best practices in selecting indicators for monitoring One Health. They suggest to review existing indicators rather than devoting resources to designing a new standardized and aggregated single index such as the One Health Index</w:t>
+      </w:r>
+      <w:r>
+        <w:t xml:space="preserve"> </w:t>
+      </w:r>
+      <w:r>
+        <w:t xml:space="preserve">(</w:t>
+      </w:r>
+      <w:r>
+        <w:t xml:space="preserve">de Moura et al.</w:t>
+      </w:r>
+      <w:r>
+        <w:t xml:space="preserve">, 2022)</w:t>
+      </w:r>
+      <w:r>
+        <w:t xml:space="preserve"> </w:t>
+      </w:r>
+      <w:r>
+        <w:t xml:space="preserve">and the Global One Health Index</w:t>
+      </w:r>
+      <w:r>
+        <w:t xml:space="preserve"> </w:t>
+      </w:r>
+      <w:r>
+        <w:t xml:space="preserve">(Zhang et al., 2022)</w:t>
+      </w:r>
+      <w:r>
+        <w:t xml:space="preserve">. Our work serves as a first step in the framework they propose by quantifying the extent to which the OH JPA is already covered by existing biodiversity indicators. Moreover, in the absence of a prior monitoring system, many of the KM-GBF indicators still lack an agreed-upon methodology, both at the national and international levels</w:t>
       </w:r>
       <w:r>
         <w:t xml:space="preserve"> </w:t>
@@ -465,15 +487,7 @@
         <w:t xml:space="preserve">(Affinito et al., 2025)</w:t>
       </w:r>
       <w:r>
-        <w:t xml:space="preserve">: a further reason why pooling efforts would help improve both this framework and the OH JPA. Despite these difficulties, the indicators of the KM-GBF have ultimately achieved a broad global consensus, and this grants them an important legitimacy as reporting instruments in other context, whenever they are relevant.</w:t>
-      </w:r>
-    </w:p>
-    <w:p>
-      <w:pPr>
-        <w:pStyle w:val="BodyText"/>
-      </w:pPr>
-      <w:r>
-        <w:t xml:space="preserve">This study therefore aimed to identify the indicators of the KM-GBF monitoring framework that are of relevance to health. First, we assessed the link between each of these indicators and human, animal, plant, and environmental health, respectively. Then, we evaluated the usability of the indicators for monitoring the specific action tracks of the OH JPA. We show how biodiversity monitoring can become an essential component of effective One Health strategies, and how it can be used to track the progress made towards the ambitious goals of the OH JPA.</w:t>
+        <w:t xml:space="preserve">: a further reason why pooling efforts would help improve both this framework and the OH JPA. Despite these difficulties, the indicators of the KM-GBF have ultimately achieved a broad global consensus, and this grants them an important legitimacy as reporting instruments in other context, whenever they are relevant. Therefore, we aimed to identify the indicators of the KM-GBF monitoring framework that are relevant to One Health monitoring. First, we assessed the link between each of these indicators and human, animal, plant, and environmental health, respectively. Then, we evaluated the usability of the indicators for monitoring the specific action tracks of the OH JPA. Our work shows that biodiversity monitoring is an essential component of effective One Health strategies.</w:t>
       </w:r>
     </w:p>
     <w:bookmarkEnd w:id="9"/>
@@ -739,7 +753,7 @@
               <w:t xml:space="preserve">(Mallatt et al., 2021)</w:t>
             </w:r>
             <w:r>
-              <w:t xml:space="preserve">, health is harder to define</w:t>
+              <w:t xml:space="preserve">, health is the extent to which they are able to function physiologically, and diseases are impediments to their normal physiological functioning often leading to death</w:t>
             </w:r>
             <w:r>
               <w:t xml:space="preserve"> </w:t>
@@ -748,7 +762,7 @@
               <w:t xml:space="preserve">(Döring et al., 2012)</w:t>
             </w:r>
             <w:r>
-              <w:t xml:space="preserve">. We consider plant health as the extent to which they are able to function physiologically, and plant diseases as impediments to their normal physiological functioning often leading to death. Because domesticated animals and plants are mainly used for human consumption, diseases can have important consequences for food security</w:t>
+              <w:t xml:space="preserve">. Because domesticated animals and plants are mainly used for human consumption, animal and plant diseases have important consequences for food security</w:t>
             </w:r>
             <w:r>
               <w:t xml:space="preserve"> </w:t>
@@ -757,7 +771,7 @@
               <w:t xml:space="preserve">(Garcia et al., 2020; Strange &amp; Scott, 2005)</w:t>
             </w:r>
             <w:r>
-              <w:t xml:space="preserve">. At the ecosystem level, consisting of many species and their interactions, health is also ill-defined</w:t>
+              <w:t xml:space="preserve">. At the ecosystem level, consisting of many species and their interactions, health is ill-defined</w:t>
             </w:r>
             <w:r>
               <w:t xml:space="preserve"> </w:t>
@@ -766,7 +780,16 @@
               <w:t xml:space="preserve">(Schaeffer et al., 1988)</w:t>
             </w:r>
             <w:r>
-              <w:t xml:space="preserve">, and the idea of ecosystem health, although ancient, has often been promoted as metaphorical</w:t>
+              <w:t xml:space="preserve">. The idea of ecosystem health, although ancient in Indigenous and non-Western cosmological perspectives</w:t>
+            </w:r>
+            <w:r>
+              <w:t xml:space="preserve"> </w:t>
+            </w:r>
+            <w:r>
+              <w:t xml:space="preserve">(Descola, 2013; Hierro, 2005)</w:t>
+            </w:r>
+            <w:r>
+              <w:t xml:space="preserve">, has often been promoted as metaphorical</w:t>
             </w:r>
             <w:r>
               <w:t xml:space="preserve"> </w:t>
@@ -2771,6 +2794,9 @@
       <w:pPr>
         <w:pStyle w:val="BodyText"/>
       </w:pPr>
+      <w:r>
+        <w:t xml:space="preserve">Most KM-GBF indicators can be used to monitor the action tracks, for each of the groups of indicators in the KM-GBF monitoring framework (</w:t>
+      </w:r>
       <w:hyperlink w:anchor="fig-use-cat">
         <w:r>
           <w:rPr>
@@ -2780,10 +2806,7 @@
         </w:r>
       </w:hyperlink>
       <w:r>
-        <w:t xml:space="preserve"> </w:t>
-      </w:r>
-      <w:r>
-        <w:t xml:space="preserve">shows the proportion of indicators that can be used to monitor each action track, for each group of indicators in the KM-GBF monitoring framework. We evaluated that 100% of headline indicators (27/27), 93% of binary indicators (14/15), 94% of component indicators (49/52), and 87% of complementary indicators (96/110) can be used, either directly or after adaptation, to monitor at least one action track. Headline and binary indicators are the only two mandatory groups of indicators, i.e. that Parties need to include in their national biodiversity reports. The high proportion of headline and binary indicators is encouraging, because it indicates that the information most likely to figure in national reports will be reusable for evaluating the implementation of the OH JPA. On the other hand, the high reusability of component and complementary indicators, which are currently optional, should be seen as an additional incentive to measure them.</w:t>
+        <w:t xml:space="preserve">). We evaluated that 100% of headline indicators (27/27), 93% of binary indicators (14/15), 94% of component indicators (49/52), and 87% of complementary indicators (96/110) can be used, either directly or after adaptation, to monitor at least one action track. Headline and binary indicators are the only two mandatory groups of indicators, i.e. that Parties need to include in their national biodiversity reports. The high proportion of headline and binary indicators is encouraging, because it indicates that the information most likely to figure in national reports will be reusable for evaluating the implementation of the OH JPA. On the other hand, the high reusability of component and complementary indicators, which are currently optional, should be seen as an additional incentive to measure them.</w:t>
       </w:r>
     </w:p>
     <w:tbl>
@@ -2886,10 +2909,19 @@
         <w:pStyle w:val="BodyText"/>
       </w:pPr>
       <w:r>
-        <w:t xml:space="preserve">In</w:t>
-      </w:r>
-      <w:r>
-        <w:t xml:space="preserve"> </w:t>
+        <w:t xml:space="preserve">For each thematic category of the GAP-BH, at least 89% of indicators can be used, either directly or after adaptation, for monitoring at least one action track, except in the</w:t>
+      </w:r>
+      <w:r>
+        <w:t xml:space="preserve"> </w:t>
+      </w:r>
+      <w:r>
+        <w:t xml:space="preserve">“Knowledge and engagement of people”</w:t>
+      </w:r>
+      <w:r>
+        <w:t xml:space="preserve"> </w:t>
+      </w:r>
+      <w:r>
+        <w:t xml:space="preserve">category, where only 52% of the indicators can be used(</w:t>
       </w:r>
       <w:hyperlink w:anchor="fig-use-GAP">
         <w:r>
@@ -2900,19 +2932,7 @@
         </w:r>
       </w:hyperlink>
       <w:r>
-        <w:t xml:space="preserve">, we present the usability of indicators for each thematic category of the GAP-BH. In every category, at least 89% of indicators can be used, either directly or after adaptation, for monitoring at least one action track, except in the</w:t>
-      </w:r>
-      <w:r>
-        <w:t xml:space="preserve"> </w:t>
-      </w:r>
-      <w:r>
-        <w:t xml:space="preserve">“Knowledge and engagement of people”</w:t>
-      </w:r>
-      <w:r>
-        <w:t xml:space="preserve"> </w:t>
-      </w:r>
-      <w:r>
-        <w:t xml:space="preserve">category, which only has 52% of usable indicators. This suggests that every sector of the KM-GBF monitoring framework, from</w:t>
+        <w:t xml:space="preserve">). This suggests that every sector of the KM-GBF monitoring framework, from</w:t>
       </w:r>
       <w:r>
         <w:t xml:space="preserve"> </w:t>
@@ -2945,7 +2965,24 @@
         <w:t xml:space="preserve"> </w:t>
       </w:r>
       <w:r>
-        <w:t xml:space="preserve">can only be used after adaptation to monitor the action tracks, apart from tracks 1 and 6, yet they do not capture actions related to antimicrobial resistance (track 5). This figure also shows that all indicators that can directly monitor the fifth action track on antimicrobial resistance are in the</w:t>
+        <w:t xml:space="preserve">can only be used after adaptation to monitor the action tracks, apart from tracks 1 and 6, yet they do not capture actions related to antimicrobial resistance (track 5).</w:t>
+      </w:r>
+      <w:r>
+        <w:t xml:space="preserve"> </w:t>
+      </w:r>
+      <w:hyperlink w:anchor="fig-use-GAP">
+        <w:r>
+          <w:rPr>
+            <w:rStyle w:val="Hyperlink"/>
+          </w:rPr>
+          <w:t xml:space="preserve">Figure 4</w:t>
+        </w:r>
+      </w:hyperlink>
+      <w:r>
+        <w:t xml:space="preserve"> </w:t>
+      </w:r>
+      <w:r>
+        <w:t xml:space="preserve">also shows that all indicators that can directly monitor the fifth action track on antimicrobial resistance are in the</w:t>
       </w:r>
       <w:r>
         <w:t xml:space="preserve"> </w:t>
@@ -3083,7 +3120,7 @@
         <w:pStyle w:val="FirstParagraph"/>
       </w:pPr>
       <w:r>
-        <w:t xml:space="preserve">Reusing existing indicators can greatly reduce the workload of countries that are part of different multilateral environmental agreements with overlapping objectives. Instead of developing and measuring new indicators, which can be resource-intensive, reusing indicators from the KM-GBF monitoring framework to monitor the implementation of the OH JPA can increase the efficiency of both monitoring systems. The environmental sector can meaningfully contribute to One Health efforts by sharing their data, tools, and expertise with national One Health agencies, which can in turn provide further incentives and means to measure relevant indicators and improve their methodologies. Making indicators serve more than one purpose can also improve the efficiency of public and private spending by avoiding duplication of work. However, additional effort is needed to identify or develop new indicators to monitor the action tracks where few KM-GBF indicators were found to be usable. These gaps could be filled by finding existing indicators in other multilateral environmental agreements, such as the global indicator framework of the Sustainable Development Goals (SDGs). Nevertheless, the high reusability of most KM-GBF indicators can greatly facilitate the monitoring of One Health action tracks, and putting in the work to monitor the implementation of the OH JPA will be an essential step to ensure it is effectively put into action and meets its goals. As Parties to the CBD submit their National Biodiversity Strategies and Action Plans (NBSAPs) with the monitored indicators</w:t>
+        <w:t xml:space="preserve">Instead of developing and measuring new indicators, which can be resource-intensive, the high reusability of the KM-GBF indicators for monitoring the implementation of the OH JPA can increase the efficiency of both monitoring systems. The environmental sector can meaningfully contribute to One Health efforts by sharing their data, tools, and expertise with national One Health agencies, which can in turn provide further incentives and means to measure relevant indicators. Making indicators serve more than one purpose can also improve the efficiency of public and private spending by avoiding duplication of work. Reusing existing indicators can thus greatly reduce the workload of countries that are part of different multilateral environmental agreements with overlapping objectives. However, additional effort is needed to identify or develop new indicators to monitor the action tracks where few KM-GBF indicators were found to be usable. These gaps could be filled by finding existing indicators in other multilateral environmental agreements, such as the global indicator framework of the Sustainable Development Goals (SDGs). Nevertheless, the high reusability of the KM-GBF indicators can greatly facilitate the monitoring of One Health action tracks. Putting in the work to monitor the implementation of the OH JPA will be an essential step to ensure it is effectively put into action and meets its goals. As Parties to the CBD submit their National Biodiversity Strategies and Action Plans (NBSAPs) with the monitored indicators</w:t>
       </w:r>
       <w:r>
         <w:t xml:space="preserve"> </w:t>
@@ -3092,7 +3129,7 @@
         <w:t xml:space="preserve">(UNEP, 2022b)</w:t>
       </w:r>
       <w:r>
-        <w:t xml:space="preserve">, large amounts of data will become available for the retrospsective assessment of the progress made on the ambitious One Health actions.</w:t>
+        <w:t xml:space="preserve">, large amounts of new data will become available for the retrospsective assessment of the progress made on the ambitious One Health actions.</w:t>
       </w:r>
     </w:p>
     <w:bookmarkEnd w:id="33"/>
@@ -3110,11 +3147,11 @@
         <w:pStyle w:val="FirstParagraph"/>
       </w:pPr>
       <w:r>
-        <w:t xml:space="preserve">We acknowledge that this study was conducted on land within the traditional unceded territory of the Saint Lawrence Iroquoian, Anishinabewaki, Mohawk, Huron-Wendat and Omàmiwininiwak nations. TP was funded through award no. 223764/Z/21/Z from the Wellcome Trust and supported by the US National Science Foundation (grant no. DBI 2515340). This manuscript is a contribution of the GEO BON One Health working group.</w:t>
+        <w:t xml:space="preserve">We acknowledge that this study was conducted on land within the traditional unceded and unsurrendered territory of the Saint Lawrence Iroquoian, Anishinabewaki, Mohawk, Huron-Wendat and Omàmiwininiwak nations. TP was funded through award no. 223764/Z/21/Z from the Wellcome Trust and supported by the US National Science Foundation (grant no. DBI 2515340). This manuscript is a contribution of the GEO BON One Health working group. We thank Katerina Gapanenko, from the Canadian Institute for Health Information, for her useful feedback on the manuscript.</w:t>
       </w:r>
     </w:p>
     <w:bookmarkEnd w:id="34"/>
-    <w:bookmarkStart w:id="109" w:name="references"/>
+    <w:bookmarkStart w:id="117" w:name="references"/>
     <w:p>
       <w:pPr>
         <w:pStyle w:val="Heading1"/>
@@ -3123,7 +3160,7 @@
         <w:t xml:space="preserve">References</w:t>
       </w:r>
     </w:p>
-    <w:bookmarkStart w:id="108" w:name="refs"/>
+    <w:bookmarkStart w:id="116" w:name="refs"/>
     <w:bookmarkStart w:id="36" w:name="ref-Affinito2025Assessinga"/>
     <w:p>
       <w:pPr>
@@ -3307,12 +3344,59 @@
       </w:hyperlink>
     </w:p>
     <w:bookmarkEnd w:id="40"/>
-    <w:bookmarkStart w:id="42" w:name="ref-Carlson2025Pathogens"/>
+    <w:bookmarkStart w:id="42" w:name="ref-Bellard2022Rankinga"/>
     <w:p>
       <w:pPr>
         <w:pStyle w:val="Bibliography"/>
       </w:pPr>
       <w:r>
+        <w:t xml:space="preserve">Bellard, C., Marino, C., &amp; Courchamp, F. (2022). Ranking threats to biodiversity and why it doesn’t matter.</w:t>
+      </w:r>
+      <w:r>
+        <w:t xml:space="preserve"> </w:t>
+      </w:r>
+      <w:r>
+        <w:rPr>
+          <w:i/>
+          <w:iCs/>
+        </w:rPr>
+        <w:t xml:space="preserve">Nature Communications</w:t>
+      </w:r>
+      <w:r>
+        <w:t xml:space="preserve">,</w:t>
+      </w:r>
+      <w:r>
+        <w:t xml:space="preserve"> </w:t>
+      </w:r>
+      <w:r>
+        <w:rPr>
+          <w:i/>
+          <w:iCs/>
+        </w:rPr>
+        <w:t xml:space="preserve">13</w:t>
+      </w:r>
+      <w:r>
+        <w:t xml:space="preserve">(1), 2616.</w:t>
+      </w:r>
+      <w:r>
+        <w:t xml:space="preserve"> </w:t>
+      </w:r>
+      <w:hyperlink r:id="rId41">
+        <w:r>
+          <w:rPr>
+            <w:rStyle w:val="Hyperlink"/>
+          </w:rPr>
+          <w:t xml:space="preserve">https://doi.org/10.1038/s41467-022-30339-y</w:t>
+        </w:r>
+      </w:hyperlink>
+    </w:p>
+    <w:bookmarkEnd w:id="42"/>
+    <w:bookmarkStart w:id="44" w:name="ref-Carlson2025Pathogens"/>
+    <w:p>
+      <w:pPr>
+        <w:pStyle w:val="Bibliography"/>
+      </w:pPr>
+      <w:r>
         <w:t xml:space="preserve">Carlson, C. J., Brookson, C. B., Becker, D. J., Cummings, C. A., Gibb, R., Halliday, F. W., Heckley, A. M., Huang, Z. Y. X., Lavelle, T., Robertson, H., Vicente-Santos, A., Weets, C. M., &amp; Poisot, T. (2025). Pathogens and planetary change.</w:t>
       </w:r>
       <w:r>
@@ -3344,7 +3428,7 @@
       <w:r>
         <w:t xml:space="preserve"> </w:t>
       </w:r>
-      <w:hyperlink r:id="rId41">
+      <w:hyperlink r:id="rId43">
         <w:r>
           <w:rPr>
             <w:rStyle w:val="Hyperlink"/>
@@ -3353,8 +3437,8 @@
         </w:r>
       </w:hyperlink>
     </w:p>
-    <w:bookmarkEnd w:id="42"/>
-    <w:bookmarkStart w:id="44" w:name="ref-Carroll2024Lessons"/>
+    <w:bookmarkEnd w:id="44"/>
+    <w:bookmarkStart w:id="46" w:name="ref-Carroll2024Lessons"/>
     <w:p>
       <w:pPr>
         <w:pStyle w:val="Bibliography"/>
@@ -3403,7 +3487,7 @@
       <w:r>
         <w:t xml:space="preserve"> </w:t>
       </w:r>
-      <w:hyperlink r:id="rId43">
+      <w:hyperlink r:id="rId45">
         <w:r>
           <w:rPr>
             <w:rStyle w:val="Hyperlink"/>
@@ -3412,13 +3496,72 @@
         </w:r>
       </w:hyperlink>
     </w:p>
-    <w:bookmarkEnd w:id="44"/>
-    <w:bookmarkStart w:id="46" w:name="ref-Costanza1999What"/>
+    <w:bookmarkEnd w:id="46"/>
+    <w:bookmarkStart w:id="48" w:name="ref-Colinas2026Issuesa"/>
     <w:p>
       <w:pPr>
         <w:pStyle w:val="Bibliography"/>
       </w:pPr>
       <w:r>
+        <w:t xml:space="preserve">Colinas, J., Boiteux, M., &amp; Aenishaenslin, C. (2026). Issues and principles for legitimate and meaningful</w:t>
+      </w:r>
+      <w:r>
+        <w:t xml:space="preserve"> </w:t>
+      </w:r>
+      <w:r>
+        <w:t xml:space="preserve">One Health</w:t>
+      </w:r>
+      <w:r>
+        <w:t xml:space="preserve"> </w:t>
+      </w:r>
+      <w:r>
+        <w:t xml:space="preserve">monitoring.</w:t>
+      </w:r>
+      <w:r>
+        <w:t xml:space="preserve"> </w:t>
+      </w:r>
+      <w:r>
+        <w:rPr>
+          <w:i/>
+          <w:iCs/>
+        </w:rPr>
+        <w:t xml:space="preserve">International Journal of Public Health</w:t>
+      </w:r>
+      <w:r>
+        <w:t xml:space="preserve">,</w:t>
+      </w:r>
+      <w:r>
+        <w:t xml:space="preserve"> </w:t>
+      </w:r>
+      <w:r>
+        <w:rPr>
+          <w:i/>
+          <w:iCs/>
+        </w:rPr>
+        <w:t xml:space="preserve">71</w:t>
+      </w:r>
+      <w:r>
+        <w:t xml:space="preserve">, 1609612.</w:t>
+      </w:r>
+      <w:r>
+        <w:t xml:space="preserve"> </w:t>
+      </w:r>
+      <w:hyperlink r:id="rId47">
+        <w:r>
+          <w:rPr>
+            <w:rStyle w:val="Hyperlink"/>
+          </w:rPr>
+          <w:t xml:space="preserve">https://doi.org/10.3389/ijph.2026.1609612</w:t>
+        </w:r>
+      </w:hyperlink>
+    </w:p>
+    <w:bookmarkEnd w:id="48"/>
+    <w:bookmarkStart w:id="50" w:name="ref-Costanza1999What"/>
+    <w:p>
+      <w:pPr>
+        <w:pStyle w:val="Bibliography"/>
+      </w:pPr>
+      <w:r>
         <w:t xml:space="preserve">Costanza, R., &amp; Mageau, M. (1999). What is a healthy ecosystem?</w:t>
       </w:r>
       <w:r>
@@ -3450,7 +3593,7 @@
       <w:r>
         <w:t xml:space="preserve"> </w:t>
       </w:r>
-      <w:hyperlink r:id="rId45">
+      <w:hyperlink r:id="rId49">
         <w:r>
           <w:rPr>
             <w:rStyle w:val="Hyperlink"/>
@@ -3459,13 +3602,164 @@
         </w:r>
       </w:hyperlink>
     </w:p>
-    <w:bookmarkEnd w:id="46"/>
-    <w:bookmarkStart w:id="48" w:name="ref-Diaz2018Assessing"/>
+    <w:bookmarkEnd w:id="50"/>
+    <w:bookmarkStart w:id="52" w:name="ref-deMoura2022One"/>
     <w:p>
       <w:pPr>
         <w:pStyle w:val="Bibliography"/>
       </w:pPr>
       <w:r>
+        <w:t xml:space="preserve">de Moura, R. R., Chiba de Castro, W. A., Farinhas, J. H., Pettan-Brewer, C., Kmetiuk, L. B., dos Santos, A. P., &amp; Biondo, A. W.</w:t>
+      </w:r>
+      <w:r>
+        <w:t xml:space="preserve"> (2022). One</w:t>
+      </w:r>
+      <w:r>
+        <w:t xml:space="preserve"> </w:t>
+      </w:r>
+      <w:r>
+        <w:t xml:space="preserve">Health Index</w:t>
+      </w:r>
+      <w:r>
+        <w:t xml:space="preserve"> </w:t>
+      </w:r>
+      <w:r>
+        <w:t xml:space="preserve">(</w:t>
+      </w:r>
+      <w:r>
+        <w:t xml:space="preserve">OHI</w:t>
+      </w:r>
+      <w:r>
+        <w:t xml:space="preserve">) applied to</w:t>
+      </w:r>
+      <w:r>
+        <w:t xml:space="preserve"> </w:t>
+      </w:r>
+      <w:r>
+        <w:t xml:space="preserve">Curitiba</w:t>
+      </w:r>
+      <w:r>
+        <w:t xml:space="preserve">, the ninth-largest metropolitan area of</w:t>
+      </w:r>
+      <w:r>
+        <w:t xml:space="preserve"> </w:t>
+      </w:r>
+      <w:r>
+        <w:t xml:space="preserve">Brazil</w:t>
+      </w:r>
+      <w:r>
+        <w:t xml:space="preserve">, with concomitant assessment of animal, environmental, and human health indicators.</w:t>
+      </w:r>
+      <w:r>
+        <w:t xml:space="preserve"> </w:t>
+      </w:r>
+      <w:r>
+        <w:rPr>
+          <w:i/>
+          <w:iCs/>
+        </w:rPr>
+        <w:t xml:space="preserve">One Health</w:t>
+      </w:r>
+      <w:r>
+        <w:t xml:space="preserve">,</w:t>
+      </w:r>
+      <w:r>
+        <w:t xml:space="preserve"> </w:t>
+      </w:r>
+      <w:r>
+        <w:rPr>
+          <w:i/>
+          <w:iCs/>
+        </w:rPr>
+        <w:t xml:space="preserve">14</w:t>
+      </w:r>
+      <w:r>
+        <w:t xml:space="preserve">, 100373.</w:t>
+      </w:r>
+      <w:r>
+        <w:t xml:space="preserve"> </w:t>
+      </w:r>
+      <w:hyperlink r:id="rId51">
+        <w:r>
+          <w:rPr>
+            <w:rStyle w:val="Hyperlink"/>
+          </w:rPr>
+          <w:t xml:space="preserve">https://doi.org/10.1016/j.onehlt.2022.100373</w:t>
+        </w:r>
+      </w:hyperlink>
+    </w:p>
+    <w:bookmarkEnd w:id="52"/>
+    <w:bookmarkStart w:id="53" w:name="ref-Descola2013Nature"/>
+    <w:p>
+      <w:pPr>
+        <w:pStyle w:val="Bibliography"/>
+      </w:pPr>
+      <w:r>
+        <w:t xml:space="preserve">Descola, P. (2013).</w:t>
+      </w:r>
+      <w:r>
+        <w:t xml:space="preserve"> </w:t>
+      </w:r>
+      <w:r>
+        <w:rPr>
+          <w:i/>
+          <w:iCs/>
+        </w:rPr>
+        <w:t xml:space="preserve">Beyond</w:t>
+      </w:r>
+      <w:r>
+        <w:rPr>
+          <w:i/>
+          <w:iCs/>
+        </w:rPr>
+        <w:t xml:space="preserve"> </w:t>
+      </w:r>
+      <w:r>
+        <w:rPr>
+          <w:i/>
+          <w:iCs/>
+        </w:rPr>
+        <w:t xml:space="preserve">Nature</w:t>
+      </w:r>
+      <w:r>
+        <w:rPr>
+          <w:i/>
+          <w:iCs/>
+        </w:rPr>
+        <w:t xml:space="preserve"> </w:t>
+      </w:r>
+      <w:r>
+        <w:rPr>
+          <w:i/>
+          <w:iCs/>
+        </w:rPr>
+        <w:t xml:space="preserve">and</w:t>
+      </w:r>
+      <w:r>
+        <w:rPr>
+          <w:i/>
+          <w:iCs/>
+        </w:rPr>
+        <w:t xml:space="preserve"> </w:t>
+      </w:r>
+      <w:r>
+        <w:rPr>
+          <w:i/>
+          <w:iCs/>
+        </w:rPr>
+        <w:t xml:space="preserve">Culture</w:t>
+      </w:r>
+      <w:r>
+        <w:t xml:space="preserve">. University of Chicago Press.</w:t>
+      </w:r>
+    </w:p>
+    <w:bookmarkEnd w:id="53"/>
+    <w:bookmarkStart w:id="55" w:name="ref-Diaz2018Assessing"/>
+    <w:p>
+      <w:pPr>
+        <w:pStyle w:val="Bibliography"/>
+      </w:pPr>
+      <w:r>
         <w:t xml:space="preserve">Diaz, S., Pascual, U., Stenseke, M., Martin-Lopez, B., Watson, R. T., Molnar, Z., Hill, R., Chan, K. M. A., Baste, I. A., Brauman, K. A., Polasky, S., Church, A., Lonsdale, M., Larigauderie, A., Leadley, P. W., van Oudenhoven, A. P. E., van der Plaat, F., Schroter, M., Lavorel, S., … Shirayama, Y.</w:t>
       </w:r>
       <w:r>
@@ -3500,7 +3794,7 @@
       <w:r>
         <w:t xml:space="preserve"> </w:t>
       </w:r>
-      <w:hyperlink r:id="rId47">
+      <w:hyperlink r:id="rId54">
         <w:r>
           <w:rPr>
             <w:rStyle w:val="Hyperlink"/>
@@ -3509,8 +3803,8 @@
         </w:r>
       </w:hyperlink>
     </w:p>
-    <w:bookmarkEnd w:id="48"/>
-    <w:bookmarkStart w:id="50" w:name="ref-Doring2012Concepts"/>
+    <w:bookmarkEnd w:id="55"/>
+    <w:bookmarkStart w:id="57" w:name="ref-Doring2012Concepts"/>
     <w:p>
       <w:pPr>
         <w:pStyle w:val="Bibliography"/>
@@ -3547,7 +3841,7 @@
       <w:r>
         <w:t xml:space="preserve"> </w:t>
       </w:r>
-      <w:hyperlink r:id="rId49">
+      <w:hyperlink r:id="rId56">
         <w:r>
           <w:rPr>
             <w:rStyle w:val="Hyperlink"/>
@@ -3556,8 +3850,8 @@
         </w:r>
       </w:hyperlink>
     </w:p>
-    <w:bookmarkEnd w:id="50"/>
-    <w:bookmarkStart w:id="52" w:name="ref-Esquinas-Alcazar2005Protecting"/>
+    <w:bookmarkEnd w:id="57"/>
+    <w:bookmarkStart w:id="59" w:name="ref-Esquinas-Alcazar2005Protecting"/>
     <w:p>
       <w:pPr>
         <w:pStyle w:val="Bibliography"/>
@@ -3594,7 +3888,7 @@
       <w:r>
         <w:t xml:space="preserve"> </w:t>
       </w:r>
-      <w:hyperlink r:id="rId51">
+      <w:hyperlink r:id="rId58">
         <w:r>
           <w:rPr>
             <w:rStyle w:val="Hyperlink"/>
@@ -3603,8 +3897,8 @@
         </w:r>
       </w:hyperlink>
     </w:p>
-    <w:bookmarkEnd w:id="52"/>
-    <w:bookmarkStart w:id="54" w:name="ref-Garcia2020One"/>
+    <w:bookmarkEnd w:id="59"/>
+    <w:bookmarkStart w:id="61" w:name="ref-Garcia2020One"/>
     <w:p>
       <w:pPr>
         <w:pStyle w:val="Bibliography"/>
@@ -3680,7 +3974,7 @@
       <w:r>
         <w:t xml:space="preserve"> </w:t>
       </w:r>
-      <w:hyperlink r:id="rId53">
+      <w:hyperlink r:id="rId60">
         <w:r>
           <w:rPr>
             <w:rStyle w:val="Hyperlink"/>
@@ -3689,8 +3983,8 @@
         </w:r>
       </w:hyperlink>
     </w:p>
-    <w:bookmarkEnd w:id="54"/>
-    <w:bookmarkStart w:id="56" w:name="ref-Gibbs2014Evolution"/>
+    <w:bookmarkEnd w:id="61"/>
+    <w:bookmarkStart w:id="63" w:name="ref-Gibbs2014Evolution"/>
     <w:p>
       <w:pPr>
         <w:pStyle w:val="Bibliography"/>
@@ -3736,7 +4030,7 @@
       <w:r>
         <w:t xml:space="preserve"> </w:t>
       </w:r>
-      <w:hyperlink r:id="rId55">
+      <w:hyperlink r:id="rId62">
         <w:r>
           <w:rPr>
             <w:rStyle w:val="Hyperlink"/>
@@ -3745,8 +4039,8 @@
         </w:r>
       </w:hyperlink>
     </w:p>
-    <w:bookmarkEnd w:id="56"/>
-    <w:bookmarkStart w:id="57" w:name="ref-Gudmundsson2003Policy"/>
+    <w:bookmarkEnd w:id="63"/>
+    <w:bookmarkStart w:id="64" w:name="ref-Gudmundsson2003Policy"/>
     <w:p>
       <w:pPr>
         <w:pStyle w:val="Bibliography"/>
@@ -3826,8 +4120,8 @@
         <w:t xml:space="preserve">(2), 1–12.</w:t>
       </w:r>
     </w:p>
-    <w:bookmarkEnd w:id="57"/>
-    <w:bookmarkStart w:id="59" w:name="ref-Hebert2025Selectinga"/>
+    <w:bookmarkEnd w:id="64"/>
+    <w:bookmarkStart w:id="66" w:name="ref-Hebert2025Selectinga"/>
     <w:p>
       <w:pPr>
         <w:pStyle w:val="Bibliography"/>
@@ -3891,7 +4185,7 @@
       <w:r>
         <w:t xml:space="preserve"> </w:t>
       </w:r>
-      <w:hyperlink r:id="rId58">
+      <w:hyperlink r:id="rId65">
         <w:r>
           <w:rPr>
             <w:rStyle w:val="Hyperlink"/>
@@ -3900,13 +4194,127 @@
         </w:r>
       </w:hyperlink>
     </w:p>
-    <w:bookmarkEnd w:id="59"/>
-    <w:bookmarkStart w:id="61" w:name="ref-Jackson2013Linking"/>
+    <w:bookmarkEnd w:id="66"/>
+    <w:bookmarkStart w:id="67" w:name="ref-Hierro2005Land"/>
     <w:p>
       <w:pPr>
         <w:pStyle w:val="Bibliography"/>
       </w:pPr>
       <w:r>
+        <w:t xml:space="preserve">Hierro, P. G. (2005).</w:t>
+      </w:r>
+      <w:r>
+        <w:t xml:space="preserve"> </w:t>
+      </w:r>
+      <w:r>
+        <w:rPr>
+          <w:i/>
+          <w:iCs/>
+        </w:rPr>
+        <w:t xml:space="preserve">The</w:t>
+      </w:r>
+      <w:r>
+        <w:rPr>
+          <w:i/>
+          <w:iCs/>
+        </w:rPr>
+        <w:t xml:space="preserve"> </w:t>
+      </w:r>
+      <w:r>
+        <w:rPr>
+          <w:i/>
+          <w:iCs/>
+        </w:rPr>
+        <w:t xml:space="preserve">Land Within</w:t>
+      </w:r>
+      <w:r>
+        <w:rPr>
+          <w:i/>
+          <w:iCs/>
+        </w:rPr>
+        <w:t xml:space="preserve">:</w:t>
+      </w:r>
+      <w:r>
+        <w:rPr>
+          <w:i/>
+          <w:iCs/>
+        </w:rPr>
+        <w:t xml:space="preserve"> </w:t>
+      </w:r>
+      <w:r>
+        <w:rPr>
+          <w:i/>
+          <w:iCs/>
+        </w:rPr>
+        <w:t xml:space="preserve">Indigenous Territory</w:t>
+      </w:r>
+      <w:r>
+        <w:rPr>
+          <w:i/>
+          <w:iCs/>
+        </w:rPr>
+        <w:t xml:space="preserve"> </w:t>
+      </w:r>
+      <w:r>
+        <w:rPr>
+          <w:i/>
+          <w:iCs/>
+        </w:rPr>
+        <w:t xml:space="preserve">and the</w:t>
+      </w:r>
+      <w:r>
+        <w:rPr>
+          <w:i/>
+          <w:iCs/>
+        </w:rPr>
+        <w:t xml:space="preserve"> </w:t>
+      </w:r>
+      <w:r>
+        <w:rPr>
+          <w:i/>
+          <w:iCs/>
+        </w:rPr>
+        <w:t xml:space="preserve">Perception</w:t>
+      </w:r>
+      <w:r>
+        <w:rPr>
+          <w:i/>
+          <w:iCs/>
+        </w:rPr>
+        <w:t xml:space="preserve"> </w:t>
+      </w:r>
+      <w:r>
+        <w:rPr>
+          <w:i/>
+          <w:iCs/>
+        </w:rPr>
+        <w:t xml:space="preserve">of the</w:t>
+      </w:r>
+      <w:r>
+        <w:rPr>
+          <w:i/>
+          <w:iCs/>
+        </w:rPr>
+        <w:t xml:space="preserve"> </w:t>
+      </w:r>
+      <w:r>
+        <w:rPr>
+          <w:i/>
+          <w:iCs/>
+        </w:rPr>
+        <w:t xml:space="preserve">Environment</w:t>
+      </w:r>
+      <w:r>
+        <w:t xml:space="preserve">. IWGIA.</w:t>
+      </w:r>
+    </w:p>
+    <w:bookmarkEnd w:id="67"/>
+    <w:bookmarkStart w:id="69" w:name="ref-Jackson2013Linking"/>
+    <w:p>
+      <w:pPr>
+        <w:pStyle w:val="Bibliography"/>
+      </w:pPr>
+      <w:r>
         <w:t xml:space="preserve">Jackson, L. E., Daniel, J., McCorkle, B., Sears, A., &amp; Bush, K. F. (2013). Linking ecosystem services and human health: The</w:t>
       </w:r>
       <w:r>
@@ -3947,7 +4355,7 @@
       <w:r>
         <w:t xml:space="preserve"> </w:t>
       </w:r>
-      <w:hyperlink r:id="rId60">
+      <w:hyperlink r:id="rId68">
         <w:r>
           <w:rPr>
             <w:rStyle w:val="Hyperlink"/>
@@ -3956,8 +4364,8 @@
         </w:r>
       </w:hyperlink>
     </w:p>
-    <w:bookmarkEnd w:id="61"/>
-    <w:bookmarkStart w:id="62" w:name="ref-Jakobsson2012Sustainable"/>
+    <w:bookmarkEnd w:id="69"/>
+    <w:bookmarkStart w:id="70" w:name="ref-Jakobsson2012Sustainable"/>
     <w:p>
       <w:pPr>
         <w:pStyle w:val="Bibliography"/>
@@ -3993,8 +4401,8 @@
         <w:t xml:space="preserve">. Baltic University Press.</w:t>
       </w:r>
     </w:p>
-    <w:bookmarkEnd w:id="62"/>
-    <w:bookmarkStart w:id="64" w:name="ref-Jones2011Why"/>
+    <w:bookmarkEnd w:id="70"/>
+    <w:bookmarkStart w:id="72" w:name="ref-Jones2011Why"/>
     <w:p>
       <w:pPr>
         <w:pStyle w:val="Bibliography"/>
@@ -4082,7 +4490,7 @@
       <w:r>
         <w:t xml:space="preserve"> </w:t>
       </w:r>
-      <w:hyperlink r:id="rId63">
+      <w:hyperlink r:id="rId71">
         <w:r>
           <w:rPr>
             <w:rStyle w:val="Hyperlink"/>
@@ -4091,8 +4499,8 @@
         </w:r>
       </w:hyperlink>
     </w:p>
-    <w:bookmarkEnd w:id="64"/>
-    <w:bookmarkStart w:id="66" w:name="ref-Jones2008Global"/>
+    <w:bookmarkEnd w:id="72"/>
+    <w:bookmarkStart w:id="74" w:name="ref-Jones2008Global"/>
     <w:p>
       <w:pPr>
         <w:pStyle w:val="Bibliography"/>
@@ -4129,7 +4537,7 @@
       <w:r>
         <w:t xml:space="preserve"> </w:t>
       </w:r>
-      <w:hyperlink r:id="rId65">
+      <w:hyperlink r:id="rId73">
         <w:r>
           <w:rPr>
             <w:rStyle w:val="Hyperlink"/>
@@ -4138,24 +4546,24 @@
         </w:r>
       </w:hyperlink>
     </w:p>
-    <w:bookmarkEnd w:id="66"/>
-    <w:bookmarkStart w:id="68" w:name="ref-Kilpatrick2017Conservation"/>
+    <w:bookmarkEnd w:id="74"/>
+    <w:bookmarkStart w:id="76" w:name="ref-Kim2017Exposure"/>
     <w:p>
       <w:pPr>
         <w:pStyle w:val="Bibliography"/>
       </w:pPr>
       <w:r>
-        <w:t xml:space="preserve">Kilpatrick, A. M., Salkeld, D. J., Titcomb, G., &amp; Hahn, M. B. (2017). Conservation of biodiversity as a strategy for improving human health and well-being.</w:t>
-      </w:r>
-      <w:r>
-        <w:t xml:space="preserve"> </w:t>
-      </w:r>
-      <w:r>
-        <w:rPr>
-          <w:i/>
-          <w:iCs/>
-        </w:rPr>
-        <w:t xml:space="preserve">Philosophical Transactions of the Royal Society B: Biological Sciences</w:t>
+        <w:t xml:space="preserve">Kim, K.-H., Kabir, E., &amp; Jahan, S. A. (2017). Exposure to pesticides and the associated human health effects.</w:t>
+      </w:r>
+      <w:r>
+        <w:t xml:space="preserve"> </w:t>
+      </w:r>
+      <w:r>
+        <w:rPr>
+          <w:i/>
+          <w:iCs/>
+        </w:rPr>
+        <w:t xml:space="preserve">Science of The Total Environment</w:t>
       </w:r>
       <w:r>
         <w:t xml:space="preserve">,</w:t>
@@ -4168,53 +4576,6 @@
           <w:i/>
           <w:iCs/>
         </w:rPr>
-        <w:t xml:space="preserve">372</w:t>
-      </w:r>
-      <w:r>
-        <w:t xml:space="preserve">(1722), 20160131.</w:t>
-      </w:r>
-      <w:r>
-        <w:t xml:space="preserve"> </w:t>
-      </w:r>
-      <w:hyperlink r:id="rId67">
-        <w:r>
-          <w:rPr>
-            <w:rStyle w:val="Hyperlink"/>
-          </w:rPr>
-          <w:t xml:space="preserve">https://doi.org/10.1098/rstb.2016.0131</w:t>
-        </w:r>
-      </w:hyperlink>
-    </w:p>
-    <w:bookmarkEnd w:id="68"/>
-    <w:bookmarkStart w:id="70" w:name="ref-Kim2017Exposure"/>
-    <w:p>
-      <w:pPr>
-        <w:pStyle w:val="Bibliography"/>
-      </w:pPr>
-      <w:r>
-        <w:t xml:space="preserve">Kim, K.-H., Kabir, E., &amp; Jahan, S. A. (2017). Exposure to pesticides and the associated human health effects.</w:t>
-      </w:r>
-      <w:r>
-        <w:t xml:space="preserve"> </w:t>
-      </w:r>
-      <w:r>
-        <w:rPr>
-          <w:i/>
-          <w:iCs/>
-        </w:rPr>
-        <w:t xml:space="preserve">Science of The Total Environment</w:t>
-      </w:r>
-      <w:r>
-        <w:t xml:space="preserve">,</w:t>
-      </w:r>
-      <w:r>
-        <w:t xml:space="preserve"> </w:t>
-      </w:r>
-      <w:r>
-        <w:rPr>
-          <w:i/>
-          <w:iCs/>
-        </w:rPr>
         <w:t xml:space="preserve">575</w:t>
       </w:r>
       <w:r>
@@ -4223,7 +4584,7 @@
       <w:r>
         <w:t xml:space="preserve"> </w:t>
       </w:r>
-      <w:hyperlink r:id="rId69">
+      <w:hyperlink r:id="rId75">
         <w:r>
           <w:rPr>
             <w:rStyle w:val="Hyperlink"/>
@@ -4232,8 +4593,8 @@
         </w:r>
       </w:hyperlink>
     </w:p>
-    <w:bookmarkEnd w:id="70"/>
-    <w:bookmarkStart w:id="71" w:name="ref-Kirsop-Taylor2022Chapter"/>
+    <w:bookmarkEnd w:id="76"/>
+    <w:bookmarkStart w:id="77" w:name="ref-Kirsop-Taylor2022Chapter"/>
     <w:p>
       <w:pPr>
         <w:pStyle w:val="Bibliography"/>
@@ -4286,8 +4647,8 @@
         <w:t xml:space="preserve">(Handbook on the Governance of Sustainable Development).</w:t>
       </w:r>
     </w:p>
-    <w:bookmarkEnd w:id="71"/>
-    <w:bookmarkStart w:id="72" w:name="ref-Lehtonen2015Chapter"/>
+    <w:bookmarkEnd w:id="77"/>
+    <w:bookmarkStart w:id="78" w:name="ref-Lehtonen2015Chapter"/>
     <w:p>
       <w:pPr>
         <w:pStyle w:val="Bibliography"/>
@@ -4333,8 +4694,8 @@
         <w:t xml:space="preserve">(The Tools of Policy Formulation).</w:t>
       </w:r>
     </w:p>
-    <w:bookmarkEnd w:id="72"/>
-    <w:bookmarkStart w:id="74" w:name="ref-Lerner2015Concept"/>
+    <w:bookmarkEnd w:id="78"/>
+    <w:bookmarkStart w:id="80" w:name="ref-Lerner2015Concept"/>
     <w:p>
       <w:pPr>
         <w:pStyle w:val="Bibliography"/>
@@ -4392,7 +4753,7 @@
       <w:r>
         <w:t xml:space="preserve"> </w:t>
       </w:r>
-      <w:hyperlink r:id="rId73">
+      <w:hyperlink r:id="rId79">
         <w:r>
           <w:rPr>
             <w:rStyle w:val="Hyperlink"/>
@@ -4401,8 +4762,8 @@
         </w:r>
       </w:hyperlink>
     </w:p>
-    <w:bookmarkEnd w:id="74"/>
-    <w:bookmarkStart w:id="76" w:name="ref-Lerner2017Comparison"/>
+    <w:bookmarkEnd w:id="80"/>
+    <w:bookmarkStart w:id="82" w:name="ref-Lerner2017Comparison"/>
     <w:p>
       <w:pPr>
         <w:pStyle w:val="Bibliography"/>
@@ -4499,7 +4860,7 @@
       <w:r>
         <w:t xml:space="preserve"> </w:t>
       </w:r>
-      <w:hyperlink r:id="rId75">
+      <w:hyperlink r:id="rId81">
         <w:r>
           <w:rPr>
             <w:rStyle w:val="Hyperlink"/>
@@ -4508,8 +4869,8 @@
         </w:r>
       </w:hyperlink>
     </w:p>
-    <w:bookmarkEnd w:id="76"/>
-    <w:bookmarkStart w:id="78" w:name="ref-Mahmood2016Effects"/>
+    <w:bookmarkEnd w:id="82"/>
+    <w:bookmarkStart w:id="84" w:name="ref-Mahmood2016Effects"/>
     <w:p>
       <w:pPr>
         <w:pStyle w:val="Bibliography"/>
@@ -4676,7 +5037,7 @@
       <w:r>
         <w:t xml:space="preserve"> </w:t>
       </w:r>
-      <w:hyperlink r:id="rId77">
+      <w:hyperlink r:id="rId83">
         <w:r>
           <w:rPr>
             <w:rStyle w:val="Hyperlink"/>
@@ -4685,8 +5046,8 @@
         </w:r>
       </w:hyperlink>
     </w:p>
-    <w:bookmarkEnd w:id="78"/>
-    <w:bookmarkStart w:id="80" w:name="ref-Mallatt2021Debunking"/>
+    <w:bookmarkEnd w:id="84"/>
+    <w:bookmarkStart w:id="86" w:name="ref-Mallatt2021Debunking"/>
     <w:p>
       <w:pPr>
         <w:pStyle w:val="Bibliography"/>
@@ -4723,7 +5084,7 @@
       <w:r>
         <w:t xml:space="preserve"> </w:t>
       </w:r>
-      <w:hyperlink r:id="rId79">
+      <w:hyperlink r:id="rId85">
         <w:r>
           <w:rPr>
             <w:rStyle w:val="Hyperlink"/>
@@ -4732,8 +5093,8 @@
         </w:r>
       </w:hyperlink>
     </w:p>
-    <w:bookmarkEnd w:id="80"/>
-    <w:bookmarkStart w:id="82" w:name="ref-Nicholson2012Making"/>
+    <w:bookmarkEnd w:id="86"/>
+    <w:bookmarkStart w:id="88" w:name="ref-Nicholson2012Making"/>
     <w:p>
       <w:pPr>
         <w:pStyle w:val="Bibliography"/>
@@ -4779,7 +5140,7 @@
       <w:r>
         <w:t xml:space="preserve"> </w:t>
       </w:r>
-      <w:hyperlink r:id="rId81">
+      <w:hyperlink r:id="rId87">
         <w:r>
           <w:rPr>
             <w:rStyle w:val="Hyperlink"/>
@@ -4788,8 +5149,8 @@
         </w:r>
       </w:hyperlink>
     </w:p>
-    <w:bookmarkEnd w:id="82"/>
-    <w:bookmarkStart w:id="84" w:name="ref-PanelOHHLEP2022Onea"/>
+    <w:bookmarkEnd w:id="88"/>
+    <w:bookmarkStart w:id="90" w:name="ref-PanelOHHLEP2022Onea"/>
     <w:p>
       <w:pPr>
         <w:pStyle w:val="Bibliography"/>
@@ -4847,7 +5208,7 @@
       <w:r>
         <w:t xml:space="preserve"> </w:t>
       </w:r>
-      <w:hyperlink r:id="rId83">
+      <w:hyperlink r:id="rId89">
         <w:r>
           <w:rPr>
             <w:rStyle w:val="Hyperlink"/>
@@ -4856,8 +5217,8 @@
         </w:r>
       </w:hyperlink>
     </w:p>
-    <w:bookmarkEnd w:id="84"/>
-    <w:bookmarkStart w:id="86" w:name="ref-Poisot2025Biodiversity"/>
+    <w:bookmarkEnd w:id="90"/>
+    <w:bookmarkStart w:id="92" w:name="ref-Poisot2025Biodiversity"/>
     <w:p>
       <w:pPr>
         <w:pStyle w:val="Bibliography"/>
@@ -4881,7 +5242,7 @@
       <w:r>
         <w:t xml:space="preserve"> </w:t>
       </w:r>
-      <w:hyperlink r:id="rId85">
+      <w:hyperlink r:id="rId91">
         <w:r>
           <w:rPr>
             <w:rStyle w:val="Hyperlink"/>
@@ -4890,8 +5251,8 @@
         </w:r>
       </w:hyperlink>
     </w:p>
-    <w:bookmarkEnd w:id="86"/>
-    <w:bookmarkStart w:id="87" w:name="ref-Organization2022One"/>
+    <w:bookmarkEnd w:id="92"/>
+    <w:bookmarkStart w:id="93" w:name="ref-Organization2022One"/>
     <w:p>
       <w:pPr>
         <w:pStyle w:val="Bibliography"/>
@@ -4969,8 +5330,8 @@
         <w:t xml:space="preserve">. World Health Organization.</w:t>
       </w:r>
     </w:p>
-    <w:bookmarkEnd w:id="87"/>
-    <w:bookmarkStart w:id="89" w:name="ref-Rabinowitz2013Linksa"/>
+    <w:bookmarkEnd w:id="93"/>
+    <w:bookmarkStart w:id="95" w:name="ref-Rabinowitz2013Linksa"/>
     <w:p>
       <w:pPr>
         <w:pStyle w:val="Bibliography"/>
@@ -5007,7 +5368,7 @@
       <w:r>
         <w:t xml:space="preserve"> </w:t>
       </w:r>
-      <w:hyperlink r:id="rId88">
+      <w:hyperlink r:id="rId94">
         <w:r>
           <w:rPr>
             <w:rStyle w:val="Hyperlink"/>
@@ -5016,8 +5377,8 @@
         </w:r>
       </w:hyperlink>
     </w:p>
-    <w:bookmarkEnd w:id="89"/>
-    <w:bookmarkStart w:id="90" w:name="ref-Rapport1989What"/>
+    <w:bookmarkEnd w:id="95"/>
+    <w:bookmarkStart w:id="96" w:name="ref-Rapport1989What"/>
     <w:p>
       <w:pPr>
         <w:pStyle w:val="Bibliography"/>
@@ -5061,8 +5422,8 @@
         <w:t xml:space="preserve">(1), 120–132.</w:t>
       </w:r>
     </w:p>
-    <w:bookmarkEnd w:id="90"/>
-    <w:bookmarkStart w:id="92" w:name="ref-Robinson2024Biodiversity"/>
+    <w:bookmarkEnd w:id="96"/>
+    <w:bookmarkStart w:id="98" w:name="ref-Robinson2024Biodiversity"/>
     <w:p>
       <w:pPr>
         <w:pStyle w:val="Bibliography"/>
@@ -5111,7 +5472,7 @@
       <w:r>
         <w:t xml:space="preserve"> </w:t>
       </w:r>
-      <w:hyperlink r:id="rId91">
+      <w:hyperlink r:id="rId97">
         <w:r>
           <w:rPr>
             <w:rStyle w:val="Hyperlink"/>
@@ -5120,8 +5481,8 @@
         </w:r>
       </w:hyperlink>
     </w:p>
-    <w:bookmarkEnd w:id="92"/>
-    <w:bookmarkStart w:id="94" w:name="ref-Schaeffer1988Ecosystem"/>
+    <w:bookmarkEnd w:id="98"/>
+    <w:bookmarkStart w:id="100" w:name="ref-Schaeffer1988Ecosystem"/>
     <w:p>
       <w:pPr>
         <w:pStyle w:val="Bibliography"/>
@@ -5179,7 +5540,7 @@
       <w:r>
         <w:t xml:space="preserve"> </w:t>
       </w:r>
-      <w:hyperlink r:id="rId93">
+      <w:hyperlink r:id="rId99">
         <w:r>
           <w:rPr>
             <w:rStyle w:val="Hyperlink"/>
@@ -5188,8 +5549,8 @@
         </w:r>
       </w:hyperlink>
     </w:p>
-    <w:bookmarkEnd w:id="94"/>
-    <w:bookmarkStart w:id="96" w:name="ref-Srange2005Plant"/>
+    <w:bookmarkEnd w:id="100"/>
+    <w:bookmarkStart w:id="102" w:name="ref-Srange2005Plant"/>
     <w:p>
       <w:pPr>
         <w:pStyle w:val="Bibliography"/>
@@ -5256,7 +5617,7 @@
       <w:r>
         <w:t xml:space="preserve"> </w:t>
       </w:r>
-      <w:hyperlink r:id="rId95">
+      <w:hyperlink r:id="rId101">
         <w:r>
           <w:rPr>
             <w:rStyle w:val="Hyperlink"/>
@@ -5265,8 +5626,8 @@
         </w:r>
       </w:hyperlink>
     </w:p>
-    <w:bookmarkEnd w:id="96"/>
-    <w:bookmarkStart w:id="97" w:name="ref-KMGBF"/>
+    <w:bookmarkEnd w:id="102"/>
+    <w:bookmarkStart w:id="103" w:name="ref-KMGBF"/>
     <w:p>
       <w:pPr>
         <w:pStyle w:val="Bibliography"/>
@@ -5295,8 +5656,8 @@
         <w:t xml:space="preserve">. United Nations Environment Programme. Decision no. CBD/COP/DEC/15/4.</w:t>
       </w:r>
     </w:p>
-    <w:bookmarkEnd w:id="97"/>
-    <w:bookmarkStart w:id="98" w:name="ref-Mechanisms"/>
+    <w:bookmarkEnd w:id="103"/>
+    <w:bookmarkStart w:id="104" w:name="ref-Mechanisms"/>
     <w:p>
       <w:pPr>
         <w:pStyle w:val="Bibliography"/>
@@ -5318,8 +5679,8 @@
         <w:t xml:space="preserve">. United Nations Environment Programme. Decision no. CBD/COP/DEC/15/6.</w:t>
       </w:r>
     </w:p>
-    <w:bookmarkEnd w:id="98"/>
-    <w:bookmarkStart w:id="99" w:name="ref-Global"/>
+    <w:bookmarkEnd w:id="104"/>
+    <w:bookmarkStart w:id="105" w:name="ref-Global"/>
     <w:p>
       <w:pPr>
         <w:pStyle w:val="Bibliography"/>
@@ -5411,8 +5772,8 @@
         <w:t xml:space="preserve">. United Nations Environment Programme. Decision no. CBD/COP/DEC/16/19.</w:t>
       </w:r>
     </w:p>
-    <w:bookmarkEnd w:id="99"/>
-    <w:bookmarkStart w:id="100" w:name="ref-Monitoring"/>
+    <w:bookmarkEnd w:id="105"/>
+    <w:bookmarkStart w:id="106" w:name="ref-Monitoring"/>
     <w:p>
       <w:pPr>
         <w:pStyle w:val="Bibliography"/>
@@ -5448,8 +5809,8 @@
         <w:t xml:space="preserve">. United Nations Environment Programme. Decision no. CBD/COP/16/L.26/Rev.1.</w:t>
       </w:r>
     </w:p>
-    <w:bookmarkEnd w:id="100"/>
-    <w:bookmarkStart w:id="101" w:name="ref-Indicators"/>
+    <w:bookmarkEnd w:id="106"/>
+    <w:bookmarkStart w:id="107" w:name="ref-Indicators"/>
     <w:p>
       <w:pPr>
         <w:pStyle w:val="Bibliography"/>
@@ -5492,8 +5853,8 @@
         <w:t xml:space="preserve">. https://www.gbf-indicators.org/.</w:t>
       </w:r>
     </w:p>
-    <w:bookmarkEnd w:id="101"/>
-    <w:bookmarkStart w:id="103" w:name="ref-Webb2019What"/>
+    <w:bookmarkEnd w:id="107"/>
+    <w:bookmarkStart w:id="109" w:name="ref-Webb2019What"/>
     <w:p>
       <w:pPr>
         <w:pStyle w:val="Bibliography"/>
@@ -5530,7 +5891,7 @@
       <w:r>
         <w:t xml:space="preserve"> </w:t>
       </w:r>
-      <w:hyperlink r:id="rId102">
+      <w:hyperlink r:id="rId108">
         <w:r>
           <w:rPr>
             <w:rStyle w:val="Hyperlink"/>
@@ -5539,8 +5900,8 @@
         </w:r>
       </w:hyperlink>
     </w:p>
-    <w:bookmarkEnd w:id="103"/>
-    <w:bookmarkStart w:id="104" w:name="ref-Preamble"/>
+    <w:bookmarkEnd w:id="109"/>
+    <w:bookmarkStart w:id="110" w:name="ref-Preamble"/>
     <w:p>
       <w:pPr>
         <w:pStyle w:val="Bibliography"/>
@@ -5681,8 +6042,8 @@
         <w:t xml:space="preserve">.</w:t>
       </w:r>
     </w:p>
-    <w:bookmarkEnd w:id="104"/>
-    <w:bookmarkStart w:id="105" w:name="ref-Who"/>
+    <w:bookmarkEnd w:id="110"/>
+    <w:bookmarkStart w:id="111" w:name="ref-Who"/>
     <w:p>
       <w:pPr>
         <w:pStyle w:val="Bibliography"/>
@@ -5704,8 +6065,8 @@
         <w:t xml:space="preserve">. Seventy-eighth World Health Assembly. WHA78.1.</w:t>
       </w:r>
     </w:p>
-    <w:bookmarkEnd w:id="105"/>
-    <w:bookmarkStart w:id="107" w:name="ref-Winkler2025Lancet"/>
+    <w:bookmarkEnd w:id="111"/>
+    <w:bookmarkStart w:id="113" w:name="ref-Winkler2025Lancet"/>
     <w:p>
       <w:pPr>
         <w:pStyle w:val="Bibliography"/>
@@ -5751,7 +6112,7 @@
       <w:r>
         <w:t xml:space="preserve"> </w:t>
       </w:r>
-      <w:hyperlink r:id="rId106">
+      <w:hyperlink r:id="rId112">
         <w:r>
           <w:rPr>
             <w:rStyle w:val="Hyperlink"/>
@@ -5760,9 +6121,80 @@
         </w:r>
       </w:hyperlink>
     </w:p>
-    <w:bookmarkEnd w:id="107"/>
-    <w:bookmarkEnd w:id="108"/>
-    <w:bookmarkEnd w:id="109"/>
+    <w:bookmarkEnd w:id="113"/>
+    <w:bookmarkStart w:id="115" w:name="ref-Zhang2022Global"/>
+    <w:p>
+      <w:pPr>
+        <w:pStyle w:val="Bibliography"/>
+      </w:pPr>
+      <w:r>
+        <w:t xml:space="preserve">Zhang, X.-X., Liu, J.-S., Han, L.-F., Xia, S., Li, S.-Z., Li, O. Y., Kassegne, K., Li, M., Yin, K., Hu, Q.-Q., Xiu, L.-S., Zhu, Y.-Z., Huang, L.-Y., Wang, X.-C., Zhang, Y., Zhao, H.-Q., Yin, J.-X., Jiang, T.-G., Li, Q., … Zhou, X.-N. (2022). Towards a global</w:t>
+      </w:r>
+      <w:r>
+        <w:t xml:space="preserve"> </w:t>
+      </w:r>
+      <w:r>
+        <w:t xml:space="preserve">One Health</w:t>
+      </w:r>
+      <w:r>
+        <w:t xml:space="preserve"> </w:t>
+      </w:r>
+      <w:r>
+        <w:t xml:space="preserve">index: A potential assessment tool for</w:t>
+      </w:r>
+      <w:r>
+        <w:t xml:space="preserve"> </w:t>
+      </w:r>
+      <w:r>
+        <w:t xml:space="preserve">One Health</w:t>
+      </w:r>
+      <w:r>
+        <w:t xml:space="preserve"> </w:t>
+      </w:r>
+      <w:r>
+        <w:t xml:space="preserve">performance.</w:t>
+      </w:r>
+      <w:r>
+        <w:t xml:space="preserve"> </w:t>
+      </w:r>
+      <w:r>
+        <w:rPr>
+          <w:i/>
+          <w:iCs/>
+        </w:rPr>
+        <w:t xml:space="preserve">Infectious Diseases of Poverty</w:t>
+      </w:r>
+      <w:r>
+        <w:t xml:space="preserve">,</w:t>
+      </w:r>
+      <w:r>
+        <w:t xml:space="preserve"> </w:t>
+      </w:r>
+      <w:r>
+        <w:rPr>
+          <w:i/>
+          <w:iCs/>
+        </w:rPr>
+        <w:t xml:space="preserve">11</w:t>
+      </w:r>
+      <w:r>
+        <w:t xml:space="preserve">(1), 57.</w:t>
+      </w:r>
+      <w:r>
+        <w:t xml:space="preserve"> </w:t>
+      </w:r>
+      <w:hyperlink r:id="rId114">
+        <w:r>
+          <w:rPr>
+            <w:rStyle w:val="Hyperlink"/>
+          </w:rPr>
+          <w:t xml:space="preserve">https://doi.org/10.1186/s40249-022-00979-9</w:t>
+        </w:r>
+      </w:hyperlink>
+    </w:p>
+    <w:bookmarkEnd w:id="115"/>
+    <w:bookmarkEnd w:id="116"/>
+    <w:bookmarkEnd w:id="117"/>
     <w:sectPr>
       <w:footnotePr>
         <w:numRestart w:val="eachSect"/>

--- a/index.docx
+++ b/index.docx
@@ -71,7 +71,7 @@
         <w:pStyle w:val="Date"/>
       </w:pPr>
       <w:r>
-        <w:t xml:space="preserve">2026-06-01</w:t>
+        <w:t xml:space="preserve">2026-06-22</w:t>
       </w:r>
     </w:p>
     <w:p>
@@ -2921,7 +2921,7 @@
         <w:t xml:space="preserve"> </w:t>
       </w:r>
       <w:r>
-        <w:t xml:space="preserve">category, where only 52% of the indicators can be used(</w:t>
+        <w:t xml:space="preserve">category, where only 52% of the indicators can be used (</w:t>
       </w:r>
       <w:hyperlink w:anchor="fig-use-GAP">
         <w:r>
